--- a/WebContent/docx/子宫内膜癌检测报告-阿克曼.docx
+++ b/WebContent/docx/子宫内膜癌检测报告-阿克曼.docx
@@ -1663,8 +1663,6 @@
         </w:rPr>
         <w:t>微卫星不稳定（MSI）检测结果</w:t>
       </w:r>
-      <w:bookmarkStart w:id="153" w:name="_GoBack"/>
-      <w:bookmarkEnd w:id="153"/>
       <w:r>
         <w:rPr>
           <w:rFonts w:hint="eastAsia" w:ascii="Times New Roman" w:hAnsi="Times New Roman" w:eastAsia="微软雅黑" w:cs="Times New Roman"/>
@@ -3758,15 +3756,15 @@
         </w:rPr>
       </w:pPr>
       <w:bookmarkStart w:id="2" w:name="_Toc13806"/>
-      <w:bookmarkStart w:id="3" w:name="_Toc21009_WPSOffice_Level1"/>
+      <w:bookmarkStart w:id="3" w:name="_Toc30143_WPSOffice_Level1"/>
       <w:bookmarkStart w:id="4" w:name="_Toc24397"/>
-      <w:bookmarkStart w:id="5" w:name="_Toc8154"/>
-      <w:bookmarkStart w:id="6" w:name="_Toc30143_WPSOffice_Level1"/>
-      <w:bookmarkStart w:id="7" w:name="_Toc106294392"/>
-      <w:bookmarkStart w:id="8" w:name="_Toc32054"/>
-      <w:bookmarkStart w:id="9" w:name="_Toc21669"/>
-      <w:bookmarkStart w:id="10" w:name="_Toc24178_WPSOffice_Level1"/>
-      <w:bookmarkStart w:id="11" w:name="_Toc27500"/>
+      <w:bookmarkStart w:id="5" w:name="_Toc27500"/>
+      <w:bookmarkStart w:id="6" w:name="_Toc24178_WPSOffice_Level1"/>
+      <w:bookmarkStart w:id="7" w:name="_Toc21009_WPSOffice_Level1"/>
+      <w:bookmarkStart w:id="8" w:name="_Toc106294392"/>
+      <w:bookmarkStart w:id="9" w:name="_Toc8154"/>
+      <w:bookmarkStart w:id="10" w:name="_Toc32054"/>
+      <w:bookmarkStart w:id="11" w:name="_Toc21669"/>
       <w:r>
         <w:rPr>
           <w:rFonts w:ascii="Times New Roman" w:hAnsi="Times New Roman"/>
@@ -4629,15 +4627,15 @@
           </w14:shadow>
         </w:rPr>
       </w:pPr>
-      <w:bookmarkStart w:id="12" w:name="_Toc17451"/>
-      <w:bookmarkStart w:id="13" w:name="_Toc106294393"/>
-      <w:bookmarkStart w:id="14" w:name="_Toc9347"/>
-      <w:bookmarkStart w:id="15" w:name="_Toc11015_WPSOffice_Level1"/>
-      <w:bookmarkStart w:id="16" w:name="_Toc7021_WPSOffice_Level1"/>
-      <w:bookmarkStart w:id="17" w:name="_Toc11465"/>
-      <w:bookmarkStart w:id="18" w:name="_Toc18062_WPSOffice_Level1"/>
-      <w:bookmarkStart w:id="19" w:name="_Toc19594"/>
-      <w:bookmarkStart w:id="20" w:name="_Toc10518"/>
+      <w:bookmarkStart w:id="12" w:name="_Toc18062_WPSOffice_Level1"/>
+      <w:bookmarkStart w:id="13" w:name="_Toc11465"/>
+      <w:bookmarkStart w:id="14" w:name="_Toc10518"/>
+      <w:bookmarkStart w:id="15" w:name="_Toc17451"/>
+      <w:bookmarkStart w:id="16" w:name="_Toc9347"/>
+      <w:bookmarkStart w:id="17" w:name="_Toc11015_WPSOffice_Level1"/>
+      <w:bookmarkStart w:id="18" w:name="_Toc106294393"/>
+      <w:bookmarkStart w:id="19" w:name="_Toc7021_WPSOffice_Level1"/>
+      <w:bookmarkStart w:id="20" w:name="_Toc19594"/>
       <w:bookmarkStart w:id="21" w:name="_Toc3823"/>
       <w:r>
         <w:rPr>
@@ -4871,13 +4869,13 @@
         </w:rPr>
       </w:pPr>
       <w:bookmarkStart w:id="23" w:name="_Toc23369_WPSOffice_Level1"/>
-      <w:bookmarkStart w:id="24" w:name="_Toc18058"/>
-      <w:bookmarkStart w:id="25" w:name="_Toc6221_WPSOffice_Level1"/>
-      <w:bookmarkStart w:id="26" w:name="_Toc25920"/>
-      <w:bookmarkStart w:id="27" w:name="_Toc1410"/>
-      <w:bookmarkStart w:id="28" w:name="_Toc3871"/>
-      <w:bookmarkStart w:id="29" w:name="_Toc106294395"/>
-      <w:bookmarkStart w:id="30" w:name="_Toc4088"/>
+      <w:bookmarkStart w:id="24" w:name="_Toc6221_WPSOffice_Level1"/>
+      <w:bookmarkStart w:id="25" w:name="_Toc3871"/>
+      <w:bookmarkStart w:id="26" w:name="_Toc4088"/>
+      <w:bookmarkStart w:id="27" w:name="_Toc18058"/>
+      <w:bookmarkStart w:id="28" w:name="_Toc106294395"/>
+      <w:bookmarkStart w:id="29" w:name="_Toc25920"/>
+      <w:bookmarkStart w:id="30" w:name="_Toc1410"/>
       <w:bookmarkStart w:id="31" w:name="_Toc5802"/>
       <w:r>
         <w:rPr>
@@ -4948,11 +4946,11 @@
           <w:lang w:eastAsia="zh-CN"/>
         </w:rPr>
       </w:pPr>
-      <w:bookmarkStart w:id="32" w:name="_Toc149837254"/>
+      <w:bookmarkStart w:id="32" w:name="_Toc26045"/>
       <w:bookmarkStart w:id="33" w:name="_Toc13550"/>
-      <w:bookmarkStart w:id="34" w:name="_Toc15649"/>
-      <w:bookmarkStart w:id="35" w:name="_Toc25729"/>
-      <w:bookmarkStart w:id="36" w:name="_Toc26045"/>
+      <w:bookmarkStart w:id="34" w:name="_Toc25729"/>
+      <w:bookmarkStart w:id="35" w:name="_Toc15649"/>
+      <w:bookmarkStart w:id="36" w:name="_Toc149837254"/>
       <w:r>
         <w:rPr>
           <w:rFonts w:hint="eastAsia" w:ascii="Times New Roman" w:hAnsi="Times New Roman"/>
@@ -11303,18 +11301,18 @@
         <mc:AlternateContent>
           <mc:Choice Requires="wpg">
             <w:drawing>
-              <wp:anchor distT="0" distB="0" distL="114300" distR="114300" simplePos="0" relativeHeight="251661312" behindDoc="0" locked="0" layoutInCell="1" allowOverlap="1">
+              <wp:anchor distT="0" distB="0" distL="114300" distR="114300" simplePos="0" relativeHeight="251665408" behindDoc="0" locked="0" layoutInCell="1" allowOverlap="1">
                 <wp:simplePos x="0" y="0"/>
                 <wp:positionH relativeFrom="column">
-                  <wp:posOffset>2806700</wp:posOffset>
+                  <wp:posOffset>2775585</wp:posOffset>
                 </wp:positionH>
                 <wp:positionV relativeFrom="paragraph">
-                  <wp:posOffset>33020</wp:posOffset>
+                  <wp:posOffset>80010</wp:posOffset>
                 </wp:positionV>
-                <wp:extent cx="2906395" cy="466090"/>
-                <wp:effectExtent l="0" t="0" r="8255" b="1270"/>
+                <wp:extent cx="2571115" cy="410210"/>
+                <wp:effectExtent l="0" t="0" r="4445" b="1270"/>
                 <wp:wrapNone/>
-                <wp:docPr id="53" name="组合 6"/>
+                <wp:docPr id="35" name="组合 16"/>
                 <wp:cNvGraphicFramePr/>
                 <a:graphic xmlns:a="http://schemas.openxmlformats.org/drawingml/2006/main">
                   <a:graphicData uri="http://schemas.microsoft.com/office/word/2010/wordprocessingGroup">
@@ -11322,15 +11320,15 @@
                       <wpg:cNvGrpSpPr/>
                       <wpg:grpSpPr>
                         <a:xfrm rot="0">
-                          <a:off x="3454400" y="1047750"/>
-                          <a:ext cx="2906395" cy="466090"/>
-                          <a:chOff x="10964" y="4438"/>
-                          <a:chExt cx="4577" cy="734"/>
+                          <a:off x="3423285" y="4040505"/>
+                          <a:ext cx="2571115" cy="410210"/>
+                          <a:chOff x="17956" y="38313"/>
+                          <a:chExt cx="4049" cy="646"/>
                         </a:xfrm>
                       </wpg:grpSpPr>
                       <pic:pic xmlns:pic="http://schemas.openxmlformats.org/drawingml/2006/picture">
                         <pic:nvPicPr>
-                          <pic:cNvPr id="30" name="图片 30" descr="微信图片_20220215110121"/>
+                          <pic:cNvPr id="12" name="图片 29" descr="IMG_256"/>
                           <pic:cNvPicPr>
                             <a:picLocks noChangeAspect="1"/>
                           </pic:cNvPicPr>
@@ -11339,18 +11337,17 @@
                           <a:blip r:embed="rId10">
                             <a:clrChange>
                               <a:clrFrom>
-                                <a:srgbClr val="A09D98">
+                                <a:srgbClr val="FFFFFF">
                                   <a:alpha val="100000"/>
                                 </a:srgbClr>
                               </a:clrFrom>
                               <a:clrTo>
-                                <a:srgbClr val="A09D98">
+                                <a:srgbClr val="FFFFFF">
                                   <a:alpha val="100000"/>
                                   <a:alpha val="0"/>
                                 </a:srgbClr>
                               </a:clrTo>
                             </a:clrChange>
-                            <a:biLevel thresh="50000"/>
                           </a:blip>
                           <a:stretch>
                             <a:fillRect/>
@@ -11358,51 +11355,40 @@
                         </pic:blipFill>
                         <pic:spPr>
                           <a:xfrm>
-                            <a:off x="10964" y="4458"/>
-                            <a:ext cx="1234" cy="715"/>
+                            <a:off x="21031" y="38313"/>
+                            <a:ext cx="975" cy="570"/>
                           </a:xfrm>
                           <a:prstGeom prst="rect">
                             <a:avLst/>
                           </a:prstGeom>
+                          <a:noFill/>
+                          <a:ln w="9525">
+                            <a:noFill/>
+                          </a:ln>
                         </pic:spPr>
                       </pic:pic>
                       <pic:pic xmlns:pic="http://schemas.openxmlformats.org/drawingml/2006/picture">
                         <pic:nvPicPr>
-                          <pic:cNvPr id="21" name="图片 34" descr="晓敏"/>
+                          <pic:cNvPr id="15" name="图片 15" descr="c9514d16fd70679bf0495aeebb03c72d_compress"/>
                           <pic:cNvPicPr>
                             <a:picLocks noChangeAspect="1"/>
                           </pic:cNvPicPr>
                         </pic:nvPicPr>
                         <pic:blipFill>
-                          <a:blip r:embed="rId11">
-                            <a:clrChange>
-                              <a:clrFrom>
-                                <a:srgbClr val="949FA1"/>
-                              </a:clrFrom>
-                              <a:clrTo>
-                                <a:srgbClr val="949FA1">
-                                  <a:alpha val="0"/>
-                                </a:srgbClr>
-                              </a:clrTo>
-                            </a:clrChange>
-                          </a:blip>
-                          <a:srcRect l="34062" t="26445" r="34097" b="9325"/>
+                          <a:blip r:embed="rId11"/>
+                          <a:srcRect l="21003" t="56913" r="27176" b="26386"/>
                           <a:stretch>
                             <a:fillRect/>
                           </a:stretch>
                         </pic:blipFill>
                         <pic:spPr>
-                          <a:xfrm rot="16200000">
-                            <a:off x="14524" y="3981"/>
-                            <a:ext cx="560" cy="1475"/>
+                          <a:xfrm>
+                            <a:off x="17956" y="38485"/>
+                            <a:ext cx="1550" cy="475"/>
                           </a:xfrm>
                           <a:prstGeom prst="rect">
                             <a:avLst/>
                           </a:prstGeom>
-                          <a:noFill/>
-                          <a:ln>
-                            <a:noFill/>
-                          </a:ln>
                         </pic:spPr>
                       </pic:pic>
                     </wpg:wgp>
@@ -11413,18 +11399,18 @@
           </mc:Choice>
           <mc:Fallback>
             <w:pict>
-              <v:group id="组合 6" o:spid="_x0000_s1026" o:spt="203" style="position:absolute;left:0pt;margin-left:221pt;margin-top:2.6pt;height:36.7pt;width:228.85pt;z-index:251661312;mso-width-relative:page;mso-height-relative:page;" coordorigin="10964,4438" coordsize="4577,734" o:gfxdata="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">
+              <v:group id="组合 16" o:spid="_x0000_s1026" o:spt="203" style="position:absolute;left:0pt;margin-left:218.55pt;margin-top:6.3pt;height:32.3pt;width:202.45pt;z-index:251665408;mso-width-relative:page;mso-height-relative:page;" coordorigin="17956,38313" coordsize="4049,646" o:gfxdata="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">
                 <o:lock v:ext="edit" aspectratio="f"/>
-                <v:shape id="_x0000_s1026" o:spid="_x0000_s1026" o:spt="75" alt="微信图片_20220215110121" type="#_x0000_t75" style="position:absolute;left:10964;top:4458;height:715;width:1234;" filled="f" o:preferrelative="t" stroked="f" coordsize="21600,21600" o:gfxdata="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">
+                <v:shape id="图片 29" o:spid="_x0000_s1026" o:spt="75" alt="IMG_256" type="#_x0000_t75" style="position:absolute;left:21031;top:38313;height:570;width:975;" filled="f" o:preferrelative="t" stroked="f" coordsize="21600,21600" o:gfxdata="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">
                   <v:fill on="f" focussize="0,0"/>
                   <v:stroke on="f"/>
-                  <v:imagedata r:id="rId10" grayscale="t" bilevel="t" chromakey="#A09D98" o:title=""/>
+                  <v:imagedata r:id="rId10" chromakey="#FFFFFF" o:title=""/>
                   <o:lock v:ext="edit" aspectratio="t"/>
                 </v:shape>
-                <v:shape id="图片 34" o:spid="_x0000_s1026" o:spt="75" alt="晓敏" type="#_x0000_t75" style="position:absolute;left:14524;top:3981;height:1475;width:560;rotation:-5898240f;" filled="f" o:preferrelative="t" stroked="f" coordsize="21600,21600" o:gfxdata="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">
+                <v:shape id="_x0000_s1026" o:spid="_x0000_s1026" o:spt="75" alt="c9514d16fd70679bf0495aeebb03c72d_compress" type="#_x0000_t75" style="position:absolute;left:17956;top:38485;height:475;width:1550;" filled="f" o:preferrelative="t" stroked="f" coordsize="21600,21600" o:gfxdata="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">
                   <v:fill on="f" focussize="0,0"/>
                   <v:stroke on="f"/>
-                  <v:imagedata r:id="rId11" cropleft="22323f" croptop="17331f" cropright="22346f" cropbottom="6111f" chromakey="#949FA1" o:title=""/>
+                  <v:imagedata r:id="rId11" cropleft="13765f" croptop="37299f" cropright="17810f" cropbottom="17292f" o:title=""/>
                   <o:lock v:ext="edit" aspectratio="t"/>
                 </v:shape>
               </v:group>
@@ -11797,8 +11783,9 @@
     <w:p>
       <w:pPr>
         <w:rPr>
+          <w:rFonts w:hint="default"/>
           <w:sz w:val="24"/>
-          <w:lang w:eastAsia="zh-CN"/>
+          <w:lang w:val="en-US" w:eastAsia="zh-CN"/>
         </w:rPr>
       </w:pPr>
     </w:p>
@@ -11819,15 +11806,15 @@
               <wp:anchor distT="0" distB="0" distL="114300" distR="114300" simplePos="0" relativeHeight="251662336" behindDoc="0" locked="0" layoutInCell="1" allowOverlap="1">
                 <wp:simplePos x="0" y="0"/>
                 <wp:positionH relativeFrom="column">
-                  <wp:posOffset>2767330</wp:posOffset>
+                  <wp:posOffset>2775585</wp:posOffset>
                 </wp:positionH>
                 <wp:positionV relativeFrom="paragraph">
-                  <wp:posOffset>26035</wp:posOffset>
+                  <wp:posOffset>88900</wp:posOffset>
                 </wp:positionV>
-                <wp:extent cx="2779395" cy="453390"/>
-                <wp:effectExtent l="0" t="0" r="1905" b="3810"/>
+                <wp:extent cx="2675255" cy="361950"/>
+                <wp:effectExtent l="0" t="0" r="0" b="3810"/>
                 <wp:wrapNone/>
-                <wp:docPr id="56" name="组合 1"/>
+                <wp:docPr id="37" name="组合 30"/>
                 <wp:cNvGraphicFramePr/>
                 <a:graphic xmlns:a="http://schemas.openxmlformats.org/drawingml/2006/main">
                   <a:graphicData uri="http://schemas.microsoft.com/office/word/2010/wordprocessingGroup">
@@ -11835,54 +11822,39 @@
                       <wpg:cNvGrpSpPr/>
                       <wpg:grpSpPr>
                         <a:xfrm rot="0">
-                          <a:off x="3415030" y="2164715"/>
-                          <a:ext cx="2779395" cy="453390"/>
-                          <a:chOff x="7101" y="6197"/>
-                          <a:chExt cx="4377" cy="714"/>
+                          <a:off x="3423285" y="5173345"/>
+                          <a:ext cx="2675255" cy="361950"/>
+                          <a:chOff x="17956" y="40098"/>
+                          <a:chExt cx="4213" cy="570"/>
                         </a:xfrm>
                       </wpg:grpSpPr>
                       <pic:pic xmlns:pic="http://schemas.openxmlformats.org/drawingml/2006/picture">
                         <pic:nvPicPr>
-                          <pic:cNvPr id="59" name="图片 34" descr="晓敏"/>
+                          <pic:cNvPr id="5" name="图片 1" descr="24f613a0-66be-430b-9e80-270d3393fac5"/>
                           <pic:cNvPicPr>
                             <a:picLocks noChangeAspect="1"/>
                           </pic:cNvPicPr>
                         </pic:nvPicPr>
                         <pic:blipFill>
-                          <a:blip r:embed="rId11">
-                            <a:clrChange>
-                              <a:clrFrom>
-                                <a:srgbClr val="949FA1"/>
-                              </a:clrFrom>
-                              <a:clrTo>
-                                <a:srgbClr val="949FA1">
-                                  <a:alpha val="0"/>
-                                </a:srgbClr>
-                              </a:clrTo>
-                            </a:clrChange>
-                          </a:blip>
-                          <a:srcRect l="34062" t="26445" r="34097" b="9325"/>
+                          <a:blip r:embed="rId12"/>
+                          <a:srcRect l="43292" t="26660" r="21693" b="24394"/>
                           <a:stretch>
                             <a:fillRect/>
                           </a:stretch>
                         </pic:blipFill>
                         <pic:spPr>
                           <a:xfrm rot="16200000">
-                            <a:off x="7558" y="5850"/>
-                            <a:ext cx="560" cy="1475"/>
+                            <a:off x="18366" y="39740"/>
+                            <a:ext cx="506" cy="1327"/>
                           </a:xfrm>
                           <a:prstGeom prst="rect">
                             <a:avLst/>
                           </a:prstGeom>
-                          <a:noFill/>
-                          <a:ln>
-                            <a:noFill/>
-                          </a:ln>
                         </pic:spPr>
                       </pic:pic>
                       <pic:pic xmlns:pic="http://schemas.openxmlformats.org/drawingml/2006/picture">
                         <pic:nvPicPr>
-                          <pic:cNvPr id="45" name="图片 45" descr="微信图片_20220215110121"/>
+                          <pic:cNvPr id="29" name="图片 29" descr="IMG_256"/>
                           <pic:cNvPicPr>
                             <a:picLocks noChangeAspect="1"/>
                           </pic:cNvPicPr>
@@ -11891,18 +11863,17 @@
                           <a:blip r:embed="rId10">
                             <a:clrChange>
                               <a:clrFrom>
-                                <a:srgbClr val="A09D98">
+                                <a:srgbClr val="FFFFFF">
                                   <a:alpha val="100000"/>
                                 </a:srgbClr>
                               </a:clrFrom>
                               <a:clrTo>
-                                <a:srgbClr val="A09D98">
+                                <a:srgbClr val="FFFFFF">
                                   <a:alpha val="100000"/>
                                   <a:alpha val="0"/>
                                 </a:srgbClr>
                               </a:clrTo>
                             </a:clrChange>
-                            <a:biLevel thresh="50000"/>
                           </a:blip>
                           <a:stretch>
                             <a:fillRect/>
@@ -11910,12 +11881,16 @@
                         </pic:blipFill>
                         <pic:spPr>
                           <a:xfrm>
-                            <a:off x="10244" y="6197"/>
-                            <a:ext cx="1234" cy="715"/>
+                            <a:off x="21195" y="40098"/>
+                            <a:ext cx="975" cy="570"/>
                           </a:xfrm>
                           <a:prstGeom prst="rect">
                             <a:avLst/>
                           </a:prstGeom>
+                          <a:noFill/>
+                          <a:ln w="9525">
+                            <a:noFill/>
+                          </a:ln>
                         </pic:spPr>
                       </pic:pic>
                     </wpg:wgp>
@@ -11926,18 +11901,18 @@
           </mc:Choice>
           <mc:Fallback>
             <w:pict>
-              <v:group id="组合 1" o:spid="_x0000_s1026" o:spt="203" style="position:absolute;left:0pt;margin-left:217.9pt;margin-top:2.05pt;height:35.7pt;width:218.85pt;z-index:251662336;mso-width-relative:page;mso-height-relative:page;" coordorigin="7101,6197" coordsize="4377,714" o:gfxdata="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">
+              <v:group id="组合 30" o:spid="_x0000_s1026" o:spt="203" style="position:absolute;left:0pt;margin-left:218.55pt;margin-top:7pt;height:28.5pt;width:210.65pt;z-index:251662336;mso-width-relative:page;mso-height-relative:page;" coordorigin="17956,40098" coordsize="4213,570" o:gfxdata="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">
                 <o:lock v:ext="edit" aspectratio="f"/>
-                <v:shape id="图片 34" o:spid="_x0000_s1026" o:spt="75" alt="晓敏" type="#_x0000_t75" style="position:absolute;left:7558;top:5850;height:1475;width:560;rotation:-5898240f;" filled="f" o:preferrelative="t" stroked="f" coordsize="21600,21600" o:gfxdata="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">
+                <v:shape id="图片 1" o:spid="_x0000_s1026" o:spt="75" alt="24f613a0-66be-430b-9e80-270d3393fac5" type="#_x0000_t75" style="position:absolute;left:18366;top:39740;height:1327;width:506;rotation:-5898240f;" filled="f" o:preferrelative="t" stroked="f" coordsize="21600,21600" o:gfxdata="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">
                   <v:fill on="f" focussize="0,0"/>
                   <v:stroke on="f"/>
-                  <v:imagedata r:id="rId11" cropleft="22323f" croptop="17331f" cropright="22346f" cropbottom="6111f" chromakey="#949FA1" o:title=""/>
+                  <v:imagedata r:id="rId12" cropleft="28372f" croptop="17472f" cropright="14217f" cropbottom="15987f" o:title=""/>
                   <o:lock v:ext="edit" aspectratio="t"/>
                 </v:shape>
-                <v:shape id="_x0000_s1026" o:spid="_x0000_s1026" o:spt="75" alt="微信图片_20220215110121" type="#_x0000_t75" style="position:absolute;left:10244;top:6197;height:715;width:1234;" filled="f" o:preferrelative="t" stroked="f" coordsize="21600,21600" o:gfxdata="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">
+                <v:shape id="_x0000_s1026" o:spid="_x0000_s1026" o:spt="75" alt="IMG_256" type="#_x0000_t75" style="position:absolute;left:21195;top:40098;height:570;width:975;" filled="f" o:preferrelative="t" stroked="f" coordsize="21600,21600" o:gfxdata="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">
                   <v:fill on="f" focussize="0,0"/>
                   <v:stroke on="f"/>
-                  <v:imagedata r:id="rId10" grayscale="t" bilevel="t" chromakey="#A09D98" o:title=""/>
+                  <v:imagedata r:id="rId10" chromakey="#FFFFFF" o:title=""/>
                   <o:lock v:ext="edit" aspectratio="t"/>
                 </v:shape>
               </v:group>
@@ -12086,14 +12061,6 @@
         </w:tc>
       </w:tr>
       <w:tr>
-        <w:tblPrEx>
-          <w:tblCellMar>
-            <w:top w:w="0" w:type="dxa"/>
-            <w:left w:w="0" w:type="dxa"/>
-            <w:bottom w:w="0" w:type="dxa"/>
-            <w:right w:w="0" w:type="dxa"/>
-          </w:tblCellMar>
-        </w:tblPrEx>
         <w:trPr>
           <w:trHeight w:val="457" w:hRule="exact"/>
           <w:jc w:val="right"/>
@@ -12320,7 +12287,6 @@
     <w:p>
       <w:pPr>
         <w:rPr>
-          <w:rFonts w:hint="eastAsia"/>
           <w:sz w:val="24"/>
           <w:lang w:eastAsia="zh-CN"/>
         </w:rPr>
@@ -12335,15 +12301,15 @@
               <wp:anchor distT="0" distB="0" distL="114300" distR="114300" simplePos="0" relativeHeight="251663360" behindDoc="0" locked="0" layoutInCell="1" allowOverlap="1">
                 <wp:simplePos x="0" y="0"/>
                 <wp:positionH relativeFrom="column">
-                  <wp:posOffset>2727325</wp:posOffset>
+                  <wp:posOffset>2715895</wp:posOffset>
                 </wp:positionH>
                 <wp:positionV relativeFrom="paragraph">
-                  <wp:posOffset>59055</wp:posOffset>
+                  <wp:posOffset>79375</wp:posOffset>
                 </wp:positionV>
-                <wp:extent cx="2872105" cy="453390"/>
-                <wp:effectExtent l="0" t="0" r="4445" b="3810"/>
+                <wp:extent cx="2672080" cy="414020"/>
+                <wp:effectExtent l="0" t="0" r="10160" b="12700"/>
                 <wp:wrapNone/>
-                <wp:docPr id="2" name="组合 15"/>
+                <wp:docPr id="39" name="组合 23"/>
                 <wp:cNvGraphicFramePr/>
                 <a:graphic xmlns:a="http://schemas.openxmlformats.org/drawingml/2006/main">
                   <a:graphicData uri="http://schemas.microsoft.com/office/word/2010/wordprocessingGroup">
@@ -12351,21 +12317,21 @@
                       <wpg:cNvGrpSpPr/>
                       <wpg:grpSpPr>
                         <a:xfrm rot="0">
-                          <a:off x="0" y="0"/>
-                          <a:ext cx="2872105" cy="453390"/>
-                          <a:chOff x="12357" y="7666"/>
-                          <a:chExt cx="4523" cy="714"/>
+                          <a:off x="3363595" y="6282055"/>
+                          <a:ext cx="2672080" cy="414020"/>
+                          <a:chOff x="17862" y="41843"/>
+                          <a:chExt cx="4208" cy="652"/>
                         </a:xfrm>
                       </wpg:grpSpPr>
                       <pic:pic xmlns:pic="http://schemas.openxmlformats.org/drawingml/2006/picture">
                         <pic:nvPicPr>
-                          <pic:cNvPr id="3" name="图片 59" descr="图片1"/>
+                          <pic:cNvPr id="22" name="图片 59" descr="图片1"/>
                           <pic:cNvPicPr>
                             <a:picLocks noChangeAspect="1"/>
                           </pic:cNvPicPr>
                         </pic:nvPicPr>
                         <pic:blipFill>
-                          <a:blip r:embed="rId12">
+                          <a:blip r:embed="rId13">
                             <a:biLevel thresh="50000"/>
                           </a:blip>
                           <a:srcRect l="7865" t="11797" r="5322" b="19074"/>
@@ -12375,7 +12341,7 @@
                         </pic:blipFill>
                         <pic:spPr>
                           <a:xfrm>
-                            <a:off x="12357" y="7738"/>
+                            <a:off x="17862" y="41869"/>
                             <a:ext cx="1468" cy="627"/>
                           </a:xfrm>
                           <a:prstGeom prst="rect">
@@ -12386,7 +12352,7 @@
                       </pic:pic>
                       <pic:pic xmlns:pic="http://schemas.openxmlformats.org/drawingml/2006/picture">
                         <pic:nvPicPr>
-                          <pic:cNvPr id="4" name="图片 14" descr="微信图片_20220215110121"/>
+                          <pic:cNvPr id="21" name="图片 29" descr="IMG_256"/>
                           <pic:cNvPicPr>
                             <a:picLocks noChangeAspect="1"/>
                           </pic:cNvPicPr>
@@ -12395,18 +12361,17 @@
                           <a:blip r:embed="rId10">
                             <a:clrChange>
                               <a:clrFrom>
-                                <a:srgbClr val="A09D98">
+                                <a:srgbClr val="FFFFFF">
                                   <a:alpha val="100000"/>
                                 </a:srgbClr>
                               </a:clrFrom>
                               <a:clrTo>
-                                <a:srgbClr val="A09D98">
+                                <a:srgbClr val="FFFFFF">
                                   <a:alpha val="100000"/>
                                   <a:alpha val="0"/>
                                 </a:srgbClr>
                               </a:clrTo>
                             </a:clrChange>
-                            <a:biLevel thresh="50000"/>
                           </a:blip>
                           <a:stretch>
                             <a:fillRect/>
@@ -12414,12 +12379,16 @@
                         </pic:blipFill>
                         <pic:spPr>
                           <a:xfrm>
-                            <a:off x="15646" y="7666"/>
-                            <a:ext cx="1234" cy="715"/>
+                            <a:off x="21096" y="41843"/>
+                            <a:ext cx="975" cy="570"/>
                           </a:xfrm>
                           <a:prstGeom prst="rect">
                             <a:avLst/>
                           </a:prstGeom>
+                          <a:noFill/>
+                          <a:ln w="9525">
+                            <a:noFill/>
+                          </a:ln>
                         </pic:spPr>
                       </pic:pic>
                     </wpg:wgp>
@@ -12430,18 +12399,18 @@
           </mc:Choice>
           <mc:Fallback>
             <w:pict>
-              <v:group id="组合 15" o:spid="_x0000_s1026" o:spt="203" style="position:absolute;left:0pt;margin-left:214.75pt;margin-top:4.65pt;height:35.7pt;width:226.15pt;z-index:251663360;mso-width-relative:page;mso-height-relative:page;" coordorigin="12357,7666" coordsize="4523,714" o:gfxdata="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">
+              <v:group id="组合 23" o:spid="_x0000_s1026" o:spt="203" style="position:absolute;left:0pt;margin-left:213.85pt;margin-top:6.25pt;height:32.6pt;width:210.4pt;z-index:251663360;mso-width-relative:page;mso-height-relative:page;" coordorigin="17862,41843" coordsize="4208,652" o:gfxdata="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">
                 <o:lock v:ext="edit" aspectratio="f"/>
-                <v:shape id="图片 59" o:spid="_x0000_s1026" o:spt="75" alt="图片1" type="#_x0000_t75" style="position:absolute;left:12357;top:7738;height:627;width:1468;" filled="f" o:preferrelative="t" stroked="f" coordsize="21600,21600" o:gfxdata="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">
+                <v:shape id="图片 59" o:spid="_x0000_s1026" o:spt="75" alt="图片1" type="#_x0000_t75" style="position:absolute;left:17862;top:41869;height:627;width:1468;" filled="f" o:preferrelative="t" stroked="f" coordsize="21600,21600" o:gfxdata="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">
                   <v:fill on="f" focussize="0,0"/>
                   <v:stroke on="f"/>
-                  <v:imagedata r:id="rId12" cropleft="5154f" croptop="7731f" cropright="3488f" cropbottom="12500f" grayscale="t" bilevel="t" o:title=""/>
+                  <v:imagedata r:id="rId13" cropleft="5154f" croptop="7731f" cropright="3488f" cropbottom="12500f" grayscale="t" bilevel="t" o:title=""/>
                   <o:lock v:ext="edit" aspectratio="t"/>
                 </v:shape>
-                <v:shape id="图片 14" o:spid="_x0000_s1026" o:spt="75" alt="微信图片_20220215110121" type="#_x0000_t75" style="position:absolute;left:15646;top:7666;height:715;width:1234;" filled="f" o:preferrelative="t" stroked="f" coordsize="21600,21600" o:gfxdata="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">
+                <v:shape id="图片 29" o:spid="_x0000_s1026" o:spt="75" alt="IMG_256" type="#_x0000_t75" style="position:absolute;left:21096;top:41843;height:570;width:975;" filled="f" o:preferrelative="t" stroked="f" coordsize="21600,21600" o:gfxdata="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">
                   <v:fill on="f" focussize="0,0"/>
                   <v:stroke on="f"/>
-                  <v:imagedata r:id="rId10" grayscale="t" bilevel="t" chromakey="#A09D98" o:title=""/>
+                  <v:imagedata r:id="rId10" chromakey="#FFFFFF" o:title=""/>
                   <o:lock v:ext="edit" aspectratio="t"/>
                 </v:shape>
               </v:group>
@@ -12830,6 +12799,7 @@
           <w:lang w:eastAsia="zh-CN"/>
         </w:rPr>
       </w:pPr>
+      <w:bookmarkStart w:id="153" w:name="_GoBack"/>
       <w:r>
         <w:rPr>
           <w:sz w:val="24"/>
@@ -12840,15 +12810,15 @@
               <wp:anchor distT="0" distB="0" distL="114300" distR="114300" simplePos="0" relativeHeight="251664384" behindDoc="0" locked="0" layoutInCell="1" allowOverlap="1">
                 <wp:simplePos x="0" y="0"/>
                 <wp:positionH relativeFrom="column">
-                  <wp:posOffset>2750185</wp:posOffset>
+                  <wp:posOffset>2788285</wp:posOffset>
                 </wp:positionH>
                 <wp:positionV relativeFrom="paragraph">
-                  <wp:posOffset>30480</wp:posOffset>
+                  <wp:posOffset>85090</wp:posOffset>
                 </wp:positionV>
-                <wp:extent cx="2803525" cy="453390"/>
-                <wp:effectExtent l="0" t="0" r="6350" b="3810"/>
+                <wp:extent cx="2889885" cy="397510"/>
+                <wp:effectExtent l="0" t="0" r="5715" b="13970"/>
                 <wp:wrapNone/>
-                <wp:docPr id="1" name="组合 22"/>
+                <wp:docPr id="41" name="组合 27"/>
                 <wp:cNvGraphicFramePr/>
                 <a:graphic xmlns:a="http://schemas.openxmlformats.org/drawingml/2006/main">
                   <a:graphicData uri="http://schemas.microsoft.com/office/word/2010/wordprocessingGroup">
@@ -12856,21 +12826,21 @@
                       <wpg:cNvGrpSpPr/>
                       <wpg:grpSpPr>
                         <a:xfrm rot="0">
-                          <a:off x="0" y="0"/>
-                          <a:ext cx="2803525" cy="453390"/>
-                          <a:chOff x="12525" y="9562"/>
-                          <a:chExt cx="4415" cy="714"/>
+                          <a:off x="3435985" y="7406005"/>
+                          <a:ext cx="2889885" cy="397510"/>
+                          <a:chOff x="17976" y="43614"/>
+                          <a:chExt cx="4551" cy="626"/>
                         </a:xfrm>
                       </wpg:grpSpPr>
                       <pic:pic xmlns:pic="http://schemas.openxmlformats.org/drawingml/2006/picture">
                         <pic:nvPicPr>
-                          <pic:cNvPr id="26" name="图片 29" descr="IMG_256"/>
+                          <pic:cNvPr id="4" name="图片 29" descr="IMG_256"/>
                           <pic:cNvPicPr>
                             <a:picLocks noChangeAspect="1"/>
                           </pic:cNvPicPr>
                         </pic:nvPicPr>
                         <pic:blipFill>
-                          <a:blip r:embed="rId13">
+                          <a:blip r:embed="rId10">
                             <a:clrChange>
                               <a:clrFrom>
                                 <a:srgbClr val="FFFFFF">
@@ -12891,7 +12861,7 @@
                         </pic:blipFill>
                         <pic:spPr>
                           <a:xfrm>
-                            <a:off x="12525" y="9698"/>
+                            <a:off x="17976" y="43615"/>
                             <a:ext cx="975" cy="570"/>
                           </a:xfrm>
                           <a:prstGeom prst="rect">
@@ -12905,40 +12875,29 @@
                       </pic:pic>
                       <pic:pic xmlns:pic="http://schemas.openxmlformats.org/drawingml/2006/picture">
                         <pic:nvPicPr>
-                          <pic:cNvPr id="29" name="图片 20" descr="微信图片_20220215110121"/>
+                          <pic:cNvPr id="26" name="图片 59" descr="图片1"/>
                           <pic:cNvPicPr>
                             <a:picLocks noChangeAspect="1"/>
                           </pic:cNvPicPr>
                         </pic:nvPicPr>
                         <pic:blipFill>
-                          <a:blip r:embed="rId10">
-                            <a:clrChange>
-                              <a:clrFrom>
-                                <a:srgbClr val="A09D98">
-                                  <a:alpha val="100000"/>
-                                </a:srgbClr>
-                              </a:clrFrom>
-                              <a:clrTo>
-                                <a:srgbClr val="A09D98">
-                                  <a:alpha val="100000"/>
-                                  <a:alpha val="0"/>
-                                </a:srgbClr>
-                              </a:clrTo>
-                            </a:clrChange>
+                          <a:blip r:embed="rId13">
                             <a:biLevel thresh="50000"/>
                           </a:blip>
+                          <a:srcRect l="7865" t="11797" r="5322" b="19074"/>
                           <a:stretch>
                             <a:fillRect/>
                           </a:stretch>
                         </pic:blipFill>
                         <pic:spPr>
                           <a:xfrm>
-                            <a:off x="15706" y="9562"/>
-                            <a:ext cx="1234" cy="715"/>
+                            <a:off x="21059" y="43614"/>
+                            <a:ext cx="1468" cy="627"/>
                           </a:xfrm>
                           <a:prstGeom prst="rect">
                             <a:avLst/>
                           </a:prstGeom>
+                          <a:noFill/>
                         </pic:spPr>
                       </pic:pic>
                     </wpg:wgp>
@@ -12949,18 +12908,18 @@
           </mc:Choice>
           <mc:Fallback>
             <w:pict>
-              <v:group id="组合 22" o:spid="_x0000_s1026" o:spt="203" style="position:absolute;left:0pt;margin-left:216.55pt;margin-top:2.4pt;height:35.7pt;width:220.75pt;z-index:251664384;mso-width-relative:page;mso-height-relative:page;" coordorigin="12525,9562" coordsize="4415,714" o:gfxdata="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">
+              <v:group id="组合 27" o:spid="_x0000_s1026" o:spt="203" style="position:absolute;left:0pt;margin-left:219.55pt;margin-top:6.7pt;height:31.3pt;width:227.55pt;z-index:251664384;mso-width-relative:page;mso-height-relative:page;" coordorigin="17976,43614" coordsize="4551,626" o:gfxdata="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">
                 <o:lock v:ext="edit" aspectratio="f"/>
-                <v:shape id="图片 29" o:spid="_x0000_s1026" o:spt="75" alt="IMG_256" type="#_x0000_t75" style="position:absolute;left:12525;top:9698;height:570;width:975;" filled="f" o:preferrelative="t" stroked="f" coordsize="21600,21600" o:gfxdata="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">
+                <v:shape id="图片 29" o:spid="_x0000_s1026" o:spt="75" alt="IMG_256" type="#_x0000_t75" style="position:absolute;left:17976;top:43615;height:570;width:975;" filled="f" o:preferrelative="t" stroked="f" coordsize="21600,21600" o:gfxdata="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">
                   <v:fill on="f" focussize="0,0"/>
                   <v:stroke on="f"/>
-                  <v:imagedata r:id="rId13" chromakey="#FFFFFF" o:title=""/>
+                  <v:imagedata r:id="rId10" chromakey="#FFFFFF" o:title=""/>
                   <o:lock v:ext="edit" aspectratio="t"/>
                 </v:shape>
-                <v:shape id="图片 20" o:spid="_x0000_s1026" o:spt="75" alt="微信图片_20220215110121" type="#_x0000_t75" style="position:absolute;left:15706;top:9562;height:715;width:1234;" filled="f" o:preferrelative="t" stroked="f" coordsize="21600,21600" o:gfxdata="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">
+                <v:shape id="图片 59" o:spid="_x0000_s1026" o:spt="75" alt="图片1" type="#_x0000_t75" style="position:absolute;left:21059;top:43614;height:627;width:1468;" filled="f" o:preferrelative="t" stroked="f" coordsize="21600,21600" o:gfxdata="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">
                   <v:fill on="f" focussize="0,0"/>
                   <v:stroke on="f"/>
-                  <v:imagedata r:id="rId10" grayscale="t" bilevel="t" chromakey="#A09D98" o:title=""/>
+                  <v:imagedata r:id="rId13" cropleft="5154f" croptop="7731f" cropright="3488f" cropbottom="12500f" grayscale="t" bilevel="t" o:title=""/>
                   <o:lock v:ext="edit" aspectratio="t"/>
                 </v:shape>
               </v:group>
@@ -12968,6 +12927,7 @@
           </mc:Fallback>
         </mc:AlternateContent>
       </w:r>
+      <w:bookmarkEnd w:id="153"/>
     </w:p>
     <w:tbl>
       <w:tblPr>
@@ -12998,7 +12958,7 @@
           </w:tblCellMar>
         </w:tblPrEx>
         <w:trPr>
-          <w:trHeight w:val="429" w:hRule="exact"/>
+          <w:trHeight w:val="441" w:hRule="exact"/>
           <w:jc w:val="right"/>
         </w:trPr>
         <w:tc>
@@ -13724,145 +13684,6 @@
           <w:lang w:eastAsia="zh-CN"/>
         </w:rPr>
       </w:pPr>
-      <w:r>
-        <w:rPr>
-          <w:sz w:val="24"/>
-        </w:rPr>
-        <mc:AlternateContent>
-          <mc:Choice Requires="wpg">
-            <w:drawing>
-              <wp:anchor distT="0" distB="0" distL="114300" distR="114300" simplePos="0" relativeHeight="251665408" behindDoc="0" locked="0" layoutInCell="1" allowOverlap="1">
-                <wp:simplePos x="0" y="0"/>
-                <wp:positionH relativeFrom="column">
-                  <wp:posOffset>2894965</wp:posOffset>
-                </wp:positionH>
-                <wp:positionV relativeFrom="paragraph">
-                  <wp:posOffset>27940</wp:posOffset>
-                </wp:positionV>
-                <wp:extent cx="2757805" cy="627380"/>
-                <wp:effectExtent l="0" t="0" r="4445" b="1270"/>
-                <wp:wrapNone/>
-                <wp:docPr id="6" name="组合 34"/>
-                <wp:cNvGraphicFramePr/>
-                <a:graphic xmlns:a="http://schemas.openxmlformats.org/drawingml/2006/main">
-                  <a:graphicData uri="http://schemas.microsoft.com/office/word/2010/wordprocessingGroup">
-                    <wpg:wgp>
-                      <wpg:cNvGrpSpPr/>
-                      <wpg:grpSpPr>
-                        <a:xfrm rot="0">
-                          <a:off x="0" y="0"/>
-                          <a:ext cx="2757805" cy="627380"/>
-                          <a:chOff x="12609" y="13215"/>
-                          <a:chExt cx="4343" cy="988"/>
-                        </a:xfrm>
-                      </wpg:grpSpPr>
-                      <pic:pic xmlns:pic="http://schemas.openxmlformats.org/drawingml/2006/picture">
-                        <pic:nvPicPr>
-                          <pic:cNvPr id="50" name="图片 1" descr="IMG_256"/>
-                          <pic:cNvPicPr>
-                            <a:picLocks noChangeAspect="1"/>
-                          </pic:cNvPicPr>
-                        </pic:nvPicPr>
-                        <pic:blipFill>
-                          <a:blip r:embed="rId14">
-                            <a:clrChange>
-                              <a:clrFrom>
-                                <a:srgbClr val="AAA9A5">
-                                  <a:alpha val="100000"/>
-                                </a:srgbClr>
-                              </a:clrFrom>
-                              <a:clrTo>
-                                <a:srgbClr val="AAA9A5">
-                                  <a:alpha val="100000"/>
-                                  <a:alpha val="0"/>
-                                </a:srgbClr>
-                              </a:clrTo>
-                            </a:clrChange>
-                          </a:blip>
-                          <a:srcRect l="27431" t="30452" r="31962" b="18126"/>
-                          <a:stretch>
-                            <a:fillRect/>
-                          </a:stretch>
-                        </pic:blipFill>
-                        <pic:spPr>
-                          <a:xfrm>
-                            <a:off x="12609" y="13215"/>
-                            <a:ext cx="781" cy="989"/>
-                          </a:xfrm>
-                          <a:prstGeom prst="rect">
-                            <a:avLst/>
-                          </a:prstGeom>
-                          <a:noFill/>
-                          <a:ln w="9525">
-                            <a:noFill/>
-                          </a:ln>
-                        </pic:spPr>
-                      </pic:pic>
-                      <pic:pic xmlns:pic="http://schemas.openxmlformats.org/drawingml/2006/picture">
-                        <pic:nvPicPr>
-                          <pic:cNvPr id="54" name="图片 31" descr="微信图片_20220215110121"/>
-                          <pic:cNvPicPr>
-                            <a:picLocks noChangeAspect="1"/>
-                          </pic:cNvPicPr>
-                        </pic:nvPicPr>
-                        <pic:blipFill>
-                          <a:blip r:embed="rId10">
-                            <a:clrChange>
-                              <a:clrFrom>
-                                <a:srgbClr val="A09D98">
-                                  <a:alpha val="100000"/>
-                                </a:srgbClr>
-                              </a:clrFrom>
-                              <a:clrTo>
-                                <a:srgbClr val="A09D98">
-                                  <a:alpha val="100000"/>
-                                  <a:alpha val="0"/>
-                                </a:srgbClr>
-                              </a:clrTo>
-                            </a:clrChange>
-                            <a:biLevel thresh="50000"/>
-                          </a:blip>
-                          <a:stretch>
-                            <a:fillRect/>
-                          </a:stretch>
-                        </pic:blipFill>
-                        <pic:spPr>
-                          <a:xfrm>
-                            <a:off x="15718" y="13246"/>
-                            <a:ext cx="1234" cy="715"/>
-                          </a:xfrm>
-                          <a:prstGeom prst="rect">
-                            <a:avLst/>
-                          </a:prstGeom>
-                        </pic:spPr>
-                      </pic:pic>
-                    </wpg:wgp>
-                  </a:graphicData>
-                </a:graphic>
-              </wp:anchor>
-            </w:drawing>
-          </mc:Choice>
-          <mc:Fallback>
-            <w:pict>
-              <v:group id="组合 34" o:spid="_x0000_s1026" o:spt="203" style="position:absolute;left:0pt;margin-left:227.95pt;margin-top:2.2pt;height:49.4pt;width:217.15pt;z-index:251665408;mso-width-relative:page;mso-height-relative:page;" coordorigin="12609,13215" coordsize="4343,988" o:gfxdata="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">
-                <o:lock v:ext="edit" aspectratio="f"/>
-                <v:shape id="图片 1" o:spid="_x0000_s1026" o:spt="75" alt="IMG_256" type="#_x0000_t75" style="position:absolute;left:12609;top:13215;height:989;width:781;" filled="f" o:preferrelative="t" stroked="f" coordsize="21600,21600" o:gfxdata="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">
-                  <v:fill on="f" focussize="0,0"/>
-                  <v:stroke on="f"/>
-                  <v:imagedata r:id="rId14" cropleft="17977f" croptop="19957f" cropright="20947f" cropbottom="11879f" chromakey="#AAA9A5" o:title=""/>
-                  <o:lock v:ext="edit" aspectratio="t"/>
-                </v:shape>
-                <v:shape id="图片 31" o:spid="_x0000_s1026" o:spt="75" alt="微信图片_20220215110121" type="#_x0000_t75" style="position:absolute;left:15718;top:13246;height:715;width:1234;" filled="f" o:preferrelative="t" stroked="f" coordsize="21600,21600" o:gfxdata="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">
-                  <v:fill on="f" focussize="0,0"/>
-                  <v:stroke on="f"/>
-                  <v:imagedata r:id="rId10" grayscale="t" bilevel="t" chromakey="#A09D98" o:title=""/>
-                  <o:lock v:ext="edit" aspectratio="t"/>
-                </v:shape>
-              </v:group>
-            </w:pict>
-          </mc:Fallback>
-        </mc:AlternateContent>
-      </w:r>
     </w:p>
     <w:tbl>
       <w:tblPr>
@@ -14327,6 +14148,12 @@
             <w:insideH w:val="single" w:color="BEBEBE" w:sz="4" w:space="0"/>
             <w:insideV w:val="single" w:color="BEBEBE" w:sz="4" w:space="0"/>
           </w:tblBorders>
+          <w:tblCellMar>
+            <w:top w:w="0" w:type="dxa"/>
+            <w:left w:w="108" w:type="dxa"/>
+            <w:bottom w:w="0" w:type="dxa"/>
+            <w:right w:w="108" w:type="dxa"/>
+          </w:tblCellMar>
         </w:tblPrEx>
         <w:trPr>
           <w:trHeight w:val="258" w:hRule="atLeast"/>
@@ -14517,8 +14344,8 @@
           <w:lang w:eastAsia="zh-CN"/>
         </w:rPr>
       </w:pPr>
-      <w:bookmarkStart w:id="41" w:name="_Toc11347"/>
-      <w:bookmarkStart w:id="42" w:name="_Toc106294398"/>
+      <w:bookmarkStart w:id="41" w:name="_Toc106294398"/>
+      <w:bookmarkStart w:id="42" w:name="_Toc11347"/>
       <w:r>
         <w:rPr>
           <w:rFonts w:hint="eastAsia" w:ascii="Times New Roman" w:hAnsi="Times New Roman" w:eastAsia="微软雅黑" w:cs="Times New Roman"/>
@@ -14744,7 +14571,7 @@
                     </pic:cNvPicPr>
                   </pic:nvPicPr>
                   <pic:blipFill>
-                    <a:blip r:embed="rId15"/>
+                    <a:blip r:embed="rId14"/>
                     <a:stretch>
                       <a:fillRect/>
                     </a:stretch>
@@ -15468,22 +15295,22 @@
           <w:lang w:eastAsia="zh-CN"/>
         </w:rPr>
       </w:pPr>
-      <w:bookmarkStart w:id="44" w:name="_Toc30265"/>
-      <w:bookmarkStart w:id="45" w:name="_Toc11015_WPSOffice_Level2"/>
-      <w:bookmarkStart w:id="46" w:name="_Toc22976"/>
+      <w:bookmarkStart w:id="44" w:name="_Toc13666"/>
+      <w:bookmarkStart w:id="45" w:name="_Toc24979"/>
+      <w:bookmarkStart w:id="46" w:name="_Toc9088"/>
       <w:bookmarkStart w:id="47" w:name="_Toc106294399"/>
-      <w:bookmarkStart w:id="48" w:name="_Toc9088"/>
-      <w:bookmarkStart w:id="49" w:name="_Toc13666"/>
-      <w:bookmarkStart w:id="50" w:name="_Toc18062_WPSOffice_Level2"/>
+      <w:bookmarkStart w:id="48" w:name="_Toc18062_WPSOffice_Level2"/>
+      <w:bookmarkStart w:id="49" w:name="_Toc22976"/>
+      <w:bookmarkStart w:id="50" w:name="_Toc30265"/>
       <w:bookmarkStart w:id="51" w:name="_Toc23375"/>
-      <w:bookmarkStart w:id="52" w:name="_Toc24979"/>
-      <w:bookmarkStart w:id="53" w:name="_Toc23846_WPSOffice_Level1"/>
-      <w:bookmarkStart w:id="54" w:name="_Toc23903"/>
-      <w:bookmarkStart w:id="55" w:name="_Toc32443_WPSOffice_Level1"/>
+      <w:bookmarkStart w:id="52" w:name="_Toc11015_WPSOffice_Level2"/>
+      <w:bookmarkStart w:id="53" w:name="_Toc23903"/>
+      <w:bookmarkStart w:id="54" w:name="_Toc32443_WPSOffice_Level1"/>
+      <w:bookmarkStart w:id="55" w:name="_Toc23846_WPSOffice_Level1"/>
       <w:bookmarkStart w:id="56" w:name="_Toc32661"/>
-      <w:bookmarkStart w:id="57" w:name="_Toc28194"/>
+      <w:bookmarkStart w:id="57" w:name="_Toc4331_WPSOffice_Level1"/>
       <w:bookmarkStart w:id="58" w:name="_Toc25727"/>
-      <w:bookmarkStart w:id="59" w:name="_Toc4331_WPSOffice_Level1"/>
+      <w:bookmarkStart w:id="59" w:name="_Toc28194"/>
       <w:bookmarkStart w:id="60" w:name="_Toc5598"/>
       <w:r>
         <w:rPr>
@@ -20241,21 +20068,21 @@
           <w:lang w:eastAsia="zh-CN"/>
         </w:rPr>
       </w:pPr>
-      <w:bookmarkStart w:id="62" w:name="_Toc30032"/>
-      <w:bookmarkStart w:id="63" w:name="_Toc122"/>
-      <w:bookmarkStart w:id="64" w:name="_Toc149837259"/>
-      <w:bookmarkStart w:id="65" w:name="_Toc24086"/>
-      <w:bookmarkStart w:id="66" w:name="_Toc13489_WPSOffice_Level2"/>
-      <w:bookmarkStart w:id="67" w:name="_Toc30343"/>
-      <w:bookmarkStart w:id="68" w:name="_Toc10743"/>
-      <w:bookmarkStart w:id="69" w:name="_Toc13107"/>
-      <w:bookmarkStart w:id="70" w:name="_Toc29093"/>
+      <w:bookmarkStart w:id="62" w:name="_Toc122"/>
+      <w:bookmarkStart w:id="63" w:name="_Toc149837259"/>
+      <w:bookmarkStart w:id="64" w:name="_Toc24086"/>
+      <w:bookmarkStart w:id="65" w:name="_Toc30032"/>
+      <w:bookmarkStart w:id="66" w:name="_Toc30343"/>
+      <w:bookmarkStart w:id="67" w:name="_Hlk516758315"/>
+      <w:bookmarkStart w:id="68" w:name="_Toc106294400"/>
+      <w:bookmarkStart w:id="69" w:name="_Toc24038"/>
+      <w:bookmarkStart w:id="70" w:name="_Toc13107"/>
       <w:bookmarkStart w:id="71" w:name="_Toc19898_WPSOffice_Level2"/>
-      <w:bookmarkStart w:id="72" w:name="_Hlk516758315"/>
-      <w:bookmarkStart w:id="73" w:name="_Toc24038"/>
-      <w:bookmarkStart w:id="74" w:name="_Toc27731"/>
-      <w:bookmarkStart w:id="75" w:name="_Toc27804"/>
-      <w:bookmarkStart w:id="76" w:name="_Toc106294400"/>
+      <w:bookmarkStart w:id="72" w:name="_Toc27731"/>
+      <w:bookmarkStart w:id="73" w:name="_Toc27804"/>
+      <w:bookmarkStart w:id="74" w:name="_Toc13489_WPSOffice_Level2"/>
+      <w:bookmarkStart w:id="75" w:name="_Toc29093"/>
+      <w:bookmarkStart w:id="76" w:name="_Toc10743"/>
       <w:r>
         <w:rPr>
           <w:rFonts w:hint="eastAsia" w:ascii="Times New Roman" w:hAnsi="Times New Roman"/>
@@ -23632,11 +23459,11 @@
       </w:pPr>
       <w:bookmarkStart w:id="77" w:name="_Toc17526"/>
       <w:bookmarkStart w:id="78" w:name="_Toc7551_WPSOffice_Level2"/>
-      <w:bookmarkStart w:id="79" w:name="_Toc25737"/>
-      <w:bookmarkStart w:id="80" w:name="_Toc6221_WPSOffice_Level2"/>
-      <w:bookmarkStart w:id="81" w:name="_Toc31872"/>
-      <w:bookmarkStart w:id="82" w:name="_Toc14671"/>
-      <w:bookmarkStart w:id="83" w:name="_Toc4339"/>
+      <w:bookmarkStart w:id="79" w:name="_Toc31872"/>
+      <w:bookmarkStart w:id="80" w:name="_Toc14671"/>
+      <w:bookmarkStart w:id="81" w:name="_Toc4339"/>
+      <w:bookmarkStart w:id="82" w:name="_Toc25737"/>
+      <w:bookmarkStart w:id="83" w:name="_Toc6221_WPSOffice_Level2"/>
       <w:r>
         <w:rPr>
           <w:rFonts w:ascii="Times New Roman" w:hAnsi="Times New Roman" w:eastAsia="微软雅黑" w:cs="Times New Roman"/>
@@ -23999,10 +23826,10 @@
           <w:lang w:eastAsia="zh-CN"/>
         </w:rPr>
       </w:pPr>
-      <w:bookmarkStart w:id="84" w:name="_Toc149837260"/>
+      <w:bookmarkStart w:id="84" w:name="_Toc16838"/>
       <w:bookmarkStart w:id="85" w:name="_Toc29868"/>
       <w:bookmarkStart w:id="86" w:name="_Toc10945"/>
-      <w:bookmarkStart w:id="87" w:name="_Toc16838"/>
+      <w:bookmarkStart w:id="87" w:name="_Toc149837260"/>
       <w:r>
         <w:rPr>
           <w:rFonts w:hint="eastAsia" w:ascii="Times New Roman" w:hAnsi="Times New Roman"/>
@@ -24539,16 +24366,16 @@
         </w:rPr>
       </w:pPr>
       <w:bookmarkStart w:id="88" w:name="_Toc106294401"/>
-      <w:bookmarkStart w:id="89" w:name="_Toc31219"/>
-      <w:bookmarkStart w:id="90" w:name="_Toc26583"/>
-      <w:bookmarkStart w:id="91" w:name="_Toc16594"/>
-      <w:bookmarkStart w:id="92" w:name="_Toc13196_WPSOffice_Level1"/>
-      <w:bookmarkStart w:id="93" w:name="_Toc2409"/>
-      <w:bookmarkStart w:id="94" w:name="_Toc12505"/>
-      <w:bookmarkStart w:id="95" w:name="_Toc21764_WPSOffice_Level1"/>
-      <w:bookmarkStart w:id="96" w:name="_Toc27302"/>
-      <w:bookmarkStart w:id="97" w:name="_Toc28240"/>
-      <w:bookmarkStart w:id="98" w:name="_Toc1707_WPSOffice_Level1"/>
+      <w:bookmarkStart w:id="89" w:name="_Toc26583"/>
+      <w:bookmarkStart w:id="90" w:name="_Toc31219"/>
+      <w:bookmarkStart w:id="91" w:name="_Toc2409"/>
+      <w:bookmarkStart w:id="92" w:name="_Toc1707_WPSOffice_Level1"/>
+      <w:bookmarkStart w:id="93" w:name="_Toc27302"/>
+      <w:bookmarkStart w:id="94" w:name="_Toc28240"/>
+      <w:bookmarkStart w:id="95" w:name="_Toc12505"/>
+      <w:bookmarkStart w:id="96" w:name="_Toc16594"/>
+      <w:bookmarkStart w:id="97" w:name="_Toc13196_WPSOffice_Level1"/>
+      <w:bookmarkStart w:id="98" w:name="_Toc21764_WPSOffice_Level1"/>
       <w:r>
         <w:rPr>
           <w:rFonts w:hint="default" w:ascii="Times New Roman" w:hAnsi="Times New Roman"/>
@@ -24600,12 +24427,12 @@
           <w:lang w:eastAsia="zh-CN"/>
         </w:rPr>
       </w:pPr>
-      <w:bookmarkStart w:id="100" w:name="_Toc8170"/>
-      <w:bookmarkStart w:id="101" w:name="_Toc106294402"/>
-      <w:bookmarkStart w:id="102" w:name="_Toc21309"/>
-      <w:bookmarkStart w:id="103" w:name="_Toc29106"/>
-      <w:bookmarkStart w:id="104" w:name="_Toc726"/>
-      <w:bookmarkStart w:id="105" w:name="_Toc16200"/>
+      <w:bookmarkStart w:id="100" w:name="_Toc16200"/>
+      <w:bookmarkStart w:id="101" w:name="_Toc726"/>
+      <w:bookmarkStart w:id="102" w:name="_Toc29106"/>
+      <w:bookmarkStart w:id="103" w:name="_Toc21309"/>
+      <w:bookmarkStart w:id="104" w:name="_Toc106294402"/>
+      <w:bookmarkStart w:id="105" w:name="_Toc8170"/>
       <w:r>
         <w:rPr>
           <w:rFonts w:hint="eastAsia" w:ascii="Times New Roman" w:hAnsi="Times New Roman"/>
@@ -25832,12 +25659,12 @@
           <w:lang w:eastAsia="zh-CN"/>
         </w:rPr>
       </w:pPr>
-      <w:bookmarkStart w:id="106" w:name="_Toc23606"/>
-      <w:bookmarkStart w:id="107" w:name="_Toc14973"/>
-      <w:bookmarkStart w:id="108" w:name="_Toc4331_WPSOffice_Level2"/>
-      <w:bookmarkStart w:id="109" w:name="_Toc32443_WPSOffice_Level2"/>
-      <w:bookmarkStart w:id="110" w:name="_Toc30847"/>
-      <w:bookmarkStart w:id="111" w:name="_Toc32302"/>
+      <w:bookmarkStart w:id="106" w:name="_Toc32302"/>
+      <w:bookmarkStart w:id="107" w:name="_Toc4331_WPSOffice_Level2"/>
+      <w:bookmarkStart w:id="108" w:name="_Toc14973"/>
+      <w:bookmarkStart w:id="109" w:name="_Toc30847"/>
+      <w:bookmarkStart w:id="110" w:name="_Toc32443_WPSOffice_Level2"/>
+      <w:bookmarkStart w:id="111" w:name="_Toc23606"/>
       <w:r>
         <w:rPr>
           <w:rFonts w:hint="eastAsia" w:ascii="Times New Roman" w:hAnsi="Times New Roman"/>
@@ -27805,9 +27632,9 @@
           <w:lang w:eastAsia="zh-CN"/>
         </w:rPr>
       </w:pPr>
-      <w:bookmarkStart w:id="112" w:name="_Toc23045"/>
-      <w:bookmarkStart w:id="113" w:name="_Toc106294404"/>
-      <w:bookmarkStart w:id="114" w:name="_Toc31058"/>
+      <w:bookmarkStart w:id="112" w:name="_Toc106294404"/>
+      <w:bookmarkStart w:id="113" w:name="_Toc31058"/>
+      <w:bookmarkStart w:id="114" w:name="_Toc23045"/>
       <w:r>
         <w:rPr>
           <w:rFonts w:hint="eastAsia" w:ascii="Times New Roman" w:hAnsi="Times New Roman" w:eastAsia="微软雅黑" w:cs="Times New Roman"/>
@@ -29276,6 +29103,4246 @@
         <w:textAlignment w:val="auto"/>
         <w:rPr>
           <w:rFonts w:ascii="Times New Roman" w:hAnsi="Times New Roman" w:eastAsia="微软雅黑" w:cs="Times New Roman"/>
+          <w:b/>
+          <w:color w:val="3DA6BB"/>
+          <w:sz w:val="24"/>
+          <w:lang w:eastAsia="zh-CN"/>
+        </w:rPr>
+      </w:pPr>
+      <w:r>
+        <w:rPr>
+          <w:rFonts w:hint="eastAsia" w:ascii="Times New Roman" w:hAnsi="Times New Roman" w:eastAsia="微软雅黑" w:cs="Times New Roman"/>
+          <w:b/>
+          <w:color w:val="3DA6BB"/>
+          <w:sz w:val="24"/>
+          <w:lang w:eastAsia="zh-CN"/>
+        </w:rPr>
+        <w:t>临床试验信息</w:t>
+      </w:r>
+    </w:p>
+    <w:tbl>
+      <w:tblPr>
+        <w:tblStyle w:val="16"/>
+        <w:tblpPr w:leftFromText="180" w:rightFromText="180" w:vertAnchor="text" w:tblpXSpec="center" w:tblpY="1"/>
+        <w:tblOverlap w:val="never"/>
+        <w:tblW w:w="9870" w:type="dxa"/>
+        <w:jc w:val="center"/>
+        <w:tblBorders>
+          <w:top w:val="single" w:color="BEBEBE" w:sz="4" w:space="0"/>
+          <w:left w:val="single" w:color="BEBEBE" w:sz="4" w:space="0"/>
+          <w:bottom w:val="single" w:color="BEBEBE" w:sz="4" w:space="0"/>
+          <w:right w:val="single" w:color="BEBEBE" w:sz="4" w:space="0"/>
+          <w:insideH w:val="single" w:color="BEBEBE" w:sz="4" w:space="0"/>
+          <w:insideV w:val="single" w:color="BEBEBE" w:sz="4" w:space="0"/>
+        </w:tblBorders>
+        <w:tblLayout w:type="fixed"/>
+        <w:tblCellMar>
+          <w:top w:w="0" w:type="dxa"/>
+          <w:left w:w="108" w:type="dxa"/>
+          <w:bottom w:w="0" w:type="dxa"/>
+          <w:right w:w="108" w:type="dxa"/>
+        </w:tblCellMar>
+      </w:tblPr>
+      <w:tblGrid>
+        <w:gridCol w:w="1645"/>
+        <w:gridCol w:w="3884"/>
+        <w:gridCol w:w="1246"/>
+        <w:gridCol w:w="1035"/>
+        <w:gridCol w:w="1204"/>
+        <w:gridCol w:w="856"/>
+      </w:tblGrid>
+      <w:tr>
+        <w:tblPrEx>
+          <w:tblBorders>
+            <w:top w:val="single" w:color="BEBEBE" w:sz="4" w:space="0"/>
+            <w:left w:val="single" w:color="BEBEBE" w:sz="4" w:space="0"/>
+            <w:bottom w:val="single" w:color="BEBEBE" w:sz="4" w:space="0"/>
+            <w:right w:val="single" w:color="BEBEBE" w:sz="4" w:space="0"/>
+            <w:insideH w:val="single" w:color="BEBEBE" w:sz="4" w:space="0"/>
+            <w:insideV w:val="single" w:color="BEBEBE" w:sz="4" w:space="0"/>
+          </w:tblBorders>
+        </w:tblPrEx>
+        <w:trPr>
+          <w:trHeight w:val="420" w:hRule="atLeast"/>
+          <w:jc w:val="center"/>
+        </w:trPr>
+        <w:tc>
+          <w:tcPr>
+            <w:tcW w:w="1645" w:type="dxa"/>
+            <w:tcBorders>
+              <w:tl2br w:val="nil"/>
+              <w:tr2bl w:val="nil"/>
+            </w:tcBorders>
+            <w:shd w:val="clear" w:color="auto" w:fill="DDDDDD"/>
+            <w:vAlign w:val="center"/>
+          </w:tcPr>
+          <w:p>
+            <w:pPr>
+              <w:keepNext/>
+              <w:spacing w:before="26"/>
+              <w:jc w:val="center"/>
+              <w:rPr>
+                <w:rFonts w:ascii="Times New Roman" w:hAnsi="Times New Roman" w:eastAsia="微软雅黑" w:cs="Times New Roman"/>
+                <w:b/>
+                <w:color w:val="3DA6BB"/>
+                <w:sz w:val="18"/>
+                <w:szCs w:val="18"/>
+                <w:lang w:eastAsia="zh-CN"/>
+              </w:rPr>
+            </w:pPr>
+            <w:r>
+              <w:rPr>
+                <w:rFonts w:ascii="Times New Roman" w:hAnsi="Times New Roman" w:eastAsia="微软雅黑" w:cs="Times New Roman"/>
+                <w:b/>
+                <w:color w:val="3DA6BB"/>
+                <w:sz w:val="18"/>
+                <w:szCs w:val="18"/>
+                <w:lang w:eastAsia="zh-CN"/>
+              </w:rPr>
+              <w:t>ID</w:t>
+            </w:r>
+          </w:p>
+        </w:tc>
+        <w:tc>
+          <w:tcPr>
+            <w:tcW w:w="3884" w:type="dxa"/>
+            <w:tcBorders>
+              <w:tl2br w:val="nil"/>
+              <w:tr2bl w:val="nil"/>
+            </w:tcBorders>
+            <w:shd w:val="clear" w:color="auto" w:fill="DDDDDD"/>
+            <w:vAlign w:val="center"/>
+          </w:tcPr>
+          <w:p>
+            <w:pPr>
+              <w:keepNext/>
+              <w:spacing w:before="26"/>
+              <w:jc w:val="center"/>
+              <w:rPr>
+                <w:rFonts w:ascii="Times New Roman" w:hAnsi="Times New Roman" w:eastAsia="微软雅黑" w:cs="Times New Roman"/>
+                <w:b/>
+                <w:color w:val="3DA6BB"/>
+                <w:sz w:val="18"/>
+                <w:szCs w:val="18"/>
+                <w:lang w:eastAsia="zh-CN"/>
+              </w:rPr>
+            </w:pPr>
+            <w:r>
+              <w:rPr>
+                <w:rFonts w:ascii="Times New Roman" w:hAnsi="Times New Roman" w:eastAsia="微软雅黑" w:cs="Times New Roman"/>
+                <w:b/>
+                <w:color w:val="3DA6BB"/>
+                <w:sz w:val="18"/>
+                <w:szCs w:val="18"/>
+                <w:lang w:eastAsia="zh-CN"/>
+              </w:rPr>
+              <w:t>临床试验名称</w:t>
+            </w:r>
+          </w:p>
+        </w:tc>
+        <w:tc>
+          <w:tcPr>
+            <w:tcW w:w="1246" w:type="dxa"/>
+            <w:tcBorders>
+              <w:tl2br w:val="nil"/>
+              <w:tr2bl w:val="nil"/>
+            </w:tcBorders>
+            <w:shd w:val="clear" w:color="auto" w:fill="DDDDDD"/>
+            <w:vAlign w:val="center"/>
+          </w:tcPr>
+          <w:p>
+            <w:pPr>
+              <w:keepNext/>
+              <w:spacing w:before="26"/>
+              <w:jc w:val="center"/>
+              <w:rPr>
+                <w:rFonts w:ascii="Times New Roman" w:hAnsi="Times New Roman" w:eastAsia="微软雅黑" w:cs="Times New Roman"/>
+                <w:b/>
+                <w:color w:val="3DA6BB"/>
+                <w:sz w:val="18"/>
+                <w:szCs w:val="18"/>
+                <w:lang w:eastAsia="zh-CN"/>
+              </w:rPr>
+            </w:pPr>
+            <w:r>
+              <w:rPr>
+                <w:rFonts w:ascii="Times New Roman" w:hAnsi="Times New Roman" w:eastAsia="微软雅黑" w:cs="Times New Roman"/>
+                <w:b/>
+                <w:color w:val="3DA6BB"/>
+                <w:sz w:val="18"/>
+                <w:szCs w:val="18"/>
+                <w:lang w:eastAsia="zh-CN"/>
+              </w:rPr>
+              <w:t>肿瘤类型</w:t>
+            </w:r>
+          </w:p>
+        </w:tc>
+        <w:tc>
+          <w:tcPr>
+            <w:tcW w:w="1035" w:type="dxa"/>
+            <w:tcBorders>
+              <w:tl2br w:val="nil"/>
+              <w:tr2bl w:val="nil"/>
+            </w:tcBorders>
+            <w:shd w:val="clear" w:color="auto" w:fill="DDDDDD"/>
+            <w:vAlign w:val="center"/>
+          </w:tcPr>
+          <w:p>
+            <w:pPr>
+              <w:keepNext/>
+              <w:spacing w:before="26"/>
+              <w:jc w:val="center"/>
+              <w:rPr>
+                <w:rFonts w:ascii="Times New Roman" w:hAnsi="Times New Roman" w:eastAsia="微软雅黑" w:cs="Times New Roman"/>
+                <w:b/>
+                <w:color w:val="3DA6BB"/>
+                <w:sz w:val="18"/>
+                <w:szCs w:val="18"/>
+                <w:lang w:eastAsia="zh-CN"/>
+              </w:rPr>
+            </w:pPr>
+            <w:r>
+              <w:rPr>
+                <w:rFonts w:ascii="Times New Roman" w:hAnsi="Times New Roman" w:eastAsia="微软雅黑" w:cs="Times New Roman"/>
+                <w:b/>
+                <w:color w:val="3DA6BB"/>
+                <w:sz w:val="18"/>
+                <w:szCs w:val="18"/>
+                <w:lang w:eastAsia="zh-CN"/>
+              </w:rPr>
+              <w:t>阶段</w:t>
+            </w:r>
+          </w:p>
+        </w:tc>
+        <w:tc>
+          <w:tcPr>
+            <w:tcW w:w="1204" w:type="dxa"/>
+            <w:tcBorders>
+              <w:tl2br w:val="nil"/>
+              <w:tr2bl w:val="nil"/>
+            </w:tcBorders>
+            <w:shd w:val="clear" w:color="auto" w:fill="DDDDDD"/>
+            <w:vAlign w:val="center"/>
+          </w:tcPr>
+          <w:p>
+            <w:pPr>
+              <w:keepNext/>
+              <w:spacing w:before="26"/>
+              <w:jc w:val="center"/>
+              <w:rPr>
+                <w:rFonts w:ascii="Times New Roman" w:hAnsi="Times New Roman" w:eastAsia="微软雅黑" w:cs="Times New Roman"/>
+                <w:b/>
+                <w:color w:val="3DA6BB"/>
+                <w:sz w:val="18"/>
+                <w:szCs w:val="18"/>
+                <w:lang w:eastAsia="zh-CN"/>
+              </w:rPr>
+            </w:pPr>
+            <w:r>
+              <w:rPr>
+                <w:rFonts w:ascii="Times New Roman" w:hAnsi="Times New Roman" w:eastAsia="微软雅黑" w:cs="Times New Roman"/>
+                <w:b/>
+                <w:color w:val="3DA6BB"/>
+                <w:sz w:val="18"/>
+                <w:szCs w:val="18"/>
+                <w:lang w:eastAsia="zh-CN"/>
+              </w:rPr>
+              <w:t>药物</w:t>
+            </w:r>
+          </w:p>
+        </w:tc>
+        <w:tc>
+          <w:tcPr>
+            <w:tcW w:w="856" w:type="dxa"/>
+            <w:tcBorders>
+              <w:tl2br w:val="nil"/>
+              <w:tr2bl w:val="nil"/>
+            </w:tcBorders>
+            <w:shd w:val="clear" w:color="auto" w:fill="DDDDDD"/>
+            <w:vAlign w:val="center"/>
+          </w:tcPr>
+          <w:p>
+            <w:pPr>
+              <w:keepNext/>
+              <w:spacing w:before="26"/>
+              <w:jc w:val="center"/>
+              <w:rPr>
+                <w:rFonts w:ascii="Times New Roman" w:hAnsi="Times New Roman" w:eastAsia="微软雅黑" w:cs="Times New Roman"/>
+                <w:b/>
+                <w:color w:val="3DA6BB"/>
+                <w:sz w:val="18"/>
+                <w:szCs w:val="18"/>
+                <w:lang w:eastAsia="zh-CN"/>
+              </w:rPr>
+            </w:pPr>
+            <w:r>
+              <w:rPr>
+                <w:rFonts w:ascii="Times New Roman" w:hAnsi="Times New Roman" w:eastAsia="微软雅黑" w:cs="Times New Roman"/>
+                <w:b/>
+                <w:color w:val="3DA6BB"/>
+                <w:sz w:val="18"/>
+                <w:szCs w:val="18"/>
+                <w:lang w:eastAsia="zh-CN"/>
+              </w:rPr>
+              <w:t>地点</w:t>
+            </w:r>
+          </w:p>
+        </w:tc>
+      </w:tr>
+      <w:tr>
+        <w:tblPrEx>
+          <w:tblBorders>
+            <w:top w:val="single" w:color="BEBEBE" w:sz="4" w:space="0"/>
+            <w:left w:val="single" w:color="BEBEBE" w:sz="4" w:space="0"/>
+            <w:bottom w:val="single" w:color="BEBEBE" w:sz="4" w:space="0"/>
+            <w:right w:val="single" w:color="BEBEBE" w:sz="4" w:space="0"/>
+            <w:insideH w:val="single" w:color="BEBEBE" w:sz="4" w:space="0"/>
+            <w:insideV w:val="single" w:color="BEBEBE" w:sz="4" w:space="0"/>
+          </w:tblBorders>
+          <w:tblCellMar>
+            <w:top w:w="0" w:type="dxa"/>
+            <w:left w:w="108" w:type="dxa"/>
+            <w:bottom w:w="0" w:type="dxa"/>
+            <w:right w:w="108" w:type="dxa"/>
+          </w:tblCellMar>
+        </w:tblPrEx>
+        <w:trPr>
+          <w:jc w:val="center"/>
+        </w:trPr>
+        <w:tc>
+          <w:tcPr>
+            <w:tcW w:w="9870" w:type="dxa"/>
+            <w:gridSpan w:val="6"/>
+            <w:tcBorders>
+              <w:tl2br w:val="nil"/>
+              <w:tr2bl w:val="nil"/>
+            </w:tcBorders>
+            <w:vAlign w:val="center"/>
+          </w:tcPr>
+          <w:p>
+            <w:pPr>
+              <w:keepNext/>
+              <w:spacing w:before="26"/>
+              <w:jc w:val="center"/>
+              <w:rPr>
+                <w:rFonts w:ascii="Times New Roman" w:hAnsi="Times New Roman" w:eastAsia="微软雅黑" w:cs="Times New Roman"/>
+                <w:bCs/>
+                <w:sz w:val="18"/>
+                <w:szCs w:val="18"/>
+                <w:lang w:eastAsia="zh-CN"/>
+              </w:rPr>
+            </w:pPr>
+            <w:r>
+              <w:rPr>
+                <w:rFonts w:hint="eastAsia" w:ascii="Times New Roman" w:hAnsi="Times New Roman" w:eastAsia="微软雅黑" w:cs="Times New Roman"/>
+                <w:b/>
+                <w:sz w:val="18"/>
+                <w:szCs w:val="18"/>
+                <w:lang w:eastAsia="zh-CN"/>
+              </w:rPr>
+              <w:t>{%tr for cti in tdd.clinicalTrialInformationStr %}</w:t>
+            </w:r>
+          </w:p>
+        </w:tc>
+      </w:tr>
+      <w:tr>
+        <w:tblPrEx>
+          <w:tblBorders>
+            <w:top w:val="single" w:color="BEBEBE" w:sz="4" w:space="0"/>
+            <w:left w:val="single" w:color="BEBEBE" w:sz="4" w:space="0"/>
+            <w:bottom w:val="single" w:color="BEBEBE" w:sz="4" w:space="0"/>
+            <w:right w:val="single" w:color="BEBEBE" w:sz="4" w:space="0"/>
+            <w:insideH w:val="single" w:color="BEBEBE" w:sz="4" w:space="0"/>
+            <w:insideV w:val="single" w:color="BEBEBE" w:sz="4" w:space="0"/>
+          </w:tblBorders>
+          <w:tblCellMar>
+            <w:top w:w="0" w:type="dxa"/>
+            <w:left w:w="108" w:type="dxa"/>
+            <w:bottom w:w="0" w:type="dxa"/>
+            <w:right w:w="108" w:type="dxa"/>
+          </w:tblCellMar>
+        </w:tblPrEx>
+        <w:trPr>
+          <w:jc w:val="center"/>
+        </w:trPr>
+        <w:tc>
+          <w:tcPr>
+            <w:tcW w:w="1645" w:type="dxa"/>
+            <w:tcBorders>
+              <w:tl2br w:val="nil"/>
+              <w:tr2bl w:val="nil"/>
+            </w:tcBorders>
+            <w:vAlign w:val="center"/>
+          </w:tcPr>
+          <w:p>
+            <w:pPr>
+              <w:keepNext/>
+              <w:spacing w:before="26"/>
+              <w:jc w:val="center"/>
+              <w:rPr>
+                <w:rFonts w:ascii="Times New Roman" w:hAnsi="Times New Roman" w:eastAsia="微软雅黑" w:cs="Times New Roman"/>
+                <w:bCs/>
+                <w:sz w:val="18"/>
+                <w:szCs w:val="18"/>
+                <w:lang w:eastAsia="zh-CN"/>
+              </w:rPr>
+            </w:pPr>
+            <w:r>
+              <w:rPr>
+                <w:rFonts w:hint="eastAsia" w:ascii="Times New Roman" w:hAnsi="Times New Roman" w:eastAsia="微软雅黑" w:cs="Times New Roman"/>
+                <w:bCs/>
+                <w:sz w:val="18"/>
+                <w:szCs w:val="18"/>
+                <w:lang w:eastAsia="zh-CN"/>
+              </w:rPr>
+              <w:t>{{ cti.clinical_trial_id }}</w:t>
+            </w:r>
+          </w:p>
+        </w:tc>
+        <w:tc>
+          <w:tcPr>
+            <w:tcW w:w="3884" w:type="dxa"/>
+            <w:tcBorders>
+              <w:tl2br w:val="nil"/>
+              <w:tr2bl w:val="nil"/>
+            </w:tcBorders>
+            <w:vAlign w:val="center"/>
+          </w:tcPr>
+          <w:p>
+            <w:pPr>
+              <w:keepNext/>
+              <w:jc w:val="center"/>
+              <w:rPr>
+                <w:rFonts w:ascii="Times New Roman" w:hAnsi="Times New Roman" w:eastAsia="微软雅黑" w:cs="Times New Roman"/>
+                <w:bCs/>
+                <w:sz w:val="18"/>
+                <w:szCs w:val="18"/>
+                <w:lang w:eastAsia="zh-CN"/>
+              </w:rPr>
+            </w:pPr>
+            <w:r>
+              <w:rPr>
+                <w:rFonts w:hint="eastAsia" w:ascii="Times New Roman" w:hAnsi="Times New Roman" w:eastAsia="微软雅黑" w:cs="Times New Roman"/>
+                <w:bCs/>
+                <w:sz w:val="18"/>
+                <w:szCs w:val="18"/>
+                <w:lang w:eastAsia="zh-CN"/>
+              </w:rPr>
+              <w:t>{{ cti.title_chinese }}</w:t>
+            </w:r>
+          </w:p>
+        </w:tc>
+        <w:tc>
+          <w:tcPr>
+            <w:tcW w:w="1246" w:type="dxa"/>
+            <w:tcBorders>
+              <w:tl2br w:val="nil"/>
+              <w:tr2bl w:val="nil"/>
+            </w:tcBorders>
+            <w:vAlign w:val="center"/>
+          </w:tcPr>
+          <w:p>
+            <w:pPr>
+              <w:keepNext/>
+              <w:spacing w:before="26"/>
+              <w:jc w:val="center"/>
+              <w:rPr>
+                <w:rFonts w:ascii="Times New Roman" w:hAnsi="Times New Roman" w:eastAsia="微软雅黑" w:cs="Times New Roman"/>
+                <w:bCs/>
+                <w:sz w:val="18"/>
+                <w:szCs w:val="18"/>
+                <w:lang w:eastAsia="zh-CN"/>
+              </w:rPr>
+            </w:pPr>
+            <w:r>
+              <w:rPr>
+                <w:rFonts w:hint="eastAsia" w:ascii="Times New Roman" w:hAnsi="Times New Roman" w:eastAsia="微软雅黑" w:cs="Times New Roman"/>
+                <w:bCs/>
+                <w:sz w:val="18"/>
+                <w:szCs w:val="18"/>
+                <w:lang w:eastAsia="zh-CN"/>
+              </w:rPr>
+              <w:t>{{ cti.condition_chinese }}</w:t>
+            </w:r>
+          </w:p>
+        </w:tc>
+        <w:tc>
+          <w:tcPr>
+            <w:tcW w:w="1035" w:type="dxa"/>
+            <w:tcBorders>
+              <w:tl2br w:val="nil"/>
+              <w:tr2bl w:val="nil"/>
+            </w:tcBorders>
+            <w:vAlign w:val="center"/>
+          </w:tcPr>
+          <w:p>
+            <w:pPr>
+              <w:keepNext/>
+              <w:spacing w:before="26"/>
+              <w:jc w:val="center"/>
+              <w:rPr>
+                <w:rFonts w:ascii="Times New Roman" w:hAnsi="Times New Roman" w:eastAsia="微软雅黑" w:cs="Times New Roman"/>
+                <w:bCs/>
+                <w:sz w:val="18"/>
+                <w:szCs w:val="18"/>
+                <w:lang w:eastAsia="zh-CN"/>
+              </w:rPr>
+            </w:pPr>
+            <w:r>
+              <w:rPr>
+                <w:rFonts w:hint="eastAsia" w:ascii="Times New Roman" w:hAnsi="Times New Roman" w:eastAsia="微软雅黑" w:cs="Times New Roman"/>
+                <w:bCs/>
+                <w:sz w:val="18"/>
+                <w:szCs w:val="18"/>
+                <w:lang w:eastAsia="zh-CN"/>
+              </w:rPr>
+              <w:t>{{ cti.phase }}</w:t>
+            </w:r>
+          </w:p>
+        </w:tc>
+        <w:tc>
+          <w:tcPr>
+            <w:tcW w:w="1204" w:type="dxa"/>
+            <w:tcBorders>
+              <w:tl2br w:val="nil"/>
+              <w:tr2bl w:val="nil"/>
+            </w:tcBorders>
+            <w:vAlign w:val="center"/>
+          </w:tcPr>
+          <w:p>
+            <w:pPr>
+              <w:spacing w:before="1" w:line="249" w:lineRule="auto"/>
+              <w:ind w:right="131"/>
+              <w:jc w:val="center"/>
+              <w:rPr>
+                <w:rFonts w:ascii="Times New Roman" w:hAnsi="Times New Roman" w:eastAsia="微软雅黑" w:cs="Times New Roman"/>
+                <w:sz w:val="18"/>
+                <w:szCs w:val="18"/>
+                <w:lang w:eastAsia="zh-CN"/>
+              </w:rPr>
+            </w:pPr>
+            <w:r>
+              <w:rPr>
+                <w:rFonts w:hint="eastAsia" w:ascii="Times New Roman" w:hAnsi="Times New Roman" w:eastAsia="微软雅黑" w:cs="Times New Roman"/>
+                <w:sz w:val="18"/>
+                <w:szCs w:val="18"/>
+                <w:lang w:eastAsia="zh-CN"/>
+              </w:rPr>
+              <w:t xml:space="preserve">{% for d in </w:t>
+            </w:r>
+            <w:r>
+              <w:rPr>
+                <w:rFonts w:hint="eastAsia" w:ascii="Times New Roman" w:hAnsi="Times New Roman" w:eastAsia="微软雅黑" w:cs="Times New Roman"/>
+                <w:bCs/>
+                <w:sz w:val="18"/>
+                <w:szCs w:val="18"/>
+                <w:lang w:eastAsia="zh-CN"/>
+              </w:rPr>
+              <w:t>cti.drug_name_chinese</w:t>
+            </w:r>
+            <w:r>
+              <w:rPr>
+                <w:rFonts w:hint="eastAsia" w:ascii="Times New Roman" w:hAnsi="Times New Roman" w:eastAsia="微软雅黑" w:cs="Times New Roman"/>
+                <w:sz w:val="18"/>
+                <w:szCs w:val="18"/>
+                <w:lang w:eastAsia="zh-CN"/>
+              </w:rPr>
+              <w:t xml:space="preserve"> %}{%if loop.last%}{{ d.name }}{%else%}{{ d.name }}</w:t>
+            </w:r>
+          </w:p>
+          <w:p>
+            <w:pPr>
+              <w:keepNext/>
+              <w:jc w:val="center"/>
+              <w:rPr>
+                <w:rFonts w:ascii="Times New Roman" w:hAnsi="Times New Roman" w:eastAsia="微软雅黑" w:cs="Times New Roman"/>
+                <w:bCs/>
+                <w:sz w:val="18"/>
+                <w:szCs w:val="18"/>
+                <w:lang w:eastAsia="zh-CN"/>
+              </w:rPr>
+            </w:pPr>
+            <w:r>
+              <w:rPr>
+                <w:rFonts w:hint="eastAsia" w:ascii="Times New Roman" w:hAnsi="Times New Roman" w:eastAsia="微软雅黑" w:cs="Times New Roman"/>
+                <w:sz w:val="18"/>
+                <w:szCs w:val="18"/>
+                <w:lang w:eastAsia="zh-CN"/>
+              </w:rPr>
+              <w:t>{%endif%}{% endfor %}</w:t>
+            </w:r>
+          </w:p>
+        </w:tc>
+        <w:tc>
+          <w:tcPr>
+            <w:tcW w:w="856" w:type="dxa"/>
+            <w:tcBorders>
+              <w:tl2br w:val="nil"/>
+              <w:tr2bl w:val="nil"/>
+            </w:tcBorders>
+            <w:vAlign w:val="center"/>
+          </w:tcPr>
+          <w:p>
+            <w:pPr>
+              <w:keepNext/>
+              <w:spacing w:before="26"/>
+              <w:jc w:val="center"/>
+              <w:rPr>
+                <w:rFonts w:ascii="Times New Roman" w:hAnsi="Times New Roman" w:eastAsia="微软雅黑" w:cs="Times New Roman"/>
+                <w:bCs/>
+                <w:sz w:val="18"/>
+                <w:szCs w:val="18"/>
+                <w:lang w:eastAsia="zh-CN"/>
+              </w:rPr>
+            </w:pPr>
+            <w:r>
+              <w:rPr>
+                <w:rFonts w:hint="eastAsia" w:ascii="Times New Roman" w:hAnsi="Times New Roman" w:eastAsia="微软雅黑" w:cs="Times New Roman"/>
+                <w:bCs/>
+                <w:sz w:val="18"/>
+                <w:szCs w:val="18"/>
+                <w:lang w:eastAsia="zh-CN"/>
+              </w:rPr>
+              <w:t>{{ cti.location_chinese }}</w:t>
+            </w:r>
+          </w:p>
+        </w:tc>
+      </w:tr>
+      <w:tr>
+        <w:tblPrEx>
+          <w:tblBorders>
+            <w:top w:val="single" w:color="BEBEBE" w:sz="4" w:space="0"/>
+            <w:left w:val="single" w:color="BEBEBE" w:sz="4" w:space="0"/>
+            <w:bottom w:val="single" w:color="BEBEBE" w:sz="4" w:space="0"/>
+            <w:right w:val="single" w:color="BEBEBE" w:sz="4" w:space="0"/>
+            <w:insideH w:val="single" w:color="BEBEBE" w:sz="4" w:space="0"/>
+            <w:insideV w:val="single" w:color="BEBEBE" w:sz="4" w:space="0"/>
+          </w:tblBorders>
+          <w:tblCellMar>
+            <w:top w:w="0" w:type="dxa"/>
+            <w:left w:w="108" w:type="dxa"/>
+            <w:bottom w:w="0" w:type="dxa"/>
+            <w:right w:w="108" w:type="dxa"/>
+          </w:tblCellMar>
+        </w:tblPrEx>
+        <w:trPr>
+          <w:jc w:val="center"/>
+        </w:trPr>
+        <w:tc>
+          <w:tcPr>
+            <w:tcW w:w="9870" w:type="dxa"/>
+            <w:gridSpan w:val="6"/>
+            <w:tcBorders>
+              <w:tl2br w:val="nil"/>
+              <w:tr2bl w:val="nil"/>
+            </w:tcBorders>
+            <w:vAlign w:val="center"/>
+          </w:tcPr>
+          <w:p>
+            <w:pPr>
+              <w:keepNext/>
+              <w:spacing w:before="26"/>
+              <w:jc w:val="center"/>
+              <w:rPr>
+                <w:rFonts w:ascii="Times New Roman" w:hAnsi="Times New Roman" w:eastAsia="微软雅黑" w:cs="Times New Roman"/>
+                <w:bCs/>
+                <w:sz w:val="18"/>
+                <w:szCs w:val="18"/>
+                <w:lang w:eastAsia="zh-CN"/>
+              </w:rPr>
+            </w:pPr>
+            <w:r>
+              <w:rPr>
+                <w:rFonts w:hint="eastAsia" w:ascii="Times New Roman" w:hAnsi="Times New Roman" w:eastAsia="微软雅黑" w:cs="Times New Roman"/>
+                <w:bCs/>
+                <w:sz w:val="18"/>
+                <w:szCs w:val="18"/>
+                <w:lang w:eastAsia="zh-CN"/>
+              </w:rPr>
+              <w:t>{%tr endfor %}</w:t>
+            </w:r>
+          </w:p>
+        </w:tc>
+      </w:tr>
+    </w:tbl>
+    <w:p>
+      <w:pPr>
+        <w:pStyle w:val="27"/>
+        <w:rPr>
+          <w:color w:val="3DA6BB"/>
+        </w:rPr>
+      </w:pPr>
+      <w:r>
+        <w:rPr>
+          <w:rFonts w:hint="eastAsia" w:ascii="Times New Roman" w:hAnsi="Times New Roman" w:eastAsia="微软雅黑" w:cs="Times New Roman"/>
+          <w:b/>
+          <w:color w:val="3DA6BB"/>
+          <w:sz w:val="24"/>
+          <w:szCs w:val="24"/>
+          <w:lang w:eastAsia="zh-CN"/>
+        </w:rPr>
+        <w:t>{% endif %}</w:t>
+      </w:r>
+      <w:r>
+        <w:rPr>
+          <w:rFonts w:hint="eastAsia"/>
+          <w:color w:val="3DA6BB"/>
+        </w:rPr>
+        <w:t>{% endfor %}{% for vus in unknownVarAnalysisStr %}</w:t>
+      </w:r>
+    </w:p>
+    <w:p>
+      <w:pPr>
+        <w:keepNext/>
+        <w:spacing w:before="120" w:beforeLines="50" w:after="120" w:afterLines="50"/>
+        <w:rPr>
+          <w:rFonts w:hint="eastAsia" w:ascii="Times New Roman" w:hAnsi="Times New Roman" w:eastAsia="微软雅黑" w:cs="Times New Roman"/>
+          <w:b/>
+          <w:color w:val="3DA6BB"/>
+          <w:sz w:val="24"/>
+          <w:szCs w:val="24"/>
+          <w:lang w:eastAsia="zh-CN"/>
+        </w:rPr>
+      </w:pPr>
+      <w:r>
+        <w:rPr>
+          <w:rFonts w:hint="eastAsia" w:ascii="Times New Roman" w:hAnsi="Times New Roman" w:eastAsia="微软雅黑" w:cs="Times New Roman"/>
+          <w:b/>
+          <w:color w:val="3DA6BB"/>
+          <w:sz w:val="24"/>
+          <w:szCs w:val="24"/>
+          <w:lang w:eastAsia="zh-CN"/>
+        </w:rPr>
+        <w:t>{{ vus.gene}}</w:t>
+      </w:r>
+    </w:p>
+    <w:tbl>
+      <w:tblPr>
+        <w:tblStyle w:val="16"/>
+        <w:tblpPr w:leftFromText="180" w:rightFromText="180" w:vertAnchor="text" w:tblpXSpec="center" w:tblpY="1"/>
+        <w:tblOverlap w:val="never"/>
+        <w:tblW w:w="9870" w:type="dxa"/>
+        <w:tblInd w:w="0" w:type="dxa"/>
+        <w:tblBorders>
+          <w:top w:val="single" w:color="BEBEBE" w:sz="4" w:space="0"/>
+          <w:left w:val="single" w:color="BEBEBE" w:sz="4" w:space="0"/>
+          <w:bottom w:val="single" w:color="BEBEBE" w:sz="4" w:space="0"/>
+          <w:right w:val="single" w:color="BEBEBE" w:sz="4" w:space="0"/>
+          <w:insideH w:val="single" w:color="BEBEBE" w:sz="4" w:space="0"/>
+          <w:insideV w:val="single" w:color="BEBEBE" w:sz="4" w:space="0"/>
+        </w:tblBorders>
+        <w:tblLayout w:type="fixed"/>
+        <w:tblCellMar>
+          <w:top w:w="0" w:type="dxa"/>
+          <w:left w:w="108" w:type="dxa"/>
+          <w:bottom w:w="0" w:type="dxa"/>
+          <w:right w:w="108" w:type="dxa"/>
+        </w:tblCellMar>
+      </w:tblPr>
+      <w:tblGrid>
+        <w:gridCol w:w="1843"/>
+        <w:gridCol w:w="8027"/>
+      </w:tblGrid>
+      <w:tr>
+        <w:tblPrEx>
+          <w:tblBorders>
+            <w:top w:val="single" w:color="BEBEBE" w:sz="4" w:space="0"/>
+            <w:left w:val="single" w:color="BEBEBE" w:sz="4" w:space="0"/>
+            <w:bottom w:val="single" w:color="BEBEBE" w:sz="4" w:space="0"/>
+            <w:right w:val="single" w:color="BEBEBE" w:sz="4" w:space="0"/>
+            <w:insideH w:val="single" w:color="BEBEBE" w:sz="4" w:space="0"/>
+            <w:insideV w:val="single" w:color="BEBEBE" w:sz="4" w:space="0"/>
+          </w:tblBorders>
+          <w:tblCellMar>
+            <w:top w:w="0" w:type="dxa"/>
+            <w:left w:w="108" w:type="dxa"/>
+            <w:bottom w:w="0" w:type="dxa"/>
+            <w:right w:w="108" w:type="dxa"/>
+          </w:tblCellMar>
+        </w:tblPrEx>
+        <w:trPr>
+          <w:trHeight w:val="329" w:hRule="atLeast"/>
+        </w:trPr>
+        <w:tc>
+          <w:tcPr>
+            <w:tcW w:w="1843" w:type="dxa"/>
+            <w:tcBorders>
+              <w:tl2br w:val="nil"/>
+              <w:tr2bl w:val="nil"/>
+            </w:tcBorders>
+            <w:shd w:val="clear" w:color="auto" w:fill="DDDDDD"/>
+            <w:vAlign w:val="center"/>
+          </w:tcPr>
+          <w:p>
+            <w:pPr>
+              <w:keepNext/>
+              <w:rPr>
+                <w:rFonts w:ascii="Times New Roman" w:hAnsi="Times New Roman" w:eastAsia="微软雅黑" w:cs="Times New Roman"/>
+                <w:b/>
+                <w:color w:val="3DA6BB"/>
+                <w:sz w:val="18"/>
+                <w:szCs w:val="18"/>
+                <w:lang w:eastAsia="zh-CN"/>
+              </w:rPr>
+            </w:pPr>
+            <w:r>
+              <w:rPr>
+                <w:rFonts w:ascii="Times New Roman" w:hAnsi="Times New Roman" w:eastAsia="微软雅黑" w:cs="Times New Roman"/>
+                <w:b/>
+                <w:color w:val="3DA6BB"/>
+                <w:sz w:val="18"/>
+                <w:szCs w:val="18"/>
+                <w:lang w:eastAsia="zh-CN"/>
+              </w:rPr>
+              <w:t>突变形式</w:t>
+            </w:r>
+          </w:p>
+        </w:tc>
+        <w:tc>
+          <w:tcPr>
+            <w:tcW w:w="8027" w:type="dxa"/>
+            <w:tcBorders>
+              <w:tl2br w:val="nil"/>
+              <w:tr2bl w:val="nil"/>
+            </w:tcBorders>
+            <w:vAlign w:val="center"/>
+          </w:tcPr>
+          <w:p>
+            <w:pPr>
+              <w:keepNext/>
+              <w:rPr>
+                <w:rFonts w:ascii="Times New Roman" w:hAnsi="Times New Roman" w:eastAsia="微软雅黑" w:cs="Times New Roman"/>
+                <w:sz w:val="18"/>
+                <w:szCs w:val="18"/>
+                <w:lang w:eastAsia="zh-CN"/>
+              </w:rPr>
+            </w:pPr>
+            <w:r>
+              <w:rPr>
+                <w:rFonts w:hint="eastAsia" w:ascii="Times New Roman" w:hAnsi="Times New Roman" w:eastAsia="微软雅黑" w:cs="Times New Roman"/>
+                <w:color w:val="000000"/>
+                <w:sz w:val="18"/>
+                <w:szCs w:val="18"/>
+                <w:lang w:eastAsia="zh-CN"/>
+              </w:rPr>
+              <w:t>{{ vus.ori_variant }}</w:t>
+            </w:r>
+          </w:p>
+        </w:tc>
+      </w:tr>
+      <w:tr>
+        <w:tblPrEx>
+          <w:tblBorders>
+            <w:top w:val="single" w:color="BEBEBE" w:sz="4" w:space="0"/>
+            <w:left w:val="single" w:color="BEBEBE" w:sz="4" w:space="0"/>
+            <w:bottom w:val="single" w:color="BEBEBE" w:sz="4" w:space="0"/>
+            <w:right w:val="single" w:color="BEBEBE" w:sz="4" w:space="0"/>
+            <w:insideH w:val="single" w:color="BEBEBE" w:sz="4" w:space="0"/>
+            <w:insideV w:val="single" w:color="BEBEBE" w:sz="4" w:space="0"/>
+          </w:tblBorders>
+          <w:tblCellMar>
+            <w:top w:w="0" w:type="dxa"/>
+            <w:left w:w="108" w:type="dxa"/>
+            <w:bottom w:w="0" w:type="dxa"/>
+            <w:right w:w="108" w:type="dxa"/>
+          </w:tblCellMar>
+        </w:tblPrEx>
+        <w:tc>
+          <w:tcPr>
+            <w:tcW w:w="1843" w:type="dxa"/>
+            <w:tcBorders>
+              <w:tl2br w:val="nil"/>
+              <w:tr2bl w:val="nil"/>
+            </w:tcBorders>
+            <w:shd w:val="clear" w:color="auto" w:fill="DDDDDD"/>
+            <w:vAlign w:val="center"/>
+          </w:tcPr>
+          <w:p>
+            <w:pPr>
+              <w:keepNext/>
+              <w:rPr>
+                <w:rFonts w:ascii="Times New Roman" w:hAnsi="Times New Roman" w:eastAsia="微软雅黑" w:cs="Times New Roman"/>
+                <w:b/>
+                <w:color w:val="3DA6BB"/>
+                <w:sz w:val="18"/>
+                <w:szCs w:val="18"/>
+                <w:lang w:eastAsia="zh-CN"/>
+              </w:rPr>
+            </w:pPr>
+            <w:r>
+              <w:rPr>
+                <w:rFonts w:ascii="Times New Roman" w:hAnsi="Times New Roman" w:eastAsia="微软雅黑" w:cs="Times New Roman"/>
+                <w:b/>
+                <w:color w:val="3DA6BB"/>
+                <w:sz w:val="18"/>
+                <w:szCs w:val="18"/>
+                <w:lang w:eastAsia="zh-CN"/>
+              </w:rPr>
+              <w:t>突变说明</w:t>
+            </w:r>
+          </w:p>
+        </w:tc>
+        <w:tc>
+          <w:tcPr>
+            <w:tcW w:w="8027" w:type="dxa"/>
+            <w:tcBorders>
+              <w:tl2br w:val="nil"/>
+              <w:tr2bl w:val="nil"/>
+            </w:tcBorders>
+            <w:vAlign w:val="center"/>
+          </w:tcPr>
+          <w:p>
+            <w:pPr>
+              <w:keepNext/>
+              <w:rPr>
+                <w:rFonts w:ascii="Times New Roman" w:hAnsi="Times New Roman" w:eastAsia="微软雅黑" w:cs="Times New Roman"/>
+                <w:sz w:val="18"/>
+                <w:szCs w:val="18"/>
+                <w:lang w:eastAsia="zh-CN"/>
+              </w:rPr>
+            </w:pPr>
+            <w:r>
+              <w:rPr>
+                <w:rFonts w:hint="eastAsia" w:ascii="Times New Roman" w:hAnsi="Times New Roman" w:eastAsia="微软雅黑" w:cs="Times New Roman"/>
+                <w:color w:val="000000"/>
+                <w:sz w:val="18"/>
+                <w:szCs w:val="18"/>
+                <w:lang w:eastAsia="zh-CN"/>
+              </w:rPr>
+              <w:t>{{ vus.mutDesc }}</w:t>
+            </w:r>
+          </w:p>
+        </w:tc>
+      </w:tr>
+      <w:tr>
+        <w:tblPrEx>
+          <w:tblBorders>
+            <w:top w:val="single" w:color="BEBEBE" w:sz="4" w:space="0"/>
+            <w:left w:val="single" w:color="BEBEBE" w:sz="4" w:space="0"/>
+            <w:bottom w:val="single" w:color="BEBEBE" w:sz="4" w:space="0"/>
+            <w:right w:val="single" w:color="BEBEBE" w:sz="4" w:space="0"/>
+            <w:insideH w:val="single" w:color="BEBEBE" w:sz="4" w:space="0"/>
+            <w:insideV w:val="single" w:color="BEBEBE" w:sz="4" w:space="0"/>
+          </w:tblBorders>
+          <w:tblCellMar>
+            <w:top w:w="0" w:type="dxa"/>
+            <w:left w:w="108" w:type="dxa"/>
+            <w:bottom w:w="0" w:type="dxa"/>
+            <w:right w:w="108" w:type="dxa"/>
+          </w:tblCellMar>
+        </w:tblPrEx>
+        <w:tc>
+          <w:tcPr>
+            <w:tcW w:w="1843" w:type="dxa"/>
+            <w:tcBorders>
+              <w:tl2br w:val="nil"/>
+              <w:tr2bl w:val="nil"/>
+            </w:tcBorders>
+            <w:shd w:val="clear" w:color="auto" w:fill="DDDDDD"/>
+            <w:vAlign w:val="center"/>
+          </w:tcPr>
+          <w:p>
+            <w:pPr>
+              <w:keepNext/>
+              <w:rPr>
+                <w:rFonts w:ascii="Times New Roman" w:hAnsi="Times New Roman" w:eastAsia="微软雅黑" w:cs="Times New Roman"/>
+                <w:b/>
+                <w:color w:val="3DA6BB"/>
+                <w:sz w:val="18"/>
+                <w:szCs w:val="18"/>
+                <w:lang w:eastAsia="zh-CN"/>
+              </w:rPr>
+            </w:pPr>
+            <w:r>
+              <w:rPr>
+                <w:rFonts w:ascii="Times New Roman" w:hAnsi="Times New Roman" w:eastAsia="微软雅黑" w:cs="Times New Roman"/>
+                <w:b/>
+                <w:color w:val="3DA6BB"/>
+                <w:sz w:val="18"/>
+                <w:szCs w:val="18"/>
+                <w:lang w:eastAsia="zh-CN"/>
+              </w:rPr>
+              <w:t>基因说明</w:t>
+            </w:r>
+          </w:p>
+        </w:tc>
+        <w:tc>
+          <w:tcPr>
+            <w:tcW w:w="8027" w:type="dxa"/>
+            <w:tcBorders>
+              <w:tl2br w:val="nil"/>
+              <w:tr2bl w:val="nil"/>
+            </w:tcBorders>
+            <w:vAlign w:val="center"/>
+          </w:tcPr>
+          <w:p>
+            <w:pPr>
+              <w:keepNext/>
+              <w:rPr>
+                <w:rFonts w:ascii="Times New Roman" w:hAnsi="Times New Roman" w:eastAsia="微软雅黑" w:cs="Times New Roman"/>
+                <w:sz w:val="18"/>
+                <w:szCs w:val="18"/>
+                <w:lang w:eastAsia="zh-CN"/>
+              </w:rPr>
+            </w:pPr>
+            <w:r>
+              <w:rPr>
+                <w:rFonts w:hint="eastAsia" w:ascii="Times New Roman" w:hAnsi="Times New Roman" w:eastAsia="微软雅黑" w:cs="Times New Roman"/>
+                <w:sz w:val="18"/>
+                <w:szCs w:val="18"/>
+                <w:lang w:eastAsia="zh-CN"/>
+              </w:rPr>
+              <w:t>{{ vus.gene_description_chinese }}</w:t>
+            </w:r>
+          </w:p>
+        </w:tc>
+      </w:tr>
+    </w:tbl>
+    <w:p>
+      <w:pPr>
+        <w:rPr>
+          <w:rFonts w:ascii="Times New Roman" w:hAnsi="Times New Roman" w:eastAsia="微软雅黑" w:cs="Times New Roman"/>
+          <w:b/>
+          <w:color w:val="3DA6BB"/>
+          <w:sz w:val="24"/>
+          <w:szCs w:val="24"/>
+          <w:lang w:eastAsia="zh-CN"/>
+        </w:rPr>
+      </w:pPr>
+      <w:r>
+        <w:rPr>
+          <w:rFonts w:hint="eastAsia" w:ascii="Times New Roman" w:hAnsi="Times New Roman" w:eastAsia="微软雅黑" w:cs="Times New Roman"/>
+          <w:b/>
+          <w:color w:val="3DA6BB"/>
+          <w:sz w:val="24"/>
+          <w:szCs w:val="24"/>
+          <w:lang w:eastAsia="zh-CN"/>
+        </w:rPr>
+        <w:t>{% endfor %}{% for tdd in ComplexDrugStr</w:t>
+      </w:r>
+      <w:r>
+        <w:rPr>
+          <w:rFonts w:hint="eastAsia" w:ascii="Times New Roman" w:hAnsi="Times New Roman" w:eastAsia="微软雅黑" w:cs="Times New Roman"/>
+          <w:b/>
+          <w:color w:val="3DA6BB"/>
+          <w:sz w:val="24"/>
+          <w:szCs w:val="24"/>
+          <w:lang w:val="en-US" w:eastAsia="zh-CN"/>
+        </w:rPr>
+        <w:t xml:space="preserve"> </w:t>
+      </w:r>
+      <w:r>
+        <w:rPr>
+          <w:rFonts w:hint="eastAsia" w:ascii="Times New Roman" w:hAnsi="Times New Roman" w:eastAsia="微软雅黑" w:cs="Times New Roman"/>
+          <w:b/>
+          <w:color w:val="3DA6BB"/>
+          <w:sz w:val="24"/>
+          <w:szCs w:val="24"/>
+          <w:lang w:eastAsia="zh-CN"/>
+        </w:rPr>
+        <w:t>%}</w:t>
+      </w:r>
+    </w:p>
+    <w:p>
+      <w:pPr>
+        <w:keepNext/>
+        <w:spacing w:before="120" w:beforeLines="50" w:after="120" w:afterLines="50"/>
+        <w:rPr>
+          <w:rFonts w:hint="eastAsia" w:ascii="Times New Roman" w:hAnsi="Times New Roman" w:eastAsia="微软雅黑" w:cs="Times New Roman"/>
+          <w:b/>
+          <w:color w:val="3DA6BB"/>
+          <w:sz w:val="24"/>
+          <w:szCs w:val="24"/>
+          <w:lang w:eastAsia="zh-CN"/>
+        </w:rPr>
+      </w:pPr>
+      <w:r>
+        <w:rPr>
+          <w:rFonts w:hint="eastAsia" w:ascii="Times New Roman" w:hAnsi="Times New Roman" w:eastAsia="微软雅黑" w:cs="Times New Roman"/>
+          <w:b/>
+          <w:color w:val="3DA6BB"/>
+          <w:sz w:val="24"/>
+          <w:szCs w:val="24"/>
+          <w:lang w:eastAsia="zh-CN"/>
+        </w:rPr>
+        <w:t>{{ tdd.comutation }}</w:t>
+      </w:r>
+    </w:p>
+    <w:tbl>
+      <w:tblPr>
+        <w:tblStyle w:val="16"/>
+        <w:tblpPr w:leftFromText="180" w:rightFromText="180" w:vertAnchor="text" w:tblpXSpec="center" w:tblpY="1"/>
+        <w:tblOverlap w:val="never"/>
+        <w:tblW w:w="9870" w:type="dxa"/>
+        <w:jc w:val="center"/>
+        <w:tblBorders>
+          <w:top w:val="single" w:color="BEBEBE" w:sz="4" w:space="0"/>
+          <w:left w:val="single" w:color="BEBEBE" w:sz="4" w:space="0"/>
+          <w:bottom w:val="single" w:color="BEBEBE" w:sz="4" w:space="0"/>
+          <w:right w:val="single" w:color="BEBEBE" w:sz="4" w:space="0"/>
+          <w:insideH w:val="single" w:color="BEBEBE" w:sz="4" w:space="0"/>
+          <w:insideV w:val="single" w:color="BEBEBE" w:sz="4" w:space="0"/>
+        </w:tblBorders>
+        <w:tblLayout w:type="fixed"/>
+        <w:tblCellMar>
+          <w:top w:w="0" w:type="dxa"/>
+          <w:left w:w="108" w:type="dxa"/>
+          <w:bottom w:w="0" w:type="dxa"/>
+          <w:right w:w="108" w:type="dxa"/>
+        </w:tblCellMar>
+      </w:tblPr>
+      <w:tblGrid>
+        <w:gridCol w:w="432"/>
+        <w:gridCol w:w="1191"/>
+        <w:gridCol w:w="8247"/>
+      </w:tblGrid>
+      <w:tr>
+        <w:tblPrEx>
+          <w:tblBorders>
+            <w:top w:val="single" w:color="BEBEBE" w:sz="4" w:space="0"/>
+            <w:left w:val="single" w:color="BEBEBE" w:sz="4" w:space="0"/>
+            <w:bottom w:val="single" w:color="BEBEBE" w:sz="4" w:space="0"/>
+            <w:right w:val="single" w:color="BEBEBE" w:sz="4" w:space="0"/>
+            <w:insideH w:val="single" w:color="BEBEBE" w:sz="4" w:space="0"/>
+            <w:insideV w:val="single" w:color="BEBEBE" w:sz="4" w:space="0"/>
+          </w:tblBorders>
+          <w:tblCellMar>
+            <w:top w:w="0" w:type="dxa"/>
+            <w:left w:w="108" w:type="dxa"/>
+            <w:bottom w:w="0" w:type="dxa"/>
+            <w:right w:w="108" w:type="dxa"/>
+          </w:tblCellMar>
+        </w:tblPrEx>
+        <w:trPr>
+          <w:trHeight w:val="417" w:hRule="atLeast"/>
+          <w:jc w:val="center"/>
+        </w:trPr>
+        <w:tc>
+          <w:tcPr>
+            <w:tcW w:w="1623" w:type="dxa"/>
+            <w:gridSpan w:val="2"/>
+            <w:tcBorders>
+              <w:tl2br w:val="nil"/>
+              <w:tr2bl w:val="nil"/>
+            </w:tcBorders>
+            <w:shd w:val="clear" w:color="auto" w:fill="DDDDDD"/>
+            <w:vAlign w:val="center"/>
+          </w:tcPr>
+          <w:p>
+            <w:pPr>
+              <w:keepNext/>
+              <w:spacing w:before="26"/>
+              <w:jc w:val="center"/>
+              <w:rPr>
+                <w:rFonts w:ascii="Times New Roman" w:hAnsi="Times New Roman" w:eastAsia="微软雅黑" w:cs="Times New Roman"/>
+                <w:b/>
+                <w:color w:val="3DA6BB"/>
+                <w:sz w:val="18"/>
+                <w:szCs w:val="18"/>
+                <w:lang w:eastAsia="zh-CN"/>
+              </w:rPr>
+            </w:pPr>
+            <w:r>
+              <w:rPr>
+                <w:rFonts w:ascii="Times New Roman" w:hAnsi="Times New Roman" w:eastAsia="微软雅黑" w:cs="Times New Roman"/>
+                <w:b/>
+                <w:color w:val="3DA6BB"/>
+                <w:sz w:val="18"/>
+                <w:szCs w:val="18"/>
+                <w:lang w:eastAsia="zh-CN"/>
+              </w:rPr>
+              <w:t>突变形式</w:t>
+            </w:r>
+          </w:p>
+        </w:tc>
+        <w:tc>
+          <w:tcPr>
+            <w:tcW w:w="8247" w:type="dxa"/>
+            <w:tcBorders>
+              <w:tl2br w:val="nil"/>
+              <w:tr2bl w:val="nil"/>
+            </w:tcBorders>
+            <w:vAlign w:val="center"/>
+          </w:tcPr>
+          <w:p>
+            <w:pPr>
+              <w:keepNext/>
+              <w:spacing w:before="26"/>
+              <w:jc w:val="center"/>
+              <w:rPr>
+                <w:rFonts w:ascii="Times New Roman" w:hAnsi="Times New Roman" w:eastAsia="微软雅黑" w:cs="Times New Roman"/>
+                <w:bCs/>
+                <w:sz w:val="18"/>
+                <w:szCs w:val="18"/>
+                <w:lang w:eastAsia="zh-CN"/>
+              </w:rPr>
+            </w:pPr>
+            <w:r>
+              <w:rPr>
+                <w:rFonts w:hint="eastAsia" w:ascii="Times New Roman" w:hAnsi="Times New Roman" w:eastAsia="微软雅黑" w:cs="Times New Roman"/>
+                <w:bCs/>
+                <w:sz w:val="18"/>
+                <w:szCs w:val="18"/>
+                <w:lang w:val="en-US" w:eastAsia="zh-CN"/>
+              </w:rPr>
+              <w:t>-</w:t>
+            </w:r>
+          </w:p>
+        </w:tc>
+      </w:tr>
+      <w:tr>
+        <w:tblPrEx>
+          <w:tblBorders>
+            <w:top w:val="single" w:color="BEBEBE" w:sz="4" w:space="0"/>
+            <w:left w:val="single" w:color="BEBEBE" w:sz="4" w:space="0"/>
+            <w:bottom w:val="single" w:color="BEBEBE" w:sz="4" w:space="0"/>
+            <w:right w:val="single" w:color="BEBEBE" w:sz="4" w:space="0"/>
+            <w:insideH w:val="single" w:color="BEBEBE" w:sz="4" w:space="0"/>
+            <w:insideV w:val="single" w:color="BEBEBE" w:sz="4" w:space="0"/>
+          </w:tblBorders>
+          <w:tblCellMar>
+            <w:top w:w="0" w:type="dxa"/>
+            <w:left w:w="108" w:type="dxa"/>
+            <w:bottom w:w="0" w:type="dxa"/>
+            <w:right w:w="108" w:type="dxa"/>
+          </w:tblCellMar>
+        </w:tblPrEx>
+        <w:trPr>
+          <w:trHeight w:val="494" w:hRule="atLeast"/>
+          <w:jc w:val="center"/>
+        </w:trPr>
+        <w:tc>
+          <w:tcPr>
+            <w:tcW w:w="1623" w:type="dxa"/>
+            <w:gridSpan w:val="2"/>
+            <w:tcBorders>
+              <w:tl2br w:val="nil"/>
+              <w:tr2bl w:val="nil"/>
+            </w:tcBorders>
+            <w:shd w:val="clear" w:color="auto" w:fill="DDDDDD"/>
+            <w:vAlign w:val="center"/>
+          </w:tcPr>
+          <w:p>
+            <w:pPr>
+              <w:keepNext/>
+              <w:spacing w:before="26"/>
+              <w:jc w:val="center"/>
+              <w:rPr>
+                <w:rFonts w:ascii="Times New Roman" w:hAnsi="Times New Roman" w:eastAsia="微软雅黑" w:cs="Times New Roman"/>
+                <w:b/>
+                <w:color w:val="3DA6BB"/>
+                <w:sz w:val="18"/>
+                <w:szCs w:val="18"/>
+                <w:lang w:eastAsia="zh-CN"/>
+              </w:rPr>
+            </w:pPr>
+            <w:r>
+              <w:rPr>
+                <w:rFonts w:hint="eastAsia" w:ascii="Times New Roman" w:hAnsi="Times New Roman" w:eastAsia="微软雅黑" w:cs="Times New Roman"/>
+                <w:b/>
+                <w:color w:val="3DA6BB"/>
+                <w:sz w:val="18"/>
+                <w:szCs w:val="18"/>
+                <w:lang w:eastAsia="zh-CN"/>
+              </w:rPr>
+              <w:t>{{ tdd.mutFreqType }}</w:t>
+            </w:r>
+          </w:p>
+        </w:tc>
+        <w:tc>
+          <w:tcPr>
+            <w:tcW w:w="8247" w:type="dxa"/>
+            <w:tcBorders>
+              <w:tl2br w:val="nil"/>
+              <w:tr2bl w:val="nil"/>
+            </w:tcBorders>
+            <w:vAlign w:val="center"/>
+          </w:tcPr>
+          <w:p>
+            <w:pPr>
+              <w:keepNext/>
+              <w:spacing w:before="26"/>
+              <w:jc w:val="center"/>
+              <w:rPr>
+                <w:rFonts w:ascii="Times New Roman" w:hAnsi="Times New Roman" w:eastAsia="微软雅黑" w:cs="Times New Roman"/>
+                <w:bCs/>
+                <w:sz w:val="18"/>
+                <w:szCs w:val="18"/>
+                <w:lang w:eastAsia="zh-CN"/>
+              </w:rPr>
+            </w:pPr>
+            <w:r>
+              <w:rPr>
+                <w:rFonts w:hint="eastAsia" w:ascii="Times New Roman" w:hAnsi="Times New Roman" w:eastAsia="微软雅黑" w:cs="Times New Roman"/>
+                <w:bCs/>
+                <w:sz w:val="18"/>
+                <w:szCs w:val="18"/>
+                <w:lang w:eastAsia="zh-CN"/>
+              </w:rPr>
+              <w:t>{{ tdd.mutFreq }}</w:t>
+            </w:r>
+          </w:p>
+        </w:tc>
+      </w:tr>
+      <w:tr>
+        <w:tblPrEx>
+          <w:tblBorders>
+            <w:top w:val="single" w:color="BEBEBE" w:sz="4" w:space="0"/>
+            <w:left w:val="single" w:color="BEBEBE" w:sz="4" w:space="0"/>
+            <w:bottom w:val="single" w:color="BEBEBE" w:sz="4" w:space="0"/>
+            <w:right w:val="single" w:color="BEBEBE" w:sz="4" w:space="0"/>
+            <w:insideH w:val="single" w:color="BEBEBE" w:sz="4" w:space="0"/>
+            <w:insideV w:val="single" w:color="BEBEBE" w:sz="4" w:space="0"/>
+          </w:tblBorders>
+          <w:tblCellMar>
+            <w:top w:w="0" w:type="dxa"/>
+            <w:left w:w="108" w:type="dxa"/>
+            <w:bottom w:w="0" w:type="dxa"/>
+            <w:right w:w="108" w:type="dxa"/>
+          </w:tblCellMar>
+        </w:tblPrEx>
+        <w:trPr>
+          <w:trHeight w:val="474" w:hRule="atLeast"/>
+          <w:jc w:val="center"/>
+        </w:trPr>
+        <w:tc>
+          <w:tcPr>
+            <w:tcW w:w="432" w:type="dxa"/>
+            <w:vMerge w:val="restart"/>
+            <w:tcBorders>
+              <w:tl2br w:val="nil"/>
+              <w:tr2bl w:val="nil"/>
+            </w:tcBorders>
+            <w:shd w:val="clear" w:color="auto" w:fill="DDDDDD"/>
+            <w:vAlign w:val="center"/>
+          </w:tcPr>
+          <w:p>
+            <w:pPr>
+              <w:spacing w:before="1" w:line="250" w:lineRule="auto"/>
+              <w:jc w:val="center"/>
+              <w:rPr>
+                <w:rFonts w:ascii="Times New Roman" w:hAnsi="Times New Roman" w:eastAsia="微软雅黑" w:cs="Times New Roman"/>
+                <w:color w:val="3DA6BB"/>
+                <w:sz w:val="18"/>
+                <w:szCs w:val="18"/>
+                <w:lang w:eastAsia="zh-CN"/>
+              </w:rPr>
+            </w:pPr>
+            <w:r>
+              <w:rPr>
+                <w:rFonts w:ascii="Times New Roman" w:hAnsi="Times New Roman" w:eastAsia="微软雅黑" w:cs="Times New Roman"/>
+                <w:b/>
+                <w:color w:val="3DA6BB"/>
+                <w:sz w:val="18"/>
+                <w:szCs w:val="18"/>
+                <w:lang w:eastAsia="zh-CN"/>
+              </w:rPr>
+              <w:t>潜在获益药物</w:t>
+            </w:r>
+          </w:p>
+        </w:tc>
+        <w:tc>
+          <w:tcPr>
+            <w:tcW w:w="1191" w:type="dxa"/>
+            <w:tcBorders>
+              <w:tl2br w:val="nil"/>
+              <w:tr2bl w:val="nil"/>
+            </w:tcBorders>
+            <w:shd w:val="clear" w:color="auto" w:fill="DDDDDD"/>
+            <w:vAlign w:val="center"/>
+          </w:tcPr>
+          <w:p>
+            <w:pPr>
+              <w:spacing w:before="1" w:line="250" w:lineRule="auto"/>
+              <w:jc w:val="center"/>
+              <w:rPr>
+                <w:rFonts w:ascii="Times New Roman" w:hAnsi="Times New Roman" w:eastAsia="微软雅黑" w:cs="Times New Roman"/>
+                <w:b/>
+                <w:color w:val="3DA6BB"/>
+                <w:sz w:val="18"/>
+                <w:szCs w:val="18"/>
+                <w:lang w:eastAsia="zh-CN"/>
+              </w:rPr>
+            </w:pPr>
+            <w:r>
+              <w:rPr>
+                <w:rFonts w:ascii="Times New Roman" w:hAnsi="Times New Roman" w:eastAsia="微软雅黑" w:cs="Times New Roman"/>
+                <w:b/>
+                <w:color w:val="3DA6BB"/>
+                <w:sz w:val="18"/>
+                <w:szCs w:val="18"/>
+                <w:lang w:eastAsia="zh-CN"/>
+              </w:rPr>
+              <w:t>A级</w:t>
+            </w:r>
+          </w:p>
+        </w:tc>
+        <w:tc>
+          <w:tcPr>
+            <w:tcW w:w="8247" w:type="dxa"/>
+            <w:tcBorders>
+              <w:tl2br w:val="nil"/>
+              <w:tr2bl w:val="nil"/>
+            </w:tcBorders>
+            <w:shd w:val="clear" w:color="auto" w:fill="auto"/>
+            <w:vAlign w:val="center"/>
+          </w:tcPr>
+          <w:p>
+            <w:pPr>
+              <w:spacing w:before="1" w:line="250" w:lineRule="auto"/>
+              <w:jc w:val="center"/>
+              <w:rPr>
+                <w:rFonts w:ascii="Times New Roman" w:hAnsi="Times New Roman" w:eastAsia="微软雅黑" w:cs="Times New Roman"/>
+                <w:b/>
+                <w:color w:val="FFFFFF" w:themeColor="background1"/>
+                <w:sz w:val="18"/>
+                <w:szCs w:val="18"/>
+                <w:lang w:eastAsia="zh-CN"/>
+                <w14:textFill>
+                  <w14:solidFill>
+                    <w14:schemeClr w14:val="bg1"/>
+                  </w14:solidFill>
+                </w14:textFill>
+              </w:rPr>
+            </w:pPr>
+            <w:r>
+              <w:rPr>
+                <w:rFonts w:ascii="Times New Roman" w:hAnsi="Times New Roman" w:eastAsia="微软雅黑" w:cs="Times New Roman"/>
+                <w:sz w:val="18"/>
+                <w:szCs w:val="18"/>
+                <w:lang w:eastAsia="zh-CN"/>
+              </w:rPr>
+              <w:t>{% if tdd.drugaStr == [] %}无{% else%}{% for d in tdd.drugaStr %}{%if loop.last%}</w:t>
+            </w:r>
+            <w:r>
+              <w:rPr>
+                <w:rFonts w:hint="eastAsia" w:ascii="Times New Roman" w:hAnsi="Times New Roman" w:eastAsia="微软雅黑" w:cs="Times New Roman"/>
+                <w:sz w:val="18"/>
+                <w:szCs w:val="18"/>
+                <w:lang w:eastAsia="zh-CN"/>
+              </w:rPr>
+              <w:t>{{ d.nameLevel }}</w:t>
+            </w:r>
+            <w:r>
+              <w:rPr>
+                <w:rFonts w:ascii="Times New Roman" w:hAnsi="Times New Roman" w:eastAsia="微软雅黑" w:cs="Times New Roman"/>
+                <w:sz w:val="18"/>
+                <w:szCs w:val="18"/>
+                <w:lang w:eastAsia="zh-CN"/>
+              </w:rPr>
+              <w:t>{%else%}</w:t>
+            </w:r>
+            <w:r>
+              <w:rPr>
+                <w:rFonts w:hint="eastAsia" w:ascii="Times New Roman" w:hAnsi="Times New Roman" w:eastAsia="微软雅黑" w:cs="Times New Roman"/>
+                <w:sz w:val="18"/>
+                <w:szCs w:val="18"/>
+                <w:lang w:eastAsia="zh-CN"/>
+              </w:rPr>
+              <w:t>{{ d.nameLevel }}</w:t>
+            </w:r>
+            <w:r>
+              <w:rPr>
+                <w:rFonts w:ascii="Times New Roman" w:hAnsi="Times New Roman" w:eastAsia="微软雅黑" w:cs="Times New Roman"/>
+                <w:sz w:val="18"/>
+                <w:szCs w:val="18"/>
+                <w:lang w:eastAsia="zh-CN"/>
+              </w:rPr>
+              <w:t>，{%endif%}{% endfor %}{% endif%}</w:t>
+            </w:r>
+          </w:p>
+        </w:tc>
+      </w:tr>
+      <w:tr>
+        <w:tblPrEx>
+          <w:tblBorders>
+            <w:top w:val="single" w:color="BEBEBE" w:sz="4" w:space="0"/>
+            <w:left w:val="single" w:color="BEBEBE" w:sz="4" w:space="0"/>
+            <w:bottom w:val="single" w:color="BEBEBE" w:sz="4" w:space="0"/>
+            <w:right w:val="single" w:color="BEBEBE" w:sz="4" w:space="0"/>
+            <w:insideH w:val="single" w:color="BEBEBE" w:sz="4" w:space="0"/>
+            <w:insideV w:val="single" w:color="BEBEBE" w:sz="4" w:space="0"/>
+          </w:tblBorders>
+          <w:tblCellMar>
+            <w:top w:w="0" w:type="dxa"/>
+            <w:left w:w="108" w:type="dxa"/>
+            <w:bottom w:w="0" w:type="dxa"/>
+            <w:right w:w="108" w:type="dxa"/>
+          </w:tblCellMar>
+        </w:tblPrEx>
+        <w:trPr>
+          <w:trHeight w:val="474" w:hRule="atLeast"/>
+          <w:jc w:val="center"/>
+        </w:trPr>
+        <w:tc>
+          <w:tcPr>
+            <w:tcW w:w="432" w:type="dxa"/>
+            <w:vMerge w:val="continue"/>
+            <w:tcBorders>
+              <w:tl2br w:val="nil"/>
+              <w:tr2bl w:val="nil"/>
+            </w:tcBorders>
+            <w:shd w:val="clear" w:color="auto" w:fill="DDDDDD"/>
+            <w:vAlign w:val="center"/>
+          </w:tcPr>
+          <w:p>
+            <w:pPr>
+              <w:spacing w:before="1" w:line="250" w:lineRule="auto"/>
+              <w:jc w:val="center"/>
+              <w:rPr>
+                <w:rFonts w:ascii="Times New Roman" w:hAnsi="Times New Roman" w:eastAsia="微软雅黑" w:cs="Times New Roman"/>
+                <w:b/>
+                <w:color w:val="3DA6BB"/>
+                <w:sz w:val="18"/>
+                <w:szCs w:val="18"/>
+                <w:lang w:eastAsia="zh-CN"/>
+              </w:rPr>
+            </w:pPr>
+          </w:p>
+        </w:tc>
+        <w:tc>
+          <w:tcPr>
+            <w:tcW w:w="1191" w:type="dxa"/>
+            <w:tcBorders>
+              <w:tl2br w:val="nil"/>
+              <w:tr2bl w:val="nil"/>
+            </w:tcBorders>
+            <w:shd w:val="clear" w:color="auto" w:fill="DDDDDD"/>
+            <w:vAlign w:val="center"/>
+          </w:tcPr>
+          <w:p>
+            <w:pPr>
+              <w:spacing w:before="1" w:line="250" w:lineRule="auto"/>
+              <w:jc w:val="center"/>
+              <w:rPr>
+                <w:rFonts w:ascii="Times New Roman" w:hAnsi="Times New Roman" w:eastAsia="微软雅黑" w:cs="Times New Roman"/>
+                <w:b/>
+                <w:color w:val="3DA6BB"/>
+                <w:sz w:val="18"/>
+                <w:szCs w:val="18"/>
+                <w:lang w:eastAsia="zh-CN"/>
+              </w:rPr>
+            </w:pPr>
+            <w:r>
+              <w:rPr>
+                <w:rFonts w:ascii="Times New Roman" w:hAnsi="Times New Roman" w:eastAsia="微软雅黑" w:cs="Times New Roman"/>
+                <w:b/>
+                <w:color w:val="3DA6BB"/>
+                <w:sz w:val="18"/>
+                <w:szCs w:val="18"/>
+                <w:lang w:eastAsia="zh-CN"/>
+              </w:rPr>
+              <w:t>B级</w:t>
+            </w:r>
+          </w:p>
+        </w:tc>
+        <w:tc>
+          <w:tcPr>
+            <w:tcW w:w="8247" w:type="dxa"/>
+            <w:tcBorders>
+              <w:tl2br w:val="nil"/>
+              <w:tr2bl w:val="nil"/>
+            </w:tcBorders>
+            <w:shd w:val="clear" w:color="auto" w:fill="auto"/>
+            <w:vAlign w:val="center"/>
+          </w:tcPr>
+          <w:p>
+            <w:pPr>
+              <w:keepNext/>
+              <w:spacing w:before="26"/>
+              <w:jc w:val="center"/>
+              <w:rPr>
+                <w:rFonts w:ascii="Times New Roman" w:hAnsi="Times New Roman" w:eastAsia="微软雅黑" w:cs="Times New Roman"/>
+                <w:b/>
+                <w:color w:val="FFFFFF" w:themeColor="background1"/>
+                <w:sz w:val="18"/>
+                <w:szCs w:val="18"/>
+                <w:lang w:eastAsia="zh-CN"/>
+                <w14:textFill>
+                  <w14:solidFill>
+                    <w14:schemeClr w14:val="bg1"/>
+                  </w14:solidFill>
+                </w14:textFill>
+              </w:rPr>
+            </w:pPr>
+            <w:r>
+              <w:rPr>
+                <w:rFonts w:ascii="Times New Roman" w:hAnsi="Times New Roman" w:eastAsia="微软雅黑" w:cs="Times New Roman"/>
+                <w:sz w:val="18"/>
+                <w:szCs w:val="18"/>
+                <w:lang w:eastAsia="zh-CN"/>
+              </w:rPr>
+              <w:t>{% if tdd.drugbStr == [] %}无{% else%}{% for d in tdd.drugbStr %}{%if loop.last%}</w:t>
+            </w:r>
+            <w:r>
+              <w:rPr>
+                <w:rFonts w:hint="eastAsia" w:ascii="Times New Roman" w:hAnsi="Times New Roman" w:eastAsia="微软雅黑" w:cs="Times New Roman"/>
+                <w:sz w:val="18"/>
+                <w:szCs w:val="18"/>
+                <w:lang w:eastAsia="zh-CN"/>
+              </w:rPr>
+              <w:t>{{ d.nameLevel }}</w:t>
+            </w:r>
+            <w:r>
+              <w:rPr>
+                <w:rFonts w:ascii="Times New Roman" w:hAnsi="Times New Roman" w:eastAsia="微软雅黑" w:cs="Times New Roman"/>
+                <w:sz w:val="18"/>
+                <w:szCs w:val="18"/>
+                <w:lang w:eastAsia="zh-CN"/>
+              </w:rPr>
+              <w:t>{%else%}</w:t>
+            </w:r>
+            <w:r>
+              <w:rPr>
+                <w:rFonts w:hint="eastAsia" w:ascii="Times New Roman" w:hAnsi="Times New Roman" w:eastAsia="微软雅黑" w:cs="Times New Roman"/>
+                <w:sz w:val="18"/>
+                <w:szCs w:val="18"/>
+                <w:lang w:eastAsia="zh-CN"/>
+              </w:rPr>
+              <w:t>{{ d.nameLevel }}</w:t>
+            </w:r>
+            <w:r>
+              <w:rPr>
+                <w:rFonts w:ascii="Times New Roman" w:hAnsi="Times New Roman" w:eastAsia="微软雅黑" w:cs="Times New Roman"/>
+                <w:sz w:val="18"/>
+                <w:szCs w:val="18"/>
+                <w:lang w:eastAsia="zh-CN"/>
+              </w:rPr>
+              <w:t>，{%endif%}{% endfor %}{% endif%}</w:t>
+            </w:r>
+          </w:p>
+        </w:tc>
+      </w:tr>
+      <w:tr>
+        <w:tblPrEx>
+          <w:tblBorders>
+            <w:top w:val="single" w:color="BEBEBE" w:sz="4" w:space="0"/>
+            <w:left w:val="single" w:color="BEBEBE" w:sz="4" w:space="0"/>
+            <w:bottom w:val="single" w:color="BEBEBE" w:sz="4" w:space="0"/>
+            <w:right w:val="single" w:color="BEBEBE" w:sz="4" w:space="0"/>
+            <w:insideH w:val="single" w:color="BEBEBE" w:sz="4" w:space="0"/>
+            <w:insideV w:val="single" w:color="BEBEBE" w:sz="4" w:space="0"/>
+          </w:tblBorders>
+          <w:tblCellMar>
+            <w:top w:w="0" w:type="dxa"/>
+            <w:left w:w="108" w:type="dxa"/>
+            <w:bottom w:w="0" w:type="dxa"/>
+            <w:right w:w="108" w:type="dxa"/>
+          </w:tblCellMar>
+        </w:tblPrEx>
+        <w:trPr>
+          <w:trHeight w:val="474" w:hRule="atLeast"/>
+          <w:jc w:val="center"/>
+        </w:trPr>
+        <w:tc>
+          <w:tcPr>
+            <w:tcW w:w="432" w:type="dxa"/>
+            <w:vMerge w:val="continue"/>
+            <w:tcBorders>
+              <w:tl2br w:val="nil"/>
+              <w:tr2bl w:val="nil"/>
+            </w:tcBorders>
+            <w:shd w:val="clear" w:color="auto" w:fill="DDDDDD"/>
+            <w:vAlign w:val="center"/>
+          </w:tcPr>
+          <w:p>
+            <w:pPr>
+              <w:spacing w:before="1" w:line="250" w:lineRule="auto"/>
+              <w:jc w:val="center"/>
+              <w:rPr>
+                <w:rFonts w:ascii="Times New Roman" w:hAnsi="Times New Roman" w:eastAsia="微软雅黑" w:cs="Times New Roman"/>
+                <w:b/>
+                <w:color w:val="3DA6BB"/>
+                <w:sz w:val="18"/>
+                <w:szCs w:val="18"/>
+                <w:lang w:eastAsia="zh-CN"/>
+              </w:rPr>
+            </w:pPr>
+          </w:p>
+        </w:tc>
+        <w:tc>
+          <w:tcPr>
+            <w:tcW w:w="1191" w:type="dxa"/>
+            <w:tcBorders>
+              <w:tl2br w:val="nil"/>
+              <w:tr2bl w:val="nil"/>
+            </w:tcBorders>
+            <w:shd w:val="clear" w:color="auto" w:fill="DDDDDD"/>
+            <w:vAlign w:val="center"/>
+          </w:tcPr>
+          <w:p>
+            <w:pPr>
+              <w:spacing w:before="1" w:line="250" w:lineRule="auto"/>
+              <w:jc w:val="center"/>
+              <w:rPr>
+                <w:rFonts w:ascii="Times New Roman" w:hAnsi="Times New Roman" w:eastAsia="微软雅黑" w:cs="Times New Roman"/>
+                <w:b/>
+                <w:color w:val="3DA6BB"/>
+                <w:sz w:val="18"/>
+                <w:szCs w:val="18"/>
+                <w:lang w:eastAsia="zh-CN"/>
+              </w:rPr>
+            </w:pPr>
+            <w:r>
+              <w:rPr>
+                <w:rFonts w:ascii="Times New Roman" w:hAnsi="Times New Roman" w:eastAsia="微软雅黑" w:cs="Times New Roman"/>
+                <w:b/>
+                <w:color w:val="3DA6BB"/>
+                <w:sz w:val="18"/>
+                <w:szCs w:val="18"/>
+                <w:lang w:eastAsia="zh-CN"/>
+              </w:rPr>
+              <w:t>C级</w:t>
+            </w:r>
+          </w:p>
+        </w:tc>
+        <w:tc>
+          <w:tcPr>
+            <w:tcW w:w="8247" w:type="dxa"/>
+            <w:tcBorders>
+              <w:tl2br w:val="nil"/>
+              <w:tr2bl w:val="nil"/>
+            </w:tcBorders>
+            <w:shd w:val="clear" w:color="auto" w:fill="auto"/>
+            <w:vAlign w:val="center"/>
+          </w:tcPr>
+          <w:p>
+            <w:pPr>
+              <w:keepNext/>
+              <w:spacing w:before="26"/>
+              <w:jc w:val="center"/>
+              <w:rPr>
+                <w:rFonts w:ascii="Times New Roman" w:hAnsi="Times New Roman" w:eastAsia="微软雅黑" w:cs="Times New Roman"/>
+                <w:b/>
+                <w:color w:val="FFFFFF" w:themeColor="background1"/>
+                <w:sz w:val="18"/>
+                <w:szCs w:val="18"/>
+                <w:lang w:eastAsia="zh-CN"/>
+                <w14:textFill>
+                  <w14:solidFill>
+                    <w14:schemeClr w14:val="bg1"/>
+                  </w14:solidFill>
+                </w14:textFill>
+              </w:rPr>
+            </w:pPr>
+            <w:r>
+              <w:rPr>
+                <w:rFonts w:ascii="Times New Roman" w:hAnsi="Times New Roman" w:eastAsia="微软雅黑" w:cs="Times New Roman"/>
+                <w:sz w:val="18"/>
+                <w:szCs w:val="18"/>
+                <w:lang w:eastAsia="zh-CN"/>
+              </w:rPr>
+              <w:t>{% if tdd.drugcStr == [] %}无{% else%}{% for d in tdd.drugcStr %}{%if loop.last%}</w:t>
+            </w:r>
+            <w:r>
+              <w:rPr>
+                <w:rFonts w:hint="eastAsia" w:ascii="Times New Roman" w:hAnsi="Times New Roman" w:eastAsia="微软雅黑" w:cs="Times New Roman"/>
+                <w:sz w:val="18"/>
+                <w:szCs w:val="18"/>
+                <w:lang w:eastAsia="zh-CN"/>
+              </w:rPr>
+              <w:t>{{ d.nameLevel }}</w:t>
+            </w:r>
+            <w:r>
+              <w:rPr>
+                <w:rFonts w:ascii="Times New Roman" w:hAnsi="Times New Roman" w:eastAsia="微软雅黑" w:cs="Times New Roman"/>
+                <w:sz w:val="18"/>
+                <w:szCs w:val="18"/>
+                <w:lang w:eastAsia="zh-CN"/>
+              </w:rPr>
+              <w:t>{%else%}</w:t>
+            </w:r>
+            <w:r>
+              <w:rPr>
+                <w:rFonts w:hint="eastAsia" w:ascii="Times New Roman" w:hAnsi="Times New Roman" w:eastAsia="微软雅黑" w:cs="Times New Roman"/>
+                <w:sz w:val="18"/>
+                <w:szCs w:val="18"/>
+                <w:lang w:eastAsia="zh-CN"/>
+              </w:rPr>
+              <w:t>{{ d.nameLevel }}</w:t>
+            </w:r>
+            <w:r>
+              <w:rPr>
+                <w:rFonts w:ascii="Times New Roman" w:hAnsi="Times New Roman" w:eastAsia="微软雅黑" w:cs="Times New Roman"/>
+                <w:sz w:val="18"/>
+                <w:szCs w:val="18"/>
+                <w:lang w:eastAsia="zh-CN"/>
+              </w:rPr>
+              <w:t>，{%endif%}{% endfor %}{% endif%}</w:t>
+            </w:r>
+          </w:p>
+        </w:tc>
+      </w:tr>
+      <w:tr>
+        <w:tblPrEx>
+          <w:tblBorders>
+            <w:top w:val="single" w:color="BEBEBE" w:sz="4" w:space="0"/>
+            <w:left w:val="single" w:color="BEBEBE" w:sz="4" w:space="0"/>
+            <w:bottom w:val="single" w:color="BEBEBE" w:sz="4" w:space="0"/>
+            <w:right w:val="single" w:color="BEBEBE" w:sz="4" w:space="0"/>
+            <w:insideH w:val="single" w:color="BEBEBE" w:sz="4" w:space="0"/>
+            <w:insideV w:val="single" w:color="BEBEBE" w:sz="4" w:space="0"/>
+          </w:tblBorders>
+          <w:tblCellMar>
+            <w:top w:w="0" w:type="dxa"/>
+            <w:left w:w="108" w:type="dxa"/>
+            <w:bottom w:w="0" w:type="dxa"/>
+            <w:right w:w="108" w:type="dxa"/>
+          </w:tblCellMar>
+        </w:tblPrEx>
+        <w:trPr>
+          <w:trHeight w:val="474" w:hRule="atLeast"/>
+          <w:jc w:val="center"/>
+        </w:trPr>
+        <w:tc>
+          <w:tcPr>
+            <w:tcW w:w="432" w:type="dxa"/>
+            <w:vMerge w:val="continue"/>
+            <w:tcBorders>
+              <w:tl2br w:val="nil"/>
+              <w:tr2bl w:val="nil"/>
+            </w:tcBorders>
+            <w:shd w:val="clear" w:color="auto" w:fill="DDDDDD"/>
+            <w:vAlign w:val="center"/>
+          </w:tcPr>
+          <w:p>
+            <w:pPr>
+              <w:spacing w:before="1" w:line="250" w:lineRule="auto"/>
+              <w:jc w:val="center"/>
+              <w:rPr>
+                <w:rFonts w:ascii="Times New Roman" w:hAnsi="Times New Roman" w:eastAsia="微软雅黑" w:cs="Times New Roman"/>
+                <w:b/>
+                <w:color w:val="3DA6BB"/>
+                <w:sz w:val="18"/>
+                <w:szCs w:val="18"/>
+                <w:lang w:eastAsia="zh-CN"/>
+              </w:rPr>
+            </w:pPr>
+          </w:p>
+        </w:tc>
+        <w:tc>
+          <w:tcPr>
+            <w:tcW w:w="1191" w:type="dxa"/>
+            <w:tcBorders>
+              <w:tl2br w:val="nil"/>
+              <w:tr2bl w:val="nil"/>
+            </w:tcBorders>
+            <w:shd w:val="clear" w:color="auto" w:fill="DDDDDD"/>
+            <w:vAlign w:val="center"/>
+          </w:tcPr>
+          <w:p>
+            <w:pPr>
+              <w:spacing w:before="1" w:line="250" w:lineRule="auto"/>
+              <w:jc w:val="center"/>
+              <w:rPr>
+                <w:rFonts w:ascii="Times New Roman" w:hAnsi="Times New Roman" w:eastAsia="微软雅黑" w:cs="Times New Roman"/>
+                <w:b/>
+                <w:color w:val="3DA6BB"/>
+                <w:sz w:val="18"/>
+                <w:szCs w:val="18"/>
+                <w:lang w:eastAsia="zh-CN"/>
+              </w:rPr>
+            </w:pPr>
+            <w:r>
+              <w:rPr>
+                <w:rFonts w:hint="eastAsia" w:ascii="Times New Roman" w:hAnsi="Times New Roman" w:eastAsia="微软雅黑" w:cs="Times New Roman"/>
+                <w:b/>
+                <w:color w:val="3DA6BB"/>
+                <w:sz w:val="18"/>
+                <w:szCs w:val="18"/>
+                <w:lang w:eastAsia="zh-CN"/>
+              </w:rPr>
+              <w:t>D</w:t>
+            </w:r>
+            <w:r>
+              <w:rPr>
+                <w:rFonts w:ascii="Times New Roman" w:hAnsi="Times New Roman" w:eastAsia="微软雅黑" w:cs="Times New Roman"/>
+                <w:b/>
+                <w:color w:val="3DA6BB"/>
+                <w:sz w:val="18"/>
+                <w:szCs w:val="18"/>
+                <w:lang w:eastAsia="zh-CN"/>
+              </w:rPr>
+              <w:t>级</w:t>
+            </w:r>
+          </w:p>
+        </w:tc>
+        <w:tc>
+          <w:tcPr>
+            <w:tcW w:w="8247" w:type="dxa"/>
+            <w:tcBorders>
+              <w:tl2br w:val="nil"/>
+              <w:tr2bl w:val="nil"/>
+            </w:tcBorders>
+            <w:shd w:val="clear" w:color="auto" w:fill="auto"/>
+            <w:vAlign w:val="center"/>
+          </w:tcPr>
+          <w:p>
+            <w:pPr>
+              <w:keepNext/>
+              <w:spacing w:before="26"/>
+              <w:jc w:val="center"/>
+              <w:rPr>
+                <w:rFonts w:ascii="Times New Roman" w:hAnsi="Times New Roman" w:eastAsia="微软雅黑" w:cs="Times New Roman"/>
+                <w:b/>
+                <w:color w:val="FFFFFF" w:themeColor="background1"/>
+                <w:sz w:val="18"/>
+                <w:szCs w:val="18"/>
+                <w:lang w:eastAsia="zh-CN"/>
+                <w14:textFill>
+                  <w14:solidFill>
+                    <w14:schemeClr w14:val="bg1"/>
+                  </w14:solidFill>
+                </w14:textFill>
+              </w:rPr>
+            </w:pPr>
+            <w:r>
+              <w:rPr>
+                <w:rFonts w:ascii="Times New Roman" w:hAnsi="Times New Roman" w:eastAsia="微软雅黑" w:cs="Times New Roman"/>
+                <w:sz w:val="18"/>
+                <w:szCs w:val="18"/>
+                <w:lang w:eastAsia="zh-CN"/>
+              </w:rPr>
+              <w:t>{% if tdd.drug</w:t>
+            </w:r>
+            <w:r>
+              <w:rPr>
+                <w:rFonts w:hint="eastAsia" w:ascii="Times New Roman" w:hAnsi="Times New Roman" w:eastAsia="微软雅黑" w:cs="Times New Roman"/>
+                <w:sz w:val="18"/>
+                <w:szCs w:val="18"/>
+                <w:lang w:eastAsia="zh-CN"/>
+              </w:rPr>
+              <w:t>d</w:t>
+            </w:r>
+            <w:r>
+              <w:rPr>
+                <w:rFonts w:ascii="Times New Roman" w:hAnsi="Times New Roman" w:eastAsia="微软雅黑" w:cs="Times New Roman"/>
+                <w:sz w:val="18"/>
+                <w:szCs w:val="18"/>
+                <w:lang w:eastAsia="zh-CN"/>
+              </w:rPr>
+              <w:t>Str == [] %}无{% else%}{% for d in tdd.drug</w:t>
+            </w:r>
+            <w:r>
+              <w:rPr>
+                <w:rFonts w:hint="eastAsia" w:ascii="Times New Roman" w:hAnsi="Times New Roman" w:eastAsia="微软雅黑" w:cs="Times New Roman"/>
+                <w:sz w:val="18"/>
+                <w:szCs w:val="18"/>
+                <w:lang w:eastAsia="zh-CN"/>
+              </w:rPr>
+              <w:t>d</w:t>
+            </w:r>
+            <w:r>
+              <w:rPr>
+                <w:rFonts w:ascii="Times New Roman" w:hAnsi="Times New Roman" w:eastAsia="微软雅黑" w:cs="Times New Roman"/>
+                <w:sz w:val="18"/>
+                <w:szCs w:val="18"/>
+                <w:lang w:eastAsia="zh-CN"/>
+              </w:rPr>
+              <w:t>Str %}{%if loop.last%}</w:t>
+            </w:r>
+            <w:r>
+              <w:rPr>
+                <w:rFonts w:hint="eastAsia" w:ascii="Times New Roman" w:hAnsi="Times New Roman" w:eastAsia="微软雅黑" w:cs="Times New Roman"/>
+                <w:sz w:val="18"/>
+                <w:szCs w:val="18"/>
+                <w:lang w:eastAsia="zh-CN"/>
+              </w:rPr>
+              <w:t>{{ d.nameLevel }}</w:t>
+            </w:r>
+            <w:r>
+              <w:rPr>
+                <w:rFonts w:ascii="Times New Roman" w:hAnsi="Times New Roman" w:eastAsia="微软雅黑" w:cs="Times New Roman"/>
+                <w:sz w:val="18"/>
+                <w:szCs w:val="18"/>
+                <w:lang w:eastAsia="zh-CN"/>
+              </w:rPr>
+              <w:t>{%else%}</w:t>
+            </w:r>
+            <w:r>
+              <w:rPr>
+                <w:rFonts w:hint="eastAsia" w:ascii="Times New Roman" w:hAnsi="Times New Roman" w:eastAsia="微软雅黑" w:cs="Times New Roman"/>
+                <w:sz w:val="18"/>
+                <w:szCs w:val="18"/>
+                <w:lang w:eastAsia="zh-CN"/>
+              </w:rPr>
+              <w:t>{{ d.nameLevel }}</w:t>
+            </w:r>
+            <w:r>
+              <w:rPr>
+                <w:rFonts w:ascii="Times New Roman" w:hAnsi="Times New Roman" w:eastAsia="微软雅黑" w:cs="Times New Roman"/>
+                <w:sz w:val="18"/>
+                <w:szCs w:val="18"/>
+                <w:lang w:eastAsia="zh-CN"/>
+              </w:rPr>
+              <w:t>，{%endif%}{% endfor %}{% endif%}</w:t>
+            </w:r>
+          </w:p>
+        </w:tc>
+      </w:tr>
+      <w:tr>
+        <w:tblPrEx>
+          <w:tblBorders>
+            <w:top w:val="single" w:color="BEBEBE" w:sz="4" w:space="0"/>
+            <w:left w:val="single" w:color="BEBEBE" w:sz="4" w:space="0"/>
+            <w:bottom w:val="single" w:color="BEBEBE" w:sz="4" w:space="0"/>
+            <w:right w:val="single" w:color="BEBEBE" w:sz="4" w:space="0"/>
+            <w:insideH w:val="single" w:color="BEBEBE" w:sz="4" w:space="0"/>
+            <w:insideV w:val="single" w:color="BEBEBE" w:sz="4" w:space="0"/>
+          </w:tblBorders>
+          <w:tblCellMar>
+            <w:top w:w="0" w:type="dxa"/>
+            <w:left w:w="108" w:type="dxa"/>
+            <w:bottom w:w="0" w:type="dxa"/>
+            <w:right w:w="108" w:type="dxa"/>
+          </w:tblCellMar>
+        </w:tblPrEx>
+        <w:trPr>
+          <w:trHeight w:val="474" w:hRule="atLeast"/>
+          <w:jc w:val="center"/>
+        </w:trPr>
+        <w:tc>
+          <w:tcPr>
+            <w:tcW w:w="432" w:type="dxa"/>
+            <w:vMerge w:val="restart"/>
+            <w:tcBorders>
+              <w:tl2br w:val="nil"/>
+              <w:tr2bl w:val="nil"/>
+            </w:tcBorders>
+            <w:shd w:val="clear" w:color="auto" w:fill="DDDDDD"/>
+            <w:vAlign w:val="center"/>
+          </w:tcPr>
+          <w:p>
+            <w:pPr>
+              <w:keepNext/>
+              <w:spacing w:before="26"/>
+              <w:jc w:val="center"/>
+              <w:rPr>
+                <w:rFonts w:ascii="Times New Roman" w:hAnsi="Times New Roman" w:eastAsia="微软雅黑" w:cs="Times New Roman"/>
+                <w:b/>
+                <w:color w:val="3DA6BB"/>
+                <w:sz w:val="18"/>
+                <w:szCs w:val="18"/>
+                <w:lang w:eastAsia="zh-CN"/>
+              </w:rPr>
+            </w:pPr>
+            <w:r>
+              <w:rPr>
+                <w:rFonts w:ascii="Times New Roman" w:hAnsi="Times New Roman" w:eastAsia="微软雅黑" w:cs="Times New Roman"/>
+                <w:b/>
+                <w:color w:val="3DA6BB"/>
+                <w:sz w:val="18"/>
+                <w:szCs w:val="18"/>
+                <w:lang w:eastAsia="zh-CN"/>
+              </w:rPr>
+              <w:t>潜在耐药信息</w:t>
+            </w:r>
+          </w:p>
+        </w:tc>
+        <w:tc>
+          <w:tcPr>
+            <w:tcW w:w="1191" w:type="dxa"/>
+            <w:tcBorders>
+              <w:tl2br w:val="nil"/>
+              <w:tr2bl w:val="nil"/>
+            </w:tcBorders>
+            <w:shd w:val="clear" w:color="auto" w:fill="DDDDDD"/>
+            <w:vAlign w:val="center"/>
+          </w:tcPr>
+          <w:p>
+            <w:pPr>
+              <w:keepNext/>
+              <w:spacing w:before="26"/>
+              <w:jc w:val="center"/>
+              <w:rPr>
+                <w:rFonts w:ascii="Times New Roman" w:hAnsi="Times New Roman" w:eastAsia="微软雅黑" w:cs="Times New Roman"/>
+                <w:b/>
+                <w:color w:val="3DA6BB"/>
+                <w:sz w:val="18"/>
+                <w:szCs w:val="18"/>
+                <w:lang w:eastAsia="zh-CN"/>
+              </w:rPr>
+            </w:pPr>
+            <w:r>
+              <w:rPr>
+                <w:rFonts w:ascii="Times New Roman" w:hAnsi="Times New Roman" w:eastAsia="微软雅黑" w:cs="Times New Roman"/>
+                <w:b/>
+                <w:color w:val="3DA6BB"/>
+                <w:sz w:val="18"/>
+                <w:szCs w:val="18"/>
+                <w:lang w:eastAsia="zh-CN"/>
+              </w:rPr>
+              <w:t>A级</w:t>
+            </w:r>
+          </w:p>
+        </w:tc>
+        <w:tc>
+          <w:tcPr>
+            <w:tcW w:w="8247" w:type="dxa"/>
+            <w:tcBorders>
+              <w:tl2br w:val="nil"/>
+              <w:tr2bl w:val="nil"/>
+            </w:tcBorders>
+            <w:shd w:val="clear" w:color="auto" w:fill="auto"/>
+            <w:vAlign w:val="center"/>
+          </w:tcPr>
+          <w:p>
+            <w:pPr>
+              <w:keepNext/>
+              <w:spacing w:before="26"/>
+              <w:jc w:val="center"/>
+              <w:rPr>
+                <w:rFonts w:ascii="Times New Roman" w:hAnsi="Times New Roman" w:eastAsia="微软雅黑" w:cs="Times New Roman"/>
+                <w:sz w:val="18"/>
+                <w:szCs w:val="18"/>
+                <w:lang w:eastAsia="zh-CN"/>
+              </w:rPr>
+            </w:pPr>
+            <w:r>
+              <w:rPr>
+                <w:rFonts w:ascii="Times New Roman" w:hAnsi="Times New Roman" w:eastAsia="微软雅黑" w:cs="Times New Roman"/>
+                <w:sz w:val="18"/>
+                <w:szCs w:val="18"/>
+                <w:lang w:eastAsia="zh-CN"/>
+              </w:rPr>
+              <w:t>{% if tdd.resistant</w:t>
+            </w:r>
+            <w:r>
+              <w:rPr>
+                <w:rFonts w:hint="eastAsia" w:ascii="Times New Roman" w:hAnsi="Times New Roman" w:eastAsia="微软雅黑" w:cs="Times New Roman"/>
+                <w:sz w:val="18"/>
+                <w:szCs w:val="18"/>
+                <w:lang w:eastAsia="zh-CN"/>
+              </w:rPr>
+              <w:t>a</w:t>
+            </w:r>
+            <w:r>
+              <w:rPr>
+                <w:rFonts w:ascii="Times New Roman" w:hAnsi="Times New Roman" w:eastAsia="微软雅黑" w:cs="Times New Roman"/>
+                <w:sz w:val="18"/>
+                <w:szCs w:val="18"/>
+                <w:lang w:eastAsia="zh-CN"/>
+              </w:rPr>
+              <w:t>Str == [] %}无{% else%}{% for d in tdd.resistant</w:t>
+            </w:r>
+            <w:r>
+              <w:rPr>
+                <w:rFonts w:hint="eastAsia" w:ascii="Times New Roman" w:hAnsi="Times New Roman" w:eastAsia="微软雅黑" w:cs="Times New Roman"/>
+                <w:sz w:val="18"/>
+                <w:szCs w:val="18"/>
+                <w:lang w:eastAsia="zh-CN"/>
+              </w:rPr>
+              <w:t>a</w:t>
+            </w:r>
+            <w:r>
+              <w:rPr>
+                <w:rFonts w:ascii="Times New Roman" w:hAnsi="Times New Roman" w:eastAsia="微软雅黑" w:cs="Times New Roman"/>
+                <w:sz w:val="18"/>
+                <w:szCs w:val="18"/>
+                <w:lang w:eastAsia="zh-CN"/>
+              </w:rPr>
+              <w:t>Str %}{%if loop.last%}</w:t>
+            </w:r>
+            <w:r>
+              <w:rPr>
+                <w:rFonts w:hint="eastAsia" w:ascii="Times New Roman" w:hAnsi="Times New Roman" w:eastAsia="微软雅黑" w:cs="Times New Roman"/>
+                <w:sz w:val="18"/>
+                <w:szCs w:val="18"/>
+                <w:lang w:eastAsia="zh-CN"/>
+              </w:rPr>
+              <w:t>{{ d.nameLevel }}</w:t>
+            </w:r>
+            <w:r>
+              <w:rPr>
+                <w:rFonts w:ascii="Times New Roman" w:hAnsi="Times New Roman" w:eastAsia="微软雅黑" w:cs="Times New Roman"/>
+                <w:sz w:val="18"/>
+                <w:szCs w:val="18"/>
+                <w:lang w:eastAsia="zh-CN"/>
+              </w:rPr>
+              <w:t>{%else%}</w:t>
+            </w:r>
+            <w:r>
+              <w:rPr>
+                <w:rFonts w:hint="eastAsia" w:ascii="Times New Roman" w:hAnsi="Times New Roman" w:eastAsia="微软雅黑" w:cs="Times New Roman"/>
+                <w:sz w:val="18"/>
+                <w:szCs w:val="18"/>
+                <w:lang w:eastAsia="zh-CN"/>
+              </w:rPr>
+              <w:t>{{ d.nameLevel }}</w:t>
+            </w:r>
+            <w:r>
+              <w:rPr>
+                <w:rFonts w:ascii="Times New Roman" w:hAnsi="Times New Roman" w:eastAsia="微软雅黑" w:cs="Times New Roman"/>
+                <w:sz w:val="18"/>
+                <w:szCs w:val="18"/>
+                <w:lang w:eastAsia="zh-CN"/>
+              </w:rPr>
+              <w:t>，{%endif%}{% endfor %}{% endif%}</w:t>
+            </w:r>
+          </w:p>
+        </w:tc>
+      </w:tr>
+      <w:tr>
+        <w:tblPrEx>
+          <w:tblBorders>
+            <w:top w:val="single" w:color="BEBEBE" w:sz="4" w:space="0"/>
+            <w:left w:val="single" w:color="BEBEBE" w:sz="4" w:space="0"/>
+            <w:bottom w:val="single" w:color="BEBEBE" w:sz="4" w:space="0"/>
+            <w:right w:val="single" w:color="BEBEBE" w:sz="4" w:space="0"/>
+            <w:insideH w:val="single" w:color="BEBEBE" w:sz="4" w:space="0"/>
+            <w:insideV w:val="single" w:color="BEBEBE" w:sz="4" w:space="0"/>
+          </w:tblBorders>
+          <w:tblCellMar>
+            <w:top w:w="0" w:type="dxa"/>
+            <w:left w:w="108" w:type="dxa"/>
+            <w:bottom w:w="0" w:type="dxa"/>
+            <w:right w:w="108" w:type="dxa"/>
+          </w:tblCellMar>
+        </w:tblPrEx>
+        <w:trPr>
+          <w:trHeight w:val="474" w:hRule="atLeast"/>
+          <w:jc w:val="center"/>
+        </w:trPr>
+        <w:tc>
+          <w:tcPr>
+            <w:tcW w:w="432" w:type="dxa"/>
+            <w:vMerge w:val="continue"/>
+            <w:tcBorders>
+              <w:tl2br w:val="nil"/>
+              <w:tr2bl w:val="nil"/>
+            </w:tcBorders>
+            <w:shd w:val="clear" w:color="auto" w:fill="DDDDDD"/>
+            <w:vAlign w:val="center"/>
+          </w:tcPr>
+          <w:p>
+            <w:pPr>
+              <w:keepNext/>
+              <w:spacing w:before="26"/>
+              <w:jc w:val="center"/>
+              <w:rPr>
+                <w:rFonts w:ascii="Times New Roman" w:hAnsi="Times New Roman" w:eastAsia="微软雅黑" w:cs="Times New Roman"/>
+                <w:b/>
+                <w:color w:val="3DA6BB"/>
+                <w:sz w:val="18"/>
+                <w:szCs w:val="18"/>
+                <w:lang w:eastAsia="zh-CN"/>
+              </w:rPr>
+            </w:pPr>
+          </w:p>
+        </w:tc>
+        <w:tc>
+          <w:tcPr>
+            <w:tcW w:w="1191" w:type="dxa"/>
+            <w:tcBorders>
+              <w:tl2br w:val="nil"/>
+              <w:tr2bl w:val="nil"/>
+            </w:tcBorders>
+            <w:shd w:val="clear" w:color="auto" w:fill="DDDDDD"/>
+            <w:vAlign w:val="center"/>
+          </w:tcPr>
+          <w:p>
+            <w:pPr>
+              <w:keepNext/>
+              <w:spacing w:before="26"/>
+              <w:jc w:val="center"/>
+              <w:rPr>
+                <w:rFonts w:ascii="Times New Roman" w:hAnsi="Times New Roman" w:eastAsia="微软雅黑" w:cs="Times New Roman"/>
+                <w:b/>
+                <w:color w:val="3DA6BB"/>
+                <w:sz w:val="18"/>
+                <w:szCs w:val="18"/>
+                <w:lang w:eastAsia="zh-CN"/>
+              </w:rPr>
+            </w:pPr>
+            <w:r>
+              <w:rPr>
+                <w:rFonts w:ascii="Times New Roman" w:hAnsi="Times New Roman" w:eastAsia="微软雅黑" w:cs="Times New Roman"/>
+                <w:b/>
+                <w:color w:val="3DA6BB"/>
+                <w:sz w:val="18"/>
+                <w:szCs w:val="18"/>
+                <w:lang w:eastAsia="zh-CN"/>
+              </w:rPr>
+              <w:t>B级</w:t>
+            </w:r>
+          </w:p>
+        </w:tc>
+        <w:tc>
+          <w:tcPr>
+            <w:tcW w:w="8247" w:type="dxa"/>
+            <w:tcBorders>
+              <w:tl2br w:val="nil"/>
+              <w:tr2bl w:val="nil"/>
+            </w:tcBorders>
+            <w:shd w:val="clear" w:color="auto" w:fill="auto"/>
+            <w:vAlign w:val="center"/>
+          </w:tcPr>
+          <w:p>
+            <w:pPr>
+              <w:keepNext/>
+              <w:spacing w:before="26"/>
+              <w:jc w:val="center"/>
+              <w:rPr>
+                <w:rFonts w:ascii="Times New Roman" w:hAnsi="Times New Roman" w:eastAsia="微软雅黑" w:cs="Times New Roman"/>
+                <w:sz w:val="18"/>
+                <w:szCs w:val="18"/>
+                <w:lang w:eastAsia="zh-CN"/>
+              </w:rPr>
+            </w:pPr>
+            <w:r>
+              <w:rPr>
+                <w:rFonts w:ascii="Times New Roman" w:hAnsi="Times New Roman" w:eastAsia="微软雅黑" w:cs="Times New Roman"/>
+                <w:sz w:val="18"/>
+                <w:szCs w:val="18"/>
+                <w:lang w:eastAsia="zh-CN"/>
+              </w:rPr>
+              <w:t>{% if tdd.resistant</w:t>
+            </w:r>
+            <w:r>
+              <w:rPr>
+                <w:rFonts w:hint="eastAsia" w:ascii="Times New Roman" w:hAnsi="Times New Roman" w:eastAsia="微软雅黑" w:cs="Times New Roman"/>
+                <w:sz w:val="18"/>
+                <w:szCs w:val="18"/>
+                <w:lang w:eastAsia="zh-CN"/>
+              </w:rPr>
+              <w:t>b</w:t>
+            </w:r>
+            <w:r>
+              <w:rPr>
+                <w:rFonts w:ascii="Times New Roman" w:hAnsi="Times New Roman" w:eastAsia="微软雅黑" w:cs="Times New Roman"/>
+                <w:sz w:val="18"/>
+                <w:szCs w:val="18"/>
+                <w:lang w:eastAsia="zh-CN"/>
+              </w:rPr>
+              <w:t>Str == [] %}无{% else%}{% for d in tdd.resistant</w:t>
+            </w:r>
+            <w:r>
+              <w:rPr>
+                <w:rFonts w:hint="eastAsia" w:ascii="Times New Roman" w:hAnsi="Times New Roman" w:eastAsia="微软雅黑" w:cs="Times New Roman"/>
+                <w:sz w:val="18"/>
+                <w:szCs w:val="18"/>
+                <w:lang w:eastAsia="zh-CN"/>
+              </w:rPr>
+              <w:t>b</w:t>
+            </w:r>
+            <w:r>
+              <w:rPr>
+                <w:rFonts w:ascii="Times New Roman" w:hAnsi="Times New Roman" w:eastAsia="微软雅黑" w:cs="Times New Roman"/>
+                <w:sz w:val="18"/>
+                <w:szCs w:val="18"/>
+                <w:lang w:eastAsia="zh-CN"/>
+              </w:rPr>
+              <w:t>Str %}{%if loop.last%}</w:t>
+            </w:r>
+            <w:r>
+              <w:rPr>
+                <w:rFonts w:hint="eastAsia" w:ascii="Times New Roman" w:hAnsi="Times New Roman" w:eastAsia="微软雅黑" w:cs="Times New Roman"/>
+                <w:sz w:val="18"/>
+                <w:szCs w:val="18"/>
+                <w:lang w:eastAsia="zh-CN"/>
+              </w:rPr>
+              <w:t>{{ d.nameLevel }}</w:t>
+            </w:r>
+            <w:r>
+              <w:rPr>
+                <w:rFonts w:ascii="Times New Roman" w:hAnsi="Times New Roman" w:eastAsia="微软雅黑" w:cs="Times New Roman"/>
+                <w:sz w:val="18"/>
+                <w:szCs w:val="18"/>
+                <w:lang w:eastAsia="zh-CN"/>
+              </w:rPr>
+              <w:t>{%else%}</w:t>
+            </w:r>
+            <w:r>
+              <w:rPr>
+                <w:rFonts w:hint="eastAsia" w:ascii="Times New Roman" w:hAnsi="Times New Roman" w:eastAsia="微软雅黑" w:cs="Times New Roman"/>
+                <w:sz w:val="18"/>
+                <w:szCs w:val="18"/>
+                <w:lang w:eastAsia="zh-CN"/>
+              </w:rPr>
+              <w:t>{{ d.nameLevel }}</w:t>
+            </w:r>
+            <w:r>
+              <w:rPr>
+                <w:rFonts w:ascii="Times New Roman" w:hAnsi="Times New Roman" w:eastAsia="微软雅黑" w:cs="Times New Roman"/>
+                <w:sz w:val="18"/>
+                <w:szCs w:val="18"/>
+                <w:lang w:eastAsia="zh-CN"/>
+              </w:rPr>
+              <w:t>，{%endif%}{% endfor %}{% endif%}</w:t>
+            </w:r>
+          </w:p>
+        </w:tc>
+      </w:tr>
+      <w:tr>
+        <w:tblPrEx>
+          <w:tblBorders>
+            <w:top w:val="single" w:color="BEBEBE" w:sz="4" w:space="0"/>
+            <w:left w:val="single" w:color="BEBEBE" w:sz="4" w:space="0"/>
+            <w:bottom w:val="single" w:color="BEBEBE" w:sz="4" w:space="0"/>
+            <w:right w:val="single" w:color="BEBEBE" w:sz="4" w:space="0"/>
+            <w:insideH w:val="single" w:color="BEBEBE" w:sz="4" w:space="0"/>
+            <w:insideV w:val="single" w:color="BEBEBE" w:sz="4" w:space="0"/>
+          </w:tblBorders>
+          <w:tblCellMar>
+            <w:top w:w="0" w:type="dxa"/>
+            <w:left w:w="108" w:type="dxa"/>
+            <w:bottom w:w="0" w:type="dxa"/>
+            <w:right w:w="108" w:type="dxa"/>
+          </w:tblCellMar>
+        </w:tblPrEx>
+        <w:trPr>
+          <w:trHeight w:val="474" w:hRule="atLeast"/>
+          <w:jc w:val="center"/>
+        </w:trPr>
+        <w:tc>
+          <w:tcPr>
+            <w:tcW w:w="432" w:type="dxa"/>
+            <w:vMerge w:val="continue"/>
+            <w:tcBorders>
+              <w:tl2br w:val="nil"/>
+              <w:tr2bl w:val="nil"/>
+            </w:tcBorders>
+            <w:shd w:val="clear" w:color="auto" w:fill="DDDDDD"/>
+            <w:vAlign w:val="center"/>
+          </w:tcPr>
+          <w:p>
+            <w:pPr>
+              <w:keepNext/>
+              <w:spacing w:before="26"/>
+              <w:jc w:val="center"/>
+              <w:rPr>
+                <w:rFonts w:ascii="Times New Roman" w:hAnsi="Times New Roman" w:eastAsia="微软雅黑" w:cs="Times New Roman"/>
+                <w:b/>
+                <w:color w:val="3DA6BB"/>
+                <w:sz w:val="18"/>
+                <w:szCs w:val="18"/>
+                <w:lang w:eastAsia="zh-CN"/>
+              </w:rPr>
+            </w:pPr>
+          </w:p>
+        </w:tc>
+        <w:tc>
+          <w:tcPr>
+            <w:tcW w:w="1191" w:type="dxa"/>
+            <w:tcBorders>
+              <w:tl2br w:val="nil"/>
+              <w:tr2bl w:val="nil"/>
+            </w:tcBorders>
+            <w:shd w:val="clear" w:color="auto" w:fill="DDDDDD"/>
+            <w:vAlign w:val="center"/>
+          </w:tcPr>
+          <w:p>
+            <w:pPr>
+              <w:keepNext/>
+              <w:spacing w:before="26"/>
+              <w:jc w:val="center"/>
+              <w:rPr>
+                <w:rFonts w:ascii="Times New Roman" w:hAnsi="Times New Roman" w:eastAsia="微软雅黑" w:cs="Times New Roman"/>
+                <w:b/>
+                <w:color w:val="3DA6BB"/>
+                <w:sz w:val="18"/>
+                <w:szCs w:val="18"/>
+                <w:lang w:eastAsia="zh-CN"/>
+              </w:rPr>
+            </w:pPr>
+            <w:r>
+              <w:rPr>
+                <w:rFonts w:ascii="Times New Roman" w:hAnsi="Times New Roman" w:eastAsia="微软雅黑" w:cs="Times New Roman"/>
+                <w:b/>
+                <w:color w:val="3DA6BB"/>
+                <w:sz w:val="18"/>
+                <w:szCs w:val="18"/>
+                <w:lang w:eastAsia="zh-CN"/>
+              </w:rPr>
+              <w:t>C级</w:t>
+            </w:r>
+          </w:p>
+        </w:tc>
+        <w:tc>
+          <w:tcPr>
+            <w:tcW w:w="8247" w:type="dxa"/>
+            <w:tcBorders>
+              <w:tl2br w:val="nil"/>
+              <w:tr2bl w:val="nil"/>
+            </w:tcBorders>
+            <w:shd w:val="clear" w:color="auto" w:fill="auto"/>
+            <w:vAlign w:val="center"/>
+          </w:tcPr>
+          <w:p>
+            <w:pPr>
+              <w:keepNext/>
+              <w:spacing w:before="26"/>
+              <w:jc w:val="center"/>
+              <w:rPr>
+                <w:rFonts w:ascii="Times New Roman" w:hAnsi="Times New Roman" w:eastAsia="微软雅黑" w:cs="Times New Roman"/>
+                <w:sz w:val="18"/>
+                <w:szCs w:val="18"/>
+                <w:lang w:eastAsia="zh-CN"/>
+              </w:rPr>
+            </w:pPr>
+            <w:r>
+              <w:rPr>
+                <w:rFonts w:ascii="Times New Roman" w:hAnsi="Times New Roman" w:eastAsia="微软雅黑" w:cs="Times New Roman"/>
+                <w:sz w:val="18"/>
+                <w:szCs w:val="18"/>
+                <w:lang w:eastAsia="zh-CN"/>
+              </w:rPr>
+              <w:t>{% if tdd.resistant</w:t>
+            </w:r>
+            <w:r>
+              <w:rPr>
+                <w:rFonts w:hint="eastAsia" w:ascii="Times New Roman" w:hAnsi="Times New Roman" w:eastAsia="微软雅黑" w:cs="Times New Roman"/>
+                <w:sz w:val="18"/>
+                <w:szCs w:val="18"/>
+                <w:lang w:eastAsia="zh-CN"/>
+              </w:rPr>
+              <w:t>c</w:t>
+            </w:r>
+            <w:r>
+              <w:rPr>
+                <w:rFonts w:ascii="Times New Roman" w:hAnsi="Times New Roman" w:eastAsia="微软雅黑" w:cs="Times New Roman"/>
+                <w:sz w:val="18"/>
+                <w:szCs w:val="18"/>
+                <w:lang w:eastAsia="zh-CN"/>
+              </w:rPr>
+              <w:t>Str == [] %}无{% else%}{% for d in tdd.resistant</w:t>
+            </w:r>
+            <w:r>
+              <w:rPr>
+                <w:rFonts w:hint="eastAsia" w:ascii="Times New Roman" w:hAnsi="Times New Roman" w:eastAsia="微软雅黑" w:cs="Times New Roman"/>
+                <w:sz w:val="18"/>
+                <w:szCs w:val="18"/>
+                <w:lang w:eastAsia="zh-CN"/>
+              </w:rPr>
+              <w:t>c</w:t>
+            </w:r>
+            <w:r>
+              <w:rPr>
+                <w:rFonts w:ascii="Times New Roman" w:hAnsi="Times New Roman" w:eastAsia="微软雅黑" w:cs="Times New Roman"/>
+                <w:sz w:val="18"/>
+                <w:szCs w:val="18"/>
+                <w:lang w:eastAsia="zh-CN"/>
+              </w:rPr>
+              <w:t>Str %}{%if loop.last%}</w:t>
+            </w:r>
+            <w:r>
+              <w:rPr>
+                <w:rFonts w:hint="eastAsia" w:ascii="Times New Roman" w:hAnsi="Times New Roman" w:eastAsia="微软雅黑" w:cs="Times New Roman"/>
+                <w:sz w:val="18"/>
+                <w:szCs w:val="18"/>
+                <w:lang w:eastAsia="zh-CN"/>
+              </w:rPr>
+              <w:t>{{ d.nameLevel }}</w:t>
+            </w:r>
+            <w:r>
+              <w:rPr>
+                <w:rFonts w:ascii="Times New Roman" w:hAnsi="Times New Roman" w:eastAsia="微软雅黑" w:cs="Times New Roman"/>
+                <w:sz w:val="18"/>
+                <w:szCs w:val="18"/>
+                <w:lang w:eastAsia="zh-CN"/>
+              </w:rPr>
+              <w:t>{%else%}</w:t>
+            </w:r>
+            <w:r>
+              <w:rPr>
+                <w:rFonts w:hint="eastAsia" w:ascii="Times New Roman" w:hAnsi="Times New Roman" w:eastAsia="微软雅黑" w:cs="Times New Roman"/>
+                <w:sz w:val="18"/>
+                <w:szCs w:val="18"/>
+                <w:lang w:eastAsia="zh-CN"/>
+              </w:rPr>
+              <w:t>{{ d.nameLevel }}</w:t>
+            </w:r>
+            <w:r>
+              <w:rPr>
+                <w:rFonts w:ascii="Times New Roman" w:hAnsi="Times New Roman" w:eastAsia="微软雅黑" w:cs="Times New Roman"/>
+                <w:sz w:val="18"/>
+                <w:szCs w:val="18"/>
+                <w:lang w:eastAsia="zh-CN"/>
+              </w:rPr>
+              <w:t>，{%endif%}{% endfor %}{% endif%}</w:t>
+            </w:r>
+          </w:p>
+        </w:tc>
+      </w:tr>
+      <w:tr>
+        <w:tblPrEx>
+          <w:tblBorders>
+            <w:top w:val="single" w:color="BEBEBE" w:sz="4" w:space="0"/>
+            <w:left w:val="single" w:color="BEBEBE" w:sz="4" w:space="0"/>
+            <w:bottom w:val="single" w:color="BEBEBE" w:sz="4" w:space="0"/>
+            <w:right w:val="single" w:color="BEBEBE" w:sz="4" w:space="0"/>
+            <w:insideH w:val="single" w:color="BEBEBE" w:sz="4" w:space="0"/>
+            <w:insideV w:val="single" w:color="BEBEBE" w:sz="4" w:space="0"/>
+          </w:tblBorders>
+          <w:tblCellMar>
+            <w:top w:w="0" w:type="dxa"/>
+            <w:left w:w="108" w:type="dxa"/>
+            <w:bottom w:w="0" w:type="dxa"/>
+            <w:right w:w="108" w:type="dxa"/>
+          </w:tblCellMar>
+        </w:tblPrEx>
+        <w:trPr>
+          <w:trHeight w:val="474" w:hRule="atLeast"/>
+          <w:jc w:val="center"/>
+        </w:trPr>
+        <w:tc>
+          <w:tcPr>
+            <w:tcW w:w="432" w:type="dxa"/>
+            <w:vMerge w:val="continue"/>
+            <w:tcBorders>
+              <w:tl2br w:val="nil"/>
+              <w:tr2bl w:val="nil"/>
+            </w:tcBorders>
+            <w:shd w:val="clear" w:color="auto" w:fill="DDDDDD"/>
+            <w:vAlign w:val="center"/>
+          </w:tcPr>
+          <w:p>
+            <w:pPr>
+              <w:keepNext/>
+              <w:spacing w:before="26"/>
+              <w:jc w:val="center"/>
+              <w:rPr>
+                <w:rFonts w:ascii="Times New Roman" w:hAnsi="Times New Roman" w:eastAsia="微软雅黑" w:cs="Times New Roman"/>
+                <w:b/>
+                <w:color w:val="3DA6BB"/>
+                <w:sz w:val="18"/>
+                <w:szCs w:val="18"/>
+                <w:lang w:eastAsia="zh-CN"/>
+              </w:rPr>
+            </w:pPr>
+          </w:p>
+        </w:tc>
+        <w:tc>
+          <w:tcPr>
+            <w:tcW w:w="1191" w:type="dxa"/>
+            <w:tcBorders>
+              <w:tl2br w:val="nil"/>
+              <w:tr2bl w:val="nil"/>
+            </w:tcBorders>
+            <w:shd w:val="clear" w:color="auto" w:fill="DDDDDD"/>
+            <w:vAlign w:val="center"/>
+          </w:tcPr>
+          <w:p>
+            <w:pPr>
+              <w:keepNext/>
+              <w:spacing w:before="26"/>
+              <w:jc w:val="center"/>
+              <w:rPr>
+                <w:rFonts w:ascii="Times New Roman" w:hAnsi="Times New Roman" w:eastAsia="微软雅黑" w:cs="Times New Roman"/>
+                <w:b/>
+                <w:color w:val="3DA6BB"/>
+                <w:sz w:val="18"/>
+                <w:szCs w:val="18"/>
+                <w:lang w:eastAsia="zh-CN"/>
+              </w:rPr>
+            </w:pPr>
+            <w:r>
+              <w:rPr>
+                <w:rFonts w:hint="eastAsia" w:ascii="Times New Roman" w:hAnsi="Times New Roman" w:eastAsia="微软雅黑" w:cs="Times New Roman"/>
+                <w:b/>
+                <w:color w:val="3DA6BB"/>
+                <w:sz w:val="18"/>
+                <w:szCs w:val="18"/>
+                <w:lang w:eastAsia="zh-CN"/>
+              </w:rPr>
+              <w:t>D</w:t>
+            </w:r>
+            <w:r>
+              <w:rPr>
+                <w:rFonts w:ascii="Times New Roman" w:hAnsi="Times New Roman" w:eastAsia="微软雅黑" w:cs="Times New Roman"/>
+                <w:b/>
+                <w:color w:val="3DA6BB"/>
+                <w:sz w:val="18"/>
+                <w:szCs w:val="18"/>
+                <w:lang w:eastAsia="zh-CN"/>
+              </w:rPr>
+              <w:t>级</w:t>
+            </w:r>
+          </w:p>
+        </w:tc>
+        <w:tc>
+          <w:tcPr>
+            <w:tcW w:w="8247" w:type="dxa"/>
+            <w:tcBorders>
+              <w:tl2br w:val="nil"/>
+              <w:tr2bl w:val="nil"/>
+            </w:tcBorders>
+            <w:shd w:val="clear" w:color="auto" w:fill="auto"/>
+            <w:vAlign w:val="center"/>
+          </w:tcPr>
+          <w:p>
+            <w:pPr>
+              <w:keepNext/>
+              <w:spacing w:before="26"/>
+              <w:jc w:val="center"/>
+              <w:rPr>
+                <w:rFonts w:ascii="Times New Roman" w:hAnsi="Times New Roman" w:eastAsia="微软雅黑" w:cs="Times New Roman"/>
+                <w:sz w:val="18"/>
+                <w:szCs w:val="18"/>
+                <w:lang w:eastAsia="zh-CN"/>
+              </w:rPr>
+            </w:pPr>
+            <w:r>
+              <w:rPr>
+                <w:rFonts w:ascii="Times New Roman" w:hAnsi="Times New Roman" w:eastAsia="微软雅黑" w:cs="Times New Roman"/>
+                <w:sz w:val="18"/>
+                <w:szCs w:val="18"/>
+                <w:lang w:eastAsia="zh-CN"/>
+              </w:rPr>
+              <w:t>{% if tdd.resistant</w:t>
+            </w:r>
+            <w:r>
+              <w:rPr>
+                <w:rFonts w:hint="eastAsia" w:ascii="Times New Roman" w:hAnsi="Times New Roman" w:eastAsia="微软雅黑" w:cs="Times New Roman"/>
+                <w:sz w:val="18"/>
+                <w:szCs w:val="18"/>
+                <w:lang w:eastAsia="zh-CN"/>
+              </w:rPr>
+              <w:t>d</w:t>
+            </w:r>
+            <w:r>
+              <w:rPr>
+                <w:rFonts w:ascii="Times New Roman" w:hAnsi="Times New Roman" w:eastAsia="微软雅黑" w:cs="Times New Roman"/>
+                <w:sz w:val="18"/>
+                <w:szCs w:val="18"/>
+                <w:lang w:eastAsia="zh-CN"/>
+              </w:rPr>
+              <w:t>Str == [] %}无{% else%}{% for d in tdd.resistant</w:t>
+            </w:r>
+            <w:r>
+              <w:rPr>
+                <w:rFonts w:hint="eastAsia" w:ascii="Times New Roman" w:hAnsi="Times New Roman" w:eastAsia="微软雅黑" w:cs="Times New Roman"/>
+                <w:sz w:val="18"/>
+                <w:szCs w:val="18"/>
+                <w:lang w:eastAsia="zh-CN"/>
+              </w:rPr>
+              <w:t>d</w:t>
+            </w:r>
+            <w:r>
+              <w:rPr>
+                <w:rFonts w:ascii="Times New Roman" w:hAnsi="Times New Roman" w:eastAsia="微软雅黑" w:cs="Times New Roman"/>
+                <w:sz w:val="18"/>
+                <w:szCs w:val="18"/>
+                <w:lang w:eastAsia="zh-CN"/>
+              </w:rPr>
+              <w:t>Str %}{%if loop.last%}</w:t>
+            </w:r>
+            <w:r>
+              <w:rPr>
+                <w:rFonts w:hint="eastAsia" w:ascii="Times New Roman" w:hAnsi="Times New Roman" w:eastAsia="微软雅黑" w:cs="Times New Roman"/>
+                <w:sz w:val="18"/>
+                <w:szCs w:val="18"/>
+                <w:lang w:eastAsia="zh-CN"/>
+              </w:rPr>
+              <w:t>{{ d.nameLevel }}</w:t>
+            </w:r>
+            <w:r>
+              <w:rPr>
+                <w:rFonts w:ascii="Times New Roman" w:hAnsi="Times New Roman" w:eastAsia="微软雅黑" w:cs="Times New Roman"/>
+                <w:sz w:val="18"/>
+                <w:szCs w:val="18"/>
+                <w:lang w:eastAsia="zh-CN"/>
+              </w:rPr>
+              <w:t>{%else%}</w:t>
+            </w:r>
+            <w:r>
+              <w:rPr>
+                <w:rFonts w:hint="eastAsia" w:ascii="Times New Roman" w:hAnsi="Times New Roman" w:eastAsia="微软雅黑" w:cs="Times New Roman"/>
+                <w:sz w:val="18"/>
+                <w:szCs w:val="18"/>
+                <w:lang w:eastAsia="zh-CN"/>
+              </w:rPr>
+              <w:t>{{ d.nameLevel }}</w:t>
+            </w:r>
+            <w:r>
+              <w:rPr>
+                <w:rFonts w:ascii="Times New Roman" w:hAnsi="Times New Roman" w:eastAsia="微软雅黑" w:cs="Times New Roman"/>
+                <w:sz w:val="18"/>
+                <w:szCs w:val="18"/>
+                <w:lang w:eastAsia="zh-CN"/>
+              </w:rPr>
+              <w:t>，{%endif%}{% endfor %}{% endif%}</w:t>
+            </w:r>
+          </w:p>
+        </w:tc>
+      </w:tr>
+      <w:tr>
+        <w:tblPrEx>
+          <w:tblBorders>
+            <w:top w:val="single" w:color="BEBEBE" w:sz="4" w:space="0"/>
+            <w:left w:val="single" w:color="BEBEBE" w:sz="4" w:space="0"/>
+            <w:bottom w:val="single" w:color="BEBEBE" w:sz="4" w:space="0"/>
+            <w:right w:val="single" w:color="BEBEBE" w:sz="4" w:space="0"/>
+            <w:insideH w:val="single" w:color="BEBEBE" w:sz="4" w:space="0"/>
+            <w:insideV w:val="single" w:color="BEBEBE" w:sz="4" w:space="0"/>
+          </w:tblBorders>
+          <w:tblCellMar>
+            <w:top w:w="0" w:type="dxa"/>
+            <w:left w:w="108" w:type="dxa"/>
+            <w:bottom w:w="0" w:type="dxa"/>
+            <w:right w:w="108" w:type="dxa"/>
+          </w:tblCellMar>
+        </w:tblPrEx>
+        <w:trPr>
+          <w:jc w:val="center"/>
+        </w:trPr>
+        <w:tc>
+          <w:tcPr>
+            <w:tcW w:w="1623" w:type="dxa"/>
+            <w:gridSpan w:val="2"/>
+            <w:tcBorders>
+              <w:tl2br w:val="nil"/>
+              <w:tr2bl w:val="nil"/>
+            </w:tcBorders>
+            <w:shd w:val="clear" w:color="auto" w:fill="DDDDDD"/>
+            <w:vAlign w:val="center"/>
+          </w:tcPr>
+          <w:p>
+            <w:pPr>
+              <w:keepNext/>
+              <w:spacing w:before="26"/>
+              <w:jc w:val="center"/>
+              <w:rPr>
+                <w:rFonts w:ascii="Times New Roman" w:hAnsi="Times New Roman" w:eastAsia="微软雅黑" w:cs="Times New Roman"/>
+                <w:b/>
+                <w:color w:val="3DA6BB"/>
+                <w:sz w:val="18"/>
+                <w:szCs w:val="18"/>
+                <w:lang w:eastAsia="zh-CN"/>
+              </w:rPr>
+            </w:pPr>
+            <w:r>
+              <w:rPr>
+                <w:rFonts w:hint="eastAsia" w:ascii="Times New Roman" w:hAnsi="Times New Roman" w:eastAsia="微软雅黑" w:cs="Times New Roman"/>
+                <w:b/>
+                <w:color w:val="3DA6BB"/>
+                <w:sz w:val="18"/>
+                <w:szCs w:val="18"/>
+                <w:lang w:eastAsia="zh-CN"/>
+              </w:rPr>
+              <w:t>基因突变相关说明</w:t>
+            </w:r>
+          </w:p>
+        </w:tc>
+        <w:tc>
+          <w:tcPr>
+            <w:tcW w:w="8247" w:type="dxa"/>
+            <w:tcBorders>
+              <w:tl2br w:val="nil"/>
+              <w:tr2bl w:val="nil"/>
+            </w:tcBorders>
+            <w:vAlign w:val="center"/>
+          </w:tcPr>
+          <w:p>
+            <w:pPr>
+              <w:keepNext/>
+              <w:spacing w:before="26"/>
+              <w:rPr>
+                <w:rFonts w:ascii="Times New Roman" w:hAnsi="Times New Roman" w:eastAsia="微软雅黑" w:cs="Times New Roman"/>
+                <w:sz w:val="18"/>
+                <w:szCs w:val="18"/>
+                <w:lang w:eastAsia="zh-CN"/>
+              </w:rPr>
+            </w:pPr>
+            <w:r>
+              <w:rPr>
+                <w:rFonts w:hint="eastAsia" w:ascii="Times New Roman" w:hAnsi="Times New Roman" w:eastAsia="微软雅黑" w:cs="Times New Roman"/>
+                <w:sz w:val="18"/>
+                <w:szCs w:val="18"/>
+                <w:lang w:eastAsia="zh-CN"/>
+              </w:rPr>
+              <w:t>{% for md in tdd.medicationDescription %}{% if md.key == '突变说明</w:t>
+            </w:r>
+            <w:r>
+              <w:rPr>
+                <w:rFonts w:ascii="Times New Roman" w:hAnsi="Times New Roman" w:eastAsia="微软雅黑" w:cs="Times New Roman"/>
+                <w:sz w:val="18"/>
+                <w:szCs w:val="18"/>
+                <w:lang w:eastAsia="zh-CN"/>
+              </w:rPr>
+              <w:t>:</w:t>
+            </w:r>
+            <w:r>
+              <w:rPr>
+                <w:rFonts w:hint="eastAsia" w:ascii="Times New Roman" w:hAnsi="Times New Roman" w:eastAsia="微软雅黑" w:cs="Times New Roman"/>
+                <w:sz w:val="18"/>
+                <w:szCs w:val="18"/>
+                <w:lang w:eastAsia="zh-CN"/>
+              </w:rPr>
+              <w:t>' %}</w:t>
+            </w:r>
+            <w:r>
+              <w:rPr>
+                <w:rFonts w:hint="eastAsia" w:ascii="Times New Roman" w:hAnsi="Times New Roman" w:eastAsia="微软雅黑" w:cs="Times New Roman"/>
+                <w:b/>
+                <w:bCs/>
+                <w:sz w:val="18"/>
+                <w:szCs w:val="18"/>
+                <w:lang w:eastAsia="zh-CN"/>
+              </w:rPr>
+              <w:t>{{md.key}}</w:t>
+            </w:r>
+            <w:r>
+              <w:rPr>
+                <w:rFonts w:hint="eastAsia" w:ascii="Times New Roman" w:hAnsi="Times New Roman" w:eastAsia="微软雅黑" w:cs="Times New Roman"/>
+                <w:sz w:val="18"/>
+                <w:szCs w:val="18"/>
+                <w:lang w:eastAsia="zh-CN"/>
+              </w:rPr>
+              <w:t>{{md.value}}{% elif md.value == '' %}{% else%}</w:t>
+            </w:r>
+            <w:r>
+              <w:rPr>
+                <w:rFonts w:hint="eastAsia" w:ascii="Times New Roman" w:hAnsi="Times New Roman" w:eastAsia="微软雅黑" w:cs="Times New Roman"/>
+                <w:b/>
+                <w:bCs/>
+                <w:sz w:val="18"/>
+                <w:szCs w:val="18"/>
+                <w:lang w:eastAsia="zh-CN"/>
+              </w:rPr>
+              <w:t>{{md.key}}</w:t>
+            </w:r>
+            <w:r>
+              <w:rPr>
+                <w:rFonts w:hint="eastAsia" w:ascii="Times New Roman" w:hAnsi="Times New Roman" w:eastAsia="微软雅黑" w:cs="Times New Roman"/>
+                <w:sz w:val="18"/>
+                <w:szCs w:val="18"/>
+                <w:lang w:eastAsia="zh-CN"/>
+              </w:rPr>
+              <w:t>{{md.value}}</w:t>
+            </w:r>
+          </w:p>
+          <w:p>
+            <w:pPr>
+              <w:keepNext/>
+              <w:spacing w:before="26"/>
+              <w:rPr>
+                <w:rFonts w:ascii="Times New Roman" w:hAnsi="Times New Roman" w:eastAsia="微软雅黑" w:cs="Times New Roman"/>
+                <w:sz w:val="18"/>
+                <w:szCs w:val="18"/>
+                <w:lang w:eastAsia="zh-CN"/>
+              </w:rPr>
+            </w:pPr>
+            <w:r>
+              <w:rPr>
+                <w:rFonts w:hint="eastAsia" w:ascii="Times New Roman" w:hAnsi="Times New Roman" w:eastAsia="微软雅黑" w:cs="Times New Roman"/>
+                <w:sz w:val="18"/>
+                <w:szCs w:val="18"/>
+                <w:lang w:eastAsia="zh-CN"/>
+              </w:rPr>
+              <w:t>{% endif %}{% endfor %}</w:t>
+            </w:r>
+          </w:p>
+        </w:tc>
+      </w:tr>
+    </w:tbl>
+    <w:p>
+      <w:pPr>
+        <w:spacing w:before="26"/>
+        <w:rPr>
+          <w:rFonts w:ascii="Times New Roman" w:hAnsi="Times New Roman" w:eastAsia="微软雅黑" w:cs="Times New Roman"/>
+          <w:b/>
+          <w:color w:val="3DA6BB"/>
+          <w:sz w:val="24"/>
+          <w:szCs w:val="24"/>
+          <w:lang w:eastAsia="zh-CN"/>
+        </w:rPr>
+      </w:pPr>
+      <w:r>
+        <w:rPr>
+          <w:rFonts w:hint="eastAsia" w:ascii="Times New Roman" w:hAnsi="Times New Roman" w:eastAsia="微软雅黑" w:cs="Times New Roman"/>
+          <w:b/>
+          <w:color w:val="3DA6BB"/>
+          <w:sz w:val="24"/>
+          <w:szCs w:val="24"/>
+          <w:lang w:eastAsia="zh-CN"/>
+        </w:rPr>
+        <w:t>{%if tdd.drugResearchList != [] %}</w:t>
+      </w:r>
+    </w:p>
+    <w:p>
+      <w:pPr>
+        <w:keepNext/>
+        <w:keepLines w:val="0"/>
+        <w:pageBreakBefore w:val="0"/>
+        <w:widowControl w:val="0"/>
+        <w:kinsoku/>
+        <w:wordWrap/>
+        <w:overflowPunct/>
+        <w:topLinePunct w:val="0"/>
+        <w:autoSpaceDE/>
+        <w:autoSpaceDN/>
+        <w:bidi w:val="0"/>
+        <w:adjustRightInd/>
+        <w:snapToGrid/>
+        <w:spacing w:before="26"/>
+        <w:textAlignment w:val="auto"/>
+        <w:rPr>
+          <w:rFonts w:hint="eastAsia" w:ascii="Times New Roman" w:hAnsi="Times New Roman" w:eastAsia="微软雅黑" w:cs="Times New Roman"/>
+          <w:b/>
+          <w:color w:val="3DA6BB"/>
+          <w:sz w:val="24"/>
+          <w:lang w:eastAsia="zh-CN"/>
+        </w:rPr>
+      </w:pPr>
+      <w:r>
+        <w:rPr>
+          <w:rFonts w:hint="eastAsia" w:ascii="Times New Roman" w:hAnsi="Times New Roman" w:eastAsia="微软雅黑" w:cs="Times New Roman"/>
+          <w:b/>
+          <w:color w:val="3DA6BB"/>
+          <w:sz w:val="24"/>
+          <w:lang w:eastAsia="zh-CN"/>
+        </w:rPr>
+        <w:t>潜在受益药物研究信息：</w:t>
+      </w:r>
+    </w:p>
+    <w:tbl>
+      <w:tblPr>
+        <w:tblStyle w:val="16"/>
+        <w:tblpPr w:leftFromText="180" w:rightFromText="180" w:vertAnchor="text" w:tblpXSpec="center" w:tblpY="1"/>
+        <w:tblOverlap w:val="never"/>
+        <w:tblW w:w="9870" w:type="dxa"/>
+        <w:jc w:val="center"/>
+        <w:tblBorders>
+          <w:top w:val="single" w:color="BEBEBE" w:sz="4" w:space="0"/>
+          <w:left w:val="single" w:color="BEBEBE" w:sz="4" w:space="0"/>
+          <w:bottom w:val="single" w:color="BEBEBE" w:sz="4" w:space="0"/>
+          <w:right w:val="single" w:color="BEBEBE" w:sz="4" w:space="0"/>
+          <w:insideH w:val="single" w:color="BEBEBE" w:sz="4" w:space="0"/>
+          <w:insideV w:val="single" w:color="BEBEBE" w:sz="4" w:space="0"/>
+        </w:tblBorders>
+        <w:tblLayout w:type="fixed"/>
+        <w:tblCellMar>
+          <w:top w:w="0" w:type="dxa"/>
+          <w:left w:w="108" w:type="dxa"/>
+          <w:bottom w:w="0" w:type="dxa"/>
+          <w:right w:w="108" w:type="dxa"/>
+        </w:tblCellMar>
+      </w:tblPr>
+      <w:tblGrid>
+        <w:gridCol w:w="1526"/>
+        <w:gridCol w:w="1417"/>
+        <w:gridCol w:w="1232"/>
+        <w:gridCol w:w="5695"/>
+      </w:tblGrid>
+      <w:tr>
+        <w:tblPrEx>
+          <w:tblBorders>
+            <w:top w:val="single" w:color="BEBEBE" w:sz="4" w:space="0"/>
+            <w:left w:val="single" w:color="BEBEBE" w:sz="4" w:space="0"/>
+            <w:bottom w:val="single" w:color="BEBEBE" w:sz="4" w:space="0"/>
+            <w:right w:val="single" w:color="BEBEBE" w:sz="4" w:space="0"/>
+            <w:insideH w:val="single" w:color="BEBEBE" w:sz="4" w:space="0"/>
+            <w:insideV w:val="single" w:color="BEBEBE" w:sz="4" w:space="0"/>
+          </w:tblBorders>
+          <w:tblCellMar>
+            <w:top w:w="0" w:type="dxa"/>
+            <w:left w:w="108" w:type="dxa"/>
+            <w:bottom w:w="0" w:type="dxa"/>
+            <w:right w:w="108" w:type="dxa"/>
+          </w:tblCellMar>
+        </w:tblPrEx>
+        <w:trPr>
+          <w:trHeight w:val="417" w:hRule="atLeast"/>
+          <w:jc w:val="center"/>
+        </w:trPr>
+        <w:tc>
+          <w:tcPr>
+            <w:tcW w:w="1526" w:type="dxa"/>
+            <w:tcBorders>
+              <w:tl2br w:val="nil"/>
+              <w:tr2bl w:val="nil"/>
+            </w:tcBorders>
+            <w:shd w:val="clear" w:color="auto" w:fill="DDDDDD"/>
+            <w:vAlign w:val="center"/>
+          </w:tcPr>
+          <w:p>
+            <w:pPr>
+              <w:keepNext/>
+              <w:jc w:val="center"/>
+              <w:rPr>
+                <w:rFonts w:ascii="Times New Roman" w:hAnsi="Times New Roman" w:eastAsia="微软雅黑" w:cs="Times New Roman"/>
+                <w:b/>
+                <w:color w:val="3DA6BB"/>
+                <w:sz w:val="18"/>
+                <w:szCs w:val="18"/>
+                <w:lang w:eastAsia="zh-CN"/>
+              </w:rPr>
+            </w:pPr>
+            <w:r>
+              <w:rPr>
+                <w:rFonts w:ascii="Times New Roman" w:hAnsi="Times New Roman" w:eastAsia="微软雅黑" w:cs="Times New Roman"/>
+                <w:b/>
+                <w:color w:val="3DA6BB"/>
+                <w:sz w:val="18"/>
+                <w:szCs w:val="18"/>
+                <w:lang w:eastAsia="zh-CN"/>
+              </w:rPr>
+              <w:t>药物名称</w:t>
+            </w:r>
+          </w:p>
+        </w:tc>
+        <w:tc>
+          <w:tcPr>
+            <w:tcW w:w="1417" w:type="dxa"/>
+            <w:tcBorders>
+              <w:tl2br w:val="nil"/>
+              <w:tr2bl w:val="nil"/>
+            </w:tcBorders>
+            <w:shd w:val="clear" w:color="auto" w:fill="DDDDDD"/>
+            <w:vAlign w:val="center"/>
+          </w:tcPr>
+          <w:p>
+            <w:pPr>
+              <w:keepNext/>
+              <w:jc w:val="center"/>
+              <w:rPr>
+                <w:rFonts w:ascii="Times New Roman" w:hAnsi="Times New Roman" w:eastAsia="微软雅黑" w:cs="Times New Roman"/>
+                <w:b/>
+                <w:color w:val="3DA6BB"/>
+                <w:sz w:val="18"/>
+                <w:szCs w:val="18"/>
+                <w:lang w:eastAsia="zh-CN"/>
+              </w:rPr>
+            </w:pPr>
+            <w:r>
+              <w:rPr>
+                <w:rFonts w:ascii="Times New Roman" w:hAnsi="Times New Roman" w:eastAsia="微软雅黑" w:cs="Times New Roman"/>
+                <w:b/>
+                <w:color w:val="3DA6BB"/>
+                <w:sz w:val="18"/>
+                <w:szCs w:val="18"/>
+                <w:lang w:eastAsia="zh-CN"/>
+              </w:rPr>
+              <w:t>相关疾病</w:t>
+            </w:r>
+          </w:p>
+        </w:tc>
+        <w:tc>
+          <w:tcPr>
+            <w:tcW w:w="1232" w:type="dxa"/>
+            <w:tcBorders>
+              <w:tl2br w:val="nil"/>
+              <w:tr2bl w:val="nil"/>
+            </w:tcBorders>
+            <w:shd w:val="clear" w:color="auto" w:fill="DDDDDD"/>
+            <w:vAlign w:val="center"/>
+          </w:tcPr>
+          <w:p>
+            <w:pPr>
+              <w:keepNext/>
+              <w:jc w:val="center"/>
+              <w:rPr>
+                <w:rFonts w:ascii="Times New Roman" w:hAnsi="Times New Roman" w:eastAsia="微软雅黑" w:cs="Times New Roman"/>
+                <w:b/>
+                <w:color w:val="3DA6BB"/>
+                <w:sz w:val="18"/>
+                <w:szCs w:val="18"/>
+                <w:lang w:eastAsia="zh-CN"/>
+              </w:rPr>
+            </w:pPr>
+            <w:r>
+              <w:rPr>
+                <w:rFonts w:ascii="Times New Roman" w:hAnsi="Times New Roman" w:eastAsia="微软雅黑" w:cs="Times New Roman"/>
+                <w:b/>
+                <w:color w:val="3DA6BB"/>
+                <w:sz w:val="18"/>
+                <w:szCs w:val="18"/>
+                <w:lang w:eastAsia="zh-CN"/>
+              </w:rPr>
+              <w:t>证据</w:t>
+            </w:r>
+            <w:r>
+              <w:rPr>
+                <w:rFonts w:hint="eastAsia" w:ascii="Times New Roman" w:hAnsi="Times New Roman" w:eastAsia="微软雅黑" w:cs="Times New Roman"/>
+                <w:b/>
+                <w:color w:val="3DA6BB"/>
+                <w:sz w:val="18"/>
+                <w:szCs w:val="18"/>
+                <w:lang w:eastAsia="zh-CN"/>
+              </w:rPr>
+              <w:t>等级</w:t>
+            </w:r>
+          </w:p>
+        </w:tc>
+        <w:tc>
+          <w:tcPr>
+            <w:tcW w:w="5695" w:type="dxa"/>
+            <w:tcBorders>
+              <w:tl2br w:val="nil"/>
+              <w:tr2bl w:val="nil"/>
+            </w:tcBorders>
+            <w:shd w:val="clear" w:color="auto" w:fill="DDDDDD"/>
+            <w:vAlign w:val="center"/>
+          </w:tcPr>
+          <w:p>
+            <w:pPr>
+              <w:keepNext/>
+              <w:jc w:val="center"/>
+              <w:rPr>
+                <w:rFonts w:ascii="Times New Roman" w:hAnsi="Times New Roman" w:eastAsia="微软雅黑" w:cs="Times New Roman"/>
+                <w:b/>
+                <w:color w:val="3DA6BB"/>
+                <w:sz w:val="18"/>
+                <w:szCs w:val="18"/>
+                <w:lang w:eastAsia="zh-CN"/>
+              </w:rPr>
+            </w:pPr>
+            <w:r>
+              <w:rPr>
+                <w:rFonts w:ascii="Times New Roman" w:hAnsi="Times New Roman" w:eastAsia="微软雅黑" w:cs="Times New Roman"/>
+                <w:b/>
+                <w:color w:val="3DA6BB"/>
+                <w:sz w:val="18"/>
+                <w:szCs w:val="18"/>
+                <w:lang w:eastAsia="zh-CN"/>
+              </w:rPr>
+              <w:t>循证医学信息</w:t>
+            </w:r>
+          </w:p>
+        </w:tc>
+      </w:tr>
+      <w:tr>
+        <w:tblPrEx>
+          <w:tblBorders>
+            <w:top w:val="single" w:color="BEBEBE" w:sz="4" w:space="0"/>
+            <w:left w:val="single" w:color="BEBEBE" w:sz="4" w:space="0"/>
+            <w:bottom w:val="single" w:color="BEBEBE" w:sz="4" w:space="0"/>
+            <w:right w:val="single" w:color="BEBEBE" w:sz="4" w:space="0"/>
+            <w:insideH w:val="single" w:color="BEBEBE" w:sz="4" w:space="0"/>
+            <w:insideV w:val="single" w:color="BEBEBE" w:sz="4" w:space="0"/>
+          </w:tblBorders>
+          <w:tblCellMar>
+            <w:top w:w="0" w:type="dxa"/>
+            <w:left w:w="108" w:type="dxa"/>
+            <w:bottom w:w="0" w:type="dxa"/>
+            <w:right w:w="108" w:type="dxa"/>
+          </w:tblCellMar>
+        </w:tblPrEx>
+        <w:trPr>
+          <w:trHeight w:val="494" w:hRule="atLeast"/>
+          <w:jc w:val="center"/>
+        </w:trPr>
+        <w:tc>
+          <w:tcPr>
+            <w:tcW w:w="9870" w:type="dxa"/>
+            <w:gridSpan w:val="4"/>
+            <w:tcBorders>
+              <w:tl2br w:val="nil"/>
+              <w:tr2bl w:val="nil"/>
+            </w:tcBorders>
+            <w:vAlign w:val="center"/>
+          </w:tcPr>
+          <w:p>
+            <w:pPr>
+              <w:keepNext/>
+              <w:spacing w:before="26"/>
+              <w:jc w:val="center"/>
+              <w:rPr>
+                <w:rFonts w:ascii="Times New Roman" w:hAnsi="Times New Roman" w:eastAsia="微软雅黑" w:cs="Times New Roman"/>
+                <w:bCs/>
+                <w:sz w:val="18"/>
+                <w:szCs w:val="18"/>
+                <w:highlight w:val="yellow"/>
+                <w:lang w:eastAsia="zh-CN"/>
+              </w:rPr>
+            </w:pPr>
+            <w:r>
+              <w:rPr>
+                <w:rFonts w:hint="eastAsia" w:ascii="Times New Roman" w:hAnsi="Times New Roman" w:eastAsia="微软雅黑" w:cs="Times New Roman"/>
+                <w:b/>
+                <w:sz w:val="18"/>
+                <w:szCs w:val="18"/>
+                <w:lang w:eastAsia="zh-CN"/>
+              </w:rPr>
+              <w:t>{%tr for dis in tdd.drugResearchList %}</w:t>
+            </w:r>
+          </w:p>
+        </w:tc>
+      </w:tr>
+      <w:tr>
+        <w:tblPrEx>
+          <w:tblBorders>
+            <w:top w:val="single" w:color="BEBEBE" w:sz="4" w:space="0"/>
+            <w:left w:val="single" w:color="BEBEBE" w:sz="4" w:space="0"/>
+            <w:bottom w:val="single" w:color="BEBEBE" w:sz="4" w:space="0"/>
+            <w:right w:val="single" w:color="BEBEBE" w:sz="4" w:space="0"/>
+            <w:insideH w:val="single" w:color="BEBEBE" w:sz="4" w:space="0"/>
+            <w:insideV w:val="single" w:color="BEBEBE" w:sz="4" w:space="0"/>
+          </w:tblBorders>
+          <w:tblCellMar>
+            <w:top w:w="0" w:type="dxa"/>
+            <w:left w:w="108" w:type="dxa"/>
+            <w:bottom w:w="0" w:type="dxa"/>
+            <w:right w:w="108" w:type="dxa"/>
+          </w:tblCellMar>
+        </w:tblPrEx>
+        <w:trPr>
+          <w:trHeight w:val="494" w:hRule="atLeast"/>
+          <w:jc w:val="center"/>
+        </w:trPr>
+        <w:tc>
+          <w:tcPr>
+            <w:tcW w:w="1526" w:type="dxa"/>
+            <w:tcBorders>
+              <w:tl2br w:val="nil"/>
+              <w:tr2bl w:val="nil"/>
+            </w:tcBorders>
+            <w:vAlign w:val="center"/>
+          </w:tcPr>
+          <w:p>
+            <w:pPr>
+              <w:spacing w:before="1" w:line="249" w:lineRule="auto"/>
+              <w:ind w:right="131"/>
+              <w:jc w:val="center"/>
+              <w:rPr>
+                <w:rFonts w:ascii="Times New Roman" w:hAnsi="Times New Roman" w:eastAsia="微软雅黑" w:cs="Times New Roman"/>
+                <w:b/>
+                <w:sz w:val="18"/>
+                <w:szCs w:val="18"/>
+                <w:highlight w:val="yellow"/>
+              </w:rPr>
+            </w:pPr>
+            <w:r>
+              <w:rPr>
+                <w:rFonts w:ascii="Times New Roman" w:hAnsi="Times New Roman" w:eastAsia="微软雅黑" w:cs="Times New Roman"/>
+                <w:sz w:val="18"/>
+                <w:szCs w:val="18"/>
+                <w:lang w:eastAsia="zh-CN"/>
+              </w:rPr>
+              <w:t>{{</w:t>
+            </w:r>
+            <w:r>
+              <w:rPr>
+                <w:rFonts w:ascii="Times New Roman" w:hAnsi="Times New Roman" w:eastAsia="微软雅黑" w:cs="Times New Roman"/>
+                <w:bCs/>
+                <w:sz w:val="18"/>
+                <w:szCs w:val="18"/>
+                <w:lang w:eastAsia="zh-CN"/>
+              </w:rPr>
+              <w:t>dis.drug_name_chinese</w:t>
+            </w:r>
+            <w:r>
+              <w:rPr>
+                <w:rFonts w:hint="eastAsia" w:ascii="Times New Roman" w:hAnsi="Times New Roman" w:eastAsia="微软雅黑" w:cs="Times New Roman"/>
+                <w:bCs/>
+                <w:sz w:val="18"/>
+                <w:szCs w:val="18"/>
+                <w:lang w:eastAsia="zh-CN"/>
+              </w:rPr>
+              <w:t>3</w:t>
+            </w:r>
+            <w:r>
+              <w:rPr>
+                <w:rFonts w:ascii="Times New Roman" w:hAnsi="Times New Roman" w:eastAsia="微软雅黑" w:cs="Times New Roman"/>
+                <w:sz w:val="18"/>
+                <w:szCs w:val="18"/>
+                <w:lang w:eastAsia="zh-CN"/>
+              </w:rPr>
+              <w:t xml:space="preserve"> }}</w:t>
+            </w:r>
+          </w:p>
+        </w:tc>
+        <w:tc>
+          <w:tcPr>
+            <w:tcW w:w="1417" w:type="dxa"/>
+            <w:tcBorders>
+              <w:tl2br w:val="nil"/>
+              <w:tr2bl w:val="nil"/>
+            </w:tcBorders>
+            <w:vAlign w:val="center"/>
+          </w:tcPr>
+          <w:p>
+            <w:pPr>
+              <w:keepNext/>
+              <w:spacing w:before="26"/>
+              <w:jc w:val="center"/>
+              <w:rPr>
+                <w:rFonts w:ascii="Times New Roman" w:hAnsi="Times New Roman" w:eastAsia="微软雅黑" w:cs="Times New Roman"/>
+                <w:bCs/>
+                <w:sz w:val="18"/>
+                <w:szCs w:val="18"/>
+                <w:highlight w:val="yellow"/>
+                <w:lang w:eastAsia="zh-CN"/>
+              </w:rPr>
+            </w:pPr>
+            <w:r>
+              <w:rPr>
+                <w:rFonts w:hint="eastAsia" w:ascii="Times New Roman" w:hAnsi="Times New Roman" w:eastAsia="微软雅黑" w:cs="Times New Roman"/>
+                <w:sz w:val="18"/>
+                <w:szCs w:val="18"/>
+                <w:lang w:eastAsia="zh-CN"/>
+              </w:rPr>
+              <w:t>{{dis.</w:t>
+            </w:r>
+            <w:r>
+              <w:rPr>
+                <w:rFonts w:hint="eastAsia" w:ascii="Times New Roman" w:hAnsi="Times New Roman" w:eastAsia="微软雅黑" w:cs="Times New Roman"/>
+                <w:bCs/>
+                <w:sz w:val="18"/>
+                <w:szCs w:val="18"/>
+                <w:lang w:eastAsia="zh-CN"/>
+              </w:rPr>
+              <w:t>disease_name_chinese</w:t>
+            </w:r>
+            <w:r>
+              <w:rPr>
+                <w:rFonts w:hint="eastAsia" w:ascii="Times New Roman" w:hAnsi="Times New Roman" w:eastAsia="微软雅黑" w:cs="Times New Roman"/>
+                <w:sz w:val="18"/>
+                <w:szCs w:val="18"/>
+                <w:lang w:eastAsia="zh-CN"/>
+              </w:rPr>
+              <w:t>}}</w:t>
+            </w:r>
+          </w:p>
+        </w:tc>
+        <w:tc>
+          <w:tcPr>
+            <w:tcW w:w="1232" w:type="dxa"/>
+            <w:tcBorders>
+              <w:tl2br w:val="nil"/>
+              <w:tr2bl w:val="nil"/>
+            </w:tcBorders>
+            <w:vAlign w:val="center"/>
+          </w:tcPr>
+          <w:p>
+            <w:pPr>
+              <w:keepNext/>
+              <w:spacing w:before="26"/>
+              <w:jc w:val="center"/>
+              <w:rPr>
+                <w:rFonts w:ascii="Times New Roman" w:hAnsi="Times New Roman" w:eastAsia="微软雅黑" w:cs="Times New Roman"/>
+                <w:bCs/>
+                <w:sz w:val="18"/>
+                <w:szCs w:val="18"/>
+                <w:highlight w:val="yellow"/>
+                <w:lang w:eastAsia="zh-CN"/>
+              </w:rPr>
+            </w:pPr>
+            <w:r>
+              <w:rPr>
+                <w:rFonts w:hint="eastAsia" w:ascii="Times New Roman" w:hAnsi="Times New Roman" w:eastAsia="微软雅黑" w:cs="Times New Roman"/>
+                <w:sz w:val="18"/>
+                <w:szCs w:val="18"/>
+                <w:lang w:eastAsia="zh-CN"/>
+              </w:rPr>
+              <w:t>{{</w:t>
+            </w:r>
+            <w:r>
+              <w:rPr>
+                <w:rFonts w:hint="eastAsia" w:ascii="Times New Roman" w:hAnsi="Times New Roman" w:eastAsia="微软雅黑" w:cs="Times New Roman"/>
+                <w:bCs/>
+                <w:sz w:val="18"/>
+                <w:szCs w:val="18"/>
+                <w:lang w:eastAsia="zh-CN"/>
+              </w:rPr>
+              <w:t>dis.evidence_phase_chinese</w:t>
+            </w:r>
+            <w:r>
+              <w:rPr>
+                <w:rFonts w:hint="eastAsia" w:ascii="Times New Roman" w:hAnsi="Times New Roman" w:eastAsia="微软雅黑" w:cs="Times New Roman"/>
+                <w:sz w:val="18"/>
+                <w:szCs w:val="18"/>
+                <w:lang w:eastAsia="zh-CN"/>
+              </w:rPr>
+              <w:t>}}</w:t>
+            </w:r>
+          </w:p>
+        </w:tc>
+        <w:tc>
+          <w:tcPr>
+            <w:tcW w:w="5695" w:type="dxa"/>
+            <w:tcBorders>
+              <w:tl2br w:val="nil"/>
+              <w:tr2bl w:val="nil"/>
+            </w:tcBorders>
+            <w:vAlign w:val="center"/>
+          </w:tcPr>
+          <w:p>
+            <w:pPr>
+              <w:keepNext/>
+              <w:spacing w:before="26"/>
+              <w:jc w:val="center"/>
+              <w:rPr>
+                <w:rFonts w:ascii="Times New Roman" w:hAnsi="Times New Roman" w:eastAsia="微软雅黑" w:cs="Times New Roman"/>
+                <w:bCs/>
+                <w:sz w:val="18"/>
+                <w:szCs w:val="18"/>
+                <w:highlight w:val="yellow"/>
+                <w:lang w:eastAsia="zh-CN"/>
+              </w:rPr>
+            </w:pPr>
+            <w:r>
+              <w:rPr>
+                <w:rFonts w:hint="eastAsia" w:ascii="Times New Roman" w:hAnsi="Times New Roman" w:eastAsia="微软雅黑" w:cs="Times New Roman"/>
+                <w:sz w:val="18"/>
+                <w:szCs w:val="18"/>
+                <w:lang w:eastAsia="zh-CN"/>
+              </w:rPr>
+              <w:t>{{</w:t>
+            </w:r>
+            <w:r>
+              <w:rPr>
+                <w:rFonts w:hint="eastAsia" w:ascii="Times New Roman" w:hAnsi="Times New Roman" w:eastAsia="微软雅黑" w:cs="Times New Roman"/>
+                <w:bCs/>
+                <w:sz w:val="18"/>
+                <w:szCs w:val="18"/>
+                <w:lang w:eastAsia="zh-CN"/>
+              </w:rPr>
+              <w:t>dis.annotation_chinese</w:t>
+            </w:r>
+            <w:r>
+              <w:rPr>
+                <w:rFonts w:hint="eastAsia" w:ascii="Times New Roman" w:hAnsi="Times New Roman" w:eastAsia="微软雅黑" w:cs="Times New Roman"/>
+                <w:sz w:val="18"/>
+                <w:szCs w:val="18"/>
+                <w:lang w:eastAsia="zh-CN"/>
+              </w:rPr>
+              <w:t>}}</w:t>
+            </w:r>
+          </w:p>
+        </w:tc>
+      </w:tr>
+      <w:tr>
+        <w:tblPrEx>
+          <w:tblBorders>
+            <w:top w:val="single" w:color="BEBEBE" w:sz="4" w:space="0"/>
+            <w:left w:val="single" w:color="BEBEBE" w:sz="4" w:space="0"/>
+            <w:bottom w:val="single" w:color="BEBEBE" w:sz="4" w:space="0"/>
+            <w:right w:val="single" w:color="BEBEBE" w:sz="4" w:space="0"/>
+            <w:insideH w:val="single" w:color="BEBEBE" w:sz="4" w:space="0"/>
+            <w:insideV w:val="single" w:color="BEBEBE" w:sz="4" w:space="0"/>
+          </w:tblBorders>
+          <w:tblCellMar>
+            <w:top w:w="0" w:type="dxa"/>
+            <w:left w:w="108" w:type="dxa"/>
+            <w:bottom w:w="0" w:type="dxa"/>
+            <w:right w:w="108" w:type="dxa"/>
+          </w:tblCellMar>
+        </w:tblPrEx>
+        <w:trPr>
+          <w:trHeight w:val="494" w:hRule="atLeast"/>
+          <w:jc w:val="center"/>
+        </w:trPr>
+        <w:tc>
+          <w:tcPr>
+            <w:tcW w:w="9870" w:type="dxa"/>
+            <w:gridSpan w:val="4"/>
+            <w:tcBorders>
+              <w:tl2br w:val="nil"/>
+              <w:tr2bl w:val="nil"/>
+            </w:tcBorders>
+            <w:vAlign w:val="center"/>
+          </w:tcPr>
+          <w:p>
+            <w:pPr>
+              <w:keepNext/>
+              <w:spacing w:before="26"/>
+              <w:jc w:val="center"/>
+              <w:rPr>
+                <w:rFonts w:ascii="Times New Roman" w:hAnsi="Times New Roman" w:eastAsia="微软雅黑" w:cs="Times New Roman"/>
+                <w:bCs/>
+                <w:sz w:val="18"/>
+                <w:szCs w:val="18"/>
+                <w:lang w:eastAsia="zh-CN"/>
+              </w:rPr>
+            </w:pPr>
+            <w:r>
+              <w:rPr>
+                <w:rFonts w:hint="eastAsia" w:ascii="Times New Roman" w:hAnsi="Times New Roman" w:eastAsia="微软雅黑" w:cs="Times New Roman"/>
+                <w:b/>
+                <w:sz w:val="18"/>
+                <w:szCs w:val="18"/>
+                <w:lang w:eastAsia="zh-CN"/>
+              </w:rPr>
+              <w:t>{%tr endfor %}</w:t>
+            </w:r>
+          </w:p>
+        </w:tc>
+      </w:tr>
+    </w:tbl>
+    <w:p>
+      <w:pPr>
+        <w:spacing w:before="26"/>
+        <w:rPr>
+          <w:rFonts w:ascii="Times New Roman" w:hAnsi="Times New Roman" w:eastAsia="微软雅黑" w:cs="Times New Roman"/>
+          <w:b/>
+          <w:color w:val="3DA6BB"/>
+          <w:sz w:val="24"/>
+          <w:szCs w:val="24"/>
+          <w:lang w:eastAsia="zh-CN"/>
+        </w:rPr>
+      </w:pPr>
+      <w:r>
+        <w:rPr>
+          <w:rFonts w:hint="eastAsia" w:ascii="Times New Roman" w:hAnsi="Times New Roman" w:eastAsia="微软雅黑" w:cs="Times New Roman"/>
+          <w:b/>
+          <w:color w:val="3DA6BB"/>
+          <w:sz w:val="24"/>
+          <w:szCs w:val="24"/>
+          <w:lang w:eastAsia="zh-CN"/>
+        </w:rPr>
+        <w:t>{% endif %}{%if tdd.potentialDrugList != [] %}</w:t>
+      </w:r>
+    </w:p>
+    <w:p>
+      <w:pPr>
+        <w:keepNext/>
+        <w:keepLines w:val="0"/>
+        <w:pageBreakBefore w:val="0"/>
+        <w:widowControl w:val="0"/>
+        <w:kinsoku/>
+        <w:wordWrap/>
+        <w:overflowPunct/>
+        <w:topLinePunct w:val="0"/>
+        <w:autoSpaceDE/>
+        <w:autoSpaceDN/>
+        <w:bidi w:val="0"/>
+        <w:adjustRightInd/>
+        <w:snapToGrid/>
+        <w:spacing w:before="26"/>
+        <w:textAlignment w:val="auto"/>
+        <w:rPr>
+          <w:rFonts w:hint="eastAsia" w:ascii="Times New Roman" w:hAnsi="Times New Roman" w:eastAsia="微软雅黑" w:cs="Times New Roman"/>
+          <w:b/>
+          <w:color w:val="3DA6BB"/>
+          <w:sz w:val="24"/>
+          <w:lang w:eastAsia="zh-CN"/>
+        </w:rPr>
+      </w:pPr>
+      <w:r>
+        <w:rPr>
+          <w:rFonts w:hint="eastAsia" w:ascii="Times New Roman" w:hAnsi="Times New Roman" w:eastAsia="微软雅黑" w:cs="Times New Roman"/>
+          <w:b/>
+          <w:color w:val="3DA6BB"/>
+          <w:sz w:val="24"/>
+          <w:lang w:eastAsia="zh-CN"/>
+        </w:rPr>
+        <w:t>潜在耐药研究信息：</w:t>
+      </w:r>
+    </w:p>
+    <w:tbl>
+      <w:tblPr>
+        <w:tblStyle w:val="16"/>
+        <w:tblpPr w:leftFromText="180" w:rightFromText="180" w:vertAnchor="text" w:tblpXSpec="center" w:tblpY="1"/>
+        <w:tblOverlap w:val="never"/>
+        <w:tblW w:w="9870" w:type="dxa"/>
+        <w:jc w:val="center"/>
+        <w:tblBorders>
+          <w:top w:val="single" w:color="BEBEBE" w:sz="4" w:space="0"/>
+          <w:left w:val="single" w:color="BEBEBE" w:sz="4" w:space="0"/>
+          <w:bottom w:val="single" w:color="BEBEBE" w:sz="4" w:space="0"/>
+          <w:right w:val="single" w:color="BEBEBE" w:sz="4" w:space="0"/>
+          <w:insideH w:val="single" w:color="BEBEBE" w:sz="4" w:space="0"/>
+          <w:insideV w:val="single" w:color="BEBEBE" w:sz="4" w:space="0"/>
+        </w:tblBorders>
+        <w:tblLayout w:type="fixed"/>
+        <w:tblCellMar>
+          <w:top w:w="0" w:type="dxa"/>
+          <w:left w:w="108" w:type="dxa"/>
+          <w:bottom w:w="0" w:type="dxa"/>
+          <w:right w:w="108" w:type="dxa"/>
+        </w:tblCellMar>
+      </w:tblPr>
+      <w:tblGrid>
+        <w:gridCol w:w="1526"/>
+        <w:gridCol w:w="1417"/>
+        <w:gridCol w:w="1261"/>
+        <w:gridCol w:w="5666"/>
+      </w:tblGrid>
+      <w:tr>
+        <w:tblPrEx>
+          <w:tblBorders>
+            <w:top w:val="single" w:color="BEBEBE" w:sz="4" w:space="0"/>
+            <w:left w:val="single" w:color="BEBEBE" w:sz="4" w:space="0"/>
+            <w:bottom w:val="single" w:color="BEBEBE" w:sz="4" w:space="0"/>
+            <w:right w:val="single" w:color="BEBEBE" w:sz="4" w:space="0"/>
+            <w:insideH w:val="single" w:color="BEBEBE" w:sz="4" w:space="0"/>
+            <w:insideV w:val="single" w:color="BEBEBE" w:sz="4" w:space="0"/>
+          </w:tblBorders>
+        </w:tblPrEx>
+        <w:trPr>
+          <w:trHeight w:val="417" w:hRule="atLeast"/>
+          <w:jc w:val="center"/>
+        </w:trPr>
+        <w:tc>
+          <w:tcPr>
+            <w:tcW w:w="1526" w:type="dxa"/>
+            <w:tcBorders>
+              <w:tl2br w:val="nil"/>
+              <w:tr2bl w:val="nil"/>
+            </w:tcBorders>
+            <w:shd w:val="clear" w:color="auto" w:fill="DDDDDD"/>
+            <w:vAlign w:val="center"/>
+          </w:tcPr>
+          <w:p>
+            <w:pPr>
+              <w:keepNext/>
+              <w:jc w:val="center"/>
+              <w:rPr>
+                <w:rFonts w:ascii="Times New Roman" w:hAnsi="Times New Roman" w:eastAsia="微软雅黑" w:cs="Times New Roman"/>
+                <w:b/>
+                <w:color w:val="3DA6BB"/>
+                <w:sz w:val="18"/>
+                <w:szCs w:val="18"/>
+                <w:lang w:eastAsia="zh-CN"/>
+              </w:rPr>
+            </w:pPr>
+            <w:r>
+              <w:rPr>
+                <w:rFonts w:ascii="Times New Roman" w:hAnsi="Times New Roman" w:eastAsia="微软雅黑" w:cs="Times New Roman"/>
+                <w:b/>
+                <w:color w:val="3DA6BB"/>
+                <w:sz w:val="18"/>
+                <w:szCs w:val="18"/>
+                <w:lang w:eastAsia="zh-CN"/>
+              </w:rPr>
+              <w:t>药物名称</w:t>
+            </w:r>
+          </w:p>
+        </w:tc>
+        <w:tc>
+          <w:tcPr>
+            <w:tcW w:w="1417" w:type="dxa"/>
+            <w:tcBorders>
+              <w:tl2br w:val="nil"/>
+              <w:tr2bl w:val="nil"/>
+            </w:tcBorders>
+            <w:shd w:val="clear" w:color="auto" w:fill="DDDDDD"/>
+            <w:vAlign w:val="center"/>
+          </w:tcPr>
+          <w:p>
+            <w:pPr>
+              <w:keepNext/>
+              <w:jc w:val="center"/>
+              <w:rPr>
+                <w:rFonts w:ascii="Times New Roman" w:hAnsi="Times New Roman" w:eastAsia="微软雅黑" w:cs="Times New Roman"/>
+                <w:b/>
+                <w:color w:val="3DA6BB"/>
+                <w:sz w:val="18"/>
+                <w:szCs w:val="18"/>
+                <w:lang w:eastAsia="zh-CN"/>
+              </w:rPr>
+            </w:pPr>
+            <w:r>
+              <w:rPr>
+                <w:rFonts w:ascii="Times New Roman" w:hAnsi="Times New Roman" w:eastAsia="微软雅黑" w:cs="Times New Roman"/>
+                <w:b/>
+                <w:color w:val="3DA6BB"/>
+                <w:sz w:val="18"/>
+                <w:szCs w:val="18"/>
+                <w:lang w:eastAsia="zh-CN"/>
+              </w:rPr>
+              <w:t>相关疾病</w:t>
+            </w:r>
+          </w:p>
+        </w:tc>
+        <w:tc>
+          <w:tcPr>
+            <w:tcW w:w="1261" w:type="dxa"/>
+            <w:tcBorders>
+              <w:tl2br w:val="nil"/>
+              <w:tr2bl w:val="nil"/>
+            </w:tcBorders>
+            <w:shd w:val="clear" w:color="auto" w:fill="DDDDDD"/>
+            <w:vAlign w:val="center"/>
+          </w:tcPr>
+          <w:p>
+            <w:pPr>
+              <w:keepNext/>
+              <w:jc w:val="center"/>
+              <w:rPr>
+                <w:rFonts w:ascii="Times New Roman" w:hAnsi="Times New Roman" w:eastAsia="微软雅黑" w:cs="Times New Roman"/>
+                <w:b/>
+                <w:color w:val="3DA6BB"/>
+                <w:sz w:val="18"/>
+                <w:szCs w:val="18"/>
+                <w:lang w:eastAsia="zh-CN"/>
+              </w:rPr>
+            </w:pPr>
+            <w:r>
+              <w:rPr>
+                <w:rFonts w:ascii="Times New Roman" w:hAnsi="Times New Roman" w:eastAsia="微软雅黑" w:cs="Times New Roman"/>
+                <w:b/>
+                <w:color w:val="3DA6BB"/>
+                <w:sz w:val="18"/>
+                <w:szCs w:val="18"/>
+                <w:lang w:eastAsia="zh-CN"/>
+              </w:rPr>
+              <w:t>证据</w:t>
+            </w:r>
+            <w:r>
+              <w:rPr>
+                <w:rFonts w:hint="eastAsia" w:ascii="Times New Roman" w:hAnsi="Times New Roman" w:eastAsia="微软雅黑" w:cs="Times New Roman"/>
+                <w:b/>
+                <w:color w:val="3DA6BB"/>
+                <w:sz w:val="18"/>
+                <w:szCs w:val="18"/>
+                <w:lang w:eastAsia="zh-CN"/>
+              </w:rPr>
+              <w:t>等级</w:t>
+            </w:r>
+          </w:p>
+        </w:tc>
+        <w:tc>
+          <w:tcPr>
+            <w:tcW w:w="5666" w:type="dxa"/>
+            <w:tcBorders>
+              <w:tl2br w:val="nil"/>
+              <w:tr2bl w:val="nil"/>
+            </w:tcBorders>
+            <w:shd w:val="clear" w:color="auto" w:fill="DDDDDD"/>
+            <w:vAlign w:val="center"/>
+          </w:tcPr>
+          <w:p>
+            <w:pPr>
+              <w:keepNext/>
+              <w:jc w:val="center"/>
+              <w:rPr>
+                <w:rFonts w:ascii="Times New Roman" w:hAnsi="Times New Roman" w:eastAsia="微软雅黑" w:cs="Times New Roman"/>
+                <w:b/>
+                <w:color w:val="3DA6BB"/>
+                <w:sz w:val="18"/>
+                <w:szCs w:val="18"/>
+                <w:lang w:eastAsia="zh-CN"/>
+              </w:rPr>
+            </w:pPr>
+            <w:r>
+              <w:rPr>
+                <w:rFonts w:ascii="Times New Roman" w:hAnsi="Times New Roman" w:eastAsia="微软雅黑" w:cs="Times New Roman"/>
+                <w:b/>
+                <w:color w:val="3DA6BB"/>
+                <w:sz w:val="18"/>
+                <w:szCs w:val="18"/>
+                <w:lang w:eastAsia="zh-CN"/>
+              </w:rPr>
+              <w:t>循证医学信息</w:t>
+            </w:r>
+          </w:p>
+        </w:tc>
+      </w:tr>
+      <w:tr>
+        <w:tblPrEx>
+          <w:tblBorders>
+            <w:top w:val="single" w:color="BEBEBE" w:sz="4" w:space="0"/>
+            <w:left w:val="single" w:color="BEBEBE" w:sz="4" w:space="0"/>
+            <w:bottom w:val="single" w:color="BEBEBE" w:sz="4" w:space="0"/>
+            <w:right w:val="single" w:color="BEBEBE" w:sz="4" w:space="0"/>
+            <w:insideH w:val="single" w:color="BEBEBE" w:sz="4" w:space="0"/>
+            <w:insideV w:val="single" w:color="BEBEBE" w:sz="4" w:space="0"/>
+          </w:tblBorders>
+          <w:tblCellMar>
+            <w:top w:w="0" w:type="dxa"/>
+            <w:left w:w="108" w:type="dxa"/>
+            <w:bottom w:w="0" w:type="dxa"/>
+            <w:right w:w="108" w:type="dxa"/>
+          </w:tblCellMar>
+        </w:tblPrEx>
+        <w:trPr>
+          <w:trHeight w:val="494" w:hRule="atLeast"/>
+          <w:jc w:val="center"/>
+        </w:trPr>
+        <w:tc>
+          <w:tcPr>
+            <w:tcW w:w="9870" w:type="dxa"/>
+            <w:gridSpan w:val="4"/>
+            <w:tcBorders>
+              <w:tl2br w:val="nil"/>
+              <w:tr2bl w:val="nil"/>
+            </w:tcBorders>
+            <w:vAlign w:val="center"/>
+          </w:tcPr>
+          <w:p>
+            <w:pPr>
+              <w:keepNext/>
+              <w:spacing w:before="26"/>
+              <w:jc w:val="center"/>
+              <w:rPr>
+                <w:rFonts w:ascii="Times New Roman" w:hAnsi="Times New Roman" w:eastAsia="微软雅黑" w:cs="Times New Roman"/>
+                <w:bCs/>
+                <w:sz w:val="18"/>
+                <w:szCs w:val="18"/>
+                <w:highlight w:val="yellow"/>
+                <w:lang w:eastAsia="zh-CN"/>
+              </w:rPr>
+            </w:pPr>
+            <w:r>
+              <w:rPr>
+                <w:rFonts w:hint="eastAsia" w:ascii="Times New Roman" w:hAnsi="Times New Roman" w:eastAsia="微软雅黑" w:cs="Times New Roman"/>
+                <w:b/>
+                <w:sz w:val="18"/>
+                <w:szCs w:val="18"/>
+                <w:lang w:eastAsia="zh-CN"/>
+              </w:rPr>
+              <w:t>{%tr for dis in tdd.</w:t>
+            </w:r>
+            <w:r>
+              <w:rPr>
+                <w:rFonts w:ascii="Times New Roman" w:hAnsi="Times New Roman" w:eastAsia="微软雅黑" w:cs="Times New Roman"/>
+                <w:b/>
+                <w:sz w:val="18"/>
+                <w:szCs w:val="18"/>
+                <w:lang w:eastAsia="zh-CN"/>
+              </w:rPr>
+              <w:t>potentialDrugList</w:t>
+            </w:r>
+            <w:r>
+              <w:rPr>
+                <w:rFonts w:hint="eastAsia" w:ascii="Times New Roman" w:hAnsi="Times New Roman" w:eastAsia="微软雅黑" w:cs="Times New Roman"/>
+                <w:b/>
+                <w:sz w:val="18"/>
+                <w:szCs w:val="18"/>
+                <w:lang w:eastAsia="zh-CN"/>
+              </w:rPr>
+              <w:t xml:space="preserve"> %}</w:t>
+            </w:r>
+          </w:p>
+        </w:tc>
+      </w:tr>
+      <w:tr>
+        <w:tblPrEx>
+          <w:tblBorders>
+            <w:top w:val="single" w:color="BEBEBE" w:sz="4" w:space="0"/>
+            <w:left w:val="single" w:color="BEBEBE" w:sz="4" w:space="0"/>
+            <w:bottom w:val="single" w:color="BEBEBE" w:sz="4" w:space="0"/>
+            <w:right w:val="single" w:color="BEBEBE" w:sz="4" w:space="0"/>
+            <w:insideH w:val="single" w:color="BEBEBE" w:sz="4" w:space="0"/>
+            <w:insideV w:val="single" w:color="BEBEBE" w:sz="4" w:space="0"/>
+          </w:tblBorders>
+          <w:tblCellMar>
+            <w:top w:w="0" w:type="dxa"/>
+            <w:left w:w="108" w:type="dxa"/>
+            <w:bottom w:w="0" w:type="dxa"/>
+            <w:right w:w="108" w:type="dxa"/>
+          </w:tblCellMar>
+        </w:tblPrEx>
+        <w:trPr>
+          <w:trHeight w:val="494" w:hRule="atLeast"/>
+          <w:jc w:val="center"/>
+        </w:trPr>
+        <w:tc>
+          <w:tcPr>
+            <w:tcW w:w="1526" w:type="dxa"/>
+            <w:tcBorders>
+              <w:tl2br w:val="nil"/>
+              <w:tr2bl w:val="nil"/>
+            </w:tcBorders>
+            <w:vAlign w:val="center"/>
+          </w:tcPr>
+          <w:p>
+            <w:pPr>
+              <w:spacing w:before="1" w:line="249" w:lineRule="auto"/>
+              <w:ind w:right="131"/>
+              <w:jc w:val="center"/>
+              <w:rPr>
+                <w:rFonts w:ascii="Times New Roman" w:hAnsi="Times New Roman" w:eastAsia="微软雅黑" w:cs="Times New Roman"/>
+                <w:b/>
+                <w:sz w:val="18"/>
+                <w:szCs w:val="18"/>
+                <w:highlight w:val="yellow"/>
+              </w:rPr>
+            </w:pPr>
+            <w:r>
+              <w:rPr>
+                <w:rFonts w:ascii="Times New Roman" w:hAnsi="Times New Roman" w:eastAsia="微软雅黑" w:cs="Times New Roman"/>
+                <w:sz w:val="18"/>
+                <w:szCs w:val="18"/>
+                <w:lang w:eastAsia="zh-CN"/>
+              </w:rPr>
+              <w:t>{{</w:t>
+            </w:r>
+            <w:r>
+              <w:rPr>
+                <w:rFonts w:ascii="Times New Roman" w:hAnsi="Times New Roman" w:eastAsia="微软雅黑" w:cs="Times New Roman"/>
+                <w:bCs/>
+                <w:sz w:val="18"/>
+                <w:szCs w:val="18"/>
+                <w:lang w:eastAsia="zh-CN"/>
+              </w:rPr>
+              <w:t>dis.drug_name_chinese</w:t>
+            </w:r>
+            <w:r>
+              <w:rPr>
+                <w:rFonts w:hint="eastAsia" w:ascii="Times New Roman" w:hAnsi="Times New Roman" w:eastAsia="微软雅黑" w:cs="Times New Roman"/>
+                <w:bCs/>
+                <w:sz w:val="18"/>
+                <w:szCs w:val="18"/>
+                <w:lang w:eastAsia="zh-CN"/>
+              </w:rPr>
+              <w:t>3</w:t>
+            </w:r>
+            <w:r>
+              <w:rPr>
+                <w:rFonts w:ascii="Times New Roman" w:hAnsi="Times New Roman" w:eastAsia="微软雅黑" w:cs="Times New Roman"/>
+                <w:sz w:val="18"/>
+                <w:szCs w:val="18"/>
+                <w:lang w:eastAsia="zh-CN"/>
+              </w:rPr>
+              <w:t xml:space="preserve"> }}</w:t>
+            </w:r>
+          </w:p>
+        </w:tc>
+        <w:tc>
+          <w:tcPr>
+            <w:tcW w:w="1417" w:type="dxa"/>
+            <w:tcBorders>
+              <w:tl2br w:val="nil"/>
+              <w:tr2bl w:val="nil"/>
+            </w:tcBorders>
+            <w:vAlign w:val="center"/>
+          </w:tcPr>
+          <w:p>
+            <w:pPr>
+              <w:keepNext/>
+              <w:spacing w:before="26"/>
+              <w:jc w:val="center"/>
+              <w:rPr>
+                <w:rFonts w:ascii="Times New Roman" w:hAnsi="Times New Roman" w:eastAsia="微软雅黑" w:cs="Times New Roman"/>
+                <w:bCs/>
+                <w:sz w:val="18"/>
+                <w:szCs w:val="18"/>
+                <w:highlight w:val="yellow"/>
+                <w:lang w:eastAsia="zh-CN"/>
+              </w:rPr>
+            </w:pPr>
+            <w:r>
+              <w:rPr>
+                <w:rFonts w:hint="eastAsia" w:ascii="Times New Roman" w:hAnsi="Times New Roman" w:eastAsia="微软雅黑" w:cs="Times New Roman"/>
+                <w:sz w:val="18"/>
+                <w:szCs w:val="18"/>
+                <w:lang w:eastAsia="zh-CN"/>
+              </w:rPr>
+              <w:t>{{dis.</w:t>
+            </w:r>
+            <w:r>
+              <w:rPr>
+                <w:rFonts w:hint="eastAsia" w:ascii="Times New Roman" w:hAnsi="Times New Roman" w:eastAsia="微软雅黑" w:cs="Times New Roman"/>
+                <w:bCs/>
+                <w:sz w:val="18"/>
+                <w:szCs w:val="18"/>
+                <w:lang w:eastAsia="zh-CN"/>
+              </w:rPr>
+              <w:t>disease_name_chinese</w:t>
+            </w:r>
+            <w:r>
+              <w:rPr>
+                <w:rFonts w:hint="eastAsia" w:ascii="Times New Roman" w:hAnsi="Times New Roman" w:eastAsia="微软雅黑" w:cs="Times New Roman"/>
+                <w:sz w:val="18"/>
+                <w:szCs w:val="18"/>
+                <w:lang w:eastAsia="zh-CN"/>
+              </w:rPr>
+              <w:t>}}</w:t>
+            </w:r>
+          </w:p>
+        </w:tc>
+        <w:tc>
+          <w:tcPr>
+            <w:tcW w:w="1261" w:type="dxa"/>
+            <w:tcBorders>
+              <w:tl2br w:val="nil"/>
+              <w:tr2bl w:val="nil"/>
+            </w:tcBorders>
+            <w:vAlign w:val="center"/>
+          </w:tcPr>
+          <w:p>
+            <w:pPr>
+              <w:keepNext/>
+              <w:spacing w:before="26"/>
+              <w:jc w:val="center"/>
+              <w:rPr>
+                <w:rFonts w:ascii="Times New Roman" w:hAnsi="Times New Roman" w:eastAsia="微软雅黑" w:cs="Times New Roman"/>
+                <w:bCs/>
+                <w:sz w:val="18"/>
+                <w:szCs w:val="18"/>
+                <w:highlight w:val="yellow"/>
+                <w:lang w:eastAsia="zh-CN"/>
+              </w:rPr>
+            </w:pPr>
+            <w:r>
+              <w:rPr>
+                <w:rFonts w:hint="eastAsia" w:ascii="Times New Roman" w:hAnsi="Times New Roman" w:eastAsia="微软雅黑" w:cs="Times New Roman"/>
+                <w:sz w:val="18"/>
+                <w:szCs w:val="18"/>
+                <w:lang w:eastAsia="zh-CN"/>
+              </w:rPr>
+              <w:t>{{</w:t>
+            </w:r>
+            <w:r>
+              <w:rPr>
+                <w:rFonts w:hint="eastAsia" w:ascii="Times New Roman" w:hAnsi="Times New Roman" w:eastAsia="微软雅黑" w:cs="Times New Roman"/>
+                <w:bCs/>
+                <w:sz w:val="18"/>
+                <w:szCs w:val="18"/>
+                <w:lang w:eastAsia="zh-CN"/>
+              </w:rPr>
+              <w:t>dis.evidence_phase_chinese</w:t>
+            </w:r>
+            <w:r>
+              <w:rPr>
+                <w:rFonts w:hint="eastAsia" w:ascii="Times New Roman" w:hAnsi="Times New Roman" w:eastAsia="微软雅黑" w:cs="Times New Roman"/>
+                <w:sz w:val="18"/>
+                <w:szCs w:val="18"/>
+                <w:lang w:eastAsia="zh-CN"/>
+              </w:rPr>
+              <w:t>}}</w:t>
+            </w:r>
+          </w:p>
+        </w:tc>
+        <w:tc>
+          <w:tcPr>
+            <w:tcW w:w="5666" w:type="dxa"/>
+            <w:tcBorders>
+              <w:tl2br w:val="nil"/>
+              <w:tr2bl w:val="nil"/>
+            </w:tcBorders>
+            <w:vAlign w:val="center"/>
+          </w:tcPr>
+          <w:p>
+            <w:pPr>
+              <w:keepNext/>
+              <w:spacing w:before="26"/>
+              <w:jc w:val="center"/>
+              <w:rPr>
+                <w:rFonts w:ascii="Times New Roman" w:hAnsi="Times New Roman" w:eastAsia="微软雅黑" w:cs="Times New Roman"/>
+                <w:bCs/>
+                <w:sz w:val="18"/>
+                <w:szCs w:val="18"/>
+                <w:highlight w:val="yellow"/>
+                <w:lang w:eastAsia="zh-CN"/>
+              </w:rPr>
+            </w:pPr>
+            <w:r>
+              <w:rPr>
+                <w:rFonts w:hint="eastAsia" w:ascii="Times New Roman" w:hAnsi="Times New Roman" w:eastAsia="微软雅黑" w:cs="Times New Roman"/>
+                <w:sz w:val="18"/>
+                <w:szCs w:val="18"/>
+                <w:lang w:eastAsia="zh-CN"/>
+              </w:rPr>
+              <w:t>{{</w:t>
+            </w:r>
+            <w:r>
+              <w:rPr>
+                <w:rFonts w:hint="eastAsia" w:ascii="Times New Roman" w:hAnsi="Times New Roman" w:eastAsia="微软雅黑" w:cs="Times New Roman"/>
+                <w:bCs/>
+                <w:sz w:val="18"/>
+                <w:szCs w:val="18"/>
+                <w:lang w:eastAsia="zh-CN"/>
+              </w:rPr>
+              <w:t>dis.annotation_chinese</w:t>
+            </w:r>
+            <w:r>
+              <w:rPr>
+                <w:rFonts w:hint="eastAsia" w:ascii="Times New Roman" w:hAnsi="Times New Roman" w:eastAsia="微软雅黑" w:cs="Times New Roman"/>
+                <w:sz w:val="18"/>
+                <w:szCs w:val="18"/>
+                <w:lang w:eastAsia="zh-CN"/>
+              </w:rPr>
+              <w:t>}}</w:t>
+            </w:r>
+          </w:p>
+        </w:tc>
+      </w:tr>
+      <w:tr>
+        <w:tblPrEx>
+          <w:tblBorders>
+            <w:top w:val="single" w:color="BEBEBE" w:sz="4" w:space="0"/>
+            <w:left w:val="single" w:color="BEBEBE" w:sz="4" w:space="0"/>
+            <w:bottom w:val="single" w:color="BEBEBE" w:sz="4" w:space="0"/>
+            <w:right w:val="single" w:color="BEBEBE" w:sz="4" w:space="0"/>
+            <w:insideH w:val="single" w:color="BEBEBE" w:sz="4" w:space="0"/>
+            <w:insideV w:val="single" w:color="BEBEBE" w:sz="4" w:space="0"/>
+          </w:tblBorders>
+          <w:tblCellMar>
+            <w:top w:w="0" w:type="dxa"/>
+            <w:left w:w="108" w:type="dxa"/>
+            <w:bottom w:w="0" w:type="dxa"/>
+            <w:right w:w="108" w:type="dxa"/>
+          </w:tblCellMar>
+        </w:tblPrEx>
+        <w:trPr>
+          <w:trHeight w:val="494" w:hRule="atLeast"/>
+          <w:jc w:val="center"/>
+        </w:trPr>
+        <w:tc>
+          <w:tcPr>
+            <w:tcW w:w="9870" w:type="dxa"/>
+            <w:gridSpan w:val="4"/>
+            <w:tcBorders>
+              <w:tl2br w:val="nil"/>
+              <w:tr2bl w:val="nil"/>
+            </w:tcBorders>
+            <w:vAlign w:val="center"/>
+          </w:tcPr>
+          <w:p>
+            <w:pPr>
+              <w:keepNext/>
+              <w:spacing w:before="26"/>
+              <w:jc w:val="center"/>
+              <w:rPr>
+                <w:rFonts w:ascii="Times New Roman" w:hAnsi="Times New Roman" w:eastAsia="微软雅黑" w:cs="Times New Roman"/>
+                <w:bCs/>
+                <w:sz w:val="18"/>
+                <w:szCs w:val="18"/>
+                <w:lang w:eastAsia="zh-CN"/>
+              </w:rPr>
+            </w:pPr>
+            <w:r>
+              <w:rPr>
+                <w:rFonts w:hint="eastAsia" w:ascii="Times New Roman" w:hAnsi="Times New Roman" w:eastAsia="微软雅黑" w:cs="Times New Roman"/>
+                <w:b/>
+                <w:sz w:val="18"/>
+                <w:szCs w:val="18"/>
+                <w:lang w:eastAsia="zh-CN"/>
+              </w:rPr>
+              <w:t>{%tr endfor %}</w:t>
+            </w:r>
+          </w:p>
+        </w:tc>
+      </w:tr>
+    </w:tbl>
+    <w:p>
+      <w:pPr>
+        <w:spacing w:before="26"/>
+        <w:rPr>
+          <w:rFonts w:ascii="Times New Roman" w:hAnsi="Times New Roman" w:eastAsia="微软雅黑" w:cs="Times New Roman"/>
+          <w:b/>
+          <w:color w:val="3DA6BB"/>
+          <w:sz w:val="24"/>
+          <w:szCs w:val="24"/>
+          <w:lang w:eastAsia="zh-CN"/>
+        </w:rPr>
+      </w:pPr>
+      <w:r>
+        <w:rPr>
+          <w:rFonts w:hint="eastAsia" w:ascii="Times New Roman" w:hAnsi="Times New Roman" w:eastAsia="微软雅黑" w:cs="Times New Roman"/>
+          <w:b/>
+          <w:color w:val="3DA6BB"/>
+          <w:sz w:val="24"/>
+          <w:szCs w:val="24"/>
+          <w:lang w:eastAsia="zh-CN"/>
+        </w:rPr>
+        <w:t>{% endif %}{%if tdd.clinicalTrialInformationStr!= [] %}</w:t>
+      </w:r>
+    </w:p>
+    <w:p>
+      <w:pPr>
+        <w:keepNext/>
+        <w:keepLines w:val="0"/>
+        <w:pageBreakBefore w:val="0"/>
+        <w:widowControl w:val="0"/>
+        <w:kinsoku/>
+        <w:wordWrap/>
+        <w:overflowPunct/>
+        <w:topLinePunct w:val="0"/>
+        <w:autoSpaceDE/>
+        <w:autoSpaceDN/>
+        <w:bidi w:val="0"/>
+        <w:adjustRightInd/>
+        <w:snapToGrid/>
+        <w:spacing w:before="26"/>
+        <w:textAlignment w:val="auto"/>
+        <w:rPr>
+          <w:rFonts w:hint="eastAsia" w:ascii="Times New Roman" w:hAnsi="Times New Roman" w:eastAsia="微软雅黑" w:cs="Times New Roman"/>
           <w:b/>
           <w:color w:val="3DA6BB"/>
           <w:sz w:val="24"/>
@@ -29835,7 +33902,6 @@
               <w:jc w:val="center"/>
               <w:rPr>
                 <w:rFonts w:ascii="Times New Roman" w:hAnsi="Times New Roman" w:eastAsia="微软雅黑" w:cs="Times New Roman"/>
-                <w:bCs/>
                 <w:sz w:val="18"/>
                 <w:szCs w:val="18"/>
                 <w:lang w:eastAsia="zh-CN"/>
@@ -29946,9 +34012,13 @@
     </w:tbl>
     <w:p>
       <w:pPr>
-        <w:pStyle w:val="27"/>
-        <w:rPr>
+        <w:rPr>
+          <w:rFonts w:ascii="Times New Roman" w:hAnsi="Times New Roman" w:eastAsia="微软雅黑" w:cs="Times New Roman"/>
+          <w:b/>
           <w:color w:val="3DA6BB"/>
+          <w:sz w:val="24"/>
+          <w:szCs w:val="24"/>
+          <w:lang w:eastAsia="zh-CN"/>
         </w:rPr>
       </w:pPr>
       <w:r>
@@ -29960,15 +34030,101 @@
           <w:szCs w:val="24"/>
           <w:lang w:eastAsia="zh-CN"/>
         </w:rPr>
-        <w:t>{% endif %}</w:t>
-      </w:r>
-      <w:r>
-        <w:rPr>
-          <w:rFonts w:hint="eastAsia"/>
+        <w:t>{% endif %}{% endfor %}</w:t>
+      </w:r>
+      <w:r>
+        <w:rPr>
+          <w:rFonts w:ascii="Times New Roman" w:hAnsi="Times New Roman" w:eastAsia="微软雅黑" w:cs="Times New Roman"/>
+          <w:sz w:val="20"/>
+          <w:szCs w:val="18"/>
+          <w:lang w:eastAsia="zh-CN"/>
+        </w:rPr>
+        <w:br w:type="page"/>
+      </w:r>
+      <w:r>
+        <w:rPr>
+          <w:rFonts w:hint="eastAsia" w:ascii="Times New Roman" w:hAnsi="Times New Roman" w:eastAsia="微软雅黑" w:cs="Times New Roman"/>
+          <w:b/>
           <w:color w:val="3DA6BB"/>
-        </w:rPr>
-        <w:t>{% endfor %}{% for vus in unknownVarAnalysisStr %}</w:t>
-      </w:r>
+          <w:sz w:val="24"/>
+          <w:szCs w:val="24"/>
+          <w:lang w:eastAsia="zh-CN"/>
+        </w:rPr>
+        <w:t>{% endif %}{%if geneticCancerRiskInfo %}</w:t>
+      </w:r>
+    </w:p>
+    <w:p>
+      <w:pPr>
+        <w:pStyle w:val="3"/>
+        <w:keepNext w:val="0"/>
+        <w:keepLines w:val="0"/>
+        <w:pageBreakBefore w:val="0"/>
+        <w:widowControl w:val="0"/>
+        <w:numPr>
+          <w:ilvl w:val="-1"/>
+          <w:numId w:val="0"/>
+        </w:numPr>
+        <w:kinsoku/>
+        <w:wordWrap/>
+        <w:overflowPunct/>
+        <w:topLinePunct w:val="0"/>
+        <w:autoSpaceDE/>
+        <w:autoSpaceDN/>
+        <w:bidi w:val="0"/>
+        <w:adjustRightInd/>
+        <w:snapToGrid/>
+        <w:spacing w:after="0" w:afterLines="-2147483648"/>
+        <w:ind w:left="0" w:firstLine="0"/>
+        <w:jc w:val="left"/>
+        <w:textAlignment w:val="auto"/>
+        <w:outlineLvl w:val="1"/>
+        <w:rPr>
+          <w:rFonts w:hint="eastAsia" w:ascii="Times New Roman" w:hAnsi="Times New Roman"/>
+          <w:color w:val="3DA6BB"/>
+          <w:sz w:val="30"/>
+          <w:lang w:eastAsia="zh-CN"/>
+        </w:rPr>
+      </w:pPr>
+      <w:bookmarkStart w:id="115" w:name="_Toc27047"/>
+      <w:bookmarkStart w:id="116" w:name="_Toc21530"/>
+      <w:bookmarkStart w:id="117" w:name="_Toc7565"/>
+      <w:bookmarkStart w:id="118" w:name="_Toc149837265"/>
+      <w:r>
+        <w:rPr>
+          <w:rFonts w:hint="eastAsia" w:ascii="Times New Roman" w:hAnsi="Times New Roman"/>
+          <w:color w:val="3DA6BB"/>
+          <w:sz w:val="30"/>
+          <w:lang w:eastAsia="zh-CN"/>
+        </w:rPr>
+        <w:t>胚系变异结果解析</w:t>
+      </w:r>
+      <w:bookmarkEnd w:id="115"/>
+      <w:bookmarkEnd w:id="116"/>
+      <w:bookmarkEnd w:id="117"/>
+    </w:p>
+    <w:p>
+      <w:pPr>
+        <w:rPr>
+          <w:rFonts w:hint="eastAsia" w:ascii="Times New Roman" w:hAnsi="Times New Roman" w:eastAsia="微软雅黑" w:cs="Times New Roman"/>
+          <w:b/>
+          <w:color w:val="3DA6BB"/>
+          <w:sz w:val="24"/>
+          <w:szCs w:val="24"/>
+          <w:lang w:eastAsia="zh-CN"/>
+        </w:rPr>
+      </w:pPr>
+      <w:r>
+        <w:rPr>
+          <w:rFonts w:hint="eastAsia" w:ascii="Times New Roman" w:hAnsi="Times New Roman" w:eastAsia="微软雅黑" w:cs="Times New Roman"/>
+          <w:b/>
+          <w:color w:val="3DA6BB"/>
+          <w:sz w:val="24"/>
+          <w:szCs w:val="24"/>
+          <w:lang w:eastAsia="zh-CN"/>
+        </w:rPr>
+        <w:t>{% for tdd in geneticCancerRiskInfo %}</w:t>
+      </w:r>
+      <w:bookmarkEnd w:id="118"/>
     </w:p>
     <w:p>
       <w:pPr>
@@ -29992,359 +34148,7 @@
           <w:szCs w:val="24"/>
           <w:lang w:eastAsia="zh-CN"/>
         </w:rPr>
-        <w:t>{{ vus.gene}}</w:t>
-      </w:r>
-    </w:p>
-    <w:tbl>
-      <w:tblPr>
-        <w:tblStyle w:val="16"/>
-        <w:tblpPr w:leftFromText="180" w:rightFromText="180" w:vertAnchor="text" w:tblpXSpec="center" w:tblpY="1"/>
-        <w:tblOverlap w:val="never"/>
-        <w:tblW w:w="9870" w:type="dxa"/>
-        <w:tblInd w:w="0" w:type="dxa"/>
-        <w:tblBorders>
-          <w:top w:val="single" w:color="BEBEBE" w:sz="4" w:space="0"/>
-          <w:left w:val="single" w:color="BEBEBE" w:sz="4" w:space="0"/>
-          <w:bottom w:val="single" w:color="BEBEBE" w:sz="4" w:space="0"/>
-          <w:right w:val="single" w:color="BEBEBE" w:sz="4" w:space="0"/>
-          <w:insideH w:val="single" w:color="BEBEBE" w:sz="4" w:space="0"/>
-          <w:insideV w:val="single" w:color="BEBEBE" w:sz="4" w:space="0"/>
-        </w:tblBorders>
-        <w:tblLayout w:type="fixed"/>
-        <w:tblCellMar>
-          <w:top w:w="0" w:type="dxa"/>
-          <w:left w:w="108" w:type="dxa"/>
-          <w:bottom w:w="0" w:type="dxa"/>
-          <w:right w:w="108" w:type="dxa"/>
-        </w:tblCellMar>
-      </w:tblPr>
-      <w:tblGrid>
-        <w:gridCol w:w="1843"/>
-        <w:gridCol w:w="8027"/>
-      </w:tblGrid>
-      <w:tr>
-        <w:tblPrEx>
-          <w:tblBorders>
-            <w:top w:val="single" w:color="BEBEBE" w:sz="4" w:space="0"/>
-            <w:left w:val="single" w:color="BEBEBE" w:sz="4" w:space="0"/>
-            <w:bottom w:val="single" w:color="BEBEBE" w:sz="4" w:space="0"/>
-            <w:right w:val="single" w:color="BEBEBE" w:sz="4" w:space="0"/>
-            <w:insideH w:val="single" w:color="BEBEBE" w:sz="4" w:space="0"/>
-            <w:insideV w:val="single" w:color="BEBEBE" w:sz="4" w:space="0"/>
-          </w:tblBorders>
-          <w:tblCellMar>
-            <w:top w:w="0" w:type="dxa"/>
-            <w:left w:w="108" w:type="dxa"/>
-            <w:bottom w:w="0" w:type="dxa"/>
-            <w:right w:w="108" w:type="dxa"/>
-          </w:tblCellMar>
-        </w:tblPrEx>
-        <w:trPr>
-          <w:trHeight w:val="329" w:hRule="atLeast"/>
-        </w:trPr>
-        <w:tc>
-          <w:tcPr>
-            <w:tcW w:w="1843" w:type="dxa"/>
-            <w:tcBorders>
-              <w:tl2br w:val="nil"/>
-              <w:tr2bl w:val="nil"/>
-            </w:tcBorders>
-            <w:shd w:val="clear" w:color="auto" w:fill="DDDDDD"/>
-            <w:vAlign w:val="center"/>
-          </w:tcPr>
-          <w:p>
-            <w:pPr>
-              <w:keepNext/>
-              <w:rPr>
-                <w:rFonts w:ascii="Times New Roman" w:hAnsi="Times New Roman" w:eastAsia="微软雅黑" w:cs="Times New Roman"/>
-                <w:b/>
-                <w:color w:val="3DA6BB"/>
-                <w:sz w:val="18"/>
-                <w:szCs w:val="18"/>
-                <w:lang w:eastAsia="zh-CN"/>
-              </w:rPr>
-            </w:pPr>
-            <w:r>
-              <w:rPr>
-                <w:rFonts w:ascii="Times New Roman" w:hAnsi="Times New Roman" w:eastAsia="微软雅黑" w:cs="Times New Roman"/>
-                <w:b/>
-                <w:color w:val="3DA6BB"/>
-                <w:sz w:val="18"/>
-                <w:szCs w:val="18"/>
-                <w:lang w:eastAsia="zh-CN"/>
-              </w:rPr>
-              <w:t>突变形式</w:t>
-            </w:r>
-          </w:p>
-        </w:tc>
-        <w:tc>
-          <w:tcPr>
-            <w:tcW w:w="8027" w:type="dxa"/>
-            <w:tcBorders>
-              <w:tl2br w:val="nil"/>
-              <w:tr2bl w:val="nil"/>
-            </w:tcBorders>
-            <w:vAlign w:val="center"/>
-          </w:tcPr>
-          <w:p>
-            <w:pPr>
-              <w:keepNext/>
-              <w:rPr>
-                <w:rFonts w:ascii="Times New Roman" w:hAnsi="Times New Roman" w:eastAsia="微软雅黑" w:cs="Times New Roman"/>
-                <w:sz w:val="18"/>
-                <w:szCs w:val="18"/>
-                <w:lang w:eastAsia="zh-CN"/>
-              </w:rPr>
-            </w:pPr>
-            <w:r>
-              <w:rPr>
-                <w:rFonts w:hint="eastAsia" w:ascii="Times New Roman" w:hAnsi="Times New Roman" w:eastAsia="微软雅黑" w:cs="Times New Roman"/>
-                <w:color w:val="000000"/>
-                <w:sz w:val="18"/>
-                <w:szCs w:val="18"/>
-                <w:lang w:eastAsia="zh-CN"/>
-              </w:rPr>
-              <w:t>{{ vus.ori_variant }}</w:t>
-            </w:r>
-          </w:p>
-        </w:tc>
-      </w:tr>
-      <w:tr>
-        <w:tblPrEx>
-          <w:tblBorders>
-            <w:top w:val="single" w:color="BEBEBE" w:sz="4" w:space="0"/>
-            <w:left w:val="single" w:color="BEBEBE" w:sz="4" w:space="0"/>
-            <w:bottom w:val="single" w:color="BEBEBE" w:sz="4" w:space="0"/>
-            <w:right w:val="single" w:color="BEBEBE" w:sz="4" w:space="0"/>
-            <w:insideH w:val="single" w:color="BEBEBE" w:sz="4" w:space="0"/>
-            <w:insideV w:val="single" w:color="BEBEBE" w:sz="4" w:space="0"/>
-          </w:tblBorders>
-          <w:tblCellMar>
-            <w:top w:w="0" w:type="dxa"/>
-            <w:left w:w="108" w:type="dxa"/>
-            <w:bottom w:w="0" w:type="dxa"/>
-            <w:right w:w="108" w:type="dxa"/>
-          </w:tblCellMar>
-        </w:tblPrEx>
-        <w:tc>
-          <w:tcPr>
-            <w:tcW w:w="1843" w:type="dxa"/>
-            <w:tcBorders>
-              <w:tl2br w:val="nil"/>
-              <w:tr2bl w:val="nil"/>
-            </w:tcBorders>
-            <w:shd w:val="clear" w:color="auto" w:fill="DDDDDD"/>
-            <w:vAlign w:val="center"/>
-          </w:tcPr>
-          <w:p>
-            <w:pPr>
-              <w:keepNext/>
-              <w:rPr>
-                <w:rFonts w:ascii="Times New Roman" w:hAnsi="Times New Roman" w:eastAsia="微软雅黑" w:cs="Times New Roman"/>
-                <w:b/>
-                <w:color w:val="3DA6BB"/>
-                <w:sz w:val="18"/>
-                <w:szCs w:val="18"/>
-                <w:lang w:eastAsia="zh-CN"/>
-              </w:rPr>
-            </w:pPr>
-            <w:r>
-              <w:rPr>
-                <w:rFonts w:ascii="Times New Roman" w:hAnsi="Times New Roman" w:eastAsia="微软雅黑" w:cs="Times New Roman"/>
-                <w:b/>
-                <w:color w:val="3DA6BB"/>
-                <w:sz w:val="18"/>
-                <w:szCs w:val="18"/>
-                <w:lang w:eastAsia="zh-CN"/>
-              </w:rPr>
-              <w:t>突变说明</w:t>
-            </w:r>
-          </w:p>
-        </w:tc>
-        <w:tc>
-          <w:tcPr>
-            <w:tcW w:w="8027" w:type="dxa"/>
-            <w:tcBorders>
-              <w:tl2br w:val="nil"/>
-              <w:tr2bl w:val="nil"/>
-            </w:tcBorders>
-            <w:vAlign w:val="center"/>
-          </w:tcPr>
-          <w:p>
-            <w:pPr>
-              <w:keepNext/>
-              <w:rPr>
-                <w:rFonts w:ascii="Times New Roman" w:hAnsi="Times New Roman" w:eastAsia="微软雅黑" w:cs="Times New Roman"/>
-                <w:sz w:val="18"/>
-                <w:szCs w:val="18"/>
-                <w:lang w:eastAsia="zh-CN"/>
-              </w:rPr>
-            </w:pPr>
-            <w:r>
-              <w:rPr>
-                <w:rFonts w:hint="eastAsia" w:ascii="Times New Roman" w:hAnsi="Times New Roman" w:eastAsia="微软雅黑" w:cs="Times New Roman"/>
-                <w:color w:val="000000"/>
-                <w:sz w:val="18"/>
-                <w:szCs w:val="18"/>
-                <w:lang w:eastAsia="zh-CN"/>
-              </w:rPr>
-              <w:t>{{ vus.mutDesc }}</w:t>
-            </w:r>
-          </w:p>
-        </w:tc>
-      </w:tr>
-      <w:tr>
-        <w:tblPrEx>
-          <w:tblBorders>
-            <w:top w:val="single" w:color="BEBEBE" w:sz="4" w:space="0"/>
-            <w:left w:val="single" w:color="BEBEBE" w:sz="4" w:space="0"/>
-            <w:bottom w:val="single" w:color="BEBEBE" w:sz="4" w:space="0"/>
-            <w:right w:val="single" w:color="BEBEBE" w:sz="4" w:space="0"/>
-            <w:insideH w:val="single" w:color="BEBEBE" w:sz="4" w:space="0"/>
-            <w:insideV w:val="single" w:color="BEBEBE" w:sz="4" w:space="0"/>
-          </w:tblBorders>
-          <w:tblCellMar>
-            <w:top w:w="0" w:type="dxa"/>
-            <w:left w:w="108" w:type="dxa"/>
-            <w:bottom w:w="0" w:type="dxa"/>
-            <w:right w:w="108" w:type="dxa"/>
-          </w:tblCellMar>
-        </w:tblPrEx>
-        <w:tc>
-          <w:tcPr>
-            <w:tcW w:w="1843" w:type="dxa"/>
-            <w:tcBorders>
-              <w:tl2br w:val="nil"/>
-              <w:tr2bl w:val="nil"/>
-            </w:tcBorders>
-            <w:shd w:val="clear" w:color="auto" w:fill="DDDDDD"/>
-            <w:vAlign w:val="center"/>
-          </w:tcPr>
-          <w:p>
-            <w:pPr>
-              <w:keepNext/>
-              <w:rPr>
-                <w:rFonts w:ascii="Times New Roman" w:hAnsi="Times New Roman" w:eastAsia="微软雅黑" w:cs="Times New Roman"/>
-                <w:b/>
-                <w:color w:val="3DA6BB"/>
-                <w:sz w:val="18"/>
-                <w:szCs w:val="18"/>
-                <w:lang w:eastAsia="zh-CN"/>
-              </w:rPr>
-            </w:pPr>
-            <w:r>
-              <w:rPr>
-                <w:rFonts w:ascii="Times New Roman" w:hAnsi="Times New Roman" w:eastAsia="微软雅黑" w:cs="Times New Roman"/>
-                <w:b/>
-                <w:color w:val="3DA6BB"/>
-                <w:sz w:val="18"/>
-                <w:szCs w:val="18"/>
-                <w:lang w:eastAsia="zh-CN"/>
-              </w:rPr>
-              <w:t>基因说明</w:t>
-            </w:r>
-          </w:p>
-        </w:tc>
-        <w:tc>
-          <w:tcPr>
-            <w:tcW w:w="8027" w:type="dxa"/>
-            <w:tcBorders>
-              <w:tl2br w:val="nil"/>
-              <w:tr2bl w:val="nil"/>
-            </w:tcBorders>
-            <w:vAlign w:val="center"/>
-          </w:tcPr>
-          <w:p>
-            <w:pPr>
-              <w:keepNext/>
-              <w:rPr>
-                <w:rFonts w:ascii="Times New Roman" w:hAnsi="Times New Roman" w:eastAsia="微软雅黑" w:cs="Times New Roman"/>
-                <w:sz w:val="18"/>
-                <w:szCs w:val="18"/>
-                <w:lang w:eastAsia="zh-CN"/>
-              </w:rPr>
-            </w:pPr>
-            <w:r>
-              <w:rPr>
-                <w:rFonts w:hint="eastAsia" w:ascii="Times New Roman" w:hAnsi="Times New Roman" w:eastAsia="微软雅黑" w:cs="Times New Roman"/>
-                <w:sz w:val="18"/>
-                <w:szCs w:val="18"/>
-                <w:lang w:eastAsia="zh-CN"/>
-              </w:rPr>
-              <w:t>{{ vus.gene_description_chinese }}</w:t>
-            </w:r>
-          </w:p>
-        </w:tc>
-      </w:tr>
-    </w:tbl>
-    <w:p>
-      <w:pPr>
-        <w:rPr>
-          <w:rFonts w:ascii="Times New Roman" w:hAnsi="Times New Roman" w:eastAsia="微软雅黑" w:cs="Times New Roman"/>
-          <w:b/>
-          <w:color w:val="3DA6BB"/>
-          <w:sz w:val="24"/>
-          <w:szCs w:val="24"/>
-          <w:lang w:eastAsia="zh-CN"/>
-        </w:rPr>
-      </w:pPr>
-      <w:r>
-        <w:rPr>
-          <w:rFonts w:hint="eastAsia" w:ascii="Times New Roman" w:hAnsi="Times New Roman" w:eastAsia="微软雅黑" w:cs="Times New Roman"/>
-          <w:b/>
-          <w:color w:val="3DA6BB"/>
-          <w:sz w:val="24"/>
-          <w:szCs w:val="24"/>
-          <w:lang w:eastAsia="zh-CN"/>
-        </w:rPr>
-        <w:t>{% endfor %}{% for tdd in ComplexDrugStr</w:t>
-      </w:r>
-      <w:r>
-        <w:rPr>
-          <w:rFonts w:hint="eastAsia" w:ascii="Times New Roman" w:hAnsi="Times New Roman" w:eastAsia="微软雅黑" w:cs="Times New Roman"/>
-          <w:b/>
-          <w:color w:val="3DA6BB"/>
-          <w:sz w:val="24"/>
-          <w:szCs w:val="24"/>
-          <w:lang w:val="en-US" w:eastAsia="zh-CN"/>
-        </w:rPr>
-        <w:t xml:space="preserve"> </w:t>
-      </w:r>
-      <w:r>
-        <w:rPr>
-          <w:rFonts w:hint="eastAsia" w:ascii="Times New Roman" w:hAnsi="Times New Roman" w:eastAsia="微软雅黑" w:cs="Times New Roman"/>
-          <w:b/>
-          <w:color w:val="3DA6BB"/>
-          <w:sz w:val="24"/>
-          <w:szCs w:val="24"/>
-          <w:lang w:eastAsia="zh-CN"/>
-        </w:rPr>
-        <w:t>%}</w:t>
-      </w:r>
-    </w:p>
-    <w:p>
-      <w:pPr>
-        <w:keepNext/>
-        <w:spacing w:before="120" w:beforeLines="50" w:after="120" w:afterLines="50"/>
-        <w:rPr>
-          <w:rFonts w:hint="eastAsia" w:ascii="Times New Roman" w:hAnsi="Times New Roman" w:eastAsia="微软雅黑" w:cs="Times New Roman"/>
-          <w:b/>
-          <w:color w:val="3DA6BB"/>
-          <w:sz w:val="24"/>
-          <w:szCs w:val="24"/>
-          <w:lang w:eastAsia="zh-CN"/>
-        </w:rPr>
-      </w:pPr>
-      <w:r>
-        <w:rPr>
-          <w:rFonts w:hint="eastAsia" w:ascii="Times New Roman" w:hAnsi="Times New Roman" w:eastAsia="微软雅黑" w:cs="Times New Roman"/>
-          <w:b/>
-          <w:color w:val="3DA6BB"/>
-          <w:sz w:val="24"/>
-          <w:szCs w:val="24"/>
-          <w:lang w:eastAsia="zh-CN"/>
-        </w:rPr>
-        <w:t>{{ tdd.comutation }}</w:t>
+        <w:t>{{ tdd.gene }}</w:t>
       </w:r>
     </w:p>
     <w:tbl>
@@ -30385,6 +34189,12 @@
             <w:insideH w:val="single" w:color="BEBEBE" w:sz="4" w:space="0"/>
             <w:insideV w:val="single" w:color="BEBEBE" w:sz="4" w:space="0"/>
           </w:tblBorders>
+          <w:tblCellMar>
+            <w:top w:w="0" w:type="dxa"/>
+            <w:left w:w="108" w:type="dxa"/>
+            <w:bottom w:w="0" w:type="dxa"/>
+            <w:right w:w="108" w:type="dxa"/>
+          </w:tblCellMar>
         </w:tblPrEx>
         <w:trPr>
           <w:trHeight w:val="417" w:hRule="atLeast"/>
@@ -30456,9 +34266,9 @@
                 <w:bCs/>
                 <w:sz w:val="18"/>
                 <w:szCs w:val="18"/>
-                <w:lang w:val="en-US" w:eastAsia="zh-CN"/>
-              </w:rPr>
-              <w:t>-</w:t>
+                <w:lang w:eastAsia="zh-CN"/>
+              </w:rPr>
+              <w:t>{{ tdd.ori_variant }}</w:t>
             </w:r>
           </w:p>
         </w:tc>
@@ -32124,7 +35934,7 @@
                 <w:szCs w:val="18"/>
                 <w:lang w:eastAsia="zh-CN"/>
               </w:rPr>
-              <w:t>{% for md in tdd.medicationDescription %}{% if md.key == '突变说明</w:t>
+              <w:t>{% for md in tdd.medicationDescription %}{% if md.key == '变异解析</w:t>
             </w:r>
             <w:r>
               <w:rPr>
@@ -34081,3989 +37891,6 @@
               <w:jc w:val="center"/>
               <w:rPr>
                 <w:rFonts w:ascii="Times New Roman" w:hAnsi="Times New Roman" w:eastAsia="微软雅黑" w:cs="Times New Roman"/>
-                <w:sz w:val="18"/>
-                <w:szCs w:val="18"/>
-                <w:lang w:eastAsia="zh-CN"/>
-              </w:rPr>
-            </w:pPr>
-            <w:r>
-              <w:rPr>
-                <w:rFonts w:hint="eastAsia" w:ascii="Times New Roman" w:hAnsi="Times New Roman" w:eastAsia="微软雅黑" w:cs="Times New Roman"/>
-                <w:sz w:val="18"/>
-                <w:szCs w:val="18"/>
-                <w:lang w:eastAsia="zh-CN"/>
-              </w:rPr>
-              <w:t>{%endif%}{% endfor %}</w:t>
-            </w:r>
-          </w:p>
-        </w:tc>
-        <w:tc>
-          <w:tcPr>
-            <w:tcW w:w="856" w:type="dxa"/>
-            <w:tcBorders>
-              <w:tl2br w:val="nil"/>
-              <w:tr2bl w:val="nil"/>
-            </w:tcBorders>
-            <w:vAlign w:val="center"/>
-          </w:tcPr>
-          <w:p>
-            <w:pPr>
-              <w:keepNext/>
-              <w:spacing w:before="26"/>
-              <w:jc w:val="center"/>
-              <w:rPr>
-                <w:rFonts w:ascii="Times New Roman" w:hAnsi="Times New Roman" w:eastAsia="微软雅黑" w:cs="Times New Roman"/>
-                <w:bCs/>
-                <w:sz w:val="18"/>
-                <w:szCs w:val="18"/>
-                <w:lang w:eastAsia="zh-CN"/>
-              </w:rPr>
-            </w:pPr>
-            <w:r>
-              <w:rPr>
-                <w:rFonts w:hint="eastAsia" w:ascii="Times New Roman" w:hAnsi="Times New Roman" w:eastAsia="微软雅黑" w:cs="Times New Roman"/>
-                <w:bCs/>
-                <w:sz w:val="18"/>
-                <w:szCs w:val="18"/>
-                <w:lang w:eastAsia="zh-CN"/>
-              </w:rPr>
-              <w:t>{{ cti.location_chinese }}</w:t>
-            </w:r>
-          </w:p>
-        </w:tc>
-      </w:tr>
-      <w:tr>
-        <w:tblPrEx>
-          <w:tblBorders>
-            <w:top w:val="single" w:color="BEBEBE" w:sz="4" w:space="0"/>
-            <w:left w:val="single" w:color="BEBEBE" w:sz="4" w:space="0"/>
-            <w:bottom w:val="single" w:color="BEBEBE" w:sz="4" w:space="0"/>
-            <w:right w:val="single" w:color="BEBEBE" w:sz="4" w:space="0"/>
-            <w:insideH w:val="single" w:color="BEBEBE" w:sz="4" w:space="0"/>
-            <w:insideV w:val="single" w:color="BEBEBE" w:sz="4" w:space="0"/>
-          </w:tblBorders>
-          <w:tblCellMar>
-            <w:top w:w="0" w:type="dxa"/>
-            <w:left w:w="108" w:type="dxa"/>
-            <w:bottom w:w="0" w:type="dxa"/>
-            <w:right w:w="108" w:type="dxa"/>
-          </w:tblCellMar>
-        </w:tblPrEx>
-        <w:trPr>
-          <w:jc w:val="center"/>
-        </w:trPr>
-        <w:tc>
-          <w:tcPr>
-            <w:tcW w:w="9870" w:type="dxa"/>
-            <w:gridSpan w:val="6"/>
-            <w:tcBorders>
-              <w:tl2br w:val="nil"/>
-              <w:tr2bl w:val="nil"/>
-            </w:tcBorders>
-            <w:vAlign w:val="center"/>
-          </w:tcPr>
-          <w:p>
-            <w:pPr>
-              <w:keepNext/>
-              <w:spacing w:before="26"/>
-              <w:jc w:val="center"/>
-              <w:rPr>
-                <w:rFonts w:ascii="Times New Roman" w:hAnsi="Times New Roman" w:eastAsia="微软雅黑" w:cs="Times New Roman"/>
-                <w:bCs/>
-                <w:sz w:val="18"/>
-                <w:szCs w:val="18"/>
-                <w:lang w:eastAsia="zh-CN"/>
-              </w:rPr>
-            </w:pPr>
-            <w:r>
-              <w:rPr>
-                <w:rFonts w:hint="eastAsia" w:ascii="Times New Roman" w:hAnsi="Times New Roman" w:eastAsia="微软雅黑" w:cs="Times New Roman"/>
-                <w:bCs/>
-                <w:sz w:val="18"/>
-                <w:szCs w:val="18"/>
-                <w:lang w:eastAsia="zh-CN"/>
-              </w:rPr>
-              <w:t>{%tr endfor %}</w:t>
-            </w:r>
-          </w:p>
-        </w:tc>
-      </w:tr>
-    </w:tbl>
-    <w:p>
-      <w:pPr>
-        <w:rPr>
-          <w:rFonts w:ascii="Times New Roman" w:hAnsi="Times New Roman" w:eastAsia="微软雅黑" w:cs="Times New Roman"/>
-          <w:b/>
-          <w:color w:val="3DA6BB"/>
-          <w:sz w:val="24"/>
-          <w:szCs w:val="24"/>
-          <w:lang w:eastAsia="zh-CN"/>
-        </w:rPr>
-      </w:pPr>
-      <w:r>
-        <w:rPr>
-          <w:rFonts w:hint="eastAsia" w:ascii="Times New Roman" w:hAnsi="Times New Roman" w:eastAsia="微软雅黑" w:cs="Times New Roman"/>
-          <w:b/>
-          <w:color w:val="3DA6BB"/>
-          <w:sz w:val="24"/>
-          <w:szCs w:val="24"/>
-          <w:lang w:eastAsia="zh-CN"/>
-        </w:rPr>
-        <w:t>{% endif %}{% endfor %}</w:t>
-      </w:r>
-      <w:r>
-        <w:rPr>
-          <w:rFonts w:ascii="Times New Roman" w:hAnsi="Times New Roman" w:eastAsia="微软雅黑" w:cs="Times New Roman"/>
-          <w:sz w:val="20"/>
-          <w:szCs w:val="18"/>
-          <w:lang w:eastAsia="zh-CN"/>
-        </w:rPr>
-        <w:br w:type="page"/>
-      </w:r>
-      <w:r>
-        <w:rPr>
-          <w:rFonts w:hint="eastAsia" w:ascii="Times New Roman" w:hAnsi="Times New Roman" w:eastAsia="微软雅黑" w:cs="Times New Roman"/>
-          <w:b/>
-          <w:color w:val="3DA6BB"/>
-          <w:sz w:val="24"/>
-          <w:szCs w:val="24"/>
-          <w:lang w:eastAsia="zh-CN"/>
-        </w:rPr>
-        <w:t>{% endif %}{%if geneticCancerRiskInfo %}</w:t>
-      </w:r>
-    </w:p>
-    <w:p>
-      <w:pPr>
-        <w:pStyle w:val="3"/>
-        <w:keepNext w:val="0"/>
-        <w:keepLines w:val="0"/>
-        <w:pageBreakBefore w:val="0"/>
-        <w:widowControl w:val="0"/>
-        <w:numPr>
-          <w:ilvl w:val="-1"/>
-          <w:numId w:val="0"/>
-        </w:numPr>
-        <w:kinsoku/>
-        <w:wordWrap/>
-        <w:overflowPunct/>
-        <w:topLinePunct w:val="0"/>
-        <w:autoSpaceDE/>
-        <w:autoSpaceDN/>
-        <w:bidi w:val="0"/>
-        <w:adjustRightInd/>
-        <w:snapToGrid/>
-        <w:spacing w:after="0" w:afterLines="-2147483648"/>
-        <w:ind w:left="0" w:firstLine="0"/>
-        <w:jc w:val="left"/>
-        <w:textAlignment w:val="auto"/>
-        <w:outlineLvl w:val="1"/>
-        <w:rPr>
-          <w:rFonts w:hint="eastAsia" w:ascii="Times New Roman" w:hAnsi="Times New Roman"/>
-          <w:color w:val="3DA6BB"/>
-          <w:sz w:val="30"/>
-          <w:lang w:eastAsia="zh-CN"/>
-        </w:rPr>
-      </w:pPr>
-      <w:bookmarkStart w:id="115" w:name="_Toc7565"/>
-      <w:bookmarkStart w:id="116" w:name="_Toc21530"/>
-      <w:bookmarkStart w:id="117" w:name="_Toc27047"/>
-      <w:bookmarkStart w:id="118" w:name="_Toc149837265"/>
-      <w:r>
-        <w:rPr>
-          <w:rFonts w:hint="eastAsia" w:ascii="Times New Roman" w:hAnsi="Times New Roman"/>
-          <w:color w:val="3DA6BB"/>
-          <w:sz w:val="30"/>
-          <w:lang w:eastAsia="zh-CN"/>
-        </w:rPr>
-        <w:t>胚系变异结果解析</w:t>
-      </w:r>
-      <w:bookmarkEnd w:id="115"/>
-      <w:bookmarkEnd w:id="116"/>
-      <w:bookmarkEnd w:id="117"/>
-    </w:p>
-    <w:p>
-      <w:pPr>
-        <w:rPr>
-          <w:rFonts w:hint="eastAsia" w:ascii="Times New Roman" w:hAnsi="Times New Roman" w:eastAsia="微软雅黑" w:cs="Times New Roman"/>
-          <w:b/>
-          <w:color w:val="3DA6BB"/>
-          <w:sz w:val="24"/>
-          <w:szCs w:val="24"/>
-          <w:lang w:eastAsia="zh-CN"/>
-        </w:rPr>
-      </w:pPr>
-      <w:r>
-        <w:rPr>
-          <w:rFonts w:hint="eastAsia" w:ascii="Times New Roman" w:hAnsi="Times New Roman" w:eastAsia="微软雅黑" w:cs="Times New Roman"/>
-          <w:b/>
-          <w:color w:val="3DA6BB"/>
-          <w:sz w:val="24"/>
-          <w:szCs w:val="24"/>
-          <w:lang w:eastAsia="zh-CN"/>
-        </w:rPr>
-        <w:t>{% for tdd in geneticCancerRiskInfo %}</w:t>
-      </w:r>
-      <w:bookmarkEnd w:id="118"/>
-    </w:p>
-    <w:p>
-      <w:pPr>
-        <w:keepNext/>
-        <w:spacing w:before="120" w:beforeLines="50" w:after="120" w:afterLines="50"/>
-        <w:rPr>
-          <w:rFonts w:hint="eastAsia" w:ascii="Times New Roman" w:hAnsi="Times New Roman" w:eastAsia="微软雅黑" w:cs="Times New Roman"/>
-          <w:b/>
-          <w:color w:val="3DA6BB"/>
-          <w:sz w:val="24"/>
-          <w:szCs w:val="24"/>
-          <w:lang w:eastAsia="zh-CN"/>
-        </w:rPr>
-      </w:pPr>
-      <w:r>
-        <w:rPr>
-          <w:rFonts w:hint="eastAsia" w:ascii="Times New Roman" w:hAnsi="Times New Roman" w:eastAsia="微软雅黑" w:cs="Times New Roman"/>
-          <w:b/>
-          <w:color w:val="3DA6BB"/>
-          <w:sz w:val="24"/>
-          <w:szCs w:val="24"/>
-          <w:lang w:eastAsia="zh-CN"/>
-        </w:rPr>
-        <w:t>{{ tdd.gene }}</w:t>
-      </w:r>
-    </w:p>
-    <w:tbl>
-      <w:tblPr>
-        <w:tblStyle w:val="16"/>
-        <w:tblpPr w:leftFromText="180" w:rightFromText="180" w:vertAnchor="text" w:tblpXSpec="center" w:tblpY="1"/>
-        <w:tblOverlap w:val="never"/>
-        <w:tblW w:w="9870" w:type="dxa"/>
-        <w:jc w:val="center"/>
-        <w:tblBorders>
-          <w:top w:val="single" w:color="BEBEBE" w:sz="4" w:space="0"/>
-          <w:left w:val="single" w:color="BEBEBE" w:sz="4" w:space="0"/>
-          <w:bottom w:val="single" w:color="BEBEBE" w:sz="4" w:space="0"/>
-          <w:right w:val="single" w:color="BEBEBE" w:sz="4" w:space="0"/>
-          <w:insideH w:val="single" w:color="BEBEBE" w:sz="4" w:space="0"/>
-          <w:insideV w:val="single" w:color="BEBEBE" w:sz="4" w:space="0"/>
-        </w:tblBorders>
-        <w:tblLayout w:type="fixed"/>
-        <w:tblCellMar>
-          <w:top w:w="0" w:type="dxa"/>
-          <w:left w:w="108" w:type="dxa"/>
-          <w:bottom w:w="0" w:type="dxa"/>
-          <w:right w:w="108" w:type="dxa"/>
-        </w:tblCellMar>
-      </w:tblPr>
-      <w:tblGrid>
-        <w:gridCol w:w="432"/>
-        <w:gridCol w:w="1191"/>
-        <w:gridCol w:w="8247"/>
-      </w:tblGrid>
-      <w:tr>
-        <w:tblPrEx>
-          <w:tblBorders>
-            <w:top w:val="single" w:color="BEBEBE" w:sz="4" w:space="0"/>
-            <w:left w:val="single" w:color="BEBEBE" w:sz="4" w:space="0"/>
-            <w:bottom w:val="single" w:color="BEBEBE" w:sz="4" w:space="0"/>
-            <w:right w:val="single" w:color="BEBEBE" w:sz="4" w:space="0"/>
-            <w:insideH w:val="single" w:color="BEBEBE" w:sz="4" w:space="0"/>
-            <w:insideV w:val="single" w:color="BEBEBE" w:sz="4" w:space="0"/>
-          </w:tblBorders>
-          <w:tblCellMar>
-            <w:top w:w="0" w:type="dxa"/>
-            <w:left w:w="108" w:type="dxa"/>
-            <w:bottom w:w="0" w:type="dxa"/>
-            <w:right w:w="108" w:type="dxa"/>
-          </w:tblCellMar>
-        </w:tblPrEx>
-        <w:trPr>
-          <w:trHeight w:val="417" w:hRule="atLeast"/>
-          <w:jc w:val="center"/>
-        </w:trPr>
-        <w:tc>
-          <w:tcPr>
-            <w:tcW w:w="1623" w:type="dxa"/>
-            <w:gridSpan w:val="2"/>
-            <w:tcBorders>
-              <w:tl2br w:val="nil"/>
-              <w:tr2bl w:val="nil"/>
-            </w:tcBorders>
-            <w:shd w:val="clear" w:color="auto" w:fill="DDDDDD"/>
-            <w:vAlign w:val="center"/>
-          </w:tcPr>
-          <w:p>
-            <w:pPr>
-              <w:keepNext/>
-              <w:spacing w:before="26"/>
-              <w:jc w:val="center"/>
-              <w:rPr>
-                <w:rFonts w:ascii="Times New Roman" w:hAnsi="Times New Roman" w:eastAsia="微软雅黑" w:cs="Times New Roman"/>
-                <w:b/>
-                <w:color w:val="3DA6BB"/>
-                <w:sz w:val="18"/>
-                <w:szCs w:val="18"/>
-                <w:lang w:eastAsia="zh-CN"/>
-              </w:rPr>
-            </w:pPr>
-            <w:r>
-              <w:rPr>
-                <w:rFonts w:ascii="Times New Roman" w:hAnsi="Times New Roman" w:eastAsia="微软雅黑" w:cs="Times New Roman"/>
-                <w:b/>
-                <w:color w:val="3DA6BB"/>
-                <w:sz w:val="18"/>
-                <w:szCs w:val="18"/>
-                <w:lang w:eastAsia="zh-CN"/>
-              </w:rPr>
-              <w:t>突变形式</w:t>
-            </w:r>
-          </w:p>
-        </w:tc>
-        <w:tc>
-          <w:tcPr>
-            <w:tcW w:w="8247" w:type="dxa"/>
-            <w:tcBorders>
-              <w:tl2br w:val="nil"/>
-              <w:tr2bl w:val="nil"/>
-            </w:tcBorders>
-            <w:vAlign w:val="center"/>
-          </w:tcPr>
-          <w:p>
-            <w:pPr>
-              <w:keepNext/>
-              <w:spacing w:before="26"/>
-              <w:jc w:val="center"/>
-              <w:rPr>
-                <w:rFonts w:ascii="Times New Roman" w:hAnsi="Times New Roman" w:eastAsia="微软雅黑" w:cs="Times New Roman"/>
-                <w:bCs/>
-                <w:sz w:val="18"/>
-                <w:szCs w:val="18"/>
-                <w:lang w:eastAsia="zh-CN"/>
-              </w:rPr>
-            </w:pPr>
-            <w:r>
-              <w:rPr>
-                <w:rFonts w:hint="eastAsia" w:ascii="Times New Roman" w:hAnsi="Times New Roman" w:eastAsia="微软雅黑" w:cs="Times New Roman"/>
-                <w:bCs/>
-                <w:sz w:val="18"/>
-                <w:szCs w:val="18"/>
-                <w:lang w:eastAsia="zh-CN"/>
-              </w:rPr>
-              <w:t>{{ tdd.ori_variant }}</w:t>
-            </w:r>
-          </w:p>
-        </w:tc>
-      </w:tr>
-      <w:tr>
-        <w:tblPrEx>
-          <w:tblBorders>
-            <w:top w:val="single" w:color="BEBEBE" w:sz="4" w:space="0"/>
-            <w:left w:val="single" w:color="BEBEBE" w:sz="4" w:space="0"/>
-            <w:bottom w:val="single" w:color="BEBEBE" w:sz="4" w:space="0"/>
-            <w:right w:val="single" w:color="BEBEBE" w:sz="4" w:space="0"/>
-            <w:insideH w:val="single" w:color="BEBEBE" w:sz="4" w:space="0"/>
-            <w:insideV w:val="single" w:color="BEBEBE" w:sz="4" w:space="0"/>
-          </w:tblBorders>
-          <w:tblCellMar>
-            <w:top w:w="0" w:type="dxa"/>
-            <w:left w:w="108" w:type="dxa"/>
-            <w:bottom w:w="0" w:type="dxa"/>
-            <w:right w:w="108" w:type="dxa"/>
-          </w:tblCellMar>
-        </w:tblPrEx>
-        <w:trPr>
-          <w:trHeight w:val="494" w:hRule="atLeast"/>
-          <w:jc w:val="center"/>
-        </w:trPr>
-        <w:tc>
-          <w:tcPr>
-            <w:tcW w:w="1623" w:type="dxa"/>
-            <w:gridSpan w:val="2"/>
-            <w:tcBorders>
-              <w:tl2br w:val="nil"/>
-              <w:tr2bl w:val="nil"/>
-            </w:tcBorders>
-            <w:shd w:val="clear" w:color="auto" w:fill="DDDDDD"/>
-            <w:vAlign w:val="center"/>
-          </w:tcPr>
-          <w:p>
-            <w:pPr>
-              <w:keepNext/>
-              <w:spacing w:before="26"/>
-              <w:jc w:val="center"/>
-              <w:rPr>
-                <w:rFonts w:ascii="Times New Roman" w:hAnsi="Times New Roman" w:eastAsia="微软雅黑" w:cs="Times New Roman"/>
-                <w:b/>
-                <w:color w:val="3DA6BB"/>
-                <w:sz w:val="18"/>
-                <w:szCs w:val="18"/>
-                <w:lang w:eastAsia="zh-CN"/>
-              </w:rPr>
-            </w:pPr>
-            <w:r>
-              <w:rPr>
-                <w:rFonts w:hint="eastAsia" w:ascii="Times New Roman" w:hAnsi="Times New Roman" w:eastAsia="微软雅黑" w:cs="Times New Roman"/>
-                <w:b/>
-                <w:color w:val="3DA6BB"/>
-                <w:sz w:val="18"/>
-                <w:szCs w:val="18"/>
-                <w:lang w:eastAsia="zh-CN"/>
-              </w:rPr>
-              <w:t>{{ tdd.mutFreqType }}</w:t>
-            </w:r>
-          </w:p>
-        </w:tc>
-        <w:tc>
-          <w:tcPr>
-            <w:tcW w:w="8247" w:type="dxa"/>
-            <w:tcBorders>
-              <w:tl2br w:val="nil"/>
-              <w:tr2bl w:val="nil"/>
-            </w:tcBorders>
-            <w:vAlign w:val="center"/>
-          </w:tcPr>
-          <w:p>
-            <w:pPr>
-              <w:keepNext/>
-              <w:spacing w:before="26"/>
-              <w:jc w:val="center"/>
-              <w:rPr>
-                <w:rFonts w:ascii="Times New Roman" w:hAnsi="Times New Roman" w:eastAsia="微软雅黑" w:cs="Times New Roman"/>
-                <w:bCs/>
-                <w:sz w:val="18"/>
-                <w:szCs w:val="18"/>
-                <w:lang w:eastAsia="zh-CN"/>
-              </w:rPr>
-            </w:pPr>
-            <w:r>
-              <w:rPr>
-                <w:rFonts w:hint="eastAsia" w:ascii="Times New Roman" w:hAnsi="Times New Roman" w:eastAsia="微软雅黑" w:cs="Times New Roman"/>
-                <w:bCs/>
-                <w:sz w:val="18"/>
-                <w:szCs w:val="18"/>
-                <w:lang w:eastAsia="zh-CN"/>
-              </w:rPr>
-              <w:t>{{ tdd.mutFreq }}</w:t>
-            </w:r>
-          </w:p>
-        </w:tc>
-      </w:tr>
-      <w:tr>
-        <w:tblPrEx>
-          <w:tblBorders>
-            <w:top w:val="single" w:color="BEBEBE" w:sz="4" w:space="0"/>
-            <w:left w:val="single" w:color="BEBEBE" w:sz="4" w:space="0"/>
-            <w:bottom w:val="single" w:color="BEBEBE" w:sz="4" w:space="0"/>
-            <w:right w:val="single" w:color="BEBEBE" w:sz="4" w:space="0"/>
-            <w:insideH w:val="single" w:color="BEBEBE" w:sz="4" w:space="0"/>
-            <w:insideV w:val="single" w:color="BEBEBE" w:sz="4" w:space="0"/>
-          </w:tblBorders>
-          <w:tblCellMar>
-            <w:top w:w="0" w:type="dxa"/>
-            <w:left w:w="108" w:type="dxa"/>
-            <w:bottom w:w="0" w:type="dxa"/>
-            <w:right w:w="108" w:type="dxa"/>
-          </w:tblCellMar>
-        </w:tblPrEx>
-        <w:trPr>
-          <w:trHeight w:val="474" w:hRule="atLeast"/>
-          <w:jc w:val="center"/>
-        </w:trPr>
-        <w:tc>
-          <w:tcPr>
-            <w:tcW w:w="432" w:type="dxa"/>
-            <w:vMerge w:val="restart"/>
-            <w:tcBorders>
-              <w:tl2br w:val="nil"/>
-              <w:tr2bl w:val="nil"/>
-            </w:tcBorders>
-            <w:shd w:val="clear" w:color="auto" w:fill="DDDDDD"/>
-            <w:vAlign w:val="center"/>
-          </w:tcPr>
-          <w:p>
-            <w:pPr>
-              <w:spacing w:before="1" w:line="250" w:lineRule="auto"/>
-              <w:jc w:val="center"/>
-              <w:rPr>
-                <w:rFonts w:ascii="Times New Roman" w:hAnsi="Times New Roman" w:eastAsia="微软雅黑" w:cs="Times New Roman"/>
-                <w:color w:val="3DA6BB"/>
-                <w:sz w:val="18"/>
-                <w:szCs w:val="18"/>
-                <w:lang w:eastAsia="zh-CN"/>
-              </w:rPr>
-            </w:pPr>
-            <w:r>
-              <w:rPr>
-                <w:rFonts w:ascii="Times New Roman" w:hAnsi="Times New Roman" w:eastAsia="微软雅黑" w:cs="Times New Roman"/>
-                <w:b/>
-                <w:color w:val="3DA6BB"/>
-                <w:sz w:val="18"/>
-                <w:szCs w:val="18"/>
-                <w:lang w:eastAsia="zh-CN"/>
-              </w:rPr>
-              <w:t>潜在获益药物</w:t>
-            </w:r>
-          </w:p>
-        </w:tc>
-        <w:tc>
-          <w:tcPr>
-            <w:tcW w:w="1191" w:type="dxa"/>
-            <w:tcBorders>
-              <w:tl2br w:val="nil"/>
-              <w:tr2bl w:val="nil"/>
-            </w:tcBorders>
-            <w:shd w:val="clear" w:color="auto" w:fill="DDDDDD"/>
-            <w:vAlign w:val="center"/>
-          </w:tcPr>
-          <w:p>
-            <w:pPr>
-              <w:spacing w:before="1" w:line="250" w:lineRule="auto"/>
-              <w:jc w:val="center"/>
-              <w:rPr>
-                <w:rFonts w:ascii="Times New Roman" w:hAnsi="Times New Roman" w:eastAsia="微软雅黑" w:cs="Times New Roman"/>
-                <w:b/>
-                <w:color w:val="3DA6BB"/>
-                <w:sz w:val="18"/>
-                <w:szCs w:val="18"/>
-                <w:lang w:eastAsia="zh-CN"/>
-              </w:rPr>
-            </w:pPr>
-            <w:r>
-              <w:rPr>
-                <w:rFonts w:ascii="Times New Roman" w:hAnsi="Times New Roman" w:eastAsia="微软雅黑" w:cs="Times New Roman"/>
-                <w:b/>
-                <w:color w:val="3DA6BB"/>
-                <w:sz w:val="18"/>
-                <w:szCs w:val="18"/>
-                <w:lang w:eastAsia="zh-CN"/>
-              </w:rPr>
-              <w:t>A级</w:t>
-            </w:r>
-          </w:p>
-        </w:tc>
-        <w:tc>
-          <w:tcPr>
-            <w:tcW w:w="8247" w:type="dxa"/>
-            <w:tcBorders>
-              <w:tl2br w:val="nil"/>
-              <w:tr2bl w:val="nil"/>
-            </w:tcBorders>
-            <w:shd w:val="clear" w:color="auto" w:fill="auto"/>
-            <w:vAlign w:val="center"/>
-          </w:tcPr>
-          <w:p>
-            <w:pPr>
-              <w:spacing w:before="1" w:line="250" w:lineRule="auto"/>
-              <w:jc w:val="center"/>
-              <w:rPr>
-                <w:rFonts w:ascii="Times New Roman" w:hAnsi="Times New Roman" w:eastAsia="微软雅黑" w:cs="Times New Roman"/>
-                <w:b/>
-                <w:color w:val="FFFFFF" w:themeColor="background1"/>
-                <w:sz w:val="18"/>
-                <w:szCs w:val="18"/>
-                <w:lang w:eastAsia="zh-CN"/>
-                <w14:textFill>
-                  <w14:solidFill>
-                    <w14:schemeClr w14:val="bg1"/>
-                  </w14:solidFill>
-                </w14:textFill>
-              </w:rPr>
-            </w:pPr>
-            <w:r>
-              <w:rPr>
-                <w:rFonts w:ascii="Times New Roman" w:hAnsi="Times New Roman" w:eastAsia="微软雅黑" w:cs="Times New Roman"/>
-                <w:sz w:val="18"/>
-                <w:szCs w:val="18"/>
-                <w:lang w:eastAsia="zh-CN"/>
-              </w:rPr>
-              <w:t>{% if tdd.drugaStr == [] %}无{% else%}{% for d in tdd.drugaStr %}{%if loop.last%}</w:t>
-            </w:r>
-            <w:r>
-              <w:rPr>
-                <w:rFonts w:hint="eastAsia" w:ascii="Times New Roman" w:hAnsi="Times New Roman" w:eastAsia="微软雅黑" w:cs="Times New Roman"/>
-                <w:sz w:val="18"/>
-                <w:szCs w:val="18"/>
-                <w:lang w:eastAsia="zh-CN"/>
-              </w:rPr>
-              <w:t>{{ d.nameLevel }}</w:t>
-            </w:r>
-            <w:r>
-              <w:rPr>
-                <w:rFonts w:ascii="Times New Roman" w:hAnsi="Times New Roman" w:eastAsia="微软雅黑" w:cs="Times New Roman"/>
-                <w:sz w:val="18"/>
-                <w:szCs w:val="18"/>
-                <w:lang w:eastAsia="zh-CN"/>
-              </w:rPr>
-              <w:t>{%else%}</w:t>
-            </w:r>
-            <w:r>
-              <w:rPr>
-                <w:rFonts w:hint="eastAsia" w:ascii="Times New Roman" w:hAnsi="Times New Roman" w:eastAsia="微软雅黑" w:cs="Times New Roman"/>
-                <w:sz w:val="18"/>
-                <w:szCs w:val="18"/>
-                <w:lang w:eastAsia="zh-CN"/>
-              </w:rPr>
-              <w:t>{{ d.nameLevel }}</w:t>
-            </w:r>
-            <w:r>
-              <w:rPr>
-                <w:rFonts w:ascii="Times New Roman" w:hAnsi="Times New Roman" w:eastAsia="微软雅黑" w:cs="Times New Roman"/>
-                <w:sz w:val="18"/>
-                <w:szCs w:val="18"/>
-                <w:lang w:eastAsia="zh-CN"/>
-              </w:rPr>
-              <w:t>，{%endif%}{% endfor %}{% endif%}</w:t>
-            </w:r>
-          </w:p>
-        </w:tc>
-      </w:tr>
-      <w:tr>
-        <w:tblPrEx>
-          <w:tblBorders>
-            <w:top w:val="single" w:color="BEBEBE" w:sz="4" w:space="0"/>
-            <w:left w:val="single" w:color="BEBEBE" w:sz="4" w:space="0"/>
-            <w:bottom w:val="single" w:color="BEBEBE" w:sz="4" w:space="0"/>
-            <w:right w:val="single" w:color="BEBEBE" w:sz="4" w:space="0"/>
-            <w:insideH w:val="single" w:color="BEBEBE" w:sz="4" w:space="0"/>
-            <w:insideV w:val="single" w:color="BEBEBE" w:sz="4" w:space="0"/>
-          </w:tblBorders>
-          <w:tblCellMar>
-            <w:top w:w="0" w:type="dxa"/>
-            <w:left w:w="108" w:type="dxa"/>
-            <w:bottom w:w="0" w:type="dxa"/>
-            <w:right w:w="108" w:type="dxa"/>
-          </w:tblCellMar>
-        </w:tblPrEx>
-        <w:trPr>
-          <w:trHeight w:val="474" w:hRule="atLeast"/>
-          <w:jc w:val="center"/>
-        </w:trPr>
-        <w:tc>
-          <w:tcPr>
-            <w:tcW w:w="432" w:type="dxa"/>
-            <w:vMerge w:val="continue"/>
-            <w:tcBorders>
-              <w:tl2br w:val="nil"/>
-              <w:tr2bl w:val="nil"/>
-            </w:tcBorders>
-            <w:shd w:val="clear" w:color="auto" w:fill="DDDDDD"/>
-            <w:vAlign w:val="center"/>
-          </w:tcPr>
-          <w:p>
-            <w:pPr>
-              <w:spacing w:before="1" w:line="250" w:lineRule="auto"/>
-              <w:jc w:val="center"/>
-              <w:rPr>
-                <w:rFonts w:ascii="Times New Roman" w:hAnsi="Times New Roman" w:eastAsia="微软雅黑" w:cs="Times New Roman"/>
-                <w:b/>
-                <w:color w:val="3DA6BB"/>
-                <w:sz w:val="18"/>
-                <w:szCs w:val="18"/>
-                <w:lang w:eastAsia="zh-CN"/>
-              </w:rPr>
-            </w:pPr>
-          </w:p>
-        </w:tc>
-        <w:tc>
-          <w:tcPr>
-            <w:tcW w:w="1191" w:type="dxa"/>
-            <w:tcBorders>
-              <w:tl2br w:val="nil"/>
-              <w:tr2bl w:val="nil"/>
-            </w:tcBorders>
-            <w:shd w:val="clear" w:color="auto" w:fill="DDDDDD"/>
-            <w:vAlign w:val="center"/>
-          </w:tcPr>
-          <w:p>
-            <w:pPr>
-              <w:spacing w:before="1" w:line="250" w:lineRule="auto"/>
-              <w:jc w:val="center"/>
-              <w:rPr>
-                <w:rFonts w:ascii="Times New Roman" w:hAnsi="Times New Roman" w:eastAsia="微软雅黑" w:cs="Times New Roman"/>
-                <w:b/>
-                <w:color w:val="3DA6BB"/>
-                <w:sz w:val="18"/>
-                <w:szCs w:val="18"/>
-                <w:lang w:eastAsia="zh-CN"/>
-              </w:rPr>
-            </w:pPr>
-            <w:r>
-              <w:rPr>
-                <w:rFonts w:ascii="Times New Roman" w:hAnsi="Times New Roman" w:eastAsia="微软雅黑" w:cs="Times New Roman"/>
-                <w:b/>
-                <w:color w:val="3DA6BB"/>
-                <w:sz w:val="18"/>
-                <w:szCs w:val="18"/>
-                <w:lang w:eastAsia="zh-CN"/>
-              </w:rPr>
-              <w:t>B级</w:t>
-            </w:r>
-          </w:p>
-        </w:tc>
-        <w:tc>
-          <w:tcPr>
-            <w:tcW w:w="8247" w:type="dxa"/>
-            <w:tcBorders>
-              <w:tl2br w:val="nil"/>
-              <w:tr2bl w:val="nil"/>
-            </w:tcBorders>
-            <w:shd w:val="clear" w:color="auto" w:fill="auto"/>
-            <w:vAlign w:val="center"/>
-          </w:tcPr>
-          <w:p>
-            <w:pPr>
-              <w:keepNext/>
-              <w:spacing w:before="26"/>
-              <w:jc w:val="center"/>
-              <w:rPr>
-                <w:rFonts w:ascii="Times New Roman" w:hAnsi="Times New Roman" w:eastAsia="微软雅黑" w:cs="Times New Roman"/>
-                <w:b/>
-                <w:color w:val="FFFFFF" w:themeColor="background1"/>
-                <w:sz w:val="18"/>
-                <w:szCs w:val="18"/>
-                <w:lang w:eastAsia="zh-CN"/>
-                <w14:textFill>
-                  <w14:solidFill>
-                    <w14:schemeClr w14:val="bg1"/>
-                  </w14:solidFill>
-                </w14:textFill>
-              </w:rPr>
-            </w:pPr>
-            <w:r>
-              <w:rPr>
-                <w:rFonts w:ascii="Times New Roman" w:hAnsi="Times New Roman" w:eastAsia="微软雅黑" w:cs="Times New Roman"/>
-                <w:sz w:val="18"/>
-                <w:szCs w:val="18"/>
-                <w:lang w:eastAsia="zh-CN"/>
-              </w:rPr>
-              <w:t>{% if tdd.drugbStr == [] %}无{% else%}{% for d in tdd.drugbStr %}{%if loop.last%}</w:t>
-            </w:r>
-            <w:r>
-              <w:rPr>
-                <w:rFonts w:hint="eastAsia" w:ascii="Times New Roman" w:hAnsi="Times New Roman" w:eastAsia="微软雅黑" w:cs="Times New Roman"/>
-                <w:sz w:val="18"/>
-                <w:szCs w:val="18"/>
-                <w:lang w:eastAsia="zh-CN"/>
-              </w:rPr>
-              <w:t>{{ d.nameLevel }}</w:t>
-            </w:r>
-            <w:r>
-              <w:rPr>
-                <w:rFonts w:ascii="Times New Roman" w:hAnsi="Times New Roman" w:eastAsia="微软雅黑" w:cs="Times New Roman"/>
-                <w:sz w:val="18"/>
-                <w:szCs w:val="18"/>
-                <w:lang w:eastAsia="zh-CN"/>
-              </w:rPr>
-              <w:t>{%else%}</w:t>
-            </w:r>
-            <w:r>
-              <w:rPr>
-                <w:rFonts w:hint="eastAsia" w:ascii="Times New Roman" w:hAnsi="Times New Roman" w:eastAsia="微软雅黑" w:cs="Times New Roman"/>
-                <w:sz w:val="18"/>
-                <w:szCs w:val="18"/>
-                <w:lang w:eastAsia="zh-CN"/>
-              </w:rPr>
-              <w:t>{{ d.nameLevel }}</w:t>
-            </w:r>
-            <w:r>
-              <w:rPr>
-                <w:rFonts w:ascii="Times New Roman" w:hAnsi="Times New Roman" w:eastAsia="微软雅黑" w:cs="Times New Roman"/>
-                <w:sz w:val="18"/>
-                <w:szCs w:val="18"/>
-                <w:lang w:eastAsia="zh-CN"/>
-              </w:rPr>
-              <w:t>，{%endif%}{% endfor %}{% endif%}</w:t>
-            </w:r>
-          </w:p>
-        </w:tc>
-      </w:tr>
-      <w:tr>
-        <w:tblPrEx>
-          <w:tblBorders>
-            <w:top w:val="single" w:color="BEBEBE" w:sz="4" w:space="0"/>
-            <w:left w:val="single" w:color="BEBEBE" w:sz="4" w:space="0"/>
-            <w:bottom w:val="single" w:color="BEBEBE" w:sz="4" w:space="0"/>
-            <w:right w:val="single" w:color="BEBEBE" w:sz="4" w:space="0"/>
-            <w:insideH w:val="single" w:color="BEBEBE" w:sz="4" w:space="0"/>
-            <w:insideV w:val="single" w:color="BEBEBE" w:sz="4" w:space="0"/>
-          </w:tblBorders>
-          <w:tblCellMar>
-            <w:top w:w="0" w:type="dxa"/>
-            <w:left w:w="108" w:type="dxa"/>
-            <w:bottom w:w="0" w:type="dxa"/>
-            <w:right w:w="108" w:type="dxa"/>
-          </w:tblCellMar>
-        </w:tblPrEx>
-        <w:trPr>
-          <w:trHeight w:val="474" w:hRule="atLeast"/>
-          <w:jc w:val="center"/>
-        </w:trPr>
-        <w:tc>
-          <w:tcPr>
-            <w:tcW w:w="432" w:type="dxa"/>
-            <w:vMerge w:val="continue"/>
-            <w:tcBorders>
-              <w:tl2br w:val="nil"/>
-              <w:tr2bl w:val="nil"/>
-            </w:tcBorders>
-            <w:shd w:val="clear" w:color="auto" w:fill="DDDDDD"/>
-            <w:vAlign w:val="center"/>
-          </w:tcPr>
-          <w:p>
-            <w:pPr>
-              <w:spacing w:before="1" w:line="250" w:lineRule="auto"/>
-              <w:jc w:val="center"/>
-              <w:rPr>
-                <w:rFonts w:ascii="Times New Roman" w:hAnsi="Times New Roman" w:eastAsia="微软雅黑" w:cs="Times New Roman"/>
-                <w:b/>
-                <w:color w:val="3DA6BB"/>
-                <w:sz w:val="18"/>
-                <w:szCs w:val="18"/>
-                <w:lang w:eastAsia="zh-CN"/>
-              </w:rPr>
-            </w:pPr>
-          </w:p>
-        </w:tc>
-        <w:tc>
-          <w:tcPr>
-            <w:tcW w:w="1191" w:type="dxa"/>
-            <w:tcBorders>
-              <w:tl2br w:val="nil"/>
-              <w:tr2bl w:val="nil"/>
-            </w:tcBorders>
-            <w:shd w:val="clear" w:color="auto" w:fill="DDDDDD"/>
-            <w:vAlign w:val="center"/>
-          </w:tcPr>
-          <w:p>
-            <w:pPr>
-              <w:spacing w:before="1" w:line="250" w:lineRule="auto"/>
-              <w:jc w:val="center"/>
-              <w:rPr>
-                <w:rFonts w:ascii="Times New Roman" w:hAnsi="Times New Roman" w:eastAsia="微软雅黑" w:cs="Times New Roman"/>
-                <w:b/>
-                <w:color w:val="3DA6BB"/>
-                <w:sz w:val="18"/>
-                <w:szCs w:val="18"/>
-                <w:lang w:eastAsia="zh-CN"/>
-              </w:rPr>
-            </w:pPr>
-            <w:r>
-              <w:rPr>
-                <w:rFonts w:ascii="Times New Roman" w:hAnsi="Times New Roman" w:eastAsia="微软雅黑" w:cs="Times New Roman"/>
-                <w:b/>
-                <w:color w:val="3DA6BB"/>
-                <w:sz w:val="18"/>
-                <w:szCs w:val="18"/>
-                <w:lang w:eastAsia="zh-CN"/>
-              </w:rPr>
-              <w:t>C级</w:t>
-            </w:r>
-          </w:p>
-        </w:tc>
-        <w:tc>
-          <w:tcPr>
-            <w:tcW w:w="8247" w:type="dxa"/>
-            <w:tcBorders>
-              <w:tl2br w:val="nil"/>
-              <w:tr2bl w:val="nil"/>
-            </w:tcBorders>
-            <w:shd w:val="clear" w:color="auto" w:fill="auto"/>
-            <w:vAlign w:val="center"/>
-          </w:tcPr>
-          <w:p>
-            <w:pPr>
-              <w:keepNext/>
-              <w:spacing w:before="26"/>
-              <w:jc w:val="center"/>
-              <w:rPr>
-                <w:rFonts w:ascii="Times New Roman" w:hAnsi="Times New Roman" w:eastAsia="微软雅黑" w:cs="Times New Roman"/>
-                <w:b/>
-                <w:color w:val="FFFFFF" w:themeColor="background1"/>
-                <w:sz w:val="18"/>
-                <w:szCs w:val="18"/>
-                <w:lang w:eastAsia="zh-CN"/>
-                <w14:textFill>
-                  <w14:solidFill>
-                    <w14:schemeClr w14:val="bg1"/>
-                  </w14:solidFill>
-                </w14:textFill>
-              </w:rPr>
-            </w:pPr>
-            <w:r>
-              <w:rPr>
-                <w:rFonts w:ascii="Times New Roman" w:hAnsi="Times New Roman" w:eastAsia="微软雅黑" w:cs="Times New Roman"/>
-                <w:sz w:val="18"/>
-                <w:szCs w:val="18"/>
-                <w:lang w:eastAsia="zh-CN"/>
-              </w:rPr>
-              <w:t>{% if tdd.drugcStr == [] %}无{% else%}{% for d in tdd.drugcStr %}{%if loop.last%}</w:t>
-            </w:r>
-            <w:r>
-              <w:rPr>
-                <w:rFonts w:hint="eastAsia" w:ascii="Times New Roman" w:hAnsi="Times New Roman" w:eastAsia="微软雅黑" w:cs="Times New Roman"/>
-                <w:sz w:val="18"/>
-                <w:szCs w:val="18"/>
-                <w:lang w:eastAsia="zh-CN"/>
-              </w:rPr>
-              <w:t>{{ d.nameLevel }}</w:t>
-            </w:r>
-            <w:r>
-              <w:rPr>
-                <w:rFonts w:ascii="Times New Roman" w:hAnsi="Times New Roman" w:eastAsia="微软雅黑" w:cs="Times New Roman"/>
-                <w:sz w:val="18"/>
-                <w:szCs w:val="18"/>
-                <w:lang w:eastAsia="zh-CN"/>
-              </w:rPr>
-              <w:t>{%else%}</w:t>
-            </w:r>
-            <w:r>
-              <w:rPr>
-                <w:rFonts w:hint="eastAsia" w:ascii="Times New Roman" w:hAnsi="Times New Roman" w:eastAsia="微软雅黑" w:cs="Times New Roman"/>
-                <w:sz w:val="18"/>
-                <w:szCs w:val="18"/>
-                <w:lang w:eastAsia="zh-CN"/>
-              </w:rPr>
-              <w:t>{{ d.nameLevel }}</w:t>
-            </w:r>
-            <w:r>
-              <w:rPr>
-                <w:rFonts w:ascii="Times New Roman" w:hAnsi="Times New Roman" w:eastAsia="微软雅黑" w:cs="Times New Roman"/>
-                <w:sz w:val="18"/>
-                <w:szCs w:val="18"/>
-                <w:lang w:eastAsia="zh-CN"/>
-              </w:rPr>
-              <w:t>，{%endif%}{% endfor %}{% endif%}</w:t>
-            </w:r>
-          </w:p>
-        </w:tc>
-      </w:tr>
-      <w:tr>
-        <w:tblPrEx>
-          <w:tblBorders>
-            <w:top w:val="single" w:color="BEBEBE" w:sz="4" w:space="0"/>
-            <w:left w:val="single" w:color="BEBEBE" w:sz="4" w:space="0"/>
-            <w:bottom w:val="single" w:color="BEBEBE" w:sz="4" w:space="0"/>
-            <w:right w:val="single" w:color="BEBEBE" w:sz="4" w:space="0"/>
-            <w:insideH w:val="single" w:color="BEBEBE" w:sz="4" w:space="0"/>
-            <w:insideV w:val="single" w:color="BEBEBE" w:sz="4" w:space="0"/>
-          </w:tblBorders>
-          <w:tblCellMar>
-            <w:top w:w="0" w:type="dxa"/>
-            <w:left w:w="108" w:type="dxa"/>
-            <w:bottom w:w="0" w:type="dxa"/>
-            <w:right w:w="108" w:type="dxa"/>
-          </w:tblCellMar>
-        </w:tblPrEx>
-        <w:trPr>
-          <w:trHeight w:val="474" w:hRule="atLeast"/>
-          <w:jc w:val="center"/>
-        </w:trPr>
-        <w:tc>
-          <w:tcPr>
-            <w:tcW w:w="432" w:type="dxa"/>
-            <w:vMerge w:val="continue"/>
-            <w:tcBorders>
-              <w:tl2br w:val="nil"/>
-              <w:tr2bl w:val="nil"/>
-            </w:tcBorders>
-            <w:shd w:val="clear" w:color="auto" w:fill="DDDDDD"/>
-            <w:vAlign w:val="center"/>
-          </w:tcPr>
-          <w:p>
-            <w:pPr>
-              <w:spacing w:before="1" w:line="250" w:lineRule="auto"/>
-              <w:jc w:val="center"/>
-              <w:rPr>
-                <w:rFonts w:ascii="Times New Roman" w:hAnsi="Times New Roman" w:eastAsia="微软雅黑" w:cs="Times New Roman"/>
-                <w:b/>
-                <w:color w:val="3DA6BB"/>
-                <w:sz w:val="18"/>
-                <w:szCs w:val="18"/>
-                <w:lang w:eastAsia="zh-CN"/>
-              </w:rPr>
-            </w:pPr>
-          </w:p>
-        </w:tc>
-        <w:tc>
-          <w:tcPr>
-            <w:tcW w:w="1191" w:type="dxa"/>
-            <w:tcBorders>
-              <w:tl2br w:val="nil"/>
-              <w:tr2bl w:val="nil"/>
-            </w:tcBorders>
-            <w:shd w:val="clear" w:color="auto" w:fill="DDDDDD"/>
-            <w:vAlign w:val="center"/>
-          </w:tcPr>
-          <w:p>
-            <w:pPr>
-              <w:spacing w:before="1" w:line="250" w:lineRule="auto"/>
-              <w:jc w:val="center"/>
-              <w:rPr>
-                <w:rFonts w:ascii="Times New Roman" w:hAnsi="Times New Roman" w:eastAsia="微软雅黑" w:cs="Times New Roman"/>
-                <w:b/>
-                <w:color w:val="3DA6BB"/>
-                <w:sz w:val="18"/>
-                <w:szCs w:val="18"/>
-                <w:lang w:eastAsia="zh-CN"/>
-              </w:rPr>
-            </w:pPr>
-            <w:r>
-              <w:rPr>
-                <w:rFonts w:hint="eastAsia" w:ascii="Times New Roman" w:hAnsi="Times New Roman" w:eastAsia="微软雅黑" w:cs="Times New Roman"/>
-                <w:b/>
-                <w:color w:val="3DA6BB"/>
-                <w:sz w:val="18"/>
-                <w:szCs w:val="18"/>
-                <w:lang w:eastAsia="zh-CN"/>
-              </w:rPr>
-              <w:t>D</w:t>
-            </w:r>
-            <w:r>
-              <w:rPr>
-                <w:rFonts w:ascii="Times New Roman" w:hAnsi="Times New Roman" w:eastAsia="微软雅黑" w:cs="Times New Roman"/>
-                <w:b/>
-                <w:color w:val="3DA6BB"/>
-                <w:sz w:val="18"/>
-                <w:szCs w:val="18"/>
-                <w:lang w:eastAsia="zh-CN"/>
-              </w:rPr>
-              <w:t>级</w:t>
-            </w:r>
-          </w:p>
-        </w:tc>
-        <w:tc>
-          <w:tcPr>
-            <w:tcW w:w="8247" w:type="dxa"/>
-            <w:tcBorders>
-              <w:tl2br w:val="nil"/>
-              <w:tr2bl w:val="nil"/>
-            </w:tcBorders>
-            <w:shd w:val="clear" w:color="auto" w:fill="auto"/>
-            <w:vAlign w:val="center"/>
-          </w:tcPr>
-          <w:p>
-            <w:pPr>
-              <w:keepNext/>
-              <w:spacing w:before="26"/>
-              <w:jc w:val="center"/>
-              <w:rPr>
-                <w:rFonts w:ascii="Times New Roman" w:hAnsi="Times New Roman" w:eastAsia="微软雅黑" w:cs="Times New Roman"/>
-                <w:b/>
-                <w:color w:val="FFFFFF" w:themeColor="background1"/>
-                <w:sz w:val="18"/>
-                <w:szCs w:val="18"/>
-                <w:lang w:eastAsia="zh-CN"/>
-                <w14:textFill>
-                  <w14:solidFill>
-                    <w14:schemeClr w14:val="bg1"/>
-                  </w14:solidFill>
-                </w14:textFill>
-              </w:rPr>
-            </w:pPr>
-            <w:r>
-              <w:rPr>
-                <w:rFonts w:ascii="Times New Roman" w:hAnsi="Times New Roman" w:eastAsia="微软雅黑" w:cs="Times New Roman"/>
-                <w:sz w:val="18"/>
-                <w:szCs w:val="18"/>
-                <w:lang w:eastAsia="zh-CN"/>
-              </w:rPr>
-              <w:t>{% if tdd.drug</w:t>
-            </w:r>
-            <w:r>
-              <w:rPr>
-                <w:rFonts w:hint="eastAsia" w:ascii="Times New Roman" w:hAnsi="Times New Roman" w:eastAsia="微软雅黑" w:cs="Times New Roman"/>
-                <w:sz w:val="18"/>
-                <w:szCs w:val="18"/>
-                <w:lang w:eastAsia="zh-CN"/>
-              </w:rPr>
-              <w:t>d</w:t>
-            </w:r>
-            <w:r>
-              <w:rPr>
-                <w:rFonts w:ascii="Times New Roman" w:hAnsi="Times New Roman" w:eastAsia="微软雅黑" w:cs="Times New Roman"/>
-                <w:sz w:val="18"/>
-                <w:szCs w:val="18"/>
-                <w:lang w:eastAsia="zh-CN"/>
-              </w:rPr>
-              <w:t>Str == [] %}无{% else%}{% for d in tdd.drug</w:t>
-            </w:r>
-            <w:r>
-              <w:rPr>
-                <w:rFonts w:hint="eastAsia" w:ascii="Times New Roman" w:hAnsi="Times New Roman" w:eastAsia="微软雅黑" w:cs="Times New Roman"/>
-                <w:sz w:val="18"/>
-                <w:szCs w:val="18"/>
-                <w:lang w:eastAsia="zh-CN"/>
-              </w:rPr>
-              <w:t>d</w:t>
-            </w:r>
-            <w:r>
-              <w:rPr>
-                <w:rFonts w:ascii="Times New Roman" w:hAnsi="Times New Roman" w:eastAsia="微软雅黑" w:cs="Times New Roman"/>
-                <w:sz w:val="18"/>
-                <w:szCs w:val="18"/>
-                <w:lang w:eastAsia="zh-CN"/>
-              </w:rPr>
-              <w:t>Str %}{%if loop.last%}</w:t>
-            </w:r>
-            <w:r>
-              <w:rPr>
-                <w:rFonts w:hint="eastAsia" w:ascii="Times New Roman" w:hAnsi="Times New Roman" w:eastAsia="微软雅黑" w:cs="Times New Roman"/>
-                <w:sz w:val="18"/>
-                <w:szCs w:val="18"/>
-                <w:lang w:eastAsia="zh-CN"/>
-              </w:rPr>
-              <w:t>{{ d.nameLevel }}</w:t>
-            </w:r>
-            <w:r>
-              <w:rPr>
-                <w:rFonts w:ascii="Times New Roman" w:hAnsi="Times New Roman" w:eastAsia="微软雅黑" w:cs="Times New Roman"/>
-                <w:sz w:val="18"/>
-                <w:szCs w:val="18"/>
-                <w:lang w:eastAsia="zh-CN"/>
-              </w:rPr>
-              <w:t>{%else%}</w:t>
-            </w:r>
-            <w:r>
-              <w:rPr>
-                <w:rFonts w:hint="eastAsia" w:ascii="Times New Roman" w:hAnsi="Times New Roman" w:eastAsia="微软雅黑" w:cs="Times New Roman"/>
-                <w:sz w:val="18"/>
-                <w:szCs w:val="18"/>
-                <w:lang w:eastAsia="zh-CN"/>
-              </w:rPr>
-              <w:t>{{ d.nameLevel }}</w:t>
-            </w:r>
-            <w:r>
-              <w:rPr>
-                <w:rFonts w:ascii="Times New Roman" w:hAnsi="Times New Roman" w:eastAsia="微软雅黑" w:cs="Times New Roman"/>
-                <w:sz w:val="18"/>
-                <w:szCs w:val="18"/>
-                <w:lang w:eastAsia="zh-CN"/>
-              </w:rPr>
-              <w:t>，{%endif%}{% endfor %}{% endif%}</w:t>
-            </w:r>
-          </w:p>
-        </w:tc>
-      </w:tr>
-      <w:tr>
-        <w:tblPrEx>
-          <w:tblBorders>
-            <w:top w:val="single" w:color="BEBEBE" w:sz="4" w:space="0"/>
-            <w:left w:val="single" w:color="BEBEBE" w:sz="4" w:space="0"/>
-            <w:bottom w:val="single" w:color="BEBEBE" w:sz="4" w:space="0"/>
-            <w:right w:val="single" w:color="BEBEBE" w:sz="4" w:space="0"/>
-            <w:insideH w:val="single" w:color="BEBEBE" w:sz="4" w:space="0"/>
-            <w:insideV w:val="single" w:color="BEBEBE" w:sz="4" w:space="0"/>
-          </w:tblBorders>
-          <w:tblCellMar>
-            <w:top w:w="0" w:type="dxa"/>
-            <w:left w:w="108" w:type="dxa"/>
-            <w:bottom w:w="0" w:type="dxa"/>
-            <w:right w:w="108" w:type="dxa"/>
-          </w:tblCellMar>
-        </w:tblPrEx>
-        <w:trPr>
-          <w:trHeight w:val="474" w:hRule="atLeast"/>
-          <w:jc w:val="center"/>
-        </w:trPr>
-        <w:tc>
-          <w:tcPr>
-            <w:tcW w:w="432" w:type="dxa"/>
-            <w:vMerge w:val="restart"/>
-            <w:tcBorders>
-              <w:tl2br w:val="nil"/>
-              <w:tr2bl w:val="nil"/>
-            </w:tcBorders>
-            <w:shd w:val="clear" w:color="auto" w:fill="DDDDDD"/>
-            <w:vAlign w:val="center"/>
-          </w:tcPr>
-          <w:p>
-            <w:pPr>
-              <w:keepNext/>
-              <w:spacing w:before="26"/>
-              <w:jc w:val="center"/>
-              <w:rPr>
-                <w:rFonts w:ascii="Times New Roman" w:hAnsi="Times New Roman" w:eastAsia="微软雅黑" w:cs="Times New Roman"/>
-                <w:b/>
-                <w:color w:val="3DA6BB"/>
-                <w:sz w:val="18"/>
-                <w:szCs w:val="18"/>
-                <w:lang w:eastAsia="zh-CN"/>
-              </w:rPr>
-            </w:pPr>
-            <w:r>
-              <w:rPr>
-                <w:rFonts w:ascii="Times New Roman" w:hAnsi="Times New Roman" w:eastAsia="微软雅黑" w:cs="Times New Roman"/>
-                <w:b/>
-                <w:color w:val="3DA6BB"/>
-                <w:sz w:val="18"/>
-                <w:szCs w:val="18"/>
-                <w:lang w:eastAsia="zh-CN"/>
-              </w:rPr>
-              <w:t>潜在耐药信息</w:t>
-            </w:r>
-          </w:p>
-        </w:tc>
-        <w:tc>
-          <w:tcPr>
-            <w:tcW w:w="1191" w:type="dxa"/>
-            <w:tcBorders>
-              <w:tl2br w:val="nil"/>
-              <w:tr2bl w:val="nil"/>
-            </w:tcBorders>
-            <w:shd w:val="clear" w:color="auto" w:fill="DDDDDD"/>
-            <w:vAlign w:val="center"/>
-          </w:tcPr>
-          <w:p>
-            <w:pPr>
-              <w:keepNext/>
-              <w:spacing w:before="26"/>
-              <w:jc w:val="center"/>
-              <w:rPr>
-                <w:rFonts w:ascii="Times New Roman" w:hAnsi="Times New Roman" w:eastAsia="微软雅黑" w:cs="Times New Roman"/>
-                <w:b/>
-                <w:color w:val="3DA6BB"/>
-                <w:sz w:val="18"/>
-                <w:szCs w:val="18"/>
-                <w:lang w:eastAsia="zh-CN"/>
-              </w:rPr>
-            </w:pPr>
-            <w:r>
-              <w:rPr>
-                <w:rFonts w:ascii="Times New Roman" w:hAnsi="Times New Roman" w:eastAsia="微软雅黑" w:cs="Times New Roman"/>
-                <w:b/>
-                <w:color w:val="3DA6BB"/>
-                <w:sz w:val="18"/>
-                <w:szCs w:val="18"/>
-                <w:lang w:eastAsia="zh-CN"/>
-              </w:rPr>
-              <w:t>A级</w:t>
-            </w:r>
-          </w:p>
-        </w:tc>
-        <w:tc>
-          <w:tcPr>
-            <w:tcW w:w="8247" w:type="dxa"/>
-            <w:tcBorders>
-              <w:tl2br w:val="nil"/>
-              <w:tr2bl w:val="nil"/>
-            </w:tcBorders>
-            <w:shd w:val="clear" w:color="auto" w:fill="auto"/>
-            <w:vAlign w:val="center"/>
-          </w:tcPr>
-          <w:p>
-            <w:pPr>
-              <w:keepNext/>
-              <w:spacing w:before="26"/>
-              <w:jc w:val="center"/>
-              <w:rPr>
-                <w:rFonts w:ascii="Times New Roman" w:hAnsi="Times New Roman" w:eastAsia="微软雅黑" w:cs="Times New Roman"/>
-                <w:sz w:val="18"/>
-                <w:szCs w:val="18"/>
-                <w:lang w:eastAsia="zh-CN"/>
-              </w:rPr>
-            </w:pPr>
-            <w:r>
-              <w:rPr>
-                <w:rFonts w:ascii="Times New Roman" w:hAnsi="Times New Roman" w:eastAsia="微软雅黑" w:cs="Times New Roman"/>
-                <w:sz w:val="18"/>
-                <w:szCs w:val="18"/>
-                <w:lang w:eastAsia="zh-CN"/>
-              </w:rPr>
-              <w:t>{% if tdd.resistant</w:t>
-            </w:r>
-            <w:r>
-              <w:rPr>
-                <w:rFonts w:hint="eastAsia" w:ascii="Times New Roman" w:hAnsi="Times New Roman" w:eastAsia="微软雅黑" w:cs="Times New Roman"/>
-                <w:sz w:val="18"/>
-                <w:szCs w:val="18"/>
-                <w:lang w:eastAsia="zh-CN"/>
-              </w:rPr>
-              <w:t>a</w:t>
-            </w:r>
-            <w:r>
-              <w:rPr>
-                <w:rFonts w:ascii="Times New Roman" w:hAnsi="Times New Roman" w:eastAsia="微软雅黑" w:cs="Times New Roman"/>
-                <w:sz w:val="18"/>
-                <w:szCs w:val="18"/>
-                <w:lang w:eastAsia="zh-CN"/>
-              </w:rPr>
-              <w:t>Str == [] %}无{% else%}{% for d in tdd.resistant</w:t>
-            </w:r>
-            <w:r>
-              <w:rPr>
-                <w:rFonts w:hint="eastAsia" w:ascii="Times New Roman" w:hAnsi="Times New Roman" w:eastAsia="微软雅黑" w:cs="Times New Roman"/>
-                <w:sz w:val="18"/>
-                <w:szCs w:val="18"/>
-                <w:lang w:eastAsia="zh-CN"/>
-              </w:rPr>
-              <w:t>a</w:t>
-            </w:r>
-            <w:r>
-              <w:rPr>
-                <w:rFonts w:ascii="Times New Roman" w:hAnsi="Times New Roman" w:eastAsia="微软雅黑" w:cs="Times New Roman"/>
-                <w:sz w:val="18"/>
-                <w:szCs w:val="18"/>
-                <w:lang w:eastAsia="zh-CN"/>
-              </w:rPr>
-              <w:t>Str %}{%if loop.last%}</w:t>
-            </w:r>
-            <w:r>
-              <w:rPr>
-                <w:rFonts w:hint="eastAsia" w:ascii="Times New Roman" w:hAnsi="Times New Roman" w:eastAsia="微软雅黑" w:cs="Times New Roman"/>
-                <w:sz w:val="18"/>
-                <w:szCs w:val="18"/>
-                <w:lang w:eastAsia="zh-CN"/>
-              </w:rPr>
-              <w:t>{{ d.nameLevel }}</w:t>
-            </w:r>
-            <w:r>
-              <w:rPr>
-                <w:rFonts w:ascii="Times New Roman" w:hAnsi="Times New Roman" w:eastAsia="微软雅黑" w:cs="Times New Roman"/>
-                <w:sz w:val="18"/>
-                <w:szCs w:val="18"/>
-                <w:lang w:eastAsia="zh-CN"/>
-              </w:rPr>
-              <w:t>{%else%}</w:t>
-            </w:r>
-            <w:r>
-              <w:rPr>
-                <w:rFonts w:hint="eastAsia" w:ascii="Times New Roman" w:hAnsi="Times New Roman" w:eastAsia="微软雅黑" w:cs="Times New Roman"/>
-                <w:sz w:val="18"/>
-                <w:szCs w:val="18"/>
-                <w:lang w:eastAsia="zh-CN"/>
-              </w:rPr>
-              <w:t>{{ d.nameLevel }}</w:t>
-            </w:r>
-            <w:r>
-              <w:rPr>
-                <w:rFonts w:ascii="Times New Roman" w:hAnsi="Times New Roman" w:eastAsia="微软雅黑" w:cs="Times New Roman"/>
-                <w:sz w:val="18"/>
-                <w:szCs w:val="18"/>
-                <w:lang w:eastAsia="zh-CN"/>
-              </w:rPr>
-              <w:t>，{%endif%}{% endfor %}{% endif%}</w:t>
-            </w:r>
-          </w:p>
-        </w:tc>
-      </w:tr>
-      <w:tr>
-        <w:tblPrEx>
-          <w:tblBorders>
-            <w:top w:val="single" w:color="BEBEBE" w:sz="4" w:space="0"/>
-            <w:left w:val="single" w:color="BEBEBE" w:sz="4" w:space="0"/>
-            <w:bottom w:val="single" w:color="BEBEBE" w:sz="4" w:space="0"/>
-            <w:right w:val="single" w:color="BEBEBE" w:sz="4" w:space="0"/>
-            <w:insideH w:val="single" w:color="BEBEBE" w:sz="4" w:space="0"/>
-            <w:insideV w:val="single" w:color="BEBEBE" w:sz="4" w:space="0"/>
-          </w:tblBorders>
-          <w:tblCellMar>
-            <w:top w:w="0" w:type="dxa"/>
-            <w:left w:w="108" w:type="dxa"/>
-            <w:bottom w:w="0" w:type="dxa"/>
-            <w:right w:w="108" w:type="dxa"/>
-          </w:tblCellMar>
-        </w:tblPrEx>
-        <w:trPr>
-          <w:trHeight w:val="474" w:hRule="atLeast"/>
-          <w:jc w:val="center"/>
-        </w:trPr>
-        <w:tc>
-          <w:tcPr>
-            <w:tcW w:w="432" w:type="dxa"/>
-            <w:vMerge w:val="continue"/>
-            <w:tcBorders>
-              <w:tl2br w:val="nil"/>
-              <w:tr2bl w:val="nil"/>
-            </w:tcBorders>
-            <w:shd w:val="clear" w:color="auto" w:fill="DDDDDD"/>
-            <w:vAlign w:val="center"/>
-          </w:tcPr>
-          <w:p>
-            <w:pPr>
-              <w:keepNext/>
-              <w:spacing w:before="26"/>
-              <w:jc w:val="center"/>
-              <w:rPr>
-                <w:rFonts w:ascii="Times New Roman" w:hAnsi="Times New Roman" w:eastAsia="微软雅黑" w:cs="Times New Roman"/>
-                <w:b/>
-                <w:color w:val="3DA6BB"/>
-                <w:sz w:val="18"/>
-                <w:szCs w:val="18"/>
-                <w:lang w:eastAsia="zh-CN"/>
-              </w:rPr>
-            </w:pPr>
-          </w:p>
-        </w:tc>
-        <w:tc>
-          <w:tcPr>
-            <w:tcW w:w="1191" w:type="dxa"/>
-            <w:tcBorders>
-              <w:tl2br w:val="nil"/>
-              <w:tr2bl w:val="nil"/>
-            </w:tcBorders>
-            <w:shd w:val="clear" w:color="auto" w:fill="DDDDDD"/>
-            <w:vAlign w:val="center"/>
-          </w:tcPr>
-          <w:p>
-            <w:pPr>
-              <w:keepNext/>
-              <w:spacing w:before="26"/>
-              <w:jc w:val="center"/>
-              <w:rPr>
-                <w:rFonts w:ascii="Times New Roman" w:hAnsi="Times New Roman" w:eastAsia="微软雅黑" w:cs="Times New Roman"/>
-                <w:b/>
-                <w:color w:val="3DA6BB"/>
-                <w:sz w:val="18"/>
-                <w:szCs w:val="18"/>
-                <w:lang w:eastAsia="zh-CN"/>
-              </w:rPr>
-            </w:pPr>
-            <w:r>
-              <w:rPr>
-                <w:rFonts w:ascii="Times New Roman" w:hAnsi="Times New Roman" w:eastAsia="微软雅黑" w:cs="Times New Roman"/>
-                <w:b/>
-                <w:color w:val="3DA6BB"/>
-                <w:sz w:val="18"/>
-                <w:szCs w:val="18"/>
-                <w:lang w:eastAsia="zh-CN"/>
-              </w:rPr>
-              <w:t>B级</w:t>
-            </w:r>
-          </w:p>
-        </w:tc>
-        <w:tc>
-          <w:tcPr>
-            <w:tcW w:w="8247" w:type="dxa"/>
-            <w:tcBorders>
-              <w:tl2br w:val="nil"/>
-              <w:tr2bl w:val="nil"/>
-            </w:tcBorders>
-            <w:shd w:val="clear" w:color="auto" w:fill="auto"/>
-            <w:vAlign w:val="center"/>
-          </w:tcPr>
-          <w:p>
-            <w:pPr>
-              <w:keepNext/>
-              <w:spacing w:before="26"/>
-              <w:jc w:val="center"/>
-              <w:rPr>
-                <w:rFonts w:ascii="Times New Roman" w:hAnsi="Times New Roman" w:eastAsia="微软雅黑" w:cs="Times New Roman"/>
-                <w:sz w:val="18"/>
-                <w:szCs w:val="18"/>
-                <w:lang w:eastAsia="zh-CN"/>
-              </w:rPr>
-            </w:pPr>
-            <w:r>
-              <w:rPr>
-                <w:rFonts w:ascii="Times New Roman" w:hAnsi="Times New Roman" w:eastAsia="微软雅黑" w:cs="Times New Roman"/>
-                <w:sz w:val="18"/>
-                <w:szCs w:val="18"/>
-                <w:lang w:eastAsia="zh-CN"/>
-              </w:rPr>
-              <w:t>{% if tdd.resistant</w:t>
-            </w:r>
-            <w:r>
-              <w:rPr>
-                <w:rFonts w:hint="eastAsia" w:ascii="Times New Roman" w:hAnsi="Times New Roman" w:eastAsia="微软雅黑" w:cs="Times New Roman"/>
-                <w:sz w:val="18"/>
-                <w:szCs w:val="18"/>
-                <w:lang w:eastAsia="zh-CN"/>
-              </w:rPr>
-              <w:t>b</w:t>
-            </w:r>
-            <w:r>
-              <w:rPr>
-                <w:rFonts w:ascii="Times New Roman" w:hAnsi="Times New Roman" w:eastAsia="微软雅黑" w:cs="Times New Roman"/>
-                <w:sz w:val="18"/>
-                <w:szCs w:val="18"/>
-                <w:lang w:eastAsia="zh-CN"/>
-              </w:rPr>
-              <w:t>Str == [] %}无{% else%}{% for d in tdd.resistant</w:t>
-            </w:r>
-            <w:r>
-              <w:rPr>
-                <w:rFonts w:hint="eastAsia" w:ascii="Times New Roman" w:hAnsi="Times New Roman" w:eastAsia="微软雅黑" w:cs="Times New Roman"/>
-                <w:sz w:val="18"/>
-                <w:szCs w:val="18"/>
-                <w:lang w:eastAsia="zh-CN"/>
-              </w:rPr>
-              <w:t>b</w:t>
-            </w:r>
-            <w:r>
-              <w:rPr>
-                <w:rFonts w:ascii="Times New Roman" w:hAnsi="Times New Roman" w:eastAsia="微软雅黑" w:cs="Times New Roman"/>
-                <w:sz w:val="18"/>
-                <w:szCs w:val="18"/>
-                <w:lang w:eastAsia="zh-CN"/>
-              </w:rPr>
-              <w:t>Str %}{%if loop.last%}</w:t>
-            </w:r>
-            <w:r>
-              <w:rPr>
-                <w:rFonts w:hint="eastAsia" w:ascii="Times New Roman" w:hAnsi="Times New Roman" w:eastAsia="微软雅黑" w:cs="Times New Roman"/>
-                <w:sz w:val="18"/>
-                <w:szCs w:val="18"/>
-                <w:lang w:eastAsia="zh-CN"/>
-              </w:rPr>
-              <w:t>{{ d.nameLevel }}</w:t>
-            </w:r>
-            <w:r>
-              <w:rPr>
-                <w:rFonts w:ascii="Times New Roman" w:hAnsi="Times New Roman" w:eastAsia="微软雅黑" w:cs="Times New Roman"/>
-                <w:sz w:val="18"/>
-                <w:szCs w:val="18"/>
-                <w:lang w:eastAsia="zh-CN"/>
-              </w:rPr>
-              <w:t>{%else%}</w:t>
-            </w:r>
-            <w:r>
-              <w:rPr>
-                <w:rFonts w:hint="eastAsia" w:ascii="Times New Roman" w:hAnsi="Times New Roman" w:eastAsia="微软雅黑" w:cs="Times New Roman"/>
-                <w:sz w:val="18"/>
-                <w:szCs w:val="18"/>
-                <w:lang w:eastAsia="zh-CN"/>
-              </w:rPr>
-              <w:t>{{ d.nameLevel }}</w:t>
-            </w:r>
-            <w:r>
-              <w:rPr>
-                <w:rFonts w:ascii="Times New Roman" w:hAnsi="Times New Roman" w:eastAsia="微软雅黑" w:cs="Times New Roman"/>
-                <w:sz w:val="18"/>
-                <w:szCs w:val="18"/>
-                <w:lang w:eastAsia="zh-CN"/>
-              </w:rPr>
-              <w:t>，{%endif%}{% endfor %}{% endif%}</w:t>
-            </w:r>
-          </w:p>
-        </w:tc>
-      </w:tr>
-      <w:tr>
-        <w:tblPrEx>
-          <w:tblBorders>
-            <w:top w:val="single" w:color="BEBEBE" w:sz="4" w:space="0"/>
-            <w:left w:val="single" w:color="BEBEBE" w:sz="4" w:space="0"/>
-            <w:bottom w:val="single" w:color="BEBEBE" w:sz="4" w:space="0"/>
-            <w:right w:val="single" w:color="BEBEBE" w:sz="4" w:space="0"/>
-            <w:insideH w:val="single" w:color="BEBEBE" w:sz="4" w:space="0"/>
-            <w:insideV w:val="single" w:color="BEBEBE" w:sz="4" w:space="0"/>
-          </w:tblBorders>
-          <w:tblCellMar>
-            <w:top w:w="0" w:type="dxa"/>
-            <w:left w:w="108" w:type="dxa"/>
-            <w:bottom w:w="0" w:type="dxa"/>
-            <w:right w:w="108" w:type="dxa"/>
-          </w:tblCellMar>
-        </w:tblPrEx>
-        <w:trPr>
-          <w:trHeight w:val="474" w:hRule="atLeast"/>
-          <w:jc w:val="center"/>
-        </w:trPr>
-        <w:tc>
-          <w:tcPr>
-            <w:tcW w:w="432" w:type="dxa"/>
-            <w:vMerge w:val="continue"/>
-            <w:tcBorders>
-              <w:tl2br w:val="nil"/>
-              <w:tr2bl w:val="nil"/>
-            </w:tcBorders>
-            <w:shd w:val="clear" w:color="auto" w:fill="DDDDDD"/>
-            <w:vAlign w:val="center"/>
-          </w:tcPr>
-          <w:p>
-            <w:pPr>
-              <w:keepNext/>
-              <w:spacing w:before="26"/>
-              <w:jc w:val="center"/>
-              <w:rPr>
-                <w:rFonts w:ascii="Times New Roman" w:hAnsi="Times New Roman" w:eastAsia="微软雅黑" w:cs="Times New Roman"/>
-                <w:b/>
-                <w:color w:val="3DA6BB"/>
-                <w:sz w:val="18"/>
-                <w:szCs w:val="18"/>
-                <w:lang w:eastAsia="zh-CN"/>
-              </w:rPr>
-            </w:pPr>
-          </w:p>
-        </w:tc>
-        <w:tc>
-          <w:tcPr>
-            <w:tcW w:w="1191" w:type="dxa"/>
-            <w:tcBorders>
-              <w:tl2br w:val="nil"/>
-              <w:tr2bl w:val="nil"/>
-            </w:tcBorders>
-            <w:shd w:val="clear" w:color="auto" w:fill="DDDDDD"/>
-            <w:vAlign w:val="center"/>
-          </w:tcPr>
-          <w:p>
-            <w:pPr>
-              <w:keepNext/>
-              <w:spacing w:before="26"/>
-              <w:jc w:val="center"/>
-              <w:rPr>
-                <w:rFonts w:ascii="Times New Roman" w:hAnsi="Times New Roman" w:eastAsia="微软雅黑" w:cs="Times New Roman"/>
-                <w:b/>
-                <w:color w:val="3DA6BB"/>
-                <w:sz w:val="18"/>
-                <w:szCs w:val="18"/>
-                <w:lang w:eastAsia="zh-CN"/>
-              </w:rPr>
-            </w:pPr>
-            <w:r>
-              <w:rPr>
-                <w:rFonts w:ascii="Times New Roman" w:hAnsi="Times New Roman" w:eastAsia="微软雅黑" w:cs="Times New Roman"/>
-                <w:b/>
-                <w:color w:val="3DA6BB"/>
-                <w:sz w:val="18"/>
-                <w:szCs w:val="18"/>
-                <w:lang w:eastAsia="zh-CN"/>
-              </w:rPr>
-              <w:t>C级</w:t>
-            </w:r>
-          </w:p>
-        </w:tc>
-        <w:tc>
-          <w:tcPr>
-            <w:tcW w:w="8247" w:type="dxa"/>
-            <w:tcBorders>
-              <w:tl2br w:val="nil"/>
-              <w:tr2bl w:val="nil"/>
-            </w:tcBorders>
-            <w:shd w:val="clear" w:color="auto" w:fill="auto"/>
-            <w:vAlign w:val="center"/>
-          </w:tcPr>
-          <w:p>
-            <w:pPr>
-              <w:keepNext/>
-              <w:spacing w:before="26"/>
-              <w:jc w:val="center"/>
-              <w:rPr>
-                <w:rFonts w:ascii="Times New Roman" w:hAnsi="Times New Roman" w:eastAsia="微软雅黑" w:cs="Times New Roman"/>
-                <w:sz w:val="18"/>
-                <w:szCs w:val="18"/>
-                <w:lang w:eastAsia="zh-CN"/>
-              </w:rPr>
-            </w:pPr>
-            <w:r>
-              <w:rPr>
-                <w:rFonts w:ascii="Times New Roman" w:hAnsi="Times New Roman" w:eastAsia="微软雅黑" w:cs="Times New Roman"/>
-                <w:sz w:val="18"/>
-                <w:szCs w:val="18"/>
-                <w:lang w:eastAsia="zh-CN"/>
-              </w:rPr>
-              <w:t>{% if tdd.resistant</w:t>
-            </w:r>
-            <w:r>
-              <w:rPr>
-                <w:rFonts w:hint="eastAsia" w:ascii="Times New Roman" w:hAnsi="Times New Roman" w:eastAsia="微软雅黑" w:cs="Times New Roman"/>
-                <w:sz w:val="18"/>
-                <w:szCs w:val="18"/>
-                <w:lang w:eastAsia="zh-CN"/>
-              </w:rPr>
-              <w:t>c</w:t>
-            </w:r>
-            <w:r>
-              <w:rPr>
-                <w:rFonts w:ascii="Times New Roman" w:hAnsi="Times New Roman" w:eastAsia="微软雅黑" w:cs="Times New Roman"/>
-                <w:sz w:val="18"/>
-                <w:szCs w:val="18"/>
-                <w:lang w:eastAsia="zh-CN"/>
-              </w:rPr>
-              <w:t>Str == [] %}无{% else%}{% for d in tdd.resistant</w:t>
-            </w:r>
-            <w:r>
-              <w:rPr>
-                <w:rFonts w:hint="eastAsia" w:ascii="Times New Roman" w:hAnsi="Times New Roman" w:eastAsia="微软雅黑" w:cs="Times New Roman"/>
-                <w:sz w:val="18"/>
-                <w:szCs w:val="18"/>
-                <w:lang w:eastAsia="zh-CN"/>
-              </w:rPr>
-              <w:t>c</w:t>
-            </w:r>
-            <w:r>
-              <w:rPr>
-                <w:rFonts w:ascii="Times New Roman" w:hAnsi="Times New Roman" w:eastAsia="微软雅黑" w:cs="Times New Roman"/>
-                <w:sz w:val="18"/>
-                <w:szCs w:val="18"/>
-                <w:lang w:eastAsia="zh-CN"/>
-              </w:rPr>
-              <w:t>Str %}{%if loop.last%}</w:t>
-            </w:r>
-            <w:r>
-              <w:rPr>
-                <w:rFonts w:hint="eastAsia" w:ascii="Times New Roman" w:hAnsi="Times New Roman" w:eastAsia="微软雅黑" w:cs="Times New Roman"/>
-                <w:sz w:val="18"/>
-                <w:szCs w:val="18"/>
-                <w:lang w:eastAsia="zh-CN"/>
-              </w:rPr>
-              <w:t>{{ d.nameLevel }}</w:t>
-            </w:r>
-            <w:r>
-              <w:rPr>
-                <w:rFonts w:ascii="Times New Roman" w:hAnsi="Times New Roman" w:eastAsia="微软雅黑" w:cs="Times New Roman"/>
-                <w:sz w:val="18"/>
-                <w:szCs w:val="18"/>
-                <w:lang w:eastAsia="zh-CN"/>
-              </w:rPr>
-              <w:t>{%else%}</w:t>
-            </w:r>
-            <w:r>
-              <w:rPr>
-                <w:rFonts w:hint="eastAsia" w:ascii="Times New Roman" w:hAnsi="Times New Roman" w:eastAsia="微软雅黑" w:cs="Times New Roman"/>
-                <w:sz w:val="18"/>
-                <w:szCs w:val="18"/>
-                <w:lang w:eastAsia="zh-CN"/>
-              </w:rPr>
-              <w:t>{{ d.nameLevel }}</w:t>
-            </w:r>
-            <w:r>
-              <w:rPr>
-                <w:rFonts w:ascii="Times New Roman" w:hAnsi="Times New Roman" w:eastAsia="微软雅黑" w:cs="Times New Roman"/>
-                <w:sz w:val="18"/>
-                <w:szCs w:val="18"/>
-                <w:lang w:eastAsia="zh-CN"/>
-              </w:rPr>
-              <w:t>，{%endif%}{% endfor %}{% endif%}</w:t>
-            </w:r>
-          </w:p>
-        </w:tc>
-      </w:tr>
-      <w:tr>
-        <w:tblPrEx>
-          <w:tblBorders>
-            <w:top w:val="single" w:color="BEBEBE" w:sz="4" w:space="0"/>
-            <w:left w:val="single" w:color="BEBEBE" w:sz="4" w:space="0"/>
-            <w:bottom w:val="single" w:color="BEBEBE" w:sz="4" w:space="0"/>
-            <w:right w:val="single" w:color="BEBEBE" w:sz="4" w:space="0"/>
-            <w:insideH w:val="single" w:color="BEBEBE" w:sz="4" w:space="0"/>
-            <w:insideV w:val="single" w:color="BEBEBE" w:sz="4" w:space="0"/>
-          </w:tblBorders>
-          <w:tblCellMar>
-            <w:top w:w="0" w:type="dxa"/>
-            <w:left w:w="108" w:type="dxa"/>
-            <w:bottom w:w="0" w:type="dxa"/>
-            <w:right w:w="108" w:type="dxa"/>
-          </w:tblCellMar>
-        </w:tblPrEx>
-        <w:trPr>
-          <w:trHeight w:val="474" w:hRule="atLeast"/>
-          <w:jc w:val="center"/>
-        </w:trPr>
-        <w:tc>
-          <w:tcPr>
-            <w:tcW w:w="432" w:type="dxa"/>
-            <w:vMerge w:val="continue"/>
-            <w:tcBorders>
-              <w:tl2br w:val="nil"/>
-              <w:tr2bl w:val="nil"/>
-            </w:tcBorders>
-            <w:shd w:val="clear" w:color="auto" w:fill="DDDDDD"/>
-            <w:vAlign w:val="center"/>
-          </w:tcPr>
-          <w:p>
-            <w:pPr>
-              <w:keepNext/>
-              <w:spacing w:before="26"/>
-              <w:jc w:val="center"/>
-              <w:rPr>
-                <w:rFonts w:ascii="Times New Roman" w:hAnsi="Times New Roman" w:eastAsia="微软雅黑" w:cs="Times New Roman"/>
-                <w:b/>
-                <w:color w:val="3DA6BB"/>
-                <w:sz w:val="18"/>
-                <w:szCs w:val="18"/>
-                <w:lang w:eastAsia="zh-CN"/>
-              </w:rPr>
-            </w:pPr>
-          </w:p>
-        </w:tc>
-        <w:tc>
-          <w:tcPr>
-            <w:tcW w:w="1191" w:type="dxa"/>
-            <w:tcBorders>
-              <w:tl2br w:val="nil"/>
-              <w:tr2bl w:val="nil"/>
-            </w:tcBorders>
-            <w:shd w:val="clear" w:color="auto" w:fill="DDDDDD"/>
-            <w:vAlign w:val="center"/>
-          </w:tcPr>
-          <w:p>
-            <w:pPr>
-              <w:keepNext/>
-              <w:spacing w:before="26"/>
-              <w:jc w:val="center"/>
-              <w:rPr>
-                <w:rFonts w:ascii="Times New Roman" w:hAnsi="Times New Roman" w:eastAsia="微软雅黑" w:cs="Times New Roman"/>
-                <w:b/>
-                <w:color w:val="3DA6BB"/>
-                <w:sz w:val="18"/>
-                <w:szCs w:val="18"/>
-                <w:lang w:eastAsia="zh-CN"/>
-              </w:rPr>
-            </w:pPr>
-            <w:r>
-              <w:rPr>
-                <w:rFonts w:hint="eastAsia" w:ascii="Times New Roman" w:hAnsi="Times New Roman" w:eastAsia="微软雅黑" w:cs="Times New Roman"/>
-                <w:b/>
-                <w:color w:val="3DA6BB"/>
-                <w:sz w:val="18"/>
-                <w:szCs w:val="18"/>
-                <w:lang w:eastAsia="zh-CN"/>
-              </w:rPr>
-              <w:t>D</w:t>
-            </w:r>
-            <w:r>
-              <w:rPr>
-                <w:rFonts w:ascii="Times New Roman" w:hAnsi="Times New Roman" w:eastAsia="微软雅黑" w:cs="Times New Roman"/>
-                <w:b/>
-                <w:color w:val="3DA6BB"/>
-                <w:sz w:val="18"/>
-                <w:szCs w:val="18"/>
-                <w:lang w:eastAsia="zh-CN"/>
-              </w:rPr>
-              <w:t>级</w:t>
-            </w:r>
-          </w:p>
-        </w:tc>
-        <w:tc>
-          <w:tcPr>
-            <w:tcW w:w="8247" w:type="dxa"/>
-            <w:tcBorders>
-              <w:tl2br w:val="nil"/>
-              <w:tr2bl w:val="nil"/>
-            </w:tcBorders>
-            <w:shd w:val="clear" w:color="auto" w:fill="auto"/>
-            <w:vAlign w:val="center"/>
-          </w:tcPr>
-          <w:p>
-            <w:pPr>
-              <w:keepNext/>
-              <w:spacing w:before="26"/>
-              <w:jc w:val="center"/>
-              <w:rPr>
-                <w:rFonts w:ascii="Times New Roman" w:hAnsi="Times New Roman" w:eastAsia="微软雅黑" w:cs="Times New Roman"/>
-                <w:sz w:val="18"/>
-                <w:szCs w:val="18"/>
-                <w:lang w:eastAsia="zh-CN"/>
-              </w:rPr>
-            </w:pPr>
-            <w:r>
-              <w:rPr>
-                <w:rFonts w:ascii="Times New Roman" w:hAnsi="Times New Roman" w:eastAsia="微软雅黑" w:cs="Times New Roman"/>
-                <w:sz w:val="18"/>
-                <w:szCs w:val="18"/>
-                <w:lang w:eastAsia="zh-CN"/>
-              </w:rPr>
-              <w:t>{% if tdd.resistant</w:t>
-            </w:r>
-            <w:r>
-              <w:rPr>
-                <w:rFonts w:hint="eastAsia" w:ascii="Times New Roman" w:hAnsi="Times New Roman" w:eastAsia="微软雅黑" w:cs="Times New Roman"/>
-                <w:sz w:val="18"/>
-                <w:szCs w:val="18"/>
-                <w:lang w:eastAsia="zh-CN"/>
-              </w:rPr>
-              <w:t>d</w:t>
-            </w:r>
-            <w:r>
-              <w:rPr>
-                <w:rFonts w:ascii="Times New Roman" w:hAnsi="Times New Roman" w:eastAsia="微软雅黑" w:cs="Times New Roman"/>
-                <w:sz w:val="18"/>
-                <w:szCs w:val="18"/>
-                <w:lang w:eastAsia="zh-CN"/>
-              </w:rPr>
-              <w:t>Str == [] %}无{% else%}{% for d in tdd.resistant</w:t>
-            </w:r>
-            <w:r>
-              <w:rPr>
-                <w:rFonts w:hint="eastAsia" w:ascii="Times New Roman" w:hAnsi="Times New Roman" w:eastAsia="微软雅黑" w:cs="Times New Roman"/>
-                <w:sz w:val="18"/>
-                <w:szCs w:val="18"/>
-                <w:lang w:eastAsia="zh-CN"/>
-              </w:rPr>
-              <w:t>d</w:t>
-            </w:r>
-            <w:r>
-              <w:rPr>
-                <w:rFonts w:ascii="Times New Roman" w:hAnsi="Times New Roman" w:eastAsia="微软雅黑" w:cs="Times New Roman"/>
-                <w:sz w:val="18"/>
-                <w:szCs w:val="18"/>
-                <w:lang w:eastAsia="zh-CN"/>
-              </w:rPr>
-              <w:t>Str %}{%if loop.last%}</w:t>
-            </w:r>
-            <w:r>
-              <w:rPr>
-                <w:rFonts w:hint="eastAsia" w:ascii="Times New Roman" w:hAnsi="Times New Roman" w:eastAsia="微软雅黑" w:cs="Times New Roman"/>
-                <w:sz w:val="18"/>
-                <w:szCs w:val="18"/>
-                <w:lang w:eastAsia="zh-CN"/>
-              </w:rPr>
-              <w:t>{{ d.nameLevel }}</w:t>
-            </w:r>
-            <w:r>
-              <w:rPr>
-                <w:rFonts w:ascii="Times New Roman" w:hAnsi="Times New Roman" w:eastAsia="微软雅黑" w:cs="Times New Roman"/>
-                <w:sz w:val="18"/>
-                <w:szCs w:val="18"/>
-                <w:lang w:eastAsia="zh-CN"/>
-              </w:rPr>
-              <w:t>{%else%}</w:t>
-            </w:r>
-            <w:r>
-              <w:rPr>
-                <w:rFonts w:hint="eastAsia" w:ascii="Times New Roman" w:hAnsi="Times New Roman" w:eastAsia="微软雅黑" w:cs="Times New Roman"/>
-                <w:sz w:val="18"/>
-                <w:szCs w:val="18"/>
-                <w:lang w:eastAsia="zh-CN"/>
-              </w:rPr>
-              <w:t>{{ d.nameLevel }}</w:t>
-            </w:r>
-            <w:r>
-              <w:rPr>
-                <w:rFonts w:ascii="Times New Roman" w:hAnsi="Times New Roman" w:eastAsia="微软雅黑" w:cs="Times New Roman"/>
-                <w:sz w:val="18"/>
-                <w:szCs w:val="18"/>
-                <w:lang w:eastAsia="zh-CN"/>
-              </w:rPr>
-              <w:t>，{%endif%}{% endfor %}{% endif%}</w:t>
-            </w:r>
-          </w:p>
-        </w:tc>
-      </w:tr>
-      <w:tr>
-        <w:tblPrEx>
-          <w:tblBorders>
-            <w:top w:val="single" w:color="BEBEBE" w:sz="4" w:space="0"/>
-            <w:left w:val="single" w:color="BEBEBE" w:sz="4" w:space="0"/>
-            <w:bottom w:val="single" w:color="BEBEBE" w:sz="4" w:space="0"/>
-            <w:right w:val="single" w:color="BEBEBE" w:sz="4" w:space="0"/>
-            <w:insideH w:val="single" w:color="BEBEBE" w:sz="4" w:space="0"/>
-            <w:insideV w:val="single" w:color="BEBEBE" w:sz="4" w:space="0"/>
-          </w:tblBorders>
-          <w:tblCellMar>
-            <w:top w:w="0" w:type="dxa"/>
-            <w:left w:w="108" w:type="dxa"/>
-            <w:bottom w:w="0" w:type="dxa"/>
-            <w:right w:w="108" w:type="dxa"/>
-          </w:tblCellMar>
-        </w:tblPrEx>
-        <w:trPr>
-          <w:jc w:val="center"/>
-        </w:trPr>
-        <w:tc>
-          <w:tcPr>
-            <w:tcW w:w="1623" w:type="dxa"/>
-            <w:gridSpan w:val="2"/>
-            <w:tcBorders>
-              <w:tl2br w:val="nil"/>
-              <w:tr2bl w:val="nil"/>
-            </w:tcBorders>
-            <w:shd w:val="clear" w:color="auto" w:fill="DDDDDD"/>
-            <w:vAlign w:val="center"/>
-          </w:tcPr>
-          <w:p>
-            <w:pPr>
-              <w:keepNext/>
-              <w:spacing w:before="26"/>
-              <w:jc w:val="center"/>
-              <w:rPr>
-                <w:rFonts w:ascii="Times New Roman" w:hAnsi="Times New Roman" w:eastAsia="微软雅黑" w:cs="Times New Roman"/>
-                <w:b/>
-                <w:color w:val="3DA6BB"/>
-                <w:sz w:val="18"/>
-                <w:szCs w:val="18"/>
-                <w:lang w:eastAsia="zh-CN"/>
-              </w:rPr>
-            </w:pPr>
-            <w:r>
-              <w:rPr>
-                <w:rFonts w:hint="eastAsia" w:ascii="Times New Roman" w:hAnsi="Times New Roman" w:eastAsia="微软雅黑" w:cs="Times New Roman"/>
-                <w:b/>
-                <w:color w:val="3DA6BB"/>
-                <w:sz w:val="18"/>
-                <w:szCs w:val="18"/>
-                <w:lang w:eastAsia="zh-CN"/>
-              </w:rPr>
-              <w:t>基因突变相关说明</w:t>
-            </w:r>
-          </w:p>
-        </w:tc>
-        <w:tc>
-          <w:tcPr>
-            <w:tcW w:w="8247" w:type="dxa"/>
-            <w:tcBorders>
-              <w:tl2br w:val="nil"/>
-              <w:tr2bl w:val="nil"/>
-            </w:tcBorders>
-            <w:vAlign w:val="center"/>
-          </w:tcPr>
-          <w:p>
-            <w:pPr>
-              <w:keepNext/>
-              <w:spacing w:before="26"/>
-              <w:rPr>
-                <w:rFonts w:ascii="Times New Roman" w:hAnsi="Times New Roman" w:eastAsia="微软雅黑" w:cs="Times New Roman"/>
-                <w:sz w:val="18"/>
-                <w:szCs w:val="18"/>
-                <w:lang w:eastAsia="zh-CN"/>
-              </w:rPr>
-            </w:pPr>
-            <w:r>
-              <w:rPr>
-                <w:rFonts w:hint="eastAsia" w:ascii="Times New Roman" w:hAnsi="Times New Roman" w:eastAsia="微软雅黑" w:cs="Times New Roman"/>
-                <w:sz w:val="18"/>
-                <w:szCs w:val="18"/>
-                <w:lang w:eastAsia="zh-CN"/>
-              </w:rPr>
-              <w:t>{% for md in tdd.medicationDescription %}{% if md.key == '变异解析</w:t>
-            </w:r>
-            <w:r>
-              <w:rPr>
-                <w:rFonts w:ascii="Times New Roman" w:hAnsi="Times New Roman" w:eastAsia="微软雅黑" w:cs="Times New Roman"/>
-                <w:sz w:val="18"/>
-                <w:szCs w:val="18"/>
-                <w:lang w:eastAsia="zh-CN"/>
-              </w:rPr>
-              <w:t>:</w:t>
-            </w:r>
-            <w:r>
-              <w:rPr>
-                <w:rFonts w:hint="eastAsia" w:ascii="Times New Roman" w:hAnsi="Times New Roman" w:eastAsia="微软雅黑" w:cs="Times New Roman"/>
-                <w:sz w:val="18"/>
-                <w:szCs w:val="18"/>
-                <w:lang w:eastAsia="zh-CN"/>
-              </w:rPr>
-              <w:t>' %}</w:t>
-            </w:r>
-            <w:r>
-              <w:rPr>
-                <w:rFonts w:hint="eastAsia" w:ascii="Times New Roman" w:hAnsi="Times New Roman" w:eastAsia="微软雅黑" w:cs="Times New Roman"/>
-                <w:b/>
-                <w:bCs/>
-                <w:sz w:val="18"/>
-                <w:szCs w:val="18"/>
-                <w:lang w:eastAsia="zh-CN"/>
-              </w:rPr>
-              <w:t>{{md.key}}</w:t>
-            </w:r>
-            <w:r>
-              <w:rPr>
-                <w:rFonts w:hint="eastAsia" w:ascii="Times New Roman" w:hAnsi="Times New Roman" w:eastAsia="微软雅黑" w:cs="Times New Roman"/>
-                <w:sz w:val="18"/>
-                <w:szCs w:val="18"/>
-                <w:lang w:eastAsia="zh-CN"/>
-              </w:rPr>
-              <w:t>{{md.value}}{% elif md.value == '' %}{% else%}</w:t>
-            </w:r>
-            <w:r>
-              <w:rPr>
-                <w:rFonts w:hint="eastAsia" w:ascii="Times New Roman" w:hAnsi="Times New Roman" w:eastAsia="微软雅黑" w:cs="Times New Roman"/>
-                <w:b/>
-                <w:bCs/>
-                <w:sz w:val="18"/>
-                <w:szCs w:val="18"/>
-                <w:lang w:eastAsia="zh-CN"/>
-              </w:rPr>
-              <w:t>{{md.key}}</w:t>
-            </w:r>
-            <w:r>
-              <w:rPr>
-                <w:rFonts w:hint="eastAsia" w:ascii="Times New Roman" w:hAnsi="Times New Roman" w:eastAsia="微软雅黑" w:cs="Times New Roman"/>
-                <w:sz w:val="18"/>
-                <w:szCs w:val="18"/>
-                <w:lang w:eastAsia="zh-CN"/>
-              </w:rPr>
-              <w:t>{{md.value}}</w:t>
-            </w:r>
-          </w:p>
-          <w:p>
-            <w:pPr>
-              <w:keepNext/>
-              <w:spacing w:before="26"/>
-              <w:rPr>
-                <w:rFonts w:ascii="Times New Roman" w:hAnsi="Times New Roman" w:eastAsia="微软雅黑" w:cs="Times New Roman"/>
-                <w:sz w:val="18"/>
-                <w:szCs w:val="18"/>
-                <w:lang w:eastAsia="zh-CN"/>
-              </w:rPr>
-            </w:pPr>
-            <w:r>
-              <w:rPr>
-                <w:rFonts w:hint="eastAsia" w:ascii="Times New Roman" w:hAnsi="Times New Roman" w:eastAsia="微软雅黑" w:cs="Times New Roman"/>
-                <w:sz w:val="18"/>
-                <w:szCs w:val="18"/>
-                <w:lang w:eastAsia="zh-CN"/>
-              </w:rPr>
-              <w:t>{% endif %}{% endfor %}</w:t>
-            </w:r>
-          </w:p>
-        </w:tc>
-      </w:tr>
-    </w:tbl>
-    <w:p>
-      <w:pPr>
-        <w:spacing w:before="26"/>
-        <w:rPr>
-          <w:rFonts w:ascii="Times New Roman" w:hAnsi="Times New Roman" w:eastAsia="微软雅黑" w:cs="Times New Roman"/>
-          <w:b/>
-          <w:color w:val="3DA6BB"/>
-          <w:sz w:val="24"/>
-          <w:szCs w:val="24"/>
-          <w:lang w:eastAsia="zh-CN"/>
-        </w:rPr>
-      </w:pPr>
-      <w:r>
-        <w:rPr>
-          <w:rFonts w:hint="eastAsia" w:ascii="Times New Roman" w:hAnsi="Times New Roman" w:eastAsia="微软雅黑" w:cs="Times New Roman"/>
-          <w:b/>
-          <w:color w:val="3DA6BB"/>
-          <w:sz w:val="24"/>
-          <w:szCs w:val="24"/>
-          <w:lang w:eastAsia="zh-CN"/>
-        </w:rPr>
-        <w:t>{%if tdd.drugResearchList != [] %}</w:t>
-      </w:r>
-    </w:p>
-    <w:p>
-      <w:pPr>
-        <w:keepNext/>
-        <w:keepLines w:val="0"/>
-        <w:pageBreakBefore w:val="0"/>
-        <w:widowControl w:val="0"/>
-        <w:kinsoku/>
-        <w:wordWrap/>
-        <w:overflowPunct/>
-        <w:topLinePunct w:val="0"/>
-        <w:autoSpaceDE/>
-        <w:autoSpaceDN/>
-        <w:bidi w:val="0"/>
-        <w:adjustRightInd/>
-        <w:snapToGrid/>
-        <w:spacing w:before="26"/>
-        <w:textAlignment w:val="auto"/>
-        <w:rPr>
-          <w:rFonts w:hint="eastAsia" w:ascii="Times New Roman" w:hAnsi="Times New Roman" w:eastAsia="微软雅黑" w:cs="Times New Roman"/>
-          <w:b/>
-          <w:color w:val="3DA6BB"/>
-          <w:sz w:val="24"/>
-          <w:lang w:eastAsia="zh-CN"/>
-        </w:rPr>
-      </w:pPr>
-      <w:r>
-        <w:rPr>
-          <w:rFonts w:hint="eastAsia" w:ascii="Times New Roman" w:hAnsi="Times New Roman" w:eastAsia="微软雅黑" w:cs="Times New Roman"/>
-          <w:b/>
-          <w:color w:val="3DA6BB"/>
-          <w:sz w:val="24"/>
-          <w:lang w:eastAsia="zh-CN"/>
-        </w:rPr>
-        <w:t>潜在受益药物研究信息：</w:t>
-      </w:r>
-    </w:p>
-    <w:tbl>
-      <w:tblPr>
-        <w:tblStyle w:val="16"/>
-        <w:tblpPr w:leftFromText="180" w:rightFromText="180" w:vertAnchor="text" w:tblpXSpec="center" w:tblpY="1"/>
-        <w:tblOverlap w:val="never"/>
-        <w:tblW w:w="9870" w:type="dxa"/>
-        <w:jc w:val="center"/>
-        <w:tblBorders>
-          <w:top w:val="single" w:color="BEBEBE" w:sz="4" w:space="0"/>
-          <w:left w:val="single" w:color="BEBEBE" w:sz="4" w:space="0"/>
-          <w:bottom w:val="single" w:color="BEBEBE" w:sz="4" w:space="0"/>
-          <w:right w:val="single" w:color="BEBEBE" w:sz="4" w:space="0"/>
-          <w:insideH w:val="single" w:color="BEBEBE" w:sz="4" w:space="0"/>
-          <w:insideV w:val="single" w:color="BEBEBE" w:sz="4" w:space="0"/>
-        </w:tblBorders>
-        <w:tblLayout w:type="fixed"/>
-        <w:tblCellMar>
-          <w:top w:w="0" w:type="dxa"/>
-          <w:left w:w="108" w:type="dxa"/>
-          <w:bottom w:w="0" w:type="dxa"/>
-          <w:right w:w="108" w:type="dxa"/>
-        </w:tblCellMar>
-      </w:tblPr>
-      <w:tblGrid>
-        <w:gridCol w:w="1526"/>
-        <w:gridCol w:w="1417"/>
-        <w:gridCol w:w="1232"/>
-        <w:gridCol w:w="5695"/>
-      </w:tblGrid>
-      <w:tr>
-        <w:tblPrEx>
-          <w:tblBorders>
-            <w:top w:val="single" w:color="BEBEBE" w:sz="4" w:space="0"/>
-            <w:left w:val="single" w:color="BEBEBE" w:sz="4" w:space="0"/>
-            <w:bottom w:val="single" w:color="BEBEBE" w:sz="4" w:space="0"/>
-            <w:right w:val="single" w:color="BEBEBE" w:sz="4" w:space="0"/>
-            <w:insideH w:val="single" w:color="BEBEBE" w:sz="4" w:space="0"/>
-            <w:insideV w:val="single" w:color="BEBEBE" w:sz="4" w:space="0"/>
-          </w:tblBorders>
-        </w:tblPrEx>
-        <w:trPr>
-          <w:trHeight w:val="417" w:hRule="atLeast"/>
-          <w:jc w:val="center"/>
-        </w:trPr>
-        <w:tc>
-          <w:tcPr>
-            <w:tcW w:w="1526" w:type="dxa"/>
-            <w:tcBorders>
-              <w:tl2br w:val="nil"/>
-              <w:tr2bl w:val="nil"/>
-            </w:tcBorders>
-            <w:shd w:val="clear" w:color="auto" w:fill="DDDDDD"/>
-            <w:vAlign w:val="center"/>
-          </w:tcPr>
-          <w:p>
-            <w:pPr>
-              <w:keepNext/>
-              <w:jc w:val="center"/>
-              <w:rPr>
-                <w:rFonts w:ascii="Times New Roman" w:hAnsi="Times New Roman" w:eastAsia="微软雅黑" w:cs="Times New Roman"/>
-                <w:b/>
-                <w:color w:val="3DA6BB"/>
-                <w:sz w:val="18"/>
-                <w:szCs w:val="18"/>
-                <w:lang w:eastAsia="zh-CN"/>
-              </w:rPr>
-            </w:pPr>
-            <w:r>
-              <w:rPr>
-                <w:rFonts w:ascii="Times New Roman" w:hAnsi="Times New Roman" w:eastAsia="微软雅黑" w:cs="Times New Roman"/>
-                <w:b/>
-                <w:color w:val="3DA6BB"/>
-                <w:sz w:val="18"/>
-                <w:szCs w:val="18"/>
-                <w:lang w:eastAsia="zh-CN"/>
-              </w:rPr>
-              <w:t>药物名称</w:t>
-            </w:r>
-          </w:p>
-        </w:tc>
-        <w:tc>
-          <w:tcPr>
-            <w:tcW w:w="1417" w:type="dxa"/>
-            <w:tcBorders>
-              <w:tl2br w:val="nil"/>
-              <w:tr2bl w:val="nil"/>
-            </w:tcBorders>
-            <w:shd w:val="clear" w:color="auto" w:fill="DDDDDD"/>
-            <w:vAlign w:val="center"/>
-          </w:tcPr>
-          <w:p>
-            <w:pPr>
-              <w:keepNext/>
-              <w:jc w:val="center"/>
-              <w:rPr>
-                <w:rFonts w:ascii="Times New Roman" w:hAnsi="Times New Roman" w:eastAsia="微软雅黑" w:cs="Times New Roman"/>
-                <w:b/>
-                <w:color w:val="3DA6BB"/>
-                <w:sz w:val="18"/>
-                <w:szCs w:val="18"/>
-                <w:lang w:eastAsia="zh-CN"/>
-              </w:rPr>
-            </w:pPr>
-            <w:r>
-              <w:rPr>
-                <w:rFonts w:ascii="Times New Roman" w:hAnsi="Times New Roman" w:eastAsia="微软雅黑" w:cs="Times New Roman"/>
-                <w:b/>
-                <w:color w:val="3DA6BB"/>
-                <w:sz w:val="18"/>
-                <w:szCs w:val="18"/>
-                <w:lang w:eastAsia="zh-CN"/>
-              </w:rPr>
-              <w:t>相关疾病</w:t>
-            </w:r>
-          </w:p>
-        </w:tc>
-        <w:tc>
-          <w:tcPr>
-            <w:tcW w:w="1232" w:type="dxa"/>
-            <w:tcBorders>
-              <w:tl2br w:val="nil"/>
-              <w:tr2bl w:val="nil"/>
-            </w:tcBorders>
-            <w:shd w:val="clear" w:color="auto" w:fill="DDDDDD"/>
-            <w:vAlign w:val="center"/>
-          </w:tcPr>
-          <w:p>
-            <w:pPr>
-              <w:keepNext/>
-              <w:jc w:val="center"/>
-              <w:rPr>
-                <w:rFonts w:ascii="Times New Roman" w:hAnsi="Times New Roman" w:eastAsia="微软雅黑" w:cs="Times New Roman"/>
-                <w:b/>
-                <w:color w:val="3DA6BB"/>
-                <w:sz w:val="18"/>
-                <w:szCs w:val="18"/>
-                <w:lang w:eastAsia="zh-CN"/>
-              </w:rPr>
-            </w:pPr>
-            <w:r>
-              <w:rPr>
-                <w:rFonts w:ascii="Times New Roman" w:hAnsi="Times New Roman" w:eastAsia="微软雅黑" w:cs="Times New Roman"/>
-                <w:b/>
-                <w:color w:val="3DA6BB"/>
-                <w:sz w:val="18"/>
-                <w:szCs w:val="18"/>
-                <w:lang w:eastAsia="zh-CN"/>
-              </w:rPr>
-              <w:t>证据</w:t>
-            </w:r>
-            <w:r>
-              <w:rPr>
-                <w:rFonts w:hint="eastAsia" w:ascii="Times New Roman" w:hAnsi="Times New Roman" w:eastAsia="微软雅黑" w:cs="Times New Roman"/>
-                <w:b/>
-                <w:color w:val="3DA6BB"/>
-                <w:sz w:val="18"/>
-                <w:szCs w:val="18"/>
-                <w:lang w:eastAsia="zh-CN"/>
-              </w:rPr>
-              <w:t>等级</w:t>
-            </w:r>
-          </w:p>
-        </w:tc>
-        <w:tc>
-          <w:tcPr>
-            <w:tcW w:w="5695" w:type="dxa"/>
-            <w:tcBorders>
-              <w:tl2br w:val="nil"/>
-              <w:tr2bl w:val="nil"/>
-            </w:tcBorders>
-            <w:shd w:val="clear" w:color="auto" w:fill="DDDDDD"/>
-            <w:vAlign w:val="center"/>
-          </w:tcPr>
-          <w:p>
-            <w:pPr>
-              <w:keepNext/>
-              <w:jc w:val="center"/>
-              <w:rPr>
-                <w:rFonts w:ascii="Times New Roman" w:hAnsi="Times New Roman" w:eastAsia="微软雅黑" w:cs="Times New Roman"/>
-                <w:b/>
-                <w:color w:val="3DA6BB"/>
-                <w:sz w:val="18"/>
-                <w:szCs w:val="18"/>
-                <w:lang w:eastAsia="zh-CN"/>
-              </w:rPr>
-            </w:pPr>
-            <w:r>
-              <w:rPr>
-                <w:rFonts w:ascii="Times New Roman" w:hAnsi="Times New Roman" w:eastAsia="微软雅黑" w:cs="Times New Roman"/>
-                <w:b/>
-                <w:color w:val="3DA6BB"/>
-                <w:sz w:val="18"/>
-                <w:szCs w:val="18"/>
-                <w:lang w:eastAsia="zh-CN"/>
-              </w:rPr>
-              <w:t>循证医学信息</w:t>
-            </w:r>
-          </w:p>
-        </w:tc>
-      </w:tr>
-      <w:tr>
-        <w:tblPrEx>
-          <w:tblBorders>
-            <w:top w:val="single" w:color="BEBEBE" w:sz="4" w:space="0"/>
-            <w:left w:val="single" w:color="BEBEBE" w:sz="4" w:space="0"/>
-            <w:bottom w:val="single" w:color="BEBEBE" w:sz="4" w:space="0"/>
-            <w:right w:val="single" w:color="BEBEBE" w:sz="4" w:space="0"/>
-            <w:insideH w:val="single" w:color="BEBEBE" w:sz="4" w:space="0"/>
-            <w:insideV w:val="single" w:color="BEBEBE" w:sz="4" w:space="0"/>
-          </w:tblBorders>
-          <w:tblCellMar>
-            <w:top w:w="0" w:type="dxa"/>
-            <w:left w:w="108" w:type="dxa"/>
-            <w:bottom w:w="0" w:type="dxa"/>
-            <w:right w:w="108" w:type="dxa"/>
-          </w:tblCellMar>
-        </w:tblPrEx>
-        <w:trPr>
-          <w:trHeight w:val="494" w:hRule="atLeast"/>
-          <w:jc w:val="center"/>
-        </w:trPr>
-        <w:tc>
-          <w:tcPr>
-            <w:tcW w:w="9870" w:type="dxa"/>
-            <w:gridSpan w:val="4"/>
-            <w:tcBorders>
-              <w:tl2br w:val="nil"/>
-              <w:tr2bl w:val="nil"/>
-            </w:tcBorders>
-            <w:vAlign w:val="center"/>
-          </w:tcPr>
-          <w:p>
-            <w:pPr>
-              <w:keepNext/>
-              <w:spacing w:before="26"/>
-              <w:jc w:val="center"/>
-              <w:rPr>
-                <w:rFonts w:ascii="Times New Roman" w:hAnsi="Times New Roman" w:eastAsia="微软雅黑" w:cs="Times New Roman"/>
-                <w:bCs/>
-                <w:sz w:val="18"/>
-                <w:szCs w:val="18"/>
-                <w:highlight w:val="yellow"/>
-                <w:lang w:eastAsia="zh-CN"/>
-              </w:rPr>
-            </w:pPr>
-            <w:r>
-              <w:rPr>
-                <w:rFonts w:hint="eastAsia" w:ascii="Times New Roman" w:hAnsi="Times New Roman" w:eastAsia="微软雅黑" w:cs="Times New Roman"/>
-                <w:b/>
-                <w:sz w:val="18"/>
-                <w:szCs w:val="18"/>
-                <w:lang w:eastAsia="zh-CN"/>
-              </w:rPr>
-              <w:t>{%tr for dis in tdd.drugResearchList %}</w:t>
-            </w:r>
-          </w:p>
-        </w:tc>
-      </w:tr>
-      <w:tr>
-        <w:tblPrEx>
-          <w:tblBorders>
-            <w:top w:val="single" w:color="BEBEBE" w:sz="4" w:space="0"/>
-            <w:left w:val="single" w:color="BEBEBE" w:sz="4" w:space="0"/>
-            <w:bottom w:val="single" w:color="BEBEBE" w:sz="4" w:space="0"/>
-            <w:right w:val="single" w:color="BEBEBE" w:sz="4" w:space="0"/>
-            <w:insideH w:val="single" w:color="BEBEBE" w:sz="4" w:space="0"/>
-            <w:insideV w:val="single" w:color="BEBEBE" w:sz="4" w:space="0"/>
-          </w:tblBorders>
-          <w:tblCellMar>
-            <w:top w:w="0" w:type="dxa"/>
-            <w:left w:w="108" w:type="dxa"/>
-            <w:bottom w:w="0" w:type="dxa"/>
-            <w:right w:w="108" w:type="dxa"/>
-          </w:tblCellMar>
-        </w:tblPrEx>
-        <w:trPr>
-          <w:trHeight w:val="494" w:hRule="atLeast"/>
-          <w:jc w:val="center"/>
-        </w:trPr>
-        <w:tc>
-          <w:tcPr>
-            <w:tcW w:w="1526" w:type="dxa"/>
-            <w:tcBorders>
-              <w:tl2br w:val="nil"/>
-              <w:tr2bl w:val="nil"/>
-            </w:tcBorders>
-            <w:vAlign w:val="center"/>
-          </w:tcPr>
-          <w:p>
-            <w:pPr>
-              <w:spacing w:before="1" w:line="249" w:lineRule="auto"/>
-              <w:ind w:right="131"/>
-              <w:jc w:val="center"/>
-              <w:rPr>
-                <w:rFonts w:ascii="Times New Roman" w:hAnsi="Times New Roman" w:eastAsia="微软雅黑" w:cs="Times New Roman"/>
-                <w:b/>
-                <w:sz w:val="18"/>
-                <w:szCs w:val="18"/>
-                <w:highlight w:val="yellow"/>
-              </w:rPr>
-            </w:pPr>
-            <w:r>
-              <w:rPr>
-                <w:rFonts w:ascii="Times New Roman" w:hAnsi="Times New Roman" w:eastAsia="微软雅黑" w:cs="Times New Roman"/>
-                <w:sz w:val="18"/>
-                <w:szCs w:val="18"/>
-                <w:lang w:eastAsia="zh-CN"/>
-              </w:rPr>
-              <w:t>{{</w:t>
-            </w:r>
-            <w:r>
-              <w:rPr>
-                <w:rFonts w:ascii="Times New Roman" w:hAnsi="Times New Roman" w:eastAsia="微软雅黑" w:cs="Times New Roman"/>
-                <w:bCs/>
-                <w:sz w:val="18"/>
-                <w:szCs w:val="18"/>
-                <w:lang w:eastAsia="zh-CN"/>
-              </w:rPr>
-              <w:t>dis.drug_name_chinese</w:t>
-            </w:r>
-            <w:r>
-              <w:rPr>
-                <w:rFonts w:hint="eastAsia" w:ascii="Times New Roman" w:hAnsi="Times New Roman" w:eastAsia="微软雅黑" w:cs="Times New Roman"/>
-                <w:bCs/>
-                <w:sz w:val="18"/>
-                <w:szCs w:val="18"/>
-                <w:lang w:eastAsia="zh-CN"/>
-              </w:rPr>
-              <w:t>3</w:t>
-            </w:r>
-            <w:r>
-              <w:rPr>
-                <w:rFonts w:ascii="Times New Roman" w:hAnsi="Times New Roman" w:eastAsia="微软雅黑" w:cs="Times New Roman"/>
-                <w:sz w:val="18"/>
-                <w:szCs w:val="18"/>
-                <w:lang w:eastAsia="zh-CN"/>
-              </w:rPr>
-              <w:t xml:space="preserve"> }}</w:t>
-            </w:r>
-          </w:p>
-        </w:tc>
-        <w:tc>
-          <w:tcPr>
-            <w:tcW w:w="1417" w:type="dxa"/>
-            <w:tcBorders>
-              <w:tl2br w:val="nil"/>
-              <w:tr2bl w:val="nil"/>
-            </w:tcBorders>
-            <w:vAlign w:val="center"/>
-          </w:tcPr>
-          <w:p>
-            <w:pPr>
-              <w:keepNext/>
-              <w:spacing w:before="26"/>
-              <w:jc w:val="center"/>
-              <w:rPr>
-                <w:rFonts w:ascii="Times New Roman" w:hAnsi="Times New Roman" w:eastAsia="微软雅黑" w:cs="Times New Roman"/>
-                <w:bCs/>
-                <w:sz w:val="18"/>
-                <w:szCs w:val="18"/>
-                <w:highlight w:val="yellow"/>
-                <w:lang w:eastAsia="zh-CN"/>
-              </w:rPr>
-            </w:pPr>
-            <w:r>
-              <w:rPr>
-                <w:rFonts w:hint="eastAsia" w:ascii="Times New Roman" w:hAnsi="Times New Roman" w:eastAsia="微软雅黑" w:cs="Times New Roman"/>
-                <w:sz w:val="18"/>
-                <w:szCs w:val="18"/>
-                <w:lang w:eastAsia="zh-CN"/>
-              </w:rPr>
-              <w:t>{{dis.</w:t>
-            </w:r>
-            <w:r>
-              <w:rPr>
-                <w:rFonts w:hint="eastAsia" w:ascii="Times New Roman" w:hAnsi="Times New Roman" w:eastAsia="微软雅黑" w:cs="Times New Roman"/>
-                <w:bCs/>
-                <w:sz w:val="18"/>
-                <w:szCs w:val="18"/>
-                <w:lang w:eastAsia="zh-CN"/>
-              </w:rPr>
-              <w:t>disease_name_chinese</w:t>
-            </w:r>
-            <w:r>
-              <w:rPr>
-                <w:rFonts w:hint="eastAsia" w:ascii="Times New Roman" w:hAnsi="Times New Roman" w:eastAsia="微软雅黑" w:cs="Times New Roman"/>
-                <w:sz w:val="18"/>
-                <w:szCs w:val="18"/>
-                <w:lang w:eastAsia="zh-CN"/>
-              </w:rPr>
-              <w:t>}}</w:t>
-            </w:r>
-          </w:p>
-        </w:tc>
-        <w:tc>
-          <w:tcPr>
-            <w:tcW w:w="1232" w:type="dxa"/>
-            <w:tcBorders>
-              <w:tl2br w:val="nil"/>
-              <w:tr2bl w:val="nil"/>
-            </w:tcBorders>
-            <w:vAlign w:val="center"/>
-          </w:tcPr>
-          <w:p>
-            <w:pPr>
-              <w:keepNext/>
-              <w:spacing w:before="26"/>
-              <w:jc w:val="center"/>
-              <w:rPr>
-                <w:rFonts w:ascii="Times New Roman" w:hAnsi="Times New Roman" w:eastAsia="微软雅黑" w:cs="Times New Roman"/>
-                <w:bCs/>
-                <w:sz w:val="18"/>
-                <w:szCs w:val="18"/>
-                <w:highlight w:val="yellow"/>
-                <w:lang w:eastAsia="zh-CN"/>
-              </w:rPr>
-            </w:pPr>
-            <w:r>
-              <w:rPr>
-                <w:rFonts w:hint="eastAsia" w:ascii="Times New Roman" w:hAnsi="Times New Roman" w:eastAsia="微软雅黑" w:cs="Times New Roman"/>
-                <w:sz w:val="18"/>
-                <w:szCs w:val="18"/>
-                <w:lang w:eastAsia="zh-CN"/>
-              </w:rPr>
-              <w:t>{{</w:t>
-            </w:r>
-            <w:r>
-              <w:rPr>
-                <w:rFonts w:hint="eastAsia" w:ascii="Times New Roman" w:hAnsi="Times New Roman" w:eastAsia="微软雅黑" w:cs="Times New Roman"/>
-                <w:bCs/>
-                <w:sz w:val="18"/>
-                <w:szCs w:val="18"/>
-                <w:lang w:eastAsia="zh-CN"/>
-              </w:rPr>
-              <w:t>dis.evidence_phase_chinese</w:t>
-            </w:r>
-            <w:r>
-              <w:rPr>
-                <w:rFonts w:hint="eastAsia" w:ascii="Times New Roman" w:hAnsi="Times New Roman" w:eastAsia="微软雅黑" w:cs="Times New Roman"/>
-                <w:sz w:val="18"/>
-                <w:szCs w:val="18"/>
-                <w:lang w:eastAsia="zh-CN"/>
-              </w:rPr>
-              <w:t>}}</w:t>
-            </w:r>
-          </w:p>
-        </w:tc>
-        <w:tc>
-          <w:tcPr>
-            <w:tcW w:w="5695" w:type="dxa"/>
-            <w:tcBorders>
-              <w:tl2br w:val="nil"/>
-              <w:tr2bl w:val="nil"/>
-            </w:tcBorders>
-            <w:vAlign w:val="center"/>
-          </w:tcPr>
-          <w:p>
-            <w:pPr>
-              <w:keepNext/>
-              <w:spacing w:before="26"/>
-              <w:jc w:val="center"/>
-              <w:rPr>
-                <w:rFonts w:ascii="Times New Roman" w:hAnsi="Times New Roman" w:eastAsia="微软雅黑" w:cs="Times New Roman"/>
-                <w:bCs/>
-                <w:sz w:val="18"/>
-                <w:szCs w:val="18"/>
-                <w:highlight w:val="yellow"/>
-                <w:lang w:eastAsia="zh-CN"/>
-              </w:rPr>
-            </w:pPr>
-            <w:r>
-              <w:rPr>
-                <w:rFonts w:hint="eastAsia" w:ascii="Times New Roman" w:hAnsi="Times New Roman" w:eastAsia="微软雅黑" w:cs="Times New Roman"/>
-                <w:sz w:val="18"/>
-                <w:szCs w:val="18"/>
-                <w:lang w:eastAsia="zh-CN"/>
-              </w:rPr>
-              <w:t>{{</w:t>
-            </w:r>
-            <w:r>
-              <w:rPr>
-                <w:rFonts w:hint="eastAsia" w:ascii="Times New Roman" w:hAnsi="Times New Roman" w:eastAsia="微软雅黑" w:cs="Times New Roman"/>
-                <w:bCs/>
-                <w:sz w:val="18"/>
-                <w:szCs w:val="18"/>
-                <w:lang w:eastAsia="zh-CN"/>
-              </w:rPr>
-              <w:t>dis.annotation_chinese</w:t>
-            </w:r>
-            <w:r>
-              <w:rPr>
-                <w:rFonts w:hint="eastAsia" w:ascii="Times New Roman" w:hAnsi="Times New Roman" w:eastAsia="微软雅黑" w:cs="Times New Roman"/>
-                <w:sz w:val="18"/>
-                <w:szCs w:val="18"/>
-                <w:lang w:eastAsia="zh-CN"/>
-              </w:rPr>
-              <w:t>}}</w:t>
-            </w:r>
-          </w:p>
-        </w:tc>
-      </w:tr>
-      <w:tr>
-        <w:tblPrEx>
-          <w:tblBorders>
-            <w:top w:val="single" w:color="BEBEBE" w:sz="4" w:space="0"/>
-            <w:left w:val="single" w:color="BEBEBE" w:sz="4" w:space="0"/>
-            <w:bottom w:val="single" w:color="BEBEBE" w:sz="4" w:space="0"/>
-            <w:right w:val="single" w:color="BEBEBE" w:sz="4" w:space="0"/>
-            <w:insideH w:val="single" w:color="BEBEBE" w:sz="4" w:space="0"/>
-            <w:insideV w:val="single" w:color="BEBEBE" w:sz="4" w:space="0"/>
-          </w:tblBorders>
-          <w:tblCellMar>
-            <w:top w:w="0" w:type="dxa"/>
-            <w:left w:w="108" w:type="dxa"/>
-            <w:bottom w:w="0" w:type="dxa"/>
-            <w:right w:w="108" w:type="dxa"/>
-          </w:tblCellMar>
-        </w:tblPrEx>
-        <w:trPr>
-          <w:trHeight w:val="494" w:hRule="atLeast"/>
-          <w:jc w:val="center"/>
-        </w:trPr>
-        <w:tc>
-          <w:tcPr>
-            <w:tcW w:w="9870" w:type="dxa"/>
-            <w:gridSpan w:val="4"/>
-            <w:tcBorders>
-              <w:tl2br w:val="nil"/>
-              <w:tr2bl w:val="nil"/>
-            </w:tcBorders>
-            <w:vAlign w:val="center"/>
-          </w:tcPr>
-          <w:p>
-            <w:pPr>
-              <w:keepNext/>
-              <w:spacing w:before="26"/>
-              <w:jc w:val="center"/>
-              <w:rPr>
-                <w:rFonts w:ascii="Times New Roman" w:hAnsi="Times New Roman" w:eastAsia="微软雅黑" w:cs="Times New Roman"/>
-                <w:bCs/>
-                <w:sz w:val="18"/>
-                <w:szCs w:val="18"/>
-                <w:lang w:eastAsia="zh-CN"/>
-              </w:rPr>
-            </w:pPr>
-            <w:r>
-              <w:rPr>
-                <w:rFonts w:hint="eastAsia" w:ascii="Times New Roman" w:hAnsi="Times New Roman" w:eastAsia="微软雅黑" w:cs="Times New Roman"/>
-                <w:b/>
-                <w:sz w:val="18"/>
-                <w:szCs w:val="18"/>
-                <w:lang w:eastAsia="zh-CN"/>
-              </w:rPr>
-              <w:t>{%tr endfor %}</w:t>
-            </w:r>
-          </w:p>
-        </w:tc>
-      </w:tr>
-    </w:tbl>
-    <w:p>
-      <w:pPr>
-        <w:spacing w:before="26"/>
-        <w:rPr>
-          <w:rFonts w:ascii="Times New Roman" w:hAnsi="Times New Roman" w:eastAsia="微软雅黑" w:cs="Times New Roman"/>
-          <w:b/>
-          <w:color w:val="3DA6BB"/>
-          <w:sz w:val="24"/>
-          <w:szCs w:val="24"/>
-          <w:lang w:eastAsia="zh-CN"/>
-        </w:rPr>
-      </w:pPr>
-      <w:r>
-        <w:rPr>
-          <w:rFonts w:hint="eastAsia" w:ascii="Times New Roman" w:hAnsi="Times New Roman" w:eastAsia="微软雅黑" w:cs="Times New Roman"/>
-          <w:b/>
-          <w:color w:val="3DA6BB"/>
-          <w:sz w:val="24"/>
-          <w:szCs w:val="24"/>
-          <w:lang w:eastAsia="zh-CN"/>
-        </w:rPr>
-        <w:t>{% endif %}{%if tdd.potentialDrugList != [] %}</w:t>
-      </w:r>
-    </w:p>
-    <w:p>
-      <w:pPr>
-        <w:keepNext/>
-        <w:keepLines w:val="0"/>
-        <w:pageBreakBefore w:val="0"/>
-        <w:widowControl w:val="0"/>
-        <w:kinsoku/>
-        <w:wordWrap/>
-        <w:overflowPunct/>
-        <w:topLinePunct w:val="0"/>
-        <w:autoSpaceDE/>
-        <w:autoSpaceDN/>
-        <w:bidi w:val="0"/>
-        <w:adjustRightInd/>
-        <w:snapToGrid/>
-        <w:spacing w:before="26"/>
-        <w:textAlignment w:val="auto"/>
-        <w:rPr>
-          <w:rFonts w:hint="eastAsia" w:ascii="Times New Roman" w:hAnsi="Times New Roman" w:eastAsia="微软雅黑" w:cs="Times New Roman"/>
-          <w:b/>
-          <w:color w:val="3DA6BB"/>
-          <w:sz w:val="24"/>
-          <w:lang w:eastAsia="zh-CN"/>
-        </w:rPr>
-      </w:pPr>
-      <w:r>
-        <w:rPr>
-          <w:rFonts w:hint="eastAsia" w:ascii="Times New Roman" w:hAnsi="Times New Roman" w:eastAsia="微软雅黑" w:cs="Times New Roman"/>
-          <w:b/>
-          <w:color w:val="3DA6BB"/>
-          <w:sz w:val="24"/>
-          <w:lang w:eastAsia="zh-CN"/>
-        </w:rPr>
-        <w:t>潜在耐药研究信息：</w:t>
-      </w:r>
-    </w:p>
-    <w:tbl>
-      <w:tblPr>
-        <w:tblStyle w:val="16"/>
-        <w:tblpPr w:leftFromText="180" w:rightFromText="180" w:vertAnchor="text" w:tblpXSpec="center" w:tblpY="1"/>
-        <w:tblOverlap w:val="never"/>
-        <w:tblW w:w="9870" w:type="dxa"/>
-        <w:jc w:val="center"/>
-        <w:tblBorders>
-          <w:top w:val="single" w:color="BEBEBE" w:sz="4" w:space="0"/>
-          <w:left w:val="single" w:color="BEBEBE" w:sz="4" w:space="0"/>
-          <w:bottom w:val="single" w:color="BEBEBE" w:sz="4" w:space="0"/>
-          <w:right w:val="single" w:color="BEBEBE" w:sz="4" w:space="0"/>
-          <w:insideH w:val="single" w:color="BEBEBE" w:sz="4" w:space="0"/>
-          <w:insideV w:val="single" w:color="BEBEBE" w:sz="4" w:space="0"/>
-        </w:tblBorders>
-        <w:tblLayout w:type="fixed"/>
-        <w:tblCellMar>
-          <w:top w:w="0" w:type="dxa"/>
-          <w:left w:w="108" w:type="dxa"/>
-          <w:bottom w:w="0" w:type="dxa"/>
-          <w:right w:w="108" w:type="dxa"/>
-        </w:tblCellMar>
-      </w:tblPr>
-      <w:tblGrid>
-        <w:gridCol w:w="1526"/>
-        <w:gridCol w:w="1417"/>
-        <w:gridCol w:w="1261"/>
-        <w:gridCol w:w="5666"/>
-      </w:tblGrid>
-      <w:tr>
-        <w:tblPrEx>
-          <w:tblBorders>
-            <w:top w:val="single" w:color="BEBEBE" w:sz="4" w:space="0"/>
-            <w:left w:val="single" w:color="BEBEBE" w:sz="4" w:space="0"/>
-            <w:bottom w:val="single" w:color="BEBEBE" w:sz="4" w:space="0"/>
-            <w:right w:val="single" w:color="BEBEBE" w:sz="4" w:space="0"/>
-            <w:insideH w:val="single" w:color="BEBEBE" w:sz="4" w:space="0"/>
-            <w:insideV w:val="single" w:color="BEBEBE" w:sz="4" w:space="0"/>
-          </w:tblBorders>
-          <w:tblCellMar>
-            <w:top w:w="0" w:type="dxa"/>
-            <w:left w:w="108" w:type="dxa"/>
-            <w:bottom w:w="0" w:type="dxa"/>
-            <w:right w:w="108" w:type="dxa"/>
-          </w:tblCellMar>
-        </w:tblPrEx>
-        <w:trPr>
-          <w:trHeight w:val="417" w:hRule="atLeast"/>
-          <w:jc w:val="center"/>
-        </w:trPr>
-        <w:tc>
-          <w:tcPr>
-            <w:tcW w:w="1526" w:type="dxa"/>
-            <w:tcBorders>
-              <w:tl2br w:val="nil"/>
-              <w:tr2bl w:val="nil"/>
-            </w:tcBorders>
-            <w:shd w:val="clear" w:color="auto" w:fill="DDDDDD"/>
-            <w:vAlign w:val="center"/>
-          </w:tcPr>
-          <w:p>
-            <w:pPr>
-              <w:keepNext/>
-              <w:jc w:val="center"/>
-              <w:rPr>
-                <w:rFonts w:ascii="Times New Roman" w:hAnsi="Times New Roman" w:eastAsia="微软雅黑" w:cs="Times New Roman"/>
-                <w:b/>
-                <w:color w:val="3DA6BB"/>
-                <w:sz w:val="18"/>
-                <w:szCs w:val="18"/>
-                <w:lang w:eastAsia="zh-CN"/>
-              </w:rPr>
-            </w:pPr>
-            <w:r>
-              <w:rPr>
-                <w:rFonts w:ascii="Times New Roman" w:hAnsi="Times New Roman" w:eastAsia="微软雅黑" w:cs="Times New Roman"/>
-                <w:b/>
-                <w:color w:val="3DA6BB"/>
-                <w:sz w:val="18"/>
-                <w:szCs w:val="18"/>
-                <w:lang w:eastAsia="zh-CN"/>
-              </w:rPr>
-              <w:t>药物名称</w:t>
-            </w:r>
-          </w:p>
-        </w:tc>
-        <w:tc>
-          <w:tcPr>
-            <w:tcW w:w="1417" w:type="dxa"/>
-            <w:tcBorders>
-              <w:tl2br w:val="nil"/>
-              <w:tr2bl w:val="nil"/>
-            </w:tcBorders>
-            <w:shd w:val="clear" w:color="auto" w:fill="DDDDDD"/>
-            <w:vAlign w:val="center"/>
-          </w:tcPr>
-          <w:p>
-            <w:pPr>
-              <w:keepNext/>
-              <w:jc w:val="center"/>
-              <w:rPr>
-                <w:rFonts w:ascii="Times New Roman" w:hAnsi="Times New Roman" w:eastAsia="微软雅黑" w:cs="Times New Roman"/>
-                <w:b/>
-                <w:color w:val="3DA6BB"/>
-                <w:sz w:val="18"/>
-                <w:szCs w:val="18"/>
-                <w:lang w:eastAsia="zh-CN"/>
-              </w:rPr>
-            </w:pPr>
-            <w:r>
-              <w:rPr>
-                <w:rFonts w:ascii="Times New Roman" w:hAnsi="Times New Roman" w:eastAsia="微软雅黑" w:cs="Times New Roman"/>
-                <w:b/>
-                <w:color w:val="3DA6BB"/>
-                <w:sz w:val="18"/>
-                <w:szCs w:val="18"/>
-                <w:lang w:eastAsia="zh-CN"/>
-              </w:rPr>
-              <w:t>相关疾病</w:t>
-            </w:r>
-          </w:p>
-        </w:tc>
-        <w:tc>
-          <w:tcPr>
-            <w:tcW w:w="1261" w:type="dxa"/>
-            <w:tcBorders>
-              <w:tl2br w:val="nil"/>
-              <w:tr2bl w:val="nil"/>
-            </w:tcBorders>
-            <w:shd w:val="clear" w:color="auto" w:fill="DDDDDD"/>
-            <w:vAlign w:val="center"/>
-          </w:tcPr>
-          <w:p>
-            <w:pPr>
-              <w:keepNext/>
-              <w:jc w:val="center"/>
-              <w:rPr>
-                <w:rFonts w:ascii="Times New Roman" w:hAnsi="Times New Roman" w:eastAsia="微软雅黑" w:cs="Times New Roman"/>
-                <w:b/>
-                <w:color w:val="3DA6BB"/>
-                <w:sz w:val="18"/>
-                <w:szCs w:val="18"/>
-                <w:lang w:eastAsia="zh-CN"/>
-              </w:rPr>
-            </w:pPr>
-            <w:r>
-              <w:rPr>
-                <w:rFonts w:ascii="Times New Roman" w:hAnsi="Times New Roman" w:eastAsia="微软雅黑" w:cs="Times New Roman"/>
-                <w:b/>
-                <w:color w:val="3DA6BB"/>
-                <w:sz w:val="18"/>
-                <w:szCs w:val="18"/>
-                <w:lang w:eastAsia="zh-CN"/>
-              </w:rPr>
-              <w:t>证据</w:t>
-            </w:r>
-            <w:r>
-              <w:rPr>
-                <w:rFonts w:hint="eastAsia" w:ascii="Times New Roman" w:hAnsi="Times New Roman" w:eastAsia="微软雅黑" w:cs="Times New Roman"/>
-                <w:b/>
-                <w:color w:val="3DA6BB"/>
-                <w:sz w:val="18"/>
-                <w:szCs w:val="18"/>
-                <w:lang w:eastAsia="zh-CN"/>
-              </w:rPr>
-              <w:t>等级</w:t>
-            </w:r>
-          </w:p>
-        </w:tc>
-        <w:tc>
-          <w:tcPr>
-            <w:tcW w:w="5666" w:type="dxa"/>
-            <w:tcBorders>
-              <w:tl2br w:val="nil"/>
-              <w:tr2bl w:val="nil"/>
-            </w:tcBorders>
-            <w:shd w:val="clear" w:color="auto" w:fill="DDDDDD"/>
-            <w:vAlign w:val="center"/>
-          </w:tcPr>
-          <w:p>
-            <w:pPr>
-              <w:keepNext/>
-              <w:jc w:val="center"/>
-              <w:rPr>
-                <w:rFonts w:ascii="Times New Roman" w:hAnsi="Times New Roman" w:eastAsia="微软雅黑" w:cs="Times New Roman"/>
-                <w:b/>
-                <w:color w:val="3DA6BB"/>
-                <w:sz w:val="18"/>
-                <w:szCs w:val="18"/>
-                <w:lang w:eastAsia="zh-CN"/>
-              </w:rPr>
-            </w:pPr>
-            <w:r>
-              <w:rPr>
-                <w:rFonts w:ascii="Times New Roman" w:hAnsi="Times New Roman" w:eastAsia="微软雅黑" w:cs="Times New Roman"/>
-                <w:b/>
-                <w:color w:val="3DA6BB"/>
-                <w:sz w:val="18"/>
-                <w:szCs w:val="18"/>
-                <w:lang w:eastAsia="zh-CN"/>
-              </w:rPr>
-              <w:t>循证医学信息</w:t>
-            </w:r>
-          </w:p>
-        </w:tc>
-      </w:tr>
-      <w:tr>
-        <w:tblPrEx>
-          <w:tblBorders>
-            <w:top w:val="single" w:color="BEBEBE" w:sz="4" w:space="0"/>
-            <w:left w:val="single" w:color="BEBEBE" w:sz="4" w:space="0"/>
-            <w:bottom w:val="single" w:color="BEBEBE" w:sz="4" w:space="0"/>
-            <w:right w:val="single" w:color="BEBEBE" w:sz="4" w:space="0"/>
-            <w:insideH w:val="single" w:color="BEBEBE" w:sz="4" w:space="0"/>
-            <w:insideV w:val="single" w:color="BEBEBE" w:sz="4" w:space="0"/>
-          </w:tblBorders>
-          <w:tblCellMar>
-            <w:top w:w="0" w:type="dxa"/>
-            <w:left w:w="108" w:type="dxa"/>
-            <w:bottom w:w="0" w:type="dxa"/>
-            <w:right w:w="108" w:type="dxa"/>
-          </w:tblCellMar>
-        </w:tblPrEx>
-        <w:trPr>
-          <w:trHeight w:val="494" w:hRule="atLeast"/>
-          <w:jc w:val="center"/>
-        </w:trPr>
-        <w:tc>
-          <w:tcPr>
-            <w:tcW w:w="9870" w:type="dxa"/>
-            <w:gridSpan w:val="4"/>
-            <w:tcBorders>
-              <w:tl2br w:val="nil"/>
-              <w:tr2bl w:val="nil"/>
-            </w:tcBorders>
-            <w:vAlign w:val="center"/>
-          </w:tcPr>
-          <w:p>
-            <w:pPr>
-              <w:keepNext/>
-              <w:spacing w:before="26"/>
-              <w:jc w:val="center"/>
-              <w:rPr>
-                <w:rFonts w:ascii="Times New Roman" w:hAnsi="Times New Roman" w:eastAsia="微软雅黑" w:cs="Times New Roman"/>
-                <w:bCs/>
-                <w:sz w:val="18"/>
-                <w:szCs w:val="18"/>
-                <w:highlight w:val="yellow"/>
-                <w:lang w:eastAsia="zh-CN"/>
-              </w:rPr>
-            </w:pPr>
-            <w:r>
-              <w:rPr>
-                <w:rFonts w:hint="eastAsia" w:ascii="Times New Roman" w:hAnsi="Times New Roman" w:eastAsia="微软雅黑" w:cs="Times New Roman"/>
-                <w:b/>
-                <w:sz w:val="18"/>
-                <w:szCs w:val="18"/>
-                <w:lang w:eastAsia="zh-CN"/>
-              </w:rPr>
-              <w:t>{%tr for dis in tdd.</w:t>
-            </w:r>
-            <w:r>
-              <w:rPr>
-                <w:rFonts w:ascii="Times New Roman" w:hAnsi="Times New Roman" w:eastAsia="微软雅黑" w:cs="Times New Roman"/>
-                <w:b/>
-                <w:sz w:val="18"/>
-                <w:szCs w:val="18"/>
-                <w:lang w:eastAsia="zh-CN"/>
-              </w:rPr>
-              <w:t>potentialDrugList</w:t>
-            </w:r>
-            <w:r>
-              <w:rPr>
-                <w:rFonts w:hint="eastAsia" w:ascii="Times New Roman" w:hAnsi="Times New Roman" w:eastAsia="微软雅黑" w:cs="Times New Roman"/>
-                <w:b/>
-                <w:sz w:val="18"/>
-                <w:szCs w:val="18"/>
-                <w:lang w:eastAsia="zh-CN"/>
-              </w:rPr>
-              <w:t xml:space="preserve"> %}</w:t>
-            </w:r>
-          </w:p>
-        </w:tc>
-      </w:tr>
-      <w:tr>
-        <w:tblPrEx>
-          <w:tblBorders>
-            <w:top w:val="single" w:color="BEBEBE" w:sz="4" w:space="0"/>
-            <w:left w:val="single" w:color="BEBEBE" w:sz="4" w:space="0"/>
-            <w:bottom w:val="single" w:color="BEBEBE" w:sz="4" w:space="0"/>
-            <w:right w:val="single" w:color="BEBEBE" w:sz="4" w:space="0"/>
-            <w:insideH w:val="single" w:color="BEBEBE" w:sz="4" w:space="0"/>
-            <w:insideV w:val="single" w:color="BEBEBE" w:sz="4" w:space="0"/>
-          </w:tblBorders>
-          <w:tblCellMar>
-            <w:top w:w="0" w:type="dxa"/>
-            <w:left w:w="108" w:type="dxa"/>
-            <w:bottom w:w="0" w:type="dxa"/>
-            <w:right w:w="108" w:type="dxa"/>
-          </w:tblCellMar>
-        </w:tblPrEx>
-        <w:trPr>
-          <w:trHeight w:val="494" w:hRule="atLeast"/>
-          <w:jc w:val="center"/>
-        </w:trPr>
-        <w:tc>
-          <w:tcPr>
-            <w:tcW w:w="1526" w:type="dxa"/>
-            <w:tcBorders>
-              <w:tl2br w:val="nil"/>
-              <w:tr2bl w:val="nil"/>
-            </w:tcBorders>
-            <w:vAlign w:val="center"/>
-          </w:tcPr>
-          <w:p>
-            <w:pPr>
-              <w:spacing w:before="1" w:line="249" w:lineRule="auto"/>
-              <w:ind w:right="131"/>
-              <w:jc w:val="center"/>
-              <w:rPr>
-                <w:rFonts w:ascii="Times New Roman" w:hAnsi="Times New Roman" w:eastAsia="微软雅黑" w:cs="Times New Roman"/>
-                <w:b/>
-                <w:sz w:val="18"/>
-                <w:szCs w:val="18"/>
-                <w:highlight w:val="yellow"/>
-              </w:rPr>
-            </w:pPr>
-            <w:r>
-              <w:rPr>
-                <w:rFonts w:ascii="Times New Roman" w:hAnsi="Times New Roman" w:eastAsia="微软雅黑" w:cs="Times New Roman"/>
-                <w:sz w:val="18"/>
-                <w:szCs w:val="18"/>
-                <w:lang w:eastAsia="zh-CN"/>
-              </w:rPr>
-              <w:t>{{</w:t>
-            </w:r>
-            <w:r>
-              <w:rPr>
-                <w:rFonts w:ascii="Times New Roman" w:hAnsi="Times New Roman" w:eastAsia="微软雅黑" w:cs="Times New Roman"/>
-                <w:bCs/>
-                <w:sz w:val="18"/>
-                <w:szCs w:val="18"/>
-                <w:lang w:eastAsia="zh-CN"/>
-              </w:rPr>
-              <w:t>dis.drug_name_chinese</w:t>
-            </w:r>
-            <w:r>
-              <w:rPr>
-                <w:rFonts w:hint="eastAsia" w:ascii="Times New Roman" w:hAnsi="Times New Roman" w:eastAsia="微软雅黑" w:cs="Times New Roman"/>
-                <w:bCs/>
-                <w:sz w:val="18"/>
-                <w:szCs w:val="18"/>
-                <w:lang w:eastAsia="zh-CN"/>
-              </w:rPr>
-              <w:t>3</w:t>
-            </w:r>
-            <w:r>
-              <w:rPr>
-                <w:rFonts w:ascii="Times New Roman" w:hAnsi="Times New Roman" w:eastAsia="微软雅黑" w:cs="Times New Roman"/>
-                <w:sz w:val="18"/>
-                <w:szCs w:val="18"/>
-                <w:lang w:eastAsia="zh-CN"/>
-              </w:rPr>
-              <w:t xml:space="preserve"> }}</w:t>
-            </w:r>
-          </w:p>
-        </w:tc>
-        <w:tc>
-          <w:tcPr>
-            <w:tcW w:w="1417" w:type="dxa"/>
-            <w:tcBorders>
-              <w:tl2br w:val="nil"/>
-              <w:tr2bl w:val="nil"/>
-            </w:tcBorders>
-            <w:vAlign w:val="center"/>
-          </w:tcPr>
-          <w:p>
-            <w:pPr>
-              <w:keepNext/>
-              <w:spacing w:before="26"/>
-              <w:jc w:val="center"/>
-              <w:rPr>
-                <w:rFonts w:ascii="Times New Roman" w:hAnsi="Times New Roman" w:eastAsia="微软雅黑" w:cs="Times New Roman"/>
-                <w:bCs/>
-                <w:sz w:val="18"/>
-                <w:szCs w:val="18"/>
-                <w:highlight w:val="yellow"/>
-                <w:lang w:eastAsia="zh-CN"/>
-              </w:rPr>
-            </w:pPr>
-            <w:r>
-              <w:rPr>
-                <w:rFonts w:hint="eastAsia" w:ascii="Times New Roman" w:hAnsi="Times New Roman" w:eastAsia="微软雅黑" w:cs="Times New Roman"/>
-                <w:sz w:val="18"/>
-                <w:szCs w:val="18"/>
-                <w:lang w:eastAsia="zh-CN"/>
-              </w:rPr>
-              <w:t>{{dis.</w:t>
-            </w:r>
-            <w:r>
-              <w:rPr>
-                <w:rFonts w:hint="eastAsia" w:ascii="Times New Roman" w:hAnsi="Times New Roman" w:eastAsia="微软雅黑" w:cs="Times New Roman"/>
-                <w:bCs/>
-                <w:sz w:val="18"/>
-                <w:szCs w:val="18"/>
-                <w:lang w:eastAsia="zh-CN"/>
-              </w:rPr>
-              <w:t>disease_name_chinese</w:t>
-            </w:r>
-            <w:r>
-              <w:rPr>
-                <w:rFonts w:hint="eastAsia" w:ascii="Times New Roman" w:hAnsi="Times New Roman" w:eastAsia="微软雅黑" w:cs="Times New Roman"/>
-                <w:sz w:val="18"/>
-                <w:szCs w:val="18"/>
-                <w:lang w:eastAsia="zh-CN"/>
-              </w:rPr>
-              <w:t>}}</w:t>
-            </w:r>
-          </w:p>
-        </w:tc>
-        <w:tc>
-          <w:tcPr>
-            <w:tcW w:w="1261" w:type="dxa"/>
-            <w:tcBorders>
-              <w:tl2br w:val="nil"/>
-              <w:tr2bl w:val="nil"/>
-            </w:tcBorders>
-            <w:vAlign w:val="center"/>
-          </w:tcPr>
-          <w:p>
-            <w:pPr>
-              <w:keepNext/>
-              <w:spacing w:before="26"/>
-              <w:jc w:val="center"/>
-              <w:rPr>
-                <w:rFonts w:ascii="Times New Roman" w:hAnsi="Times New Roman" w:eastAsia="微软雅黑" w:cs="Times New Roman"/>
-                <w:bCs/>
-                <w:sz w:val="18"/>
-                <w:szCs w:val="18"/>
-                <w:highlight w:val="yellow"/>
-                <w:lang w:eastAsia="zh-CN"/>
-              </w:rPr>
-            </w:pPr>
-            <w:r>
-              <w:rPr>
-                <w:rFonts w:hint="eastAsia" w:ascii="Times New Roman" w:hAnsi="Times New Roman" w:eastAsia="微软雅黑" w:cs="Times New Roman"/>
-                <w:sz w:val="18"/>
-                <w:szCs w:val="18"/>
-                <w:lang w:eastAsia="zh-CN"/>
-              </w:rPr>
-              <w:t>{{</w:t>
-            </w:r>
-            <w:r>
-              <w:rPr>
-                <w:rFonts w:hint="eastAsia" w:ascii="Times New Roman" w:hAnsi="Times New Roman" w:eastAsia="微软雅黑" w:cs="Times New Roman"/>
-                <w:bCs/>
-                <w:sz w:val="18"/>
-                <w:szCs w:val="18"/>
-                <w:lang w:eastAsia="zh-CN"/>
-              </w:rPr>
-              <w:t>dis.evidence_phase_chinese</w:t>
-            </w:r>
-            <w:r>
-              <w:rPr>
-                <w:rFonts w:hint="eastAsia" w:ascii="Times New Roman" w:hAnsi="Times New Roman" w:eastAsia="微软雅黑" w:cs="Times New Roman"/>
-                <w:sz w:val="18"/>
-                <w:szCs w:val="18"/>
-                <w:lang w:eastAsia="zh-CN"/>
-              </w:rPr>
-              <w:t>}}</w:t>
-            </w:r>
-          </w:p>
-        </w:tc>
-        <w:tc>
-          <w:tcPr>
-            <w:tcW w:w="5666" w:type="dxa"/>
-            <w:tcBorders>
-              <w:tl2br w:val="nil"/>
-              <w:tr2bl w:val="nil"/>
-            </w:tcBorders>
-            <w:vAlign w:val="center"/>
-          </w:tcPr>
-          <w:p>
-            <w:pPr>
-              <w:keepNext/>
-              <w:spacing w:before="26"/>
-              <w:jc w:val="center"/>
-              <w:rPr>
-                <w:rFonts w:ascii="Times New Roman" w:hAnsi="Times New Roman" w:eastAsia="微软雅黑" w:cs="Times New Roman"/>
-                <w:bCs/>
-                <w:sz w:val="18"/>
-                <w:szCs w:val="18"/>
-                <w:highlight w:val="yellow"/>
-                <w:lang w:eastAsia="zh-CN"/>
-              </w:rPr>
-            </w:pPr>
-            <w:r>
-              <w:rPr>
-                <w:rFonts w:hint="eastAsia" w:ascii="Times New Roman" w:hAnsi="Times New Roman" w:eastAsia="微软雅黑" w:cs="Times New Roman"/>
-                <w:sz w:val="18"/>
-                <w:szCs w:val="18"/>
-                <w:lang w:eastAsia="zh-CN"/>
-              </w:rPr>
-              <w:t>{{</w:t>
-            </w:r>
-            <w:r>
-              <w:rPr>
-                <w:rFonts w:hint="eastAsia" w:ascii="Times New Roman" w:hAnsi="Times New Roman" w:eastAsia="微软雅黑" w:cs="Times New Roman"/>
-                <w:bCs/>
-                <w:sz w:val="18"/>
-                <w:szCs w:val="18"/>
-                <w:lang w:eastAsia="zh-CN"/>
-              </w:rPr>
-              <w:t>dis.annotation_chinese</w:t>
-            </w:r>
-            <w:r>
-              <w:rPr>
-                <w:rFonts w:hint="eastAsia" w:ascii="Times New Roman" w:hAnsi="Times New Roman" w:eastAsia="微软雅黑" w:cs="Times New Roman"/>
-                <w:sz w:val="18"/>
-                <w:szCs w:val="18"/>
-                <w:lang w:eastAsia="zh-CN"/>
-              </w:rPr>
-              <w:t>}}</w:t>
-            </w:r>
-          </w:p>
-        </w:tc>
-      </w:tr>
-      <w:tr>
-        <w:tblPrEx>
-          <w:tblBorders>
-            <w:top w:val="single" w:color="BEBEBE" w:sz="4" w:space="0"/>
-            <w:left w:val="single" w:color="BEBEBE" w:sz="4" w:space="0"/>
-            <w:bottom w:val="single" w:color="BEBEBE" w:sz="4" w:space="0"/>
-            <w:right w:val="single" w:color="BEBEBE" w:sz="4" w:space="0"/>
-            <w:insideH w:val="single" w:color="BEBEBE" w:sz="4" w:space="0"/>
-            <w:insideV w:val="single" w:color="BEBEBE" w:sz="4" w:space="0"/>
-          </w:tblBorders>
-          <w:tblCellMar>
-            <w:top w:w="0" w:type="dxa"/>
-            <w:left w:w="108" w:type="dxa"/>
-            <w:bottom w:w="0" w:type="dxa"/>
-            <w:right w:w="108" w:type="dxa"/>
-          </w:tblCellMar>
-        </w:tblPrEx>
-        <w:trPr>
-          <w:trHeight w:val="494" w:hRule="atLeast"/>
-          <w:jc w:val="center"/>
-        </w:trPr>
-        <w:tc>
-          <w:tcPr>
-            <w:tcW w:w="9870" w:type="dxa"/>
-            <w:gridSpan w:val="4"/>
-            <w:tcBorders>
-              <w:tl2br w:val="nil"/>
-              <w:tr2bl w:val="nil"/>
-            </w:tcBorders>
-            <w:vAlign w:val="center"/>
-          </w:tcPr>
-          <w:p>
-            <w:pPr>
-              <w:keepNext/>
-              <w:spacing w:before="26"/>
-              <w:jc w:val="center"/>
-              <w:rPr>
-                <w:rFonts w:ascii="Times New Roman" w:hAnsi="Times New Roman" w:eastAsia="微软雅黑" w:cs="Times New Roman"/>
-                <w:bCs/>
-                <w:sz w:val="18"/>
-                <w:szCs w:val="18"/>
-                <w:lang w:eastAsia="zh-CN"/>
-              </w:rPr>
-            </w:pPr>
-            <w:r>
-              <w:rPr>
-                <w:rFonts w:hint="eastAsia" w:ascii="Times New Roman" w:hAnsi="Times New Roman" w:eastAsia="微软雅黑" w:cs="Times New Roman"/>
-                <w:b/>
-                <w:sz w:val="18"/>
-                <w:szCs w:val="18"/>
-                <w:lang w:eastAsia="zh-CN"/>
-              </w:rPr>
-              <w:t>{%tr endfor %}</w:t>
-            </w:r>
-          </w:p>
-        </w:tc>
-      </w:tr>
-    </w:tbl>
-    <w:p>
-      <w:pPr>
-        <w:spacing w:before="26"/>
-        <w:rPr>
-          <w:rFonts w:ascii="Times New Roman" w:hAnsi="Times New Roman" w:eastAsia="微软雅黑" w:cs="Times New Roman"/>
-          <w:b/>
-          <w:color w:val="3DA6BB"/>
-          <w:sz w:val="24"/>
-          <w:szCs w:val="24"/>
-          <w:lang w:eastAsia="zh-CN"/>
-        </w:rPr>
-      </w:pPr>
-      <w:r>
-        <w:rPr>
-          <w:rFonts w:hint="eastAsia" w:ascii="Times New Roman" w:hAnsi="Times New Roman" w:eastAsia="微软雅黑" w:cs="Times New Roman"/>
-          <w:b/>
-          <w:color w:val="3DA6BB"/>
-          <w:sz w:val="24"/>
-          <w:szCs w:val="24"/>
-          <w:lang w:eastAsia="zh-CN"/>
-        </w:rPr>
-        <w:t>{% endif %}{%if tdd.clinicalTrialInformationStr!= [] %}</w:t>
-      </w:r>
-    </w:p>
-    <w:p>
-      <w:pPr>
-        <w:keepNext/>
-        <w:keepLines w:val="0"/>
-        <w:pageBreakBefore w:val="0"/>
-        <w:widowControl w:val="0"/>
-        <w:kinsoku/>
-        <w:wordWrap/>
-        <w:overflowPunct/>
-        <w:topLinePunct w:val="0"/>
-        <w:autoSpaceDE/>
-        <w:autoSpaceDN/>
-        <w:bidi w:val="0"/>
-        <w:adjustRightInd/>
-        <w:snapToGrid/>
-        <w:spacing w:before="26"/>
-        <w:textAlignment w:val="auto"/>
-        <w:rPr>
-          <w:rFonts w:hint="eastAsia" w:ascii="Times New Roman" w:hAnsi="Times New Roman" w:eastAsia="微软雅黑" w:cs="Times New Roman"/>
-          <w:b/>
-          <w:color w:val="3DA6BB"/>
-          <w:sz w:val="24"/>
-          <w:lang w:eastAsia="zh-CN"/>
-        </w:rPr>
-      </w:pPr>
-      <w:r>
-        <w:rPr>
-          <w:rFonts w:hint="eastAsia" w:ascii="Times New Roman" w:hAnsi="Times New Roman" w:eastAsia="微软雅黑" w:cs="Times New Roman"/>
-          <w:b/>
-          <w:color w:val="3DA6BB"/>
-          <w:sz w:val="24"/>
-          <w:lang w:eastAsia="zh-CN"/>
-        </w:rPr>
-        <w:t>临床试验信息</w:t>
-      </w:r>
-    </w:p>
-    <w:tbl>
-      <w:tblPr>
-        <w:tblStyle w:val="16"/>
-        <w:tblpPr w:leftFromText="180" w:rightFromText="180" w:vertAnchor="text" w:tblpXSpec="center" w:tblpY="1"/>
-        <w:tblOverlap w:val="never"/>
-        <w:tblW w:w="9870" w:type="dxa"/>
-        <w:jc w:val="center"/>
-        <w:tblBorders>
-          <w:top w:val="single" w:color="BEBEBE" w:sz="4" w:space="0"/>
-          <w:left w:val="single" w:color="BEBEBE" w:sz="4" w:space="0"/>
-          <w:bottom w:val="single" w:color="BEBEBE" w:sz="4" w:space="0"/>
-          <w:right w:val="single" w:color="BEBEBE" w:sz="4" w:space="0"/>
-          <w:insideH w:val="single" w:color="BEBEBE" w:sz="4" w:space="0"/>
-          <w:insideV w:val="single" w:color="BEBEBE" w:sz="4" w:space="0"/>
-        </w:tblBorders>
-        <w:tblLayout w:type="fixed"/>
-        <w:tblCellMar>
-          <w:top w:w="0" w:type="dxa"/>
-          <w:left w:w="108" w:type="dxa"/>
-          <w:bottom w:w="0" w:type="dxa"/>
-          <w:right w:w="108" w:type="dxa"/>
-        </w:tblCellMar>
-      </w:tblPr>
-      <w:tblGrid>
-        <w:gridCol w:w="1645"/>
-        <w:gridCol w:w="3884"/>
-        <w:gridCol w:w="1246"/>
-        <w:gridCol w:w="1035"/>
-        <w:gridCol w:w="1204"/>
-        <w:gridCol w:w="856"/>
-      </w:tblGrid>
-      <w:tr>
-        <w:tblPrEx>
-          <w:tblBorders>
-            <w:top w:val="single" w:color="BEBEBE" w:sz="4" w:space="0"/>
-            <w:left w:val="single" w:color="BEBEBE" w:sz="4" w:space="0"/>
-            <w:bottom w:val="single" w:color="BEBEBE" w:sz="4" w:space="0"/>
-            <w:right w:val="single" w:color="BEBEBE" w:sz="4" w:space="0"/>
-            <w:insideH w:val="single" w:color="BEBEBE" w:sz="4" w:space="0"/>
-            <w:insideV w:val="single" w:color="BEBEBE" w:sz="4" w:space="0"/>
-          </w:tblBorders>
-          <w:tblCellMar>
-            <w:top w:w="0" w:type="dxa"/>
-            <w:left w:w="108" w:type="dxa"/>
-            <w:bottom w:w="0" w:type="dxa"/>
-            <w:right w:w="108" w:type="dxa"/>
-          </w:tblCellMar>
-        </w:tblPrEx>
-        <w:trPr>
-          <w:trHeight w:val="420" w:hRule="atLeast"/>
-          <w:jc w:val="center"/>
-        </w:trPr>
-        <w:tc>
-          <w:tcPr>
-            <w:tcW w:w="1645" w:type="dxa"/>
-            <w:tcBorders>
-              <w:tl2br w:val="nil"/>
-              <w:tr2bl w:val="nil"/>
-            </w:tcBorders>
-            <w:shd w:val="clear" w:color="auto" w:fill="DDDDDD"/>
-            <w:vAlign w:val="center"/>
-          </w:tcPr>
-          <w:p>
-            <w:pPr>
-              <w:keepNext/>
-              <w:spacing w:before="26"/>
-              <w:jc w:val="center"/>
-              <w:rPr>
-                <w:rFonts w:ascii="Times New Roman" w:hAnsi="Times New Roman" w:eastAsia="微软雅黑" w:cs="Times New Roman"/>
-                <w:b/>
-                <w:color w:val="3DA6BB"/>
-                <w:sz w:val="18"/>
-                <w:szCs w:val="18"/>
-                <w:lang w:eastAsia="zh-CN"/>
-              </w:rPr>
-            </w:pPr>
-            <w:r>
-              <w:rPr>
-                <w:rFonts w:ascii="Times New Roman" w:hAnsi="Times New Roman" w:eastAsia="微软雅黑" w:cs="Times New Roman"/>
-                <w:b/>
-                <w:color w:val="3DA6BB"/>
-                <w:sz w:val="18"/>
-                <w:szCs w:val="18"/>
-                <w:lang w:eastAsia="zh-CN"/>
-              </w:rPr>
-              <w:t>ID</w:t>
-            </w:r>
-          </w:p>
-        </w:tc>
-        <w:tc>
-          <w:tcPr>
-            <w:tcW w:w="3884" w:type="dxa"/>
-            <w:tcBorders>
-              <w:tl2br w:val="nil"/>
-              <w:tr2bl w:val="nil"/>
-            </w:tcBorders>
-            <w:shd w:val="clear" w:color="auto" w:fill="DDDDDD"/>
-            <w:vAlign w:val="center"/>
-          </w:tcPr>
-          <w:p>
-            <w:pPr>
-              <w:keepNext/>
-              <w:spacing w:before="26"/>
-              <w:jc w:val="center"/>
-              <w:rPr>
-                <w:rFonts w:ascii="Times New Roman" w:hAnsi="Times New Roman" w:eastAsia="微软雅黑" w:cs="Times New Roman"/>
-                <w:b/>
-                <w:color w:val="3DA6BB"/>
-                <w:sz w:val="18"/>
-                <w:szCs w:val="18"/>
-                <w:lang w:eastAsia="zh-CN"/>
-              </w:rPr>
-            </w:pPr>
-            <w:r>
-              <w:rPr>
-                <w:rFonts w:ascii="Times New Roman" w:hAnsi="Times New Roman" w:eastAsia="微软雅黑" w:cs="Times New Roman"/>
-                <w:b/>
-                <w:color w:val="3DA6BB"/>
-                <w:sz w:val="18"/>
-                <w:szCs w:val="18"/>
-                <w:lang w:eastAsia="zh-CN"/>
-              </w:rPr>
-              <w:t>临床试验名称</w:t>
-            </w:r>
-          </w:p>
-        </w:tc>
-        <w:tc>
-          <w:tcPr>
-            <w:tcW w:w="1246" w:type="dxa"/>
-            <w:tcBorders>
-              <w:tl2br w:val="nil"/>
-              <w:tr2bl w:val="nil"/>
-            </w:tcBorders>
-            <w:shd w:val="clear" w:color="auto" w:fill="DDDDDD"/>
-            <w:vAlign w:val="center"/>
-          </w:tcPr>
-          <w:p>
-            <w:pPr>
-              <w:keepNext/>
-              <w:spacing w:before="26"/>
-              <w:jc w:val="center"/>
-              <w:rPr>
-                <w:rFonts w:ascii="Times New Roman" w:hAnsi="Times New Roman" w:eastAsia="微软雅黑" w:cs="Times New Roman"/>
-                <w:b/>
-                <w:color w:val="3DA6BB"/>
-                <w:sz w:val="18"/>
-                <w:szCs w:val="18"/>
-                <w:lang w:eastAsia="zh-CN"/>
-              </w:rPr>
-            </w:pPr>
-            <w:r>
-              <w:rPr>
-                <w:rFonts w:ascii="Times New Roman" w:hAnsi="Times New Roman" w:eastAsia="微软雅黑" w:cs="Times New Roman"/>
-                <w:b/>
-                <w:color w:val="3DA6BB"/>
-                <w:sz w:val="18"/>
-                <w:szCs w:val="18"/>
-                <w:lang w:eastAsia="zh-CN"/>
-              </w:rPr>
-              <w:t>肿瘤类型</w:t>
-            </w:r>
-          </w:p>
-        </w:tc>
-        <w:tc>
-          <w:tcPr>
-            <w:tcW w:w="1035" w:type="dxa"/>
-            <w:tcBorders>
-              <w:tl2br w:val="nil"/>
-              <w:tr2bl w:val="nil"/>
-            </w:tcBorders>
-            <w:shd w:val="clear" w:color="auto" w:fill="DDDDDD"/>
-            <w:vAlign w:val="center"/>
-          </w:tcPr>
-          <w:p>
-            <w:pPr>
-              <w:keepNext/>
-              <w:spacing w:before="26"/>
-              <w:jc w:val="center"/>
-              <w:rPr>
-                <w:rFonts w:ascii="Times New Roman" w:hAnsi="Times New Roman" w:eastAsia="微软雅黑" w:cs="Times New Roman"/>
-                <w:b/>
-                <w:color w:val="3DA6BB"/>
-                <w:sz w:val="18"/>
-                <w:szCs w:val="18"/>
-                <w:lang w:eastAsia="zh-CN"/>
-              </w:rPr>
-            </w:pPr>
-            <w:r>
-              <w:rPr>
-                <w:rFonts w:ascii="Times New Roman" w:hAnsi="Times New Roman" w:eastAsia="微软雅黑" w:cs="Times New Roman"/>
-                <w:b/>
-                <w:color w:val="3DA6BB"/>
-                <w:sz w:val="18"/>
-                <w:szCs w:val="18"/>
-                <w:lang w:eastAsia="zh-CN"/>
-              </w:rPr>
-              <w:t>阶段</w:t>
-            </w:r>
-          </w:p>
-        </w:tc>
-        <w:tc>
-          <w:tcPr>
-            <w:tcW w:w="1204" w:type="dxa"/>
-            <w:tcBorders>
-              <w:tl2br w:val="nil"/>
-              <w:tr2bl w:val="nil"/>
-            </w:tcBorders>
-            <w:shd w:val="clear" w:color="auto" w:fill="DDDDDD"/>
-            <w:vAlign w:val="center"/>
-          </w:tcPr>
-          <w:p>
-            <w:pPr>
-              <w:keepNext/>
-              <w:spacing w:before="26"/>
-              <w:jc w:val="center"/>
-              <w:rPr>
-                <w:rFonts w:ascii="Times New Roman" w:hAnsi="Times New Roman" w:eastAsia="微软雅黑" w:cs="Times New Roman"/>
-                <w:b/>
-                <w:color w:val="3DA6BB"/>
-                <w:sz w:val="18"/>
-                <w:szCs w:val="18"/>
-                <w:lang w:eastAsia="zh-CN"/>
-              </w:rPr>
-            </w:pPr>
-            <w:r>
-              <w:rPr>
-                <w:rFonts w:ascii="Times New Roman" w:hAnsi="Times New Roman" w:eastAsia="微软雅黑" w:cs="Times New Roman"/>
-                <w:b/>
-                <w:color w:val="3DA6BB"/>
-                <w:sz w:val="18"/>
-                <w:szCs w:val="18"/>
-                <w:lang w:eastAsia="zh-CN"/>
-              </w:rPr>
-              <w:t>药物</w:t>
-            </w:r>
-          </w:p>
-        </w:tc>
-        <w:tc>
-          <w:tcPr>
-            <w:tcW w:w="856" w:type="dxa"/>
-            <w:tcBorders>
-              <w:tl2br w:val="nil"/>
-              <w:tr2bl w:val="nil"/>
-            </w:tcBorders>
-            <w:shd w:val="clear" w:color="auto" w:fill="DDDDDD"/>
-            <w:vAlign w:val="center"/>
-          </w:tcPr>
-          <w:p>
-            <w:pPr>
-              <w:keepNext/>
-              <w:spacing w:before="26"/>
-              <w:jc w:val="center"/>
-              <w:rPr>
-                <w:rFonts w:ascii="Times New Roman" w:hAnsi="Times New Roman" w:eastAsia="微软雅黑" w:cs="Times New Roman"/>
-                <w:b/>
-                <w:color w:val="3DA6BB"/>
-                <w:sz w:val="18"/>
-                <w:szCs w:val="18"/>
-                <w:lang w:eastAsia="zh-CN"/>
-              </w:rPr>
-            </w:pPr>
-            <w:r>
-              <w:rPr>
-                <w:rFonts w:ascii="Times New Roman" w:hAnsi="Times New Roman" w:eastAsia="微软雅黑" w:cs="Times New Roman"/>
-                <w:b/>
-                <w:color w:val="3DA6BB"/>
-                <w:sz w:val="18"/>
-                <w:szCs w:val="18"/>
-                <w:lang w:eastAsia="zh-CN"/>
-              </w:rPr>
-              <w:t>地点</w:t>
-            </w:r>
-          </w:p>
-        </w:tc>
-      </w:tr>
-      <w:tr>
-        <w:tblPrEx>
-          <w:tblBorders>
-            <w:top w:val="single" w:color="BEBEBE" w:sz="4" w:space="0"/>
-            <w:left w:val="single" w:color="BEBEBE" w:sz="4" w:space="0"/>
-            <w:bottom w:val="single" w:color="BEBEBE" w:sz="4" w:space="0"/>
-            <w:right w:val="single" w:color="BEBEBE" w:sz="4" w:space="0"/>
-            <w:insideH w:val="single" w:color="BEBEBE" w:sz="4" w:space="0"/>
-            <w:insideV w:val="single" w:color="BEBEBE" w:sz="4" w:space="0"/>
-          </w:tblBorders>
-          <w:tblCellMar>
-            <w:top w:w="0" w:type="dxa"/>
-            <w:left w:w="108" w:type="dxa"/>
-            <w:bottom w:w="0" w:type="dxa"/>
-            <w:right w:w="108" w:type="dxa"/>
-          </w:tblCellMar>
-        </w:tblPrEx>
-        <w:trPr>
-          <w:jc w:val="center"/>
-        </w:trPr>
-        <w:tc>
-          <w:tcPr>
-            <w:tcW w:w="9870" w:type="dxa"/>
-            <w:gridSpan w:val="6"/>
-            <w:tcBorders>
-              <w:tl2br w:val="nil"/>
-              <w:tr2bl w:val="nil"/>
-            </w:tcBorders>
-            <w:vAlign w:val="center"/>
-          </w:tcPr>
-          <w:p>
-            <w:pPr>
-              <w:keepNext/>
-              <w:spacing w:before="26"/>
-              <w:jc w:val="center"/>
-              <w:rPr>
-                <w:rFonts w:ascii="Times New Roman" w:hAnsi="Times New Roman" w:eastAsia="微软雅黑" w:cs="Times New Roman"/>
-                <w:bCs/>
-                <w:sz w:val="18"/>
-                <w:szCs w:val="18"/>
-                <w:lang w:eastAsia="zh-CN"/>
-              </w:rPr>
-            </w:pPr>
-            <w:r>
-              <w:rPr>
-                <w:rFonts w:hint="eastAsia" w:ascii="Times New Roman" w:hAnsi="Times New Roman" w:eastAsia="微软雅黑" w:cs="Times New Roman"/>
-                <w:b/>
-                <w:sz w:val="18"/>
-                <w:szCs w:val="18"/>
-                <w:lang w:eastAsia="zh-CN"/>
-              </w:rPr>
-              <w:t>{%tr for cti in tdd.clinicalTrialInformationStr %}</w:t>
-            </w:r>
-          </w:p>
-        </w:tc>
-      </w:tr>
-      <w:tr>
-        <w:tblPrEx>
-          <w:tblBorders>
-            <w:top w:val="single" w:color="BEBEBE" w:sz="4" w:space="0"/>
-            <w:left w:val="single" w:color="BEBEBE" w:sz="4" w:space="0"/>
-            <w:bottom w:val="single" w:color="BEBEBE" w:sz="4" w:space="0"/>
-            <w:right w:val="single" w:color="BEBEBE" w:sz="4" w:space="0"/>
-            <w:insideH w:val="single" w:color="BEBEBE" w:sz="4" w:space="0"/>
-            <w:insideV w:val="single" w:color="BEBEBE" w:sz="4" w:space="0"/>
-          </w:tblBorders>
-          <w:tblCellMar>
-            <w:top w:w="0" w:type="dxa"/>
-            <w:left w:w="108" w:type="dxa"/>
-            <w:bottom w:w="0" w:type="dxa"/>
-            <w:right w:w="108" w:type="dxa"/>
-          </w:tblCellMar>
-        </w:tblPrEx>
-        <w:trPr>
-          <w:jc w:val="center"/>
-        </w:trPr>
-        <w:tc>
-          <w:tcPr>
-            <w:tcW w:w="1645" w:type="dxa"/>
-            <w:tcBorders>
-              <w:tl2br w:val="nil"/>
-              <w:tr2bl w:val="nil"/>
-            </w:tcBorders>
-            <w:vAlign w:val="center"/>
-          </w:tcPr>
-          <w:p>
-            <w:pPr>
-              <w:keepNext/>
-              <w:spacing w:before="26"/>
-              <w:jc w:val="center"/>
-              <w:rPr>
-                <w:rFonts w:ascii="Times New Roman" w:hAnsi="Times New Roman" w:eastAsia="微软雅黑" w:cs="Times New Roman"/>
-                <w:bCs/>
-                <w:sz w:val="18"/>
-                <w:szCs w:val="18"/>
-                <w:lang w:eastAsia="zh-CN"/>
-              </w:rPr>
-            </w:pPr>
-            <w:r>
-              <w:rPr>
-                <w:rFonts w:hint="eastAsia" w:ascii="Times New Roman" w:hAnsi="Times New Roman" w:eastAsia="微软雅黑" w:cs="Times New Roman"/>
-                <w:bCs/>
-                <w:sz w:val="18"/>
-                <w:szCs w:val="18"/>
-                <w:lang w:eastAsia="zh-CN"/>
-              </w:rPr>
-              <w:t>{{ cti.clinical_trial_id }}</w:t>
-            </w:r>
-          </w:p>
-        </w:tc>
-        <w:tc>
-          <w:tcPr>
-            <w:tcW w:w="3884" w:type="dxa"/>
-            <w:tcBorders>
-              <w:tl2br w:val="nil"/>
-              <w:tr2bl w:val="nil"/>
-            </w:tcBorders>
-            <w:vAlign w:val="center"/>
-          </w:tcPr>
-          <w:p>
-            <w:pPr>
-              <w:keepNext/>
-              <w:jc w:val="center"/>
-              <w:rPr>
-                <w:rFonts w:ascii="Times New Roman" w:hAnsi="Times New Roman" w:eastAsia="微软雅黑" w:cs="Times New Roman"/>
-                <w:bCs/>
-                <w:sz w:val="18"/>
-                <w:szCs w:val="18"/>
-                <w:lang w:eastAsia="zh-CN"/>
-              </w:rPr>
-            </w:pPr>
-            <w:r>
-              <w:rPr>
-                <w:rFonts w:hint="eastAsia" w:ascii="Times New Roman" w:hAnsi="Times New Roman" w:eastAsia="微软雅黑" w:cs="Times New Roman"/>
-                <w:bCs/>
-                <w:sz w:val="18"/>
-                <w:szCs w:val="18"/>
-                <w:lang w:eastAsia="zh-CN"/>
-              </w:rPr>
-              <w:t>{{ cti.title_chinese }}</w:t>
-            </w:r>
-          </w:p>
-        </w:tc>
-        <w:tc>
-          <w:tcPr>
-            <w:tcW w:w="1246" w:type="dxa"/>
-            <w:tcBorders>
-              <w:tl2br w:val="nil"/>
-              <w:tr2bl w:val="nil"/>
-            </w:tcBorders>
-            <w:vAlign w:val="center"/>
-          </w:tcPr>
-          <w:p>
-            <w:pPr>
-              <w:keepNext/>
-              <w:spacing w:before="26"/>
-              <w:jc w:val="center"/>
-              <w:rPr>
-                <w:rFonts w:ascii="Times New Roman" w:hAnsi="Times New Roman" w:eastAsia="微软雅黑" w:cs="Times New Roman"/>
-                <w:bCs/>
-                <w:sz w:val="18"/>
-                <w:szCs w:val="18"/>
-                <w:lang w:eastAsia="zh-CN"/>
-              </w:rPr>
-            </w:pPr>
-            <w:r>
-              <w:rPr>
-                <w:rFonts w:hint="eastAsia" w:ascii="Times New Roman" w:hAnsi="Times New Roman" w:eastAsia="微软雅黑" w:cs="Times New Roman"/>
-                <w:bCs/>
-                <w:sz w:val="18"/>
-                <w:szCs w:val="18"/>
-                <w:lang w:eastAsia="zh-CN"/>
-              </w:rPr>
-              <w:t>{{ cti.condition_chinese }}</w:t>
-            </w:r>
-          </w:p>
-        </w:tc>
-        <w:tc>
-          <w:tcPr>
-            <w:tcW w:w="1035" w:type="dxa"/>
-            <w:tcBorders>
-              <w:tl2br w:val="nil"/>
-              <w:tr2bl w:val="nil"/>
-            </w:tcBorders>
-            <w:vAlign w:val="center"/>
-          </w:tcPr>
-          <w:p>
-            <w:pPr>
-              <w:keepNext/>
-              <w:spacing w:before="26"/>
-              <w:jc w:val="center"/>
-              <w:rPr>
-                <w:rFonts w:ascii="Times New Roman" w:hAnsi="Times New Roman" w:eastAsia="微软雅黑" w:cs="Times New Roman"/>
-                <w:bCs/>
-                <w:sz w:val="18"/>
-                <w:szCs w:val="18"/>
-                <w:lang w:eastAsia="zh-CN"/>
-              </w:rPr>
-            </w:pPr>
-            <w:r>
-              <w:rPr>
-                <w:rFonts w:hint="eastAsia" w:ascii="Times New Roman" w:hAnsi="Times New Roman" w:eastAsia="微软雅黑" w:cs="Times New Roman"/>
-                <w:bCs/>
-                <w:sz w:val="18"/>
-                <w:szCs w:val="18"/>
-                <w:lang w:eastAsia="zh-CN"/>
-              </w:rPr>
-              <w:t>{{ cti.phase }}</w:t>
-            </w:r>
-          </w:p>
-        </w:tc>
-        <w:tc>
-          <w:tcPr>
-            <w:tcW w:w="1204" w:type="dxa"/>
-            <w:tcBorders>
-              <w:tl2br w:val="nil"/>
-              <w:tr2bl w:val="nil"/>
-            </w:tcBorders>
-            <w:vAlign w:val="center"/>
-          </w:tcPr>
-          <w:p>
-            <w:pPr>
-              <w:spacing w:before="1" w:line="249" w:lineRule="auto"/>
-              <w:ind w:right="131"/>
-              <w:jc w:val="center"/>
-              <w:rPr>
-                <w:rFonts w:ascii="Times New Roman" w:hAnsi="Times New Roman" w:eastAsia="微软雅黑" w:cs="Times New Roman"/>
-                <w:sz w:val="18"/>
-                <w:szCs w:val="18"/>
-                <w:lang w:eastAsia="zh-CN"/>
-              </w:rPr>
-            </w:pPr>
-            <w:r>
-              <w:rPr>
-                <w:rFonts w:hint="eastAsia" w:ascii="Times New Roman" w:hAnsi="Times New Roman" w:eastAsia="微软雅黑" w:cs="Times New Roman"/>
-                <w:sz w:val="18"/>
-                <w:szCs w:val="18"/>
-                <w:lang w:eastAsia="zh-CN"/>
-              </w:rPr>
-              <w:t xml:space="preserve">{% for d in </w:t>
-            </w:r>
-            <w:r>
-              <w:rPr>
-                <w:rFonts w:hint="eastAsia" w:ascii="Times New Roman" w:hAnsi="Times New Roman" w:eastAsia="微软雅黑" w:cs="Times New Roman"/>
-                <w:bCs/>
-                <w:sz w:val="18"/>
-                <w:szCs w:val="18"/>
-                <w:lang w:eastAsia="zh-CN"/>
-              </w:rPr>
-              <w:t>cti.drug_name_chinese</w:t>
-            </w:r>
-            <w:r>
-              <w:rPr>
-                <w:rFonts w:hint="eastAsia" w:ascii="Times New Roman" w:hAnsi="Times New Roman" w:eastAsia="微软雅黑" w:cs="Times New Roman"/>
-                <w:sz w:val="18"/>
-                <w:szCs w:val="18"/>
-                <w:lang w:eastAsia="zh-CN"/>
-              </w:rPr>
-              <w:t xml:space="preserve"> %}{%if loop.last%}{{ d.name }}{%else%}{{ d.name }}</w:t>
-            </w:r>
-          </w:p>
-          <w:p>
-            <w:pPr>
-              <w:keepNext/>
-              <w:jc w:val="center"/>
-              <w:rPr>
-                <w:rFonts w:ascii="Times New Roman" w:hAnsi="Times New Roman" w:eastAsia="微软雅黑" w:cs="Times New Roman"/>
                 <w:bCs/>
                 <w:sz w:val="18"/>
                 <w:szCs w:val="18"/>
@@ -38300,8 +38127,8 @@
         </w:rPr>
       </w:pPr>
       <w:bookmarkStart w:id="121" w:name="_Toc14255_WPSOffice_Level1"/>
-      <w:bookmarkStart w:id="122" w:name="_Toc106294406"/>
-      <w:bookmarkStart w:id="123" w:name="_Toc4168"/>
+      <w:bookmarkStart w:id="122" w:name="_Toc4168"/>
+      <w:bookmarkStart w:id="123" w:name="_Toc106294406"/>
       <w:bookmarkStart w:id="124" w:name="_Toc27075"/>
       <w:bookmarkStart w:id="125" w:name="_Toc28182"/>
       <w:bookmarkStart w:id="126" w:name="_Toc31490"/>
@@ -40650,24 +40477,24 @@
           <w:lang w:eastAsia="zh-CN"/>
         </w:rPr>
       </w:pPr>
-      <w:bookmarkStart w:id="129" w:name="_Toc149837270"/>
-      <w:bookmarkStart w:id="130" w:name="_Toc7179"/>
-      <w:bookmarkStart w:id="131" w:name="_Toc7597"/>
-      <w:bookmarkStart w:id="132" w:name="_Toc30950"/>
-      <w:bookmarkStart w:id="133" w:name="_Toc17216"/>
-      <w:bookmarkStart w:id="134" w:name="_Toc11446"/>
-      <w:bookmarkStart w:id="135" w:name="_Toc106294408"/>
+      <w:bookmarkStart w:id="129" w:name="_Toc11446"/>
+      <w:bookmarkStart w:id="130" w:name="_Toc149837270"/>
+      <w:bookmarkStart w:id="131" w:name="_Toc17216"/>
+      <w:bookmarkStart w:id="132" w:name="_Toc106294408"/>
+      <w:bookmarkStart w:id="133" w:name="_Toc7597"/>
+      <w:bookmarkStart w:id="134" w:name="_Toc7179"/>
+      <w:bookmarkStart w:id="135" w:name="_Toc30950"/>
       <w:bookmarkStart w:id="136" w:name="_Toc3454"/>
-      <w:bookmarkStart w:id="137" w:name="_Toc27809"/>
-      <w:bookmarkStart w:id="138" w:name="_Toc4503"/>
-      <w:bookmarkStart w:id="139" w:name="_Toc11901"/>
-      <w:bookmarkStart w:id="140" w:name="_Toc106294410"/>
-      <w:bookmarkStart w:id="141" w:name="_Toc14611_WPSOffice_Level1"/>
-      <w:bookmarkStart w:id="142" w:name="_Toc22623"/>
-      <w:bookmarkStart w:id="143" w:name="_Toc22162_WPSOffice_Level1"/>
-      <w:bookmarkStart w:id="144" w:name="_Toc19584_WPSOffice_Level1"/>
-      <w:bookmarkStart w:id="145" w:name="_Toc17792_WPSOffice_Level2"/>
-      <w:bookmarkStart w:id="146" w:name="_Toc13275"/>
+      <w:bookmarkStart w:id="137" w:name="_Toc106294410"/>
+      <w:bookmarkStart w:id="138" w:name="_Toc11901"/>
+      <w:bookmarkStart w:id="139" w:name="_Toc27809"/>
+      <w:bookmarkStart w:id="140" w:name="_Toc4503"/>
+      <w:bookmarkStart w:id="141" w:name="_Toc22623"/>
+      <w:bookmarkStart w:id="142" w:name="_Toc14611_WPSOffice_Level1"/>
+      <w:bookmarkStart w:id="143" w:name="_Toc17792_WPSOffice_Level2"/>
+      <w:bookmarkStart w:id="144" w:name="_Toc13275"/>
+      <w:bookmarkStart w:id="145" w:name="_Toc22162_WPSOffice_Level1"/>
+      <w:bookmarkStart w:id="146" w:name="_Toc19584_WPSOffice_Level1"/>
       <w:r>
         <w:rPr>
           <w:rFonts w:hint="eastAsia" w:ascii="Times New Roman" w:hAnsi="Times New Roman"/>
@@ -45151,7 +44978,7 @@
           <w:rFonts w:hint="eastAsia"/>
         </w:rPr>
         <w:drawing>
-          <wp:anchor distT="0" distB="0" distL="114300" distR="114300" simplePos="0" relativeHeight="251666432" behindDoc="0" locked="0" layoutInCell="1" allowOverlap="1">
+          <wp:anchor distT="0" distB="0" distL="114300" distR="114300" simplePos="0" relativeHeight="251661312" behindDoc="0" locked="0" layoutInCell="1" allowOverlap="1">
             <wp:simplePos x="0" y="0"/>
             <wp:positionH relativeFrom="column">
               <wp:posOffset>-639445</wp:posOffset>
@@ -45172,7 +44999,7 @@
                     <pic:cNvPicPr/>
                   </pic:nvPicPr>
                   <pic:blipFill>
-                    <a:blip r:embed="rId16"/>
+                    <a:blip r:embed="rId15"/>
                     <a:stretch>
                       <a:fillRect/>
                     </a:stretch>
@@ -47200,7 +47027,7 @@
     </w:pPr>
     <w:rPr>
       <w:rFonts w:ascii="Times New Roman" w:hAnsi="Times New Roman" w:eastAsia="微软雅黑"/>
-      <w:color w:val="7F7F7F" w:themeColor="background1" w:themeShade="80"/>
+      <w:color w:val="808080" w:themeColor="background1" w:themeShade="80"/>
       <w:sz w:val="28"/>
       <w:szCs w:val="28"/>
     </w:rPr>
@@ -48009,7 +47836,6 @@
   <customSectProps>
     <customSectPr/>
     <customSectPr/>
-    <customSectPr/>
   </customSectProps>
   <customShpExts>
     <customShpInfo spid="_x0000_s1026" textRotate="1"/>

--- a/WebContent/docx/子宫内膜癌检测报告-阿克曼.docx
+++ b/WebContent/docx/子宫内膜癌检测报告-阿克曼.docx
@@ -1663,6 +1663,8 @@
         </w:rPr>
         <w:t>微卫星不稳定（MSI）检测结果</w:t>
       </w:r>
+      <w:bookmarkStart w:id="153" w:name="_GoBack"/>
+      <w:bookmarkEnd w:id="153"/>
       <w:r>
         <w:rPr>
           <w:rFonts w:hint="eastAsia" w:ascii="Times New Roman" w:hAnsi="Times New Roman" w:eastAsia="微软雅黑" w:cs="Times New Roman"/>
@@ -3756,15 +3758,15 @@
         </w:rPr>
       </w:pPr>
       <w:bookmarkStart w:id="2" w:name="_Toc13806"/>
-      <w:bookmarkStart w:id="3" w:name="_Toc30143_WPSOffice_Level1"/>
+      <w:bookmarkStart w:id="3" w:name="_Toc21009_WPSOffice_Level1"/>
       <w:bookmarkStart w:id="4" w:name="_Toc24397"/>
-      <w:bookmarkStart w:id="5" w:name="_Toc27500"/>
-      <w:bookmarkStart w:id="6" w:name="_Toc24178_WPSOffice_Level1"/>
-      <w:bookmarkStart w:id="7" w:name="_Toc21009_WPSOffice_Level1"/>
-      <w:bookmarkStart w:id="8" w:name="_Toc106294392"/>
-      <w:bookmarkStart w:id="9" w:name="_Toc8154"/>
-      <w:bookmarkStart w:id="10" w:name="_Toc32054"/>
-      <w:bookmarkStart w:id="11" w:name="_Toc21669"/>
+      <w:bookmarkStart w:id="5" w:name="_Toc8154"/>
+      <w:bookmarkStart w:id="6" w:name="_Toc30143_WPSOffice_Level1"/>
+      <w:bookmarkStart w:id="7" w:name="_Toc106294392"/>
+      <w:bookmarkStart w:id="8" w:name="_Toc32054"/>
+      <w:bookmarkStart w:id="9" w:name="_Toc21669"/>
+      <w:bookmarkStart w:id="10" w:name="_Toc24178_WPSOffice_Level1"/>
+      <w:bookmarkStart w:id="11" w:name="_Toc27500"/>
       <w:r>
         <w:rPr>
           <w:rFonts w:ascii="Times New Roman" w:hAnsi="Times New Roman"/>
@@ -4627,15 +4629,15 @@
           </w14:shadow>
         </w:rPr>
       </w:pPr>
-      <w:bookmarkStart w:id="12" w:name="_Toc18062_WPSOffice_Level1"/>
-      <w:bookmarkStart w:id="13" w:name="_Toc11465"/>
-      <w:bookmarkStart w:id="14" w:name="_Toc10518"/>
-      <w:bookmarkStart w:id="15" w:name="_Toc17451"/>
-      <w:bookmarkStart w:id="16" w:name="_Toc9347"/>
-      <w:bookmarkStart w:id="17" w:name="_Toc11015_WPSOffice_Level1"/>
-      <w:bookmarkStart w:id="18" w:name="_Toc106294393"/>
-      <w:bookmarkStart w:id="19" w:name="_Toc7021_WPSOffice_Level1"/>
-      <w:bookmarkStart w:id="20" w:name="_Toc19594"/>
+      <w:bookmarkStart w:id="12" w:name="_Toc17451"/>
+      <w:bookmarkStart w:id="13" w:name="_Toc106294393"/>
+      <w:bookmarkStart w:id="14" w:name="_Toc9347"/>
+      <w:bookmarkStart w:id="15" w:name="_Toc11015_WPSOffice_Level1"/>
+      <w:bookmarkStart w:id="16" w:name="_Toc7021_WPSOffice_Level1"/>
+      <w:bookmarkStart w:id="17" w:name="_Toc11465"/>
+      <w:bookmarkStart w:id="18" w:name="_Toc18062_WPSOffice_Level1"/>
+      <w:bookmarkStart w:id="19" w:name="_Toc19594"/>
+      <w:bookmarkStart w:id="20" w:name="_Toc10518"/>
       <w:bookmarkStart w:id="21" w:name="_Toc3823"/>
       <w:r>
         <w:rPr>
@@ -4869,13 +4871,13 @@
         </w:rPr>
       </w:pPr>
       <w:bookmarkStart w:id="23" w:name="_Toc23369_WPSOffice_Level1"/>
-      <w:bookmarkStart w:id="24" w:name="_Toc6221_WPSOffice_Level1"/>
-      <w:bookmarkStart w:id="25" w:name="_Toc3871"/>
-      <w:bookmarkStart w:id="26" w:name="_Toc4088"/>
-      <w:bookmarkStart w:id="27" w:name="_Toc18058"/>
-      <w:bookmarkStart w:id="28" w:name="_Toc106294395"/>
-      <w:bookmarkStart w:id="29" w:name="_Toc25920"/>
-      <w:bookmarkStart w:id="30" w:name="_Toc1410"/>
+      <w:bookmarkStart w:id="24" w:name="_Toc18058"/>
+      <w:bookmarkStart w:id="25" w:name="_Toc6221_WPSOffice_Level1"/>
+      <w:bookmarkStart w:id="26" w:name="_Toc25920"/>
+      <w:bookmarkStart w:id="27" w:name="_Toc1410"/>
+      <w:bookmarkStart w:id="28" w:name="_Toc3871"/>
+      <w:bookmarkStart w:id="29" w:name="_Toc106294395"/>
+      <w:bookmarkStart w:id="30" w:name="_Toc4088"/>
       <w:bookmarkStart w:id="31" w:name="_Toc5802"/>
       <w:r>
         <w:rPr>
@@ -4946,11 +4948,11 @@
           <w:lang w:eastAsia="zh-CN"/>
         </w:rPr>
       </w:pPr>
-      <w:bookmarkStart w:id="32" w:name="_Toc26045"/>
+      <w:bookmarkStart w:id="32" w:name="_Toc149837254"/>
       <w:bookmarkStart w:id="33" w:name="_Toc13550"/>
-      <w:bookmarkStart w:id="34" w:name="_Toc25729"/>
-      <w:bookmarkStart w:id="35" w:name="_Toc15649"/>
-      <w:bookmarkStart w:id="36" w:name="_Toc149837254"/>
+      <w:bookmarkStart w:id="34" w:name="_Toc15649"/>
+      <w:bookmarkStart w:id="35" w:name="_Toc25729"/>
+      <w:bookmarkStart w:id="36" w:name="_Toc26045"/>
       <w:r>
         <w:rPr>
           <w:rFonts w:hint="eastAsia" w:ascii="Times New Roman" w:hAnsi="Times New Roman"/>
@@ -11301,18 +11303,18 @@
         <mc:AlternateContent>
           <mc:Choice Requires="wpg">
             <w:drawing>
-              <wp:anchor distT="0" distB="0" distL="114300" distR="114300" simplePos="0" relativeHeight="251665408" behindDoc="0" locked="0" layoutInCell="1" allowOverlap="1">
+              <wp:anchor distT="0" distB="0" distL="114300" distR="114300" simplePos="0" relativeHeight="251661312" behindDoc="0" locked="0" layoutInCell="1" allowOverlap="1">
                 <wp:simplePos x="0" y="0"/>
                 <wp:positionH relativeFrom="column">
-                  <wp:posOffset>2775585</wp:posOffset>
+                  <wp:posOffset>2806700</wp:posOffset>
                 </wp:positionH>
                 <wp:positionV relativeFrom="paragraph">
-                  <wp:posOffset>80010</wp:posOffset>
+                  <wp:posOffset>33020</wp:posOffset>
                 </wp:positionV>
-                <wp:extent cx="2571115" cy="410210"/>
-                <wp:effectExtent l="0" t="0" r="4445" b="1270"/>
+                <wp:extent cx="2906395" cy="466090"/>
+                <wp:effectExtent l="0" t="0" r="8255" b="1270"/>
                 <wp:wrapNone/>
-                <wp:docPr id="35" name="组合 16"/>
+                <wp:docPr id="53" name="组合 6"/>
                 <wp:cNvGraphicFramePr/>
                 <a:graphic xmlns:a="http://schemas.openxmlformats.org/drawingml/2006/main">
                   <a:graphicData uri="http://schemas.microsoft.com/office/word/2010/wordprocessingGroup">
@@ -11320,15 +11322,15 @@
                       <wpg:cNvGrpSpPr/>
                       <wpg:grpSpPr>
                         <a:xfrm rot="0">
-                          <a:off x="3423285" y="4040505"/>
-                          <a:ext cx="2571115" cy="410210"/>
-                          <a:chOff x="17956" y="38313"/>
-                          <a:chExt cx="4049" cy="646"/>
+                          <a:off x="3454400" y="1047750"/>
+                          <a:ext cx="2906395" cy="466090"/>
+                          <a:chOff x="10964" y="4438"/>
+                          <a:chExt cx="4577" cy="734"/>
                         </a:xfrm>
                       </wpg:grpSpPr>
                       <pic:pic xmlns:pic="http://schemas.openxmlformats.org/drawingml/2006/picture">
                         <pic:nvPicPr>
-                          <pic:cNvPr id="12" name="图片 29" descr="IMG_256"/>
+                          <pic:cNvPr id="30" name="图片 30" descr="微信图片_20220215110121"/>
                           <pic:cNvPicPr>
                             <a:picLocks noChangeAspect="1"/>
                           </pic:cNvPicPr>
@@ -11337,17 +11339,18 @@
                           <a:blip r:embed="rId10">
                             <a:clrChange>
                               <a:clrFrom>
-                                <a:srgbClr val="FFFFFF">
+                                <a:srgbClr val="A09D98">
                                   <a:alpha val="100000"/>
                                 </a:srgbClr>
                               </a:clrFrom>
                               <a:clrTo>
-                                <a:srgbClr val="FFFFFF">
+                                <a:srgbClr val="A09D98">
                                   <a:alpha val="100000"/>
                                   <a:alpha val="0"/>
                                 </a:srgbClr>
                               </a:clrTo>
                             </a:clrChange>
+                            <a:biLevel thresh="50000"/>
                           </a:blip>
                           <a:stretch>
                             <a:fillRect/>
@@ -11355,40 +11358,51 @@
                         </pic:blipFill>
                         <pic:spPr>
                           <a:xfrm>
-                            <a:off x="21031" y="38313"/>
-                            <a:ext cx="975" cy="570"/>
+                            <a:off x="10964" y="4458"/>
+                            <a:ext cx="1234" cy="715"/>
+                          </a:xfrm>
+                          <a:prstGeom prst="rect">
+                            <a:avLst/>
+                          </a:prstGeom>
+                        </pic:spPr>
+                      </pic:pic>
+                      <pic:pic xmlns:pic="http://schemas.openxmlformats.org/drawingml/2006/picture">
+                        <pic:nvPicPr>
+                          <pic:cNvPr id="21" name="图片 34" descr="晓敏"/>
+                          <pic:cNvPicPr>
+                            <a:picLocks noChangeAspect="1"/>
+                          </pic:cNvPicPr>
+                        </pic:nvPicPr>
+                        <pic:blipFill>
+                          <a:blip r:embed="rId11">
+                            <a:clrChange>
+                              <a:clrFrom>
+                                <a:srgbClr val="949FA1"/>
+                              </a:clrFrom>
+                              <a:clrTo>
+                                <a:srgbClr val="949FA1">
+                                  <a:alpha val="0"/>
+                                </a:srgbClr>
+                              </a:clrTo>
+                            </a:clrChange>
+                          </a:blip>
+                          <a:srcRect l="34062" t="26445" r="34097" b="9325"/>
+                          <a:stretch>
+                            <a:fillRect/>
+                          </a:stretch>
+                        </pic:blipFill>
+                        <pic:spPr>
+                          <a:xfrm rot="16200000">
+                            <a:off x="14524" y="3981"/>
+                            <a:ext cx="560" cy="1475"/>
                           </a:xfrm>
                           <a:prstGeom prst="rect">
                             <a:avLst/>
                           </a:prstGeom>
                           <a:noFill/>
-                          <a:ln w="9525">
+                          <a:ln>
                             <a:noFill/>
                           </a:ln>
-                        </pic:spPr>
-                      </pic:pic>
-                      <pic:pic xmlns:pic="http://schemas.openxmlformats.org/drawingml/2006/picture">
-                        <pic:nvPicPr>
-                          <pic:cNvPr id="15" name="图片 15" descr="c9514d16fd70679bf0495aeebb03c72d_compress"/>
-                          <pic:cNvPicPr>
-                            <a:picLocks noChangeAspect="1"/>
-                          </pic:cNvPicPr>
-                        </pic:nvPicPr>
-                        <pic:blipFill>
-                          <a:blip r:embed="rId11"/>
-                          <a:srcRect l="21003" t="56913" r="27176" b="26386"/>
-                          <a:stretch>
-                            <a:fillRect/>
-                          </a:stretch>
-                        </pic:blipFill>
-                        <pic:spPr>
-                          <a:xfrm>
-                            <a:off x="17956" y="38485"/>
-                            <a:ext cx="1550" cy="475"/>
-                          </a:xfrm>
-                          <a:prstGeom prst="rect">
-                            <a:avLst/>
-                          </a:prstGeom>
                         </pic:spPr>
                       </pic:pic>
                     </wpg:wgp>
@@ -11399,18 +11413,18 @@
           </mc:Choice>
           <mc:Fallback>
             <w:pict>
-              <v:group id="组合 16" o:spid="_x0000_s1026" o:spt="203" style="position:absolute;left:0pt;margin-left:218.55pt;margin-top:6.3pt;height:32.3pt;width:202.45pt;z-index:251665408;mso-width-relative:page;mso-height-relative:page;" coordorigin="17956,38313" coordsize="4049,646" o:gfxdata="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">
+              <v:group id="组合 6" o:spid="_x0000_s1026" o:spt="203" style="position:absolute;left:0pt;margin-left:221pt;margin-top:2.6pt;height:36.7pt;width:228.85pt;z-index:251661312;mso-width-relative:page;mso-height-relative:page;" coordorigin="10964,4438" coordsize="4577,734" o:gfxdata="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">
                 <o:lock v:ext="edit" aspectratio="f"/>
-                <v:shape id="图片 29" o:spid="_x0000_s1026" o:spt="75" alt="IMG_256" type="#_x0000_t75" style="position:absolute;left:21031;top:38313;height:570;width:975;" filled="f" o:preferrelative="t" stroked="f" coordsize="21600,21600" o:gfxdata="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">
+                <v:shape id="_x0000_s1026" o:spid="_x0000_s1026" o:spt="75" alt="微信图片_20220215110121" type="#_x0000_t75" style="position:absolute;left:10964;top:4458;height:715;width:1234;" filled="f" o:preferrelative="t" stroked="f" coordsize="21600,21600" o:gfxdata="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">
                   <v:fill on="f" focussize="0,0"/>
                   <v:stroke on="f"/>
-                  <v:imagedata r:id="rId10" chromakey="#FFFFFF" o:title=""/>
+                  <v:imagedata r:id="rId10" grayscale="t" bilevel="t" chromakey="#A09D98" o:title=""/>
                   <o:lock v:ext="edit" aspectratio="t"/>
                 </v:shape>
-                <v:shape id="_x0000_s1026" o:spid="_x0000_s1026" o:spt="75" alt="c9514d16fd70679bf0495aeebb03c72d_compress" type="#_x0000_t75" style="position:absolute;left:17956;top:38485;height:475;width:1550;" filled="f" o:preferrelative="t" stroked="f" coordsize="21600,21600" o:gfxdata="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">
+                <v:shape id="图片 34" o:spid="_x0000_s1026" o:spt="75" alt="晓敏" type="#_x0000_t75" style="position:absolute;left:14524;top:3981;height:1475;width:560;rotation:-5898240f;" filled="f" o:preferrelative="t" stroked="f" coordsize="21600,21600" o:gfxdata="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">
                   <v:fill on="f" focussize="0,0"/>
                   <v:stroke on="f"/>
-                  <v:imagedata r:id="rId11" cropleft="13765f" croptop="37299f" cropright="17810f" cropbottom="17292f" o:title=""/>
+                  <v:imagedata r:id="rId11" cropleft="22323f" croptop="17331f" cropright="22346f" cropbottom="6111f" chromakey="#949FA1" o:title=""/>
                   <o:lock v:ext="edit" aspectratio="t"/>
                 </v:shape>
               </v:group>
@@ -11783,9 +11797,8 @@
     <w:p>
       <w:pPr>
         <w:rPr>
-          <w:rFonts w:hint="default"/>
           <w:sz w:val="24"/>
-          <w:lang w:val="en-US" w:eastAsia="zh-CN"/>
+          <w:lang w:eastAsia="zh-CN"/>
         </w:rPr>
       </w:pPr>
     </w:p>
@@ -11806,15 +11819,15 @@
               <wp:anchor distT="0" distB="0" distL="114300" distR="114300" simplePos="0" relativeHeight="251662336" behindDoc="0" locked="0" layoutInCell="1" allowOverlap="1">
                 <wp:simplePos x="0" y="0"/>
                 <wp:positionH relativeFrom="column">
-                  <wp:posOffset>2775585</wp:posOffset>
+                  <wp:posOffset>2767330</wp:posOffset>
                 </wp:positionH>
                 <wp:positionV relativeFrom="paragraph">
-                  <wp:posOffset>88900</wp:posOffset>
+                  <wp:posOffset>26035</wp:posOffset>
                 </wp:positionV>
-                <wp:extent cx="2675255" cy="361950"/>
-                <wp:effectExtent l="0" t="0" r="0" b="3810"/>
+                <wp:extent cx="2779395" cy="453390"/>
+                <wp:effectExtent l="0" t="0" r="1905" b="3810"/>
                 <wp:wrapNone/>
-                <wp:docPr id="37" name="组合 30"/>
+                <wp:docPr id="56" name="组合 1"/>
                 <wp:cNvGraphicFramePr/>
                 <a:graphic xmlns:a="http://schemas.openxmlformats.org/drawingml/2006/main">
                   <a:graphicData uri="http://schemas.microsoft.com/office/word/2010/wordprocessingGroup">
@@ -11822,39 +11835,54 @@
                       <wpg:cNvGrpSpPr/>
                       <wpg:grpSpPr>
                         <a:xfrm rot="0">
-                          <a:off x="3423285" y="5173345"/>
-                          <a:ext cx="2675255" cy="361950"/>
-                          <a:chOff x="17956" y="40098"/>
-                          <a:chExt cx="4213" cy="570"/>
+                          <a:off x="3415030" y="2164715"/>
+                          <a:ext cx="2779395" cy="453390"/>
+                          <a:chOff x="7101" y="6197"/>
+                          <a:chExt cx="4377" cy="714"/>
                         </a:xfrm>
                       </wpg:grpSpPr>
                       <pic:pic xmlns:pic="http://schemas.openxmlformats.org/drawingml/2006/picture">
                         <pic:nvPicPr>
-                          <pic:cNvPr id="5" name="图片 1" descr="24f613a0-66be-430b-9e80-270d3393fac5"/>
+                          <pic:cNvPr id="59" name="图片 34" descr="晓敏"/>
                           <pic:cNvPicPr>
                             <a:picLocks noChangeAspect="1"/>
                           </pic:cNvPicPr>
                         </pic:nvPicPr>
                         <pic:blipFill>
-                          <a:blip r:embed="rId12"/>
-                          <a:srcRect l="43292" t="26660" r="21693" b="24394"/>
+                          <a:blip r:embed="rId11">
+                            <a:clrChange>
+                              <a:clrFrom>
+                                <a:srgbClr val="949FA1"/>
+                              </a:clrFrom>
+                              <a:clrTo>
+                                <a:srgbClr val="949FA1">
+                                  <a:alpha val="0"/>
+                                </a:srgbClr>
+                              </a:clrTo>
+                            </a:clrChange>
+                          </a:blip>
+                          <a:srcRect l="34062" t="26445" r="34097" b="9325"/>
                           <a:stretch>
                             <a:fillRect/>
                           </a:stretch>
                         </pic:blipFill>
                         <pic:spPr>
                           <a:xfrm rot="16200000">
-                            <a:off x="18366" y="39740"/>
-                            <a:ext cx="506" cy="1327"/>
+                            <a:off x="7558" y="5850"/>
+                            <a:ext cx="560" cy="1475"/>
                           </a:xfrm>
                           <a:prstGeom prst="rect">
                             <a:avLst/>
                           </a:prstGeom>
+                          <a:noFill/>
+                          <a:ln>
+                            <a:noFill/>
+                          </a:ln>
                         </pic:spPr>
                       </pic:pic>
                       <pic:pic xmlns:pic="http://schemas.openxmlformats.org/drawingml/2006/picture">
                         <pic:nvPicPr>
-                          <pic:cNvPr id="29" name="图片 29" descr="IMG_256"/>
+                          <pic:cNvPr id="45" name="图片 45" descr="微信图片_20220215110121"/>
                           <pic:cNvPicPr>
                             <a:picLocks noChangeAspect="1"/>
                           </pic:cNvPicPr>
@@ -11863,17 +11891,18 @@
                           <a:blip r:embed="rId10">
                             <a:clrChange>
                               <a:clrFrom>
-                                <a:srgbClr val="FFFFFF">
+                                <a:srgbClr val="A09D98">
                                   <a:alpha val="100000"/>
                                 </a:srgbClr>
                               </a:clrFrom>
                               <a:clrTo>
-                                <a:srgbClr val="FFFFFF">
+                                <a:srgbClr val="A09D98">
                                   <a:alpha val="100000"/>
                                   <a:alpha val="0"/>
                                 </a:srgbClr>
                               </a:clrTo>
                             </a:clrChange>
+                            <a:biLevel thresh="50000"/>
                           </a:blip>
                           <a:stretch>
                             <a:fillRect/>
@@ -11881,16 +11910,12 @@
                         </pic:blipFill>
                         <pic:spPr>
                           <a:xfrm>
-                            <a:off x="21195" y="40098"/>
-                            <a:ext cx="975" cy="570"/>
+                            <a:off x="10244" y="6197"/>
+                            <a:ext cx="1234" cy="715"/>
                           </a:xfrm>
                           <a:prstGeom prst="rect">
                             <a:avLst/>
                           </a:prstGeom>
-                          <a:noFill/>
-                          <a:ln w="9525">
-                            <a:noFill/>
-                          </a:ln>
                         </pic:spPr>
                       </pic:pic>
                     </wpg:wgp>
@@ -11901,18 +11926,18 @@
           </mc:Choice>
           <mc:Fallback>
             <w:pict>
-              <v:group id="组合 30" o:spid="_x0000_s1026" o:spt="203" style="position:absolute;left:0pt;margin-left:218.55pt;margin-top:7pt;height:28.5pt;width:210.65pt;z-index:251662336;mso-width-relative:page;mso-height-relative:page;" coordorigin="17956,40098" coordsize="4213,570" o:gfxdata="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">
+              <v:group id="组合 1" o:spid="_x0000_s1026" o:spt="203" style="position:absolute;left:0pt;margin-left:217.9pt;margin-top:2.05pt;height:35.7pt;width:218.85pt;z-index:251662336;mso-width-relative:page;mso-height-relative:page;" coordorigin="7101,6197" coordsize="4377,714" o:gfxdata="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">
                 <o:lock v:ext="edit" aspectratio="f"/>
-                <v:shape id="图片 1" o:spid="_x0000_s1026" o:spt="75" alt="24f613a0-66be-430b-9e80-270d3393fac5" type="#_x0000_t75" style="position:absolute;left:18366;top:39740;height:1327;width:506;rotation:-5898240f;" filled="f" o:preferrelative="t" stroked="f" coordsize="21600,21600" o:gfxdata="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">
+                <v:shape id="图片 34" o:spid="_x0000_s1026" o:spt="75" alt="晓敏" type="#_x0000_t75" style="position:absolute;left:7558;top:5850;height:1475;width:560;rotation:-5898240f;" filled="f" o:preferrelative="t" stroked="f" coordsize="21600,21600" o:gfxdata="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">
                   <v:fill on="f" focussize="0,0"/>
                   <v:stroke on="f"/>
-                  <v:imagedata r:id="rId12" cropleft="28372f" croptop="17472f" cropright="14217f" cropbottom="15987f" o:title=""/>
+                  <v:imagedata r:id="rId11" cropleft="22323f" croptop="17331f" cropright="22346f" cropbottom="6111f" chromakey="#949FA1" o:title=""/>
                   <o:lock v:ext="edit" aspectratio="t"/>
                 </v:shape>
-                <v:shape id="_x0000_s1026" o:spid="_x0000_s1026" o:spt="75" alt="IMG_256" type="#_x0000_t75" style="position:absolute;left:21195;top:40098;height:570;width:975;" filled="f" o:preferrelative="t" stroked="f" coordsize="21600,21600" o:gfxdata="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">
+                <v:shape id="_x0000_s1026" o:spid="_x0000_s1026" o:spt="75" alt="微信图片_20220215110121" type="#_x0000_t75" style="position:absolute;left:10244;top:6197;height:715;width:1234;" filled="f" o:preferrelative="t" stroked="f" coordsize="21600,21600" o:gfxdata="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">
                   <v:fill on="f" focussize="0,0"/>
                   <v:stroke on="f"/>
-                  <v:imagedata r:id="rId10" chromakey="#FFFFFF" o:title=""/>
+                  <v:imagedata r:id="rId10" grayscale="t" bilevel="t" chromakey="#A09D98" o:title=""/>
                   <o:lock v:ext="edit" aspectratio="t"/>
                 </v:shape>
               </v:group>
@@ -12061,6 +12086,14 @@
         </w:tc>
       </w:tr>
       <w:tr>
+        <w:tblPrEx>
+          <w:tblCellMar>
+            <w:top w:w="0" w:type="dxa"/>
+            <w:left w:w="0" w:type="dxa"/>
+            <w:bottom w:w="0" w:type="dxa"/>
+            <w:right w:w="0" w:type="dxa"/>
+          </w:tblCellMar>
+        </w:tblPrEx>
         <w:trPr>
           <w:trHeight w:val="457" w:hRule="exact"/>
           <w:jc w:val="right"/>
@@ -12287,6 +12320,7 @@
     <w:p>
       <w:pPr>
         <w:rPr>
+          <w:rFonts w:hint="eastAsia"/>
           <w:sz w:val="24"/>
           <w:lang w:eastAsia="zh-CN"/>
         </w:rPr>
@@ -12301,15 +12335,15 @@
               <wp:anchor distT="0" distB="0" distL="114300" distR="114300" simplePos="0" relativeHeight="251663360" behindDoc="0" locked="0" layoutInCell="1" allowOverlap="1">
                 <wp:simplePos x="0" y="0"/>
                 <wp:positionH relativeFrom="column">
-                  <wp:posOffset>2715895</wp:posOffset>
+                  <wp:posOffset>2727325</wp:posOffset>
                 </wp:positionH>
                 <wp:positionV relativeFrom="paragraph">
-                  <wp:posOffset>79375</wp:posOffset>
+                  <wp:posOffset>59055</wp:posOffset>
                 </wp:positionV>
-                <wp:extent cx="2672080" cy="414020"/>
-                <wp:effectExtent l="0" t="0" r="10160" b="12700"/>
+                <wp:extent cx="2872105" cy="453390"/>
+                <wp:effectExtent l="0" t="0" r="4445" b="3810"/>
                 <wp:wrapNone/>
-                <wp:docPr id="39" name="组合 23"/>
+                <wp:docPr id="2" name="组合 15"/>
                 <wp:cNvGraphicFramePr/>
                 <a:graphic xmlns:a="http://schemas.openxmlformats.org/drawingml/2006/main">
                   <a:graphicData uri="http://schemas.microsoft.com/office/word/2010/wordprocessingGroup">
@@ -12317,21 +12351,21 @@
                       <wpg:cNvGrpSpPr/>
                       <wpg:grpSpPr>
                         <a:xfrm rot="0">
-                          <a:off x="3363595" y="6282055"/>
-                          <a:ext cx="2672080" cy="414020"/>
-                          <a:chOff x="17862" y="41843"/>
-                          <a:chExt cx="4208" cy="652"/>
+                          <a:off x="0" y="0"/>
+                          <a:ext cx="2872105" cy="453390"/>
+                          <a:chOff x="12357" y="7666"/>
+                          <a:chExt cx="4523" cy="714"/>
                         </a:xfrm>
                       </wpg:grpSpPr>
                       <pic:pic xmlns:pic="http://schemas.openxmlformats.org/drawingml/2006/picture">
                         <pic:nvPicPr>
-                          <pic:cNvPr id="22" name="图片 59" descr="图片1"/>
+                          <pic:cNvPr id="3" name="图片 59" descr="图片1"/>
                           <pic:cNvPicPr>
                             <a:picLocks noChangeAspect="1"/>
                           </pic:cNvPicPr>
                         </pic:nvPicPr>
                         <pic:blipFill>
-                          <a:blip r:embed="rId13">
+                          <a:blip r:embed="rId12">
                             <a:biLevel thresh="50000"/>
                           </a:blip>
                           <a:srcRect l="7865" t="11797" r="5322" b="19074"/>
@@ -12341,7 +12375,7 @@
                         </pic:blipFill>
                         <pic:spPr>
                           <a:xfrm>
-                            <a:off x="17862" y="41869"/>
+                            <a:off x="12357" y="7738"/>
                             <a:ext cx="1468" cy="627"/>
                           </a:xfrm>
                           <a:prstGeom prst="rect">
@@ -12352,7 +12386,7 @@
                       </pic:pic>
                       <pic:pic xmlns:pic="http://schemas.openxmlformats.org/drawingml/2006/picture">
                         <pic:nvPicPr>
-                          <pic:cNvPr id="21" name="图片 29" descr="IMG_256"/>
+                          <pic:cNvPr id="4" name="图片 14" descr="微信图片_20220215110121"/>
                           <pic:cNvPicPr>
                             <a:picLocks noChangeAspect="1"/>
                           </pic:cNvPicPr>
@@ -12361,17 +12395,18 @@
                           <a:blip r:embed="rId10">
                             <a:clrChange>
                               <a:clrFrom>
-                                <a:srgbClr val="FFFFFF">
+                                <a:srgbClr val="A09D98">
                                   <a:alpha val="100000"/>
                                 </a:srgbClr>
                               </a:clrFrom>
                               <a:clrTo>
-                                <a:srgbClr val="FFFFFF">
+                                <a:srgbClr val="A09D98">
                                   <a:alpha val="100000"/>
                                   <a:alpha val="0"/>
                                 </a:srgbClr>
                               </a:clrTo>
                             </a:clrChange>
+                            <a:biLevel thresh="50000"/>
                           </a:blip>
                           <a:stretch>
                             <a:fillRect/>
@@ -12379,16 +12414,12 @@
                         </pic:blipFill>
                         <pic:spPr>
                           <a:xfrm>
-                            <a:off x="21096" y="41843"/>
-                            <a:ext cx="975" cy="570"/>
+                            <a:off x="15646" y="7666"/>
+                            <a:ext cx="1234" cy="715"/>
                           </a:xfrm>
                           <a:prstGeom prst="rect">
                             <a:avLst/>
                           </a:prstGeom>
-                          <a:noFill/>
-                          <a:ln w="9525">
-                            <a:noFill/>
-                          </a:ln>
                         </pic:spPr>
                       </pic:pic>
                     </wpg:wgp>
@@ -12399,18 +12430,18 @@
           </mc:Choice>
           <mc:Fallback>
             <w:pict>
-              <v:group id="组合 23" o:spid="_x0000_s1026" o:spt="203" style="position:absolute;left:0pt;margin-left:213.85pt;margin-top:6.25pt;height:32.6pt;width:210.4pt;z-index:251663360;mso-width-relative:page;mso-height-relative:page;" coordorigin="17862,41843" coordsize="4208,652" o:gfxdata="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">
+              <v:group id="组合 15" o:spid="_x0000_s1026" o:spt="203" style="position:absolute;left:0pt;margin-left:214.75pt;margin-top:4.65pt;height:35.7pt;width:226.15pt;z-index:251663360;mso-width-relative:page;mso-height-relative:page;" coordorigin="12357,7666" coordsize="4523,714" o:gfxdata="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">
                 <o:lock v:ext="edit" aspectratio="f"/>
-                <v:shape id="图片 59" o:spid="_x0000_s1026" o:spt="75" alt="图片1" type="#_x0000_t75" style="position:absolute;left:17862;top:41869;height:627;width:1468;" filled="f" o:preferrelative="t" stroked="f" coordsize="21600,21600" o:gfxdata="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">
+                <v:shape id="图片 59" o:spid="_x0000_s1026" o:spt="75" alt="图片1" type="#_x0000_t75" style="position:absolute;left:12357;top:7738;height:627;width:1468;" filled="f" o:preferrelative="t" stroked="f" coordsize="21600,21600" o:gfxdata="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">
                   <v:fill on="f" focussize="0,0"/>
                   <v:stroke on="f"/>
-                  <v:imagedata r:id="rId13" cropleft="5154f" croptop="7731f" cropright="3488f" cropbottom="12500f" grayscale="t" bilevel="t" o:title=""/>
+                  <v:imagedata r:id="rId12" cropleft="5154f" croptop="7731f" cropright="3488f" cropbottom="12500f" grayscale="t" bilevel="t" o:title=""/>
                   <o:lock v:ext="edit" aspectratio="t"/>
                 </v:shape>
-                <v:shape id="图片 29" o:spid="_x0000_s1026" o:spt="75" alt="IMG_256" type="#_x0000_t75" style="position:absolute;left:21096;top:41843;height:570;width:975;" filled="f" o:preferrelative="t" stroked="f" coordsize="21600,21600" o:gfxdata="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">
+                <v:shape id="图片 14" o:spid="_x0000_s1026" o:spt="75" alt="微信图片_20220215110121" type="#_x0000_t75" style="position:absolute;left:15646;top:7666;height:715;width:1234;" filled="f" o:preferrelative="t" stroked="f" coordsize="21600,21600" o:gfxdata="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">
                   <v:fill on="f" focussize="0,0"/>
                   <v:stroke on="f"/>
-                  <v:imagedata r:id="rId10" chromakey="#FFFFFF" o:title=""/>
+                  <v:imagedata r:id="rId10" grayscale="t" bilevel="t" chromakey="#A09D98" o:title=""/>
                   <o:lock v:ext="edit" aspectratio="t"/>
                 </v:shape>
               </v:group>
@@ -12799,7 +12830,6 @@
           <w:lang w:eastAsia="zh-CN"/>
         </w:rPr>
       </w:pPr>
-      <w:bookmarkStart w:id="153" w:name="_GoBack"/>
       <w:r>
         <w:rPr>
           <w:sz w:val="24"/>
@@ -12810,15 +12840,15 @@
               <wp:anchor distT="0" distB="0" distL="114300" distR="114300" simplePos="0" relativeHeight="251664384" behindDoc="0" locked="0" layoutInCell="1" allowOverlap="1">
                 <wp:simplePos x="0" y="0"/>
                 <wp:positionH relativeFrom="column">
-                  <wp:posOffset>2788285</wp:posOffset>
+                  <wp:posOffset>2750185</wp:posOffset>
                 </wp:positionH>
                 <wp:positionV relativeFrom="paragraph">
-                  <wp:posOffset>85090</wp:posOffset>
+                  <wp:posOffset>30480</wp:posOffset>
                 </wp:positionV>
-                <wp:extent cx="2889885" cy="397510"/>
-                <wp:effectExtent l="0" t="0" r="5715" b="13970"/>
+                <wp:extent cx="2803525" cy="453390"/>
+                <wp:effectExtent l="0" t="0" r="6350" b="3810"/>
                 <wp:wrapNone/>
-                <wp:docPr id="41" name="组合 27"/>
+                <wp:docPr id="1" name="组合 22"/>
                 <wp:cNvGraphicFramePr/>
                 <a:graphic xmlns:a="http://schemas.openxmlformats.org/drawingml/2006/main">
                   <a:graphicData uri="http://schemas.microsoft.com/office/word/2010/wordprocessingGroup">
@@ -12826,21 +12856,21 @@
                       <wpg:cNvGrpSpPr/>
                       <wpg:grpSpPr>
                         <a:xfrm rot="0">
-                          <a:off x="3435985" y="7406005"/>
-                          <a:ext cx="2889885" cy="397510"/>
-                          <a:chOff x="17976" y="43614"/>
-                          <a:chExt cx="4551" cy="626"/>
+                          <a:off x="0" y="0"/>
+                          <a:ext cx="2803525" cy="453390"/>
+                          <a:chOff x="12525" y="9562"/>
+                          <a:chExt cx="4415" cy="714"/>
                         </a:xfrm>
                       </wpg:grpSpPr>
                       <pic:pic xmlns:pic="http://schemas.openxmlformats.org/drawingml/2006/picture">
                         <pic:nvPicPr>
-                          <pic:cNvPr id="4" name="图片 29" descr="IMG_256"/>
+                          <pic:cNvPr id="26" name="图片 29" descr="IMG_256"/>
                           <pic:cNvPicPr>
                             <a:picLocks noChangeAspect="1"/>
                           </pic:cNvPicPr>
                         </pic:nvPicPr>
                         <pic:blipFill>
-                          <a:blip r:embed="rId10">
+                          <a:blip r:embed="rId13">
                             <a:clrChange>
                               <a:clrFrom>
                                 <a:srgbClr val="FFFFFF">
@@ -12861,7 +12891,7 @@
                         </pic:blipFill>
                         <pic:spPr>
                           <a:xfrm>
-                            <a:off x="17976" y="43615"/>
+                            <a:off x="12525" y="9698"/>
                             <a:ext cx="975" cy="570"/>
                           </a:xfrm>
                           <a:prstGeom prst="rect">
@@ -12875,29 +12905,40 @@
                       </pic:pic>
                       <pic:pic xmlns:pic="http://schemas.openxmlformats.org/drawingml/2006/picture">
                         <pic:nvPicPr>
-                          <pic:cNvPr id="26" name="图片 59" descr="图片1"/>
+                          <pic:cNvPr id="29" name="图片 20" descr="微信图片_20220215110121"/>
                           <pic:cNvPicPr>
                             <a:picLocks noChangeAspect="1"/>
                           </pic:cNvPicPr>
                         </pic:nvPicPr>
                         <pic:blipFill>
-                          <a:blip r:embed="rId13">
+                          <a:blip r:embed="rId10">
+                            <a:clrChange>
+                              <a:clrFrom>
+                                <a:srgbClr val="A09D98">
+                                  <a:alpha val="100000"/>
+                                </a:srgbClr>
+                              </a:clrFrom>
+                              <a:clrTo>
+                                <a:srgbClr val="A09D98">
+                                  <a:alpha val="100000"/>
+                                  <a:alpha val="0"/>
+                                </a:srgbClr>
+                              </a:clrTo>
+                            </a:clrChange>
                             <a:biLevel thresh="50000"/>
                           </a:blip>
-                          <a:srcRect l="7865" t="11797" r="5322" b="19074"/>
                           <a:stretch>
                             <a:fillRect/>
                           </a:stretch>
                         </pic:blipFill>
                         <pic:spPr>
                           <a:xfrm>
-                            <a:off x="21059" y="43614"/>
-                            <a:ext cx="1468" cy="627"/>
+                            <a:off x="15706" y="9562"/>
+                            <a:ext cx="1234" cy="715"/>
                           </a:xfrm>
                           <a:prstGeom prst="rect">
                             <a:avLst/>
                           </a:prstGeom>
-                          <a:noFill/>
                         </pic:spPr>
                       </pic:pic>
                     </wpg:wgp>
@@ -12908,18 +12949,18 @@
           </mc:Choice>
           <mc:Fallback>
             <w:pict>
-              <v:group id="组合 27" o:spid="_x0000_s1026" o:spt="203" style="position:absolute;left:0pt;margin-left:219.55pt;margin-top:6.7pt;height:31.3pt;width:227.55pt;z-index:251664384;mso-width-relative:page;mso-height-relative:page;" coordorigin="17976,43614" coordsize="4551,626" o:gfxdata="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">
+              <v:group id="组合 22" o:spid="_x0000_s1026" o:spt="203" style="position:absolute;left:0pt;margin-left:216.55pt;margin-top:2.4pt;height:35.7pt;width:220.75pt;z-index:251664384;mso-width-relative:page;mso-height-relative:page;" coordorigin="12525,9562" coordsize="4415,714" o:gfxdata="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">
                 <o:lock v:ext="edit" aspectratio="f"/>
-                <v:shape id="图片 29" o:spid="_x0000_s1026" o:spt="75" alt="IMG_256" type="#_x0000_t75" style="position:absolute;left:17976;top:43615;height:570;width:975;" filled="f" o:preferrelative="t" stroked="f" coordsize="21600,21600" o:gfxdata="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">
+                <v:shape id="图片 29" o:spid="_x0000_s1026" o:spt="75" alt="IMG_256" type="#_x0000_t75" style="position:absolute;left:12525;top:9698;height:570;width:975;" filled="f" o:preferrelative="t" stroked="f" coordsize="21600,21600" o:gfxdata="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">
                   <v:fill on="f" focussize="0,0"/>
                   <v:stroke on="f"/>
-                  <v:imagedata r:id="rId10" chromakey="#FFFFFF" o:title=""/>
+                  <v:imagedata r:id="rId13" chromakey="#FFFFFF" o:title=""/>
                   <o:lock v:ext="edit" aspectratio="t"/>
                 </v:shape>
-                <v:shape id="图片 59" o:spid="_x0000_s1026" o:spt="75" alt="图片1" type="#_x0000_t75" style="position:absolute;left:21059;top:43614;height:627;width:1468;" filled="f" o:preferrelative="t" stroked="f" coordsize="21600,21600" o:gfxdata="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">
+                <v:shape id="图片 20" o:spid="_x0000_s1026" o:spt="75" alt="微信图片_20220215110121" type="#_x0000_t75" style="position:absolute;left:15706;top:9562;height:715;width:1234;" filled="f" o:preferrelative="t" stroked="f" coordsize="21600,21600" o:gfxdata="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">
                   <v:fill on="f" focussize="0,0"/>
                   <v:stroke on="f"/>
-                  <v:imagedata r:id="rId13" cropleft="5154f" croptop="7731f" cropright="3488f" cropbottom="12500f" grayscale="t" bilevel="t" o:title=""/>
+                  <v:imagedata r:id="rId10" grayscale="t" bilevel="t" chromakey="#A09D98" o:title=""/>
                   <o:lock v:ext="edit" aspectratio="t"/>
                 </v:shape>
               </v:group>
@@ -12927,7 +12968,6 @@
           </mc:Fallback>
         </mc:AlternateContent>
       </w:r>
-      <w:bookmarkEnd w:id="153"/>
     </w:p>
     <w:tbl>
       <w:tblPr>
@@ -12958,7 +12998,7 @@
           </w:tblCellMar>
         </w:tblPrEx>
         <w:trPr>
-          <w:trHeight w:val="441" w:hRule="exact"/>
+          <w:trHeight w:val="429" w:hRule="exact"/>
           <w:jc w:val="right"/>
         </w:trPr>
         <w:tc>
@@ -13684,6 +13724,145 @@
           <w:lang w:eastAsia="zh-CN"/>
         </w:rPr>
       </w:pPr>
+      <w:r>
+        <w:rPr>
+          <w:sz w:val="24"/>
+        </w:rPr>
+        <mc:AlternateContent>
+          <mc:Choice Requires="wpg">
+            <w:drawing>
+              <wp:anchor distT="0" distB="0" distL="114300" distR="114300" simplePos="0" relativeHeight="251665408" behindDoc="0" locked="0" layoutInCell="1" allowOverlap="1">
+                <wp:simplePos x="0" y="0"/>
+                <wp:positionH relativeFrom="column">
+                  <wp:posOffset>2894965</wp:posOffset>
+                </wp:positionH>
+                <wp:positionV relativeFrom="paragraph">
+                  <wp:posOffset>27940</wp:posOffset>
+                </wp:positionV>
+                <wp:extent cx="2757805" cy="627380"/>
+                <wp:effectExtent l="0" t="0" r="4445" b="1270"/>
+                <wp:wrapNone/>
+                <wp:docPr id="6" name="组合 34"/>
+                <wp:cNvGraphicFramePr/>
+                <a:graphic xmlns:a="http://schemas.openxmlformats.org/drawingml/2006/main">
+                  <a:graphicData uri="http://schemas.microsoft.com/office/word/2010/wordprocessingGroup">
+                    <wpg:wgp>
+                      <wpg:cNvGrpSpPr/>
+                      <wpg:grpSpPr>
+                        <a:xfrm rot="0">
+                          <a:off x="0" y="0"/>
+                          <a:ext cx="2757805" cy="627380"/>
+                          <a:chOff x="12609" y="13215"/>
+                          <a:chExt cx="4343" cy="988"/>
+                        </a:xfrm>
+                      </wpg:grpSpPr>
+                      <pic:pic xmlns:pic="http://schemas.openxmlformats.org/drawingml/2006/picture">
+                        <pic:nvPicPr>
+                          <pic:cNvPr id="50" name="图片 1" descr="IMG_256"/>
+                          <pic:cNvPicPr>
+                            <a:picLocks noChangeAspect="1"/>
+                          </pic:cNvPicPr>
+                        </pic:nvPicPr>
+                        <pic:blipFill>
+                          <a:blip r:embed="rId14">
+                            <a:clrChange>
+                              <a:clrFrom>
+                                <a:srgbClr val="AAA9A5">
+                                  <a:alpha val="100000"/>
+                                </a:srgbClr>
+                              </a:clrFrom>
+                              <a:clrTo>
+                                <a:srgbClr val="AAA9A5">
+                                  <a:alpha val="100000"/>
+                                  <a:alpha val="0"/>
+                                </a:srgbClr>
+                              </a:clrTo>
+                            </a:clrChange>
+                          </a:blip>
+                          <a:srcRect l="27431" t="30452" r="31962" b="18126"/>
+                          <a:stretch>
+                            <a:fillRect/>
+                          </a:stretch>
+                        </pic:blipFill>
+                        <pic:spPr>
+                          <a:xfrm>
+                            <a:off x="12609" y="13215"/>
+                            <a:ext cx="781" cy="989"/>
+                          </a:xfrm>
+                          <a:prstGeom prst="rect">
+                            <a:avLst/>
+                          </a:prstGeom>
+                          <a:noFill/>
+                          <a:ln w="9525">
+                            <a:noFill/>
+                          </a:ln>
+                        </pic:spPr>
+                      </pic:pic>
+                      <pic:pic xmlns:pic="http://schemas.openxmlformats.org/drawingml/2006/picture">
+                        <pic:nvPicPr>
+                          <pic:cNvPr id="54" name="图片 31" descr="微信图片_20220215110121"/>
+                          <pic:cNvPicPr>
+                            <a:picLocks noChangeAspect="1"/>
+                          </pic:cNvPicPr>
+                        </pic:nvPicPr>
+                        <pic:blipFill>
+                          <a:blip r:embed="rId10">
+                            <a:clrChange>
+                              <a:clrFrom>
+                                <a:srgbClr val="A09D98">
+                                  <a:alpha val="100000"/>
+                                </a:srgbClr>
+                              </a:clrFrom>
+                              <a:clrTo>
+                                <a:srgbClr val="A09D98">
+                                  <a:alpha val="100000"/>
+                                  <a:alpha val="0"/>
+                                </a:srgbClr>
+                              </a:clrTo>
+                            </a:clrChange>
+                            <a:biLevel thresh="50000"/>
+                          </a:blip>
+                          <a:stretch>
+                            <a:fillRect/>
+                          </a:stretch>
+                        </pic:blipFill>
+                        <pic:spPr>
+                          <a:xfrm>
+                            <a:off x="15718" y="13246"/>
+                            <a:ext cx="1234" cy="715"/>
+                          </a:xfrm>
+                          <a:prstGeom prst="rect">
+                            <a:avLst/>
+                          </a:prstGeom>
+                        </pic:spPr>
+                      </pic:pic>
+                    </wpg:wgp>
+                  </a:graphicData>
+                </a:graphic>
+              </wp:anchor>
+            </w:drawing>
+          </mc:Choice>
+          <mc:Fallback>
+            <w:pict>
+              <v:group id="组合 34" o:spid="_x0000_s1026" o:spt="203" style="position:absolute;left:0pt;margin-left:227.95pt;margin-top:2.2pt;height:49.4pt;width:217.15pt;z-index:251665408;mso-width-relative:page;mso-height-relative:page;" coordorigin="12609,13215" coordsize="4343,988" o:gfxdata="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">
+                <o:lock v:ext="edit" aspectratio="f"/>
+                <v:shape id="图片 1" o:spid="_x0000_s1026" o:spt="75" alt="IMG_256" type="#_x0000_t75" style="position:absolute;left:12609;top:13215;height:989;width:781;" filled="f" o:preferrelative="t" stroked="f" coordsize="21600,21600" o:gfxdata="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">
+                  <v:fill on="f" focussize="0,0"/>
+                  <v:stroke on="f"/>
+                  <v:imagedata r:id="rId14" cropleft="17977f" croptop="19957f" cropright="20947f" cropbottom="11879f" chromakey="#AAA9A5" o:title=""/>
+                  <o:lock v:ext="edit" aspectratio="t"/>
+                </v:shape>
+                <v:shape id="图片 31" o:spid="_x0000_s1026" o:spt="75" alt="微信图片_20220215110121" type="#_x0000_t75" style="position:absolute;left:15718;top:13246;height:715;width:1234;" filled="f" o:preferrelative="t" stroked="f" coordsize="21600,21600" o:gfxdata="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">
+                  <v:fill on="f" focussize="0,0"/>
+                  <v:stroke on="f"/>
+                  <v:imagedata r:id="rId10" grayscale="t" bilevel="t" chromakey="#A09D98" o:title=""/>
+                  <o:lock v:ext="edit" aspectratio="t"/>
+                </v:shape>
+              </v:group>
+            </w:pict>
+          </mc:Fallback>
+        </mc:AlternateContent>
+      </w:r>
     </w:p>
     <w:tbl>
       <w:tblPr>
@@ -14148,12 +14327,6 @@
             <w:insideH w:val="single" w:color="BEBEBE" w:sz="4" w:space="0"/>
             <w:insideV w:val="single" w:color="BEBEBE" w:sz="4" w:space="0"/>
           </w:tblBorders>
-          <w:tblCellMar>
-            <w:top w:w="0" w:type="dxa"/>
-            <w:left w:w="108" w:type="dxa"/>
-            <w:bottom w:w="0" w:type="dxa"/>
-            <w:right w:w="108" w:type="dxa"/>
-          </w:tblCellMar>
         </w:tblPrEx>
         <w:trPr>
           <w:trHeight w:val="258" w:hRule="atLeast"/>
@@ -14344,8 +14517,8 @@
           <w:lang w:eastAsia="zh-CN"/>
         </w:rPr>
       </w:pPr>
-      <w:bookmarkStart w:id="41" w:name="_Toc106294398"/>
-      <w:bookmarkStart w:id="42" w:name="_Toc11347"/>
+      <w:bookmarkStart w:id="41" w:name="_Toc11347"/>
+      <w:bookmarkStart w:id="42" w:name="_Toc106294398"/>
       <w:r>
         <w:rPr>
           <w:rFonts w:hint="eastAsia" w:ascii="Times New Roman" w:hAnsi="Times New Roman" w:eastAsia="微软雅黑" w:cs="Times New Roman"/>
@@ -14571,7 +14744,7 @@
                     </pic:cNvPicPr>
                   </pic:nvPicPr>
                   <pic:blipFill>
-                    <a:blip r:embed="rId14"/>
+                    <a:blip r:embed="rId15"/>
                     <a:stretch>
                       <a:fillRect/>
                     </a:stretch>
@@ -15295,22 +15468,22 @@
           <w:lang w:eastAsia="zh-CN"/>
         </w:rPr>
       </w:pPr>
-      <w:bookmarkStart w:id="44" w:name="_Toc13666"/>
-      <w:bookmarkStart w:id="45" w:name="_Toc24979"/>
-      <w:bookmarkStart w:id="46" w:name="_Toc9088"/>
+      <w:bookmarkStart w:id="44" w:name="_Toc30265"/>
+      <w:bookmarkStart w:id="45" w:name="_Toc11015_WPSOffice_Level2"/>
+      <w:bookmarkStart w:id="46" w:name="_Toc22976"/>
       <w:bookmarkStart w:id="47" w:name="_Toc106294399"/>
-      <w:bookmarkStart w:id="48" w:name="_Toc18062_WPSOffice_Level2"/>
-      <w:bookmarkStart w:id="49" w:name="_Toc22976"/>
-      <w:bookmarkStart w:id="50" w:name="_Toc30265"/>
+      <w:bookmarkStart w:id="48" w:name="_Toc9088"/>
+      <w:bookmarkStart w:id="49" w:name="_Toc13666"/>
+      <w:bookmarkStart w:id="50" w:name="_Toc18062_WPSOffice_Level2"/>
       <w:bookmarkStart w:id="51" w:name="_Toc23375"/>
-      <w:bookmarkStart w:id="52" w:name="_Toc11015_WPSOffice_Level2"/>
-      <w:bookmarkStart w:id="53" w:name="_Toc23903"/>
-      <w:bookmarkStart w:id="54" w:name="_Toc32443_WPSOffice_Level1"/>
-      <w:bookmarkStart w:id="55" w:name="_Toc23846_WPSOffice_Level1"/>
+      <w:bookmarkStart w:id="52" w:name="_Toc24979"/>
+      <w:bookmarkStart w:id="53" w:name="_Toc23846_WPSOffice_Level1"/>
+      <w:bookmarkStart w:id="54" w:name="_Toc23903"/>
+      <w:bookmarkStart w:id="55" w:name="_Toc32443_WPSOffice_Level1"/>
       <w:bookmarkStart w:id="56" w:name="_Toc32661"/>
-      <w:bookmarkStart w:id="57" w:name="_Toc4331_WPSOffice_Level1"/>
+      <w:bookmarkStart w:id="57" w:name="_Toc28194"/>
       <w:bookmarkStart w:id="58" w:name="_Toc25727"/>
-      <w:bookmarkStart w:id="59" w:name="_Toc28194"/>
+      <w:bookmarkStart w:id="59" w:name="_Toc4331_WPSOffice_Level1"/>
       <w:bookmarkStart w:id="60" w:name="_Toc5598"/>
       <w:r>
         <w:rPr>
@@ -20068,21 +20241,21 @@
           <w:lang w:eastAsia="zh-CN"/>
         </w:rPr>
       </w:pPr>
-      <w:bookmarkStart w:id="62" w:name="_Toc122"/>
-      <w:bookmarkStart w:id="63" w:name="_Toc149837259"/>
-      <w:bookmarkStart w:id="64" w:name="_Toc24086"/>
-      <w:bookmarkStart w:id="65" w:name="_Toc30032"/>
-      <w:bookmarkStart w:id="66" w:name="_Toc30343"/>
-      <w:bookmarkStart w:id="67" w:name="_Hlk516758315"/>
-      <w:bookmarkStart w:id="68" w:name="_Toc106294400"/>
-      <w:bookmarkStart w:id="69" w:name="_Toc24038"/>
-      <w:bookmarkStart w:id="70" w:name="_Toc13107"/>
+      <w:bookmarkStart w:id="62" w:name="_Toc30032"/>
+      <w:bookmarkStart w:id="63" w:name="_Toc122"/>
+      <w:bookmarkStart w:id="64" w:name="_Toc149837259"/>
+      <w:bookmarkStart w:id="65" w:name="_Toc24086"/>
+      <w:bookmarkStart w:id="66" w:name="_Toc13489_WPSOffice_Level2"/>
+      <w:bookmarkStart w:id="67" w:name="_Toc30343"/>
+      <w:bookmarkStart w:id="68" w:name="_Toc10743"/>
+      <w:bookmarkStart w:id="69" w:name="_Toc13107"/>
+      <w:bookmarkStart w:id="70" w:name="_Toc29093"/>
       <w:bookmarkStart w:id="71" w:name="_Toc19898_WPSOffice_Level2"/>
-      <w:bookmarkStart w:id="72" w:name="_Toc27731"/>
-      <w:bookmarkStart w:id="73" w:name="_Toc27804"/>
-      <w:bookmarkStart w:id="74" w:name="_Toc13489_WPSOffice_Level2"/>
-      <w:bookmarkStart w:id="75" w:name="_Toc29093"/>
-      <w:bookmarkStart w:id="76" w:name="_Toc10743"/>
+      <w:bookmarkStart w:id="72" w:name="_Hlk516758315"/>
+      <w:bookmarkStart w:id="73" w:name="_Toc24038"/>
+      <w:bookmarkStart w:id="74" w:name="_Toc27731"/>
+      <w:bookmarkStart w:id="75" w:name="_Toc27804"/>
+      <w:bookmarkStart w:id="76" w:name="_Toc106294400"/>
       <w:r>
         <w:rPr>
           <w:rFonts w:hint="eastAsia" w:ascii="Times New Roman" w:hAnsi="Times New Roman"/>
@@ -23459,11 +23632,11 @@
       </w:pPr>
       <w:bookmarkStart w:id="77" w:name="_Toc17526"/>
       <w:bookmarkStart w:id="78" w:name="_Toc7551_WPSOffice_Level2"/>
-      <w:bookmarkStart w:id="79" w:name="_Toc31872"/>
-      <w:bookmarkStart w:id="80" w:name="_Toc14671"/>
-      <w:bookmarkStart w:id="81" w:name="_Toc4339"/>
-      <w:bookmarkStart w:id="82" w:name="_Toc25737"/>
-      <w:bookmarkStart w:id="83" w:name="_Toc6221_WPSOffice_Level2"/>
+      <w:bookmarkStart w:id="79" w:name="_Toc25737"/>
+      <w:bookmarkStart w:id="80" w:name="_Toc6221_WPSOffice_Level2"/>
+      <w:bookmarkStart w:id="81" w:name="_Toc31872"/>
+      <w:bookmarkStart w:id="82" w:name="_Toc14671"/>
+      <w:bookmarkStart w:id="83" w:name="_Toc4339"/>
       <w:r>
         <w:rPr>
           <w:rFonts w:ascii="Times New Roman" w:hAnsi="Times New Roman" w:eastAsia="微软雅黑" w:cs="Times New Roman"/>
@@ -23826,10 +23999,10 @@
           <w:lang w:eastAsia="zh-CN"/>
         </w:rPr>
       </w:pPr>
-      <w:bookmarkStart w:id="84" w:name="_Toc16838"/>
+      <w:bookmarkStart w:id="84" w:name="_Toc149837260"/>
       <w:bookmarkStart w:id="85" w:name="_Toc29868"/>
       <w:bookmarkStart w:id="86" w:name="_Toc10945"/>
-      <w:bookmarkStart w:id="87" w:name="_Toc149837260"/>
+      <w:bookmarkStart w:id="87" w:name="_Toc16838"/>
       <w:r>
         <w:rPr>
           <w:rFonts w:hint="eastAsia" w:ascii="Times New Roman" w:hAnsi="Times New Roman"/>
@@ -24366,16 +24539,16 @@
         </w:rPr>
       </w:pPr>
       <w:bookmarkStart w:id="88" w:name="_Toc106294401"/>
-      <w:bookmarkStart w:id="89" w:name="_Toc26583"/>
-      <w:bookmarkStart w:id="90" w:name="_Toc31219"/>
-      <w:bookmarkStart w:id="91" w:name="_Toc2409"/>
-      <w:bookmarkStart w:id="92" w:name="_Toc1707_WPSOffice_Level1"/>
-      <w:bookmarkStart w:id="93" w:name="_Toc27302"/>
-      <w:bookmarkStart w:id="94" w:name="_Toc28240"/>
-      <w:bookmarkStart w:id="95" w:name="_Toc12505"/>
-      <w:bookmarkStart w:id="96" w:name="_Toc16594"/>
-      <w:bookmarkStart w:id="97" w:name="_Toc13196_WPSOffice_Level1"/>
-      <w:bookmarkStart w:id="98" w:name="_Toc21764_WPSOffice_Level1"/>
+      <w:bookmarkStart w:id="89" w:name="_Toc31219"/>
+      <w:bookmarkStart w:id="90" w:name="_Toc26583"/>
+      <w:bookmarkStart w:id="91" w:name="_Toc16594"/>
+      <w:bookmarkStart w:id="92" w:name="_Toc13196_WPSOffice_Level1"/>
+      <w:bookmarkStart w:id="93" w:name="_Toc2409"/>
+      <w:bookmarkStart w:id="94" w:name="_Toc12505"/>
+      <w:bookmarkStart w:id="95" w:name="_Toc21764_WPSOffice_Level1"/>
+      <w:bookmarkStart w:id="96" w:name="_Toc27302"/>
+      <w:bookmarkStart w:id="97" w:name="_Toc28240"/>
+      <w:bookmarkStart w:id="98" w:name="_Toc1707_WPSOffice_Level1"/>
       <w:r>
         <w:rPr>
           <w:rFonts w:hint="default" w:ascii="Times New Roman" w:hAnsi="Times New Roman"/>
@@ -24427,12 +24600,12 @@
           <w:lang w:eastAsia="zh-CN"/>
         </w:rPr>
       </w:pPr>
-      <w:bookmarkStart w:id="100" w:name="_Toc16200"/>
-      <w:bookmarkStart w:id="101" w:name="_Toc726"/>
-      <w:bookmarkStart w:id="102" w:name="_Toc29106"/>
-      <w:bookmarkStart w:id="103" w:name="_Toc21309"/>
-      <w:bookmarkStart w:id="104" w:name="_Toc106294402"/>
-      <w:bookmarkStart w:id="105" w:name="_Toc8170"/>
+      <w:bookmarkStart w:id="100" w:name="_Toc8170"/>
+      <w:bookmarkStart w:id="101" w:name="_Toc106294402"/>
+      <w:bookmarkStart w:id="102" w:name="_Toc21309"/>
+      <w:bookmarkStart w:id="103" w:name="_Toc29106"/>
+      <w:bookmarkStart w:id="104" w:name="_Toc726"/>
+      <w:bookmarkStart w:id="105" w:name="_Toc16200"/>
       <w:r>
         <w:rPr>
           <w:rFonts w:hint="eastAsia" w:ascii="Times New Roman" w:hAnsi="Times New Roman"/>
@@ -25659,12 +25832,12 @@
           <w:lang w:eastAsia="zh-CN"/>
         </w:rPr>
       </w:pPr>
-      <w:bookmarkStart w:id="106" w:name="_Toc32302"/>
-      <w:bookmarkStart w:id="107" w:name="_Toc4331_WPSOffice_Level2"/>
-      <w:bookmarkStart w:id="108" w:name="_Toc14973"/>
-      <w:bookmarkStart w:id="109" w:name="_Toc30847"/>
-      <w:bookmarkStart w:id="110" w:name="_Toc32443_WPSOffice_Level2"/>
-      <w:bookmarkStart w:id="111" w:name="_Toc23606"/>
+      <w:bookmarkStart w:id="106" w:name="_Toc23606"/>
+      <w:bookmarkStart w:id="107" w:name="_Toc14973"/>
+      <w:bookmarkStart w:id="108" w:name="_Toc4331_WPSOffice_Level2"/>
+      <w:bookmarkStart w:id="109" w:name="_Toc32443_WPSOffice_Level2"/>
+      <w:bookmarkStart w:id="110" w:name="_Toc30847"/>
+      <w:bookmarkStart w:id="111" w:name="_Toc32302"/>
       <w:r>
         <w:rPr>
           <w:rFonts w:hint="eastAsia" w:ascii="Times New Roman" w:hAnsi="Times New Roman"/>
@@ -27632,9 +27805,9 @@
           <w:lang w:eastAsia="zh-CN"/>
         </w:rPr>
       </w:pPr>
-      <w:bookmarkStart w:id="112" w:name="_Toc106294404"/>
-      <w:bookmarkStart w:id="113" w:name="_Toc31058"/>
-      <w:bookmarkStart w:id="114" w:name="_Toc23045"/>
+      <w:bookmarkStart w:id="112" w:name="_Toc23045"/>
+      <w:bookmarkStart w:id="113" w:name="_Toc106294404"/>
+      <w:bookmarkStart w:id="114" w:name="_Toc31058"/>
       <w:r>
         <w:rPr>
           <w:rFonts w:hint="eastAsia" w:ascii="Times New Roman" w:hAnsi="Times New Roman" w:eastAsia="微软雅黑" w:cs="Times New Roman"/>
@@ -29103,4246 +29276,6 @@
         <w:textAlignment w:val="auto"/>
         <w:rPr>
           <w:rFonts w:ascii="Times New Roman" w:hAnsi="Times New Roman" w:eastAsia="微软雅黑" w:cs="Times New Roman"/>
-          <w:b/>
-          <w:color w:val="3DA6BB"/>
-          <w:sz w:val="24"/>
-          <w:lang w:eastAsia="zh-CN"/>
-        </w:rPr>
-      </w:pPr>
-      <w:r>
-        <w:rPr>
-          <w:rFonts w:hint="eastAsia" w:ascii="Times New Roman" w:hAnsi="Times New Roman" w:eastAsia="微软雅黑" w:cs="Times New Roman"/>
-          <w:b/>
-          <w:color w:val="3DA6BB"/>
-          <w:sz w:val="24"/>
-          <w:lang w:eastAsia="zh-CN"/>
-        </w:rPr>
-        <w:t>临床试验信息</w:t>
-      </w:r>
-    </w:p>
-    <w:tbl>
-      <w:tblPr>
-        <w:tblStyle w:val="16"/>
-        <w:tblpPr w:leftFromText="180" w:rightFromText="180" w:vertAnchor="text" w:tblpXSpec="center" w:tblpY="1"/>
-        <w:tblOverlap w:val="never"/>
-        <w:tblW w:w="9870" w:type="dxa"/>
-        <w:jc w:val="center"/>
-        <w:tblBorders>
-          <w:top w:val="single" w:color="BEBEBE" w:sz="4" w:space="0"/>
-          <w:left w:val="single" w:color="BEBEBE" w:sz="4" w:space="0"/>
-          <w:bottom w:val="single" w:color="BEBEBE" w:sz="4" w:space="0"/>
-          <w:right w:val="single" w:color="BEBEBE" w:sz="4" w:space="0"/>
-          <w:insideH w:val="single" w:color="BEBEBE" w:sz="4" w:space="0"/>
-          <w:insideV w:val="single" w:color="BEBEBE" w:sz="4" w:space="0"/>
-        </w:tblBorders>
-        <w:tblLayout w:type="fixed"/>
-        <w:tblCellMar>
-          <w:top w:w="0" w:type="dxa"/>
-          <w:left w:w="108" w:type="dxa"/>
-          <w:bottom w:w="0" w:type="dxa"/>
-          <w:right w:w="108" w:type="dxa"/>
-        </w:tblCellMar>
-      </w:tblPr>
-      <w:tblGrid>
-        <w:gridCol w:w="1645"/>
-        <w:gridCol w:w="3884"/>
-        <w:gridCol w:w="1246"/>
-        <w:gridCol w:w="1035"/>
-        <w:gridCol w:w="1204"/>
-        <w:gridCol w:w="856"/>
-      </w:tblGrid>
-      <w:tr>
-        <w:tblPrEx>
-          <w:tblBorders>
-            <w:top w:val="single" w:color="BEBEBE" w:sz="4" w:space="0"/>
-            <w:left w:val="single" w:color="BEBEBE" w:sz="4" w:space="0"/>
-            <w:bottom w:val="single" w:color="BEBEBE" w:sz="4" w:space="0"/>
-            <w:right w:val="single" w:color="BEBEBE" w:sz="4" w:space="0"/>
-            <w:insideH w:val="single" w:color="BEBEBE" w:sz="4" w:space="0"/>
-            <w:insideV w:val="single" w:color="BEBEBE" w:sz="4" w:space="0"/>
-          </w:tblBorders>
-        </w:tblPrEx>
-        <w:trPr>
-          <w:trHeight w:val="420" w:hRule="atLeast"/>
-          <w:jc w:val="center"/>
-        </w:trPr>
-        <w:tc>
-          <w:tcPr>
-            <w:tcW w:w="1645" w:type="dxa"/>
-            <w:tcBorders>
-              <w:tl2br w:val="nil"/>
-              <w:tr2bl w:val="nil"/>
-            </w:tcBorders>
-            <w:shd w:val="clear" w:color="auto" w:fill="DDDDDD"/>
-            <w:vAlign w:val="center"/>
-          </w:tcPr>
-          <w:p>
-            <w:pPr>
-              <w:keepNext/>
-              <w:spacing w:before="26"/>
-              <w:jc w:val="center"/>
-              <w:rPr>
-                <w:rFonts w:ascii="Times New Roman" w:hAnsi="Times New Roman" w:eastAsia="微软雅黑" w:cs="Times New Roman"/>
-                <w:b/>
-                <w:color w:val="3DA6BB"/>
-                <w:sz w:val="18"/>
-                <w:szCs w:val="18"/>
-                <w:lang w:eastAsia="zh-CN"/>
-              </w:rPr>
-            </w:pPr>
-            <w:r>
-              <w:rPr>
-                <w:rFonts w:ascii="Times New Roman" w:hAnsi="Times New Roman" w:eastAsia="微软雅黑" w:cs="Times New Roman"/>
-                <w:b/>
-                <w:color w:val="3DA6BB"/>
-                <w:sz w:val="18"/>
-                <w:szCs w:val="18"/>
-                <w:lang w:eastAsia="zh-CN"/>
-              </w:rPr>
-              <w:t>ID</w:t>
-            </w:r>
-          </w:p>
-        </w:tc>
-        <w:tc>
-          <w:tcPr>
-            <w:tcW w:w="3884" w:type="dxa"/>
-            <w:tcBorders>
-              <w:tl2br w:val="nil"/>
-              <w:tr2bl w:val="nil"/>
-            </w:tcBorders>
-            <w:shd w:val="clear" w:color="auto" w:fill="DDDDDD"/>
-            <w:vAlign w:val="center"/>
-          </w:tcPr>
-          <w:p>
-            <w:pPr>
-              <w:keepNext/>
-              <w:spacing w:before="26"/>
-              <w:jc w:val="center"/>
-              <w:rPr>
-                <w:rFonts w:ascii="Times New Roman" w:hAnsi="Times New Roman" w:eastAsia="微软雅黑" w:cs="Times New Roman"/>
-                <w:b/>
-                <w:color w:val="3DA6BB"/>
-                <w:sz w:val="18"/>
-                <w:szCs w:val="18"/>
-                <w:lang w:eastAsia="zh-CN"/>
-              </w:rPr>
-            </w:pPr>
-            <w:r>
-              <w:rPr>
-                <w:rFonts w:ascii="Times New Roman" w:hAnsi="Times New Roman" w:eastAsia="微软雅黑" w:cs="Times New Roman"/>
-                <w:b/>
-                <w:color w:val="3DA6BB"/>
-                <w:sz w:val="18"/>
-                <w:szCs w:val="18"/>
-                <w:lang w:eastAsia="zh-CN"/>
-              </w:rPr>
-              <w:t>临床试验名称</w:t>
-            </w:r>
-          </w:p>
-        </w:tc>
-        <w:tc>
-          <w:tcPr>
-            <w:tcW w:w="1246" w:type="dxa"/>
-            <w:tcBorders>
-              <w:tl2br w:val="nil"/>
-              <w:tr2bl w:val="nil"/>
-            </w:tcBorders>
-            <w:shd w:val="clear" w:color="auto" w:fill="DDDDDD"/>
-            <w:vAlign w:val="center"/>
-          </w:tcPr>
-          <w:p>
-            <w:pPr>
-              <w:keepNext/>
-              <w:spacing w:before="26"/>
-              <w:jc w:val="center"/>
-              <w:rPr>
-                <w:rFonts w:ascii="Times New Roman" w:hAnsi="Times New Roman" w:eastAsia="微软雅黑" w:cs="Times New Roman"/>
-                <w:b/>
-                <w:color w:val="3DA6BB"/>
-                <w:sz w:val="18"/>
-                <w:szCs w:val="18"/>
-                <w:lang w:eastAsia="zh-CN"/>
-              </w:rPr>
-            </w:pPr>
-            <w:r>
-              <w:rPr>
-                <w:rFonts w:ascii="Times New Roman" w:hAnsi="Times New Roman" w:eastAsia="微软雅黑" w:cs="Times New Roman"/>
-                <w:b/>
-                <w:color w:val="3DA6BB"/>
-                <w:sz w:val="18"/>
-                <w:szCs w:val="18"/>
-                <w:lang w:eastAsia="zh-CN"/>
-              </w:rPr>
-              <w:t>肿瘤类型</w:t>
-            </w:r>
-          </w:p>
-        </w:tc>
-        <w:tc>
-          <w:tcPr>
-            <w:tcW w:w="1035" w:type="dxa"/>
-            <w:tcBorders>
-              <w:tl2br w:val="nil"/>
-              <w:tr2bl w:val="nil"/>
-            </w:tcBorders>
-            <w:shd w:val="clear" w:color="auto" w:fill="DDDDDD"/>
-            <w:vAlign w:val="center"/>
-          </w:tcPr>
-          <w:p>
-            <w:pPr>
-              <w:keepNext/>
-              <w:spacing w:before="26"/>
-              <w:jc w:val="center"/>
-              <w:rPr>
-                <w:rFonts w:ascii="Times New Roman" w:hAnsi="Times New Roman" w:eastAsia="微软雅黑" w:cs="Times New Roman"/>
-                <w:b/>
-                <w:color w:val="3DA6BB"/>
-                <w:sz w:val="18"/>
-                <w:szCs w:val="18"/>
-                <w:lang w:eastAsia="zh-CN"/>
-              </w:rPr>
-            </w:pPr>
-            <w:r>
-              <w:rPr>
-                <w:rFonts w:ascii="Times New Roman" w:hAnsi="Times New Roman" w:eastAsia="微软雅黑" w:cs="Times New Roman"/>
-                <w:b/>
-                <w:color w:val="3DA6BB"/>
-                <w:sz w:val="18"/>
-                <w:szCs w:val="18"/>
-                <w:lang w:eastAsia="zh-CN"/>
-              </w:rPr>
-              <w:t>阶段</w:t>
-            </w:r>
-          </w:p>
-        </w:tc>
-        <w:tc>
-          <w:tcPr>
-            <w:tcW w:w="1204" w:type="dxa"/>
-            <w:tcBorders>
-              <w:tl2br w:val="nil"/>
-              <w:tr2bl w:val="nil"/>
-            </w:tcBorders>
-            <w:shd w:val="clear" w:color="auto" w:fill="DDDDDD"/>
-            <w:vAlign w:val="center"/>
-          </w:tcPr>
-          <w:p>
-            <w:pPr>
-              <w:keepNext/>
-              <w:spacing w:before="26"/>
-              <w:jc w:val="center"/>
-              <w:rPr>
-                <w:rFonts w:ascii="Times New Roman" w:hAnsi="Times New Roman" w:eastAsia="微软雅黑" w:cs="Times New Roman"/>
-                <w:b/>
-                <w:color w:val="3DA6BB"/>
-                <w:sz w:val="18"/>
-                <w:szCs w:val="18"/>
-                <w:lang w:eastAsia="zh-CN"/>
-              </w:rPr>
-            </w:pPr>
-            <w:r>
-              <w:rPr>
-                <w:rFonts w:ascii="Times New Roman" w:hAnsi="Times New Roman" w:eastAsia="微软雅黑" w:cs="Times New Roman"/>
-                <w:b/>
-                <w:color w:val="3DA6BB"/>
-                <w:sz w:val="18"/>
-                <w:szCs w:val="18"/>
-                <w:lang w:eastAsia="zh-CN"/>
-              </w:rPr>
-              <w:t>药物</w:t>
-            </w:r>
-          </w:p>
-        </w:tc>
-        <w:tc>
-          <w:tcPr>
-            <w:tcW w:w="856" w:type="dxa"/>
-            <w:tcBorders>
-              <w:tl2br w:val="nil"/>
-              <w:tr2bl w:val="nil"/>
-            </w:tcBorders>
-            <w:shd w:val="clear" w:color="auto" w:fill="DDDDDD"/>
-            <w:vAlign w:val="center"/>
-          </w:tcPr>
-          <w:p>
-            <w:pPr>
-              <w:keepNext/>
-              <w:spacing w:before="26"/>
-              <w:jc w:val="center"/>
-              <w:rPr>
-                <w:rFonts w:ascii="Times New Roman" w:hAnsi="Times New Roman" w:eastAsia="微软雅黑" w:cs="Times New Roman"/>
-                <w:b/>
-                <w:color w:val="3DA6BB"/>
-                <w:sz w:val="18"/>
-                <w:szCs w:val="18"/>
-                <w:lang w:eastAsia="zh-CN"/>
-              </w:rPr>
-            </w:pPr>
-            <w:r>
-              <w:rPr>
-                <w:rFonts w:ascii="Times New Roman" w:hAnsi="Times New Roman" w:eastAsia="微软雅黑" w:cs="Times New Roman"/>
-                <w:b/>
-                <w:color w:val="3DA6BB"/>
-                <w:sz w:val="18"/>
-                <w:szCs w:val="18"/>
-                <w:lang w:eastAsia="zh-CN"/>
-              </w:rPr>
-              <w:t>地点</w:t>
-            </w:r>
-          </w:p>
-        </w:tc>
-      </w:tr>
-      <w:tr>
-        <w:tblPrEx>
-          <w:tblBorders>
-            <w:top w:val="single" w:color="BEBEBE" w:sz="4" w:space="0"/>
-            <w:left w:val="single" w:color="BEBEBE" w:sz="4" w:space="0"/>
-            <w:bottom w:val="single" w:color="BEBEBE" w:sz="4" w:space="0"/>
-            <w:right w:val="single" w:color="BEBEBE" w:sz="4" w:space="0"/>
-            <w:insideH w:val="single" w:color="BEBEBE" w:sz="4" w:space="0"/>
-            <w:insideV w:val="single" w:color="BEBEBE" w:sz="4" w:space="0"/>
-          </w:tblBorders>
-          <w:tblCellMar>
-            <w:top w:w="0" w:type="dxa"/>
-            <w:left w:w="108" w:type="dxa"/>
-            <w:bottom w:w="0" w:type="dxa"/>
-            <w:right w:w="108" w:type="dxa"/>
-          </w:tblCellMar>
-        </w:tblPrEx>
-        <w:trPr>
-          <w:jc w:val="center"/>
-        </w:trPr>
-        <w:tc>
-          <w:tcPr>
-            <w:tcW w:w="9870" w:type="dxa"/>
-            <w:gridSpan w:val="6"/>
-            <w:tcBorders>
-              <w:tl2br w:val="nil"/>
-              <w:tr2bl w:val="nil"/>
-            </w:tcBorders>
-            <w:vAlign w:val="center"/>
-          </w:tcPr>
-          <w:p>
-            <w:pPr>
-              <w:keepNext/>
-              <w:spacing w:before="26"/>
-              <w:jc w:val="center"/>
-              <w:rPr>
-                <w:rFonts w:ascii="Times New Roman" w:hAnsi="Times New Roman" w:eastAsia="微软雅黑" w:cs="Times New Roman"/>
-                <w:bCs/>
-                <w:sz w:val="18"/>
-                <w:szCs w:val="18"/>
-                <w:lang w:eastAsia="zh-CN"/>
-              </w:rPr>
-            </w:pPr>
-            <w:r>
-              <w:rPr>
-                <w:rFonts w:hint="eastAsia" w:ascii="Times New Roman" w:hAnsi="Times New Roman" w:eastAsia="微软雅黑" w:cs="Times New Roman"/>
-                <w:b/>
-                <w:sz w:val="18"/>
-                <w:szCs w:val="18"/>
-                <w:lang w:eastAsia="zh-CN"/>
-              </w:rPr>
-              <w:t>{%tr for cti in tdd.clinicalTrialInformationStr %}</w:t>
-            </w:r>
-          </w:p>
-        </w:tc>
-      </w:tr>
-      <w:tr>
-        <w:tblPrEx>
-          <w:tblBorders>
-            <w:top w:val="single" w:color="BEBEBE" w:sz="4" w:space="0"/>
-            <w:left w:val="single" w:color="BEBEBE" w:sz="4" w:space="0"/>
-            <w:bottom w:val="single" w:color="BEBEBE" w:sz="4" w:space="0"/>
-            <w:right w:val="single" w:color="BEBEBE" w:sz="4" w:space="0"/>
-            <w:insideH w:val="single" w:color="BEBEBE" w:sz="4" w:space="0"/>
-            <w:insideV w:val="single" w:color="BEBEBE" w:sz="4" w:space="0"/>
-          </w:tblBorders>
-          <w:tblCellMar>
-            <w:top w:w="0" w:type="dxa"/>
-            <w:left w:w="108" w:type="dxa"/>
-            <w:bottom w:w="0" w:type="dxa"/>
-            <w:right w:w="108" w:type="dxa"/>
-          </w:tblCellMar>
-        </w:tblPrEx>
-        <w:trPr>
-          <w:jc w:val="center"/>
-        </w:trPr>
-        <w:tc>
-          <w:tcPr>
-            <w:tcW w:w="1645" w:type="dxa"/>
-            <w:tcBorders>
-              <w:tl2br w:val="nil"/>
-              <w:tr2bl w:val="nil"/>
-            </w:tcBorders>
-            <w:vAlign w:val="center"/>
-          </w:tcPr>
-          <w:p>
-            <w:pPr>
-              <w:keepNext/>
-              <w:spacing w:before="26"/>
-              <w:jc w:val="center"/>
-              <w:rPr>
-                <w:rFonts w:ascii="Times New Roman" w:hAnsi="Times New Roman" w:eastAsia="微软雅黑" w:cs="Times New Roman"/>
-                <w:bCs/>
-                <w:sz w:val="18"/>
-                <w:szCs w:val="18"/>
-                <w:lang w:eastAsia="zh-CN"/>
-              </w:rPr>
-            </w:pPr>
-            <w:r>
-              <w:rPr>
-                <w:rFonts w:hint="eastAsia" w:ascii="Times New Roman" w:hAnsi="Times New Roman" w:eastAsia="微软雅黑" w:cs="Times New Roman"/>
-                <w:bCs/>
-                <w:sz w:val="18"/>
-                <w:szCs w:val="18"/>
-                <w:lang w:eastAsia="zh-CN"/>
-              </w:rPr>
-              <w:t>{{ cti.clinical_trial_id }}</w:t>
-            </w:r>
-          </w:p>
-        </w:tc>
-        <w:tc>
-          <w:tcPr>
-            <w:tcW w:w="3884" w:type="dxa"/>
-            <w:tcBorders>
-              <w:tl2br w:val="nil"/>
-              <w:tr2bl w:val="nil"/>
-            </w:tcBorders>
-            <w:vAlign w:val="center"/>
-          </w:tcPr>
-          <w:p>
-            <w:pPr>
-              <w:keepNext/>
-              <w:jc w:val="center"/>
-              <w:rPr>
-                <w:rFonts w:ascii="Times New Roman" w:hAnsi="Times New Roman" w:eastAsia="微软雅黑" w:cs="Times New Roman"/>
-                <w:bCs/>
-                <w:sz w:val="18"/>
-                <w:szCs w:val="18"/>
-                <w:lang w:eastAsia="zh-CN"/>
-              </w:rPr>
-            </w:pPr>
-            <w:r>
-              <w:rPr>
-                <w:rFonts w:hint="eastAsia" w:ascii="Times New Roman" w:hAnsi="Times New Roman" w:eastAsia="微软雅黑" w:cs="Times New Roman"/>
-                <w:bCs/>
-                <w:sz w:val="18"/>
-                <w:szCs w:val="18"/>
-                <w:lang w:eastAsia="zh-CN"/>
-              </w:rPr>
-              <w:t>{{ cti.title_chinese }}</w:t>
-            </w:r>
-          </w:p>
-        </w:tc>
-        <w:tc>
-          <w:tcPr>
-            <w:tcW w:w="1246" w:type="dxa"/>
-            <w:tcBorders>
-              <w:tl2br w:val="nil"/>
-              <w:tr2bl w:val="nil"/>
-            </w:tcBorders>
-            <w:vAlign w:val="center"/>
-          </w:tcPr>
-          <w:p>
-            <w:pPr>
-              <w:keepNext/>
-              <w:spacing w:before="26"/>
-              <w:jc w:val="center"/>
-              <w:rPr>
-                <w:rFonts w:ascii="Times New Roman" w:hAnsi="Times New Roman" w:eastAsia="微软雅黑" w:cs="Times New Roman"/>
-                <w:bCs/>
-                <w:sz w:val="18"/>
-                <w:szCs w:val="18"/>
-                <w:lang w:eastAsia="zh-CN"/>
-              </w:rPr>
-            </w:pPr>
-            <w:r>
-              <w:rPr>
-                <w:rFonts w:hint="eastAsia" w:ascii="Times New Roman" w:hAnsi="Times New Roman" w:eastAsia="微软雅黑" w:cs="Times New Roman"/>
-                <w:bCs/>
-                <w:sz w:val="18"/>
-                <w:szCs w:val="18"/>
-                <w:lang w:eastAsia="zh-CN"/>
-              </w:rPr>
-              <w:t>{{ cti.condition_chinese }}</w:t>
-            </w:r>
-          </w:p>
-        </w:tc>
-        <w:tc>
-          <w:tcPr>
-            <w:tcW w:w="1035" w:type="dxa"/>
-            <w:tcBorders>
-              <w:tl2br w:val="nil"/>
-              <w:tr2bl w:val="nil"/>
-            </w:tcBorders>
-            <w:vAlign w:val="center"/>
-          </w:tcPr>
-          <w:p>
-            <w:pPr>
-              <w:keepNext/>
-              <w:spacing w:before="26"/>
-              <w:jc w:val="center"/>
-              <w:rPr>
-                <w:rFonts w:ascii="Times New Roman" w:hAnsi="Times New Roman" w:eastAsia="微软雅黑" w:cs="Times New Roman"/>
-                <w:bCs/>
-                <w:sz w:val="18"/>
-                <w:szCs w:val="18"/>
-                <w:lang w:eastAsia="zh-CN"/>
-              </w:rPr>
-            </w:pPr>
-            <w:r>
-              <w:rPr>
-                <w:rFonts w:hint="eastAsia" w:ascii="Times New Roman" w:hAnsi="Times New Roman" w:eastAsia="微软雅黑" w:cs="Times New Roman"/>
-                <w:bCs/>
-                <w:sz w:val="18"/>
-                <w:szCs w:val="18"/>
-                <w:lang w:eastAsia="zh-CN"/>
-              </w:rPr>
-              <w:t>{{ cti.phase }}</w:t>
-            </w:r>
-          </w:p>
-        </w:tc>
-        <w:tc>
-          <w:tcPr>
-            <w:tcW w:w="1204" w:type="dxa"/>
-            <w:tcBorders>
-              <w:tl2br w:val="nil"/>
-              <w:tr2bl w:val="nil"/>
-            </w:tcBorders>
-            <w:vAlign w:val="center"/>
-          </w:tcPr>
-          <w:p>
-            <w:pPr>
-              <w:spacing w:before="1" w:line="249" w:lineRule="auto"/>
-              <w:ind w:right="131"/>
-              <w:jc w:val="center"/>
-              <w:rPr>
-                <w:rFonts w:ascii="Times New Roman" w:hAnsi="Times New Roman" w:eastAsia="微软雅黑" w:cs="Times New Roman"/>
-                <w:sz w:val="18"/>
-                <w:szCs w:val="18"/>
-                <w:lang w:eastAsia="zh-CN"/>
-              </w:rPr>
-            </w:pPr>
-            <w:r>
-              <w:rPr>
-                <w:rFonts w:hint="eastAsia" w:ascii="Times New Roman" w:hAnsi="Times New Roman" w:eastAsia="微软雅黑" w:cs="Times New Roman"/>
-                <w:sz w:val="18"/>
-                <w:szCs w:val="18"/>
-                <w:lang w:eastAsia="zh-CN"/>
-              </w:rPr>
-              <w:t xml:space="preserve">{% for d in </w:t>
-            </w:r>
-            <w:r>
-              <w:rPr>
-                <w:rFonts w:hint="eastAsia" w:ascii="Times New Roman" w:hAnsi="Times New Roman" w:eastAsia="微软雅黑" w:cs="Times New Roman"/>
-                <w:bCs/>
-                <w:sz w:val="18"/>
-                <w:szCs w:val="18"/>
-                <w:lang w:eastAsia="zh-CN"/>
-              </w:rPr>
-              <w:t>cti.drug_name_chinese</w:t>
-            </w:r>
-            <w:r>
-              <w:rPr>
-                <w:rFonts w:hint="eastAsia" w:ascii="Times New Roman" w:hAnsi="Times New Roman" w:eastAsia="微软雅黑" w:cs="Times New Roman"/>
-                <w:sz w:val="18"/>
-                <w:szCs w:val="18"/>
-                <w:lang w:eastAsia="zh-CN"/>
-              </w:rPr>
-              <w:t xml:space="preserve"> %}{%if loop.last%}{{ d.name }}{%else%}{{ d.name }}</w:t>
-            </w:r>
-          </w:p>
-          <w:p>
-            <w:pPr>
-              <w:keepNext/>
-              <w:jc w:val="center"/>
-              <w:rPr>
-                <w:rFonts w:ascii="Times New Roman" w:hAnsi="Times New Roman" w:eastAsia="微软雅黑" w:cs="Times New Roman"/>
-                <w:bCs/>
-                <w:sz w:val="18"/>
-                <w:szCs w:val="18"/>
-                <w:lang w:eastAsia="zh-CN"/>
-              </w:rPr>
-            </w:pPr>
-            <w:r>
-              <w:rPr>
-                <w:rFonts w:hint="eastAsia" w:ascii="Times New Roman" w:hAnsi="Times New Roman" w:eastAsia="微软雅黑" w:cs="Times New Roman"/>
-                <w:sz w:val="18"/>
-                <w:szCs w:val="18"/>
-                <w:lang w:eastAsia="zh-CN"/>
-              </w:rPr>
-              <w:t>{%endif%}{% endfor %}</w:t>
-            </w:r>
-          </w:p>
-        </w:tc>
-        <w:tc>
-          <w:tcPr>
-            <w:tcW w:w="856" w:type="dxa"/>
-            <w:tcBorders>
-              <w:tl2br w:val="nil"/>
-              <w:tr2bl w:val="nil"/>
-            </w:tcBorders>
-            <w:vAlign w:val="center"/>
-          </w:tcPr>
-          <w:p>
-            <w:pPr>
-              <w:keepNext/>
-              <w:spacing w:before="26"/>
-              <w:jc w:val="center"/>
-              <w:rPr>
-                <w:rFonts w:ascii="Times New Roman" w:hAnsi="Times New Roman" w:eastAsia="微软雅黑" w:cs="Times New Roman"/>
-                <w:bCs/>
-                <w:sz w:val="18"/>
-                <w:szCs w:val="18"/>
-                <w:lang w:eastAsia="zh-CN"/>
-              </w:rPr>
-            </w:pPr>
-            <w:r>
-              <w:rPr>
-                <w:rFonts w:hint="eastAsia" w:ascii="Times New Roman" w:hAnsi="Times New Roman" w:eastAsia="微软雅黑" w:cs="Times New Roman"/>
-                <w:bCs/>
-                <w:sz w:val="18"/>
-                <w:szCs w:val="18"/>
-                <w:lang w:eastAsia="zh-CN"/>
-              </w:rPr>
-              <w:t>{{ cti.location_chinese }}</w:t>
-            </w:r>
-          </w:p>
-        </w:tc>
-      </w:tr>
-      <w:tr>
-        <w:tblPrEx>
-          <w:tblBorders>
-            <w:top w:val="single" w:color="BEBEBE" w:sz="4" w:space="0"/>
-            <w:left w:val="single" w:color="BEBEBE" w:sz="4" w:space="0"/>
-            <w:bottom w:val="single" w:color="BEBEBE" w:sz="4" w:space="0"/>
-            <w:right w:val="single" w:color="BEBEBE" w:sz="4" w:space="0"/>
-            <w:insideH w:val="single" w:color="BEBEBE" w:sz="4" w:space="0"/>
-            <w:insideV w:val="single" w:color="BEBEBE" w:sz="4" w:space="0"/>
-          </w:tblBorders>
-          <w:tblCellMar>
-            <w:top w:w="0" w:type="dxa"/>
-            <w:left w:w="108" w:type="dxa"/>
-            <w:bottom w:w="0" w:type="dxa"/>
-            <w:right w:w="108" w:type="dxa"/>
-          </w:tblCellMar>
-        </w:tblPrEx>
-        <w:trPr>
-          <w:jc w:val="center"/>
-        </w:trPr>
-        <w:tc>
-          <w:tcPr>
-            <w:tcW w:w="9870" w:type="dxa"/>
-            <w:gridSpan w:val="6"/>
-            <w:tcBorders>
-              <w:tl2br w:val="nil"/>
-              <w:tr2bl w:val="nil"/>
-            </w:tcBorders>
-            <w:vAlign w:val="center"/>
-          </w:tcPr>
-          <w:p>
-            <w:pPr>
-              <w:keepNext/>
-              <w:spacing w:before="26"/>
-              <w:jc w:val="center"/>
-              <w:rPr>
-                <w:rFonts w:ascii="Times New Roman" w:hAnsi="Times New Roman" w:eastAsia="微软雅黑" w:cs="Times New Roman"/>
-                <w:bCs/>
-                <w:sz w:val="18"/>
-                <w:szCs w:val="18"/>
-                <w:lang w:eastAsia="zh-CN"/>
-              </w:rPr>
-            </w:pPr>
-            <w:r>
-              <w:rPr>
-                <w:rFonts w:hint="eastAsia" w:ascii="Times New Roman" w:hAnsi="Times New Roman" w:eastAsia="微软雅黑" w:cs="Times New Roman"/>
-                <w:bCs/>
-                <w:sz w:val="18"/>
-                <w:szCs w:val="18"/>
-                <w:lang w:eastAsia="zh-CN"/>
-              </w:rPr>
-              <w:t>{%tr endfor %}</w:t>
-            </w:r>
-          </w:p>
-        </w:tc>
-      </w:tr>
-    </w:tbl>
-    <w:p>
-      <w:pPr>
-        <w:pStyle w:val="27"/>
-        <w:rPr>
-          <w:color w:val="3DA6BB"/>
-        </w:rPr>
-      </w:pPr>
-      <w:r>
-        <w:rPr>
-          <w:rFonts w:hint="eastAsia" w:ascii="Times New Roman" w:hAnsi="Times New Roman" w:eastAsia="微软雅黑" w:cs="Times New Roman"/>
-          <w:b/>
-          <w:color w:val="3DA6BB"/>
-          <w:sz w:val="24"/>
-          <w:szCs w:val="24"/>
-          <w:lang w:eastAsia="zh-CN"/>
-        </w:rPr>
-        <w:t>{% endif %}</w:t>
-      </w:r>
-      <w:r>
-        <w:rPr>
-          <w:rFonts w:hint="eastAsia"/>
-          <w:color w:val="3DA6BB"/>
-        </w:rPr>
-        <w:t>{% endfor %}{% for vus in unknownVarAnalysisStr %}</w:t>
-      </w:r>
-    </w:p>
-    <w:p>
-      <w:pPr>
-        <w:keepNext/>
-        <w:spacing w:before="120" w:beforeLines="50" w:after="120" w:afterLines="50"/>
-        <w:rPr>
-          <w:rFonts w:hint="eastAsia" w:ascii="Times New Roman" w:hAnsi="Times New Roman" w:eastAsia="微软雅黑" w:cs="Times New Roman"/>
-          <w:b/>
-          <w:color w:val="3DA6BB"/>
-          <w:sz w:val="24"/>
-          <w:szCs w:val="24"/>
-          <w:lang w:eastAsia="zh-CN"/>
-        </w:rPr>
-      </w:pPr>
-      <w:r>
-        <w:rPr>
-          <w:rFonts w:hint="eastAsia" w:ascii="Times New Roman" w:hAnsi="Times New Roman" w:eastAsia="微软雅黑" w:cs="Times New Roman"/>
-          <w:b/>
-          <w:color w:val="3DA6BB"/>
-          <w:sz w:val="24"/>
-          <w:szCs w:val="24"/>
-          <w:lang w:eastAsia="zh-CN"/>
-        </w:rPr>
-        <w:t>{{ vus.gene}}</w:t>
-      </w:r>
-    </w:p>
-    <w:tbl>
-      <w:tblPr>
-        <w:tblStyle w:val="16"/>
-        <w:tblpPr w:leftFromText="180" w:rightFromText="180" w:vertAnchor="text" w:tblpXSpec="center" w:tblpY="1"/>
-        <w:tblOverlap w:val="never"/>
-        <w:tblW w:w="9870" w:type="dxa"/>
-        <w:tblInd w:w="0" w:type="dxa"/>
-        <w:tblBorders>
-          <w:top w:val="single" w:color="BEBEBE" w:sz="4" w:space="0"/>
-          <w:left w:val="single" w:color="BEBEBE" w:sz="4" w:space="0"/>
-          <w:bottom w:val="single" w:color="BEBEBE" w:sz="4" w:space="0"/>
-          <w:right w:val="single" w:color="BEBEBE" w:sz="4" w:space="0"/>
-          <w:insideH w:val="single" w:color="BEBEBE" w:sz="4" w:space="0"/>
-          <w:insideV w:val="single" w:color="BEBEBE" w:sz="4" w:space="0"/>
-        </w:tblBorders>
-        <w:tblLayout w:type="fixed"/>
-        <w:tblCellMar>
-          <w:top w:w="0" w:type="dxa"/>
-          <w:left w:w="108" w:type="dxa"/>
-          <w:bottom w:w="0" w:type="dxa"/>
-          <w:right w:w="108" w:type="dxa"/>
-        </w:tblCellMar>
-      </w:tblPr>
-      <w:tblGrid>
-        <w:gridCol w:w="1843"/>
-        <w:gridCol w:w="8027"/>
-      </w:tblGrid>
-      <w:tr>
-        <w:tblPrEx>
-          <w:tblBorders>
-            <w:top w:val="single" w:color="BEBEBE" w:sz="4" w:space="0"/>
-            <w:left w:val="single" w:color="BEBEBE" w:sz="4" w:space="0"/>
-            <w:bottom w:val="single" w:color="BEBEBE" w:sz="4" w:space="0"/>
-            <w:right w:val="single" w:color="BEBEBE" w:sz="4" w:space="0"/>
-            <w:insideH w:val="single" w:color="BEBEBE" w:sz="4" w:space="0"/>
-            <w:insideV w:val="single" w:color="BEBEBE" w:sz="4" w:space="0"/>
-          </w:tblBorders>
-          <w:tblCellMar>
-            <w:top w:w="0" w:type="dxa"/>
-            <w:left w:w="108" w:type="dxa"/>
-            <w:bottom w:w="0" w:type="dxa"/>
-            <w:right w:w="108" w:type="dxa"/>
-          </w:tblCellMar>
-        </w:tblPrEx>
-        <w:trPr>
-          <w:trHeight w:val="329" w:hRule="atLeast"/>
-        </w:trPr>
-        <w:tc>
-          <w:tcPr>
-            <w:tcW w:w="1843" w:type="dxa"/>
-            <w:tcBorders>
-              <w:tl2br w:val="nil"/>
-              <w:tr2bl w:val="nil"/>
-            </w:tcBorders>
-            <w:shd w:val="clear" w:color="auto" w:fill="DDDDDD"/>
-            <w:vAlign w:val="center"/>
-          </w:tcPr>
-          <w:p>
-            <w:pPr>
-              <w:keepNext/>
-              <w:rPr>
-                <w:rFonts w:ascii="Times New Roman" w:hAnsi="Times New Roman" w:eastAsia="微软雅黑" w:cs="Times New Roman"/>
-                <w:b/>
-                <w:color w:val="3DA6BB"/>
-                <w:sz w:val="18"/>
-                <w:szCs w:val="18"/>
-                <w:lang w:eastAsia="zh-CN"/>
-              </w:rPr>
-            </w:pPr>
-            <w:r>
-              <w:rPr>
-                <w:rFonts w:ascii="Times New Roman" w:hAnsi="Times New Roman" w:eastAsia="微软雅黑" w:cs="Times New Roman"/>
-                <w:b/>
-                <w:color w:val="3DA6BB"/>
-                <w:sz w:val="18"/>
-                <w:szCs w:val="18"/>
-                <w:lang w:eastAsia="zh-CN"/>
-              </w:rPr>
-              <w:t>突变形式</w:t>
-            </w:r>
-          </w:p>
-        </w:tc>
-        <w:tc>
-          <w:tcPr>
-            <w:tcW w:w="8027" w:type="dxa"/>
-            <w:tcBorders>
-              <w:tl2br w:val="nil"/>
-              <w:tr2bl w:val="nil"/>
-            </w:tcBorders>
-            <w:vAlign w:val="center"/>
-          </w:tcPr>
-          <w:p>
-            <w:pPr>
-              <w:keepNext/>
-              <w:rPr>
-                <w:rFonts w:ascii="Times New Roman" w:hAnsi="Times New Roman" w:eastAsia="微软雅黑" w:cs="Times New Roman"/>
-                <w:sz w:val="18"/>
-                <w:szCs w:val="18"/>
-                <w:lang w:eastAsia="zh-CN"/>
-              </w:rPr>
-            </w:pPr>
-            <w:r>
-              <w:rPr>
-                <w:rFonts w:hint="eastAsia" w:ascii="Times New Roman" w:hAnsi="Times New Roman" w:eastAsia="微软雅黑" w:cs="Times New Roman"/>
-                <w:color w:val="000000"/>
-                <w:sz w:val="18"/>
-                <w:szCs w:val="18"/>
-                <w:lang w:eastAsia="zh-CN"/>
-              </w:rPr>
-              <w:t>{{ vus.ori_variant }}</w:t>
-            </w:r>
-          </w:p>
-        </w:tc>
-      </w:tr>
-      <w:tr>
-        <w:tblPrEx>
-          <w:tblBorders>
-            <w:top w:val="single" w:color="BEBEBE" w:sz="4" w:space="0"/>
-            <w:left w:val="single" w:color="BEBEBE" w:sz="4" w:space="0"/>
-            <w:bottom w:val="single" w:color="BEBEBE" w:sz="4" w:space="0"/>
-            <w:right w:val="single" w:color="BEBEBE" w:sz="4" w:space="0"/>
-            <w:insideH w:val="single" w:color="BEBEBE" w:sz="4" w:space="0"/>
-            <w:insideV w:val="single" w:color="BEBEBE" w:sz="4" w:space="0"/>
-          </w:tblBorders>
-          <w:tblCellMar>
-            <w:top w:w="0" w:type="dxa"/>
-            <w:left w:w="108" w:type="dxa"/>
-            <w:bottom w:w="0" w:type="dxa"/>
-            <w:right w:w="108" w:type="dxa"/>
-          </w:tblCellMar>
-        </w:tblPrEx>
-        <w:tc>
-          <w:tcPr>
-            <w:tcW w:w="1843" w:type="dxa"/>
-            <w:tcBorders>
-              <w:tl2br w:val="nil"/>
-              <w:tr2bl w:val="nil"/>
-            </w:tcBorders>
-            <w:shd w:val="clear" w:color="auto" w:fill="DDDDDD"/>
-            <w:vAlign w:val="center"/>
-          </w:tcPr>
-          <w:p>
-            <w:pPr>
-              <w:keepNext/>
-              <w:rPr>
-                <w:rFonts w:ascii="Times New Roman" w:hAnsi="Times New Roman" w:eastAsia="微软雅黑" w:cs="Times New Roman"/>
-                <w:b/>
-                <w:color w:val="3DA6BB"/>
-                <w:sz w:val="18"/>
-                <w:szCs w:val="18"/>
-                <w:lang w:eastAsia="zh-CN"/>
-              </w:rPr>
-            </w:pPr>
-            <w:r>
-              <w:rPr>
-                <w:rFonts w:ascii="Times New Roman" w:hAnsi="Times New Roman" w:eastAsia="微软雅黑" w:cs="Times New Roman"/>
-                <w:b/>
-                <w:color w:val="3DA6BB"/>
-                <w:sz w:val="18"/>
-                <w:szCs w:val="18"/>
-                <w:lang w:eastAsia="zh-CN"/>
-              </w:rPr>
-              <w:t>突变说明</w:t>
-            </w:r>
-          </w:p>
-        </w:tc>
-        <w:tc>
-          <w:tcPr>
-            <w:tcW w:w="8027" w:type="dxa"/>
-            <w:tcBorders>
-              <w:tl2br w:val="nil"/>
-              <w:tr2bl w:val="nil"/>
-            </w:tcBorders>
-            <w:vAlign w:val="center"/>
-          </w:tcPr>
-          <w:p>
-            <w:pPr>
-              <w:keepNext/>
-              <w:rPr>
-                <w:rFonts w:ascii="Times New Roman" w:hAnsi="Times New Roman" w:eastAsia="微软雅黑" w:cs="Times New Roman"/>
-                <w:sz w:val="18"/>
-                <w:szCs w:val="18"/>
-                <w:lang w:eastAsia="zh-CN"/>
-              </w:rPr>
-            </w:pPr>
-            <w:r>
-              <w:rPr>
-                <w:rFonts w:hint="eastAsia" w:ascii="Times New Roman" w:hAnsi="Times New Roman" w:eastAsia="微软雅黑" w:cs="Times New Roman"/>
-                <w:color w:val="000000"/>
-                <w:sz w:val="18"/>
-                <w:szCs w:val="18"/>
-                <w:lang w:eastAsia="zh-CN"/>
-              </w:rPr>
-              <w:t>{{ vus.mutDesc }}</w:t>
-            </w:r>
-          </w:p>
-        </w:tc>
-      </w:tr>
-      <w:tr>
-        <w:tblPrEx>
-          <w:tblBorders>
-            <w:top w:val="single" w:color="BEBEBE" w:sz="4" w:space="0"/>
-            <w:left w:val="single" w:color="BEBEBE" w:sz="4" w:space="0"/>
-            <w:bottom w:val="single" w:color="BEBEBE" w:sz="4" w:space="0"/>
-            <w:right w:val="single" w:color="BEBEBE" w:sz="4" w:space="0"/>
-            <w:insideH w:val="single" w:color="BEBEBE" w:sz="4" w:space="0"/>
-            <w:insideV w:val="single" w:color="BEBEBE" w:sz="4" w:space="0"/>
-          </w:tblBorders>
-          <w:tblCellMar>
-            <w:top w:w="0" w:type="dxa"/>
-            <w:left w:w="108" w:type="dxa"/>
-            <w:bottom w:w="0" w:type="dxa"/>
-            <w:right w:w="108" w:type="dxa"/>
-          </w:tblCellMar>
-        </w:tblPrEx>
-        <w:tc>
-          <w:tcPr>
-            <w:tcW w:w="1843" w:type="dxa"/>
-            <w:tcBorders>
-              <w:tl2br w:val="nil"/>
-              <w:tr2bl w:val="nil"/>
-            </w:tcBorders>
-            <w:shd w:val="clear" w:color="auto" w:fill="DDDDDD"/>
-            <w:vAlign w:val="center"/>
-          </w:tcPr>
-          <w:p>
-            <w:pPr>
-              <w:keepNext/>
-              <w:rPr>
-                <w:rFonts w:ascii="Times New Roman" w:hAnsi="Times New Roman" w:eastAsia="微软雅黑" w:cs="Times New Roman"/>
-                <w:b/>
-                <w:color w:val="3DA6BB"/>
-                <w:sz w:val="18"/>
-                <w:szCs w:val="18"/>
-                <w:lang w:eastAsia="zh-CN"/>
-              </w:rPr>
-            </w:pPr>
-            <w:r>
-              <w:rPr>
-                <w:rFonts w:ascii="Times New Roman" w:hAnsi="Times New Roman" w:eastAsia="微软雅黑" w:cs="Times New Roman"/>
-                <w:b/>
-                <w:color w:val="3DA6BB"/>
-                <w:sz w:val="18"/>
-                <w:szCs w:val="18"/>
-                <w:lang w:eastAsia="zh-CN"/>
-              </w:rPr>
-              <w:t>基因说明</w:t>
-            </w:r>
-          </w:p>
-        </w:tc>
-        <w:tc>
-          <w:tcPr>
-            <w:tcW w:w="8027" w:type="dxa"/>
-            <w:tcBorders>
-              <w:tl2br w:val="nil"/>
-              <w:tr2bl w:val="nil"/>
-            </w:tcBorders>
-            <w:vAlign w:val="center"/>
-          </w:tcPr>
-          <w:p>
-            <w:pPr>
-              <w:keepNext/>
-              <w:rPr>
-                <w:rFonts w:ascii="Times New Roman" w:hAnsi="Times New Roman" w:eastAsia="微软雅黑" w:cs="Times New Roman"/>
-                <w:sz w:val="18"/>
-                <w:szCs w:val="18"/>
-                <w:lang w:eastAsia="zh-CN"/>
-              </w:rPr>
-            </w:pPr>
-            <w:r>
-              <w:rPr>
-                <w:rFonts w:hint="eastAsia" w:ascii="Times New Roman" w:hAnsi="Times New Roman" w:eastAsia="微软雅黑" w:cs="Times New Roman"/>
-                <w:sz w:val="18"/>
-                <w:szCs w:val="18"/>
-                <w:lang w:eastAsia="zh-CN"/>
-              </w:rPr>
-              <w:t>{{ vus.gene_description_chinese }}</w:t>
-            </w:r>
-          </w:p>
-        </w:tc>
-      </w:tr>
-    </w:tbl>
-    <w:p>
-      <w:pPr>
-        <w:rPr>
-          <w:rFonts w:ascii="Times New Roman" w:hAnsi="Times New Roman" w:eastAsia="微软雅黑" w:cs="Times New Roman"/>
-          <w:b/>
-          <w:color w:val="3DA6BB"/>
-          <w:sz w:val="24"/>
-          <w:szCs w:val="24"/>
-          <w:lang w:eastAsia="zh-CN"/>
-        </w:rPr>
-      </w:pPr>
-      <w:r>
-        <w:rPr>
-          <w:rFonts w:hint="eastAsia" w:ascii="Times New Roman" w:hAnsi="Times New Roman" w:eastAsia="微软雅黑" w:cs="Times New Roman"/>
-          <w:b/>
-          <w:color w:val="3DA6BB"/>
-          <w:sz w:val="24"/>
-          <w:szCs w:val="24"/>
-          <w:lang w:eastAsia="zh-CN"/>
-        </w:rPr>
-        <w:t>{% endfor %}{% for tdd in ComplexDrugStr</w:t>
-      </w:r>
-      <w:r>
-        <w:rPr>
-          <w:rFonts w:hint="eastAsia" w:ascii="Times New Roman" w:hAnsi="Times New Roman" w:eastAsia="微软雅黑" w:cs="Times New Roman"/>
-          <w:b/>
-          <w:color w:val="3DA6BB"/>
-          <w:sz w:val="24"/>
-          <w:szCs w:val="24"/>
-          <w:lang w:val="en-US" w:eastAsia="zh-CN"/>
-        </w:rPr>
-        <w:t xml:space="preserve"> </w:t>
-      </w:r>
-      <w:r>
-        <w:rPr>
-          <w:rFonts w:hint="eastAsia" w:ascii="Times New Roman" w:hAnsi="Times New Roman" w:eastAsia="微软雅黑" w:cs="Times New Roman"/>
-          <w:b/>
-          <w:color w:val="3DA6BB"/>
-          <w:sz w:val="24"/>
-          <w:szCs w:val="24"/>
-          <w:lang w:eastAsia="zh-CN"/>
-        </w:rPr>
-        <w:t>%}</w:t>
-      </w:r>
-    </w:p>
-    <w:p>
-      <w:pPr>
-        <w:keepNext/>
-        <w:spacing w:before="120" w:beforeLines="50" w:after="120" w:afterLines="50"/>
-        <w:rPr>
-          <w:rFonts w:hint="eastAsia" w:ascii="Times New Roman" w:hAnsi="Times New Roman" w:eastAsia="微软雅黑" w:cs="Times New Roman"/>
-          <w:b/>
-          <w:color w:val="3DA6BB"/>
-          <w:sz w:val="24"/>
-          <w:szCs w:val="24"/>
-          <w:lang w:eastAsia="zh-CN"/>
-        </w:rPr>
-      </w:pPr>
-      <w:r>
-        <w:rPr>
-          <w:rFonts w:hint="eastAsia" w:ascii="Times New Roman" w:hAnsi="Times New Roman" w:eastAsia="微软雅黑" w:cs="Times New Roman"/>
-          <w:b/>
-          <w:color w:val="3DA6BB"/>
-          <w:sz w:val="24"/>
-          <w:szCs w:val="24"/>
-          <w:lang w:eastAsia="zh-CN"/>
-        </w:rPr>
-        <w:t>{{ tdd.comutation }}</w:t>
-      </w:r>
-    </w:p>
-    <w:tbl>
-      <w:tblPr>
-        <w:tblStyle w:val="16"/>
-        <w:tblpPr w:leftFromText="180" w:rightFromText="180" w:vertAnchor="text" w:tblpXSpec="center" w:tblpY="1"/>
-        <w:tblOverlap w:val="never"/>
-        <w:tblW w:w="9870" w:type="dxa"/>
-        <w:jc w:val="center"/>
-        <w:tblBorders>
-          <w:top w:val="single" w:color="BEBEBE" w:sz="4" w:space="0"/>
-          <w:left w:val="single" w:color="BEBEBE" w:sz="4" w:space="0"/>
-          <w:bottom w:val="single" w:color="BEBEBE" w:sz="4" w:space="0"/>
-          <w:right w:val="single" w:color="BEBEBE" w:sz="4" w:space="0"/>
-          <w:insideH w:val="single" w:color="BEBEBE" w:sz="4" w:space="0"/>
-          <w:insideV w:val="single" w:color="BEBEBE" w:sz="4" w:space="0"/>
-        </w:tblBorders>
-        <w:tblLayout w:type="fixed"/>
-        <w:tblCellMar>
-          <w:top w:w="0" w:type="dxa"/>
-          <w:left w:w="108" w:type="dxa"/>
-          <w:bottom w:w="0" w:type="dxa"/>
-          <w:right w:w="108" w:type="dxa"/>
-        </w:tblCellMar>
-      </w:tblPr>
-      <w:tblGrid>
-        <w:gridCol w:w="432"/>
-        <w:gridCol w:w="1191"/>
-        <w:gridCol w:w="8247"/>
-      </w:tblGrid>
-      <w:tr>
-        <w:tblPrEx>
-          <w:tblBorders>
-            <w:top w:val="single" w:color="BEBEBE" w:sz="4" w:space="0"/>
-            <w:left w:val="single" w:color="BEBEBE" w:sz="4" w:space="0"/>
-            <w:bottom w:val="single" w:color="BEBEBE" w:sz="4" w:space="0"/>
-            <w:right w:val="single" w:color="BEBEBE" w:sz="4" w:space="0"/>
-            <w:insideH w:val="single" w:color="BEBEBE" w:sz="4" w:space="0"/>
-            <w:insideV w:val="single" w:color="BEBEBE" w:sz="4" w:space="0"/>
-          </w:tblBorders>
-          <w:tblCellMar>
-            <w:top w:w="0" w:type="dxa"/>
-            <w:left w:w="108" w:type="dxa"/>
-            <w:bottom w:w="0" w:type="dxa"/>
-            <w:right w:w="108" w:type="dxa"/>
-          </w:tblCellMar>
-        </w:tblPrEx>
-        <w:trPr>
-          <w:trHeight w:val="417" w:hRule="atLeast"/>
-          <w:jc w:val="center"/>
-        </w:trPr>
-        <w:tc>
-          <w:tcPr>
-            <w:tcW w:w="1623" w:type="dxa"/>
-            <w:gridSpan w:val="2"/>
-            <w:tcBorders>
-              <w:tl2br w:val="nil"/>
-              <w:tr2bl w:val="nil"/>
-            </w:tcBorders>
-            <w:shd w:val="clear" w:color="auto" w:fill="DDDDDD"/>
-            <w:vAlign w:val="center"/>
-          </w:tcPr>
-          <w:p>
-            <w:pPr>
-              <w:keepNext/>
-              <w:spacing w:before="26"/>
-              <w:jc w:val="center"/>
-              <w:rPr>
-                <w:rFonts w:ascii="Times New Roman" w:hAnsi="Times New Roman" w:eastAsia="微软雅黑" w:cs="Times New Roman"/>
-                <w:b/>
-                <w:color w:val="3DA6BB"/>
-                <w:sz w:val="18"/>
-                <w:szCs w:val="18"/>
-                <w:lang w:eastAsia="zh-CN"/>
-              </w:rPr>
-            </w:pPr>
-            <w:r>
-              <w:rPr>
-                <w:rFonts w:ascii="Times New Roman" w:hAnsi="Times New Roman" w:eastAsia="微软雅黑" w:cs="Times New Roman"/>
-                <w:b/>
-                <w:color w:val="3DA6BB"/>
-                <w:sz w:val="18"/>
-                <w:szCs w:val="18"/>
-                <w:lang w:eastAsia="zh-CN"/>
-              </w:rPr>
-              <w:t>突变形式</w:t>
-            </w:r>
-          </w:p>
-        </w:tc>
-        <w:tc>
-          <w:tcPr>
-            <w:tcW w:w="8247" w:type="dxa"/>
-            <w:tcBorders>
-              <w:tl2br w:val="nil"/>
-              <w:tr2bl w:val="nil"/>
-            </w:tcBorders>
-            <w:vAlign w:val="center"/>
-          </w:tcPr>
-          <w:p>
-            <w:pPr>
-              <w:keepNext/>
-              <w:spacing w:before="26"/>
-              <w:jc w:val="center"/>
-              <w:rPr>
-                <w:rFonts w:ascii="Times New Roman" w:hAnsi="Times New Roman" w:eastAsia="微软雅黑" w:cs="Times New Roman"/>
-                <w:bCs/>
-                <w:sz w:val="18"/>
-                <w:szCs w:val="18"/>
-                <w:lang w:eastAsia="zh-CN"/>
-              </w:rPr>
-            </w:pPr>
-            <w:r>
-              <w:rPr>
-                <w:rFonts w:hint="eastAsia" w:ascii="Times New Roman" w:hAnsi="Times New Roman" w:eastAsia="微软雅黑" w:cs="Times New Roman"/>
-                <w:bCs/>
-                <w:sz w:val="18"/>
-                <w:szCs w:val="18"/>
-                <w:lang w:val="en-US" w:eastAsia="zh-CN"/>
-              </w:rPr>
-              <w:t>-</w:t>
-            </w:r>
-          </w:p>
-        </w:tc>
-      </w:tr>
-      <w:tr>
-        <w:tblPrEx>
-          <w:tblBorders>
-            <w:top w:val="single" w:color="BEBEBE" w:sz="4" w:space="0"/>
-            <w:left w:val="single" w:color="BEBEBE" w:sz="4" w:space="0"/>
-            <w:bottom w:val="single" w:color="BEBEBE" w:sz="4" w:space="0"/>
-            <w:right w:val="single" w:color="BEBEBE" w:sz="4" w:space="0"/>
-            <w:insideH w:val="single" w:color="BEBEBE" w:sz="4" w:space="0"/>
-            <w:insideV w:val="single" w:color="BEBEBE" w:sz="4" w:space="0"/>
-          </w:tblBorders>
-          <w:tblCellMar>
-            <w:top w:w="0" w:type="dxa"/>
-            <w:left w:w="108" w:type="dxa"/>
-            <w:bottom w:w="0" w:type="dxa"/>
-            <w:right w:w="108" w:type="dxa"/>
-          </w:tblCellMar>
-        </w:tblPrEx>
-        <w:trPr>
-          <w:trHeight w:val="494" w:hRule="atLeast"/>
-          <w:jc w:val="center"/>
-        </w:trPr>
-        <w:tc>
-          <w:tcPr>
-            <w:tcW w:w="1623" w:type="dxa"/>
-            <w:gridSpan w:val="2"/>
-            <w:tcBorders>
-              <w:tl2br w:val="nil"/>
-              <w:tr2bl w:val="nil"/>
-            </w:tcBorders>
-            <w:shd w:val="clear" w:color="auto" w:fill="DDDDDD"/>
-            <w:vAlign w:val="center"/>
-          </w:tcPr>
-          <w:p>
-            <w:pPr>
-              <w:keepNext/>
-              <w:spacing w:before="26"/>
-              <w:jc w:val="center"/>
-              <w:rPr>
-                <w:rFonts w:ascii="Times New Roman" w:hAnsi="Times New Roman" w:eastAsia="微软雅黑" w:cs="Times New Roman"/>
-                <w:b/>
-                <w:color w:val="3DA6BB"/>
-                <w:sz w:val="18"/>
-                <w:szCs w:val="18"/>
-                <w:lang w:eastAsia="zh-CN"/>
-              </w:rPr>
-            </w:pPr>
-            <w:r>
-              <w:rPr>
-                <w:rFonts w:hint="eastAsia" w:ascii="Times New Roman" w:hAnsi="Times New Roman" w:eastAsia="微软雅黑" w:cs="Times New Roman"/>
-                <w:b/>
-                <w:color w:val="3DA6BB"/>
-                <w:sz w:val="18"/>
-                <w:szCs w:val="18"/>
-                <w:lang w:eastAsia="zh-CN"/>
-              </w:rPr>
-              <w:t>{{ tdd.mutFreqType }}</w:t>
-            </w:r>
-          </w:p>
-        </w:tc>
-        <w:tc>
-          <w:tcPr>
-            <w:tcW w:w="8247" w:type="dxa"/>
-            <w:tcBorders>
-              <w:tl2br w:val="nil"/>
-              <w:tr2bl w:val="nil"/>
-            </w:tcBorders>
-            <w:vAlign w:val="center"/>
-          </w:tcPr>
-          <w:p>
-            <w:pPr>
-              <w:keepNext/>
-              <w:spacing w:before="26"/>
-              <w:jc w:val="center"/>
-              <w:rPr>
-                <w:rFonts w:ascii="Times New Roman" w:hAnsi="Times New Roman" w:eastAsia="微软雅黑" w:cs="Times New Roman"/>
-                <w:bCs/>
-                <w:sz w:val="18"/>
-                <w:szCs w:val="18"/>
-                <w:lang w:eastAsia="zh-CN"/>
-              </w:rPr>
-            </w:pPr>
-            <w:r>
-              <w:rPr>
-                <w:rFonts w:hint="eastAsia" w:ascii="Times New Roman" w:hAnsi="Times New Roman" w:eastAsia="微软雅黑" w:cs="Times New Roman"/>
-                <w:bCs/>
-                <w:sz w:val="18"/>
-                <w:szCs w:val="18"/>
-                <w:lang w:eastAsia="zh-CN"/>
-              </w:rPr>
-              <w:t>{{ tdd.mutFreq }}</w:t>
-            </w:r>
-          </w:p>
-        </w:tc>
-      </w:tr>
-      <w:tr>
-        <w:tblPrEx>
-          <w:tblBorders>
-            <w:top w:val="single" w:color="BEBEBE" w:sz="4" w:space="0"/>
-            <w:left w:val="single" w:color="BEBEBE" w:sz="4" w:space="0"/>
-            <w:bottom w:val="single" w:color="BEBEBE" w:sz="4" w:space="0"/>
-            <w:right w:val="single" w:color="BEBEBE" w:sz="4" w:space="0"/>
-            <w:insideH w:val="single" w:color="BEBEBE" w:sz="4" w:space="0"/>
-            <w:insideV w:val="single" w:color="BEBEBE" w:sz="4" w:space="0"/>
-          </w:tblBorders>
-          <w:tblCellMar>
-            <w:top w:w="0" w:type="dxa"/>
-            <w:left w:w="108" w:type="dxa"/>
-            <w:bottom w:w="0" w:type="dxa"/>
-            <w:right w:w="108" w:type="dxa"/>
-          </w:tblCellMar>
-        </w:tblPrEx>
-        <w:trPr>
-          <w:trHeight w:val="474" w:hRule="atLeast"/>
-          <w:jc w:val="center"/>
-        </w:trPr>
-        <w:tc>
-          <w:tcPr>
-            <w:tcW w:w="432" w:type="dxa"/>
-            <w:vMerge w:val="restart"/>
-            <w:tcBorders>
-              <w:tl2br w:val="nil"/>
-              <w:tr2bl w:val="nil"/>
-            </w:tcBorders>
-            <w:shd w:val="clear" w:color="auto" w:fill="DDDDDD"/>
-            <w:vAlign w:val="center"/>
-          </w:tcPr>
-          <w:p>
-            <w:pPr>
-              <w:spacing w:before="1" w:line="250" w:lineRule="auto"/>
-              <w:jc w:val="center"/>
-              <w:rPr>
-                <w:rFonts w:ascii="Times New Roman" w:hAnsi="Times New Roman" w:eastAsia="微软雅黑" w:cs="Times New Roman"/>
-                <w:color w:val="3DA6BB"/>
-                <w:sz w:val="18"/>
-                <w:szCs w:val="18"/>
-                <w:lang w:eastAsia="zh-CN"/>
-              </w:rPr>
-            </w:pPr>
-            <w:r>
-              <w:rPr>
-                <w:rFonts w:ascii="Times New Roman" w:hAnsi="Times New Roman" w:eastAsia="微软雅黑" w:cs="Times New Roman"/>
-                <w:b/>
-                <w:color w:val="3DA6BB"/>
-                <w:sz w:val="18"/>
-                <w:szCs w:val="18"/>
-                <w:lang w:eastAsia="zh-CN"/>
-              </w:rPr>
-              <w:t>潜在获益药物</w:t>
-            </w:r>
-          </w:p>
-        </w:tc>
-        <w:tc>
-          <w:tcPr>
-            <w:tcW w:w="1191" w:type="dxa"/>
-            <w:tcBorders>
-              <w:tl2br w:val="nil"/>
-              <w:tr2bl w:val="nil"/>
-            </w:tcBorders>
-            <w:shd w:val="clear" w:color="auto" w:fill="DDDDDD"/>
-            <w:vAlign w:val="center"/>
-          </w:tcPr>
-          <w:p>
-            <w:pPr>
-              <w:spacing w:before="1" w:line="250" w:lineRule="auto"/>
-              <w:jc w:val="center"/>
-              <w:rPr>
-                <w:rFonts w:ascii="Times New Roman" w:hAnsi="Times New Roman" w:eastAsia="微软雅黑" w:cs="Times New Roman"/>
-                <w:b/>
-                <w:color w:val="3DA6BB"/>
-                <w:sz w:val="18"/>
-                <w:szCs w:val="18"/>
-                <w:lang w:eastAsia="zh-CN"/>
-              </w:rPr>
-            </w:pPr>
-            <w:r>
-              <w:rPr>
-                <w:rFonts w:ascii="Times New Roman" w:hAnsi="Times New Roman" w:eastAsia="微软雅黑" w:cs="Times New Roman"/>
-                <w:b/>
-                <w:color w:val="3DA6BB"/>
-                <w:sz w:val="18"/>
-                <w:szCs w:val="18"/>
-                <w:lang w:eastAsia="zh-CN"/>
-              </w:rPr>
-              <w:t>A级</w:t>
-            </w:r>
-          </w:p>
-        </w:tc>
-        <w:tc>
-          <w:tcPr>
-            <w:tcW w:w="8247" w:type="dxa"/>
-            <w:tcBorders>
-              <w:tl2br w:val="nil"/>
-              <w:tr2bl w:val="nil"/>
-            </w:tcBorders>
-            <w:shd w:val="clear" w:color="auto" w:fill="auto"/>
-            <w:vAlign w:val="center"/>
-          </w:tcPr>
-          <w:p>
-            <w:pPr>
-              <w:spacing w:before="1" w:line="250" w:lineRule="auto"/>
-              <w:jc w:val="center"/>
-              <w:rPr>
-                <w:rFonts w:ascii="Times New Roman" w:hAnsi="Times New Roman" w:eastAsia="微软雅黑" w:cs="Times New Roman"/>
-                <w:b/>
-                <w:color w:val="FFFFFF" w:themeColor="background1"/>
-                <w:sz w:val="18"/>
-                <w:szCs w:val="18"/>
-                <w:lang w:eastAsia="zh-CN"/>
-                <w14:textFill>
-                  <w14:solidFill>
-                    <w14:schemeClr w14:val="bg1"/>
-                  </w14:solidFill>
-                </w14:textFill>
-              </w:rPr>
-            </w:pPr>
-            <w:r>
-              <w:rPr>
-                <w:rFonts w:ascii="Times New Roman" w:hAnsi="Times New Roman" w:eastAsia="微软雅黑" w:cs="Times New Roman"/>
-                <w:sz w:val="18"/>
-                <w:szCs w:val="18"/>
-                <w:lang w:eastAsia="zh-CN"/>
-              </w:rPr>
-              <w:t>{% if tdd.drugaStr == [] %}无{% else%}{% for d in tdd.drugaStr %}{%if loop.last%}</w:t>
-            </w:r>
-            <w:r>
-              <w:rPr>
-                <w:rFonts w:hint="eastAsia" w:ascii="Times New Roman" w:hAnsi="Times New Roman" w:eastAsia="微软雅黑" w:cs="Times New Roman"/>
-                <w:sz w:val="18"/>
-                <w:szCs w:val="18"/>
-                <w:lang w:eastAsia="zh-CN"/>
-              </w:rPr>
-              <w:t>{{ d.nameLevel }}</w:t>
-            </w:r>
-            <w:r>
-              <w:rPr>
-                <w:rFonts w:ascii="Times New Roman" w:hAnsi="Times New Roman" w:eastAsia="微软雅黑" w:cs="Times New Roman"/>
-                <w:sz w:val="18"/>
-                <w:szCs w:val="18"/>
-                <w:lang w:eastAsia="zh-CN"/>
-              </w:rPr>
-              <w:t>{%else%}</w:t>
-            </w:r>
-            <w:r>
-              <w:rPr>
-                <w:rFonts w:hint="eastAsia" w:ascii="Times New Roman" w:hAnsi="Times New Roman" w:eastAsia="微软雅黑" w:cs="Times New Roman"/>
-                <w:sz w:val="18"/>
-                <w:szCs w:val="18"/>
-                <w:lang w:eastAsia="zh-CN"/>
-              </w:rPr>
-              <w:t>{{ d.nameLevel }}</w:t>
-            </w:r>
-            <w:r>
-              <w:rPr>
-                <w:rFonts w:ascii="Times New Roman" w:hAnsi="Times New Roman" w:eastAsia="微软雅黑" w:cs="Times New Roman"/>
-                <w:sz w:val="18"/>
-                <w:szCs w:val="18"/>
-                <w:lang w:eastAsia="zh-CN"/>
-              </w:rPr>
-              <w:t>，{%endif%}{% endfor %}{% endif%}</w:t>
-            </w:r>
-          </w:p>
-        </w:tc>
-      </w:tr>
-      <w:tr>
-        <w:tblPrEx>
-          <w:tblBorders>
-            <w:top w:val="single" w:color="BEBEBE" w:sz="4" w:space="0"/>
-            <w:left w:val="single" w:color="BEBEBE" w:sz="4" w:space="0"/>
-            <w:bottom w:val="single" w:color="BEBEBE" w:sz="4" w:space="0"/>
-            <w:right w:val="single" w:color="BEBEBE" w:sz="4" w:space="0"/>
-            <w:insideH w:val="single" w:color="BEBEBE" w:sz="4" w:space="0"/>
-            <w:insideV w:val="single" w:color="BEBEBE" w:sz="4" w:space="0"/>
-          </w:tblBorders>
-          <w:tblCellMar>
-            <w:top w:w="0" w:type="dxa"/>
-            <w:left w:w="108" w:type="dxa"/>
-            <w:bottom w:w="0" w:type="dxa"/>
-            <w:right w:w="108" w:type="dxa"/>
-          </w:tblCellMar>
-        </w:tblPrEx>
-        <w:trPr>
-          <w:trHeight w:val="474" w:hRule="atLeast"/>
-          <w:jc w:val="center"/>
-        </w:trPr>
-        <w:tc>
-          <w:tcPr>
-            <w:tcW w:w="432" w:type="dxa"/>
-            <w:vMerge w:val="continue"/>
-            <w:tcBorders>
-              <w:tl2br w:val="nil"/>
-              <w:tr2bl w:val="nil"/>
-            </w:tcBorders>
-            <w:shd w:val="clear" w:color="auto" w:fill="DDDDDD"/>
-            <w:vAlign w:val="center"/>
-          </w:tcPr>
-          <w:p>
-            <w:pPr>
-              <w:spacing w:before="1" w:line="250" w:lineRule="auto"/>
-              <w:jc w:val="center"/>
-              <w:rPr>
-                <w:rFonts w:ascii="Times New Roman" w:hAnsi="Times New Roman" w:eastAsia="微软雅黑" w:cs="Times New Roman"/>
-                <w:b/>
-                <w:color w:val="3DA6BB"/>
-                <w:sz w:val="18"/>
-                <w:szCs w:val="18"/>
-                <w:lang w:eastAsia="zh-CN"/>
-              </w:rPr>
-            </w:pPr>
-          </w:p>
-        </w:tc>
-        <w:tc>
-          <w:tcPr>
-            <w:tcW w:w="1191" w:type="dxa"/>
-            <w:tcBorders>
-              <w:tl2br w:val="nil"/>
-              <w:tr2bl w:val="nil"/>
-            </w:tcBorders>
-            <w:shd w:val="clear" w:color="auto" w:fill="DDDDDD"/>
-            <w:vAlign w:val="center"/>
-          </w:tcPr>
-          <w:p>
-            <w:pPr>
-              <w:spacing w:before="1" w:line="250" w:lineRule="auto"/>
-              <w:jc w:val="center"/>
-              <w:rPr>
-                <w:rFonts w:ascii="Times New Roman" w:hAnsi="Times New Roman" w:eastAsia="微软雅黑" w:cs="Times New Roman"/>
-                <w:b/>
-                <w:color w:val="3DA6BB"/>
-                <w:sz w:val="18"/>
-                <w:szCs w:val="18"/>
-                <w:lang w:eastAsia="zh-CN"/>
-              </w:rPr>
-            </w:pPr>
-            <w:r>
-              <w:rPr>
-                <w:rFonts w:ascii="Times New Roman" w:hAnsi="Times New Roman" w:eastAsia="微软雅黑" w:cs="Times New Roman"/>
-                <w:b/>
-                <w:color w:val="3DA6BB"/>
-                <w:sz w:val="18"/>
-                <w:szCs w:val="18"/>
-                <w:lang w:eastAsia="zh-CN"/>
-              </w:rPr>
-              <w:t>B级</w:t>
-            </w:r>
-          </w:p>
-        </w:tc>
-        <w:tc>
-          <w:tcPr>
-            <w:tcW w:w="8247" w:type="dxa"/>
-            <w:tcBorders>
-              <w:tl2br w:val="nil"/>
-              <w:tr2bl w:val="nil"/>
-            </w:tcBorders>
-            <w:shd w:val="clear" w:color="auto" w:fill="auto"/>
-            <w:vAlign w:val="center"/>
-          </w:tcPr>
-          <w:p>
-            <w:pPr>
-              <w:keepNext/>
-              <w:spacing w:before="26"/>
-              <w:jc w:val="center"/>
-              <w:rPr>
-                <w:rFonts w:ascii="Times New Roman" w:hAnsi="Times New Roman" w:eastAsia="微软雅黑" w:cs="Times New Roman"/>
-                <w:b/>
-                <w:color w:val="FFFFFF" w:themeColor="background1"/>
-                <w:sz w:val="18"/>
-                <w:szCs w:val="18"/>
-                <w:lang w:eastAsia="zh-CN"/>
-                <w14:textFill>
-                  <w14:solidFill>
-                    <w14:schemeClr w14:val="bg1"/>
-                  </w14:solidFill>
-                </w14:textFill>
-              </w:rPr>
-            </w:pPr>
-            <w:r>
-              <w:rPr>
-                <w:rFonts w:ascii="Times New Roman" w:hAnsi="Times New Roman" w:eastAsia="微软雅黑" w:cs="Times New Roman"/>
-                <w:sz w:val="18"/>
-                <w:szCs w:val="18"/>
-                <w:lang w:eastAsia="zh-CN"/>
-              </w:rPr>
-              <w:t>{% if tdd.drugbStr == [] %}无{% else%}{% for d in tdd.drugbStr %}{%if loop.last%}</w:t>
-            </w:r>
-            <w:r>
-              <w:rPr>
-                <w:rFonts w:hint="eastAsia" w:ascii="Times New Roman" w:hAnsi="Times New Roman" w:eastAsia="微软雅黑" w:cs="Times New Roman"/>
-                <w:sz w:val="18"/>
-                <w:szCs w:val="18"/>
-                <w:lang w:eastAsia="zh-CN"/>
-              </w:rPr>
-              <w:t>{{ d.nameLevel }}</w:t>
-            </w:r>
-            <w:r>
-              <w:rPr>
-                <w:rFonts w:ascii="Times New Roman" w:hAnsi="Times New Roman" w:eastAsia="微软雅黑" w:cs="Times New Roman"/>
-                <w:sz w:val="18"/>
-                <w:szCs w:val="18"/>
-                <w:lang w:eastAsia="zh-CN"/>
-              </w:rPr>
-              <w:t>{%else%}</w:t>
-            </w:r>
-            <w:r>
-              <w:rPr>
-                <w:rFonts w:hint="eastAsia" w:ascii="Times New Roman" w:hAnsi="Times New Roman" w:eastAsia="微软雅黑" w:cs="Times New Roman"/>
-                <w:sz w:val="18"/>
-                <w:szCs w:val="18"/>
-                <w:lang w:eastAsia="zh-CN"/>
-              </w:rPr>
-              <w:t>{{ d.nameLevel }}</w:t>
-            </w:r>
-            <w:r>
-              <w:rPr>
-                <w:rFonts w:ascii="Times New Roman" w:hAnsi="Times New Roman" w:eastAsia="微软雅黑" w:cs="Times New Roman"/>
-                <w:sz w:val="18"/>
-                <w:szCs w:val="18"/>
-                <w:lang w:eastAsia="zh-CN"/>
-              </w:rPr>
-              <w:t>，{%endif%}{% endfor %}{% endif%}</w:t>
-            </w:r>
-          </w:p>
-        </w:tc>
-      </w:tr>
-      <w:tr>
-        <w:tblPrEx>
-          <w:tblBorders>
-            <w:top w:val="single" w:color="BEBEBE" w:sz="4" w:space="0"/>
-            <w:left w:val="single" w:color="BEBEBE" w:sz="4" w:space="0"/>
-            <w:bottom w:val="single" w:color="BEBEBE" w:sz="4" w:space="0"/>
-            <w:right w:val="single" w:color="BEBEBE" w:sz="4" w:space="0"/>
-            <w:insideH w:val="single" w:color="BEBEBE" w:sz="4" w:space="0"/>
-            <w:insideV w:val="single" w:color="BEBEBE" w:sz="4" w:space="0"/>
-          </w:tblBorders>
-          <w:tblCellMar>
-            <w:top w:w="0" w:type="dxa"/>
-            <w:left w:w="108" w:type="dxa"/>
-            <w:bottom w:w="0" w:type="dxa"/>
-            <w:right w:w="108" w:type="dxa"/>
-          </w:tblCellMar>
-        </w:tblPrEx>
-        <w:trPr>
-          <w:trHeight w:val="474" w:hRule="atLeast"/>
-          <w:jc w:val="center"/>
-        </w:trPr>
-        <w:tc>
-          <w:tcPr>
-            <w:tcW w:w="432" w:type="dxa"/>
-            <w:vMerge w:val="continue"/>
-            <w:tcBorders>
-              <w:tl2br w:val="nil"/>
-              <w:tr2bl w:val="nil"/>
-            </w:tcBorders>
-            <w:shd w:val="clear" w:color="auto" w:fill="DDDDDD"/>
-            <w:vAlign w:val="center"/>
-          </w:tcPr>
-          <w:p>
-            <w:pPr>
-              <w:spacing w:before="1" w:line="250" w:lineRule="auto"/>
-              <w:jc w:val="center"/>
-              <w:rPr>
-                <w:rFonts w:ascii="Times New Roman" w:hAnsi="Times New Roman" w:eastAsia="微软雅黑" w:cs="Times New Roman"/>
-                <w:b/>
-                <w:color w:val="3DA6BB"/>
-                <w:sz w:val="18"/>
-                <w:szCs w:val="18"/>
-                <w:lang w:eastAsia="zh-CN"/>
-              </w:rPr>
-            </w:pPr>
-          </w:p>
-        </w:tc>
-        <w:tc>
-          <w:tcPr>
-            <w:tcW w:w="1191" w:type="dxa"/>
-            <w:tcBorders>
-              <w:tl2br w:val="nil"/>
-              <w:tr2bl w:val="nil"/>
-            </w:tcBorders>
-            <w:shd w:val="clear" w:color="auto" w:fill="DDDDDD"/>
-            <w:vAlign w:val="center"/>
-          </w:tcPr>
-          <w:p>
-            <w:pPr>
-              <w:spacing w:before="1" w:line="250" w:lineRule="auto"/>
-              <w:jc w:val="center"/>
-              <w:rPr>
-                <w:rFonts w:ascii="Times New Roman" w:hAnsi="Times New Roman" w:eastAsia="微软雅黑" w:cs="Times New Roman"/>
-                <w:b/>
-                <w:color w:val="3DA6BB"/>
-                <w:sz w:val="18"/>
-                <w:szCs w:val="18"/>
-                <w:lang w:eastAsia="zh-CN"/>
-              </w:rPr>
-            </w:pPr>
-            <w:r>
-              <w:rPr>
-                <w:rFonts w:ascii="Times New Roman" w:hAnsi="Times New Roman" w:eastAsia="微软雅黑" w:cs="Times New Roman"/>
-                <w:b/>
-                <w:color w:val="3DA6BB"/>
-                <w:sz w:val="18"/>
-                <w:szCs w:val="18"/>
-                <w:lang w:eastAsia="zh-CN"/>
-              </w:rPr>
-              <w:t>C级</w:t>
-            </w:r>
-          </w:p>
-        </w:tc>
-        <w:tc>
-          <w:tcPr>
-            <w:tcW w:w="8247" w:type="dxa"/>
-            <w:tcBorders>
-              <w:tl2br w:val="nil"/>
-              <w:tr2bl w:val="nil"/>
-            </w:tcBorders>
-            <w:shd w:val="clear" w:color="auto" w:fill="auto"/>
-            <w:vAlign w:val="center"/>
-          </w:tcPr>
-          <w:p>
-            <w:pPr>
-              <w:keepNext/>
-              <w:spacing w:before="26"/>
-              <w:jc w:val="center"/>
-              <w:rPr>
-                <w:rFonts w:ascii="Times New Roman" w:hAnsi="Times New Roman" w:eastAsia="微软雅黑" w:cs="Times New Roman"/>
-                <w:b/>
-                <w:color w:val="FFFFFF" w:themeColor="background1"/>
-                <w:sz w:val="18"/>
-                <w:szCs w:val="18"/>
-                <w:lang w:eastAsia="zh-CN"/>
-                <w14:textFill>
-                  <w14:solidFill>
-                    <w14:schemeClr w14:val="bg1"/>
-                  </w14:solidFill>
-                </w14:textFill>
-              </w:rPr>
-            </w:pPr>
-            <w:r>
-              <w:rPr>
-                <w:rFonts w:ascii="Times New Roman" w:hAnsi="Times New Roman" w:eastAsia="微软雅黑" w:cs="Times New Roman"/>
-                <w:sz w:val="18"/>
-                <w:szCs w:val="18"/>
-                <w:lang w:eastAsia="zh-CN"/>
-              </w:rPr>
-              <w:t>{% if tdd.drugcStr == [] %}无{% else%}{% for d in tdd.drugcStr %}{%if loop.last%}</w:t>
-            </w:r>
-            <w:r>
-              <w:rPr>
-                <w:rFonts w:hint="eastAsia" w:ascii="Times New Roman" w:hAnsi="Times New Roman" w:eastAsia="微软雅黑" w:cs="Times New Roman"/>
-                <w:sz w:val="18"/>
-                <w:szCs w:val="18"/>
-                <w:lang w:eastAsia="zh-CN"/>
-              </w:rPr>
-              <w:t>{{ d.nameLevel }}</w:t>
-            </w:r>
-            <w:r>
-              <w:rPr>
-                <w:rFonts w:ascii="Times New Roman" w:hAnsi="Times New Roman" w:eastAsia="微软雅黑" w:cs="Times New Roman"/>
-                <w:sz w:val="18"/>
-                <w:szCs w:val="18"/>
-                <w:lang w:eastAsia="zh-CN"/>
-              </w:rPr>
-              <w:t>{%else%}</w:t>
-            </w:r>
-            <w:r>
-              <w:rPr>
-                <w:rFonts w:hint="eastAsia" w:ascii="Times New Roman" w:hAnsi="Times New Roman" w:eastAsia="微软雅黑" w:cs="Times New Roman"/>
-                <w:sz w:val="18"/>
-                <w:szCs w:val="18"/>
-                <w:lang w:eastAsia="zh-CN"/>
-              </w:rPr>
-              <w:t>{{ d.nameLevel }}</w:t>
-            </w:r>
-            <w:r>
-              <w:rPr>
-                <w:rFonts w:ascii="Times New Roman" w:hAnsi="Times New Roman" w:eastAsia="微软雅黑" w:cs="Times New Roman"/>
-                <w:sz w:val="18"/>
-                <w:szCs w:val="18"/>
-                <w:lang w:eastAsia="zh-CN"/>
-              </w:rPr>
-              <w:t>，{%endif%}{% endfor %}{% endif%}</w:t>
-            </w:r>
-          </w:p>
-        </w:tc>
-      </w:tr>
-      <w:tr>
-        <w:tblPrEx>
-          <w:tblBorders>
-            <w:top w:val="single" w:color="BEBEBE" w:sz="4" w:space="0"/>
-            <w:left w:val="single" w:color="BEBEBE" w:sz="4" w:space="0"/>
-            <w:bottom w:val="single" w:color="BEBEBE" w:sz="4" w:space="0"/>
-            <w:right w:val="single" w:color="BEBEBE" w:sz="4" w:space="0"/>
-            <w:insideH w:val="single" w:color="BEBEBE" w:sz="4" w:space="0"/>
-            <w:insideV w:val="single" w:color="BEBEBE" w:sz="4" w:space="0"/>
-          </w:tblBorders>
-          <w:tblCellMar>
-            <w:top w:w="0" w:type="dxa"/>
-            <w:left w:w="108" w:type="dxa"/>
-            <w:bottom w:w="0" w:type="dxa"/>
-            <w:right w:w="108" w:type="dxa"/>
-          </w:tblCellMar>
-        </w:tblPrEx>
-        <w:trPr>
-          <w:trHeight w:val="474" w:hRule="atLeast"/>
-          <w:jc w:val="center"/>
-        </w:trPr>
-        <w:tc>
-          <w:tcPr>
-            <w:tcW w:w="432" w:type="dxa"/>
-            <w:vMerge w:val="continue"/>
-            <w:tcBorders>
-              <w:tl2br w:val="nil"/>
-              <w:tr2bl w:val="nil"/>
-            </w:tcBorders>
-            <w:shd w:val="clear" w:color="auto" w:fill="DDDDDD"/>
-            <w:vAlign w:val="center"/>
-          </w:tcPr>
-          <w:p>
-            <w:pPr>
-              <w:spacing w:before="1" w:line="250" w:lineRule="auto"/>
-              <w:jc w:val="center"/>
-              <w:rPr>
-                <w:rFonts w:ascii="Times New Roman" w:hAnsi="Times New Roman" w:eastAsia="微软雅黑" w:cs="Times New Roman"/>
-                <w:b/>
-                <w:color w:val="3DA6BB"/>
-                <w:sz w:val="18"/>
-                <w:szCs w:val="18"/>
-                <w:lang w:eastAsia="zh-CN"/>
-              </w:rPr>
-            </w:pPr>
-          </w:p>
-        </w:tc>
-        <w:tc>
-          <w:tcPr>
-            <w:tcW w:w="1191" w:type="dxa"/>
-            <w:tcBorders>
-              <w:tl2br w:val="nil"/>
-              <w:tr2bl w:val="nil"/>
-            </w:tcBorders>
-            <w:shd w:val="clear" w:color="auto" w:fill="DDDDDD"/>
-            <w:vAlign w:val="center"/>
-          </w:tcPr>
-          <w:p>
-            <w:pPr>
-              <w:spacing w:before="1" w:line="250" w:lineRule="auto"/>
-              <w:jc w:val="center"/>
-              <w:rPr>
-                <w:rFonts w:ascii="Times New Roman" w:hAnsi="Times New Roman" w:eastAsia="微软雅黑" w:cs="Times New Roman"/>
-                <w:b/>
-                <w:color w:val="3DA6BB"/>
-                <w:sz w:val="18"/>
-                <w:szCs w:val="18"/>
-                <w:lang w:eastAsia="zh-CN"/>
-              </w:rPr>
-            </w:pPr>
-            <w:r>
-              <w:rPr>
-                <w:rFonts w:hint="eastAsia" w:ascii="Times New Roman" w:hAnsi="Times New Roman" w:eastAsia="微软雅黑" w:cs="Times New Roman"/>
-                <w:b/>
-                <w:color w:val="3DA6BB"/>
-                <w:sz w:val="18"/>
-                <w:szCs w:val="18"/>
-                <w:lang w:eastAsia="zh-CN"/>
-              </w:rPr>
-              <w:t>D</w:t>
-            </w:r>
-            <w:r>
-              <w:rPr>
-                <w:rFonts w:ascii="Times New Roman" w:hAnsi="Times New Roman" w:eastAsia="微软雅黑" w:cs="Times New Roman"/>
-                <w:b/>
-                <w:color w:val="3DA6BB"/>
-                <w:sz w:val="18"/>
-                <w:szCs w:val="18"/>
-                <w:lang w:eastAsia="zh-CN"/>
-              </w:rPr>
-              <w:t>级</w:t>
-            </w:r>
-          </w:p>
-        </w:tc>
-        <w:tc>
-          <w:tcPr>
-            <w:tcW w:w="8247" w:type="dxa"/>
-            <w:tcBorders>
-              <w:tl2br w:val="nil"/>
-              <w:tr2bl w:val="nil"/>
-            </w:tcBorders>
-            <w:shd w:val="clear" w:color="auto" w:fill="auto"/>
-            <w:vAlign w:val="center"/>
-          </w:tcPr>
-          <w:p>
-            <w:pPr>
-              <w:keepNext/>
-              <w:spacing w:before="26"/>
-              <w:jc w:val="center"/>
-              <w:rPr>
-                <w:rFonts w:ascii="Times New Roman" w:hAnsi="Times New Roman" w:eastAsia="微软雅黑" w:cs="Times New Roman"/>
-                <w:b/>
-                <w:color w:val="FFFFFF" w:themeColor="background1"/>
-                <w:sz w:val="18"/>
-                <w:szCs w:val="18"/>
-                <w:lang w:eastAsia="zh-CN"/>
-                <w14:textFill>
-                  <w14:solidFill>
-                    <w14:schemeClr w14:val="bg1"/>
-                  </w14:solidFill>
-                </w14:textFill>
-              </w:rPr>
-            </w:pPr>
-            <w:r>
-              <w:rPr>
-                <w:rFonts w:ascii="Times New Roman" w:hAnsi="Times New Roman" w:eastAsia="微软雅黑" w:cs="Times New Roman"/>
-                <w:sz w:val="18"/>
-                <w:szCs w:val="18"/>
-                <w:lang w:eastAsia="zh-CN"/>
-              </w:rPr>
-              <w:t>{% if tdd.drug</w:t>
-            </w:r>
-            <w:r>
-              <w:rPr>
-                <w:rFonts w:hint="eastAsia" w:ascii="Times New Roman" w:hAnsi="Times New Roman" w:eastAsia="微软雅黑" w:cs="Times New Roman"/>
-                <w:sz w:val="18"/>
-                <w:szCs w:val="18"/>
-                <w:lang w:eastAsia="zh-CN"/>
-              </w:rPr>
-              <w:t>d</w:t>
-            </w:r>
-            <w:r>
-              <w:rPr>
-                <w:rFonts w:ascii="Times New Roman" w:hAnsi="Times New Roman" w:eastAsia="微软雅黑" w:cs="Times New Roman"/>
-                <w:sz w:val="18"/>
-                <w:szCs w:val="18"/>
-                <w:lang w:eastAsia="zh-CN"/>
-              </w:rPr>
-              <w:t>Str == [] %}无{% else%}{% for d in tdd.drug</w:t>
-            </w:r>
-            <w:r>
-              <w:rPr>
-                <w:rFonts w:hint="eastAsia" w:ascii="Times New Roman" w:hAnsi="Times New Roman" w:eastAsia="微软雅黑" w:cs="Times New Roman"/>
-                <w:sz w:val="18"/>
-                <w:szCs w:val="18"/>
-                <w:lang w:eastAsia="zh-CN"/>
-              </w:rPr>
-              <w:t>d</w:t>
-            </w:r>
-            <w:r>
-              <w:rPr>
-                <w:rFonts w:ascii="Times New Roman" w:hAnsi="Times New Roman" w:eastAsia="微软雅黑" w:cs="Times New Roman"/>
-                <w:sz w:val="18"/>
-                <w:szCs w:val="18"/>
-                <w:lang w:eastAsia="zh-CN"/>
-              </w:rPr>
-              <w:t>Str %}{%if loop.last%}</w:t>
-            </w:r>
-            <w:r>
-              <w:rPr>
-                <w:rFonts w:hint="eastAsia" w:ascii="Times New Roman" w:hAnsi="Times New Roman" w:eastAsia="微软雅黑" w:cs="Times New Roman"/>
-                <w:sz w:val="18"/>
-                <w:szCs w:val="18"/>
-                <w:lang w:eastAsia="zh-CN"/>
-              </w:rPr>
-              <w:t>{{ d.nameLevel }}</w:t>
-            </w:r>
-            <w:r>
-              <w:rPr>
-                <w:rFonts w:ascii="Times New Roman" w:hAnsi="Times New Roman" w:eastAsia="微软雅黑" w:cs="Times New Roman"/>
-                <w:sz w:val="18"/>
-                <w:szCs w:val="18"/>
-                <w:lang w:eastAsia="zh-CN"/>
-              </w:rPr>
-              <w:t>{%else%}</w:t>
-            </w:r>
-            <w:r>
-              <w:rPr>
-                <w:rFonts w:hint="eastAsia" w:ascii="Times New Roman" w:hAnsi="Times New Roman" w:eastAsia="微软雅黑" w:cs="Times New Roman"/>
-                <w:sz w:val="18"/>
-                <w:szCs w:val="18"/>
-                <w:lang w:eastAsia="zh-CN"/>
-              </w:rPr>
-              <w:t>{{ d.nameLevel }}</w:t>
-            </w:r>
-            <w:r>
-              <w:rPr>
-                <w:rFonts w:ascii="Times New Roman" w:hAnsi="Times New Roman" w:eastAsia="微软雅黑" w:cs="Times New Roman"/>
-                <w:sz w:val="18"/>
-                <w:szCs w:val="18"/>
-                <w:lang w:eastAsia="zh-CN"/>
-              </w:rPr>
-              <w:t>，{%endif%}{% endfor %}{% endif%}</w:t>
-            </w:r>
-          </w:p>
-        </w:tc>
-      </w:tr>
-      <w:tr>
-        <w:tblPrEx>
-          <w:tblBorders>
-            <w:top w:val="single" w:color="BEBEBE" w:sz="4" w:space="0"/>
-            <w:left w:val="single" w:color="BEBEBE" w:sz="4" w:space="0"/>
-            <w:bottom w:val="single" w:color="BEBEBE" w:sz="4" w:space="0"/>
-            <w:right w:val="single" w:color="BEBEBE" w:sz="4" w:space="0"/>
-            <w:insideH w:val="single" w:color="BEBEBE" w:sz="4" w:space="0"/>
-            <w:insideV w:val="single" w:color="BEBEBE" w:sz="4" w:space="0"/>
-          </w:tblBorders>
-          <w:tblCellMar>
-            <w:top w:w="0" w:type="dxa"/>
-            <w:left w:w="108" w:type="dxa"/>
-            <w:bottom w:w="0" w:type="dxa"/>
-            <w:right w:w="108" w:type="dxa"/>
-          </w:tblCellMar>
-        </w:tblPrEx>
-        <w:trPr>
-          <w:trHeight w:val="474" w:hRule="atLeast"/>
-          <w:jc w:val="center"/>
-        </w:trPr>
-        <w:tc>
-          <w:tcPr>
-            <w:tcW w:w="432" w:type="dxa"/>
-            <w:vMerge w:val="restart"/>
-            <w:tcBorders>
-              <w:tl2br w:val="nil"/>
-              <w:tr2bl w:val="nil"/>
-            </w:tcBorders>
-            <w:shd w:val="clear" w:color="auto" w:fill="DDDDDD"/>
-            <w:vAlign w:val="center"/>
-          </w:tcPr>
-          <w:p>
-            <w:pPr>
-              <w:keepNext/>
-              <w:spacing w:before="26"/>
-              <w:jc w:val="center"/>
-              <w:rPr>
-                <w:rFonts w:ascii="Times New Roman" w:hAnsi="Times New Roman" w:eastAsia="微软雅黑" w:cs="Times New Roman"/>
-                <w:b/>
-                <w:color w:val="3DA6BB"/>
-                <w:sz w:val="18"/>
-                <w:szCs w:val="18"/>
-                <w:lang w:eastAsia="zh-CN"/>
-              </w:rPr>
-            </w:pPr>
-            <w:r>
-              <w:rPr>
-                <w:rFonts w:ascii="Times New Roman" w:hAnsi="Times New Roman" w:eastAsia="微软雅黑" w:cs="Times New Roman"/>
-                <w:b/>
-                <w:color w:val="3DA6BB"/>
-                <w:sz w:val="18"/>
-                <w:szCs w:val="18"/>
-                <w:lang w:eastAsia="zh-CN"/>
-              </w:rPr>
-              <w:t>潜在耐药信息</w:t>
-            </w:r>
-          </w:p>
-        </w:tc>
-        <w:tc>
-          <w:tcPr>
-            <w:tcW w:w="1191" w:type="dxa"/>
-            <w:tcBorders>
-              <w:tl2br w:val="nil"/>
-              <w:tr2bl w:val="nil"/>
-            </w:tcBorders>
-            <w:shd w:val="clear" w:color="auto" w:fill="DDDDDD"/>
-            <w:vAlign w:val="center"/>
-          </w:tcPr>
-          <w:p>
-            <w:pPr>
-              <w:keepNext/>
-              <w:spacing w:before="26"/>
-              <w:jc w:val="center"/>
-              <w:rPr>
-                <w:rFonts w:ascii="Times New Roman" w:hAnsi="Times New Roman" w:eastAsia="微软雅黑" w:cs="Times New Roman"/>
-                <w:b/>
-                <w:color w:val="3DA6BB"/>
-                <w:sz w:val="18"/>
-                <w:szCs w:val="18"/>
-                <w:lang w:eastAsia="zh-CN"/>
-              </w:rPr>
-            </w:pPr>
-            <w:r>
-              <w:rPr>
-                <w:rFonts w:ascii="Times New Roman" w:hAnsi="Times New Roman" w:eastAsia="微软雅黑" w:cs="Times New Roman"/>
-                <w:b/>
-                <w:color w:val="3DA6BB"/>
-                <w:sz w:val="18"/>
-                <w:szCs w:val="18"/>
-                <w:lang w:eastAsia="zh-CN"/>
-              </w:rPr>
-              <w:t>A级</w:t>
-            </w:r>
-          </w:p>
-        </w:tc>
-        <w:tc>
-          <w:tcPr>
-            <w:tcW w:w="8247" w:type="dxa"/>
-            <w:tcBorders>
-              <w:tl2br w:val="nil"/>
-              <w:tr2bl w:val="nil"/>
-            </w:tcBorders>
-            <w:shd w:val="clear" w:color="auto" w:fill="auto"/>
-            <w:vAlign w:val="center"/>
-          </w:tcPr>
-          <w:p>
-            <w:pPr>
-              <w:keepNext/>
-              <w:spacing w:before="26"/>
-              <w:jc w:val="center"/>
-              <w:rPr>
-                <w:rFonts w:ascii="Times New Roman" w:hAnsi="Times New Roman" w:eastAsia="微软雅黑" w:cs="Times New Roman"/>
-                <w:sz w:val="18"/>
-                <w:szCs w:val="18"/>
-                <w:lang w:eastAsia="zh-CN"/>
-              </w:rPr>
-            </w:pPr>
-            <w:r>
-              <w:rPr>
-                <w:rFonts w:ascii="Times New Roman" w:hAnsi="Times New Roman" w:eastAsia="微软雅黑" w:cs="Times New Roman"/>
-                <w:sz w:val="18"/>
-                <w:szCs w:val="18"/>
-                <w:lang w:eastAsia="zh-CN"/>
-              </w:rPr>
-              <w:t>{% if tdd.resistant</w:t>
-            </w:r>
-            <w:r>
-              <w:rPr>
-                <w:rFonts w:hint="eastAsia" w:ascii="Times New Roman" w:hAnsi="Times New Roman" w:eastAsia="微软雅黑" w:cs="Times New Roman"/>
-                <w:sz w:val="18"/>
-                <w:szCs w:val="18"/>
-                <w:lang w:eastAsia="zh-CN"/>
-              </w:rPr>
-              <w:t>a</w:t>
-            </w:r>
-            <w:r>
-              <w:rPr>
-                <w:rFonts w:ascii="Times New Roman" w:hAnsi="Times New Roman" w:eastAsia="微软雅黑" w:cs="Times New Roman"/>
-                <w:sz w:val="18"/>
-                <w:szCs w:val="18"/>
-                <w:lang w:eastAsia="zh-CN"/>
-              </w:rPr>
-              <w:t>Str == [] %}无{% else%}{% for d in tdd.resistant</w:t>
-            </w:r>
-            <w:r>
-              <w:rPr>
-                <w:rFonts w:hint="eastAsia" w:ascii="Times New Roman" w:hAnsi="Times New Roman" w:eastAsia="微软雅黑" w:cs="Times New Roman"/>
-                <w:sz w:val="18"/>
-                <w:szCs w:val="18"/>
-                <w:lang w:eastAsia="zh-CN"/>
-              </w:rPr>
-              <w:t>a</w:t>
-            </w:r>
-            <w:r>
-              <w:rPr>
-                <w:rFonts w:ascii="Times New Roman" w:hAnsi="Times New Roman" w:eastAsia="微软雅黑" w:cs="Times New Roman"/>
-                <w:sz w:val="18"/>
-                <w:szCs w:val="18"/>
-                <w:lang w:eastAsia="zh-CN"/>
-              </w:rPr>
-              <w:t>Str %}{%if loop.last%}</w:t>
-            </w:r>
-            <w:r>
-              <w:rPr>
-                <w:rFonts w:hint="eastAsia" w:ascii="Times New Roman" w:hAnsi="Times New Roman" w:eastAsia="微软雅黑" w:cs="Times New Roman"/>
-                <w:sz w:val="18"/>
-                <w:szCs w:val="18"/>
-                <w:lang w:eastAsia="zh-CN"/>
-              </w:rPr>
-              <w:t>{{ d.nameLevel }}</w:t>
-            </w:r>
-            <w:r>
-              <w:rPr>
-                <w:rFonts w:ascii="Times New Roman" w:hAnsi="Times New Roman" w:eastAsia="微软雅黑" w:cs="Times New Roman"/>
-                <w:sz w:val="18"/>
-                <w:szCs w:val="18"/>
-                <w:lang w:eastAsia="zh-CN"/>
-              </w:rPr>
-              <w:t>{%else%}</w:t>
-            </w:r>
-            <w:r>
-              <w:rPr>
-                <w:rFonts w:hint="eastAsia" w:ascii="Times New Roman" w:hAnsi="Times New Roman" w:eastAsia="微软雅黑" w:cs="Times New Roman"/>
-                <w:sz w:val="18"/>
-                <w:szCs w:val="18"/>
-                <w:lang w:eastAsia="zh-CN"/>
-              </w:rPr>
-              <w:t>{{ d.nameLevel }}</w:t>
-            </w:r>
-            <w:r>
-              <w:rPr>
-                <w:rFonts w:ascii="Times New Roman" w:hAnsi="Times New Roman" w:eastAsia="微软雅黑" w:cs="Times New Roman"/>
-                <w:sz w:val="18"/>
-                <w:szCs w:val="18"/>
-                <w:lang w:eastAsia="zh-CN"/>
-              </w:rPr>
-              <w:t>，{%endif%}{% endfor %}{% endif%}</w:t>
-            </w:r>
-          </w:p>
-        </w:tc>
-      </w:tr>
-      <w:tr>
-        <w:tblPrEx>
-          <w:tblBorders>
-            <w:top w:val="single" w:color="BEBEBE" w:sz="4" w:space="0"/>
-            <w:left w:val="single" w:color="BEBEBE" w:sz="4" w:space="0"/>
-            <w:bottom w:val="single" w:color="BEBEBE" w:sz="4" w:space="0"/>
-            <w:right w:val="single" w:color="BEBEBE" w:sz="4" w:space="0"/>
-            <w:insideH w:val="single" w:color="BEBEBE" w:sz="4" w:space="0"/>
-            <w:insideV w:val="single" w:color="BEBEBE" w:sz="4" w:space="0"/>
-          </w:tblBorders>
-          <w:tblCellMar>
-            <w:top w:w="0" w:type="dxa"/>
-            <w:left w:w="108" w:type="dxa"/>
-            <w:bottom w:w="0" w:type="dxa"/>
-            <w:right w:w="108" w:type="dxa"/>
-          </w:tblCellMar>
-        </w:tblPrEx>
-        <w:trPr>
-          <w:trHeight w:val="474" w:hRule="atLeast"/>
-          <w:jc w:val="center"/>
-        </w:trPr>
-        <w:tc>
-          <w:tcPr>
-            <w:tcW w:w="432" w:type="dxa"/>
-            <w:vMerge w:val="continue"/>
-            <w:tcBorders>
-              <w:tl2br w:val="nil"/>
-              <w:tr2bl w:val="nil"/>
-            </w:tcBorders>
-            <w:shd w:val="clear" w:color="auto" w:fill="DDDDDD"/>
-            <w:vAlign w:val="center"/>
-          </w:tcPr>
-          <w:p>
-            <w:pPr>
-              <w:keepNext/>
-              <w:spacing w:before="26"/>
-              <w:jc w:val="center"/>
-              <w:rPr>
-                <w:rFonts w:ascii="Times New Roman" w:hAnsi="Times New Roman" w:eastAsia="微软雅黑" w:cs="Times New Roman"/>
-                <w:b/>
-                <w:color w:val="3DA6BB"/>
-                <w:sz w:val="18"/>
-                <w:szCs w:val="18"/>
-                <w:lang w:eastAsia="zh-CN"/>
-              </w:rPr>
-            </w:pPr>
-          </w:p>
-        </w:tc>
-        <w:tc>
-          <w:tcPr>
-            <w:tcW w:w="1191" w:type="dxa"/>
-            <w:tcBorders>
-              <w:tl2br w:val="nil"/>
-              <w:tr2bl w:val="nil"/>
-            </w:tcBorders>
-            <w:shd w:val="clear" w:color="auto" w:fill="DDDDDD"/>
-            <w:vAlign w:val="center"/>
-          </w:tcPr>
-          <w:p>
-            <w:pPr>
-              <w:keepNext/>
-              <w:spacing w:before="26"/>
-              <w:jc w:val="center"/>
-              <w:rPr>
-                <w:rFonts w:ascii="Times New Roman" w:hAnsi="Times New Roman" w:eastAsia="微软雅黑" w:cs="Times New Roman"/>
-                <w:b/>
-                <w:color w:val="3DA6BB"/>
-                <w:sz w:val="18"/>
-                <w:szCs w:val="18"/>
-                <w:lang w:eastAsia="zh-CN"/>
-              </w:rPr>
-            </w:pPr>
-            <w:r>
-              <w:rPr>
-                <w:rFonts w:ascii="Times New Roman" w:hAnsi="Times New Roman" w:eastAsia="微软雅黑" w:cs="Times New Roman"/>
-                <w:b/>
-                <w:color w:val="3DA6BB"/>
-                <w:sz w:val="18"/>
-                <w:szCs w:val="18"/>
-                <w:lang w:eastAsia="zh-CN"/>
-              </w:rPr>
-              <w:t>B级</w:t>
-            </w:r>
-          </w:p>
-        </w:tc>
-        <w:tc>
-          <w:tcPr>
-            <w:tcW w:w="8247" w:type="dxa"/>
-            <w:tcBorders>
-              <w:tl2br w:val="nil"/>
-              <w:tr2bl w:val="nil"/>
-            </w:tcBorders>
-            <w:shd w:val="clear" w:color="auto" w:fill="auto"/>
-            <w:vAlign w:val="center"/>
-          </w:tcPr>
-          <w:p>
-            <w:pPr>
-              <w:keepNext/>
-              <w:spacing w:before="26"/>
-              <w:jc w:val="center"/>
-              <w:rPr>
-                <w:rFonts w:ascii="Times New Roman" w:hAnsi="Times New Roman" w:eastAsia="微软雅黑" w:cs="Times New Roman"/>
-                <w:sz w:val="18"/>
-                <w:szCs w:val="18"/>
-                <w:lang w:eastAsia="zh-CN"/>
-              </w:rPr>
-            </w:pPr>
-            <w:r>
-              <w:rPr>
-                <w:rFonts w:ascii="Times New Roman" w:hAnsi="Times New Roman" w:eastAsia="微软雅黑" w:cs="Times New Roman"/>
-                <w:sz w:val="18"/>
-                <w:szCs w:val="18"/>
-                <w:lang w:eastAsia="zh-CN"/>
-              </w:rPr>
-              <w:t>{% if tdd.resistant</w:t>
-            </w:r>
-            <w:r>
-              <w:rPr>
-                <w:rFonts w:hint="eastAsia" w:ascii="Times New Roman" w:hAnsi="Times New Roman" w:eastAsia="微软雅黑" w:cs="Times New Roman"/>
-                <w:sz w:val="18"/>
-                <w:szCs w:val="18"/>
-                <w:lang w:eastAsia="zh-CN"/>
-              </w:rPr>
-              <w:t>b</w:t>
-            </w:r>
-            <w:r>
-              <w:rPr>
-                <w:rFonts w:ascii="Times New Roman" w:hAnsi="Times New Roman" w:eastAsia="微软雅黑" w:cs="Times New Roman"/>
-                <w:sz w:val="18"/>
-                <w:szCs w:val="18"/>
-                <w:lang w:eastAsia="zh-CN"/>
-              </w:rPr>
-              <w:t>Str == [] %}无{% else%}{% for d in tdd.resistant</w:t>
-            </w:r>
-            <w:r>
-              <w:rPr>
-                <w:rFonts w:hint="eastAsia" w:ascii="Times New Roman" w:hAnsi="Times New Roman" w:eastAsia="微软雅黑" w:cs="Times New Roman"/>
-                <w:sz w:val="18"/>
-                <w:szCs w:val="18"/>
-                <w:lang w:eastAsia="zh-CN"/>
-              </w:rPr>
-              <w:t>b</w:t>
-            </w:r>
-            <w:r>
-              <w:rPr>
-                <w:rFonts w:ascii="Times New Roman" w:hAnsi="Times New Roman" w:eastAsia="微软雅黑" w:cs="Times New Roman"/>
-                <w:sz w:val="18"/>
-                <w:szCs w:val="18"/>
-                <w:lang w:eastAsia="zh-CN"/>
-              </w:rPr>
-              <w:t>Str %}{%if loop.last%}</w:t>
-            </w:r>
-            <w:r>
-              <w:rPr>
-                <w:rFonts w:hint="eastAsia" w:ascii="Times New Roman" w:hAnsi="Times New Roman" w:eastAsia="微软雅黑" w:cs="Times New Roman"/>
-                <w:sz w:val="18"/>
-                <w:szCs w:val="18"/>
-                <w:lang w:eastAsia="zh-CN"/>
-              </w:rPr>
-              <w:t>{{ d.nameLevel }}</w:t>
-            </w:r>
-            <w:r>
-              <w:rPr>
-                <w:rFonts w:ascii="Times New Roman" w:hAnsi="Times New Roman" w:eastAsia="微软雅黑" w:cs="Times New Roman"/>
-                <w:sz w:val="18"/>
-                <w:szCs w:val="18"/>
-                <w:lang w:eastAsia="zh-CN"/>
-              </w:rPr>
-              <w:t>{%else%}</w:t>
-            </w:r>
-            <w:r>
-              <w:rPr>
-                <w:rFonts w:hint="eastAsia" w:ascii="Times New Roman" w:hAnsi="Times New Roman" w:eastAsia="微软雅黑" w:cs="Times New Roman"/>
-                <w:sz w:val="18"/>
-                <w:szCs w:val="18"/>
-                <w:lang w:eastAsia="zh-CN"/>
-              </w:rPr>
-              <w:t>{{ d.nameLevel }}</w:t>
-            </w:r>
-            <w:r>
-              <w:rPr>
-                <w:rFonts w:ascii="Times New Roman" w:hAnsi="Times New Roman" w:eastAsia="微软雅黑" w:cs="Times New Roman"/>
-                <w:sz w:val="18"/>
-                <w:szCs w:val="18"/>
-                <w:lang w:eastAsia="zh-CN"/>
-              </w:rPr>
-              <w:t>，{%endif%}{% endfor %}{% endif%}</w:t>
-            </w:r>
-          </w:p>
-        </w:tc>
-      </w:tr>
-      <w:tr>
-        <w:tblPrEx>
-          <w:tblBorders>
-            <w:top w:val="single" w:color="BEBEBE" w:sz="4" w:space="0"/>
-            <w:left w:val="single" w:color="BEBEBE" w:sz="4" w:space="0"/>
-            <w:bottom w:val="single" w:color="BEBEBE" w:sz="4" w:space="0"/>
-            <w:right w:val="single" w:color="BEBEBE" w:sz="4" w:space="0"/>
-            <w:insideH w:val="single" w:color="BEBEBE" w:sz="4" w:space="0"/>
-            <w:insideV w:val="single" w:color="BEBEBE" w:sz="4" w:space="0"/>
-          </w:tblBorders>
-          <w:tblCellMar>
-            <w:top w:w="0" w:type="dxa"/>
-            <w:left w:w="108" w:type="dxa"/>
-            <w:bottom w:w="0" w:type="dxa"/>
-            <w:right w:w="108" w:type="dxa"/>
-          </w:tblCellMar>
-        </w:tblPrEx>
-        <w:trPr>
-          <w:trHeight w:val="474" w:hRule="atLeast"/>
-          <w:jc w:val="center"/>
-        </w:trPr>
-        <w:tc>
-          <w:tcPr>
-            <w:tcW w:w="432" w:type="dxa"/>
-            <w:vMerge w:val="continue"/>
-            <w:tcBorders>
-              <w:tl2br w:val="nil"/>
-              <w:tr2bl w:val="nil"/>
-            </w:tcBorders>
-            <w:shd w:val="clear" w:color="auto" w:fill="DDDDDD"/>
-            <w:vAlign w:val="center"/>
-          </w:tcPr>
-          <w:p>
-            <w:pPr>
-              <w:keepNext/>
-              <w:spacing w:before="26"/>
-              <w:jc w:val="center"/>
-              <w:rPr>
-                <w:rFonts w:ascii="Times New Roman" w:hAnsi="Times New Roman" w:eastAsia="微软雅黑" w:cs="Times New Roman"/>
-                <w:b/>
-                <w:color w:val="3DA6BB"/>
-                <w:sz w:val="18"/>
-                <w:szCs w:val="18"/>
-                <w:lang w:eastAsia="zh-CN"/>
-              </w:rPr>
-            </w:pPr>
-          </w:p>
-        </w:tc>
-        <w:tc>
-          <w:tcPr>
-            <w:tcW w:w="1191" w:type="dxa"/>
-            <w:tcBorders>
-              <w:tl2br w:val="nil"/>
-              <w:tr2bl w:val="nil"/>
-            </w:tcBorders>
-            <w:shd w:val="clear" w:color="auto" w:fill="DDDDDD"/>
-            <w:vAlign w:val="center"/>
-          </w:tcPr>
-          <w:p>
-            <w:pPr>
-              <w:keepNext/>
-              <w:spacing w:before="26"/>
-              <w:jc w:val="center"/>
-              <w:rPr>
-                <w:rFonts w:ascii="Times New Roman" w:hAnsi="Times New Roman" w:eastAsia="微软雅黑" w:cs="Times New Roman"/>
-                <w:b/>
-                <w:color w:val="3DA6BB"/>
-                <w:sz w:val="18"/>
-                <w:szCs w:val="18"/>
-                <w:lang w:eastAsia="zh-CN"/>
-              </w:rPr>
-            </w:pPr>
-            <w:r>
-              <w:rPr>
-                <w:rFonts w:ascii="Times New Roman" w:hAnsi="Times New Roman" w:eastAsia="微软雅黑" w:cs="Times New Roman"/>
-                <w:b/>
-                <w:color w:val="3DA6BB"/>
-                <w:sz w:val="18"/>
-                <w:szCs w:val="18"/>
-                <w:lang w:eastAsia="zh-CN"/>
-              </w:rPr>
-              <w:t>C级</w:t>
-            </w:r>
-          </w:p>
-        </w:tc>
-        <w:tc>
-          <w:tcPr>
-            <w:tcW w:w="8247" w:type="dxa"/>
-            <w:tcBorders>
-              <w:tl2br w:val="nil"/>
-              <w:tr2bl w:val="nil"/>
-            </w:tcBorders>
-            <w:shd w:val="clear" w:color="auto" w:fill="auto"/>
-            <w:vAlign w:val="center"/>
-          </w:tcPr>
-          <w:p>
-            <w:pPr>
-              <w:keepNext/>
-              <w:spacing w:before="26"/>
-              <w:jc w:val="center"/>
-              <w:rPr>
-                <w:rFonts w:ascii="Times New Roman" w:hAnsi="Times New Roman" w:eastAsia="微软雅黑" w:cs="Times New Roman"/>
-                <w:sz w:val="18"/>
-                <w:szCs w:val="18"/>
-                <w:lang w:eastAsia="zh-CN"/>
-              </w:rPr>
-            </w:pPr>
-            <w:r>
-              <w:rPr>
-                <w:rFonts w:ascii="Times New Roman" w:hAnsi="Times New Roman" w:eastAsia="微软雅黑" w:cs="Times New Roman"/>
-                <w:sz w:val="18"/>
-                <w:szCs w:val="18"/>
-                <w:lang w:eastAsia="zh-CN"/>
-              </w:rPr>
-              <w:t>{% if tdd.resistant</w:t>
-            </w:r>
-            <w:r>
-              <w:rPr>
-                <w:rFonts w:hint="eastAsia" w:ascii="Times New Roman" w:hAnsi="Times New Roman" w:eastAsia="微软雅黑" w:cs="Times New Roman"/>
-                <w:sz w:val="18"/>
-                <w:szCs w:val="18"/>
-                <w:lang w:eastAsia="zh-CN"/>
-              </w:rPr>
-              <w:t>c</w:t>
-            </w:r>
-            <w:r>
-              <w:rPr>
-                <w:rFonts w:ascii="Times New Roman" w:hAnsi="Times New Roman" w:eastAsia="微软雅黑" w:cs="Times New Roman"/>
-                <w:sz w:val="18"/>
-                <w:szCs w:val="18"/>
-                <w:lang w:eastAsia="zh-CN"/>
-              </w:rPr>
-              <w:t>Str == [] %}无{% else%}{% for d in tdd.resistant</w:t>
-            </w:r>
-            <w:r>
-              <w:rPr>
-                <w:rFonts w:hint="eastAsia" w:ascii="Times New Roman" w:hAnsi="Times New Roman" w:eastAsia="微软雅黑" w:cs="Times New Roman"/>
-                <w:sz w:val="18"/>
-                <w:szCs w:val="18"/>
-                <w:lang w:eastAsia="zh-CN"/>
-              </w:rPr>
-              <w:t>c</w:t>
-            </w:r>
-            <w:r>
-              <w:rPr>
-                <w:rFonts w:ascii="Times New Roman" w:hAnsi="Times New Roman" w:eastAsia="微软雅黑" w:cs="Times New Roman"/>
-                <w:sz w:val="18"/>
-                <w:szCs w:val="18"/>
-                <w:lang w:eastAsia="zh-CN"/>
-              </w:rPr>
-              <w:t>Str %}{%if loop.last%}</w:t>
-            </w:r>
-            <w:r>
-              <w:rPr>
-                <w:rFonts w:hint="eastAsia" w:ascii="Times New Roman" w:hAnsi="Times New Roman" w:eastAsia="微软雅黑" w:cs="Times New Roman"/>
-                <w:sz w:val="18"/>
-                <w:szCs w:val="18"/>
-                <w:lang w:eastAsia="zh-CN"/>
-              </w:rPr>
-              <w:t>{{ d.nameLevel }}</w:t>
-            </w:r>
-            <w:r>
-              <w:rPr>
-                <w:rFonts w:ascii="Times New Roman" w:hAnsi="Times New Roman" w:eastAsia="微软雅黑" w:cs="Times New Roman"/>
-                <w:sz w:val="18"/>
-                <w:szCs w:val="18"/>
-                <w:lang w:eastAsia="zh-CN"/>
-              </w:rPr>
-              <w:t>{%else%}</w:t>
-            </w:r>
-            <w:r>
-              <w:rPr>
-                <w:rFonts w:hint="eastAsia" w:ascii="Times New Roman" w:hAnsi="Times New Roman" w:eastAsia="微软雅黑" w:cs="Times New Roman"/>
-                <w:sz w:val="18"/>
-                <w:szCs w:val="18"/>
-                <w:lang w:eastAsia="zh-CN"/>
-              </w:rPr>
-              <w:t>{{ d.nameLevel }}</w:t>
-            </w:r>
-            <w:r>
-              <w:rPr>
-                <w:rFonts w:ascii="Times New Roman" w:hAnsi="Times New Roman" w:eastAsia="微软雅黑" w:cs="Times New Roman"/>
-                <w:sz w:val="18"/>
-                <w:szCs w:val="18"/>
-                <w:lang w:eastAsia="zh-CN"/>
-              </w:rPr>
-              <w:t>，{%endif%}{% endfor %}{% endif%}</w:t>
-            </w:r>
-          </w:p>
-        </w:tc>
-      </w:tr>
-      <w:tr>
-        <w:tblPrEx>
-          <w:tblBorders>
-            <w:top w:val="single" w:color="BEBEBE" w:sz="4" w:space="0"/>
-            <w:left w:val="single" w:color="BEBEBE" w:sz="4" w:space="0"/>
-            <w:bottom w:val="single" w:color="BEBEBE" w:sz="4" w:space="0"/>
-            <w:right w:val="single" w:color="BEBEBE" w:sz="4" w:space="0"/>
-            <w:insideH w:val="single" w:color="BEBEBE" w:sz="4" w:space="0"/>
-            <w:insideV w:val="single" w:color="BEBEBE" w:sz="4" w:space="0"/>
-          </w:tblBorders>
-          <w:tblCellMar>
-            <w:top w:w="0" w:type="dxa"/>
-            <w:left w:w="108" w:type="dxa"/>
-            <w:bottom w:w="0" w:type="dxa"/>
-            <w:right w:w="108" w:type="dxa"/>
-          </w:tblCellMar>
-        </w:tblPrEx>
-        <w:trPr>
-          <w:trHeight w:val="474" w:hRule="atLeast"/>
-          <w:jc w:val="center"/>
-        </w:trPr>
-        <w:tc>
-          <w:tcPr>
-            <w:tcW w:w="432" w:type="dxa"/>
-            <w:vMerge w:val="continue"/>
-            <w:tcBorders>
-              <w:tl2br w:val="nil"/>
-              <w:tr2bl w:val="nil"/>
-            </w:tcBorders>
-            <w:shd w:val="clear" w:color="auto" w:fill="DDDDDD"/>
-            <w:vAlign w:val="center"/>
-          </w:tcPr>
-          <w:p>
-            <w:pPr>
-              <w:keepNext/>
-              <w:spacing w:before="26"/>
-              <w:jc w:val="center"/>
-              <w:rPr>
-                <w:rFonts w:ascii="Times New Roman" w:hAnsi="Times New Roman" w:eastAsia="微软雅黑" w:cs="Times New Roman"/>
-                <w:b/>
-                <w:color w:val="3DA6BB"/>
-                <w:sz w:val="18"/>
-                <w:szCs w:val="18"/>
-                <w:lang w:eastAsia="zh-CN"/>
-              </w:rPr>
-            </w:pPr>
-          </w:p>
-        </w:tc>
-        <w:tc>
-          <w:tcPr>
-            <w:tcW w:w="1191" w:type="dxa"/>
-            <w:tcBorders>
-              <w:tl2br w:val="nil"/>
-              <w:tr2bl w:val="nil"/>
-            </w:tcBorders>
-            <w:shd w:val="clear" w:color="auto" w:fill="DDDDDD"/>
-            <w:vAlign w:val="center"/>
-          </w:tcPr>
-          <w:p>
-            <w:pPr>
-              <w:keepNext/>
-              <w:spacing w:before="26"/>
-              <w:jc w:val="center"/>
-              <w:rPr>
-                <w:rFonts w:ascii="Times New Roman" w:hAnsi="Times New Roman" w:eastAsia="微软雅黑" w:cs="Times New Roman"/>
-                <w:b/>
-                <w:color w:val="3DA6BB"/>
-                <w:sz w:val="18"/>
-                <w:szCs w:val="18"/>
-                <w:lang w:eastAsia="zh-CN"/>
-              </w:rPr>
-            </w:pPr>
-            <w:r>
-              <w:rPr>
-                <w:rFonts w:hint="eastAsia" w:ascii="Times New Roman" w:hAnsi="Times New Roman" w:eastAsia="微软雅黑" w:cs="Times New Roman"/>
-                <w:b/>
-                <w:color w:val="3DA6BB"/>
-                <w:sz w:val="18"/>
-                <w:szCs w:val="18"/>
-                <w:lang w:eastAsia="zh-CN"/>
-              </w:rPr>
-              <w:t>D</w:t>
-            </w:r>
-            <w:r>
-              <w:rPr>
-                <w:rFonts w:ascii="Times New Roman" w:hAnsi="Times New Roman" w:eastAsia="微软雅黑" w:cs="Times New Roman"/>
-                <w:b/>
-                <w:color w:val="3DA6BB"/>
-                <w:sz w:val="18"/>
-                <w:szCs w:val="18"/>
-                <w:lang w:eastAsia="zh-CN"/>
-              </w:rPr>
-              <w:t>级</w:t>
-            </w:r>
-          </w:p>
-        </w:tc>
-        <w:tc>
-          <w:tcPr>
-            <w:tcW w:w="8247" w:type="dxa"/>
-            <w:tcBorders>
-              <w:tl2br w:val="nil"/>
-              <w:tr2bl w:val="nil"/>
-            </w:tcBorders>
-            <w:shd w:val="clear" w:color="auto" w:fill="auto"/>
-            <w:vAlign w:val="center"/>
-          </w:tcPr>
-          <w:p>
-            <w:pPr>
-              <w:keepNext/>
-              <w:spacing w:before="26"/>
-              <w:jc w:val="center"/>
-              <w:rPr>
-                <w:rFonts w:ascii="Times New Roman" w:hAnsi="Times New Roman" w:eastAsia="微软雅黑" w:cs="Times New Roman"/>
-                <w:sz w:val="18"/>
-                <w:szCs w:val="18"/>
-                <w:lang w:eastAsia="zh-CN"/>
-              </w:rPr>
-            </w:pPr>
-            <w:r>
-              <w:rPr>
-                <w:rFonts w:ascii="Times New Roman" w:hAnsi="Times New Roman" w:eastAsia="微软雅黑" w:cs="Times New Roman"/>
-                <w:sz w:val="18"/>
-                <w:szCs w:val="18"/>
-                <w:lang w:eastAsia="zh-CN"/>
-              </w:rPr>
-              <w:t>{% if tdd.resistant</w:t>
-            </w:r>
-            <w:r>
-              <w:rPr>
-                <w:rFonts w:hint="eastAsia" w:ascii="Times New Roman" w:hAnsi="Times New Roman" w:eastAsia="微软雅黑" w:cs="Times New Roman"/>
-                <w:sz w:val="18"/>
-                <w:szCs w:val="18"/>
-                <w:lang w:eastAsia="zh-CN"/>
-              </w:rPr>
-              <w:t>d</w:t>
-            </w:r>
-            <w:r>
-              <w:rPr>
-                <w:rFonts w:ascii="Times New Roman" w:hAnsi="Times New Roman" w:eastAsia="微软雅黑" w:cs="Times New Roman"/>
-                <w:sz w:val="18"/>
-                <w:szCs w:val="18"/>
-                <w:lang w:eastAsia="zh-CN"/>
-              </w:rPr>
-              <w:t>Str == [] %}无{% else%}{% for d in tdd.resistant</w:t>
-            </w:r>
-            <w:r>
-              <w:rPr>
-                <w:rFonts w:hint="eastAsia" w:ascii="Times New Roman" w:hAnsi="Times New Roman" w:eastAsia="微软雅黑" w:cs="Times New Roman"/>
-                <w:sz w:val="18"/>
-                <w:szCs w:val="18"/>
-                <w:lang w:eastAsia="zh-CN"/>
-              </w:rPr>
-              <w:t>d</w:t>
-            </w:r>
-            <w:r>
-              <w:rPr>
-                <w:rFonts w:ascii="Times New Roman" w:hAnsi="Times New Roman" w:eastAsia="微软雅黑" w:cs="Times New Roman"/>
-                <w:sz w:val="18"/>
-                <w:szCs w:val="18"/>
-                <w:lang w:eastAsia="zh-CN"/>
-              </w:rPr>
-              <w:t>Str %}{%if loop.last%}</w:t>
-            </w:r>
-            <w:r>
-              <w:rPr>
-                <w:rFonts w:hint="eastAsia" w:ascii="Times New Roman" w:hAnsi="Times New Roman" w:eastAsia="微软雅黑" w:cs="Times New Roman"/>
-                <w:sz w:val="18"/>
-                <w:szCs w:val="18"/>
-                <w:lang w:eastAsia="zh-CN"/>
-              </w:rPr>
-              <w:t>{{ d.nameLevel }}</w:t>
-            </w:r>
-            <w:r>
-              <w:rPr>
-                <w:rFonts w:ascii="Times New Roman" w:hAnsi="Times New Roman" w:eastAsia="微软雅黑" w:cs="Times New Roman"/>
-                <w:sz w:val="18"/>
-                <w:szCs w:val="18"/>
-                <w:lang w:eastAsia="zh-CN"/>
-              </w:rPr>
-              <w:t>{%else%}</w:t>
-            </w:r>
-            <w:r>
-              <w:rPr>
-                <w:rFonts w:hint="eastAsia" w:ascii="Times New Roman" w:hAnsi="Times New Roman" w:eastAsia="微软雅黑" w:cs="Times New Roman"/>
-                <w:sz w:val="18"/>
-                <w:szCs w:val="18"/>
-                <w:lang w:eastAsia="zh-CN"/>
-              </w:rPr>
-              <w:t>{{ d.nameLevel }}</w:t>
-            </w:r>
-            <w:r>
-              <w:rPr>
-                <w:rFonts w:ascii="Times New Roman" w:hAnsi="Times New Roman" w:eastAsia="微软雅黑" w:cs="Times New Roman"/>
-                <w:sz w:val="18"/>
-                <w:szCs w:val="18"/>
-                <w:lang w:eastAsia="zh-CN"/>
-              </w:rPr>
-              <w:t>，{%endif%}{% endfor %}{% endif%}</w:t>
-            </w:r>
-          </w:p>
-        </w:tc>
-      </w:tr>
-      <w:tr>
-        <w:tblPrEx>
-          <w:tblBorders>
-            <w:top w:val="single" w:color="BEBEBE" w:sz="4" w:space="0"/>
-            <w:left w:val="single" w:color="BEBEBE" w:sz="4" w:space="0"/>
-            <w:bottom w:val="single" w:color="BEBEBE" w:sz="4" w:space="0"/>
-            <w:right w:val="single" w:color="BEBEBE" w:sz="4" w:space="0"/>
-            <w:insideH w:val="single" w:color="BEBEBE" w:sz="4" w:space="0"/>
-            <w:insideV w:val="single" w:color="BEBEBE" w:sz="4" w:space="0"/>
-          </w:tblBorders>
-          <w:tblCellMar>
-            <w:top w:w="0" w:type="dxa"/>
-            <w:left w:w="108" w:type="dxa"/>
-            <w:bottom w:w="0" w:type="dxa"/>
-            <w:right w:w="108" w:type="dxa"/>
-          </w:tblCellMar>
-        </w:tblPrEx>
-        <w:trPr>
-          <w:jc w:val="center"/>
-        </w:trPr>
-        <w:tc>
-          <w:tcPr>
-            <w:tcW w:w="1623" w:type="dxa"/>
-            <w:gridSpan w:val="2"/>
-            <w:tcBorders>
-              <w:tl2br w:val="nil"/>
-              <w:tr2bl w:val="nil"/>
-            </w:tcBorders>
-            <w:shd w:val="clear" w:color="auto" w:fill="DDDDDD"/>
-            <w:vAlign w:val="center"/>
-          </w:tcPr>
-          <w:p>
-            <w:pPr>
-              <w:keepNext/>
-              <w:spacing w:before="26"/>
-              <w:jc w:val="center"/>
-              <w:rPr>
-                <w:rFonts w:ascii="Times New Roman" w:hAnsi="Times New Roman" w:eastAsia="微软雅黑" w:cs="Times New Roman"/>
-                <w:b/>
-                <w:color w:val="3DA6BB"/>
-                <w:sz w:val="18"/>
-                <w:szCs w:val="18"/>
-                <w:lang w:eastAsia="zh-CN"/>
-              </w:rPr>
-            </w:pPr>
-            <w:r>
-              <w:rPr>
-                <w:rFonts w:hint="eastAsia" w:ascii="Times New Roman" w:hAnsi="Times New Roman" w:eastAsia="微软雅黑" w:cs="Times New Roman"/>
-                <w:b/>
-                <w:color w:val="3DA6BB"/>
-                <w:sz w:val="18"/>
-                <w:szCs w:val="18"/>
-                <w:lang w:eastAsia="zh-CN"/>
-              </w:rPr>
-              <w:t>基因突变相关说明</w:t>
-            </w:r>
-          </w:p>
-        </w:tc>
-        <w:tc>
-          <w:tcPr>
-            <w:tcW w:w="8247" w:type="dxa"/>
-            <w:tcBorders>
-              <w:tl2br w:val="nil"/>
-              <w:tr2bl w:val="nil"/>
-            </w:tcBorders>
-            <w:vAlign w:val="center"/>
-          </w:tcPr>
-          <w:p>
-            <w:pPr>
-              <w:keepNext/>
-              <w:spacing w:before="26"/>
-              <w:rPr>
-                <w:rFonts w:ascii="Times New Roman" w:hAnsi="Times New Roman" w:eastAsia="微软雅黑" w:cs="Times New Roman"/>
-                <w:sz w:val="18"/>
-                <w:szCs w:val="18"/>
-                <w:lang w:eastAsia="zh-CN"/>
-              </w:rPr>
-            </w:pPr>
-            <w:r>
-              <w:rPr>
-                <w:rFonts w:hint="eastAsia" w:ascii="Times New Roman" w:hAnsi="Times New Roman" w:eastAsia="微软雅黑" w:cs="Times New Roman"/>
-                <w:sz w:val="18"/>
-                <w:szCs w:val="18"/>
-                <w:lang w:eastAsia="zh-CN"/>
-              </w:rPr>
-              <w:t>{% for md in tdd.medicationDescription %}{% if md.key == '突变说明</w:t>
-            </w:r>
-            <w:r>
-              <w:rPr>
-                <w:rFonts w:ascii="Times New Roman" w:hAnsi="Times New Roman" w:eastAsia="微软雅黑" w:cs="Times New Roman"/>
-                <w:sz w:val="18"/>
-                <w:szCs w:val="18"/>
-                <w:lang w:eastAsia="zh-CN"/>
-              </w:rPr>
-              <w:t>:</w:t>
-            </w:r>
-            <w:r>
-              <w:rPr>
-                <w:rFonts w:hint="eastAsia" w:ascii="Times New Roman" w:hAnsi="Times New Roman" w:eastAsia="微软雅黑" w:cs="Times New Roman"/>
-                <w:sz w:val="18"/>
-                <w:szCs w:val="18"/>
-                <w:lang w:eastAsia="zh-CN"/>
-              </w:rPr>
-              <w:t>' %}</w:t>
-            </w:r>
-            <w:r>
-              <w:rPr>
-                <w:rFonts w:hint="eastAsia" w:ascii="Times New Roman" w:hAnsi="Times New Roman" w:eastAsia="微软雅黑" w:cs="Times New Roman"/>
-                <w:b/>
-                <w:bCs/>
-                <w:sz w:val="18"/>
-                <w:szCs w:val="18"/>
-                <w:lang w:eastAsia="zh-CN"/>
-              </w:rPr>
-              <w:t>{{md.key}}</w:t>
-            </w:r>
-            <w:r>
-              <w:rPr>
-                <w:rFonts w:hint="eastAsia" w:ascii="Times New Roman" w:hAnsi="Times New Roman" w:eastAsia="微软雅黑" w:cs="Times New Roman"/>
-                <w:sz w:val="18"/>
-                <w:szCs w:val="18"/>
-                <w:lang w:eastAsia="zh-CN"/>
-              </w:rPr>
-              <w:t>{{md.value}}{% elif md.value == '' %}{% else%}</w:t>
-            </w:r>
-            <w:r>
-              <w:rPr>
-                <w:rFonts w:hint="eastAsia" w:ascii="Times New Roman" w:hAnsi="Times New Roman" w:eastAsia="微软雅黑" w:cs="Times New Roman"/>
-                <w:b/>
-                <w:bCs/>
-                <w:sz w:val="18"/>
-                <w:szCs w:val="18"/>
-                <w:lang w:eastAsia="zh-CN"/>
-              </w:rPr>
-              <w:t>{{md.key}}</w:t>
-            </w:r>
-            <w:r>
-              <w:rPr>
-                <w:rFonts w:hint="eastAsia" w:ascii="Times New Roman" w:hAnsi="Times New Roman" w:eastAsia="微软雅黑" w:cs="Times New Roman"/>
-                <w:sz w:val="18"/>
-                <w:szCs w:val="18"/>
-                <w:lang w:eastAsia="zh-CN"/>
-              </w:rPr>
-              <w:t>{{md.value}}</w:t>
-            </w:r>
-          </w:p>
-          <w:p>
-            <w:pPr>
-              <w:keepNext/>
-              <w:spacing w:before="26"/>
-              <w:rPr>
-                <w:rFonts w:ascii="Times New Roman" w:hAnsi="Times New Roman" w:eastAsia="微软雅黑" w:cs="Times New Roman"/>
-                <w:sz w:val="18"/>
-                <w:szCs w:val="18"/>
-                <w:lang w:eastAsia="zh-CN"/>
-              </w:rPr>
-            </w:pPr>
-            <w:r>
-              <w:rPr>
-                <w:rFonts w:hint="eastAsia" w:ascii="Times New Roman" w:hAnsi="Times New Roman" w:eastAsia="微软雅黑" w:cs="Times New Roman"/>
-                <w:sz w:val="18"/>
-                <w:szCs w:val="18"/>
-                <w:lang w:eastAsia="zh-CN"/>
-              </w:rPr>
-              <w:t>{% endif %}{% endfor %}</w:t>
-            </w:r>
-          </w:p>
-        </w:tc>
-      </w:tr>
-    </w:tbl>
-    <w:p>
-      <w:pPr>
-        <w:spacing w:before="26"/>
-        <w:rPr>
-          <w:rFonts w:ascii="Times New Roman" w:hAnsi="Times New Roman" w:eastAsia="微软雅黑" w:cs="Times New Roman"/>
-          <w:b/>
-          <w:color w:val="3DA6BB"/>
-          <w:sz w:val="24"/>
-          <w:szCs w:val="24"/>
-          <w:lang w:eastAsia="zh-CN"/>
-        </w:rPr>
-      </w:pPr>
-      <w:r>
-        <w:rPr>
-          <w:rFonts w:hint="eastAsia" w:ascii="Times New Roman" w:hAnsi="Times New Roman" w:eastAsia="微软雅黑" w:cs="Times New Roman"/>
-          <w:b/>
-          <w:color w:val="3DA6BB"/>
-          <w:sz w:val="24"/>
-          <w:szCs w:val="24"/>
-          <w:lang w:eastAsia="zh-CN"/>
-        </w:rPr>
-        <w:t>{%if tdd.drugResearchList != [] %}</w:t>
-      </w:r>
-    </w:p>
-    <w:p>
-      <w:pPr>
-        <w:keepNext/>
-        <w:keepLines w:val="0"/>
-        <w:pageBreakBefore w:val="0"/>
-        <w:widowControl w:val="0"/>
-        <w:kinsoku/>
-        <w:wordWrap/>
-        <w:overflowPunct/>
-        <w:topLinePunct w:val="0"/>
-        <w:autoSpaceDE/>
-        <w:autoSpaceDN/>
-        <w:bidi w:val="0"/>
-        <w:adjustRightInd/>
-        <w:snapToGrid/>
-        <w:spacing w:before="26"/>
-        <w:textAlignment w:val="auto"/>
-        <w:rPr>
-          <w:rFonts w:hint="eastAsia" w:ascii="Times New Roman" w:hAnsi="Times New Roman" w:eastAsia="微软雅黑" w:cs="Times New Roman"/>
-          <w:b/>
-          <w:color w:val="3DA6BB"/>
-          <w:sz w:val="24"/>
-          <w:lang w:eastAsia="zh-CN"/>
-        </w:rPr>
-      </w:pPr>
-      <w:r>
-        <w:rPr>
-          <w:rFonts w:hint="eastAsia" w:ascii="Times New Roman" w:hAnsi="Times New Roman" w:eastAsia="微软雅黑" w:cs="Times New Roman"/>
-          <w:b/>
-          <w:color w:val="3DA6BB"/>
-          <w:sz w:val="24"/>
-          <w:lang w:eastAsia="zh-CN"/>
-        </w:rPr>
-        <w:t>潜在受益药物研究信息：</w:t>
-      </w:r>
-    </w:p>
-    <w:tbl>
-      <w:tblPr>
-        <w:tblStyle w:val="16"/>
-        <w:tblpPr w:leftFromText="180" w:rightFromText="180" w:vertAnchor="text" w:tblpXSpec="center" w:tblpY="1"/>
-        <w:tblOverlap w:val="never"/>
-        <w:tblW w:w="9870" w:type="dxa"/>
-        <w:jc w:val="center"/>
-        <w:tblBorders>
-          <w:top w:val="single" w:color="BEBEBE" w:sz="4" w:space="0"/>
-          <w:left w:val="single" w:color="BEBEBE" w:sz="4" w:space="0"/>
-          <w:bottom w:val="single" w:color="BEBEBE" w:sz="4" w:space="0"/>
-          <w:right w:val="single" w:color="BEBEBE" w:sz="4" w:space="0"/>
-          <w:insideH w:val="single" w:color="BEBEBE" w:sz="4" w:space="0"/>
-          <w:insideV w:val="single" w:color="BEBEBE" w:sz="4" w:space="0"/>
-        </w:tblBorders>
-        <w:tblLayout w:type="fixed"/>
-        <w:tblCellMar>
-          <w:top w:w="0" w:type="dxa"/>
-          <w:left w:w="108" w:type="dxa"/>
-          <w:bottom w:w="0" w:type="dxa"/>
-          <w:right w:w="108" w:type="dxa"/>
-        </w:tblCellMar>
-      </w:tblPr>
-      <w:tblGrid>
-        <w:gridCol w:w="1526"/>
-        <w:gridCol w:w="1417"/>
-        <w:gridCol w:w="1232"/>
-        <w:gridCol w:w="5695"/>
-      </w:tblGrid>
-      <w:tr>
-        <w:tblPrEx>
-          <w:tblBorders>
-            <w:top w:val="single" w:color="BEBEBE" w:sz="4" w:space="0"/>
-            <w:left w:val="single" w:color="BEBEBE" w:sz="4" w:space="0"/>
-            <w:bottom w:val="single" w:color="BEBEBE" w:sz="4" w:space="0"/>
-            <w:right w:val="single" w:color="BEBEBE" w:sz="4" w:space="0"/>
-            <w:insideH w:val="single" w:color="BEBEBE" w:sz="4" w:space="0"/>
-            <w:insideV w:val="single" w:color="BEBEBE" w:sz="4" w:space="0"/>
-          </w:tblBorders>
-          <w:tblCellMar>
-            <w:top w:w="0" w:type="dxa"/>
-            <w:left w:w="108" w:type="dxa"/>
-            <w:bottom w:w="0" w:type="dxa"/>
-            <w:right w:w="108" w:type="dxa"/>
-          </w:tblCellMar>
-        </w:tblPrEx>
-        <w:trPr>
-          <w:trHeight w:val="417" w:hRule="atLeast"/>
-          <w:jc w:val="center"/>
-        </w:trPr>
-        <w:tc>
-          <w:tcPr>
-            <w:tcW w:w="1526" w:type="dxa"/>
-            <w:tcBorders>
-              <w:tl2br w:val="nil"/>
-              <w:tr2bl w:val="nil"/>
-            </w:tcBorders>
-            <w:shd w:val="clear" w:color="auto" w:fill="DDDDDD"/>
-            <w:vAlign w:val="center"/>
-          </w:tcPr>
-          <w:p>
-            <w:pPr>
-              <w:keepNext/>
-              <w:jc w:val="center"/>
-              <w:rPr>
-                <w:rFonts w:ascii="Times New Roman" w:hAnsi="Times New Roman" w:eastAsia="微软雅黑" w:cs="Times New Roman"/>
-                <w:b/>
-                <w:color w:val="3DA6BB"/>
-                <w:sz w:val="18"/>
-                <w:szCs w:val="18"/>
-                <w:lang w:eastAsia="zh-CN"/>
-              </w:rPr>
-            </w:pPr>
-            <w:r>
-              <w:rPr>
-                <w:rFonts w:ascii="Times New Roman" w:hAnsi="Times New Roman" w:eastAsia="微软雅黑" w:cs="Times New Roman"/>
-                <w:b/>
-                <w:color w:val="3DA6BB"/>
-                <w:sz w:val="18"/>
-                <w:szCs w:val="18"/>
-                <w:lang w:eastAsia="zh-CN"/>
-              </w:rPr>
-              <w:t>药物名称</w:t>
-            </w:r>
-          </w:p>
-        </w:tc>
-        <w:tc>
-          <w:tcPr>
-            <w:tcW w:w="1417" w:type="dxa"/>
-            <w:tcBorders>
-              <w:tl2br w:val="nil"/>
-              <w:tr2bl w:val="nil"/>
-            </w:tcBorders>
-            <w:shd w:val="clear" w:color="auto" w:fill="DDDDDD"/>
-            <w:vAlign w:val="center"/>
-          </w:tcPr>
-          <w:p>
-            <w:pPr>
-              <w:keepNext/>
-              <w:jc w:val="center"/>
-              <w:rPr>
-                <w:rFonts w:ascii="Times New Roman" w:hAnsi="Times New Roman" w:eastAsia="微软雅黑" w:cs="Times New Roman"/>
-                <w:b/>
-                <w:color w:val="3DA6BB"/>
-                <w:sz w:val="18"/>
-                <w:szCs w:val="18"/>
-                <w:lang w:eastAsia="zh-CN"/>
-              </w:rPr>
-            </w:pPr>
-            <w:r>
-              <w:rPr>
-                <w:rFonts w:ascii="Times New Roman" w:hAnsi="Times New Roman" w:eastAsia="微软雅黑" w:cs="Times New Roman"/>
-                <w:b/>
-                <w:color w:val="3DA6BB"/>
-                <w:sz w:val="18"/>
-                <w:szCs w:val="18"/>
-                <w:lang w:eastAsia="zh-CN"/>
-              </w:rPr>
-              <w:t>相关疾病</w:t>
-            </w:r>
-          </w:p>
-        </w:tc>
-        <w:tc>
-          <w:tcPr>
-            <w:tcW w:w="1232" w:type="dxa"/>
-            <w:tcBorders>
-              <w:tl2br w:val="nil"/>
-              <w:tr2bl w:val="nil"/>
-            </w:tcBorders>
-            <w:shd w:val="clear" w:color="auto" w:fill="DDDDDD"/>
-            <w:vAlign w:val="center"/>
-          </w:tcPr>
-          <w:p>
-            <w:pPr>
-              <w:keepNext/>
-              <w:jc w:val="center"/>
-              <w:rPr>
-                <w:rFonts w:ascii="Times New Roman" w:hAnsi="Times New Roman" w:eastAsia="微软雅黑" w:cs="Times New Roman"/>
-                <w:b/>
-                <w:color w:val="3DA6BB"/>
-                <w:sz w:val="18"/>
-                <w:szCs w:val="18"/>
-                <w:lang w:eastAsia="zh-CN"/>
-              </w:rPr>
-            </w:pPr>
-            <w:r>
-              <w:rPr>
-                <w:rFonts w:ascii="Times New Roman" w:hAnsi="Times New Roman" w:eastAsia="微软雅黑" w:cs="Times New Roman"/>
-                <w:b/>
-                <w:color w:val="3DA6BB"/>
-                <w:sz w:val="18"/>
-                <w:szCs w:val="18"/>
-                <w:lang w:eastAsia="zh-CN"/>
-              </w:rPr>
-              <w:t>证据</w:t>
-            </w:r>
-            <w:r>
-              <w:rPr>
-                <w:rFonts w:hint="eastAsia" w:ascii="Times New Roman" w:hAnsi="Times New Roman" w:eastAsia="微软雅黑" w:cs="Times New Roman"/>
-                <w:b/>
-                <w:color w:val="3DA6BB"/>
-                <w:sz w:val="18"/>
-                <w:szCs w:val="18"/>
-                <w:lang w:eastAsia="zh-CN"/>
-              </w:rPr>
-              <w:t>等级</w:t>
-            </w:r>
-          </w:p>
-        </w:tc>
-        <w:tc>
-          <w:tcPr>
-            <w:tcW w:w="5695" w:type="dxa"/>
-            <w:tcBorders>
-              <w:tl2br w:val="nil"/>
-              <w:tr2bl w:val="nil"/>
-            </w:tcBorders>
-            <w:shd w:val="clear" w:color="auto" w:fill="DDDDDD"/>
-            <w:vAlign w:val="center"/>
-          </w:tcPr>
-          <w:p>
-            <w:pPr>
-              <w:keepNext/>
-              <w:jc w:val="center"/>
-              <w:rPr>
-                <w:rFonts w:ascii="Times New Roman" w:hAnsi="Times New Roman" w:eastAsia="微软雅黑" w:cs="Times New Roman"/>
-                <w:b/>
-                <w:color w:val="3DA6BB"/>
-                <w:sz w:val="18"/>
-                <w:szCs w:val="18"/>
-                <w:lang w:eastAsia="zh-CN"/>
-              </w:rPr>
-            </w:pPr>
-            <w:r>
-              <w:rPr>
-                <w:rFonts w:ascii="Times New Roman" w:hAnsi="Times New Roman" w:eastAsia="微软雅黑" w:cs="Times New Roman"/>
-                <w:b/>
-                <w:color w:val="3DA6BB"/>
-                <w:sz w:val="18"/>
-                <w:szCs w:val="18"/>
-                <w:lang w:eastAsia="zh-CN"/>
-              </w:rPr>
-              <w:t>循证医学信息</w:t>
-            </w:r>
-          </w:p>
-        </w:tc>
-      </w:tr>
-      <w:tr>
-        <w:tblPrEx>
-          <w:tblBorders>
-            <w:top w:val="single" w:color="BEBEBE" w:sz="4" w:space="0"/>
-            <w:left w:val="single" w:color="BEBEBE" w:sz="4" w:space="0"/>
-            <w:bottom w:val="single" w:color="BEBEBE" w:sz="4" w:space="0"/>
-            <w:right w:val="single" w:color="BEBEBE" w:sz="4" w:space="0"/>
-            <w:insideH w:val="single" w:color="BEBEBE" w:sz="4" w:space="0"/>
-            <w:insideV w:val="single" w:color="BEBEBE" w:sz="4" w:space="0"/>
-          </w:tblBorders>
-          <w:tblCellMar>
-            <w:top w:w="0" w:type="dxa"/>
-            <w:left w:w="108" w:type="dxa"/>
-            <w:bottom w:w="0" w:type="dxa"/>
-            <w:right w:w="108" w:type="dxa"/>
-          </w:tblCellMar>
-        </w:tblPrEx>
-        <w:trPr>
-          <w:trHeight w:val="494" w:hRule="atLeast"/>
-          <w:jc w:val="center"/>
-        </w:trPr>
-        <w:tc>
-          <w:tcPr>
-            <w:tcW w:w="9870" w:type="dxa"/>
-            <w:gridSpan w:val="4"/>
-            <w:tcBorders>
-              <w:tl2br w:val="nil"/>
-              <w:tr2bl w:val="nil"/>
-            </w:tcBorders>
-            <w:vAlign w:val="center"/>
-          </w:tcPr>
-          <w:p>
-            <w:pPr>
-              <w:keepNext/>
-              <w:spacing w:before="26"/>
-              <w:jc w:val="center"/>
-              <w:rPr>
-                <w:rFonts w:ascii="Times New Roman" w:hAnsi="Times New Roman" w:eastAsia="微软雅黑" w:cs="Times New Roman"/>
-                <w:bCs/>
-                <w:sz w:val="18"/>
-                <w:szCs w:val="18"/>
-                <w:highlight w:val="yellow"/>
-                <w:lang w:eastAsia="zh-CN"/>
-              </w:rPr>
-            </w:pPr>
-            <w:r>
-              <w:rPr>
-                <w:rFonts w:hint="eastAsia" w:ascii="Times New Roman" w:hAnsi="Times New Roman" w:eastAsia="微软雅黑" w:cs="Times New Roman"/>
-                <w:b/>
-                <w:sz w:val="18"/>
-                <w:szCs w:val="18"/>
-                <w:lang w:eastAsia="zh-CN"/>
-              </w:rPr>
-              <w:t>{%tr for dis in tdd.drugResearchList %}</w:t>
-            </w:r>
-          </w:p>
-        </w:tc>
-      </w:tr>
-      <w:tr>
-        <w:tblPrEx>
-          <w:tblBorders>
-            <w:top w:val="single" w:color="BEBEBE" w:sz="4" w:space="0"/>
-            <w:left w:val="single" w:color="BEBEBE" w:sz="4" w:space="0"/>
-            <w:bottom w:val="single" w:color="BEBEBE" w:sz="4" w:space="0"/>
-            <w:right w:val="single" w:color="BEBEBE" w:sz="4" w:space="0"/>
-            <w:insideH w:val="single" w:color="BEBEBE" w:sz="4" w:space="0"/>
-            <w:insideV w:val="single" w:color="BEBEBE" w:sz="4" w:space="0"/>
-          </w:tblBorders>
-          <w:tblCellMar>
-            <w:top w:w="0" w:type="dxa"/>
-            <w:left w:w="108" w:type="dxa"/>
-            <w:bottom w:w="0" w:type="dxa"/>
-            <w:right w:w="108" w:type="dxa"/>
-          </w:tblCellMar>
-        </w:tblPrEx>
-        <w:trPr>
-          <w:trHeight w:val="494" w:hRule="atLeast"/>
-          <w:jc w:val="center"/>
-        </w:trPr>
-        <w:tc>
-          <w:tcPr>
-            <w:tcW w:w="1526" w:type="dxa"/>
-            <w:tcBorders>
-              <w:tl2br w:val="nil"/>
-              <w:tr2bl w:val="nil"/>
-            </w:tcBorders>
-            <w:vAlign w:val="center"/>
-          </w:tcPr>
-          <w:p>
-            <w:pPr>
-              <w:spacing w:before="1" w:line="249" w:lineRule="auto"/>
-              <w:ind w:right="131"/>
-              <w:jc w:val="center"/>
-              <w:rPr>
-                <w:rFonts w:ascii="Times New Roman" w:hAnsi="Times New Roman" w:eastAsia="微软雅黑" w:cs="Times New Roman"/>
-                <w:b/>
-                <w:sz w:val="18"/>
-                <w:szCs w:val="18"/>
-                <w:highlight w:val="yellow"/>
-              </w:rPr>
-            </w:pPr>
-            <w:r>
-              <w:rPr>
-                <w:rFonts w:ascii="Times New Roman" w:hAnsi="Times New Roman" w:eastAsia="微软雅黑" w:cs="Times New Roman"/>
-                <w:sz w:val="18"/>
-                <w:szCs w:val="18"/>
-                <w:lang w:eastAsia="zh-CN"/>
-              </w:rPr>
-              <w:t>{{</w:t>
-            </w:r>
-            <w:r>
-              <w:rPr>
-                <w:rFonts w:ascii="Times New Roman" w:hAnsi="Times New Roman" w:eastAsia="微软雅黑" w:cs="Times New Roman"/>
-                <w:bCs/>
-                <w:sz w:val="18"/>
-                <w:szCs w:val="18"/>
-                <w:lang w:eastAsia="zh-CN"/>
-              </w:rPr>
-              <w:t>dis.drug_name_chinese</w:t>
-            </w:r>
-            <w:r>
-              <w:rPr>
-                <w:rFonts w:hint="eastAsia" w:ascii="Times New Roman" w:hAnsi="Times New Roman" w:eastAsia="微软雅黑" w:cs="Times New Roman"/>
-                <w:bCs/>
-                <w:sz w:val="18"/>
-                <w:szCs w:val="18"/>
-                <w:lang w:eastAsia="zh-CN"/>
-              </w:rPr>
-              <w:t>3</w:t>
-            </w:r>
-            <w:r>
-              <w:rPr>
-                <w:rFonts w:ascii="Times New Roman" w:hAnsi="Times New Roman" w:eastAsia="微软雅黑" w:cs="Times New Roman"/>
-                <w:sz w:val="18"/>
-                <w:szCs w:val="18"/>
-                <w:lang w:eastAsia="zh-CN"/>
-              </w:rPr>
-              <w:t xml:space="preserve"> }}</w:t>
-            </w:r>
-          </w:p>
-        </w:tc>
-        <w:tc>
-          <w:tcPr>
-            <w:tcW w:w="1417" w:type="dxa"/>
-            <w:tcBorders>
-              <w:tl2br w:val="nil"/>
-              <w:tr2bl w:val="nil"/>
-            </w:tcBorders>
-            <w:vAlign w:val="center"/>
-          </w:tcPr>
-          <w:p>
-            <w:pPr>
-              <w:keepNext/>
-              <w:spacing w:before="26"/>
-              <w:jc w:val="center"/>
-              <w:rPr>
-                <w:rFonts w:ascii="Times New Roman" w:hAnsi="Times New Roman" w:eastAsia="微软雅黑" w:cs="Times New Roman"/>
-                <w:bCs/>
-                <w:sz w:val="18"/>
-                <w:szCs w:val="18"/>
-                <w:highlight w:val="yellow"/>
-                <w:lang w:eastAsia="zh-CN"/>
-              </w:rPr>
-            </w:pPr>
-            <w:r>
-              <w:rPr>
-                <w:rFonts w:hint="eastAsia" w:ascii="Times New Roman" w:hAnsi="Times New Roman" w:eastAsia="微软雅黑" w:cs="Times New Roman"/>
-                <w:sz w:val="18"/>
-                <w:szCs w:val="18"/>
-                <w:lang w:eastAsia="zh-CN"/>
-              </w:rPr>
-              <w:t>{{dis.</w:t>
-            </w:r>
-            <w:r>
-              <w:rPr>
-                <w:rFonts w:hint="eastAsia" w:ascii="Times New Roman" w:hAnsi="Times New Roman" w:eastAsia="微软雅黑" w:cs="Times New Roman"/>
-                <w:bCs/>
-                <w:sz w:val="18"/>
-                <w:szCs w:val="18"/>
-                <w:lang w:eastAsia="zh-CN"/>
-              </w:rPr>
-              <w:t>disease_name_chinese</w:t>
-            </w:r>
-            <w:r>
-              <w:rPr>
-                <w:rFonts w:hint="eastAsia" w:ascii="Times New Roman" w:hAnsi="Times New Roman" w:eastAsia="微软雅黑" w:cs="Times New Roman"/>
-                <w:sz w:val="18"/>
-                <w:szCs w:val="18"/>
-                <w:lang w:eastAsia="zh-CN"/>
-              </w:rPr>
-              <w:t>}}</w:t>
-            </w:r>
-          </w:p>
-        </w:tc>
-        <w:tc>
-          <w:tcPr>
-            <w:tcW w:w="1232" w:type="dxa"/>
-            <w:tcBorders>
-              <w:tl2br w:val="nil"/>
-              <w:tr2bl w:val="nil"/>
-            </w:tcBorders>
-            <w:vAlign w:val="center"/>
-          </w:tcPr>
-          <w:p>
-            <w:pPr>
-              <w:keepNext/>
-              <w:spacing w:before="26"/>
-              <w:jc w:val="center"/>
-              <w:rPr>
-                <w:rFonts w:ascii="Times New Roman" w:hAnsi="Times New Roman" w:eastAsia="微软雅黑" w:cs="Times New Roman"/>
-                <w:bCs/>
-                <w:sz w:val="18"/>
-                <w:szCs w:val="18"/>
-                <w:highlight w:val="yellow"/>
-                <w:lang w:eastAsia="zh-CN"/>
-              </w:rPr>
-            </w:pPr>
-            <w:r>
-              <w:rPr>
-                <w:rFonts w:hint="eastAsia" w:ascii="Times New Roman" w:hAnsi="Times New Roman" w:eastAsia="微软雅黑" w:cs="Times New Roman"/>
-                <w:sz w:val="18"/>
-                <w:szCs w:val="18"/>
-                <w:lang w:eastAsia="zh-CN"/>
-              </w:rPr>
-              <w:t>{{</w:t>
-            </w:r>
-            <w:r>
-              <w:rPr>
-                <w:rFonts w:hint="eastAsia" w:ascii="Times New Roman" w:hAnsi="Times New Roman" w:eastAsia="微软雅黑" w:cs="Times New Roman"/>
-                <w:bCs/>
-                <w:sz w:val="18"/>
-                <w:szCs w:val="18"/>
-                <w:lang w:eastAsia="zh-CN"/>
-              </w:rPr>
-              <w:t>dis.evidence_phase_chinese</w:t>
-            </w:r>
-            <w:r>
-              <w:rPr>
-                <w:rFonts w:hint="eastAsia" w:ascii="Times New Roman" w:hAnsi="Times New Roman" w:eastAsia="微软雅黑" w:cs="Times New Roman"/>
-                <w:sz w:val="18"/>
-                <w:szCs w:val="18"/>
-                <w:lang w:eastAsia="zh-CN"/>
-              </w:rPr>
-              <w:t>}}</w:t>
-            </w:r>
-          </w:p>
-        </w:tc>
-        <w:tc>
-          <w:tcPr>
-            <w:tcW w:w="5695" w:type="dxa"/>
-            <w:tcBorders>
-              <w:tl2br w:val="nil"/>
-              <w:tr2bl w:val="nil"/>
-            </w:tcBorders>
-            <w:vAlign w:val="center"/>
-          </w:tcPr>
-          <w:p>
-            <w:pPr>
-              <w:keepNext/>
-              <w:spacing w:before="26"/>
-              <w:jc w:val="center"/>
-              <w:rPr>
-                <w:rFonts w:ascii="Times New Roman" w:hAnsi="Times New Roman" w:eastAsia="微软雅黑" w:cs="Times New Roman"/>
-                <w:bCs/>
-                <w:sz w:val="18"/>
-                <w:szCs w:val="18"/>
-                <w:highlight w:val="yellow"/>
-                <w:lang w:eastAsia="zh-CN"/>
-              </w:rPr>
-            </w:pPr>
-            <w:r>
-              <w:rPr>
-                <w:rFonts w:hint="eastAsia" w:ascii="Times New Roman" w:hAnsi="Times New Roman" w:eastAsia="微软雅黑" w:cs="Times New Roman"/>
-                <w:sz w:val="18"/>
-                <w:szCs w:val="18"/>
-                <w:lang w:eastAsia="zh-CN"/>
-              </w:rPr>
-              <w:t>{{</w:t>
-            </w:r>
-            <w:r>
-              <w:rPr>
-                <w:rFonts w:hint="eastAsia" w:ascii="Times New Roman" w:hAnsi="Times New Roman" w:eastAsia="微软雅黑" w:cs="Times New Roman"/>
-                <w:bCs/>
-                <w:sz w:val="18"/>
-                <w:szCs w:val="18"/>
-                <w:lang w:eastAsia="zh-CN"/>
-              </w:rPr>
-              <w:t>dis.annotation_chinese</w:t>
-            </w:r>
-            <w:r>
-              <w:rPr>
-                <w:rFonts w:hint="eastAsia" w:ascii="Times New Roman" w:hAnsi="Times New Roman" w:eastAsia="微软雅黑" w:cs="Times New Roman"/>
-                <w:sz w:val="18"/>
-                <w:szCs w:val="18"/>
-                <w:lang w:eastAsia="zh-CN"/>
-              </w:rPr>
-              <w:t>}}</w:t>
-            </w:r>
-          </w:p>
-        </w:tc>
-      </w:tr>
-      <w:tr>
-        <w:tblPrEx>
-          <w:tblBorders>
-            <w:top w:val="single" w:color="BEBEBE" w:sz="4" w:space="0"/>
-            <w:left w:val="single" w:color="BEBEBE" w:sz="4" w:space="0"/>
-            <w:bottom w:val="single" w:color="BEBEBE" w:sz="4" w:space="0"/>
-            <w:right w:val="single" w:color="BEBEBE" w:sz="4" w:space="0"/>
-            <w:insideH w:val="single" w:color="BEBEBE" w:sz="4" w:space="0"/>
-            <w:insideV w:val="single" w:color="BEBEBE" w:sz="4" w:space="0"/>
-          </w:tblBorders>
-          <w:tblCellMar>
-            <w:top w:w="0" w:type="dxa"/>
-            <w:left w:w="108" w:type="dxa"/>
-            <w:bottom w:w="0" w:type="dxa"/>
-            <w:right w:w="108" w:type="dxa"/>
-          </w:tblCellMar>
-        </w:tblPrEx>
-        <w:trPr>
-          <w:trHeight w:val="494" w:hRule="atLeast"/>
-          <w:jc w:val="center"/>
-        </w:trPr>
-        <w:tc>
-          <w:tcPr>
-            <w:tcW w:w="9870" w:type="dxa"/>
-            <w:gridSpan w:val="4"/>
-            <w:tcBorders>
-              <w:tl2br w:val="nil"/>
-              <w:tr2bl w:val="nil"/>
-            </w:tcBorders>
-            <w:vAlign w:val="center"/>
-          </w:tcPr>
-          <w:p>
-            <w:pPr>
-              <w:keepNext/>
-              <w:spacing w:before="26"/>
-              <w:jc w:val="center"/>
-              <w:rPr>
-                <w:rFonts w:ascii="Times New Roman" w:hAnsi="Times New Roman" w:eastAsia="微软雅黑" w:cs="Times New Roman"/>
-                <w:bCs/>
-                <w:sz w:val="18"/>
-                <w:szCs w:val="18"/>
-                <w:lang w:eastAsia="zh-CN"/>
-              </w:rPr>
-            </w:pPr>
-            <w:r>
-              <w:rPr>
-                <w:rFonts w:hint="eastAsia" w:ascii="Times New Roman" w:hAnsi="Times New Roman" w:eastAsia="微软雅黑" w:cs="Times New Roman"/>
-                <w:b/>
-                <w:sz w:val="18"/>
-                <w:szCs w:val="18"/>
-                <w:lang w:eastAsia="zh-CN"/>
-              </w:rPr>
-              <w:t>{%tr endfor %}</w:t>
-            </w:r>
-          </w:p>
-        </w:tc>
-      </w:tr>
-    </w:tbl>
-    <w:p>
-      <w:pPr>
-        <w:spacing w:before="26"/>
-        <w:rPr>
-          <w:rFonts w:ascii="Times New Roman" w:hAnsi="Times New Roman" w:eastAsia="微软雅黑" w:cs="Times New Roman"/>
-          <w:b/>
-          <w:color w:val="3DA6BB"/>
-          <w:sz w:val="24"/>
-          <w:szCs w:val="24"/>
-          <w:lang w:eastAsia="zh-CN"/>
-        </w:rPr>
-      </w:pPr>
-      <w:r>
-        <w:rPr>
-          <w:rFonts w:hint="eastAsia" w:ascii="Times New Roman" w:hAnsi="Times New Roman" w:eastAsia="微软雅黑" w:cs="Times New Roman"/>
-          <w:b/>
-          <w:color w:val="3DA6BB"/>
-          <w:sz w:val="24"/>
-          <w:szCs w:val="24"/>
-          <w:lang w:eastAsia="zh-CN"/>
-        </w:rPr>
-        <w:t>{% endif %}{%if tdd.potentialDrugList != [] %}</w:t>
-      </w:r>
-    </w:p>
-    <w:p>
-      <w:pPr>
-        <w:keepNext/>
-        <w:keepLines w:val="0"/>
-        <w:pageBreakBefore w:val="0"/>
-        <w:widowControl w:val="0"/>
-        <w:kinsoku/>
-        <w:wordWrap/>
-        <w:overflowPunct/>
-        <w:topLinePunct w:val="0"/>
-        <w:autoSpaceDE/>
-        <w:autoSpaceDN/>
-        <w:bidi w:val="0"/>
-        <w:adjustRightInd/>
-        <w:snapToGrid/>
-        <w:spacing w:before="26"/>
-        <w:textAlignment w:val="auto"/>
-        <w:rPr>
-          <w:rFonts w:hint="eastAsia" w:ascii="Times New Roman" w:hAnsi="Times New Roman" w:eastAsia="微软雅黑" w:cs="Times New Roman"/>
-          <w:b/>
-          <w:color w:val="3DA6BB"/>
-          <w:sz w:val="24"/>
-          <w:lang w:eastAsia="zh-CN"/>
-        </w:rPr>
-      </w:pPr>
-      <w:r>
-        <w:rPr>
-          <w:rFonts w:hint="eastAsia" w:ascii="Times New Roman" w:hAnsi="Times New Roman" w:eastAsia="微软雅黑" w:cs="Times New Roman"/>
-          <w:b/>
-          <w:color w:val="3DA6BB"/>
-          <w:sz w:val="24"/>
-          <w:lang w:eastAsia="zh-CN"/>
-        </w:rPr>
-        <w:t>潜在耐药研究信息：</w:t>
-      </w:r>
-    </w:p>
-    <w:tbl>
-      <w:tblPr>
-        <w:tblStyle w:val="16"/>
-        <w:tblpPr w:leftFromText="180" w:rightFromText="180" w:vertAnchor="text" w:tblpXSpec="center" w:tblpY="1"/>
-        <w:tblOverlap w:val="never"/>
-        <w:tblW w:w="9870" w:type="dxa"/>
-        <w:jc w:val="center"/>
-        <w:tblBorders>
-          <w:top w:val="single" w:color="BEBEBE" w:sz="4" w:space="0"/>
-          <w:left w:val="single" w:color="BEBEBE" w:sz="4" w:space="0"/>
-          <w:bottom w:val="single" w:color="BEBEBE" w:sz="4" w:space="0"/>
-          <w:right w:val="single" w:color="BEBEBE" w:sz="4" w:space="0"/>
-          <w:insideH w:val="single" w:color="BEBEBE" w:sz="4" w:space="0"/>
-          <w:insideV w:val="single" w:color="BEBEBE" w:sz="4" w:space="0"/>
-        </w:tblBorders>
-        <w:tblLayout w:type="fixed"/>
-        <w:tblCellMar>
-          <w:top w:w="0" w:type="dxa"/>
-          <w:left w:w="108" w:type="dxa"/>
-          <w:bottom w:w="0" w:type="dxa"/>
-          <w:right w:w="108" w:type="dxa"/>
-        </w:tblCellMar>
-      </w:tblPr>
-      <w:tblGrid>
-        <w:gridCol w:w="1526"/>
-        <w:gridCol w:w="1417"/>
-        <w:gridCol w:w="1261"/>
-        <w:gridCol w:w="5666"/>
-      </w:tblGrid>
-      <w:tr>
-        <w:tblPrEx>
-          <w:tblBorders>
-            <w:top w:val="single" w:color="BEBEBE" w:sz="4" w:space="0"/>
-            <w:left w:val="single" w:color="BEBEBE" w:sz="4" w:space="0"/>
-            <w:bottom w:val="single" w:color="BEBEBE" w:sz="4" w:space="0"/>
-            <w:right w:val="single" w:color="BEBEBE" w:sz="4" w:space="0"/>
-            <w:insideH w:val="single" w:color="BEBEBE" w:sz="4" w:space="0"/>
-            <w:insideV w:val="single" w:color="BEBEBE" w:sz="4" w:space="0"/>
-          </w:tblBorders>
-        </w:tblPrEx>
-        <w:trPr>
-          <w:trHeight w:val="417" w:hRule="atLeast"/>
-          <w:jc w:val="center"/>
-        </w:trPr>
-        <w:tc>
-          <w:tcPr>
-            <w:tcW w:w="1526" w:type="dxa"/>
-            <w:tcBorders>
-              <w:tl2br w:val="nil"/>
-              <w:tr2bl w:val="nil"/>
-            </w:tcBorders>
-            <w:shd w:val="clear" w:color="auto" w:fill="DDDDDD"/>
-            <w:vAlign w:val="center"/>
-          </w:tcPr>
-          <w:p>
-            <w:pPr>
-              <w:keepNext/>
-              <w:jc w:val="center"/>
-              <w:rPr>
-                <w:rFonts w:ascii="Times New Roman" w:hAnsi="Times New Roman" w:eastAsia="微软雅黑" w:cs="Times New Roman"/>
-                <w:b/>
-                <w:color w:val="3DA6BB"/>
-                <w:sz w:val="18"/>
-                <w:szCs w:val="18"/>
-                <w:lang w:eastAsia="zh-CN"/>
-              </w:rPr>
-            </w:pPr>
-            <w:r>
-              <w:rPr>
-                <w:rFonts w:ascii="Times New Roman" w:hAnsi="Times New Roman" w:eastAsia="微软雅黑" w:cs="Times New Roman"/>
-                <w:b/>
-                <w:color w:val="3DA6BB"/>
-                <w:sz w:val="18"/>
-                <w:szCs w:val="18"/>
-                <w:lang w:eastAsia="zh-CN"/>
-              </w:rPr>
-              <w:t>药物名称</w:t>
-            </w:r>
-          </w:p>
-        </w:tc>
-        <w:tc>
-          <w:tcPr>
-            <w:tcW w:w="1417" w:type="dxa"/>
-            <w:tcBorders>
-              <w:tl2br w:val="nil"/>
-              <w:tr2bl w:val="nil"/>
-            </w:tcBorders>
-            <w:shd w:val="clear" w:color="auto" w:fill="DDDDDD"/>
-            <w:vAlign w:val="center"/>
-          </w:tcPr>
-          <w:p>
-            <w:pPr>
-              <w:keepNext/>
-              <w:jc w:val="center"/>
-              <w:rPr>
-                <w:rFonts w:ascii="Times New Roman" w:hAnsi="Times New Roman" w:eastAsia="微软雅黑" w:cs="Times New Roman"/>
-                <w:b/>
-                <w:color w:val="3DA6BB"/>
-                <w:sz w:val="18"/>
-                <w:szCs w:val="18"/>
-                <w:lang w:eastAsia="zh-CN"/>
-              </w:rPr>
-            </w:pPr>
-            <w:r>
-              <w:rPr>
-                <w:rFonts w:ascii="Times New Roman" w:hAnsi="Times New Roman" w:eastAsia="微软雅黑" w:cs="Times New Roman"/>
-                <w:b/>
-                <w:color w:val="3DA6BB"/>
-                <w:sz w:val="18"/>
-                <w:szCs w:val="18"/>
-                <w:lang w:eastAsia="zh-CN"/>
-              </w:rPr>
-              <w:t>相关疾病</w:t>
-            </w:r>
-          </w:p>
-        </w:tc>
-        <w:tc>
-          <w:tcPr>
-            <w:tcW w:w="1261" w:type="dxa"/>
-            <w:tcBorders>
-              <w:tl2br w:val="nil"/>
-              <w:tr2bl w:val="nil"/>
-            </w:tcBorders>
-            <w:shd w:val="clear" w:color="auto" w:fill="DDDDDD"/>
-            <w:vAlign w:val="center"/>
-          </w:tcPr>
-          <w:p>
-            <w:pPr>
-              <w:keepNext/>
-              <w:jc w:val="center"/>
-              <w:rPr>
-                <w:rFonts w:ascii="Times New Roman" w:hAnsi="Times New Roman" w:eastAsia="微软雅黑" w:cs="Times New Roman"/>
-                <w:b/>
-                <w:color w:val="3DA6BB"/>
-                <w:sz w:val="18"/>
-                <w:szCs w:val="18"/>
-                <w:lang w:eastAsia="zh-CN"/>
-              </w:rPr>
-            </w:pPr>
-            <w:r>
-              <w:rPr>
-                <w:rFonts w:ascii="Times New Roman" w:hAnsi="Times New Roman" w:eastAsia="微软雅黑" w:cs="Times New Roman"/>
-                <w:b/>
-                <w:color w:val="3DA6BB"/>
-                <w:sz w:val="18"/>
-                <w:szCs w:val="18"/>
-                <w:lang w:eastAsia="zh-CN"/>
-              </w:rPr>
-              <w:t>证据</w:t>
-            </w:r>
-            <w:r>
-              <w:rPr>
-                <w:rFonts w:hint="eastAsia" w:ascii="Times New Roman" w:hAnsi="Times New Roman" w:eastAsia="微软雅黑" w:cs="Times New Roman"/>
-                <w:b/>
-                <w:color w:val="3DA6BB"/>
-                <w:sz w:val="18"/>
-                <w:szCs w:val="18"/>
-                <w:lang w:eastAsia="zh-CN"/>
-              </w:rPr>
-              <w:t>等级</w:t>
-            </w:r>
-          </w:p>
-        </w:tc>
-        <w:tc>
-          <w:tcPr>
-            <w:tcW w:w="5666" w:type="dxa"/>
-            <w:tcBorders>
-              <w:tl2br w:val="nil"/>
-              <w:tr2bl w:val="nil"/>
-            </w:tcBorders>
-            <w:shd w:val="clear" w:color="auto" w:fill="DDDDDD"/>
-            <w:vAlign w:val="center"/>
-          </w:tcPr>
-          <w:p>
-            <w:pPr>
-              <w:keepNext/>
-              <w:jc w:val="center"/>
-              <w:rPr>
-                <w:rFonts w:ascii="Times New Roman" w:hAnsi="Times New Roman" w:eastAsia="微软雅黑" w:cs="Times New Roman"/>
-                <w:b/>
-                <w:color w:val="3DA6BB"/>
-                <w:sz w:val="18"/>
-                <w:szCs w:val="18"/>
-                <w:lang w:eastAsia="zh-CN"/>
-              </w:rPr>
-            </w:pPr>
-            <w:r>
-              <w:rPr>
-                <w:rFonts w:ascii="Times New Roman" w:hAnsi="Times New Roman" w:eastAsia="微软雅黑" w:cs="Times New Roman"/>
-                <w:b/>
-                <w:color w:val="3DA6BB"/>
-                <w:sz w:val="18"/>
-                <w:szCs w:val="18"/>
-                <w:lang w:eastAsia="zh-CN"/>
-              </w:rPr>
-              <w:t>循证医学信息</w:t>
-            </w:r>
-          </w:p>
-        </w:tc>
-      </w:tr>
-      <w:tr>
-        <w:tblPrEx>
-          <w:tblBorders>
-            <w:top w:val="single" w:color="BEBEBE" w:sz="4" w:space="0"/>
-            <w:left w:val="single" w:color="BEBEBE" w:sz="4" w:space="0"/>
-            <w:bottom w:val="single" w:color="BEBEBE" w:sz="4" w:space="0"/>
-            <w:right w:val="single" w:color="BEBEBE" w:sz="4" w:space="0"/>
-            <w:insideH w:val="single" w:color="BEBEBE" w:sz="4" w:space="0"/>
-            <w:insideV w:val="single" w:color="BEBEBE" w:sz="4" w:space="0"/>
-          </w:tblBorders>
-          <w:tblCellMar>
-            <w:top w:w="0" w:type="dxa"/>
-            <w:left w:w="108" w:type="dxa"/>
-            <w:bottom w:w="0" w:type="dxa"/>
-            <w:right w:w="108" w:type="dxa"/>
-          </w:tblCellMar>
-        </w:tblPrEx>
-        <w:trPr>
-          <w:trHeight w:val="494" w:hRule="atLeast"/>
-          <w:jc w:val="center"/>
-        </w:trPr>
-        <w:tc>
-          <w:tcPr>
-            <w:tcW w:w="9870" w:type="dxa"/>
-            <w:gridSpan w:val="4"/>
-            <w:tcBorders>
-              <w:tl2br w:val="nil"/>
-              <w:tr2bl w:val="nil"/>
-            </w:tcBorders>
-            <w:vAlign w:val="center"/>
-          </w:tcPr>
-          <w:p>
-            <w:pPr>
-              <w:keepNext/>
-              <w:spacing w:before="26"/>
-              <w:jc w:val="center"/>
-              <w:rPr>
-                <w:rFonts w:ascii="Times New Roman" w:hAnsi="Times New Roman" w:eastAsia="微软雅黑" w:cs="Times New Roman"/>
-                <w:bCs/>
-                <w:sz w:val="18"/>
-                <w:szCs w:val="18"/>
-                <w:highlight w:val="yellow"/>
-                <w:lang w:eastAsia="zh-CN"/>
-              </w:rPr>
-            </w:pPr>
-            <w:r>
-              <w:rPr>
-                <w:rFonts w:hint="eastAsia" w:ascii="Times New Roman" w:hAnsi="Times New Roman" w:eastAsia="微软雅黑" w:cs="Times New Roman"/>
-                <w:b/>
-                <w:sz w:val="18"/>
-                <w:szCs w:val="18"/>
-                <w:lang w:eastAsia="zh-CN"/>
-              </w:rPr>
-              <w:t>{%tr for dis in tdd.</w:t>
-            </w:r>
-            <w:r>
-              <w:rPr>
-                <w:rFonts w:ascii="Times New Roman" w:hAnsi="Times New Roman" w:eastAsia="微软雅黑" w:cs="Times New Roman"/>
-                <w:b/>
-                <w:sz w:val="18"/>
-                <w:szCs w:val="18"/>
-                <w:lang w:eastAsia="zh-CN"/>
-              </w:rPr>
-              <w:t>potentialDrugList</w:t>
-            </w:r>
-            <w:r>
-              <w:rPr>
-                <w:rFonts w:hint="eastAsia" w:ascii="Times New Roman" w:hAnsi="Times New Roman" w:eastAsia="微软雅黑" w:cs="Times New Roman"/>
-                <w:b/>
-                <w:sz w:val="18"/>
-                <w:szCs w:val="18"/>
-                <w:lang w:eastAsia="zh-CN"/>
-              </w:rPr>
-              <w:t xml:space="preserve"> %}</w:t>
-            </w:r>
-          </w:p>
-        </w:tc>
-      </w:tr>
-      <w:tr>
-        <w:tblPrEx>
-          <w:tblBorders>
-            <w:top w:val="single" w:color="BEBEBE" w:sz="4" w:space="0"/>
-            <w:left w:val="single" w:color="BEBEBE" w:sz="4" w:space="0"/>
-            <w:bottom w:val="single" w:color="BEBEBE" w:sz="4" w:space="0"/>
-            <w:right w:val="single" w:color="BEBEBE" w:sz="4" w:space="0"/>
-            <w:insideH w:val="single" w:color="BEBEBE" w:sz="4" w:space="0"/>
-            <w:insideV w:val="single" w:color="BEBEBE" w:sz="4" w:space="0"/>
-          </w:tblBorders>
-          <w:tblCellMar>
-            <w:top w:w="0" w:type="dxa"/>
-            <w:left w:w="108" w:type="dxa"/>
-            <w:bottom w:w="0" w:type="dxa"/>
-            <w:right w:w="108" w:type="dxa"/>
-          </w:tblCellMar>
-        </w:tblPrEx>
-        <w:trPr>
-          <w:trHeight w:val="494" w:hRule="atLeast"/>
-          <w:jc w:val="center"/>
-        </w:trPr>
-        <w:tc>
-          <w:tcPr>
-            <w:tcW w:w="1526" w:type="dxa"/>
-            <w:tcBorders>
-              <w:tl2br w:val="nil"/>
-              <w:tr2bl w:val="nil"/>
-            </w:tcBorders>
-            <w:vAlign w:val="center"/>
-          </w:tcPr>
-          <w:p>
-            <w:pPr>
-              <w:spacing w:before="1" w:line="249" w:lineRule="auto"/>
-              <w:ind w:right="131"/>
-              <w:jc w:val="center"/>
-              <w:rPr>
-                <w:rFonts w:ascii="Times New Roman" w:hAnsi="Times New Roman" w:eastAsia="微软雅黑" w:cs="Times New Roman"/>
-                <w:b/>
-                <w:sz w:val="18"/>
-                <w:szCs w:val="18"/>
-                <w:highlight w:val="yellow"/>
-              </w:rPr>
-            </w:pPr>
-            <w:r>
-              <w:rPr>
-                <w:rFonts w:ascii="Times New Roman" w:hAnsi="Times New Roman" w:eastAsia="微软雅黑" w:cs="Times New Roman"/>
-                <w:sz w:val="18"/>
-                <w:szCs w:val="18"/>
-                <w:lang w:eastAsia="zh-CN"/>
-              </w:rPr>
-              <w:t>{{</w:t>
-            </w:r>
-            <w:r>
-              <w:rPr>
-                <w:rFonts w:ascii="Times New Roman" w:hAnsi="Times New Roman" w:eastAsia="微软雅黑" w:cs="Times New Roman"/>
-                <w:bCs/>
-                <w:sz w:val="18"/>
-                <w:szCs w:val="18"/>
-                <w:lang w:eastAsia="zh-CN"/>
-              </w:rPr>
-              <w:t>dis.drug_name_chinese</w:t>
-            </w:r>
-            <w:r>
-              <w:rPr>
-                <w:rFonts w:hint="eastAsia" w:ascii="Times New Roman" w:hAnsi="Times New Roman" w:eastAsia="微软雅黑" w:cs="Times New Roman"/>
-                <w:bCs/>
-                <w:sz w:val="18"/>
-                <w:szCs w:val="18"/>
-                <w:lang w:eastAsia="zh-CN"/>
-              </w:rPr>
-              <w:t>3</w:t>
-            </w:r>
-            <w:r>
-              <w:rPr>
-                <w:rFonts w:ascii="Times New Roman" w:hAnsi="Times New Roman" w:eastAsia="微软雅黑" w:cs="Times New Roman"/>
-                <w:sz w:val="18"/>
-                <w:szCs w:val="18"/>
-                <w:lang w:eastAsia="zh-CN"/>
-              </w:rPr>
-              <w:t xml:space="preserve"> }}</w:t>
-            </w:r>
-          </w:p>
-        </w:tc>
-        <w:tc>
-          <w:tcPr>
-            <w:tcW w:w="1417" w:type="dxa"/>
-            <w:tcBorders>
-              <w:tl2br w:val="nil"/>
-              <w:tr2bl w:val="nil"/>
-            </w:tcBorders>
-            <w:vAlign w:val="center"/>
-          </w:tcPr>
-          <w:p>
-            <w:pPr>
-              <w:keepNext/>
-              <w:spacing w:before="26"/>
-              <w:jc w:val="center"/>
-              <w:rPr>
-                <w:rFonts w:ascii="Times New Roman" w:hAnsi="Times New Roman" w:eastAsia="微软雅黑" w:cs="Times New Roman"/>
-                <w:bCs/>
-                <w:sz w:val="18"/>
-                <w:szCs w:val="18"/>
-                <w:highlight w:val="yellow"/>
-                <w:lang w:eastAsia="zh-CN"/>
-              </w:rPr>
-            </w:pPr>
-            <w:r>
-              <w:rPr>
-                <w:rFonts w:hint="eastAsia" w:ascii="Times New Roman" w:hAnsi="Times New Roman" w:eastAsia="微软雅黑" w:cs="Times New Roman"/>
-                <w:sz w:val="18"/>
-                <w:szCs w:val="18"/>
-                <w:lang w:eastAsia="zh-CN"/>
-              </w:rPr>
-              <w:t>{{dis.</w:t>
-            </w:r>
-            <w:r>
-              <w:rPr>
-                <w:rFonts w:hint="eastAsia" w:ascii="Times New Roman" w:hAnsi="Times New Roman" w:eastAsia="微软雅黑" w:cs="Times New Roman"/>
-                <w:bCs/>
-                <w:sz w:val="18"/>
-                <w:szCs w:val="18"/>
-                <w:lang w:eastAsia="zh-CN"/>
-              </w:rPr>
-              <w:t>disease_name_chinese</w:t>
-            </w:r>
-            <w:r>
-              <w:rPr>
-                <w:rFonts w:hint="eastAsia" w:ascii="Times New Roman" w:hAnsi="Times New Roman" w:eastAsia="微软雅黑" w:cs="Times New Roman"/>
-                <w:sz w:val="18"/>
-                <w:szCs w:val="18"/>
-                <w:lang w:eastAsia="zh-CN"/>
-              </w:rPr>
-              <w:t>}}</w:t>
-            </w:r>
-          </w:p>
-        </w:tc>
-        <w:tc>
-          <w:tcPr>
-            <w:tcW w:w="1261" w:type="dxa"/>
-            <w:tcBorders>
-              <w:tl2br w:val="nil"/>
-              <w:tr2bl w:val="nil"/>
-            </w:tcBorders>
-            <w:vAlign w:val="center"/>
-          </w:tcPr>
-          <w:p>
-            <w:pPr>
-              <w:keepNext/>
-              <w:spacing w:before="26"/>
-              <w:jc w:val="center"/>
-              <w:rPr>
-                <w:rFonts w:ascii="Times New Roman" w:hAnsi="Times New Roman" w:eastAsia="微软雅黑" w:cs="Times New Roman"/>
-                <w:bCs/>
-                <w:sz w:val="18"/>
-                <w:szCs w:val="18"/>
-                <w:highlight w:val="yellow"/>
-                <w:lang w:eastAsia="zh-CN"/>
-              </w:rPr>
-            </w:pPr>
-            <w:r>
-              <w:rPr>
-                <w:rFonts w:hint="eastAsia" w:ascii="Times New Roman" w:hAnsi="Times New Roman" w:eastAsia="微软雅黑" w:cs="Times New Roman"/>
-                <w:sz w:val="18"/>
-                <w:szCs w:val="18"/>
-                <w:lang w:eastAsia="zh-CN"/>
-              </w:rPr>
-              <w:t>{{</w:t>
-            </w:r>
-            <w:r>
-              <w:rPr>
-                <w:rFonts w:hint="eastAsia" w:ascii="Times New Roman" w:hAnsi="Times New Roman" w:eastAsia="微软雅黑" w:cs="Times New Roman"/>
-                <w:bCs/>
-                <w:sz w:val="18"/>
-                <w:szCs w:val="18"/>
-                <w:lang w:eastAsia="zh-CN"/>
-              </w:rPr>
-              <w:t>dis.evidence_phase_chinese</w:t>
-            </w:r>
-            <w:r>
-              <w:rPr>
-                <w:rFonts w:hint="eastAsia" w:ascii="Times New Roman" w:hAnsi="Times New Roman" w:eastAsia="微软雅黑" w:cs="Times New Roman"/>
-                <w:sz w:val="18"/>
-                <w:szCs w:val="18"/>
-                <w:lang w:eastAsia="zh-CN"/>
-              </w:rPr>
-              <w:t>}}</w:t>
-            </w:r>
-          </w:p>
-        </w:tc>
-        <w:tc>
-          <w:tcPr>
-            <w:tcW w:w="5666" w:type="dxa"/>
-            <w:tcBorders>
-              <w:tl2br w:val="nil"/>
-              <w:tr2bl w:val="nil"/>
-            </w:tcBorders>
-            <w:vAlign w:val="center"/>
-          </w:tcPr>
-          <w:p>
-            <w:pPr>
-              <w:keepNext/>
-              <w:spacing w:before="26"/>
-              <w:jc w:val="center"/>
-              <w:rPr>
-                <w:rFonts w:ascii="Times New Roman" w:hAnsi="Times New Roman" w:eastAsia="微软雅黑" w:cs="Times New Roman"/>
-                <w:bCs/>
-                <w:sz w:val="18"/>
-                <w:szCs w:val="18"/>
-                <w:highlight w:val="yellow"/>
-                <w:lang w:eastAsia="zh-CN"/>
-              </w:rPr>
-            </w:pPr>
-            <w:r>
-              <w:rPr>
-                <w:rFonts w:hint="eastAsia" w:ascii="Times New Roman" w:hAnsi="Times New Roman" w:eastAsia="微软雅黑" w:cs="Times New Roman"/>
-                <w:sz w:val="18"/>
-                <w:szCs w:val="18"/>
-                <w:lang w:eastAsia="zh-CN"/>
-              </w:rPr>
-              <w:t>{{</w:t>
-            </w:r>
-            <w:r>
-              <w:rPr>
-                <w:rFonts w:hint="eastAsia" w:ascii="Times New Roman" w:hAnsi="Times New Roman" w:eastAsia="微软雅黑" w:cs="Times New Roman"/>
-                <w:bCs/>
-                <w:sz w:val="18"/>
-                <w:szCs w:val="18"/>
-                <w:lang w:eastAsia="zh-CN"/>
-              </w:rPr>
-              <w:t>dis.annotation_chinese</w:t>
-            </w:r>
-            <w:r>
-              <w:rPr>
-                <w:rFonts w:hint="eastAsia" w:ascii="Times New Roman" w:hAnsi="Times New Roman" w:eastAsia="微软雅黑" w:cs="Times New Roman"/>
-                <w:sz w:val="18"/>
-                <w:szCs w:val="18"/>
-                <w:lang w:eastAsia="zh-CN"/>
-              </w:rPr>
-              <w:t>}}</w:t>
-            </w:r>
-          </w:p>
-        </w:tc>
-      </w:tr>
-      <w:tr>
-        <w:tblPrEx>
-          <w:tblBorders>
-            <w:top w:val="single" w:color="BEBEBE" w:sz="4" w:space="0"/>
-            <w:left w:val="single" w:color="BEBEBE" w:sz="4" w:space="0"/>
-            <w:bottom w:val="single" w:color="BEBEBE" w:sz="4" w:space="0"/>
-            <w:right w:val="single" w:color="BEBEBE" w:sz="4" w:space="0"/>
-            <w:insideH w:val="single" w:color="BEBEBE" w:sz="4" w:space="0"/>
-            <w:insideV w:val="single" w:color="BEBEBE" w:sz="4" w:space="0"/>
-          </w:tblBorders>
-          <w:tblCellMar>
-            <w:top w:w="0" w:type="dxa"/>
-            <w:left w:w="108" w:type="dxa"/>
-            <w:bottom w:w="0" w:type="dxa"/>
-            <w:right w:w="108" w:type="dxa"/>
-          </w:tblCellMar>
-        </w:tblPrEx>
-        <w:trPr>
-          <w:trHeight w:val="494" w:hRule="atLeast"/>
-          <w:jc w:val="center"/>
-        </w:trPr>
-        <w:tc>
-          <w:tcPr>
-            <w:tcW w:w="9870" w:type="dxa"/>
-            <w:gridSpan w:val="4"/>
-            <w:tcBorders>
-              <w:tl2br w:val="nil"/>
-              <w:tr2bl w:val="nil"/>
-            </w:tcBorders>
-            <w:vAlign w:val="center"/>
-          </w:tcPr>
-          <w:p>
-            <w:pPr>
-              <w:keepNext/>
-              <w:spacing w:before="26"/>
-              <w:jc w:val="center"/>
-              <w:rPr>
-                <w:rFonts w:ascii="Times New Roman" w:hAnsi="Times New Roman" w:eastAsia="微软雅黑" w:cs="Times New Roman"/>
-                <w:bCs/>
-                <w:sz w:val="18"/>
-                <w:szCs w:val="18"/>
-                <w:lang w:eastAsia="zh-CN"/>
-              </w:rPr>
-            </w:pPr>
-            <w:r>
-              <w:rPr>
-                <w:rFonts w:hint="eastAsia" w:ascii="Times New Roman" w:hAnsi="Times New Roman" w:eastAsia="微软雅黑" w:cs="Times New Roman"/>
-                <w:b/>
-                <w:sz w:val="18"/>
-                <w:szCs w:val="18"/>
-                <w:lang w:eastAsia="zh-CN"/>
-              </w:rPr>
-              <w:t>{%tr endfor %}</w:t>
-            </w:r>
-          </w:p>
-        </w:tc>
-      </w:tr>
-    </w:tbl>
-    <w:p>
-      <w:pPr>
-        <w:spacing w:before="26"/>
-        <w:rPr>
-          <w:rFonts w:ascii="Times New Roman" w:hAnsi="Times New Roman" w:eastAsia="微软雅黑" w:cs="Times New Roman"/>
-          <w:b/>
-          <w:color w:val="3DA6BB"/>
-          <w:sz w:val="24"/>
-          <w:szCs w:val="24"/>
-          <w:lang w:eastAsia="zh-CN"/>
-        </w:rPr>
-      </w:pPr>
-      <w:r>
-        <w:rPr>
-          <w:rFonts w:hint="eastAsia" w:ascii="Times New Roman" w:hAnsi="Times New Roman" w:eastAsia="微软雅黑" w:cs="Times New Roman"/>
-          <w:b/>
-          <w:color w:val="3DA6BB"/>
-          <w:sz w:val="24"/>
-          <w:szCs w:val="24"/>
-          <w:lang w:eastAsia="zh-CN"/>
-        </w:rPr>
-        <w:t>{% endif %}{%if tdd.clinicalTrialInformationStr!= [] %}</w:t>
-      </w:r>
-    </w:p>
-    <w:p>
-      <w:pPr>
-        <w:keepNext/>
-        <w:keepLines w:val="0"/>
-        <w:pageBreakBefore w:val="0"/>
-        <w:widowControl w:val="0"/>
-        <w:kinsoku/>
-        <w:wordWrap/>
-        <w:overflowPunct/>
-        <w:topLinePunct w:val="0"/>
-        <w:autoSpaceDE/>
-        <w:autoSpaceDN/>
-        <w:bidi w:val="0"/>
-        <w:adjustRightInd/>
-        <w:snapToGrid/>
-        <w:spacing w:before="26"/>
-        <w:textAlignment w:val="auto"/>
-        <w:rPr>
-          <w:rFonts w:hint="eastAsia" w:ascii="Times New Roman" w:hAnsi="Times New Roman" w:eastAsia="微软雅黑" w:cs="Times New Roman"/>
           <w:b/>
           <w:color w:val="3DA6BB"/>
           <w:sz w:val="24"/>
@@ -33902,6 +29835,7 @@
               <w:jc w:val="center"/>
               <w:rPr>
                 <w:rFonts w:ascii="Times New Roman" w:hAnsi="Times New Roman" w:eastAsia="微软雅黑" w:cs="Times New Roman"/>
+                <w:bCs/>
                 <w:sz w:val="18"/>
                 <w:szCs w:val="18"/>
                 <w:lang w:eastAsia="zh-CN"/>
@@ -34012,6 +29946,339 @@
     </w:tbl>
     <w:p>
       <w:pPr>
+        <w:pStyle w:val="27"/>
+        <w:rPr>
+          <w:color w:val="3DA6BB"/>
+        </w:rPr>
+      </w:pPr>
+      <w:r>
+        <w:rPr>
+          <w:rFonts w:hint="eastAsia" w:ascii="Times New Roman" w:hAnsi="Times New Roman" w:eastAsia="微软雅黑" w:cs="Times New Roman"/>
+          <w:b/>
+          <w:color w:val="3DA6BB"/>
+          <w:sz w:val="24"/>
+          <w:szCs w:val="24"/>
+          <w:lang w:eastAsia="zh-CN"/>
+        </w:rPr>
+        <w:t>{% endif %}</w:t>
+      </w:r>
+      <w:r>
+        <w:rPr>
+          <w:rFonts w:hint="eastAsia"/>
+          <w:color w:val="3DA6BB"/>
+        </w:rPr>
+        <w:t>{% endfor %}{% for vus in unknownVarAnalysisStr %}</w:t>
+      </w:r>
+    </w:p>
+    <w:p>
+      <w:pPr>
+        <w:keepNext/>
+        <w:spacing w:before="120" w:beforeLines="50" w:after="120" w:afterLines="50"/>
+        <w:rPr>
+          <w:rFonts w:hint="eastAsia" w:ascii="Times New Roman" w:hAnsi="Times New Roman" w:eastAsia="微软雅黑" w:cs="Times New Roman"/>
+          <w:b/>
+          <w:color w:val="3DA6BB"/>
+          <w:sz w:val="24"/>
+          <w:szCs w:val="24"/>
+          <w:lang w:eastAsia="zh-CN"/>
+        </w:rPr>
+      </w:pPr>
+      <w:r>
+        <w:rPr>
+          <w:rFonts w:hint="eastAsia" w:ascii="Times New Roman" w:hAnsi="Times New Roman" w:eastAsia="微软雅黑" w:cs="Times New Roman"/>
+          <w:b/>
+          <w:color w:val="3DA6BB"/>
+          <w:sz w:val="24"/>
+          <w:szCs w:val="24"/>
+          <w:lang w:eastAsia="zh-CN"/>
+        </w:rPr>
+        <w:t>{{ vus.gene}}</w:t>
+      </w:r>
+    </w:p>
+    <w:tbl>
+      <w:tblPr>
+        <w:tblStyle w:val="16"/>
+        <w:tblpPr w:leftFromText="180" w:rightFromText="180" w:vertAnchor="text" w:tblpXSpec="center" w:tblpY="1"/>
+        <w:tblOverlap w:val="never"/>
+        <w:tblW w:w="9870" w:type="dxa"/>
+        <w:tblInd w:w="0" w:type="dxa"/>
+        <w:tblBorders>
+          <w:top w:val="single" w:color="BEBEBE" w:sz="4" w:space="0"/>
+          <w:left w:val="single" w:color="BEBEBE" w:sz="4" w:space="0"/>
+          <w:bottom w:val="single" w:color="BEBEBE" w:sz="4" w:space="0"/>
+          <w:right w:val="single" w:color="BEBEBE" w:sz="4" w:space="0"/>
+          <w:insideH w:val="single" w:color="BEBEBE" w:sz="4" w:space="0"/>
+          <w:insideV w:val="single" w:color="BEBEBE" w:sz="4" w:space="0"/>
+        </w:tblBorders>
+        <w:tblLayout w:type="fixed"/>
+        <w:tblCellMar>
+          <w:top w:w="0" w:type="dxa"/>
+          <w:left w:w="108" w:type="dxa"/>
+          <w:bottom w:w="0" w:type="dxa"/>
+          <w:right w:w="108" w:type="dxa"/>
+        </w:tblCellMar>
+      </w:tblPr>
+      <w:tblGrid>
+        <w:gridCol w:w="1843"/>
+        <w:gridCol w:w="8027"/>
+      </w:tblGrid>
+      <w:tr>
+        <w:tblPrEx>
+          <w:tblBorders>
+            <w:top w:val="single" w:color="BEBEBE" w:sz="4" w:space="0"/>
+            <w:left w:val="single" w:color="BEBEBE" w:sz="4" w:space="0"/>
+            <w:bottom w:val="single" w:color="BEBEBE" w:sz="4" w:space="0"/>
+            <w:right w:val="single" w:color="BEBEBE" w:sz="4" w:space="0"/>
+            <w:insideH w:val="single" w:color="BEBEBE" w:sz="4" w:space="0"/>
+            <w:insideV w:val="single" w:color="BEBEBE" w:sz="4" w:space="0"/>
+          </w:tblBorders>
+          <w:tblCellMar>
+            <w:top w:w="0" w:type="dxa"/>
+            <w:left w:w="108" w:type="dxa"/>
+            <w:bottom w:w="0" w:type="dxa"/>
+            <w:right w:w="108" w:type="dxa"/>
+          </w:tblCellMar>
+        </w:tblPrEx>
+        <w:trPr>
+          <w:trHeight w:val="329" w:hRule="atLeast"/>
+        </w:trPr>
+        <w:tc>
+          <w:tcPr>
+            <w:tcW w:w="1843" w:type="dxa"/>
+            <w:tcBorders>
+              <w:tl2br w:val="nil"/>
+              <w:tr2bl w:val="nil"/>
+            </w:tcBorders>
+            <w:shd w:val="clear" w:color="auto" w:fill="DDDDDD"/>
+            <w:vAlign w:val="center"/>
+          </w:tcPr>
+          <w:p>
+            <w:pPr>
+              <w:keepNext/>
+              <w:rPr>
+                <w:rFonts w:ascii="Times New Roman" w:hAnsi="Times New Roman" w:eastAsia="微软雅黑" w:cs="Times New Roman"/>
+                <w:b/>
+                <w:color w:val="3DA6BB"/>
+                <w:sz w:val="18"/>
+                <w:szCs w:val="18"/>
+                <w:lang w:eastAsia="zh-CN"/>
+              </w:rPr>
+            </w:pPr>
+            <w:r>
+              <w:rPr>
+                <w:rFonts w:ascii="Times New Roman" w:hAnsi="Times New Roman" w:eastAsia="微软雅黑" w:cs="Times New Roman"/>
+                <w:b/>
+                <w:color w:val="3DA6BB"/>
+                <w:sz w:val="18"/>
+                <w:szCs w:val="18"/>
+                <w:lang w:eastAsia="zh-CN"/>
+              </w:rPr>
+              <w:t>突变形式</w:t>
+            </w:r>
+          </w:p>
+        </w:tc>
+        <w:tc>
+          <w:tcPr>
+            <w:tcW w:w="8027" w:type="dxa"/>
+            <w:tcBorders>
+              <w:tl2br w:val="nil"/>
+              <w:tr2bl w:val="nil"/>
+            </w:tcBorders>
+            <w:vAlign w:val="center"/>
+          </w:tcPr>
+          <w:p>
+            <w:pPr>
+              <w:keepNext/>
+              <w:rPr>
+                <w:rFonts w:ascii="Times New Roman" w:hAnsi="Times New Roman" w:eastAsia="微软雅黑" w:cs="Times New Roman"/>
+                <w:sz w:val="18"/>
+                <w:szCs w:val="18"/>
+                <w:lang w:eastAsia="zh-CN"/>
+              </w:rPr>
+            </w:pPr>
+            <w:r>
+              <w:rPr>
+                <w:rFonts w:hint="eastAsia" w:ascii="Times New Roman" w:hAnsi="Times New Roman" w:eastAsia="微软雅黑" w:cs="Times New Roman"/>
+                <w:color w:val="000000"/>
+                <w:sz w:val="18"/>
+                <w:szCs w:val="18"/>
+                <w:lang w:eastAsia="zh-CN"/>
+              </w:rPr>
+              <w:t>{{ vus.ori_variant }}</w:t>
+            </w:r>
+          </w:p>
+        </w:tc>
+      </w:tr>
+      <w:tr>
+        <w:tblPrEx>
+          <w:tblBorders>
+            <w:top w:val="single" w:color="BEBEBE" w:sz="4" w:space="0"/>
+            <w:left w:val="single" w:color="BEBEBE" w:sz="4" w:space="0"/>
+            <w:bottom w:val="single" w:color="BEBEBE" w:sz="4" w:space="0"/>
+            <w:right w:val="single" w:color="BEBEBE" w:sz="4" w:space="0"/>
+            <w:insideH w:val="single" w:color="BEBEBE" w:sz="4" w:space="0"/>
+            <w:insideV w:val="single" w:color="BEBEBE" w:sz="4" w:space="0"/>
+          </w:tblBorders>
+          <w:tblCellMar>
+            <w:top w:w="0" w:type="dxa"/>
+            <w:left w:w="108" w:type="dxa"/>
+            <w:bottom w:w="0" w:type="dxa"/>
+            <w:right w:w="108" w:type="dxa"/>
+          </w:tblCellMar>
+        </w:tblPrEx>
+        <w:tc>
+          <w:tcPr>
+            <w:tcW w:w="1843" w:type="dxa"/>
+            <w:tcBorders>
+              <w:tl2br w:val="nil"/>
+              <w:tr2bl w:val="nil"/>
+            </w:tcBorders>
+            <w:shd w:val="clear" w:color="auto" w:fill="DDDDDD"/>
+            <w:vAlign w:val="center"/>
+          </w:tcPr>
+          <w:p>
+            <w:pPr>
+              <w:keepNext/>
+              <w:rPr>
+                <w:rFonts w:ascii="Times New Roman" w:hAnsi="Times New Roman" w:eastAsia="微软雅黑" w:cs="Times New Roman"/>
+                <w:b/>
+                <w:color w:val="3DA6BB"/>
+                <w:sz w:val="18"/>
+                <w:szCs w:val="18"/>
+                <w:lang w:eastAsia="zh-CN"/>
+              </w:rPr>
+            </w:pPr>
+            <w:r>
+              <w:rPr>
+                <w:rFonts w:ascii="Times New Roman" w:hAnsi="Times New Roman" w:eastAsia="微软雅黑" w:cs="Times New Roman"/>
+                <w:b/>
+                <w:color w:val="3DA6BB"/>
+                <w:sz w:val="18"/>
+                <w:szCs w:val="18"/>
+                <w:lang w:eastAsia="zh-CN"/>
+              </w:rPr>
+              <w:t>突变说明</w:t>
+            </w:r>
+          </w:p>
+        </w:tc>
+        <w:tc>
+          <w:tcPr>
+            <w:tcW w:w="8027" w:type="dxa"/>
+            <w:tcBorders>
+              <w:tl2br w:val="nil"/>
+              <w:tr2bl w:val="nil"/>
+            </w:tcBorders>
+            <w:vAlign w:val="center"/>
+          </w:tcPr>
+          <w:p>
+            <w:pPr>
+              <w:keepNext/>
+              <w:rPr>
+                <w:rFonts w:ascii="Times New Roman" w:hAnsi="Times New Roman" w:eastAsia="微软雅黑" w:cs="Times New Roman"/>
+                <w:sz w:val="18"/>
+                <w:szCs w:val="18"/>
+                <w:lang w:eastAsia="zh-CN"/>
+              </w:rPr>
+            </w:pPr>
+            <w:r>
+              <w:rPr>
+                <w:rFonts w:hint="eastAsia" w:ascii="Times New Roman" w:hAnsi="Times New Roman" w:eastAsia="微软雅黑" w:cs="Times New Roman"/>
+                <w:color w:val="000000"/>
+                <w:sz w:val="18"/>
+                <w:szCs w:val="18"/>
+                <w:lang w:eastAsia="zh-CN"/>
+              </w:rPr>
+              <w:t>{{ vus.mutDesc }}</w:t>
+            </w:r>
+          </w:p>
+        </w:tc>
+      </w:tr>
+      <w:tr>
+        <w:tblPrEx>
+          <w:tblBorders>
+            <w:top w:val="single" w:color="BEBEBE" w:sz="4" w:space="0"/>
+            <w:left w:val="single" w:color="BEBEBE" w:sz="4" w:space="0"/>
+            <w:bottom w:val="single" w:color="BEBEBE" w:sz="4" w:space="0"/>
+            <w:right w:val="single" w:color="BEBEBE" w:sz="4" w:space="0"/>
+            <w:insideH w:val="single" w:color="BEBEBE" w:sz="4" w:space="0"/>
+            <w:insideV w:val="single" w:color="BEBEBE" w:sz="4" w:space="0"/>
+          </w:tblBorders>
+          <w:tblCellMar>
+            <w:top w:w="0" w:type="dxa"/>
+            <w:left w:w="108" w:type="dxa"/>
+            <w:bottom w:w="0" w:type="dxa"/>
+            <w:right w:w="108" w:type="dxa"/>
+          </w:tblCellMar>
+        </w:tblPrEx>
+        <w:tc>
+          <w:tcPr>
+            <w:tcW w:w="1843" w:type="dxa"/>
+            <w:tcBorders>
+              <w:tl2br w:val="nil"/>
+              <w:tr2bl w:val="nil"/>
+            </w:tcBorders>
+            <w:shd w:val="clear" w:color="auto" w:fill="DDDDDD"/>
+            <w:vAlign w:val="center"/>
+          </w:tcPr>
+          <w:p>
+            <w:pPr>
+              <w:keepNext/>
+              <w:rPr>
+                <w:rFonts w:ascii="Times New Roman" w:hAnsi="Times New Roman" w:eastAsia="微软雅黑" w:cs="Times New Roman"/>
+                <w:b/>
+                <w:color w:val="3DA6BB"/>
+                <w:sz w:val="18"/>
+                <w:szCs w:val="18"/>
+                <w:lang w:eastAsia="zh-CN"/>
+              </w:rPr>
+            </w:pPr>
+            <w:r>
+              <w:rPr>
+                <w:rFonts w:ascii="Times New Roman" w:hAnsi="Times New Roman" w:eastAsia="微软雅黑" w:cs="Times New Roman"/>
+                <w:b/>
+                <w:color w:val="3DA6BB"/>
+                <w:sz w:val="18"/>
+                <w:szCs w:val="18"/>
+                <w:lang w:eastAsia="zh-CN"/>
+              </w:rPr>
+              <w:t>基因说明</w:t>
+            </w:r>
+          </w:p>
+        </w:tc>
+        <w:tc>
+          <w:tcPr>
+            <w:tcW w:w="8027" w:type="dxa"/>
+            <w:tcBorders>
+              <w:tl2br w:val="nil"/>
+              <w:tr2bl w:val="nil"/>
+            </w:tcBorders>
+            <w:vAlign w:val="center"/>
+          </w:tcPr>
+          <w:p>
+            <w:pPr>
+              <w:keepNext/>
+              <w:rPr>
+                <w:rFonts w:ascii="Times New Roman" w:hAnsi="Times New Roman" w:eastAsia="微软雅黑" w:cs="Times New Roman"/>
+                <w:sz w:val="18"/>
+                <w:szCs w:val="18"/>
+                <w:lang w:eastAsia="zh-CN"/>
+              </w:rPr>
+            </w:pPr>
+            <w:r>
+              <w:rPr>
+                <w:rFonts w:hint="eastAsia" w:ascii="Times New Roman" w:hAnsi="Times New Roman" w:eastAsia="微软雅黑" w:cs="Times New Roman"/>
+                <w:sz w:val="18"/>
+                <w:szCs w:val="18"/>
+                <w:lang w:eastAsia="zh-CN"/>
+              </w:rPr>
+              <w:t>{{ vus.gene_description_chinese }}</w:t>
+            </w:r>
+          </w:p>
+        </w:tc>
+      </w:tr>
+    </w:tbl>
+    <w:p>
+      <w:pPr>
         <w:rPr>
           <w:rFonts w:ascii="Times New Roman" w:hAnsi="Times New Roman" w:eastAsia="微软雅黑" w:cs="Times New Roman"/>
           <w:b/>
@@ -34030,16 +30297,7 @@
           <w:szCs w:val="24"/>
           <w:lang w:eastAsia="zh-CN"/>
         </w:rPr>
-        <w:t>{% endif %}{% endfor %}</w:t>
-      </w:r>
-      <w:r>
-        <w:rPr>
-          <w:rFonts w:ascii="Times New Roman" w:hAnsi="Times New Roman" w:eastAsia="微软雅黑" w:cs="Times New Roman"/>
-          <w:sz w:val="20"/>
-          <w:szCs w:val="18"/>
-          <w:lang w:eastAsia="zh-CN"/>
-        </w:rPr>
-        <w:br w:type="page"/>
+        <w:t>{% endfor %}{% for tdd in ComplexDrugStr</w:t>
       </w:r>
       <w:r>
         <w:rPr>
@@ -34048,62 +30306,11 @@
           <w:color w:val="3DA6BB"/>
           <w:sz w:val="24"/>
           <w:szCs w:val="24"/>
-          <w:lang w:eastAsia="zh-CN"/>
-        </w:rPr>
-        <w:t>{% endif %}{%if geneticCancerRiskInfo %}</w:t>
-      </w:r>
-    </w:p>
-    <w:p>
-      <w:pPr>
-        <w:pStyle w:val="3"/>
-        <w:keepNext w:val="0"/>
-        <w:keepLines w:val="0"/>
-        <w:pageBreakBefore w:val="0"/>
-        <w:widowControl w:val="0"/>
-        <w:numPr>
-          <w:ilvl w:val="-1"/>
-          <w:numId w:val="0"/>
-        </w:numPr>
-        <w:kinsoku/>
-        <w:wordWrap/>
-        <w:overflowPunct/>
-        <w:topLinePunct w:val="0"/>
-        <w:autoSpaceDE/>
-        <w:autoSpaceDN/>
-        <w:bidi w:val="0"/>
-        <w:adjustRightInd/>
-        <w:snapToGrid/>
-        <w:spacing w:after="0" w:afterLines="-2147483648"/>
-        <w:ind w:left="0" w:firstLine="0"/>
-        <w:jc w:val="left"/>
-        <w:textAlignment w:val="auto"/>
-        <w:outlineLvl w:val="1"/>
-        <w:rPr>
-          <w:rFonts w:hint="eastAsia" w:ascii="Times New Roman" w:hAnsi="Times New Roman"/>
-          <w:color w:val="3DA6BB"/>
-          <w:sz w:val="30"/>
-          <w:lang w:eastAsia="zh-CN"/>
-        </w:rPr>
-      </w:pPr>
-      <w:bookmarkStart w:id="115" w:name="_Toc27047"/>
-      <w:bookmarkStart w:id="116" w:name="_Toc21530"/>
-      <w:bookmarkStart w:id="117" w:name="_Toc7565"/>
-      <w:bookmarkStart w:id="118" w:name="_Toc149837265"/>
-      <w:r>
-        <w:rPr>
-          <w:rFonts w:hint="eastAsia" w:ascii="Times New Roman" w:hAnsi="Times New Roman"/>
-          <w:color w:val="3DA6BB"/>
-          <w:sz w:val="30"/>
-          <w:lang w:eastAsia="zh-CN"/>
-        </w:rPr>
-        <w:t>胚系变异结果解析</w:t>
-      </w:r>
-      <w:bookmarkEnd w:id="115"/>
-      <w:bookmarkEnd w:id="116"/>
-      <w:bookmarkEnd w:id="117"/>
-    </w:p>
-    <w:p>
-      <w:pPr>
+          <w:lang w:val="en-US" w:eastAsia="zh-CN"/>
+        </w:rPr>
+        <w:t xml:space="preserve"> </w:t>
+      </w:r>
+      <w:r>
         <w:rPr>
           <w:rFonts w:hint="eastAsia" w:ascii="Times New Roman" w:hAnsi="Times New Roman" w:eastAsia="微软雅黑" w:cs="Times New Roman"/>
           <w:b/>
@@ -34112,8 +30319,13 @@
           <w:szCs w:val="24"/>
           <w:lang w:eastAsia="zh-CN"/>
         </w:rPr>
-      </w:pPr>
-      <w:r>
+        <w:t>%}</w:t>
+      </w:r>
+    </w:p>
+    <w:p>
+      <w:pPr>
+        <w:keepNext/>
+        <w:spacing w:before="120" w:beforeLines="50" w:after="120" w:afterLines="50"/>
         <w:rPr>
           <w:rFonts w:hint="eastAsia" w:ascii="Times New Roman" w:hAnsi="Times New Roman" w:eastAsia="微软雅黑" w:cs="Times New Roman"/>
           <w:b/>
@@ -34122,14 +30334,8 @@
           <w:szCs w:val="24"/>
           <w:lang w:eastAsia="zh-CN"/>
         </w:rPr>
-        <w:t>{% for tdd in geneticCancerRiskInfo %}</w:t>
-      </w:r>
-      <w:bookmarkEnd w:id="118"/>
-    </w:p>
-    <w:p>
-      <w:pPr>
-        <w:keepNext/>
-        <w:spacing w:before="120" w:beforeLines="50" w:after="120" w:afterLines="50"/>
+      </w:pPr>
+      <w:r>
         <w:rPr>
           <w:rFonts w:hint="eastAsia" w:ascii="Times New Roman" w:hAnsi="Times New Roman" w:eastAsia="微软雅黑" w:cs="Times New Roman"/>
           <w:b/>
@@ -34138,17 +30344,7 @@
           <w:szCs w:val="24"/>
           <w:lang w:eastAsia="zh-CN"/>
         </w:rPr>
-      </w:pPr>
-      <w:r>
-        <w:rPr>
-          <w:rFonts w:hint="eastAsia" w:ascii="Times New Roman" w:hAnsi="Times New Roman" w:eastAsia="微软雅黑" w:cs="Times New Roman"/>
-          <w:b/>
-          <w:color w:val="3DA6BB"/>
-          <w:sz w:val="24"/>
-          <w:szCs w:val="24"/>
-          <w:lang w:eastAsia="zh-CN"/>
-        </w:rPr>
-        <w:t>{{ tdd.gene }}</w:t>
+        <w:t>{{ tdd.comutation }}</w:t>
       </w:r>
     </w:p>
     <w:tbl>
@@ -34189,12 +30385,6 @@
             <w:insideH w:val="single" w:color="BEBEBE" w:sz="4" w:space="0"/>
             <w:insideV w:val="single" w:color="BEBEBE" w:sz="4" w:space="0"/>
           </w:tblBorders>
-          <w:tblCellMar>
-            <w:top w:w="0" w:type="dxa"/>
-            <w:left w:w="108" w:type="dxa"/>
-            <w:bottom w:w="0" w:type="dxa"/>
-            <w:right w:w="108" w:type="dxa"/>
-          </w:tblCellMar>
         </w:tblPrEx>
         <w:trPr>
           <w:trHeight w:val="417" w:hRule="atLeast"/>
@@ -34266,9 +30456,9 @@
                 <w:bCs/>
                 <w:sz w:val="18"/>
                 <w:szCs w:val="18"/>
-                <w:lang w:eastAsia="zh-CN"/>
-              </w:rPr>
-              <w:t>{{ tdd.ori_variant }}</w:t>
+                <w:lang w:val="en-US" w:eastAsia="zh-CN"/>
+              </w:rPr>
+              <w:t>-</w:t>
             </w:r>
           </w:p>
         </w:tc>
@@ -35934,7 +32124,7 @@
                 <w:szCs w:val="18"/>
                 <w:lang w:eastAsia="zh-CN"/>
               </w:rPr>
-              <w:t>{% for md in tdd.medicationDescription %}{% if md.key == '变异解析</w:t>
+              <w:t>{% for md in tdd.medicationDescription %}{% if md.key == '突变说明</w:t>
             </w:r>
             <w:r>
               <w:rPr>
@@ -37891,6 +34081,3989 @@
               <w:jc w:val="center"/>
               <w:rPr>
                 <w:rFonts w:ascii="Times New Roman" w:hAnsi="Times New Roman" w:eastAsia="微软雅黑" w:cs="Times New Roman"/>
+                <w:sz w:val="18"/>
+                <w:szCs w:val="18"/>
+                <w:lang w:eastAsia="zh-CN"/>
+              </w:rPr>
+            </w:pPr>
+            <w:r>
+              <w:rPr>
+                <w:rFonts w:hint="eastAsia" w:ascii="Times New Roman" w:hAnsi="Times New Roman" w:eastAsia="微软雅黑" w:cs="Times New Roman"/>
+                <w:sz w:val="18"/>
+                <w:szCs w:val="18"/>
+                <w:lang w:eastAsia="zh-CN"/>
+              </w:rPr>
+              <w:t>{%endif%}{% endfor %}</w:t>
+            </w:r>
+          </w:p>
+        </w:tc>
+        <w:tc>
+          <w:tcPr>
+            <w:tcW w:w="856" w:type="dxa"/>
+            <w:tcBorders>
+              <w:tl2br w:val="nil"/>
+              <w:tr2bl w:val="nil"/>
+            </w:tcBorders>
+            <w:vAlign w:val="center"/>
+          </w:tcPr>
+          <w:p>
+            <w:pPr>
+              <w:keepNext/>
+              <w:spacing w:before="26"/>
+              <w:jc w:val="center"/>
+              <w:rPr>
+                <w:rFonts w:ascii="Times New Roman" w:hAnsi="Times New Roman" w:eastAsia="微软雅黑" w:cs="Times New Roman"/>
+                <w:bCs/>
+                <w:sz w:val="18"/>
+                <w:szCs w:val="18"/>
+                <w:lang w:eastAsia="zh-CN"/>
+              </w:rPr>
+            </w:pPr>
+            <w:r>
+              <w:rPr>
+                <w:rFonts w:hint="eastAsia" w:ascii="Times New Roman" w:hAnsi="Times New Roman" w:eastAsia="微软雅黑" w:cs="Times New Roman"/>
+                <w:bCs/>
+                <w:sz w:val="18"/>
+                <w:szCs w:val="18"/>
+                <w:lang w:eastAsia="zh-CN"/>
+              </w:rPr>
+              <w:t>{{ cti.location_chinese }}</w:t>
+            </w:r>
+          </w:p>
+        </w:tc>
+      </w:tr>
+      <w:tr>
+        <w:tblPrEx>
+          <w:tblBorders>
+            <w:top w:val="single" w:color="BEBEBE" w:sz="4" w:space="0"/>
+            <w:left w:val="single" w:color="BEBEBE" w:sz="4" w:space="0"/>
+            <w:bottom w:val="single" w:color="BEBEBE" w:sz="4" w:space="0"/>
+            <w:right w:val="single" w:color="BEBEBE" w:sz="4" w:space="0"/>
+            <w:insideH w:val="single" w:color="BEBEBE" w:sz="4" w:space="0"/>
+            <w:insideV w:val="single" w:color="BEBEBE" w:sz="4" w:space="0"/>
+          </w:tblBorders>
+          <w:tblCellMar>
+            <w:top w:w="0" w:type="dxa"/>
+            <w:left w:w="108" w:type="dxa"/>
+            <w:bottom w:w="0" w:type="dxa"/>
+            <w:right w:w="108" w:type="dxa"/>
+          </w:tblCellMar>
+        </w:tblPrEx>
+        <w:trPr>
+          <w:jc w:val="center"/>
+        </w:trPr>
+        <w:tc>
+          <w:tcPr>
+            <w:tcW w:w="9870" w:type="dxa"/>
+            <w:gridSpan w:val="6"/>
+            <w:tcBorders>
+              <w:tl2br w:val="nil"/>
+              <w:tr2bl w:val="nil"/>
+            </w:tcBorders>
+            <w:vAlign w:val="center"/>
+          </w:tcPr>
+          <w:p>
+            <w:pPr>
+              <w:keepNext/>
+              <w:spacing w:before="26"/>
+              <w:jc w:val="center"/>
+              <w:rPr>
+                <w:rFonts w:ascii="Times New Roman" w:hAnsi="Times New Roman" w:eastAsia="微软雅黑" w:cs="Times New Roman"/>
+                <w:bCs/>
+                <w:sz w:val="18"/>
+                <w:szCs w:val="18"/>
+                <w:lang w:eastAsia="zh-CN"/>
+              </w:rPr>
+            </w:pPr>
+            <w:r>
+              <w:rPr>
+                <w:rFonts w:hint="eastAsia" w:ascii="Times New Roman" w:hAnsi="Times New Roman" w:eastAsia="微软雅黑" w:cs="Times New Roman"/>
+                <w:bCs/>
+                <w:sz w:val="18"/>
+                <w:szCs w:val="18"/>
+                <w:lang w:eastAsia="zh-CN"/>
+              </w:rPr>
+              <w:t>{%tr endfor %}</w:t>
+            </w:r>
+          </w:p>
+        </w:tc>
+      </w:tr>
+    </w:tbl>
+    <w:p>
+      <w:pPr>
+        <w:rPr>
+          <w:rFonts w:ascii="Times New Roman" w:hAnsi="Times New Roman" w:eastAsia="微软雅黑" w:cs="Times New Roman"/>
+          <w:b/>
+          <w:color w:val="3DA6BB"/>
+          <w:sz w:val="24"/>
+          <w:szCs w:val="24"/>
+          <w:lang w:eastAsia="zh-CN"/>
+        </w:rPr>
+      </w:pPr>
+      <w:r>
+        <w:rPr>
+          <w:rFonts w:hint="eastAsia" w:ascii="Times New Roman" w:hAnsi="Times New Roman" w:eastAsia="微软雅黑" w:cs="Times New Roman"/>
+          <w:b/>
+          <w:color w:val="3DA6BB"/>
+          <w:sz w:val="24"/>
+          <w:szCs w:val="24"/>
+          <w:lang w:eastAsia="zh-CN"/>
+        </w:rPr>
+        <w:t>{% endif %}{% endfor %}</w:t>
+      </w:r>
+      <w:r>
+        <w:rPr>
+          <w:rFonts w:ascii="Times New Roman" w:hAnsi="Times New Roman" w:eastAsia="微软雅黑" w:cs="Times New Roman"/>
+          <w:sz w:val="20"/>
+          <w:szCs w:val="18"/>
+          <w:lang w:eastAsia="zh-CN"/>
+        </w:rPr>
+        <w:br w:type="page"/>
+      </w:r>
+      <w:r>
+        <w:rPr>
+          <w:rFonts w:hint="eastAsia" w:ascii="Times New Roman" w:hAnsi="Times New Roman" w:eastAsia="微软雅黑" w:cs="Times New Roman"/>
+          <w:b/>
+          <w:color w:val="3DA6BB"/>
+          <w:sz w:val="24"/>
+          <w:szCs w:val="24"/>
+          <w:lang w:eastAsia="zh-CN"/>
+        </w:rPr>
+        <w:t>{% endif %}{%if geneticCancerRiskInfo %}</w:t>
+      </w:r>
+    </w:p>
+    <w:p>
+      <w:pPr>
+        <w:pStyle w:val="3"/>
+        <w:keepNext w:val="0"/>
+        <w:keepLines w:val="0"/>
+        <w:pageBreakBefore w:val="0"/>
+        <w:widowControl w:val="0"/>
+        <w:numPr>
+          <w:ilvl w:val="-1"/>
+          <w:numId w:val="0"/>
+        </w:numPr>
+        <w:kinsoku/>
+        <w:wordWrap/>
+        <w:overflowPunct/>
+        <w:topLinePunct w:val="0"/>
+        <w:autoSpaceDE/>
+        <w:autoSpaceDN/>
+        <w:bidi w:val="0"/>
+        <w:adjustRightInd/>
+        <w:snapToGrid/>
+        <w:spacing w:after="0" w:afterLines="-2147483648"/>
+        <w:ind w:left="0" w:firstLine="0"/>
+        <w:jc w:val="left"/>
+        <w:textAlignment w:val="auto"/>
+        <w:outlineLvl w:val="1"/>
+        <w:rPr>
+          <w:rFonts w:hint="eastAsia" w:ascii="Times New Roman" w:hAnsi="Times New Roman"/>
+          <w:color w:val="3DA6BB"/>
+          <w:sz w:val="30"/>
+          <w:lang w:eastAsia="zh-CN"/>
+        </w:rPr>
+      </w:pPr>
+      <w:bookmarkStart w:id="115" w:name="_Toc7565"/>
+      <w:bookmarkStart w:id="116" w:name="_Toc21530"/>
+      <w:bookmarkStart w:id="117" w:name="_Toc27047"/>
+      <w:bookmarkStart w:id="118" w:name="_Toc149837265"/>
+      <w:r>
+        <w:rPr>
+          <w:rFonts w:hint="eastAsia" w:ascii="Times New Roman" w:hAnsi="Times New Roman"/>
+          <w:color w:val="3DA6BB"/>
+          <w:sz w:val="30"/>
+          <w:lang w:eastAsia="zh-CN"/>
+        </w:rPr>
+        <w:t>胚系变异结果解析</w:t>
+      </w:r>
+      <w:bookmarkEnd w:id="115"/>
+      <w:bookmarkEnd w:id="116"/>
+      <w:bookmarkEnd w:id="117"/>
+    </w:p>
+    <w:p>
+      <w:pPr>
+        <w:rPr>
+          <w:rFonts w:hint="eastAsia" w:ascii="Times New Roman" w:hAnsi="Times New Roman" w:eastAsia="微软雅黑" w:cs="Times New Roman"/>
+          <w:b/>
+          <w:color w:val="3DA6BB"/>
+          <w:sz w:val="24"/>
+          <w:szCs w:val="24"/>
+          <w:lang w:eastAsia="zh-CN"/>
+        </w:rPr>
+      </w:pPr>
+      <w:r>
+        <w:rPr>
+          <w:rFonts w:hint="eastAsia" w:ascii="Times New Roman" w:hAnsi="Times New Roman" w:eastAsia="微软雅黑" w:cs="Times New Roman"/>
+          <w:b/>
+          <w:color w:val="3DA6BB"/>
+          <w:sz w:val="24"/>
+          <w:szCs w:val="24"/>
+          <w:lang w:eastAsia="zh-CN"/>
+        </w:rPr>
+        <w:t>{% for tdd in geneticCancerRiskInfo %}</w:t>
+      </w:r>
+      <w:bookmarkEnd w:id="118"/>
+    </w:p>
+    <w:p>
+      <w:pPr>
+        <w:keepNext/>
+        <w:spacing w:before="120" w:beforeLines="50" w:after="120" w:afterLines="50"/>
+        <w:rPr>
+          <w:rFonts w:hint="eastAsia" w:ascii="Times New Roman" w:hAnsi="Times New Roman" w:eastAsia="微软雅黑" w:cs="Times New Roman"/>
+          <w:b/>
+          <w:color w:val="3DA6BB"/>
+          <w:sz w:val="24"/>
+          <w:szCs w:val="24"/>
+          <w:lang w:eastAsia="zh-CN"/>
+        </w:rPr>
+      </w:pPr>
+      <w:r>
+        <w:rPr>
+          <w:rFonts w:hint="eastAsia" w:ascii="Times New Roman" w:hAnsi="Times New Roman" w:eastAsia="微软雅黑" w:cs="Times New Roman"/>
+          <w:b/>
+          <w:color w:val="3DA6BB"/>
+          <w:sz w:val="24"/>
+          <w:szCs w:val="24"/>
+          <w:lang w:eastAsia="zh-CN"/>
+        </w:rPr>
+        <w:t>{{ tdd.gene }}</w:t>
+      </w:r>
+    </w:p>
+    <w:tbl>
+      <w:tblPr>
+        <w:tblStyle w:val="16"/>
+        <w:tblpPr w:leftFromText="180" w:rightFromText="180" w:vertAnchor="text" w:tblpXSpec="center" w:tblpY="1"/>
+        <w:tblOverlap w:val="never"/>
+        <w:tblW w:w="9870" w:type="dxa"/>
+        <w:jc w:val="center"/>
+        <w:tblBorders>
+          <w:top w:val="single" w:color="BEBEBE" w:sz="4" w:space="0"/>
+          <w:left w:val="single" w:color="BEBEBE" w:sz="4" w:space="0"/>
+          <w:bottom w:val="single" w:color="BEBEBE" w:sz="4" w:space="0"/>
+          <w:right w:val="single" w:color="BEBEBE" w:sz="4" w:space="0"/>
+          <w:insideH w:val="single" w:color="BEBEBE" w:sz="4" w:space="0"/>
+          <w:insideV w:val="single" w:color="BEBEBE" w:sz="4" w:space="0"/>
+        </w:tblBorders>
+        <w:tblLayout w:type="fixed"/>
+        <w:tblCellMar>
+          <w:top w:w="0" w:type="dxa"/>
+          <w:left w:w="108" w:type="dxa"/>
+          <w:bottom w:w="0" w:type="dxa"/>
+          <w:right w:w="108" w:type="dxa"/>
+        </w:tblCellMar>
+      </w:tblPr>
+      <w:tblGrid>
+        <w:gridCol w:w="432"/>
+        <w:gridCol w:w="1191"/>
+        <w:gridCol w:w="8247"/>
+      </w:tblGrid>
+      <w:tr>
+        <w:tblPrEx>
+          <w:tblBorders>
+            <w:top w:val="single" w:color="BEBEBE" w:sz="4" w:space="0"/>
+            <w:left w:val="single" w:color="BEBEBE" w:sz="4" w:space="0"/>
+            <w:bottom w:val="single" w:color="BEBEBE" w:sz="4" w:space="0"/>
+            <w:right w:val="single" w:color="BEBEBE" w:sz="4" w:space="0"/>
+            <w:insideH w:val="single" w:color="BEBEBE" w:sz="4" w:space="0"/>
+            <w:insideV w:val="single" w:color="BEBEBE" w:sz="4" w:space="0"/>
+          </w:tblBorders>
+          <w:tblCellMar>
+            <w:top w:w="0" w:type="dxa"/>
+            <w:left w:w="108" w:type="dxa"/>
+            <w:bottom w:w="0" w:type="dxa"/>
+            <w:right w:w="108" w:type="dxa"/>
+          </w:tblCellMar>
+        </w:tblPrEx>
+        <w:trPr>
+          <w:trHeight w:val="417" w:hRule="atLeast"/>
+          <w:jc w:val="center"/>
+        </w:trPr>
+        <w:tc>
+          <w:tcPr>
+            <w:tcW w:w="1623" w:type="dxa"/>
+            <w:gridSpan w:val="2"/>
+            <w:tcBorders>
+              <w:tl2br w:val="nil"/>
+              <w:tr2bl w:val="nil"/>
+            </w:tcBorders>
+            <w:shd w:val="clear" w:color="auto" w:fill="DDDDDD"/>
+            <w:vAlign w:val="center"/>
+          </w:tcPr>
+          <w:p>
+            <w:pPr>
+              <w:keepNext/>
+              <w:spacing w:before="26"/>
+              <w:jc w:val="center"/>
+              <w:rPr>
+                <w:rFonts w:ascii="Times New Roman" w:hAnsi="Times New Roman" w:eastAsia="微软雅黑" w:cs="Times New Roman"/>
+                <w:b/>
+                <w:color w:val="3DA6BB"/>
+                <w:sz w:val="18"/>
+                <w:szCs w:val="18"/>
+                <w:lang w:eastAsia="zh-CN"/>
+              </w:rPr>
+            </w:pPr>
+            <w:r>
+              <w:rPr>
+                <w:rFonts w:ascii="Times New Roman" w:hAnsi="Times New Roman" w:eastAsia="微软雅黑" w:cs="Times New Roman"/>
+                <w:b/>
+                <w:color w:val="3DA6BB"/>
+                <w:sz w:val="18"/>
+                <w:szCs w:val="18"/>
+                <w:lang w:eastAsia="zh-CN"/>
+              </w:rPr>
+              <w:t>突变形式</w:t>
+            </w:r>
+          </w:p>
+        </w:tc>
+        <w:tc>
+          <w:tcPr>
+            <w:tcW w:w="8247" w:type="dxa"/>
+            <w:tcBorders>
+              <w:tl2br w:val="nil"/>
+              <w:tr2bl w:val="nil"/>
+            </w:tcBorders>
+            <w:vAlign w:val="center"/>
+          </w:tcPr>
+          <w:p>
+            <w:pPr>
+              <w:keepNext/>
+              <w:spacing w:before="26"/>
+              <w:jc w:val="center"/>
+              <w:rPr>
+                <w:rFonts w:ascii="Times New Roman" w:hAnsi="Times New Roman" w:eastAsia="微软雅黑" w:cs="Times New Roman"/>
+                <w:bCs/>
+                <w:sz w:val="18"/>
+                <w:szCs w:val="18"/>
+                <w:lang w:eastAsia="zh-CN"/>
+              </w:rPr>
+            </w:pPr>
+            <w:r>
+              <w:rPr>
+                <w:rFonts w:hint="eastAsia" w:ascii="Times New Roman" w:hAnsi="Times New Roman" w:eastAsia="微软雅黑" w:cs="Times New Roman"/>
+                <w:bCs/>
+                <w:sz w:val="18"/>
+                <w:szCs w:val="18"/>
+                <w:lang w:eastAsia="zh-CN"/>
+              </w:rPr>
+              <w:t>{{ tdd.ori_variant }}</w:t>
+            </w:r>
+          </w:p>
+        </w:tc>
+      </w:tr>
+      <w:tr>
+        <w:tblPrEx>
+          <w:tblBorders>
+            <w:top w:val="single" w:color="BEBEBE" w:sz="4" w:space="0"/>
+            <w:left w:val="single" w:color="BEBEBE" w:sz="4" w:space="0"/>
+            <w:bottom w:val="single" w:color="BEBEBE" w:sz="4" w:space="0"/>
+            <w:right w:val="single" w:color="BEBEBE" w:sz="4" w:space="0"/>
+            <w:insideH w:val="single" w:color="BEBEBE" w:sz="4" w:space="0"/>
+            <w:insideV w:val="single" w:color="BEBEBE" w:sz="4" w:space="0"/>
+          </w:tblBorders>
+          <w:tblCellMar>
+            <w:top w:w="0" w:type="dxa"/>
+            <w:left w:w="108" w:type="dxa"/>
+            <w:bottom w:w="0" w:type="dxa"/>
+            <w:right w:w="108" w:type="dxa"/>
+          </w:tblCellMar>
+        </w:tblPrEx>
+        <w:trPr>
+          <w:trHeight w:val="494" w:hRule="atLeast"/>
+          <w:jc w:val="center"/>
+        </w:trPr>
+        <w:tc>
+          <w:tcPr>
+            <w:tcW w:w="1623" w:type="dxa"/>
+            <w:gridSpan w:val="2"/>
+            <w:tcBorders>
+              <w:tl2br w:val="nil"/>
+              <w:tr2bl w:val="nil"/>
+            </w:tcBorders>
+            <w:shd w:val="clear" w:color="auto" w:fill="DDDDDD"/>
+            <w:vAlign w:val="center"/>
+          </w:tcPr>
+          <w:p>
+            <w:pPr>
+              <w:keepNext/>
+              <w:spacing w:before="26"/>
+              <w:jc w:val="center"/>
+              <w:rPr>
+                <w:rFonts w:ascii="Times New Roman" w:hAnsi="Times New Roman" w:eastAsia="微软雅黑" w:cs="Times New Roman"/>
+                <w:b/>
+                <w:color w:val="3DA6BB"/>
+                <w:sz w:val="18"/>
+                <w:szCs w:val="18"/>
+                <w:lang w:eastAsia="zh-CN"/>
+              </w:rPr>
+            </w:pPr>
+            <w:r>
+              <w:rPr>
+                <w:rFonts w:hint="eastAsia" w:ascii="Times New Roman" w:hAnsi="Times New Roman" w:eastAsia="微软雅黑" w:cs="Times New Roman"/>
+                <w:b/>
+                <w:color w:val="3DA6BB"/>
+                <w:sz w:val="18"/>
+                <w:szCs w:val="18"/>
+                <w:lang w:eastAsia="zh-CN"/>
+              </w:rPr>
+              <w:t>{{ tdd.mutFreqType }}</w:t>
+            </w:r>
+          </w:p>
+        </w:tc>
+        <w:tc>
+          <w:tcPr>
+            <w:tcW w:w="8247" w:type="dxa"/>
+            <w:tcBorders>
+              <w:tl2br w:val="nil"/>
+              <w:tr2bl w:val="nil"/>
+            </w:tcBorders>
+            <w:vAlign w:val="center"/>
+          </w:tcPr>
+          <w:p>
+            <w:pPr>
+              <w:keepNext/>
+              <w:spacing w:before="26"/>
+              <w:jc w:val="center"/>
+              <w:rPr>
+                <w:rFonts w:ascii="Times New Roman" w:hAnsi="Times New Roman" w:eastAsia="微软雅黑" w:cs="Times New Roman"/>
+                <w:bCs/>
+                <w:sz w:val="18"/>
+                <w:szCs w:val="18"/>
+                <w:lang w:eastAsia="zh-CN"/>
+              </w:rPr>
+            </w:pPr>
+            <w:r>
+              <w:rPr>
+                <w:rFonts w:hint="eastAsia" w:ascii="Times New Roman" w:hAnsi="Times New Roman" w:eastAsia="微软雅黑" w:cs="Times New Roman"/>
+                <w:bCs/>
+                <w:sz w:val="18"/>
+                <w:szCs w:val="18"/>
+                <w:lang w:eastAsia="zh-CN"/>
+              </w:rPr>
+              <w:t>{{ tdd.mutFreq }}</w:t>
+            </w:r>
+          </w:p>
+        </w:tc>
+      </w:tr>
+      <w:tr>
+        <w:tblPrEx>
+          <w:tblBorders>
+            <w:top w:val="single" w:color="BEBEBE" w:sz="4" w:space="0"/>
+            <w:left w:val="single" w:color="BEBEBE" w:sz="4" w:space="0"/>
+            <w:bottom w:val="single" w:color="BEBEBE" w:sz="4" w:space="0"/>
+            <w:right w:val="single" w:color="BEBEBE" w:sz="4" w:space="0"/>
+            <w:insideH w:val="single" w:color="BEBEBE" w:sz="4" w:space="0"/>
+            <w:insideV w:val="single" w:color="BEBEBE" w:sz="4" w:space="0"/>
+          </w:tblBorders>
+          <w:tblCellMar>
+            <w:top w:w="0" w:type="dxa"/>
+            <w:left w:w="108" w:type="dxa"/>
+            <w:bottom w:w="0" w:type="dxa"/>
+            <w:right w:w="108" w:type="dxa"/>
+          </w:tblCellMar>
+        </w:tblPrEx>
+        <w:trPr>
+          <w:trHeight w:val="474" w:hRule="atLeast"/>
+          <w:jc w:val="center"/>
+        </w:trPr>
+        <w:tc>
+          <w:tcPr>
+            <w:tcW w:w="432" w:type="dxa"/>
+            <w:vMerge w:val="restart"/>
+            <w:tcBorders>
+              <w:tl2br w:val="nil"/>
+              <w:tr2bl w:val="nil"/>
+            </w:tcBorders>
+            <w:shd w:val="clear" w:color="auto" w:fill="DDDDDD"/>
+            <w:vAlign w:val="center"/>
+          </w:tcPr>
+          <w:p>
+            <w:pPr>
+              <w:spacing w:before="1" w:line="250" w:lineRule="auto"/>
+              <w:jc w:val="center"/>
+              <w:rPr>
+                <w:rFonts w:ascii="Times New Roman" w:hAnsi="Times New Roman" w:eastAsia="微软雅黑" w:cs="Times New Roman"/>
+                <w:color w:val="3DA6BB"/>
+                <w:sz w:val="18"/>
+                <w:szCs w:val="18"/>
+                <w:lang w:eastAsia="zh-CN"/>
+              </w:rPr>
+            </w:pPr>
+            <w:r>
+              <w:rPr>
+                <w:rFonts w:ascii="Times New Roman" w:hAnsi="Times New Roman" w:eastAsia="微软雅黑" w:cs="Times New Roman"/>
+                <w:b/>
+                <w:color w:val="3DA6BB"/>
+                <w:sz w:val="18"/>
+                <w:szCs w:val="18"/>
+                <w:lang w:eastAsia="zh-CN"/>
+              </w:rPr>
+              <w:t>潜在获益药物</w:t>
+            </w:r>
+          </w:p>
+        </w:tc>
+        <w:tc>
+          <w:tcPr>
+            <w:tcW w:w="1191" w:type="dxa"/>
+            <w:tcBorders>
+              <w:tl2br w:val="nil"/>
+              <w:tr2bl w:val="nil"/>
+            </w:tcBorders>
+            <w:shd w:val="clear" w:color="auto" w:fill="DDDDDD"/>
+            <w:vAlign w:val="center"/>
+          </w:tcPr>
+          <w:p>
+            <w:pPr>
+              <w:spacing w:before="1" w:line="250" w:lineRule="auto"/>
+              <w:jc w:val="center"/>
+              <w:rPr>
+                <w:rFonts w:ascii="Times New Roman" w:hAnsi="Times New Roman" w:eastAsia="微软雅黑" w:cs="Times New Roman"/>
+                <w:b/>
+                <w:color w:val="3DA6BB"/>
+                <w:sz w:val="18"/>
+                <w:szCs w:val="18"/>
+                <w:lang w:eastAsia="zh-CN"/>
+              </w:rPr>
+            </w:pPr>
+            <w:r>
+              <w:rPr>
+                <w:rFonts w:ascii="Times New Roman" w:hAnsi="Times New Roman" w:eastAsia="微软雅黑" w:cs="Times New Roman"/>
+                <w:b/>
+                <w:color w:val="3DA6BB"/>
+                <w:sz w:val="18"/>
+                <w:szCs w:val="18"/>
+                <w:lang w:eastAsia="zh-CN"/>
+              </w:rPr>
+              <w:t>A级</w:t>
+            </w:r>
+          </w:p>
+        </w:tc>
+        <w:tc>
+          <w:tcPr>
+            <w:tcW w:w="8247" w:type="dxa"/>
+            <w:tcBorders>
+              <w:tl2br w:val="nil"/>
+              <w:tr2bl w:val="nil"/>
+            </w:tcBorders>
+            <w:shd w:val="clear" w:color="auto" w:fill="auto"/>
+            <w:vAlign w:val="center"/>
+          </w:tcPr>
+          <w:p>
+            <w:pPr>
+              <w:spacing w:before="1" w:line="250" w:lineRule="auto"/>
+              <w:jc w:val="center"/>
+              <w:rPr>
+                <w:rFonts w:ascii="Times New Roman" w:hAnsi="Times New Roman" w:eastAsia="微软雅黑" w:cs="Times New Roman"/>
+                <w:b/>
+                <w:color w:val="FFFFFF" w:themeColor="background1"/>
+                <w:sz w:val="18"/>
+                <w:szCs w:val="18"/>
+                <w:lang w:eastAsia="zh-CN"/>
+                <w14:textFill>
+                  <w14:solidFill>
+                    <w14:schemeClr w14:val="bg1"/>
+                  </w14:solidFill>
+                </w14:textFill>
+              </w:rPr>
+            </w:pPr>
+            <w:r>
+              <w:rPr>
+                <w:rFonts w:ascii="Times New Roman" w:hAnsi="Times New Roman" w:eastAsia="微软雅黑" w:cs="Times New Roman"/>
+                <w:sz w:val="18"/>
+                <w:szCs w:val="18"/>
+                <w:lang w:eastAsia="zh-CN"/>
+              </w:rPr>
+              <w:t>{% if tdd.drugaStr == [] %}无{% else%}{% for d in tdd.drugaStr %}{%if loop.last%}</w:t>
+            </w:r>
+            <w:r>
+              <w:rPr>
+                <w:rFonts w:hint="eastAsia" w:ascii="Times New Roman" w:hAnsi="Times New Roman" w:eastAsia="微软雅黑" w:cs="Times New Roman"/>
+                <w:sz w:val="18"/>
+                <w:szCs w:val="18"/>
+                <w:lang w:eastAsia="zh-CN"/>
+              </w:rPr>
+              <w:t>{{ d.nameLevel }}</w:t>
+            </w:r>
+            <w:r>
+              <w:rPr>
+                <w:rFonts w:ascii="Times New Roman" w:hAnsi="Times New Roman" w:eastAsia="微软雅黑" w:cs="Times New Roman"/>
+                <w:sz w:val="18"/>
+                <w:szCs w:val="18"/>
+                <w:lang w:eastAsia="zh-CN"/>
+              </w:rPr>
+              <w:t>{%else%}</w:t>
+            </w:r>
+            <w:r>
+              <w:rPr>
+                <w:rFonts w:hint="eastAsia" w:ascii="Times New Roman" w:hAnsi="Times New Roman" w:eastAsia="微软雅黑" w:cs="Times New Roman"/>
+                <w:sz w:val="18"/>
+                <w:szCs w:val="18"/>
+                <w:lang w:eastAsia="zh-CN"/>
+              </w:rPr>
+              <w:t>{{ d.nameLevel }}</w:t>
+            </w:r>
+            <w:r>
+              <w:rPr>
+                <w:rFonts w:ascii="Times New Roman" w:hAnsi="Times New Roman" w:eastAsia="微软雅黑" w:cs="Times New Roman"/>
+                <w:sz w:val="18"/>
+                <w:szCs w:val="18"/>
+                <w:lang w:eastAsia="zh-CN"/>
+              </w:rPr>
+              <w:t>，{%endif%}{% endfor %}{% endif%}</w:t>
+            </w:r>
+          </w:p>
+        </w:tc>
+      </w:tr>
+      <w:tr>
+        <w:tblPrEx>
+          <w:tblBorders>
+            <w:top w:val="single" w:color="BEBEBE" w:sz="4" w:space="0"/>
+            <w:left w:val="single" w:color="BEBEBE" w:sz="4" w:space="0"/>
+            <w:bottom w:val="single" w:color="BEBEBE" w:sz="4" w:space="0"/>
+            <w:right w:val="single" w:color="BEBEBE" w:sz="4" w:space="0"/>
+            <w:insideH w:val="single" w:color="BEBEBE" w:sz="4" w:space="0"/>
+            <w:insideV w:val="single" w:color="BEBEBE" w:sz="4" w:space="0"/>
+          </w:tblBorders>
+          <w:tblCellMar>
+            <w:top w:w="0" w:type="dxa"/>
+            <w:left w:w="108" w:type="dxa"/>
+            <w:bottom w:w="0" w:type="dxa"/>
+            <w:right w:w="108" w:type="dxa"/>
+          </w:tblCellMar>
+        </w:tblPrEx>
+        <w:trPr>
+          <w:trHeight w:val="474" w:hRule="atLeast"/>
+          <w:jc w:val="center"/>
+        </w:trPr>
+        <w:tc>
+          <w:tcPr>
+            <w:tcW w:w="432" w:type="dxa"/>
+            <w:vMerge w:val="continue"/>
+            <w:tcBorders>
+              <w:tl2br w:val="nil"/>
+              <w:tr2bl w:val="nil"/>
+            </w:tcBorders>
+            <w:shd w:val="clear" w:color="auto" w:fill="DDDDDD"/>
+            <w:vAlign w:val="center"/>
+          </w:tcPr>
+          <w:p>
+            <w:pPr>
+              <w:spacing w:before="1" w:line="250" w:lineRule="auto"/>
+              <w:jc w:val="center"/>
+              <w:rPr>
+                <w:rFonts w:ascii="Times New Roman" w:hAnsi="Times New Roman" w:eastAsia="微软雅黑" w:cs="Times New Roman"/>
+                <w:b/>
+                <w:color w:val="3DA6BB"/>
+                <w:sz w:val="18"/>
+                <w:szCs w:val="18"/>
+                <w:lang w:eastAsia="zh-CN"/>
+              </w:rPr>
+            </w:pPr>
+          </w:p>
+        </w:tc>
+        <w:tc>
+          <w:tcPr>
+            <w:tcW w:w="1191" w:type="dxa"/>
+            <w:tcBorders>
+              <w:tl2br w:val="nil"/>
+              <w:tr2bl w:val="nil"/>
+            </w:tcBorders>
+            <w:shd w:val="clear" w:color="auto" w:fill="DDDDDD"/>
+            <w:vAlign w:val="center"/>
+          </w:tcPr>
+          <w:p>
+            <w:pPr>
+              <w:spacing w:before="1" w:line="250" w:lineRule="auto"/>
+              <w:jc w:val="center"/>
+              <w:rPr>
+                <w:rFonts w:ascii="Times New Roman" w:hAnsi="Times New Roman" w:eastAsia="微软雅黑" w:cs="Times New Roman"/>
+                <w:b/>
+                <w:color w:val="3DA6BB"/>
+                <w:sz w:val="18"/>
+                <w:szCs w:val="18"/>
+                <w:lang w:eastAsia="zh-CN"/>
+              </w:rPr>
+            </w:pPr>
+            <w:r>
+              <w:rPr>
+                <w:rFonts w:ascii="Times New Roman" w:hAnsi="Times New Roman" w:eastAsia="微软雅黑" w:cs="Times New Roman"/>
+                <w:b/>
+                <w:color w:val="3DA6BB"/>
+                <w:sz w:val="18"/>
+                <w:szCs w:val="18"/>
+                <w:lang w:eastAsia="zh-CN"/>
+              </w:rPr>
+              <w:t>B级</w:t>
+            </w:r>
+          </w:p>
+        </w:tc>
+        <w:tc>
+          <w:tcPr>
+            <w:tcW w:w="8247" w:type="dxa"/>
+            <w:tcBorders>
+              <w:tl2br w:val="nil"/>
+              <w:tr2bl w:val="nil"/>
+            </w:tcBorders>
+            <w:shd w:val="clear" w:color="auto" w:fill="auto"/>
+            <w:vAlign w:val="center"/>
+          </w:tcPr>
+          <w:p>
+            <w:pPr>
+              <w:keepNext/>
+              <w:spacing w:before="26"/>
+              <w:jc w:val="center"/>
+              <w:rPr>
+                <w:rFonts w:ascii="Times New Roman" w:hAnsi="Times New Roman" w:eastAsia="微软雅黑" w:cs="Times New Roman"/>
+                <w:b/>
+                <w:color w:val="FFFFFF" w:themeColor="background1"/>
+                <w:sz w:val="18"/>
+                <w:szCs w:val="18"/>
+                <w:lang w:eastAsia="zh-CN"/>
+                <w14:textFill>
+                  <w14:solidFill>
+                    <w14:schemeClr w14:val="bg1"/>
+                  </w14:solidFill>
+                </w14:textFill>
+              </w:rPr>
+            </w:pPr>
+            <w:r>
+              <w:rPr>
+                <w:rFonts w:ascii="Times New Roman" w:hAnsi="Times New Roman" w:eastAsia="微软雅黑" w:cs="Times New Roman"/>
+                <w:sz w:val="18"/>
+                <w:szCs w:val="18"/>
+                <w:lang w:eastAsia="zh-CN"/>
+              </w:rPr>
+              <w:t>{% if tdd.drugbStr == [] %}无{% else%}{% for d in tdd.drugbStr %}{%if loop.last%}</w:t>
+            </w:r>
+            <w:r>
+              <w:rPr>
+                <w:rFonts w:hint="eastAsia" w:ascii="Times New Roman" w:hAnsi="Times New Roman" w:eastAsia="微软雅黑" w:cs="Times New Roman"/>
+                <w:sz w:val="18"/>
+                <w:szCs w:val="18"/>
+                <w:lang w:eastAsia="zh-CN"/>
+              </w:rPr>
+              <w:t>{{ d.nameLevel }}</w:t>
+            </w:r>
+            <w:r>
+              <w:rPr>
+                <w:rFonts w:ascii="Times New Roman" w:hAnsi="Times New Roman" w:eastAsia="微软雅黑" w:cs="Times New Roman"/>
+                <w:sz w:val="18"/>
+                <w:szCs w:val="18"/>
+                <w:lang w:eastAsia="zh-CN"/>
+              </w:rPr>
+              <w:t>{%else%}</w:t>
+            </w:r>
+            <w:r>
+              <w:rPr>
+                <w:rFonts w:hint="eastAsia" w:ascii="Times New Roman" w:hAnsi="Times New Roman" w:eastAsia="微软雅黑" w:cs="Times New Roman"/>
+                <w:sz w:val="18"/>
+                <w:szCs w:val="18"/>
+                <w:lang w:eastAsia="zh-CN"/>
+              </w:rPr>
+              <w:t>{{ d.nameLevel }}</w:t>
+            </w:r>
+            <w:r>
+              <w:rPr>
+                <w:rFonts w:ascii="Times New Roman" w:hAnsi="Times New Roman" w:eastAsia="微软雅黑" w:cs="Times New Roman"/>
+                <w:sz w:val="18"/>
+                <w:szCs w:val="18"/>
+                <w:lang w:eastAsia="zh-CN"/>
+              </w:rPr>
+              <w:t>，{%endif%}{% endfor %}{% endif%}</w:t>
+            </w:r>
+          </w:p>
+        </w:tc>
+      </w:tr>
+      <w:tr>
+        <w:tblPrEx>
+          <w:tblBorders>
+            <w:top w:val="single" w:color="BEBEBE" w:sz="4" w:space="0"/>
+            <w:left w:val="single" w:color="BEBEBE" w:sz="4" w:space="0"/>
+            <w:bottom w:val="single" w:color="BEBEBE" w:sz="4" w:space="0"/>
+            <w:right w:val="single" w:color="BEBEBE" w:sz="4" w:space="0"/>
+            <w:insideH w:val="single" w:color="BEBEBE" w:sz="4" w:space="0"/>
+            <w:insideV w:val="single" w:color="BEBEBE" w:sz="4" w:space="0"/>
+          </w:tblBorders>
+          <w:tblCellMar>
+            <w:top w:w="0" w:type="dxa"/>
+            <w:left w:w="108" w:type="dxa"/>
+            <w:bottom w:w="0" w:type="dxa"/>
+            <w:right w:w="108" w:type="dxa"/>
+          </w:tblCellMar>
+        </w:tblPrEx>
+        <w:trPr>
+          <w:trHeight w:val="474" w:hRule="atLeast"/>
+          <w:jc w:val="center"/>
+        </w:trPr>
+        <w:tc>
+          <w:tcPr>
+            <w:tcW w:w="432" w:type="dxa"/>
+            <w:vMerge w:val="continue"/>
+            <w:tcBorders>
+              <w:tl2br w:val="nil"/>
+              <w:tr2bl w:val="nil"/>
+            </w:tcBorders>
+            <w:shd w:val="clear" w:color="auto" w:fill="DDDDDD"/>
+            <w:vAlign w:val="center"/>
+          </w:tcPr>
+          <w:p>
+            <w:pPr>
+              <w:spacing w:before="1" w:line="250" w:lineRule="auto"/>
+              <w:jc w:val="center"/>
+              <w:rPr>
+                <w:rFonts w:ascii="Times New Roman" w:hAnsi="Times New Roman" w:eastAsia="微软雅黑" w:cs="Times New Roman"/>
+                <w:b/>
+                <w:color w:val="3DA6BB"/>
+                <w:sz w:val="18"/>
+                <w:szCs w:val="18"/>
+                <w:lang w:eastAsia="zh-CN"/>
+              </w:rPr>
+            </w:pPr>
+          </w:p>
+        </w:tc>
+        <w:tc>
+          <w:tcPr>
+            <w:tcW w:w="1191" w:type="dxa"/>
+            <w:tcBorders>
+              <w:tl2br w:val="nil"/>
+              <w:tr2bl w:val="nil"/>
+            </w:tcBorders>
+            <w:shd w:val="clear" w:color="auto" w:fill="DDDDDD"/>
+            <w:vAlign w:val="center"/>
+          </w:tcPr>
+          <w:p>
+            <w:pPr>
+              <w:spacing w:before="1" w:line="250" w:lineRule="auto"/>
+              <w:jc w:val="center"/>
+              <w:rPr>
+                <w:rFonts w:ascii="Times New Roman" w:hAnsi="Times New Roman" w:eastAsia="微软雅黑" w:cs="Times New Roman"/>
+                <w:b/>
+                <w:color w:val="3DA6BB"/>
+                <w:sz w:val="18"/>
+                <w:szCs w:val="18"/>
+                <w:lang w:eastAsia="zh-CN"/>
+              </w:rPr>
+            </w:pPr>
+            <w:r>
+              <w:rPr>
+                <w:rFonts w:ascii="Times New Roman" w:hAnsi="Times New Roman" w:eastAsia="微软雅黑" w:cs="Times New Roman"/>
+                <w:b/>
+                <w:color w:val="3DA6BB"/>
+                <w:sz w:val="18"/>
+                <w:szCs w:val="18"/>
+                <w:lang w:eastAsia="zh-CN"/>
+              </w:rPr>
+              <w:t>C级</w:t>
+            </w:r>
+          </w:p>
+        </w:tc>
+        <w:tc>
+          <w:tcPr>
+            <w:tcW w:w="8247" w:type="dxa"/>
+            <w:tcBorders>
+              <w:tl2br w:val="nil"/>
+              <w:tr2bl w:val="nil"/>
+            </w:tcBorders>
+            <w:shd w:val="clear" w:color="auto" w:fill="auto"/>
+            <w:vAlign w:val="center"/>
+          </w:tcPr>
+          <w:p>
+            <w:pPr>
+              <w:keepNext/>
+              <w:spacing w:before="26"/>
+              <w:jc w:val="center"/>
+              <w:rPr>
+                <w:rFonts w:ascii="Times New Roman" w:hAnsi="Times New Roman" w:eastAsia="微软雅黑" w:cs="Times New Roman"/>
+                <w:b/>
+                <w:color w:val="FFFFFF" w:themeColor="background1"/>
+                <w:sz w:val="18"/>
+                <w:szCs w:val="18"/>
+                <w:lang w:eastAsia="zh-CN"/>
+                <w14:textFill>
+                  <w14:solidFill>
+                    <w14:schemeClr w14:val="bg1"/>
+                  </w14:solidFill>
+                </w14:textFill>
+              </w:rPr>
+            </w:pPr>
+            <w:r>
+              <w:rPr>
+                <w:rFonts w:ascii="Times New Roman" w:hAnsi="Times New Roman" w:eastAsia="微软雅黑" w:cs="Times New Roman"/>
+                <w:sz w:val="18"/>
+                <w:szCs w:val="18"/>
+                <w:lang w:eastAsia="zh-CN"/>
+              </w:rPr>
+              <w:t>{% if tdd.drugcStr == [] %}无{% else%}{% for d in tdd.drugcStr %}{%if loop.last%}</w:t>
+            </w:r>
+            <w:r>
+              <w:rPr>
+                <w:rFonts w:hint="eastAsia" w:ascii="Times New Roman" w:hAnsi="Times New Roman" w:eastAsia="微软雅黑" w:cs="Times New Roman"/>
+                <w:sz w:val="18"/>
+                <w:szCs w:val="18"/>
+                <w:lang w:eastAsia="zh-CN"/>
+              </w:rPr>
+              <w:t>{{ d.nameLevel }}</w:t>
+            </w:r>
+            <w:r>
+              <w:rPr>
+                <w:rFonts w:ascii="Times New Roman" w:hAnsi="Times New Roman" w:eastAsia="微软雅黑" w:cs="Times New Roman"/>
+                <w:sz w:val="18"/>
+                <w:szCs w:val="18"/>
+                <w:lang w:eastAsia="zh-CN"/>
+              </w:rPr>
+              <w:t>{%else%}</w:t>
+            </w:r>
+            <w:r>
+              <w:rPr>
+                <w:rFonts w:hint="eastAsia" w:ascii="Times New Roman" w:hAnsi="Times New Roman" w:eastAsia="微软雅黑" w:cs="Times New Roman"/>
+                <w:sz w:val="18"/>
+                <w:szCs w:val="18"/>
+                <w:lang w:eastAsia="zh-CN"/>
+              </w:rPr>
+              <w:t>{{ d.nameLevel }}</w:t>
+            </w:r>
+            <w:r>
+              <w:rPr>
+                <w:rFonts w:ascii="Times New Roman" w:hAnsi="Times New Roman" w:eastAsia="微软雅黑" w:cs="Times New Roman"/>
+                <w:sz w:val="18"/>
+                <w:szCs w:val="18"/>
+                <w:lang w:eastAsia="zh-CN"/>
+              </w:rPr>
+              <w:t>，{%endif%}{% endfor %}{% endif%}</w:t>
+            </w:r>
+          </w:p>
+        </w:tc>
+      </w:tr>
+      <w:tr>
+        <w:tblPrEx>
+          <w:tblBorders>
+            <w:top w:val="single" w:color="BEBEBE" w:sz="4" w:space="0"/>
+            <w:left w:val="single" w:color="BEBEBE" w:sz="4" w:space="0"/>
+            <w:bottom w:val="single" w:color="BEBEBE" w:sz="4" w:space="0"/>
+            <w:right w:val="single" w:color="BEBEBE" w:sz="4" w:space="0"/>
+            <w:insideH w:val="single" w:color="BEBEBE" w:sz="4" w:space="0"/>
+            <w:insideV w:val="single" w:color="BEBEBE" w:sz="4" w:space="0"/>
+          </w:tblBorders>
+          <w:tblCellMar>
+            <w:top w:w="0" w:type="dxa"/>
+            <w:left w:w="108" w:type="dxa"/>
+            <w:bottom w:w="0" w:type="dxa"/>
+            <w:right w:w="108" w:type="dxa"/>
+          </w:tblCellMar>
+        </w:tblPrEx>
+        <w:trPr>
+          <w:trHeight w:val="474" w:hRule="atLeast"/>
+          <w:jc w:val="center"/>
+        </w:trPr>
+        <w:tc>
+          <w:tcPr>
+            <w:tcW w:w="432" w:type="dxa"/>
+            <w:vMerge w:val="continue"/>
+            <w:tcBorders>
+              <w:tl2br w:val="nil"/>
+              <w:tr2bl w:val="nil"/>
+            </w:tcBorders>
+            <w:shd w:val="clear" w:color="auto" w:fill="DDDDDD"/>
+            <w:vAlign w:val="center"/>
+          </w:tcPr>
+          <w:p>
+            <w:pPr>
+              <w:spacing w:before="1" w:line="250" w:lineRule="auto"/>
+              <w:jc w:val="center"/>
+              <w:rPr>
+                <w:rFonts w:ascii="Times New Roman" w:hAnsi="Times New Roman" w:eastAsia="微软雅黑" w:cs="Times New Roman"/>
+                <w:b/>
+                <w:color w:val="3DA6BB"/>
+                <w:sz w:val="18"/>
+                <w:szCs w:val="18"/>
+                <w:lang w:eastAsia="zh-CN"/>
+              </w:rPr>
+            </w:pPr>
+          </w:p>
+        </w:tc>
+        <w:tc>
+          <w:tcPr>
+            <w:tcW w:w="1191" w:type="dxa"/>
+            <w:tcBorders>
+              <w:tl2br w:val="nil"/>
+              <w:tr2bl w:val="nil"/>
+            </w:tcBorders>
+            <w:shd w:val="clear" w:color="auto" w:fill="DDDDDD"/>
+            <w:vAlign w:val="center"/>
+          </w:tcPr>
+          <w:p>
+            <w:pPr>
+              <w:spacing w:before="1" w:line="250" w:lineRule="auto"/>
+              <w:jc w:val="center"/>
+              <w:rPr>
+                <w:rFonts w:ascii="Times New Roman" w:hAnsi="Times New Roman" w:eastAsia="微软雅黑" w:cs="Times New Roman"/>
+                <w:b/>
+                <w:color w:val="3DA6BB"/>
+                <w:sz w:val="18"/>
+                <w:szCs w:val="18"/>
+                <w:lang w:eastAsia="zh-CN"/>
+              </w:rPr>
+            </w:pPr>
+            <w:r>
+              <w:rPr>
+                <w:rFonts w:hint="eastAsia" w:ascii="Times New Roman" w:hAnsi="Times New Roman" w:eastAsia="微软雅黑" w:cs="Times New Roman"/>
+                <w:b/>
+                <w:color w:val="3DA6BB"/>
+                <w:sz w:val="18"/>
+                <w:szCs w:val="18"/>
+                <w:lang w:eastAsia="zh-CN"/>
+              </w:rPr>
+              <w:t>D</w:t>
+            </w:r>
+            <w:r>
+              <w:rPr>
+                <w:rFonts w:ascii="Times New Roman" w:hAnsi="Times New Roman" w:eastAsia="微软雅黑" w:cs="Times New Roman"/>
+                <w:b/>
+                <w:color w:val="3DA6BB"/>
+                <w:sz w:val="18"/>
+                <w:szCs w:val="18"/>
+                <w:lang w:eastAsia="zh-CN"/>
+              </w:rPr>
+              <w:t>级</w:t>
+            </w:r>
+          </w:p>
+        </w:tc>
+        <w:tc>
+          <w:tcPr>
+            <w:tcW w:w="8247" w:type="dxa"/>
+            <w:tcBorders>
+              <w:tl2br w:val="nil"/>
+              <w:tr2bl w:val="nil"/>
+            </w:tcBorders>
+            <w:shd w:val="clear" w:color="auto" w:fill="auto"/>
+            <w:vAlign w:val="center"/>
+          </w:tcPr>
+          <w:p>
+            <w:pPr>
+              <w:keepNext/>
+              <w:spacing w:before="26"/>
+              <w:jc w:val="center"/>
+              <w:rPr>
+                <w:rFonts w:ascii="Times New Roman" w:hAnsi="Times New Roman" w:eastAsia="微软雅黑" w:cs="Times New Roman"/>
+                <w:b/>
+                <w:color w:val="FFFFFF" w:themeColor="background1"/>
+                <w:sz w:val="18"/>
+                <w:szCs w:val="18"/>
+                <w:lang w:eastAsia="zh-CN"/>
+                <w14:textFill>
+                  <w14:solidFill>
+                    <w14:schemeClr w14:val="bg1"/>
+                  </w14:solidFill>
+                </w14:textFill>
+              </w:rPr>
+            </w:pPr>
+            <w:r>
+              <w:rPr>
+                <w:rFonts w:ascii="Times New Roman" w:hAnsi="Times New Roman" w:eastAsia="微软雅黑" w:cs="Times New Roman"/>
+                <w:sz w:val="18"/>
+                <w:szCs w:val="18"/>
+                <w:lang w:eastAsia="zh-CN"/>
+              </w:rPr>
+              <w:t>{% if tdd.drug</w:t>
+            </w:r>
+            <w:r>
+              <w:rPr>
+                <w:rFonts w:hint="eastAsia" w:ascii="Times New Roman" w:hAnsi="Times New Roman" w:eastAsia="微软雅黑" w:cs="Times New Roman"/>
+                <w:sz w:val="18"/>
+                <w:szCs w:val="18"/>
+                <w:lang w:eastAsia="zh-CN"/>
+              </w:rPr>
+              <w:t>d</w:t>
+            </w:r>
+            <w:r>
+              <w:rPr>
+                <w:rFonts w:ascii="Times New Roman" w:hAnsi="Times New Roman" w:eastAsia="微软雅黑" w:cs="Times New Roman"/>
+                <w:sz w:val="18"/>
+                <w:szCs w:val="18"/>
+                <w:lang w:eastAsia="zh-CN"/>
+              </w:rPr>
+              <w:t>Str == [] %}无{% else%}{% for d in tdd.drug</w:t>
+            </w:r>
+            <w:r>
+              <w:rPr>
+                <w:rFonts w:hint="eastAsia" w:ascii="Times New Roman" w:hAnsi="Times New Roman" w:eastAsia="微软雅黑" w:cs="Times New Roman"/>
+                <w:sz w:val="18"/>
+                <w:szCs w:val="18"/>
+                <w:lang w:eastAsia="zh-CN"/>
+              </w:rPr>
+              <w:t>d</w:t>
+            </w:r>
+            <w:r>
+              <w:rPr>
+                <w:rFonts w:ascii="Times New Roman" w:hAnsi="Times New Roman" w:eastAsia="微软雅黑" w:cs="Times New Roman"/>
+                <w:sz w:val="18"/>
+                <w:szCs w:val="18"/>
+                <w:lang w:eastAsia="zh-CN"/>
+              </w:rPr>
+              <w:t>Str %}{%if loop.last%}</w:t>
+            </w:r>
+            <w:r>
+              <w:rPr>
+                <w:rFonts w:hint="eastAsia" w:ascii="Times New Roman" w:hAnsi="Times New Roman" w:eastAsia="微软雅黑" w:cs="Times New Roman"/>
+                <w:sz w:val="18"/>
+                <w:szCs w:val="18"/>
+                <w:lang w:eastAsia="zh-CN"/>
+              </w:rPr>
+              <w:t>{{ d.nameLevel }}</w:t>
+            </w:r>
+            <w:r>
+              <w:rPr>
+                <w:rFonts w:ascii="Times New Roman" w:hAnsi="Times New Roman" w:eastAsia="微软雅黑" w:cs="Times New Roman"/>
+                <w:sz w:val="18"/>
+                <w:szCs w:val="18"/>
+                <w:lang w:eastAsia="zh-CN"/>
+              </w:rPr>
+              <w:t>{%else%}</w:t>
+            </w:r>
+            <w:r>
+              <w:rPr>
+                <w:rFonts w:hint="eastAsia" w:ascii="Times New Roman" w:hAnsi="Times New Roman" w:eastAsia="微软雅黑" w:cs="Times New Roman"/>
+                <w:sz w:val="18"/>
+                <w:szCs w:val="18"/>
+                <w:lang w:eastAsia="zh-CN"/>
+              </w:rPr>
+              <w:t>{{ d.nameLevel }}</w:t>
+            </w:r>
+            <w:r>
+              <w:rPr>
+                <w:rFonts w:ascii="Times New Roman" w:hAnsi="Times New Roman" w:eastAsia="微软雅黑" w:cs="Times New Roman"/>
+                <w:sz w:val="18"/>
+                <w:szCs w:val="18"/>
+                <w:lang w:eastAsia="zh-CN"/>
+              </w:rPr>
+              <w:t>，{%endif%}{% endfor %}{% endif%}</w:t>
+            </w:r>
+          </w:p>
+        </w:tc>
+      </w:tr>
+      <w:tr>
+        <w:tblPrEx>
+          <w:tblBorders>
+            <w:top w:val="single" w:color="BEBEBE" w:sz="4" w:space="0"/>
+            <w:left w:val="single" w:color="BEBEBE" w:sz="4" w:space="0"/>
+            <w:bottom w:val="single" w:color="BEBEBE" w:sz="4" w:space="0"/>
+            <w:right w:val="single" w:color="BEBEBE" w:sz="4" w:space="0"/>
+            <w:insideH w:val="single" w:color="BEBEBE" w:sz="4" w:space="0"/>
+            <w:insideV w:val="single" w:color="BEBEBE" w:sz="4" w:space="0"/>
+          </w:tblBorders>
+          <w:tblCellMar>
+            <w:top w:w="0" w:type="dxa"/>
+            <w:left w:w="108" w:type="dxa"/>
+            <w:bottom w:w="0" w:type="dxa"/>
+            <w:right w:w="108" w:type="dxa"/>
+          </w:tblCellMar>
+        </w:tblPrEx>
+        <w:trPr>
+          <w:trHeight w:val="474" w:hRule="atLeast"/>
+          <w:jc w:val="center"/>
+        </w:trPr>
+        <w:tc>
+          <w:tcPr>
+            <w:tcW w:w="432" w:type="dxa"/>
+            <w:vMerge w:val="restart"/>
+            <w:tcBorders>
+              <w:tl2br w:val="nil"/>
+              <w:tr2bl w:val="nil"/>
+            </w:tcBorders>
+            <w:shd w:val="clear" w:color="auto" w:fill="DDDDDD"/>
+            <w:vAlign w:val="center"/>
+          </w:tcPr>
+          <w:p>
+            <w:pPr>
+              <w:keepNext/>
+              <w:spacing w:before="26"/>
+              <w:jc w:val="center"/>
+              <w:rPr>
+                <w:rFonts w:ascii="Times New Roman" w:hAnsi="Times New Roman" w:eastAsia="微软雅黑" w:cs="Times New Roman"/>
+                <w:b/>
+                <w:color w:val="3DA6BB"/>
+                <w:sz w:val="18"/>
+                <w:szCs w:val="18"/>
+                <w:lang w:eastAsia="zh-CN"/>
+              </w:rPr>
+            </w:pPr>
+            <w:r>
+              <w:rPr>
+                <w:rFonts w:ascii="Times New Roman" w:hAnsi="Times New Roman" w:eastAsia="微软雅黑" w:cs="Times New Roman"/>
+                <w:b/>
+                <w:color w:val="3DA6BB"/>
+                <w:sz w:val="18"/>
+                <w:szCs w:val="18"/>
+                <w:lang w:eastAsia="zh-CN"/>
+              </w:rPr>
+              <w:t>潜在耐药信息</w:t>
+            </w:r>
+          </w:p>
+        </w:tc>
+        <w:tc>
+          <w:tcPr>
+            <w:tcW w:w="1191" w:type="dxa"/>
+            <w:tcBorders>
+              <w:tl2br w:val="nil"/>
+              <w:tr2bl w:val="nil"/>
+            </w:tcBorders>
+            <w:shd w:val="clear" w:color="auto" w:fill="DDDDDD"/>
+            <w:vAlign w:val="center"/>
+          </w:tcPr>
+          <w:p>
+            <w:pPr>
+              <w:keepNext/>
+              <w:spacing w:before="26"/>
+              <w:jc w:val="center"/>
+              <w:rPr>
+                <w:rFonts w:ascii="Times New Roman" w:hAnsi="Times New Roman" w:eastAsia="微软雅黑" w:cs="Times New Roman"/>
+                <w:b/>
+                <w:color w:val="3DA6BB"/>
+                <w:sz w:val="18"/>
+                <w:szCs w:val="18"/>
+                <w:lang w:eastAsia="zh-CN"/>
+              </w:rPr>
+            </w:pPr>
+            <w:r>
+              <w:rPr>
+                <w:rFonts w:ascii="Times New Roman" w:hAnsi="Times New Roman" w:eastAsia="微软雅黑" w:cs="Times New Roman"/>
+                <w:b/>
+                <w:color w:val="3DA6BB"/>
+                <w:sz w:val="18"/>
+                <w:szCs w:val="18"/>
+                <w:lang w:eastAsia="zh-CN"/>
+              </w:rPr>
+              <w:t>A级</w:t>
+            </w:r>
+          </w:p>
+        </w:tc>
+        <w:tc>
+          <w:tcPr>
+            <w:tcW w:w="8247" w:type="dxa"/>
+            <w:tcBorders>
+              <w:tl2br w:val="nil"/>
+              <w:tr2bl w:val="nil"/>
+            </w:tcBorders>
+            <w:shd w:val="clear" w:color="auto" w:fill="auto"/>
+            <w:vAlign w:val="center"/>
+          </w:tcPr>
+          <w:p>
+            <w:pPr>
+              <w:keepNext/>
+              <w:spacing w:before="26"/>
+              <w:jc w:val="center"/>
+              <w:rPr>
+                <w:rFonts w:ascii="Times New Roman" w:hAnsi="Times New Roman" w:eastAsia="微软雅黑" w:cs="Times New Roman"/>
+                <w:sz w:val="18"/>
+                <w:szCs w:val="18"/>
+                <w:lang w:eastAsia="zh-CN"/>
+              </w:rPr>
+            </w:pPr>
+            <w:r>
+              <w:rPr>
+                <w:rFonts w:ascii="Times New Roman" w:hAnsi="Times New Roman" w:eastAsia="微软雅黑" w:cs="Times New Roman"/>
+                <w:sz w:val="18"/>
+                <w:szCs w:val="18"/>
+                <w:lang w:eastAsia="zh-CN"/>
+              </w:rPr>
+              <w:t>{% if tdd.resistant</w:t>
+            </w:r>
+            <w:r>
+              <w:rPr>
+                <w:rFonts w:hint="eastAsia" w:ascii="Times New Roman" w:hAnsi="Times New Roman" w:eastAsia="微软雅黑" w:cs="Times New Roman"/>
+                <w:sz w:val="18"/>
+                <w:szCs w:val="18"/>
+                <w:lang w:eastAsia="zh-CN"/>
+              </w:rPr>
+              <w:t>a</w:t>
+            </w:r>
+            <w:r>
+              <w:rPr>
+                <w:rFonts w:ascii="Times New Roman" w:hAnsi="Times New Roman" w:eastAsia="微软雅黑" w:cs="Times New Roman"/>
+                <w:sz w:val="18"/>
+                <w:szCs w:val="18"/>
+                <w:lang w:eastAsia="zh-CN"/>
+              </w:rPr>
+              <w:t>Str == [] %}无{% else%}{% for d in tdd.resistant</w:t>
+            </w:r>
+            <w:r>
+              <w:rPr>
+                <w:rFonts w:hint="eastAsia" w:ascii="Times New Roman" w:hAnsi="Times New Roman" w:eastAsia="微软雅黑" w:cs="Times New Roman"/>
+                <w:sz w:val="18"/>
+                <w:szCs w:val="18"/>
+                <w:lang w:eastAsia="zh-CN"/>
+              </w:rPr>
+              <w:t>a</w:t>
+            </w:r>
+            <w:r>
+              <w:rPr>
+                <w:rFonts w:ascii="Times New Roman" w:hAnsi="Times New Roman" w:eastAsia="微软雅黑" w:cs="Times New Roman"/>
+                <w:sz w:val="18"/>
+                <w:szCs w:val="18"/>
+                <w:lang w:eastAsia="zh-CN"/>
+              </w:rPr>
+              <w:t>Str %}{%if loop.last%}</w:t>
+            </w:r>
+            <w:r>
+              <w:rPr>
+                <w:rFonts w:hint="eastAsia" w:ascii="Times New Roman" w:hAnsi="Times New Roman" w:eastAsia="微软雅黑" w:cs="Times New Roman"/>
+                <w:sz w:val="18"/>
+                <w:szCs w:val="18"/>
+                <w:lang w:eastAsia="zh-CN"/>
+              </w:rPr>
+              <w:t>{{ d.nameLevel }}</w:t>
+            </w:r>
+            <w:r>
+              <w:rPr>
+                <w:rFonts w:ascii="Times New Roman" w:hAnsi="Times New Roman" w:eastAsia="微软雅黑" w:cs="Times New Roman"/>
+                <w:sz w:val="18"/>
+                <w:szCs w:val="18"/>
+                <w:lang w:eastAsia="zh-CN"/>
+              </w:rPr>
+              <w:t>{%else%}</w:t>
+            </w:r>
+            <w:r>
+              <w:rPr>
+                <w:rFonts w:hint="eastAsia" w:ascii="Times New Roman" w:hAnsi="Times New Roman" w:eastAsia="微软雅黑" w:cs="Times New Roman"/>
+                <w:sz w:val="18"/>
+                <w:szCs w:val="18"/>
+                <w:lang w:eastAsia="zh-CN"/>
+              </w:rPr>
+              <w:t>{{ d.nameLevel }}</w:t>
+            </w:r>
+            <w:r>
+              <w:rPr>
+                <w:rFonts w:ascii="Times New Roman" w:hAnsi="Times New Roman" w:eastAsia="微软雅黑" w:cs="Times New Roman"/>
+                <w:sz w:val="18"/>
+                <w:szCs w:val="18"/>
+                <w:lang w:eastAsia="zh-CN"/>
+              </w:rPr>
+              <w:t>，{%endif%}{% endfor %}{% endif%}</w:t>
+            </w:r>
+          </w:p>
+        </w:tc>
+      </w:tr>
+      <w:tr>
+        <w:tblPrEx>
+          <w:tblBorders>
+            <w:top w:val="single" w:color="BEBEBE" w:sz="4" w:space="0"/>
+            <w:left w:val="single" w:color="BEBEBE" w:sz="4" w:space="0"/>
+            <w:bottom w:val="single" w:color="BEBEBE" w:sz="4" w:space="0"/>
+            <w:right w:val="single" w:color="BEBEBE" w:sz="4" w:space="0"/>
+            <w:insideH w:val="single" w:color="BEBEBE" w:sz="4" w:space="0"/>
+            <w:insideV w:val="single" w:color="BEBEBE" w:sz="4" w:space="0"/>
+          </w:tblBorders>
+          <w:tblCellMar>
+            <w:top w:w="0" w:type="dxa"/>
+            <w:left w:w="108" w:type="dxa"/>
+            <w:bottom w:w="0" w:type="dxa"/>
+            <w:right w:w="108" w:type="dxa"/>
+          </w:tblCellMar>
+        </w:tblPrEx>
+        <w:trPr>
+          <w:trHeight w:val="474" w:hRule="atLeast"/>
+          <w:jc w:val="center"/>
+        </w:trPr>
+        <w:tc>
+          <w:tcPr>
+            <w:tcW w:w="432" w:type="dxa"/>
+            <w:vMerge w:val="continue"/>
+            <w:tcBorders>
+              <w:tl2br w:val="nil"/>
+              <w:tr2bl w:val="nil"/>
+            </w:tcBorders>
+            <w:shd w:val="clear" w:color="auto" w:fill="DDDDDD"/>
+            <w:vAlign w:val="center"/>
+          </w:tcPr>
+          <w:p>
+            <w:pPr>
+              <w:keepNext/>
+              <w:spacing w:before="26"/>
+              <w:jc w:val="center"/>
+              <w:rPr>
+                <w:rFonts w:ascii="Times New Roman" w:hAnsi="Times New Roman" w:eastAsia="微软雅黑" w:cs="Times New Roman"/>
+                <w:b/>
+                <w:color w:val="3DA6BB"/>
+                <w:sz w:val="18"/>
+                <w:szCs w:val="18"/>
+                <w:lang w:eastAsia="zh-CN"/>
+              </w:rPr>
+            </w:pPr>
+          </w:p>
+        </w:tc>
+        <w:tc>
+          <w:tcPr>
+            <w:tcW w:w="1191" w:type="dxa"/>
+            <w:tcBorders>
+              <w:tl2br w:val="nil"/>
+              <w:tr2bl w:val="nil"/>
+            </w:tcBorders>
+            <w:shd w:val="clear" w:color="auto" w:fill="DDDDDD"/>
+            <w:vAlign w:val="center"/>
+          </w:tcPr>
+          <w:p>
+            <w:pPr>
+              <w:keepNext/>
+              <w:spacing w:before="26"/>
+              <w:jc w:val="center"/>
+              <w:rPr>
+                <w:rFonts w:ascii="Times New Roman" w:hAnsi="Times New Roman" w:eastAsia="微软雅黑" w:cs="Times New Roman"/>
+                <w:b/>
+                <w:color w:val="3DA6BB"/>
+                <w:sz w:val="18"/>
+                <w:szCs w:val="18"/>
+                <w:lang w:eastAsia="zh-CN"/>
+              </w:rPr>
+            </w:pPr>
+            <w:r>
+              <w:rPr>
+                <w:rFonts w:ascii="Times New Roman" w:hAnsi="Times New Roman" w:eastAsia="微软雅黑" w:cs="Times New Roman"/>
+                <w:b/>
+                <w:color w:val="3DA6BB"/>
+                <w:sz w:val="18"/>
+                <w:szCs w:val="18"/>
+                <w:lang w:eastAsia="zh-CN"/>
+              </w:rPr>
+              <w:t>B级</w:t>
+            </w:r>
+          </w:p>
+        </w:tc>
+        <w:tc>
+          <w:tcPr>
+            <w:tcW w:w="8247" w:type="dxa"/>
+            <w:tcBorders>
+              <w:tl2br w:val="nil"/>
+              <w:tr2bl w:val="nil"/>
+            </w:tcBorders>
+            <w:shd w:val="clear" w:color="auto" w:fill="auto"/>
+            <w:vAlign w:val="center"/>
+          </w:tcPr>
+          <w:p>
+            <w:pPr>
+              <w:keepNext/>
+              <w:spacing w:before="26"/>
+              <w:jc w:val="center"/>
+              <w:rPr>
+                <w:rFonts w:ascii="Times New Roman" w:hAnsi="Times New Roman" w:eastAsia="微软雅黑" w:cs="Times New Roman"/>
+                <w:sz w:val="18"/>
+                <w:szCs w:val="18"/>
+                <w:lang w:eastAsia="zh-CN"/>
+              </w:rPr>
+            </w:pPr>
+            <w:r>
+              <w:rPr>
+                <w:rFonts w:ascii="Times New Roman" w:hAnsi="Times New Roman" w:eastAsia="微软雅黑" w:cs="Times New Roman"/>
+                <w:sz w:val="18"/>
+                <w:szCs w:val="18"/>
+                <w:lang w:eastAsia="zh-CN"/>
+              </w:rPr>
+              <w:t>{% if tdd.resistant</w:t>
+            </w:r>
+            <w:r>
+              <w:rPr>
+                <w:rFonts w:hint="eastAsia" w:ascii="Times New Roman" w:hAnsi="Times New Roman" w:eastAsia="微软雅黑" w:cs="Times New Roman"/>
+                <w:sz w:val="18"/>
+                <w:szCs w:val="18"/>
+                <w:lang w:eastAsia="zh-CN"/>
+              </w:rPr>
+              <w:t>b</w:t>
+            </w:r>
+            <w:r>
+              <w:rPr>
+                <w:rFonts w:ascii="Times New Roman" w:hAnsi="Times New Roman" w:eastAsia="微软雅黑" w:cs="Times New Roman"/>
+                <w:sz w:val="18"/>
+                <w:szCs w:val="18"/>
+                <w:lang w:eastAsia="zh-CN"/>
+              </w:rPr>
+              <w:t>Str == [] %}无{% else%}{% for d in tdd.resistant</w:t>
+            </w:r>
+            <w:r>
+              <w:rPr>
+                <w:rFonts w:hint="eastAsia" w:ascii="Times New Roman" w:hAnsi="Times New Roman" w:eastAsia="微软雅黑" w:cs="Times New Roman"/>
+                <w:sz w:val="18"/>
+                <w:szCs w:val="18"/>
+                <w:lang w:eastAsia="zh-CN"/>
+              </w:rPr>
+              <w:t>b</w:t>
+            </w:r>
+            <w:r>
+              <w:rPr>
+                <w:rFonts w:ascii="Times New Roman" w:hAnsi="Times New Roman" w:eastAsia="微软雅黑" w:cs="Times New Roman"/>
+                <w:sz w:val="18"/>
+                <w:szCs w:val="18"/>
+                <w:lang w:eastAsia="zh-CN"/>
+              </w:rPr>
+              <w:t>Str %}{%if loop.last%}</w:t>
+            </w:r>
+            <w:r>
+              <w:rPr>
+                <w:rFonts w:hint="eastAsia" w:ascii="Times New Roman" w:hAnsi="Times New Roman" w:eastAsia="微软雅黑" w:cs="Times New Roman"/>
+                <w:sz w:val="18"/>
+                <w:szCs w:val="18"/>
+                <w:lang w:eastAsia="zh-CN"/>
+              </w:rPr>
+              <w:t>{{ d.nameLevel }}</w:t>
+            </w:r>
+            <w:r>
+              <w:rPr>
+                <w:rFonts w:ascii="Times New Roman" w:hAnsi="Times New Roman" w:eastAsia="微软雅黑" w:cs="Times New Roman"/>
+                <w:sz w:val="18"/>
+                <w:szCs w:val="18"/>
+                <w:lang w:eastAsia="zh-CN"/>
+              </w:rPr>
+              <w:t>{%else%}</w:t>
+            </w:r>
+            <w:r>
+              <w:rPr>
+                <w:rFonts w:hint="eastAsia" w:ascii="Times New Roman" w:hAnsi="Times New Roman" w:eastAsia="微软雅黑" w:cs="Times New Roman"/>
+                <w:sz w:val="18"/>
+                <w:szCs w:val="18"/>
+                <w:lang w:eastAsia="zh-CN"/>
+              </w:rPr>
+              <w:t>{{ d.nameLevel }}</w:t>
+            </w:r>
+            <w:r>
+              <w:rPr>
+                <w:rFonts w:ascii="Times New Roman" w:hAnsi="Times New Roman" w:eastAsia="微软雅黑" w:cs="Times New Roman"/>
+                <w:sz w:val="18"/>
+                <w:szCs w:val="18"/>
+                <w:lang w:eastAsia="zh-CN"/>
+              </w:rPr>
+              <w:t>，{%endif%}{% endfor %}{% endif%}</w:t>
+            </w:r>
+          </w:p>
+        </w:tc>
+      </w:tr>
+      <w:tr>
+        <w:tblPrEx>
+          <w:tblBorders>
+            <w:top w:val="single" w:color="BEBEBE" w:sz="4" w:space="0"/>
+            <w:left w:val="single" w:color="BEBEBE" w:sz="4" w:space="0"/>
+            <w:bottom w:val="single" w:color="BEBEBE" w:sz="4" w:space="0"/>
+            <w:right w:val="single" w:color="BEBEBE" w:sz="4" w:space="0"/>
+            <w:insideH w:val="single" w:color="BEBEBE" w:sz="4" w:space="0"/>
+            <w:insideV w:val="single" w:color="BEBEBE" w:sz="4" w:space="0"/>
+          </w:tblBorders>
+          <w:tblCellMar>
+            <w:top w:w="0" w:type="dxa"/>
+            <w:left w:w="108" w:type="dxa"/>
+            <w:bottom w:w="0" w:type="dxa"/>
+            <w:right w:w="108" w:type="dxa"/>
+          </w:tblCellMar>
+        </w:tblPrEx>
+        <w:trPr>
+          <w:trHeight w:val="474" w:hRule="atLeast"/>
+          <w:jc w:val="center"/>
+        </w:trPr>
+        <w:tc>
+          <w:tcPr>
+            <w:tcW w:w="432" w:type="dxa"/>
+            <w:vMerge w:val="continue"/>
+            <w:tcBorders>
+              <w:tl2br w:val="nil"/>
+              <w:tr2bl w:val="nil"/>
+            </w:tcBorders>
+            <w:shd w:val="clear" w:color="auto" w:fill="DDDDDD"/>
+            <w:vAlign w:val="center"/>
+          </w:tcPr>
+          <w:p>
+            <w:pPr>
+              <w:keepNext/>
+              <w:spacing w:before="26"/>
+              <w:jc w:val="center"/>
+              <w:rPr>
+                <w:rFonts w:ascii="Times New Roman" w:hAnsi="Times New Roman" w:eastAsia="微软雅黑" w:cs="Times New Roman"/>
+                <w:b/>
+                <w:color w:val="3DA6BB"/>
+                <w:sz w:val="18"/>
+                <w:szCs w:val="18"/>
+                <w:lang w:eastAsia="zh-CN"/>
+              </w:rPr>
+            </w:pPr>
+          </w:p>
+        </w:tc>
+        <w:tc>
+          <w:tcPr>
+            <w:tcW w:w="1191" w:type="dxa"/>
+            <w:tcBorders>
+              <w:tl2br w:val="nil"/>
+              <w:tr2bl w:val="nil"/>
+            </w:tcBorders>
+            <w:shd w:val="clear" w:color="auto" w:fill="DDDDDD"/>
+            <w:vAlign w:val="center"/>
+          </w:tcPr>
+          <w:p>
+            <w:pPr>
+              <w:keepNext/>
+              <w:spacing w:before="26"/>
+              <w:jc w:val="center"/>
+              <w:rPr>
+                <w:rFonts w:ascii="Times New Roman" w:hAnsi="Times New Roman" w:eastAsia="微软雅黑" w:cs="Times New Roman"/>
+                <w:b/>
+                <w:color w:val="3DA6BB"/>
+                <w:sz w:val="18"/>
+                <w:szCs w:val="18"/>
+                <w:lang w:eastAsia="zh-CN"/>
+              </w:rPr>
+            </w:pPr>
+            <w:r>
+              <w:rPr>
+                <w:rFonts w:ascii="Times New Roman" w:hAnsi="Times New Roman" w:eastAsia="微软雅黑" w:cs="Times New Roman"/>
+                <w:b/>
+                <w:color w:val="3DA6BB"/>
+                <w:sz w:val="18"/>
+                <w:szCs w:val="18"/>
+                <w:lang w:eastAsia="zh-CN"/>
+              </w:rPr>
+              <w:t>C级</w:t>
+            </w:r>
+          </w:p>
+        </w:tc>
+        <w:tc>
+          <w:tcPr>
+            <w:tcW w:w="8247" w:type="dxa"/>
+            <w:tcBorders>
+              <w:tl2br w:val="nil"/>
+              <w:tr2bl w:val="nil"/>
+            </w:tcBorders>
+            <w:shd w:val="clear" w:color="auto" w:fill="auto"/>
+            <w:vAlign w:val="center"/>
+          </w:tcPr>
+          <w:p>
+            <w:pPr>
+              <w:keepNext/>
+              <w:spacing w:before="26"/>
+              <w:jc w:val="center"/>
+              <w:rPr>
+                <w:rFonts w:ascii="Times New Roman" w:hAnsi="Times New Roman" w:eastAsia="微软雅黑" w:cs="Times New Roman"/>
+                <w:sz w:val="18"/>
+                <w:szCs w:val="18"/>
+                <w:lang w:eastAsia="zh-CN"/>
+              </w:rPr>
+            </w:pPr>
+            <w:r>
+              <w:rPr>
+                <w:rFonts w:ascii="Times New Roman" w:hAnsi="Times New Roman" w:eastAsia="微软雅黑" w:cs="Times New Roman"/>
+                <w:sz w:val="18"/>
+                <w:szCs w:val="18"/>
+                <w:lang w:eastAsia="zh-CN"/>
+              </w:rPr>
+              <w:t>{% if tdd.resistant</w:t>
+            </w:r>
+            <w:r>
+              <w:rPr>
+                <w:rFonts w:hint="eastAsia" w:ascii="Times New Roman" w:hAnsi="Times New Roman" w:eastAsia="微软雅黑" w:cs="Times New Roman"/>
+                <w:sz w:val="18"/>
+                <w:szCs w:val="18"/>
+                <w:lang w:eastAsia="zh-CN"/>
+              </w:rPr>
+              <w:t>c</w:t>
+            </w:r>
+            <w:r>
+              <w:rPr>
+                <w:rFonts w:ascii="Times New Roman" w:hAnsi="Times New Roman" w:eastAsia="微软雅黑" w:cs="Times New Roman"/>
+                <w:sz w:val="18"/>
+                <w:szCs w:val="18"/>
+                <w:lang w:eastAsia="zh-CN"/>
+              </w:rPr>
+              <w:t>Str == [] %}无{% else%}{% for d in tdd.resistant</w:t>
+            </w:r>
+            <w:r>
+              <w:rPr>
+                <w:rFonts w:hint="eastAsia" w:ascii="Times New Roman" w:hAnsi="Times New Roman" w:eastAsia="微软雅黑" w:cs="Times New Roman"/>
+                <w:sz w:val="18"/>
+                <w:szCs w:val="18"/>
+                <w:lang w:eastAsia="zh-CN"/>
+              </w:rPr>
+              <w:t>c</w:t>
+            </w:r>
+            <w:r>
+              <w:rPr>
+                <w:rFonts w:ascii="Times New Roman" w:hAnsi="Times New Roman" w:eastAsia="微软雅黑" w:cs="Times New Roman"/>
+                <w:sz w:val="18"/>
+                <w:szCs w:val="18"/>
+                <w:lang w:eastAsia="zh-CN"/>
+              </w:rPr>
+              <w:t>Str %}{%if loop.last%}</w:t>
+            </w:r>
+            <w:r>
+              <w:rPr>
+                <w:rFonts w:hint="eastAsia" w:ascii="Times New Roman" w:hAnsi="Times New Roman" w:eastAsia="微软雅黑" w:cs="Times New Roman"/>
+                <w:sz w:val="18"/>
+                <w:szCs w:val="18"/>
+                <w:lang w:eastAsia="zh-CN"/>
+              </w:rPr>
+              <w:t>{{ d.nameLevel }}</w:t>
+            </w:r>
+            <w:r>
+              <w:rPr>
+                <w:rFonts w:ascii="Times New Roman" w:hAnsi="Times New Roman" w:eastAsia="微软雅黑" w:cs="Times New Roman"/>
+                <w:sz w:val="18"/>
+                <w:szCs w:val="18"/>
+                <w:lang w:eastAsia="zh-CN"/>
+              </w:rPr>
+              <w:t>{%else%}</w:t>
+            </w:r>
+            <w:r>
+              <w:rPr>
+                <w:rFonts w:hint="eastAsia" w:ascii="Times New Roman" w:hAnsi="Times New Roman" w:eastAsia="微软雅黑" w:cs="Times New Roman"/>
+                <w:sz w:val="18"/>
+                <w:szCs w:val="18"/>
+                <w:lang w:eastAsia="zh-CN"/>
+              </w:rPr>
+              <w:t>{{ d.nameLevel }}</w:t>
+            </w:r>
+            <w:r>
+              <w:rPr>
+                <w:rFonts w:ascii="Times New Roman" w:hAnsi="Times New Roman" w:eastAsia="微软雅黑" w:cs="Times New Roman"/>
+                <w:sz w:val="18"/>
+                <w:szCs w:val="18"/>
+                <w:lang w:eastAsia="zh-CN"/>
+              </w:rPr>
+              <w:t>，{%endif%}{% endfor %}{% endif%}</w:t>
+            </w:r>
+          </w:p>
+        </w:tc>
+      </w:tr>
+      <w:tr>
+        <w:tblPrEx>
+          <w:tblBorders>
+            <w:top w:val="single" w:color="BEBEBE" w:sz="4" w:space="0"/>
+            <w:left w:val="single" w:color="BEBEBE" w:sz="4" w:space="0"/>
+            <w:bottom w:val="single" w:color="BEBEBE" w:sz="4" w:space="0"/>
+            <w:right w:val="single" w:color="BEBEBE" w:sz="4" w:space="0"/>
+            <w:insideH w:val="single" w:color="BEBEBE" w:sz="4" w:space="0"/>
+            <w:insideV w:val="single" w:color="BEBEBE" w:sz="4" w:space="0"/>
+          </w:tblBorders>
+          <w:tblCellMar>
+            <w:top w:w="0" w:type="dxa"/>
+            <w:left w:w="108" w:type="dxa"/>
+            <w:bottom w:w="0" w:type="dxa"/>
+            <w:right w:w="108" w:type="dxa"/>
+          </w:tblCellMar>
+        </w:tblPrEx>
+        <w:trPr>
+          <w:trHeight w:val="474" w:hRule="atLeast"/>
+          <w:jc w:val="center"/>
+        </w:trPr>
+        <w:tc>
+          <w:tcPr>
+            <w:tcW w:w="432" w:type="dxa"/>
+            <w:vMerge w:val="continue"/>
+            <w:tcBorders>
+              <w:tl2br w:val="nil"/>
+              <w:tr2bl w:val="nil"/>
+            </w:tcBorders>
+            <w:shd w:val="clear" w:color="auto" w:fill="DDDDDD"/>
+            <w:vAlign w:val="center"/>
+          </w:tcPr>
+          <w:p>
+            <w:pPr>
+              <w:keepNext/>
+              <w:spacing w:before="26"/>
+              <w:jc w:val="center"/>
+              <w:rPr>
+                <w:rFonts w:ascii="Times New Roman" w:hAnsi="Times New Roman" w:eastAsia="微软雅黑" w:cs="Times New Roman"/>
+                <w:b/>
+                <w:color w:val="3DA6BB"/>
+                <w:sz w:val="18"/>
+                <w:szCs w:val="18"/>
+                <w:lang w:eastAsia="zh-CN"/>
+              </w:rPr>
+            </w:pPr>
+          </w:p>
+        </w:tc>
+        <w:tc>
+          <w:tcPr>
+            <w:tcW w:w="1191" w:type="dxa"/>
+            <w:tcBorders>
+              <w:tl2br w:val="nil"/>
+              <w:tr2bl w:val="nil"/>
+            </w:tcBorders>
+            <w:shd w:val="clear" w:color="auto" w:fill="DDDDDD"/>
+            <w:vAlign w:val="center"/>
+          </w:tcPr>
+          <w:p>
+            <w:pPr>
+              <w:keepNext/>
+              <w:spacing w:before="26"/>
+              <w:jc w:val="center"/>
+              <w:rPr>
+                <w:rFonts w:ascii="Times New Roman" w:hAnsi="Times New Roman" w:eastAsia="微软雅黑" w:cs="Times New Roman"/>
+                <w:b/>
+                <w:color w:val="3DA6BB"/>
+                <w:sz w:val="18"/>
+                <w:szCs w:val="18"/>
+                <w:lang w:eastAsia="zh-CN"/>
+              </w:rPr>
+            </w:pPr>
+            <w:r>
+              <w:rPr>
+                <w:rFonts w:hint="eastAsia" w:ascii="Times New Roman" w:hAnsi="Times New Roman" w:eastAsia="微软雅黑" w:cs="Times New Roman"/>
+                <w:b/>
+                <w:color w:val="3DA6BB"/>
+                <w:sz w:val="18"/>
+                <w:szCs w:val="18"/>
+                <w:lang w:eastAsia="zh-CN"/>
+              </w:rPr>
+              <w:t>D</w:t>
+            </w:r>
+            <w:r>
+              <w:rPr>
+                <w:rFonts w:ascii="Times New Roman" w:hAnsi="Times New Roman" w:eastAsia="微软雅黑" w:cs="Times New Roman"/>
+                <w:b/>
+                <w:color w:val="3DA6BB"/>
+                <w:sz w:val="18"/>
+                <w:szCs w:val="18"/>
+                <w:lang w:eastAsia="zh-CN"/>
+              </w:rPr>
+              <w:t>级</w:t>
+            </w:r>
+          </w:p>
+        </w:tc>
+        <w:tc>
+          <w:tcPr>
+            <w:tcW w:w="8247" w:type="dxa"/>
+            <w:tcBorders>
+              <w:tl2br w:val="nil"/>
+              <w:tr2bl w:val="nil"/>
+            </w:tcBorders>
+            <w:shd w:val="clear" w:color="auto" w:fill="auto"/>
+            <w:vAlign w:val="center"/>
+          </w:tcPr>
+          <w:p>
+            <w:pPr>
+              <w:keepNext/>
+              <w:spacing w:before="26"/>
+              <w:jc w:val="center"/>
+              <w:rPr>
+                <w:rFonts w:ascii="Times New Roman" w:hAnsi="Times New Roman" w:eastAsia="微软雅黑" w:cs="Times New Roman"/>
+                <w:sz w:val="18"/>
+                <w:szCs w:val="18"/>
+                <w:lang w:eastAsia="zh-CN"/>
+              </w:rPr>
+            </w:pPr>
+            <w:r>
+              <w:rPr>
+                <w:rFonts w:ascii="Times New Roman" w:hAnsi="Times New Roman" w:eastAsia="微软雅黑" w:cs="Times New Roman"/>
+                <w:sz w:val="18"/>
+                <w:szCs w:val="18"/>
+                <w:lang w:eastAsia="zh-CN"/>
+              </w:rPr>
+              <w:t>{% if tdd.resistant</w:t>
+            </w:r>
+            <w:r>
+              <w:rPr>
+                <w:rFonts w:hint="eastAsia" w:ascii="Times New Roman" w:hAnsi="Times New Roman" w:eastAsia="微软雅黑" w:cs="Times New Roman"/>
+                <w:sz w:val="18"/>
+                <w:szCs w:val="18"/>
+                <w:lang w:eastAsia="zh-CN"/>
+              </w:rPr>
+              <w:t>d</w:t>
+            </w:r>
+            <w:r>
+              <w:rPr>
+                <w:rFonts w:ascii="Times New Roman" w:hAnsi="Times New Roman" w:eastAsia="微软雅黑" w:cs="Times New Roman"/>
+                <w:sz w:val="18"/>
+                <w:szCs w:val="18"/>
+                <w:lang w:eastAsia="zh-CN"/>
+              </w:rPr>
+              <w:t>Str == [] %}无{% else%}{% for d in tdd.resistant</w:t>
+            </w:r>
+            <w:r>
+              <w:rPr>
+                <w:rFonts w:hint="eastAsia" w:ascii="Times New Roman" w:hAnsi="Times New Roman" w:eastAsia="微软雅黑" w:cs="Times New Roman"/>
+                <w:sz w:val="18"/>
+                <w:szCs w:val="18"/>
+                <w:lang w:eastAsia="zh-CN"/>
+              </w:rPr>
+              <w:t>d</w:t>
+            </w:r>
+            <w:r>
+              <w:rPr>
+                <w:rFonts w:ascii="Times New Roman" w:hAnsi="Times New Roman" w:eastAsia="微软雅黑" w:cs="Times New Roman"/>
+                <w:sz w:val="18"/>
+                <w:szCs w:val="18"/>
+                <w:lang w:eastAsia="zh-CN"/>
+              </w:rPr>
+              <w:t>Str %}{%if loop.last%}</w:t>
+            </w:r>
+            <w:r>
+              <w:rPr>
+                <w:rFonts w:hint="eastAsia" w:ascii="Times New Roman" w:hAnsi="Times New Roman" w:eastAsia="微软雅黑" w:cs="Times New Roman"/>
+                <w:sz w:val="18"/>
+                <w:szCs w:val="18"/>
+                <w:lang w:eastAsia="zh-CN"/>
+              </w:rPr>
+              <w:t>{{ d.nameLevel }}</w:t>
+            </w:r>
+            <w:r>
+              <w:rPr>
+                <w:rFonts w:ascii="Times New Roman" w:hAnsi="Times New Roman" w:eastAsia="微软雅黑" w:cs="Times New Roman"/>
+                <w:sz w:val="18"/>
+                <w:szCs w:val="18"/>
+                <w:lang w:eastAsia="zh-CN"/>
+              </w:rPr>
+              <w:t>{%else%}</w:t>
+            </w:r>
+            <w:r>
+              <w:rPr>
+                <w:rFonts w:hint="eastAsia" w:ascii="Times New Roman" w:hAnsi="Times New Roman" w:eastAsia="微软雅黑" w:cs="Times New Roman"/>
+                <w:sz w:val="18"/>
+                <w:szCs w:val="18"/>
+                <w:lang w:eastAsia="zh-CN"/>
+              </w:rPr>
+              <w:t>{{ d.nameLevel }}</w:t>
+            </w:r>
+            <w:r>
+              <w:rPr>
+                <w:rFonts w:ascii="Times New Roman" w:hAnsi="Times New Roman" w:eastAsia="微软雅黑" w:cs="Times New Roman"/>
+                <w:sz w:val="18"/>
+                <w:szCs w:val="18"/>
+                <w:lang w:eastAsia="zh-CN"/>
+              </w:rPr>
+              <w:t>，{%endif%}{% endfor %}{% endif%}</w:t>
+            </w:r>
+          </w:p>
+        </w:tc>
+      </w:tr>
+      <w:tr>
+        <w:tblPrEx>
+          <w:tblBorders>
+            <w:top w:val="single" w:color="BEBEBE" w:sz="4" w:space="0"/>
+            <w:left w:val="single" w:color="BEBEBE" w:sz="4" w:space="0"/>
+            <w:bottom w:val="single" w:color="BEBEBE" w:sz="4" w:space="0"/>
+            <w:right w:val="single" w:color="BEBEBE" w:sz="4" w:space="0"/>
+            <w:insideH w:val="single" w:color="BEBEBE" w:sz="4" w:space="0"/>
+            <w:insideV w:val="single" w:color="BEBEBE" w:sz="4" w:space="0"/>
+          </w:tblBorders>
+          <w:tblCellMar>
+            <w:top w:w="0" w:type="dxa"/>
+            <w:left w:w="108" w:type="dxa"/>
+            <w:bottom w:w="0" w:type="dxa"/>
+            <w:right w:w="108" w:type="dxa"/>
+          </w:tblCellMar>
+        </w:tblPrEx>
+        <w:trPr>
+          <w:jc w:val="center"/>
+        </w:trPr>
+        <w:tc>
+          <w:tcPr>
+            <w:tcW w:w="1623" w:type="dxa"/>
+            <w:gridSpan w:val="2"/>
+            <w:tcBorders>
+              <w:tl2br w:val="nil"/>
+              <w:tr2bl w:val="nil"/>
+            </w:tcBorders>
+            <w:shd w:val="clear" w:color="auto" w:fill="DDDDDD"/>
+            <w:vAlign w:val="center"/>
+          </w:tcPr>
+          <w:p>
+            <w:pPr>
+              <w:keepNext/>
+              <w:spacing w:before="26"/>
+              <w:jc w:val="center"/>
+              <w:rPr>
+                <w:rFonts w:ascii="Times New Roman" w:hAnsi="Times New Roman" w:eastAsia="微软雅黑" w:cs="Times New Roman"/>
+                <w:b/>
+                <w:color w:val="3DA6BB"/>
+                <w:sz w:val="18"/>
+                <w:szCs w:val="18"/>
+                <w:lang w:eastAsia="zh-CN"/>
+              </w:rPr>
+            </w:pPr>
+            <w:r>
+              <w:rPr>
+                <w:rFonts w:hint="eastAsia" w:ascii="Times New Roman" w:hAnsi="Times New Roman" w:eastAsia="微软雅黑" w:cs="Times New Roman"/>
+                <w:b/>
+                <w:color w:val="3DA6BB"/>
+                <w:sz w:val="18"/>
+                <w:szCs w:val="18"/>
+                <w:lang w:eastAsia="zh-CN"/>
+              </w:rPr>
+              <w:t>基因突变相关说明</w:t>
+            </w:r>
+          </w:p>
+        </w:tc>
+        <w:tc>
+          <w:tcPr>
+            <w:tcW w:w="8247" w:type="dxa"/>
+            <w:tcBorders>
+              <w:tl2br w:val="nil"/>
+              <w:tr2bl w:val="nil"/>
+            </w:tcBorders>
+            <w:vAlign w:val="center"/>
+          </w:tcPr>
+          <w:p>
+            <w:pPr>
+              <w:keepNext/>
+              <w:spacing w:before="26"/>
+              <w:rPr>
+                <w:rFonts w:ascii="Times New Roman" w:hAnsi="Times New Roman" w:eastAsia="微软雅黑" w:cs="Times New Roman"/>
+                <w:sz w:val="18"/>
+                <w:szCs w:val="18"/>
+                <w:lang w:eastAsia="zh-CN"/>
+              </w:rPr>
+            </w:pPr>
+            <w:r>
+              <w:rPr>
+                <w:rFonts w:hint="eastAsia" w:ascii="Times New Roman" w:hAnsi="Times New Roman" w:eastAsia="微软雅黑" w:cs="Times New Roman"/>
+                <w:sz w:val="18"/>
+                <w:szCs w:val="18"/>
+                <w:lang w:eastAsia="zh-CN"/>
+              </w:rPr>
+              <w:t>{% for md in tdd.medicationDescription %}{% if md.key == '变异解析</w:t>
+            </w:r>
+            <w:r>
+              <w:rPr>
+                <w:rFonts w:ascii="Times New Roman" w:hAnsi="Times New Roman" w:eastAsia="微软雅黑" w:cs="Times New Roman"/>
+                <w:sz w:val="18"/>
+                <w:szCs w:val="18"/>
+                <w:lang w:eastAsia="zh-CN"/>
+              </w:rPr>
+              <w:t>:</w:t>
+            </w:r>
+            <w:r>
+              <w:rPr>
+                <w:rFonts w:hint="eastAsia" w:ascii="Times New Roman" w:hAnsi="Times New Roman" w:eastAsia="微软雅黑" w:cs="Times New Roman"/>
+                <w:sz w:val="18"/>
+                <w:szCs w:val="18"/>
+                <w:lang w:eastAsia="zh-CN"/>
+              </w:rPr>
+              <w:t>' %}</w:t>
+            </w:r>
+            <w:r>
+              <w:rPr>
+                <w:rFonts w:hint="eastAsia" w:ascii="Times New Roman" w:hAnsi="Times New Roman" w:eastAsia="微软雅黑" w:cs="Times New Roman"/>
+                <w:b/>
+                <w:bCs/>
+                <w:sz w:val="18"/>
+                <w:szCs w:val="18"/>
+                <w:lang w:eastAsia="zh-CN"/>
+              </w:rPr>
+              <w:t>{{md.key}}</w:t>
+            </w:r>
+            <w:r>
+              <w:rPr>
+                <w:rFonts w:hint="eastAsia" w:ascii="Times New Roman" w:hAnsi="Times New Roman" w:eastAsia="微软雅黑" w:cs="Times New Roman"/>
+                <w:sz w:val="18"/>
+                <w:szCs w:val="18"/>
+                <w:lang w:eastAsia="zh-CN"/>
+              </w:rPr>
+              <w:t>{{md.value}}{% elif md.value == '' %}{% else%}</w:t>
+            </w:r>
+            <w:r>
+              <w:rPr>
+                <w:rFonts w:hint="eastAsia" w:ascii="Times New Roman" w:hAnsi="Times New Roman" w:eastAsia="微软雅黑" w:cs="Times New Roman"/>
+                <w:b/>
+                <w:bCs/>
+                <w:sz w:val="18"/>
+                <w:szCs w:val="18"/>
+                <w:lang w:eastAsia="zh-CN"/>
+              </w:rPr>
+              <w:t>{{md.key}}</w:t>
+            </w:r>
+            <w:r>
+              <w:rPr>
+                <w:rFonts w:hint="eastAsia" w:ascii="Times New Roman" w:hAnsi="Times New Roman" w:eastAsia="微软雅黑" w:cs="Times New Roman"/>
+                <w:sz w:val="18"/>
+                <w:szCs w:val="18"/>
+                <w:lang w:eastAsia="zh-CN"/>
+              </w:rPr>
+              <w:t>{{md.value}}</w:t>
+            </w:r>
+          </w:p>
+          <w:p>
+            <w:pPr>
+              <w:keepNext/>
+              <w:spacing w:before="26"/>
+              <w:rPr>
+                <w:rFonts w:ascii="Times New Roman" w:hAnsi="Times New Roman" w:eastAsia="微软雅黑" w:cs="Times New Roman"/>
+                <w:sz w:val="18"/>
+                <w:szCs w:val="18"/>
+                <w:lang w:eastAsia="zh-CN"/>
+              </w:rPr>
+            </w:pPr>
+            <w:r>
+              <w:rPr>
+                <w:rFonts w:hint="eastAsia" w:ascii="Times New Roman" w:hAnsi="Times New Roman" w:eastAsia="微软雅黑" w:cs="Times New Roman"/>
+                <w:sz w:val="18"/>
+                <w:szCs w:val="18"/>
+                <w:lang w:eastAsia="zh-CN"/>
+              </w:rPr>
+              <w:t>{% endif %}{% endfor %}</w:t>
+            </w:r>
+          </w:p>
+        </w:tc>
+      </w:tr>
+    </w:tbl>
+    <w:p>
+      <w:pPr>
+        <w:spacing w:before="26"/>
+        <w:rPr>
+          <w:rFonts w:ascii="Times New Roman" w:hAnsi="Times New Roman" w:eastAsia="微软雅黑" w:cs="Times New Roman"/>
+          <w:b/>
+          <w:color w:val="3DA6BB"/>
+          <w:sz w:val="24"/>
+          <w:szCs w:val="24"/>
+          <w:lang w:eastAsia="zh-CN"/>
+        </w:rPr>
+      </w:pPr>
+      <w:r>
+        <w:rPr>
+          <w:rFonts w:hint="eastAsia" w:ascii="Times New Roman" w:hAnsi="Times New Roman" w:eastAsia="微软雅黑" w:cs="Times New Roman"/>
+          <w:b/>
+          <w:color w:val="3DA6BB"/>
+          <w:sz w:val="24"/>
+          <w:szCs w:val="24"/>
+          <w:lang w:eastAsia="zh-CN"/>
+        </w:rPr>
+        <w:t>{%if tdd.drugResearchList != [] %}</w:t>
+      </w:r>
+    </w:p>
+    <w:p>
+      <w:pPr>
+        <w:keepNext/>
+        <w:keepLines w:val="0"/>
+        <w:pageBreakBefore w:val="0"/>
+        <w:widowControl w:val="0"/>
+        <w:kinsoku/>
+        <w:wordWrap/>
+        <w:overflowPunct/>
+        <w:topLinePunct w:val="0"/>
+        <w:autoSpaceDE/>
+        <w:autoSpaceDN/>
+        <w:bidi w:val="0"/>
+        <w:adjustRightInd/>
+        <w:snapToGrid/>
+        <w:spacing w:before="26"/>
+        <w:textAlignment w:val="auto"/>
+        <w:rPr>
+          <w:rFonts w:hint="eastAsia" w:ascii="Times New Roman" w:hAnsi="Times New Roman" w:eastAsia="微软雅黑" w:cs="Times New Roman"/>
+          <w:b/>
+          <w:color w:val="3DA6BB"/>
+          <w:sz w:val="24"/>
+          <w:lang w:eastAsia="zh-CN"/>
+        </w:rPr>
+      </w:pPr>
+      <w:r>
+        <w:rPr>
+          <w:rFonts w:hint="eastAsia" w:ascii="Times New Roman" w:hAnsi="Times New Roman" w:eastAsia="微软雅黑" w:cs="Times New Roman"/>
+          <w:b/>
+          <w:color w:val="3DA6BB"/>
+          <w:sz w:val="24"/>
+          <w:lang w:eastAsia="zh-CN"/>
+        </w:rPr>
+        <w:t>潜在受益药物研究信息：</w:t>
+      </w:r>
+    </w:p>
+    <w:tbl>
+      <w:tblPr>
+        <w:tblStyle w:val="16"/>
+        <w:tblpPr w:leftFromText="180" w:rightFromText="180" w:vertAnchor="text" w:tblpXSpec="center" w:tblpY="1"/>
+        <w:tblOverlap w:val="never"/>
+        <w:tblW w:w="9870" w:type="dxa"/>
+        <w:jc w:val="center"/>
+        <w:tblBorders>
+          <w:top w:val="single" w:color="BEBEBE" w:sz="4" w:space="0"/>
+          <w:left w:val="single" w:color="BEBEBE" w:sz="4" w:space="0"/>
+          <w:bottom w:val="single" w:color="BEBEBE" w:sz="4" w:space="0"/>
+          <w:right w:val="single" w:color="BEBEBE" w:sz="4" w:space="0"/>
+          <w:insideH w:val="single" w:color="BEBEBE" w:sz="4" w:space="0"/>
+          <w:insideV w:val="single" w:color="BEBEBE" w:sz="4" w:space="0"/>
+        </w:tblBorders>
+        <w:tblLayout w:type="fixed"/>
+        <w:tblCellMar>
+          <w:top w:w="0" w:type="dxa"/>
+          <w:left w:w="108" w:type="dxa"/>
+          <w:bottom w:w="0" w:type="dxa"/>
+          <w:right w:w="108" w:type="dxa"/>
+        </w:tblCellMar>
+      </w:tblPr>
+      <w:tblGrid>
+        <w:gridCol w:w="1526"/>
+        <w:gridCol w:w="1417"/>
+        <w:gridCol w:w="1232"/>
+        <w:gridCol w:w="5695"/>
+      </w:tblGrid>
+      <w:tr>
+        <w:tblPrEx>
+          <w:tblBorders>
+            <w:top w:val="single" w:color="BEBEBE" w:sz="4" w:space="0"/>
+            <w:left w:val="single" w:color="BEBEBE" w:sz="4" w:space="0"/>
+            <w:bottom w:val="single" w:color="BEBEBE" w:sz="4" w:space="0"/>
+            <w:right w:val="single" w:color="BEBEBE" w:sz="4" w:space="0"/>
+            <w:insideH w:val="single" w:color="BEBEBE" w:sz="4" w:space="0"/>
+            <w:insideV w:val="single" w:color="BEBEBE" w:sz="4" w:space="0"/>
+          </w:tblBorders>
+        </w:tblPrEx>
+        <w:trPr>
+          <w:trHeight w:val="417" w:hRule="atLeast"/>
+          <w:jc w:val="center"/>
+        </w:trPr>
+        <w:tc>
+          <w:tcPr>
+            <w:tcW w:w="1526" w:type="dxa"/>
+            <w:tcBorders>
+              <w:tl2br w:val="nil"/>
+              <w:tr2bl w:val="nil"/>
+            </w:tcBorders>
+            <w:shd w:val="clear" w:color="auto" w:fill="DDDDDD"/>
+            <w:vAlign w:val="center"/>
+          </w:tcPr>
+          <w:p>
+            <w:pPr>
+              <w:keepNext/>
+              <w:jc w:val="center"/>
+              <w:rPr>
+                <w:rFonts w:ascii="Times New Roman" w:hAnsi="Times New Roman" w:eastAsia="微软雅黑" w:cs="Times New Roman"/>
+                <w:b/>
+                <w:color w:val="3DA6BB"/>
+                <w:sz w:val="18"/>
+                <w:szCs w:val="18"/>
+                <w:lang w:eastAsia="zh-CN"/>
+              </w:rPr>
+            </w:pPr>
+            <w:r>
+              <w:rPr>
+                <w:rFonts w:ascii="Times New Roman" w:hAnsi="Times New Roman" w:eastAsia="微软雅黑" w:cs="Times New Roman"/>
+                <w:b/>
+                <w:color w:val="3DA6BB"/>
+                <w:sz w:val="18"/>
+                <w:szCs w:val="18"/>
+                <w:lang w:eastAsia="zh-CN"/>
+              </w:rPr>
+              <w:t>药物名称</w:t>
+            </w:r>
+          </w:p>
+        </w:tc>
+        <w:tc>
+          <w:tcPr>
+            <w:tcW w:w="1417" w:type="dxa"/>
+            <w:tcBorders>
+              <w:tl2br w:val="nil"/>
+              <w:tr2bl w:val="nil"/>
+            </w:tcBorders>
+            <w:shd w:val="clear" w:color="auto" w:fill="DDDDDD"/>
+            <w:vAlign w:val="center"/>
+          </w:tcPr>
+          <w:p>
+            <w:pPr>
+              <w:keepNext/>
+              <w:jc w:val="center"/>
+              <w:rPr>
+                <w:rFonts w:ascii="Times New Roman" w:hAnsi="Times New Roman" w:eastAsia="微软雅黑" w:cs="Times New Roman"/>
+                <w:b/>
+                <w:color w:val="3DA6BB"/>
+                <w:sz w:val="18"/>
+                <w:szCs w:val="18"/>
+                <w:lang w:eastAsia="zh-CN"/>
+              </w:rPr>
+            </w:pPr>
+            <w:r>
+              <w:rPr>
+                <w:rFonts w:ascii="Times New Roman" w:hAnsi="Times New Roman" w:eastAsia="微软雅黑" w:cs="Times New Roman"/>
+                <w:b/>
+                <w:color w:val="3DA6BB"/>
+                <w:sz w:val="18"/>
+                <w:szCs w:val="18"/>
+                <w:lang w:eastAsia="zh-CN"/>
+              </w:rPr>
+              <w:t>相关疾病</w:t>
+            </w:r>
+          </w:p>
+        </w:tc>
+        <w:tc>
+          <w:tcPr>
+            <w:tcW w:w="1232" w:type="dxa"/>
+            <w:tcBorders>
+              <w:tl2br w:val="nil"/>
+              <w:tr2bl w:val="nil"/>
+            </w:tcBorders>
+            <w:shd w:val="clear" w:color="auto" w:fill="DDDDDD"/>
+            <w:vAlign w:val="center"/>
+          </w:tcPr>
+          <w:p>
+            <w:pPr>
+              <w:keepNext/>
+              <w:jc w:val="center"/>
+              <w:rPr>
+                <w:rFonts w:ascii="Times New Roman" w:hAnsi="Times New Roman" w:eastAsia="微软雅黑" w:cs="Times New Roman"/>
+                <w:b/>
+                <w:color w:val="3DA6BB"/>
+                <w:sz w:val="18"/>
+                <w:szCs w:val="18"/>
+                <w:lang w:eastAsia="zh-CN"/>
+              </w:rPr>
+            </w:pPr>
+            <w:r>
+              <w:rPr>
+                <w:rFonts w:ascii="Times New Roman" w:hAnsi="Times New Roman" w:eastAsia="微软雅黑" w:cs="Times New Roman"/>
+                <w:b/>
+                <w:color w:val="3DA6BB"/>
+                <w:sz w:val="18"/>
+                <w:szCs w:val="18"/>
+                <w:lang w:eastAsia="zh-CN"/>
+              </w:rPr>
+              <w:t>证据</w:t>
+            </w:r>
+            <w:r>
+              <w:rPr>
+                <w:rFonts w:hint="eastAsia" w:ascii="Times New Roman" w:hAnsi="Times New Roman" w:eastAsia="微软雅黑" w:cs="Times New Roman"/>
+                <w:b/>
+                <w:color w:val="3DA6BB"/>
+                <w:sz w:val="18"/>
+                <w:szCs w:val="18"/>
+                <w:lang w:eastAsia="zh-CN"/>
+              </w:rPr>
+              <w:t>等级</w:t>
+            </w:r>
+          </w:p>
+        </w:tc>
+        <w:tc>
+          <w:tcPr>
+            <w:tcW w:w="5695" w:type="dxa"/>
+            <w:tcBorders>
+              <w:tl2br w:val="nil"/>
+              <w:tr2bl w:val="nil"/>
+            </w:tcBorders>
+            <w:shd w:val="clear" w:color="auto" w:fill="DDDDDD"/>
+            <w:vAlign w:val="center"/>
+          </w:tcPr>
+          <w:p>
+            <w:pPr>
+              <w:keepNext/>
+              <w:jc w:val="center"/>
+              <w:rPr>
+                <w:rFonts w:ascii="Times New Roman" w:hAnsi="Times New Roman" w:eastAsia="微软雅黑" w:cs="Times New Roman"/>
+                <w:b/>
+                <w:color w:val="3DA6BB"/>
+                <w:sz w:val="18"/>
+                <w:szCs w:val="18"/>
+                <w:lang w:eastAsia="zh-CN"/>
+              </w:rPr>
+            </w:pPr>
+            <w:r>
+              <w:rPr>
+                <w:rFonts w:ascii="Times New Roman" w:hAnsi="Times New Roman" w:eastAsia="微软雅黑" w:cs="Times New Roman"/>
+                <w:b/>
+                <w:color w:val="3DA6BB"/>
+                <w:sz w:val="18"/>
+                <w:szCs w:val="18"/>
+                <w:lang w:eastAsia="zh-CN"/>
+              </w:rPr>
+              <w:t>循证医学信息</w:t>
+            </w:r>
+          </w:p>
+        </w:tc>
+      </w:tr>
+      <w:tr>
+        <w:tblPrEx>
+          <w:tblBorders>
+            <w:top w:val="single" w:color="BEBEBE" w:sz="4" w:space="0"/>
+            <w:left w:val="single" w:color="BEBEBE" w:sz="4" w:space="0"/>
+            <w:bottom w:val="single" w:color="BEBEBE" w:sz="4" w:space="0"/>
+            <w:right w:val="single" w:color="BEBEBE" w:sz="4" w:space="0"/>
+            <w:insideH w:val="single" w:color="BEBEBE" w:sz="4" w:space="0"/>
+            <w:insideV w:val="single" w:color="BEBEBE" w:sz="4" w:space="0"/>
+          </w:tblBorders>
+          <w:tblCellMar>
+            <w:top w:w="0" w:type="dxa"/>
+            <w:left w:w="108" w:type="dxa"/>
+            <w:bottom w:w="0" w:type="dxa"/>
+            <w:right w:w="108" w:type="dxa"/>
+          </w:tblCellMar>
+        </w:tblPrEx>
+        <w:trPr>
+          <w:trHeight w:val="494" w:hRule="atLeast"/>
+          <w:jc w:val="center"/>
+        </w:trPr>
+        <w:tc>
+          <w:tcPr>
+            <w:tcW w:w="9870" w:type="dxa"/>
+            <w:gridSpan w:val="4"/>
+            <w:tcBorders>
+              <w:tl2br w:val="nil"/>
+              <w:tr2bl w:val="nil"/>
+            </w:tcBorders>
+            <w:vAlign w:val="center"/>
+          </w:tcPr>
+          <w:p>
+            <w:pPr>
+              <w:keepNext/>
+              <w:spacing w:before="26"/>
+              <w:jc w:val="center"/>
+              <w:rPr>
+                <w:rFonts w:ascii="Times New Roman" w:hAnsi="Times New Roman" w:eastAsia="微软雅黑" w:cs="Times New Roman"/>
+                <w:bCs/>
+                <w:sz w:val="18"/>
+                <w:szCs w:val="18"/>
+                <w:highlight w:val="yellow"/>
+                <w:lang w:eastAsia="zh-CN"/>
+              </w:rPr>
+            </w:pPr>
+            <w:r>
+              <w:rPr>
+                <w:rFonts w:hint="eastAsia" w:ascii="Times New Roman" w:hAnsi="Times New Roman" w:eastAsia="微软雅黑" w:cs="Times New Roman"/>
+                <w:b/>
+                <w:sz w:val="18"/>
+                <w:szCs w:val="18"/>
+                <w:lang w:eastAsia="zh-CN"/>
+              </w:rPr>
+              <w:t>{%tr for dis in tdd.drugResearchList %}</w:t>
+            </w:r>
+          </w:p>
+        </w:tc>
+      </w:tr>
+      <w:tr>
+        <w:tblPrEx>
+          <w:tblBorders>
+            <w:top w:val="single" w:color="BEBEBE" w:sz="4" w:space="0"/>
+            <w:left w:val="single" w:color="BEBEBE" w:sz="4" w:space="0"/>
+            <w:bottom w:val="single" w:color="BEBEBE" w:sz="4" w:space="0"/>
+            <w:right w:val="single" w:color="BEBEBE" w:sz="4" w:space="0"/>
+            <w:insideH w:val="single" w:color="BEBEBE" w:sz="4" w:space="0"/>
+            <w:insideV w:val="single" w:color="BEBEBE" w:sz="4" w:space="0"/>
+          </w:tblBorders>
+          <w:tblCellMar>
+            <w:top w:w="0" w:type="dxa"/>
+            <w:left w:w="108" w:type="dxa"/>
+            <w:bottom w:w="0" w:type="dxa"/>
+            <w:right w:w="108" w:type="dxa"/>
+          </w:tblCellMar>
+        </w:tblPrEx>
+        <w:trPr>
+          <w:trHeight w:val="494" w:hRule="atLeast"/>
+          <w:jc w:val="center"/>
+        </w:trPr>
+        <w:tc>
+          <w:tcPr>
+            <w:tcW w:w="1526" w:type="dxa"/>
+            <w:tcBorders>
+              <w:tl2br w:val="nil"/>
+              <w:tr2bl w:val="nil"/>
+            </w:tcBorders>
+            <w:vAlign w:val="center"/>
+          </w:tcPr>
+          <w:p>
+            <w:pPr>
+              <w:spacing w:before="1" w:line="249" w:lineRule="auto"/>
+              <w:ind w:right="131"/>
+              <w:jc w:val="center"/>
+              <w:rPr>
+                <w:rFonts w:ascii="Times New Roman" w:hAnsi="Times New Roman" w:eastAsia="微软雅黑" w:cs="Times New Roman"/>
+                <w:b/>
+                <w:sz w:val="18"/>
+                <w:szCs w:val="18"/>
+                <w:highlight w:val="yellow"/>
+              </w:rPr>
+            </w:pPr>
+            <w:r>
+              <w:rPr>
+                <w:rFonts w:ascii="Times New Roman" w:hAnsi="Times New Roman" w:eastAsia="微软雅黑" w:cs="Times New Roman"/>
+                <w:sz w:val="18"/>
+                <w:szCs w:val="18"/>
+                <w:lang w:eastAsia="zh-CN"/>
+              </w:rPr>
+              <w:t>{{</w:t>
+            </w:r>
+            <w:r>
+              <w:rPr>
+                <w:rFonts w:ascii="Times New Roman" w:hAnsi="Times New Roman" w:eastAsia="微软雅黑" w:cs="Times New Roman"/>
+                <w:bCs/>
+                <w:sz w:val="18"/>
+                <w:szCs w:val="18"/>
+                <w:lang w:eastAsia="zh-CN"/>
+              </w:rPr>
+              <w:t>dis.drug_name_chinese</w:t>
+            </w:r>
+            <w:r>
+              <w:rPr>
+                <w:rFonts w:hint="eastAsia" w:ascii="Times New Roman" w:hAnsi="Times New Roman" w:eastAsia="微软雅黑" w:cs="Times New Roman"/>
+                <w:bCs/>
+                <w:sz w:val="18"/>
+                <w:szCs w:val="18"/>
+                <w:lang w:eastAsia="zh-CN"/>
+              </w:rPr>
+              <w:t>3</w:t>
+            </w:r>
+            <w:r>
+              <w:rPr>
+                <w:rFonts w:ascii="Times New Roman" w:hAnsi="Times New Roman" w:eastAsia="微软雅黑" w:cs="Times New Roman"/>
+                <w:sz w:val="18"/>
+                <w:szCs w:val="18"/>
+                <w:lang w:eastAsia="zh-CN"/>
+              </w:rPr>
+              <w:t xml:space="preserve"> }}</w:t>
+            </w:r>
+          </w:p>
+        </w:tc>
+        <w:tc>
+          <w:tcPr>
+            <w:tcW w:w="1417" w:type="dxa"/>
+            <w:tcBorders>
+              <w:tl2br w:val="nil"/>
+              <w:tr2bl w:val="nil"/>
+            </w:tcBorders>
+            <w:vAlign w:val="center"/>
+          </w:tcPr>
+          <w:p>
+            <w:pPr>
+              <w:keepNext/>
+              <w:spacing w:before="26"/>
+              <w:jc w:val="center"/>
+              <w:rPr>
+                <w:rFonts w:ascii="Times New Roman" w:hAnsi="Times New Roman" w:eastAsia="微软雅黑" w:cs="Times New Roman"/>
+                <w:bCs/>
+                <w:sz w:val="18"/>
+                <w:szCs w:val="18"/>
+                <w:highlight w:val="yellow"/>
+                <w:lang w:eastAsia="zh-CN"/>
+              </w:rPr>
+            </w:pPr>
+            <w:r>
+              <w:rPr>
+                <w:rFonts w:hint="eastAsia" w:ascii="Times New Roman" w:hAnsi="Times New Roman" w:eastAsia="微软雅黑" w:cs="Times New Roman"/>
+                <w:sz w:val="18"/>
+                <w:szCs w:val="18"/>
+                <w:lang w:eastAsia="zh-CN"/>
+              </w:rPr>
+              <w:t>{{dis.</w:t>
+            </w:r>
+            <w:r>
+              <w:rPr>
+                <w:rFonts w:hint="eastAsia" w:ascii="Times New Roman" w:hAnsi="Times New Roman" w:eastAsia="微软雅黑" w:cs="Times New Roman"/>
+                <w:bCs/>
+                <w:sz w:val="18"/>
+                <w:szCs w:val="18"/>
+                <w:lang w:eastAsia="zh-CN"/>
+              </w:rPr>
+              <w:t>disease_name_chinese</w:t>
+            </w:r>
+            <w:r>
+              <w:rPr>
+                <w:rFonts w:hint="eastAsia" w:ascii="Times New Roman" w:hAnsi="Times New Roman" w:eastAsia="微软雅黑" w:cs="Times New Roman"/>
+                <w:sz w:val="18"/>
+                <w:szCs w:val="18"/>
+                <w:lang w:eastAsia="zh-CN"/>
+              </w:rPr>
+              <w:t>}}</w:t>
+            </w:r>
+          </w:p>
+        </w:tc>
+        <w:tc>
+          <w:tcPr>
+            <w:tcW w:w="1232" w:type="dxa"/>
+            <w:tcBorders>
+              <w:tl2br w:val="nil"/>
+              <w:tr2bl w:val="nil"/>
+            </w:tcBorders>
+            <w:vAlign w:val="center"/>
+          </w:tcPr>
+          <w:p>
+            <w:pPr>
+              <w:keepNext/>
+              <w:spacing w:before="26"/>
+              <w:jc w:val="center"/>
+              <w:rPr>
+                <w:rFonts w:ascii="Times New Roman" w:hAnsi="Times New Roman" w:eastAsia="微软雅黑" w:cs="Times New Roman"/>
+                <w:bCs/>
+                <w:sz w:val="18"/>
+                <w:szCs w:val="18"/>
+                <w:highlight w:val="yellow"/>
+                <w:lang w:eastAsia="zh-CN"/>
+              </w:rPr>
+            </w:pPr>
+            <w:r>
+              <w:rPr>
+                <w:rFonts w:hint="eastAsia" w:ascii="Times New Roman" w:hAnsi="Times New Roman" w:eastAsia="微软雅黑" w:cs="Times New Roman"/>
+                <w:sz w:val="18"/>
+                <w:szCs w:val="18"/>
+                <w:lang w:eastAsia="zh-CN"/>
+              </w:rPr>
+              <w:t>{{</w:t>
+            </w:r>
+            <w:r>
+              <w:rPr>
+                <w:rFonts w:hint="eastAsia" w:ascii="Times New Roman" w:hAnsi="Times New Roman" w:eastAsia="微软雅黑" w:cs="Times New Roman"/>
+                <w:bCs/>
+                <w:sz w:val="18"/>
+                <w:szCs w:val="18"/>
+                <w:lang w:eastAsia="zh-CN"/>
+              </w:rPr>
+              <w:t>dis.evidence_phase_chinese</w:t>
+            </w:r>
+            <w:r>
+              <w:rPr>
+                <w:rFonts w:hint="eastAsia" w:ascii="Times New Roman" w:hAnsi="Times New Roman" w:eastAsia="微软雅黑" w:cs="Times New Roman"/>
+                <w:sz w:val="18"/>
+                <w:szCs w:val="18"/>
+                <w:lang w:eastAsia="zh-CN"/>
+              </w:rPr>
+              <w:t>}}</w:t>
+            </w:r>
+          </w:p>
+        </w:tc>
+        <w:tc>
+          <w:tcPr>
+            <w:tcW w:w="5695" w:type="dxa"/>
+            <w:tcBorders>
+              <w:tl2br w:val="nil"/>
+              <w:tr2bl w:val="nil"/>
+            </w:tcBorders>
+            <w:vAlign w:val="center"/>
+          </w:tcPr>
+          <w:p>
+            <w:pPr>
+              <w:keepNext/>
+              <w:spacing w:before="26"/>
+              <w:jc w:val="center"/>
+              <w:rPr>
+                <w:rFonts w:ascii="Times New Roman" w:hAnsi="Times New Roman" w:eastAsia="微软雅黑" w:cs="Times New Roman"/>
+                <w:bCs/>
+                <w:sz w:val="18"/>
+                <w:szCs w:val="18"/>
+                <w:highlight w:val="yellow"/>
+                <w:lang w:eastAsia="zh-CN"/>
+              </w:rPr>
+            </w:pPr>
+            <w:r>
+              <w:rPr>
+                <w:rFonts w:hint="eastAsia" w:ascii="Times New Roman" w:hAnsi="Times New Roman" w:eastAsia="微软雅黑" w:cs="Times New Roman"/>
+                <w:sz w:val="18"/>
+                <w:szCs w:val="18"/>
+                <w:lang w:eastAsia="zh-CN"/>
+              </w:rPr>
+              <w:t>{{</w:t>
+            </w:r>
+            <w:r>
+              <w:rPr>
+                <w:rFonts w:hint="eastAsia" w:ascii="Times New Roman" w:hAnsi="Times New Roman" w:eastAsia="微软雅黑" w:cs="Times New Roman"/>
+                <w:bCs/>
+                <w:sz w:val="18"/>
+                <w:szCs w:val="18"/>
+                <w:lang w:eastAsia="zh-CN"/>
+              </w:rPr>
+              <w:t>dis.annotation_chinese</w:t>
+            </w:r>
+            <w:r>
+              <w:rPr>
+                <w:rFonts w:hint="eastAsia" w:ascii="Times New Roman" w:hAnsi="Times New Roman" w:eastAsia="微软雅黑" w:cs="Times New Roman"/>
+                <w:sz w:val="18"/>
+                <w:szCs w:val="18"/>
+                <w:lang w:eastAsia="zh-CN"/>
+              </w:rPr>
+              <w:t>}}</w:t>
+            </w:r>
+          </w:p>
+        </w:tc>
+      </w:tr>
+      <w:tr>
+        <w:tblPrEx>
+          <w:tblBorders>
+            <w:top w:val="single" w:color="BEBEBE" w:sz="4" w:space="0"/>
+            <w:left w:val="single" w:color="BEBEBE" w:sz="4" w:space="0"/>
+            <w:bottom w:val="single" w:color="BEBEBE" w:sz="4" w:space="0"/>
+            <w:right w:val="single" w:color="BEBEBE" w:sz="4" w:space="0"/>
+            <w:insideH w:val="single" w:color="BEBEBE" w:sz="4" w:space="0"/>
+            <w:insideV w:val="single" w:color="BEBEBE" w:sz="4" w:space="0"/>
+          </w:tblBorders>
+          <w:tblCellMar>
+            <w:top w:w="0" w:type="dxa"/>
+            <w:left w:w="108" w:type="dxa"/>
+            <w:bottom w:w="0" w:type="dxa"/>
+            <w:right w:w="108" w:type="dxa"/>
+          </w:tblCellMar>
+        </w:tblPrEx>
+        <w:trPr>
+          <w:trHeight w:val="494" w:hRule="atLeast"/>
+          <w:jc w:val="center"/>
+        </w:trPr>
+        <w:tc>
+          <w:tcPr>
+            <w:tcW w:w="9870" w:type="dxa"/>
+            <w:gridSpan w:val="4"/>
+            <w:tcBorders>
+              <w:tl2br w:val="nil"/>
+              <w:tr2bl w:val="nil"/>
+            </w:tcBorders>
+            <w:vAlign w:val="center"/>
+          </w:tcPr>
+          <w:p>
+            <w:pPr>
+              <w:keepNext/>
+              <w:spacing w:before="26"/>
+              <w:jc w:val="center"/>
+              <w:rPr>
+                <w:rFonts w:ascii="Times New Roman" w:hAnsi="Times New Roman" w:eastAsia="微软雅黑" w:cs="Times New Roman"/>
+                <w:bCs/>
+                <w:sz w:val="18"/>
+                <w:szCs w:val="18"/>
+                <w:lang w:eastAsia="zh-CN"/>
+              </w:rPr>
+            </w:pPr>
+            <w:r>
+              <w:rPr>
+                <w:rFonts w:hint="eastAsia" w:ascii="Times New Roman" w:hAnsi="Times New Roman" w:eastAsia="微软雅黑" w:cs="Times New Roman"/>
+                <w:b/>
+                <w:sz w:val="18"/>
+                <w:szCs w:val="18"/>
+                <w:lang w:eastAsia="zh-CN"/>
+              </w:rPr>
+              <w:t>{%tr endfor %}</w:t>
+            </w:r>
+          </w:p>
+        </w:tc>
+      </w:tr>
+    </w:tbl>
+    <w:p>
+      <w:pPr>
+        <w:spacing w:before="26"/>
+        <w:rPr>
+          <w:rFonts w:ascii="Times New Roman" w:hAnsi="Times New Roman" w:eastAsia="微软雅黑" w:cs="Times New Roman"/>
+          <w:b/>
+          <w:color w:val="3DA6BB"/>
+          <w:sz w:val="24"/>
+          <w:szCs w:val="24"/>
+          <w:lang w:eastAsia="zh-CN"/>
+        </w:rPr>
+      </w:pPr>
+      <w:r>
+        <w:rPr>
+          <w:rFonts w:hint="eastAsia" w:ascii="Times New Roman" w:hAnsi="Times New Roman" w:eastAsia="微软雅黑" w:cs="Times New Roman"/>
+          <w:b/>
+          <w:color w:val="3DA6BB"/>
+          <w:sz w:val="24"/>
+          <w:szCs w:val="24"/>
+          <w:lang w:eastAsia="zh-CN"/>
+        </w:rPr>
+        <w:t>{% endif %}{%if tdd.potentialDrugList != [] %}</w:t>
+      </w:r>
+    </w:p>
+    <w:p>
+      <w:pPr>
+        <w:keepNext/>
+        <w:keepLines w:val="0"/>
+        <w:pageBreakBefore w:val="0"/>
+        <w:widowControl w:val="0"/>
+        <w:kinsoku/>
+        <w:wordWrap/>
+        <w:overflowPunct/>
+        <w:topLinePunct w:val="0"/>
+        <w:autoSpaceDE/>
+        <w:autoSpaceDN/>
+        <w:bidi w:val="0"/>
+        <w:adjustRightInd/>
+        <w:snapToGrid/>
+        <w:spacing w:before="26"/>
+        <w:textAlignment w:val="auto"/>
+        <w:rPr>
+          <w:rFonts w:hint="eastAsia" w:ascii="Times New Roman" w:hAnsi="Times New Roman" w:eastAsia="微软雅黑" w:cs="Times New Roman"/>
+          <w:b/>
+          <w:color w:val="3DA6BB"/>
+          <w:sz w:val="24"/>
+          <w:lang w:eastAsia="zh-CN"/>
+        </w:rPr>
+      </w:pPr>
+      <w:r>
+        <w:rPr>
+          <w:rFonts w:hint="eastAsia" w:ascii="Times New Roman" w:hAnsi="Times New Roman" w:eastAsia="微软雅黑" w:cs="Times New Roman"/>
+          <w:b/>
+          <w:color w:val="3DA6BB"/>
+          <w:sz w:val="24"/>
+          <w:lang w:eastAsia="zh-CN"/>
+        </w:rPr>
+        <w:t>潜在耐药研究信息：</w:t>
+      </w:r>
+    </w:p>
+    <w:tbl>
+      <w:tblPr>
+        <w:tblStyle w:val="16"/>
+        <w:tblpPr w:leftFromText="180" w:rightFromText="180" w:vertAnchor="text" w:tblpXSpec="center" w:tblpY="1"/>
+        <w:tblOverlap w:val="never"/>
+        <w:tblW w:w="9870" w:type="dxa"/>
+        <w:jc w:val="center"/>
+        <w:tblBorders>
+          <w:top w:val="single" w:color="BEBEBE" w:sz="4" w:space="0"/>
+          <w:left w:val="single" w:color="BEBEBE" w:sz="4" w:space="0"/>
+          <w:bottom w:val="single" w:color="BEBEBE" w:sz="4" w:space="0"/>
+          <w:right w:val="single" w:color="BEBEBE" w:sz="4" w:space="0"/>
+          <w:insideH w:val="single" w:color="BEBEBE" w:sz="4" w:space="0"/>
+          <w:insideV w:val="single" w:color="BEBEBE" w:sz="4" w:space="0"/>
+        </w:tblBorders>
+        <w:tblLayout w:type="fixed"/>
+        <w:tblCellMar>
+          <w:top w:w="0" w:type="dxa"/>
+          <w:left w:w="108" w:type="dxa"/>
+          <w:bottom w:w="0" w:type="dxa"/>
+          <w:right w:w="108" w:type="dxa"/>
+        </w:tblCellMar>
+      </w:tblPr>
+      <w:tblGrid>
+        <w:gridCol w:w="1526"/>
+        <w:gridCol w:w="1417"/>
+        <w:gridCol w:w="1261"/>
+        <w:gridCol w:w="5666"/>
+      </w:tblGrid>
+      <w:tr>
+        <w:tblPrEx>
+          <w:tblBorders>
+            <w:top w:val="single" w:color="BEBEBE" w:sz="4" w:space="0"/>
+            <w:left w:val="single" w:color="BEBEBE" w:sz="4" w:space="0"/>
+            <w:bottom w:val="single" w:color="BEBEBE" w:sz="4" w:space="0"/>
+            <w:right w:val="single" w:color="BEBEBE" w:sz="4" w:space="0"/>
+            <w:insideH w:val="single" w:color="BEBEBE" w:sz="4" w:space="0"/>
+            <w:insideV w:val="single" w:color="BEBEBE" w:sz="4" w:space="0"/>
+          </w:tblBorders>
+          <w:tblCellMar>
+            <w:top w:w="0" w:type="dxa"/>
+            <w:left w:w="108" w:type="dxa"/>
+            <w:bottom w:w="0" w:type="dxa"/>
+            <w:right w:w="108" w:type="dxa"/>
+          </w:tblCellMar>
+        </w:tblPrEx>
+        <w:trPr>
+          <w:trHeight w:val="417" w:hRule="atLeast"/>
+          <w:jc w:val="center"/>
+        </w:trPr>
+        <w:tc>
+          <w:tcPr>
+            <w:tcW w:w="1526" w:type="dxa"/>
+            <w:tcBorders>
+              <w:tl2br w:val="nil"/>
+              <w:tr2bl w:val="nil"/>
+            </w:tcBorders>
+            <w:shd w:val="clear" w:color="auto" w:fill="DDDDDD"/>
+            <w:vAlign w:val="center"/>
+          </w:tcPr>
+          <w:p>
+            <w:pPr>
+              <w:keepNext/>
+              <w:jc w:val="center"/>
+              <w:rPr>
+                <w:rFonts w:ascii="Times New Roman" w:hAnsi="Times New Roman" w:eastAsia="微软雅黑" w:cs="Times New Roman"/>
+                <w:b/>
+                <w:color w:val="3DA6BB"/>
+                <w:sz w:val="18"/>
+                <w:szCs w:val="18"/>
+                <w:lang w:eastAsia="zh-CN"/>
+              </w:rPr>
+            </w:pPr>
+            <w:r>
+              <w:rPr>
+                <w:rFonts w:ascii="Times New Roman" w:hAnsi="Times New Roman" w:eastAsia="微软雅黑" w:cs="Times New Roman"/>
+                <w:b/>
+                <w:color w:val="3DA6BB"/>
+                <w:sz w:val="18"/>
+                <w:szCs w:val="18"/>
+                <w:lang w:eastAsia="zh-CN"/>
+              </w:rPr>
+              <w:t>药物名称</w:t>
+            </w:r>
+          </w:p>
+        </w:tc>
+        <w:tc>
+          <w:tcPr>
+            <w:tcW w:w="1417" w:type="dxa"/>
+            <w:tcBorders>
+              <w:tl2br w:val="nil"/>
+              <w:tr2bl w:val="nil"/>
+            </w:tcBorders>
+            <w:shd w:val="clear" w:color="auto" w:fill="DDDDDD"/>
+            <w:vAlign w:val="center"/>
+          </w:tcPr>
+          <w:p>
+            <w:pPr>
+              <w:keepNext/>
+              <w:jc w:val="center"/>
+              <w:rPr>
+                <w:rFonts w:ascii="Times New Roman" w:hAnsi="Times New Roman" w:eastAsia="微软雅黑" w:cs="Times New Roman"/>
+                <w:b/>
+                <w:color w:val="3DA6BB"/>
+                <w:sz w:val="18"/>
+                <w:szCs w:val="18"/>
+                <w:lang w:eastAsia="zh-CN"/>
+              </w:rPr>
+            </w:pPr>
+            <w:r>
+              <w:rPr>
+                <w:rFonts w:ascii="Times New Roman" w:hAnsi="Times New Roman" w:eastAsia="微软雅黑" w:cs="Times New Roman"/>
+                <w:b/>
+                <w:color w:val="3DA6BB"/>
+                <w:sz w:val="18"/>
+                <w:szCs w:val="18"/>
+                <w:lang w:eastAsia="zh-CN"/>
+              </w:rPr>
+              <w:t>相关疾病</w:t>
+            </w:r>
+          </w:p>
+        </w:tc>
+        <w:tc>
+          <w:tcPr>
+            <w:tcW w:w="1261" w:type="dxa"/>
+            <w:tcBorders>
+              <w:tl2br w:val="nil"/>
+              <w:tr2bl w:val="nil"/>
+            </w:tcBorders>
+            <w:shd w:val="clear" w:color="auto" w:fill="DDDDDD"/>
+            <w:vAlign w:val="center"/>
+          </w:tcPr>
+          <w:p>
+            <w:pPr>
+              <w:keepNext/>
+              <w:jc w:val="center"/>
+              <w:rPr>
+                <w:rFonts w:ascii="Times New Roman" w:hAnsi="Times New Roman" w:eastAsia="微软雅黑" w:cs="Times New Roman"/>
+                <w:b/>
+                <w:color w:val="3DA6BB"/>
+                <w:sz w:val="18"/>
+                <w:szCs w:val="18"/>
+                <w:lang w:eastAsia="zh-CN"/>
+              </w:rPr>
+            </w:pPr>
+            <w:r>
+              <w:rPr>
+                <w:rFonts w:ascii="Times New Roman" w:hAnsi="Times New Roman" w:eastAsia="微软雅黑" w:cs="Times New Roman"/>
+                <w:b/>
+                <w:color w:val="3DA6BB"/>
+                <w:sz w:val="18"/>
+                <w:szCs w:val="18"/>
+                <w:lang w:eastAsia="zh-CN"/>
+              </w:rPr>
+              <w:t>证据</w:t>
+            </w:r>
+            <w:r>
+              <w:rPr>
+                <w:rFonts w:hint="eastAsia" w:ascii="Times New Roman" w:hAnsi="Times New Roman" w:eastAsia="微软雅黑" w:cs="Times New Roman"/>
+                <w:b/>
+                <w:color w:val="3DA6BB"/>
+                <w:sz w:val="18"/>
+                <w:szCs w:val="18"/>
+                <w:lang w:eastAsia="zh-CN"/>
+              </w:rPr>
+              <w:t>等级</w:t>
+            </w:r>
+          </w:p>
+        </w:tc>
+        <w:tc>
+          <w:tcPr>
+            <w:tcW w:w="5666" w:type="dxa"/>
+            <w:tcBorders>
+              <w:tl2br w:val="nil"/>
+              <w:tr2bl w:val="nil"/>
+            </w:tcBorders>
+            <w:shd w:val="clear" w:color="auto" w:fill="DDDDDD"/>
+            <w:vAlign w:val="center"/>
+          </w:tcPr>
+          <w:p>
+            <w:pPr>
+              <w:keepNext/>
+              <w:jc w:val="center"/>
+              <w:rPr>
+                <w:rFonts w:ascii="Times New Roman" w:hAnsi="Times New Roman" w:eastAsia="微软雅黑" w:cs="Times New Roman"/>
+                <w:b/>
+                <w:color w:val="3DA6BB"/>
+                <w:sz w:val="18"/>
+                <w:szCs w:val="18"/>
+                <w:lang w:eastAsia="zh-CN"/>
+              </w:rPr>
+            </w:pPr>
+            <w:r>
+              <w:rPr>
+                <w:rFonts w:ascii="Times New Roman" w:hAnsi="Times New Roman" w:eastAsia="微软雅黑" w:cs="Times New Roman"/>
+                <w:b/>
+                <w:color w:val="3DA6BB"/>
+                <w:sz w:val="18"/>
+                <w:szCs w:val="18"/>
+                <w:lang w:eastAsia="zh-CN"/>
+              </w:rPr>
+              <w:t>循证医学信息</w:t>
+            </w:r>
+          </w:p>
+        </w:tc>
+      </w:tr>
+      <w:tr>
+        <w:tblPrEx>
+          <w:tblBorders>
+            <w:top w:val="single" w:color="BEBEBE" w:sz="4" w:space="0"/>
+            <w:left w:val="single" w:color="BEBEBE" w:sz="4" w:space="0"/>
+            <w:bottom w:val="single" w:color="BEBEBE" w:sz="4" w:space="0"/>
+            <w:right w:val="single" w:color="BEBEBE" w:sz="4" w:space="0"/>
+            <w:insideH w:val="single" w:color="BEBEBE" w:sz="4" w:space="0"/>
+            <w:insideV w:val="single" w:color="BEBEBE" w:sz="4" w:space="0"/>
+          </w:tblBorders>
+          <w:tblCellMar>
+            <w:top w:w="0" w:type="dxa"/>
+            <w:left w:w="108" w:type="dxa"/>
+            <w:bottom w:w="0" w:type="dxa"/>
+            <w:right w:w="108" w:type="dxa"/>
+          </w:tblCellMar>
+        </w:tblPrEx>
+        <w:trPr>
+          <w:trHeight w:val="494" w:hRule="atLeast"/>
+          <w:jc w:val="center"/>
+        </w:trPr>
+        <w:tc>
+          <w:tcPr>
+            <w:tcW w:w="9870" w:type="dxa"/>
+            <w:gridSpan w:val="4"/>
+            <w:tcBorders>
+              <w:tl2br w:val="nil"/>
+              <w:tr2bl w:val="nil"/>
+            </w:tcBorders>
+            <w:vAlign w:val="center"/>
+          </w:tcPr>
+          <w:p>
+            <w:pPr>
+              <w:keepNext/>
+              <w:spacing w:before="26"/>
+              <w:jc w:val="center"/>
+              <w:rPr>
+                <w:rFonts w:ascii="Times New Roman" w:hAnsi="Times New Roman" w:eastAsia="微软雅黑" w:cs="Times New Roman"/>
+                <w:bCs/>
+                <w:sz w:val="18"/>
+                <w:szCs w:val="18"/>
+                <w:highlight w:val="yellow"/>
+                <w:lang w:eastAsia="zh-CN"/>
+              </w:rPr>
+            </w:pPr>
+            <w:r>
+              <w:rPr>
+                <w:rFonts w:hint="eastAsia" w:ascii="Times New Roman" w:hAnsi="Times New Roman" w:eastAsia="微软雅黑" w:cs="Times New Roman"/>
+                <w:b/>
+                <w:sz w:val="18"/>
+                <w:szCs w:val="18"/>
+                <w:lang w:eastAsia="zh-CN"/>
+              </w:rPr>
+              <w:t>{%tr for dis in tdd.</w:t>
+            </w:r>
+            <w:r>
+              <w:rPr>
+                <w:rFonts w:ascii="Times New Roman" w:hAnsi="Times New Roman" w:eastAsia="微软雅黑" w:cs="Times New Roman"/>
+                <w:b/>
+                <w:sz w:val="18"/>
+                <w:szCs w:val="18"/>
+                <w:lang w:eastAsia="zh-CN"/>
+              </w:rPr>
+              <w:t>potentialDrugList</w:t>
+            </w:r>
+            <w:r>
+              <w:rPr>
+                <w:rFonts w:hint="eastAsia" w:ascii="Times New Roman" w:hAnsi="Times New Roman" w:eastAsia="微软雅黑" w:cs="Times New Roman"/>
+                <w:b/>
+                <w:sz w:val="18"/>
+                <w:szCs w:val="18"/>
+                <w:lang w:eastAsia="zh-CN"/>
+              </w:rPr>
+              <w:t xml:space="preserve"> %}</w:t>
+            </w:r>
+          </w:p>
+        </w:tc>
+      </w:tr>
+      <w:tr>
+        <w:tblPrEx>
+          <w:tblBorders>
+            <w:top w:val="single" w:color="BEBEBE" w:sz="4" w:space="0"/>
+            <w:left w:val="single" w:color="BEBEBE" w:sz="4" w:space="0"/>
+            <w:bottom w:val="single" w:color="BEBEBE" w:sz="4" w:space="0"/>
+            <w:right w:val="single" w:color="BEBEBE" w:sz="4" w:space="0"/>
+            <w:insideH w:val="single" w:color="BEBEBE" w:sz="4" w:space="0"/>
+            <w:insideV w:val="single" w:color="BEBEBE" w:sz="4" w:space="0"/>
+          </w:tblBorders>
+          <w:tblCellMar>
+            <w:top w:w="0" w:type="dxa"/>
+            <w:left w:w="108" w:type="dxa"/>
+            <w:bottom w:w="0" w:type="dxa"/>
+            <w:right w:w="108" w:type="dxa"/>
+          </w:tblCellMar>
+        </w:tblPrEx>
+        <w:trPr>
+          <w:trHeight w:val="494" w:hRule="atLeast"/>
+          <w:jc w:val="center"/>
+        </w:trPr>
+        <w:tc>
+          <w:tcPr>
+            <w:tcW w:w="1526" w:type="dxa"/>
+            <w:tcBorders>
+              <w:tl2br w:val="nil"/>
+              <w:tr2bl w:val="nil"/>
+            </w:tcBorders>
+            <w:vAlign w:val="center"/>
+          </w:tcPr>
+          <w:p>
+            <w:pPr>
+              <w:spacing w:before="1" w:line="249" w:lineRule="auto"/>
+              <w:ind w:right="131"/>
+              <w:jc w:val="center"/>
+              <w:rPr>
+                <w:rFonts w:ascii="Times New Roman" w:hAnsi="Times New Roman" w:eastAsia="微软雅黑" w:cs="Times New Roman"/>
+                <w:b/>
+                <w:sz w:val="18"/>
+                <w:szCs w:val="18"/>
+                <w:highlight w:val="yellow"/>
+              </w:rPr>
+            </w:pPr>
+            <w:r>
+              <w:rPr>
+                <w:rFonts w:ascii="Times New Roman" w:hAnsi="Times New Roman" w:eastAsia="微软雅黑" w:cs="Times New Roman"/>
+                <w:sz w:val="18"/>
+                <w:szCs w:val="18"/>
+                <w:lang w:eastAsia="zh-CN"/>
+              </w:rPr>
+              <w:t>{{</w:t>
+            </w:r>
+            <w:r>
+              <w:rPr>
+                <w:rFonts w:ascii="Times New Roman" w:hAnsi="Times New Roman" w:eastAsia="微软雅黑" w:cs="Times New Roman"/>
+                <w:bCs/>
+                <w:sz w:val="18"/>
+                <w:szCs w:val="18"/>
+                <w:lang w:eastAsia="zh-CN"/>
+              </w:rPr>
+              <w:t>dis.drug_name_chinese</w:t>
+            </w:r>
+            <w:r>
+              <w:rPr>
+                <w:rFonts w:hint="eastAsia" w:ascii="Times New Roman" w:hAnsi="Times New Roman" w:eastAsia="微软雅黑" w:cs="Times New Roman"/>
+                <w:bCs/>
+                <w:sz w:val="18"/>
+                <w:szCs w:val="18"/>
+                <w:lang w:eastAsia="zh-CN"/>
+              </w:rPr>
+              <w:t>3</w:t>
+            </w:r>
+            <w:r>
+              <w:rPr>
+                <w:rFonts w:ascii="Times New Roman" w:hAnsi="Times New Roman" w:eastAsia="微软雅黑" w:cs="Times New Roman"/>
+                <w:sz w:val="18"/>
+                <w:szCs w:val="18"/>
+                <w:lang w:eastAsia="zh-CN"/>
+              </w:rPr>
+              <w:t xml:space="preserve"> }}</w:t>
+            </w:r>
+          </w:p>
+        </w:tc>
+        <w:tc>
+          <w:tcPr>
+            <w:tcW w:w="1417" w:type="dxa"/>
+            <w:tcBorders>
+              <w:tl2br w:val="nil"/>
+              <w:tr2bl w:val="nil"/>
+            </w:tcBorders>
+            <w:vAlign w:val="center"/>
+          </w:tcPr>
+          <w:p>
+            <w:pPr>
+              <w:keepNext/>
+              <w:spacing w:before="26"/>
+              <w:jc w:val="center"/>
+              <w:rPr>
+                <w:rFonts w:ascii="Times New Roman" w:hAnsi="Times New Roman" w:eastAsia="微软雅黑" w:cs="Times New Roman"/>
+                <w:bCs/>
+                <w:sz w:val="18"/>
+                <w:szCs w:val="18"/>
+                <w:highlight w:val="yellow"/>
+                <w:lang w:eastAsia="zh-CN"/>
+              </w:rPr>
+            </w:pPr>
+            <w:r>
+              <w:rPr>
+                <w:rFonts w:hint="eastAsia" w:ascii="Times New Roman" w:hAnsi="Times New Roman" w:eastAsia="微软雅黑" w:cs="Times New Roman"/>
+                <w:sz w:val="18"/>
+                <w:szCs w:val="18"/>
+                <w:lang w:eastAsia="zh-CN"/>
+              </w:rPr>
+              <w:t>{{dis.</w:t>
+            </w:r>
+            <w:r>
+              <w:rPr>
+                <w:rFonts w:hint="eastAsia" w:ascii="Times New Roman" w:hAnsi="Times New Roman" w:eastAsia="微软雅黑" w:cs="Times New Roman"/>
+                <w:bCs/>
+                <w:sz w:val="18"/>
+                <w:szCs w:val="18"/>
+                <w:lang w:eastAsia="zh-CN"/>
+              </w:rPr>
+              <w:t>disease_name_chinese</w:t>
+            </w:r>
+            <w:r>
+              <w:rPr>
+                <w:rFonts w:hint="eastAsia" w:ascii="Times New Roman" w:hAnsi="Times New Roman" w:eastAsia="微软雅黑" w:cs="Times New Roman"/>
+                <w:sz w:val="18"/>
+                <w:szCs w:val="18"/>
+                <w:lang w:eastAsia="zh-CN"/>
+              </w:rPr>
+              <w:t>}}</w:t>
+            </w:r>
+          </w:p>
+        </w:tc>
+        <w:tc>
+          <w:tcPr>
+            <w:tcW w:w="1261" w:type="dxa"/>
+            <w:tcBorders>
+              <w:tl2br w:val="nil"/>
+              <w:tr2bl w:val="nil"/>
+            </w:tcBorders>
+            <w:vAlign w:val="center"/>
+          </w:tcPr>
+          <w:p>
+            <w:pPr>
+              <w:keepNext/>
+              <w:spacing w:before="26"/>
+              <w:jc w:val="center"/>
+              <w:rPr>
+                <w:rFonts w:ascii="Times New Roman" w:hAnsi="Times New Roman" w:eastAsia="微软雅黑" w:cs="Times New Roman"/>
+                <w:bCs/>
+                <w:sz w:val="18"/>
+                <w:szCs w:val="18"/>
+                <w:highlight w:val="yellow"/>
+                <w:lang w:eastAsia="zh-CN"/>
+              </w:rPr>
+            </w:pPr>
+            <w:r>
+              <w:rPr>
+                <w:rFonts w:hint="eastAsia" w:ascii="Times New Roman" w:hAnsi="Times New Roman" w:eastAsia="微软雅黑" w:cs="Times New Roman"/>
+                <w:sz w:val="18"/>
+                <w:szCs w:val="18"/>
+                <w:lang w:eastAsia="zh-CN"/>
+              </w:rPr>
+              <w:t>{{</w:t>
+            </w:r>
+            <w:r>
+              <w:rPr>
+                <w:rFonts w:hint="eastAsia" w:ascii="Times New Roman" w:hAnsi="Times New Roman" w:eastAsia="微软雅黑" w:cs="Times New Roman"/>
+                <w:bCs/>
+                <w:sz w:val="18"/>
+                <w:szCs w:val="18"/>
+                <w:lang w:eastAsia="zh-CN"/>
+              </w:rPr>
+              <w:t>dis.evidence_phase_chinese</w:t>
+            </w:r>
+            <w:r>
+              <w:rPr>
+                <w:rFonts w:hint="eastAsia" w:ascii="Times New Roman" w:hAnsi="Times New Roman" w:eastAsia="微软雅黑" w:cs="Times New Roman"/>
+                <w:sz w:val="18"/>
+                <w:szCs w:val="18"/>
+                <w:lang w:eastAsia="zh-CN"/>
+              </w:rPr>
+              <w:t>}}</w:t>
+            </w:r>
+          </w:p>
+        </w:tc>
+        <w:tc>
+          <w:tcPr>
+            <w:tcW w:w="5666" w:type="dxa"/>
+            <w:tcBorders>
+              <w:tl2br w:val="nil"/>
+              <w:tr2bl w:val="nil"/>
+            </w:tcBorders>
+            <w:vAlign w:val="center"/>
+          </w:tcPr>
+          <w:p>
+            <w:pPr>
+              <w:keepNext/>
+              <w:spacing w:before="26"/>
+              <w:jc w:val="center"/>
+              <w:rPr>
+                <w:rFonts w:ascii="Times New Roman" w:hAnsi="Times New Roman" w:eastAsia="微软雅黑" w:cs="Times New Roman"/>
+                <w:bCs/>
+                <w:sz w:val="18"/>
+                <w:szCs w:val="18"/>
+                <w:highlight w:val="yellow"/>
+                <w:lang w:eastAsia="zh-CN"/>
+              </w:rPr>
+            </w:pPr>
+            <w:r>
+              <w:rPr>
+                <w:rFonts w:hint="eastAsia" w:ascii="Times New Roman" w:hAnsi="Times New Roman" w:eastAsia="微软雅黑" w:cs="Times New Roman"/>
+                <w:sz w:val="18"/>
+                <w:szCs w:val="18"/>
+                <w:lang w:eastAsia="zh-CN"/>
+              </w:rPr>
+              <w:t>{{</w:t>
+            </w:r>
+            <w:r>
+              <w:rPr>
+                <w:rFonts w:hint="eastAsia" w:ascii="Times New Roman" w:hAnsi="Times New Roman" w:eastAsia="微软雅黑" w:cs="Times New Roman"/>
+                <w:bCs/>
+                <w:sz w:val="18"/>
+                <w:szCs w:val="18"/>
+                <w:lang w:eastAsia="zh-CN"/>
+              </w:rPr>
+              <w:t>dis.annotation_chinese</w:t>
+            </w:r>
+            <w:r>
+              <w:rPr>
+                <w:rFonts w:hint="eastAsia" w:ascii="Times New Roman" w:hAnsi="Times New Roman" w:eastAsia="微软雅黑" w:cs="Times New Roman"/>
+                <w:sz w:val="18"/>
+                <w:szCs w:val="18"/>
+                <w:lang w:eastAsia="zh-CN"/>
+              </w:rPr>
+              <w:t>}}</w:t>
+            </w:r>
+          </w:p>
+        </w:tc>
+      </w:tr>
+      <w:tr>
+        <w:tblPrEx>
+          <w:tblBorders>
+            <w:top w:val="single" w:color="BEBEBE" w:sz="4" w:space="0"/>
+            <w:left w:val="single" w:color="BEBEBE" w:sz="4" w:space="0"/>
+            <w:bottom w:val="single" w:color="BEBEBE" w:sz="4" w:space="0"/>
+            <w:right w:val="single" w:color="BEBEBE" w:sz="4" w:space="0"/>
+            <w:insideH w:val="single" w:color="BEBEBE" w:sz="4" w:space="0"/>
+            <w:insideV w:val="single" w:color="BEBEBE" w:sz="4" w:space="0"/>
+          </w:tblBorders>
+          <w:tblCellMar>
+            <w:top w:w="0" w:type="dxa"/>
+            <w:left w:w="108" w:type="dxa"/>
+            <w:bottom w:w="0" w:type="dxa"/>
+            <w:right w:w="108" w:type="dxa"/>
+          </w:tblCellMar>
+        </w:tblPrEx>
+        <w:trPr>
+          <w:trHeight w:val="494" w:hRule="atLeast"/>
+          <w:jc w:val="center"/>
+        </w:trPr>
+        <w:tc>
+          <w:tcPr>
+            <w:tcW w:w="9870" w:type="dxa"/>
+            <w:gridSpan w:val="4"/>
+            <w:tcBorders>
+              <w:tl2br w:val="nil"/>
+              <w:tr2bl w:val="nil"/>
+            </w:tcBorders>
+            <w:vAlign w:val="center"/>
+          </w:tcPr>
+          <w:p>
+            <w:pPr>
+              <w:keepNext/>
+              <w:spacing w:before="26"/>
+              <w:jc w:val="center"/>
+              <w:rPr>
+                <w:rFonts w:ascii="Times New Roman" w:hAnsi="Times New Roman" w:eastAsia="微软雅黑" w:cs="Times New Roman"/>
+                <w:bCs/>
+                <w:sz w:val="18"/>
+                <w:szCs w:val="18"/>
+                <w:lang w:eastAsia="zh-CN"/>
+              </w:rPr>
+            </w:pPr>
+            <w:r>
+              <w:rPr>
+                <w:rFonts w:hint="eastAsia" w:ascii="Times New Roman" w:hAnsi="Times New Roman" w:eastAsia="微软雅黑" w:cs="Times New Roman"/>
+                <w:b/>
+                <w:sz w:val="18"/>
+                <w:szCs w:val="18"/>
+                <w:lang w:eastAsia="zh-CN"/>
+              </w:rPr>
+              <w:t>{%tr endfor %}</w:t>
+            </w:r>
+          </w:p>
+        </w:tc>
+      </w:tr>
+    </w:tbl>
+    <w:p>
+      <w:pPr>
+        <w:spacing w:before="26"/>
+        <w:rPr>
+          <w:rFonts w:ascii="Times New Roman" w:hAnsi="Times New Roman" w:eastAsia="微软雅黑" w:cs="Times New Roman"/>
+          <w:b/>
+          <w:color w:val="3DA6BB"/>
+          <w:sz w:val="24"/>
+          <w:szCs w:val="24"/>
+          <w:lang w:eastAsia="zh-CN"/>
+        </w:rPr>
+      </w:pPr>
+      <w:r>
+        <w:rPr>
+          <w:rFonts w:hint="eastAsia" w:ascii="Times New Roman" w:hAnsi="Times New Roman" w:eastAsia="微软雅黑" w:cs="Times New Roman"/>
+          <w:b/>
+          <w:color w:val="3DA6BB"/>
+          <w:sz w:val="24"/>
+          <w:szCs w:val="24"/>
+          <w:lang w:eastAsia="zh-CN"/>
+        </w:rPr>
+        <w:t>{% endif %}{%if tdd.clinicalTrialInformationStr!= [] %}</w:t>
+      </w:r>
+    </w:p>
+    <w:p>
+      <w:pPr>
+        <w:keepNext/>
+        <w:keepLines w:val="0"/>
+        <w:pageBreakBefore w:val="0"/>
+        <w:widowControl w:val="0"/>
+        <w:kinsoku/>
+        <w:wordWrap/>
+        <w:overflowPunct/>
+        <w:topLinePunct w:val="0"/>
+        <w:autoSpaceDE/>
+        <w:autoSpaceDN/>
+        <w:bidi w:val="0"/>
+        <w:adjustRightInd/>
+        <w:snapToGrid/>
+        <w:spacing w:before="26"/>
+        <w:textAlignment w:val="auto"/>
+        <w:rPr>
+          <w:rFonts w:hint="eastAsia" w:ascii="Times New Roman" w:hAnsi="Times New Roman" w:eastAsia="微软雅黑" w:cs="Times New Roman"/>
+          <w:b/>
+          <w:color w:val="3DA6BB"/>
+          <w:sz w:val="24"/>
+          <w:lang w:eastAsia="zh-CN"/>
+        </w:rPr>
+      </w:pPr>
+      <w:r>
+        <w:rPr>
+          <w:rFonts w:hint="eastAsia" w:ascii="Times New Roman" w:hAnsi="Times New Roman" w:eastAsia="微软雅黑" w:cs="Times New Roman"/>
+          <w:b/>
+          <w:color w:val="3DA6BB"/>
+          <w:sz w:val="24"/>
+          <w:lang w:eastAsia="zh-CN"/>
+        </w:rPr>
+        <w:t>临床试验信息</w:t>
+      </w:r>
+    </w:p>
+    <w:tbl>
+      <w:tblPr>
+        <w:tblStyle w:val="16"/>
+        <w:tblpPr w:leftFromText="180" w:rightFromText="180" w:vertAnchor="text" w:tblpXSpec="center" w:tblpY="1"/>
+        <w:tblOverlap w:val="never"/>
+        <w:tblW w:w="9870" w:type="dxa"/>
+        <w:jc w:val="center"/>
+        <w:tblBorders>
+          <w:top w:val="single" w:color="BEBEBE" w:sz="4" w:space="0"/>
+          <w:left w:val="single" w:color="BEBEBE" w:sz="4" w:space="0"/>
+          <w:bottom w:val="single" w:color="BEBEBE" w:sz="4" w:space="0"/>
+          <w:right w:val="single" w:color="BEBEBE" w:sz="4" w:space="0"/>
+          <w:insideH w:val="single" w:color="BEBEBE" w:sz="4" w:space="0"/>
+          <w:insideV w:val="single" w:color="BEBEBE" w:sz="4" w:space="0"/>
+        </w:tblBorders>
+        <w:tblLayout w:type="fixed"/>
+        <w:tblCellMar>
+          <w:top w:w="0" w:type="dxa"/>
+          <w:left w:w="108" w:type="dxa"/>
+          <w:bottom w:w="0" w:type="dxa"/>
+          <w:right w:w="108" w:type="dxa"/>
+        </w:tblCellMar>
+      </w:tblPr>
+      <w:tblGrid>
+        <w:gridCol w:w="1645"/>
+        <w:gridCol w:w="3884"/>
+        <w:gridCol w:w="1246"/>
+        <w:gridCol w:w="1035"/>
+        <w:gridCol w:w="1204"/>
+        <w:gridCol w:w="856"/>
+      </w:tblGrid>
+      <w:tr>
+        <w:tblPrEx>
+          <w:tblBorders>
+            <w:top w:val="single" w:color="BEBEBE" w:sz="4" w:space="0"/>
+            <w:left w:val="single" w:color="BEBEBE" w:sz="4" w:space="0"/>
+            <w:bottom w:val="single" w:color="BEBEBE" w:sz="4" w:space="0"/>
+            <w:right w:val="single" w:color="BEBEBE" w:sz="4" w:space="0"/>
+            <w:insideH w:val="single" w:color="BEBEBE" w:sz="4" w:space="0"/>
+            <w:insideV w:val="single" w:color="BEBEBE" w:sz="4" w:space="0"/>
+          </w:tblBorders>
+          <w:tblCellMar>
+            <w:top w:w="0" w:type="dxa"/>
+            <w:left w:w="108" w:type="dxa"/>
+            <w:bottom w:w="0" w:type="dxa"/>
+            <w:right w:w="108" w:type="dxa"/>
+          </w:tblCellMar>
+        </w:tblPrEx>
+        <w:trPr>
+          <w:trHeight w:val="420" w:hRule="atLeast"/>
+          <w:jc w:val="center"/>
+        </w:trPr>
+        <w:tc>
+          <w:tcPr>
+            <w:tcW w:w="1645" w:type="dxa"/>
+            <w:tcBorders>
+              <w:tl2br w:val="nil"/>
+              <w:tr2bl w:val="nil"/>
+            </w:tcBorders>
+            <w:shd w:val="clear" w:color="auto" w:fill="DDDDDD"/>
+            <w:vAlign w:val="center"/>
+          </w:tcPr>
+          <w:p>
+            <w:pPr>
+              <w:keepNext/>
+              <w:spacing w:before="26"/>
+              <w:jc w:val="center"/>
+              <w:rPr>
+                <w:rFonts w:ascii="Times New Roman" w:hAnsi="Times New Roman" w:eastAsia="微软雅黑" w:cs="Times New Roman"/>
+                <w:b/>
+                <w:color w:val="3DA6BB"/>
+                <w:sz w:val="18"/>
+                <w:szCs w:val="18"/>
+                <w:lang w:eastAsia="zh-CN"/>
+              </w:rPr>
+            </w:pPr>
+            <w:r>
+              <w:rPr>
+                <w:rFonts w:ascii="Times New Roman" w:hAnsi="Times New Roman" w:eastAsia="微软雅黑" w:cs="Times New Roman"/>
+                <w:b/>
+                <w:color w:val="3DA6BB"/>
+                <w:sz w:val="18"/>
+                <w:szCs w:val="18"/>
+                <w:lang w:eastAsia="zh-CN"/>
+              </w:rPr>
+              <w:t>ID</w:t>
+            </w:r>
+          </w:p>
+        </w:tc>
+        <w:tc>
+          <w:tcPr>
+            <w:tcW w:w="3884" w:type="dxa"/>
+            <w:tcBorders>
+              <w:tl2br w:val="nil"/>
+              <w:tr2bl w:val="nil"/>
+            </w:tcBorders>
+            <w:shd w:val="clear" w:color="auto" w:fill="DDDDDD"/>
+            <w:vAlign w:val="center"/>
+          </w:tcPr>
+          <w:p>
+            <w:pPr>
+              <w:keepNext/>
+              <w:spacing w:before="26"/>
+              <w:jc w:val="center"/>
+              <w:rPr>
+                <w:rFonts w:ascii="Times New Roman" w:hAnsi="Times New Roman" w:eastAsia="微软雅黑" w:cs="Times New Roman"/>
+                <w:b/>
+                <w:color w:val="3DA6BB"/>
+                <w:sz w:val="18"/>
+                <w:szCs w:val="18"/>
+                <w:lang w:eastAsia="zh-CN"/>
+              </w:rPr>
+            </w:pPr>
+            <w:r>
+              <w:rPr>
+                <w:rFonts w:ascii="Times New Roman" w:hAnsi="Times New Roman" w:eastAsia="微软雅黑" w:cs="Times New Roman"/>
+                <w:b/>
+                <w:color w:val="3DA6BB"/>
+                <w:sz w:val="18"/>
+                <w:szCs w:val="18"/>
+                <w:lang w:eastAsia="zh-CN"/>
+              </w:rPr>
+              <w:t>临床试验名称</w:t>
+            </w:r>
+          </w:p>
+        </w:tc>
+        <w:tc>
+          <w:tcPr>
+            <w:tcW w:w="1246" w:type="dxa"/>
+            <w:tcBorders>
+              <w:tl2br w:val="nil"/>
+              <w:tr2bl w:val="nil"/>
+            </w:tcBorders>
+            <w:shd w:val="clear" w:color="auto" w:fill="DDDDDD"/>
+            <w:vAlign w:val="center"/>
+          </w:tcPr>
+          <w:p>
+            <w:pPr>
+              <w:keepNext/>
+              <w:spacing w:before="26"/>
+              <w:jc w:val="center"/>
+              <w:rPr>
+                <w:rFonts w:ascii="Times New Roman" w:hAnsi="Times New Roman" w:eastAsia="微软雅黑" w:cs="Times New Roman"/>
+                <w:b/>
+                <w:color w:val="3DA6BB"/>
+                <w:sz w:val="18"/>
+                <w:szCs w:val="18"/>
+                <w:lang w:eastAsia="zh-CN"/>
+              </w:rPr>
+            </w:pPr>
+            <w:r>
+              <w:rPr>
+                <w:rFonts w:ascii="Times New Roman" w:hAnsi="Times New Roman" w:eastAsia="微软雅黑" w:cs="Times New Roman"/>
+                <w:b/>
+                <w:color w:val="3DA6BB"/>
+                <w:sz w:val="18"/>
+                <w:szCs w:val="18"/>
+                <w:lang w:eastAsia="zh-CN"/>
+              </w:rPr>
+              <w:t>肿瘤类型</w:t>
+            </w:r>
+          </w:p>
+        </w:tc>
+        <w:tc>
+          <w:tcPr>
+            <w:tcW w:w="1035" w:type="dxa"/>
+            <w:tcBorders>
+              <w:tl2br w:val="nil"/>
+              <w:tr2bl w:val="nil"/>
+            </w:tcBorders>
+            <w:shd w:val="clear" w:color="auto" w:fill="DDDDDD"/>
+            <w:vAlign w:val="center"/>
+          </w:tcPr>
+          <w:p>
+            <w:pPr>
+              <w:keepNext/>
+              <w:spacing w:before="26"/>
+              <w:jc w:val="center"/>
+              <w:rPr>
+                <w:rFonts w:ascii="Times New Roman" w:hAnsi="Times New Roman" w:eastAsia="微软雅黑" w:cs="Times New Roman"/>
+                <w:b/>
+                <w:color w:val="3DA6BB"/>
+                <w:sz w:val="18"/>
+                <w:szCs w:val="18"/>
+                <w:lang w:eastAsia="zh-CN"/>
+              </w:rPr>
+            </w:pPr>
+            <w:r>
+              <w:rPr>
+                <w:rFonts w:ascii="Times New Roman" w:hAnsi="Times New Roman" w:eastAsia="微软雅黑" w:cs="Times New Roman"/>
+                <w:b/>
+                <w:color w:val="3DA6BB"/>
+                <w:sz w:val="18"/>
+                <w:szCs w:val="18"/>
+                <w:lang w:eastAsia="zh-CN"/>
+              </w:rPr>
+              <w:t>阶段</w:t>
+            </w:r>
+          </w:p>
+        </w:tc>
+        <w:tc>
+          <w:tcPr>
+            <w:tcW w:w="1204" w:type="dxa"/>
+            <w:tcBorders>
+              <w:tl2br w:val="nil"/>
+              <w:tr2bl w:val="nil"/>
+            </w:tcBorders>
+            <w:shd w:val="clear" w:color="auto" w:fill="DDDDDD"/>
+            <w:vAlign w:val="center"/>
+          </w:tcPr>
+          <w:p>
+            <w:pPr>
+              <w:keepNext/>
+              <w:spacing w:before="26"/>
+              <w:jc w:val="center"/>
+              <w:rPr>
+                <w:rFonts w:ascii="Times New Roman" w:hAnsi="Times New Roman" w:eastAsia="微软雅黑" w:cs="Times New Roman"/>
+                <w:b/>
+                <w:color w:val="3DA6BB"/>
+                <w:sz w:val="18"/>
+                <w:szCs w:val="18"/>
+                <w:lang w:eastAsia="zh-CN"/>
+              </w:rPr>
+            </w:pPr>
+            <w:r>
+              <w:rPr>
+                <w:rFonts w:ascii="Times New Roman" w:hAnsi="Times New Roman" w:eastAsia="微软雅黑" w:cs="Times New Roman"/>
+                <w:b/>
+                <w:color w:val="3DA6BB"/>
+                <w:sz w:val="18"/>
+                <w:szCs w:val="18"/>
+                <w:lang w:eastAsia="zh-CN"/>
+              </w:rPr>
+              <w:t>药物</w:t>
+            </w:r>
+          </w:p>
+        </w:tc>
+        <w:tc>
+          <w:tcPr>
+            <w:tcW w:w="856" w:type="dxa"/>
+            <w:tcBorders>
+              <w:tl2br w:val="nil"/>
+              <w:tr2bl w:val="nil"/>
+            </w:tcBorders>
+            <w:shd w:val="clear" w:color="auto" w:fill="DDDDDD"/>
+            <w:vAlign w:val="center"/>
+          </w:tcPr>
+          <w:p>
+            <w:pPr>
+              <w:keepNext/>
+              <w:spacing w:before="26"/>
+              <w:jc w:val="center"/>
+              <w:rPr>
+                <w:rFonts w:ascii="Times New Roman" w:hAnsi="Times New Roman" w:eastAsia="微软雅黑" w:cs="Times New Roman"/>
+                <w:b/>
+                <w:color w:val="3DA6BB"/>
+                <w:sz w:val="18"/>
+                <w:szCs w:val="18"/>
+                <w:lang w:eastAsia="zh-CN"/>
+              </w:rPr>
+            </w:pPr>
+            <w:r>
+              <w:rPr>
+                <w:rFonts w:ascii="Times New Roman" w:hAnsi="Times New Roman" w:eastAsia="微软雅黑" w:cs="Times New Roman"/>
+                <w:b/>
+                <w:color w:val="3DA6BB"/>
+                <w:sz w:val="18"/>
+                <w:szCs w:val="18"/>
+                <w:lang w:eastAsia="zh-CN"/>
+              </w:rPr>
+              <w:t>地点</w:t>
+            </w:r>
+          </w:p>
+        </w:tc>
+      </w:tr>
+      <w:tr>
+        <w:tblPrEx>
+          <w:tblBorders>
+            <w:top w:val="single" w:color="BEBEBE" w:sz="4" w:space="0"/>
+            <w:left w:val="single" w:color="BEBEBE" w:sz="4" w:space="0"/>
+            <w:bottom w:val="single" w:color="BEBEBE" w:sz="4" w:space="0"/>
+            <w:right w:val="single" w:color="BEBEBE" w:sz="4" w:space="0"/>
+            <w:insideH w:val="single" w:color="BEBEBE" w:sz="4" w:space="0"/>
+            <w:insideV w:val="single" w:color="BEBEBE" w:sz="4" w:space="0"/>
+          </w:tblBorders>
+          <w:tblCellMar>
+            <w:top w:w="0" w:type="dxa"/>
+            <w:left w:w="108" w:type="dxa"/>
+            <w:bottom w:w="0" w:type="dxa"/>
+            <w:right w:w="108" w:type="dxa"/>
+          </w:tblCellMar>
+        </w:tblPrEx>
+        <w:trPr>
+          <w:jc w:val="center"/>
+        </w:trPr>
+        <w:tc>
+          <w:tcPr>
+            <w:tcW w:w="9870" w:type="dxa"/>
+            <w:gridSpan w:val="6"/>
+            <w:tcBorders>
+              <w:tl2br w:val="nil"/>
+              <w:tr2bl w:val="nil"/>
+            </w:tcBorders>
+            <w:vAlign w:val="center"/>
+          </w:tcPr>
+          <w:p>
+            <w:pPr>
+              <w:keepNext/>
+              <w:spacing w:before="26"/>
+              <w:jc w:val="center"/>
+              <w:rPr>
+                <w:rFonts w:ascii="Times New Roman" w:hAnsi="Times New Roman" w:eastAsia="微软雅黑" w:cs="Times New Roman"/>
+                <w:bCs/>
+                <w:sz w:val="18"/>
+                <w:szCs w:val="18"/>
+                <w:lang w:eastAsia="zh-CN"/>
+              </w:rPr>
+            </w:pPr>
+            <w:r>
+              <w:rPr>
+                <w:rFonts w:hint="eastAsia" w:ascii="Times New Roman" w:hAnsi="Times New Roman" w:eastAsia="微软雅黑" w:cs="Times New Roman"/>
+                <w:b/>
+                <w:sz w:val="18"/>
+                <w:szCs w:val="18"/>
+                <w:lang w:eastAsia="zh-CN"/>
+              </w:rPr>
+              <w:t>{%tr for cti in tdd.clinicalTrialInformationStr %}</w:t>
+            </w:r>
+          </w:p>
+        </w:tc>
+      </w:tr>
+      <w:tr>
+        <w:tblPrEx>
+          <w:tblBorders>
+            <w:top w:val="single" w:color="BEBEBE" w:sz="4" w:space="0"/>
+            <w:left w:val="single" w:color="BEBEBE" w:sz="4" w:space="0"/>
+            <w:bottom w:val="single" w:color="BEBEBE" w:sz="4" w:space="0"/>
+            <w:right w:val="single" w:color="BEBEBE" w:sz="4" w:space="0"/>
+            <w:insideH w:val="single" w:color="BEBEBE" w:sz="4" w:space="0"/>
+            <w:insideV w:val="single" w:color="BEBEBE" w:sz="4" w:space="0"/>
+          </w:tblBorders>
+          <w:tblCellMar>
+            <w:top w:w="0" w:type="dxa"/>
+            <w:left w:w="108" w:type="dxa"/>
+            <w:bottom w:w="0" w:type="dxa"/>
+            <w:right w:w="108" w:type="dxa"/>
+          </w:tblCellMar>
+        </w:tblPrEx>
+        <w:trPr>
+          <w:jc w:val="center"/>
+        </w:trPr>
+        <w:tc>
+          <w:tcPr>
+            <w:tcW w:w="1645" w:type="dxa"/>
+            <w:tcBorders>
+              <w:tl2br w:val="nil"/>
+              <w:tr2bl w:val="nil"/>
+            </w:tcBorders>
+            <w:vAlign w:val="center"/>
+          </w:tcPr>
+          <w:p>
+            <w:pPr>
+              <w:keepNext/>
+              <w:spacing w:before="26"/>
+              <w:jc w:val="center"/>
+              <w:rPr>
+                <w:rFonts w:ascii="Times New Roman" w:hAnsi="Times New Roman" w:eastAsia="微软雅黑" w:cs="Times New Roman"/>
+                <w:bCs/>
+                <w:sz w:val="18"/>
+                <w:szCs w:val="18"/>
+                <w:lang w:eastAsia="zh-CN"/>
+              </w:rPr>
+            </w:pPr>
+            <w:r>
+              <w:rPr>
+                <w:rFonts w:hint="eastAsia" w:ascii="Times New Roman" w:hAnsi="Times New Roman" w:eastAsia="微软雅黑" w:cs="Times New Roman"/>
+                <w:bCs/>
+                <w:sz w:val="18"/>
+                <w:szCs w:val="18"/>
+                <w:lang w:eastAsia="zh-CN"/>
+              </w:rPr>
+              <w:t>{{ cti.clinical_trial_id }}</w:t>
+            </w:r>
+          </w:p>
+        </w:tc>
+        <w:tc>
+          <w:tcPr>
+            <w:tcW w:w="3884" w:type="dxa"/>
+            <w:tcBorders>
+              <w:tl2br w:val="nil"/>
+              <w:tr2bl w:val="nil"/>
+            </w:tcBorders>
+            <w:vAlign w:val="center"/>
+          </w:tcPr>
+          <w:p>
+            <w:pPr>
+              <w:keepNext/>
+              <w:jc w:val="center"/>
+              <w:rPr>
+                <w:rFonts w:ascii="Times New Roman" w:hAnsi="Times New Roman" w:eastAsia="微软雅黑" w:cs="Times New Roman"/>
+                <w:bCs/>
+                <w:sz w:val="18"/>
+                <w:szCs w:val="18"/>
+                <w:lang w:eastAsia="zh-CN"/>
+              </w:rPr>
+            </w:pPr>
+            <w:r>
+              <w:rPr>
+                <w:rFonts w:hint="eastAsia" w:ascii="Times New Roman" w:hAnsi="Times New Roman" w:eastAsia="微软雅黑" w:cs="Times New Roman"/>
+                <w:bCs/>
+                <w:sz w:val="18"/>
+                <w:szCs w:val="18"/>
+                <w:lang w:eastAsia="zh-CN"/>
+              </w:rPr>
+              <w:t>{{ cti.title_chinese }}</w:t>
+            </w:r>
+          </w:p>
+        </w:tc>
+        <w:tc>
+          <w:tcPr>
+            <w:tcW w:w="1246" w:type="dxa"/>
+            <w:tcBorders>
+              <w:tl2br w:val="nil"/>
+              <w:tr2bl w:val="nil"/>
+            </w:tcBorders>
+            <w:vAlign w:val="center"/>
+          </w:tcPr>
+          <w:p>
+            <w:pPr>
+              <w:keepNext/>
+              <w:spacing w:before="26"/>
+              <w:jc w:val="center"/>
+              <w:rPr>
+                <w:rFonts w:ascii="Times New Roman" w:hAnsi="Times New Roman" w:eastAsia="微软雅黑" w:cs="Times New Roman"/>
+                <w:bCs/>
+                <w:sz w:val="18"/>
+                <w:szCs w:val="18"/>
+                <w:lang w:eastAsia="zh-CN"/>
+              </w:rPr>
+            </w:pPr>
+            <w:r>
+              <w:rPr>
+                <w:rFonts w:hint="eastAsia" w:ascii="Times New Roman" w:hAnsi="Times New Roman" w:eastAsia="微软雅黑" w:cs="Times New Roman"/>
+                <w:bCs/>
+                <w:sz w:val="18"/>
+                <w:szCs w:val="18"/>
+                <w:lang w:eastAsia="zh-CN"/>
+              </w:rPr>
+              <w:t>{{ cti.condition_chinese }}</w:t>
+            </w:r>
+          </w:p>
+        </w:tc>
+        <w:tc>
+          <w:tcPr>
+            <w:tcW w:w="1035" w:type="dxa"/>
+            <w:tcBorders>
+              <w:tl2br w:val="nil"/>
+              <w:tr2bl w:val="nil"/>
+            </w:tcBorders>
+            <w:vAlign w:val="center"/>
+          </w:tcPr>
+          <w:p>
+            <w:pPr>
+              <w:keepNext/>
+              <w:spacing w:before="26"/>
+              <w:jc w:val="center"/>
+              <w:rPr>
+                <w:rFonts w:ascii="Times New Roman" w:hAnsi="Times New Roman" w:eastAsia="微软雅黑" w:cs="Times New Roman"/>
+                <w:bCs/>
+                <w:sz w:val="18"/>
+                <w:szCs w:val="18"/>
+                <w:lang w:eastAsia="zh-CN"/>
+              </w:rPr>
+            </w:pPr>
+            <w:r>
+              <w:rPr>
+                <w:rFonts w:hint="eastAsia" w:ascii="Times New Roman" w:hAnsi="Times New Roman" w:eastAsia="微软雅黑" w:cs="Times New Roman"/>
+                <w:bCs/>
+                <w:sz w:val="18"/>
+                <w:szCs w:val="18"/>
+                <w:lang w:eastAsia="zh-CN"/>
+              </w:rPr>
+              <w:t>{{ cti.phase }}</w:t>
+            </w:r>
+          </w:p>
+        </w:tc>
+        <w:tc>
+          <w:tcPr>
+            <w:tcW w:w="1204" w:type="dxa"/>
+            <w:tcBorders>
+              <w:tl2br w:val="nil"/>
+              <w:tr2bl w:val="nil"/>
+            </w:tcBorders>
+            <w:vAlign w:val="center"/>
+          </w:tcPr>
+          <w:p>
+            <w:pPr>
+              <w:spacing w:before="1" w:line="249" w:lineRule="auto"/>
+              <w:ind w:right="131"/>
+              <w:jc w:val="center"/>
+              <w:rPr>
+                <w:rFonts w:ascii="Times New Roman" w:hAnsi="Times New Roman" w:eastAsia="微软雅黑" w:cs="Times New Roman"/>
+                <w:sz w:val="18"/>
+                <w:szCs w:val="18"/>
+                <w:lang w:eastAsia="zh-CN"/>
+              </w:rPr>
+            </w:pPr>
+            <w:r>
+              <w:rPr>
+                <w:rFonts w:hint="eastAsia" w:ascii="Times New Roman" w:hAnsi="Times New Roman" w:eastAsia="微软雅黑" w:cs="Times New Roman"/>
+                <w:sz w:val="18"/>
+                <w:szCs w:val="18"/>
+                <w:lang w:eastAsia="zh-CN"/>
+              </w:rPr>
+              <w:t xml:space="preserve">{% for d in </w:t>
+            </w:r>
+            <w:r>
+              <w:rPr>
+                <w:rFonts w:hint="eastAsia" w:ascii="Times New Roman" w:hAnsi="Times New Roman" w:eastAsia="微软雅黑" w:cs="Times New Roman"/>
+                <w:bCs/>
+                <w:sz w:val="18"/>
+                <w:szCs w:val="18"/>
+                <w:lang w:eastAsia="zh-CN"/>
+              </w:rPr>
+              <w:t>cti.drug_name_chinese</w:t>
+            </w:r>
+            <w:r>
+              <w:rPr>
+                <w:rFonts w:hint="eastAsia" w:ascii="Times New Roman" w:hAnsi="Times New Roman" w:eastAsia="微软雅黑" w:cs="Times New Roman"/>
+                <w:sz w:val="18"/>
+                <w:szCs w:val="18"/>
+                <w:lang w:eastAsia="zh-CN"/>
+              </w:rPr>
+              <w:t xml:space="preserve"> %}{%if loop.last%}{{ d.name }}{%else%}{{ d.name }}</w:t>
+            </w:r>
+          </w:p>
+          <w:p>
+            <w:pPr>
+              <w:keepNext/>
+              <w:jc w:val="center"/>
+              <w:rPr>
+                <w:rFonts w:ascii="Times New Roman" w:hAnsi="Times New Roman" w:eastAsia="微软雅黑" w:cs="Times New Roman"/>
                 <w:bCs/>
                 <w:sz w:val="18"/>
                 <w:szCs w:val="18"/>
@@ -38127,8 +38300,8 @@
         </w:rPr>
       </w:pPr>
       <w:bookmarkStart w:id="121" w:name="_Toc14255_WPSOffice_Level1"/>
-      <w:bookmarkStart w:id="122" w:name="_Toc4168"/>
-      <w:bookmarkStart w:id="123" w:name="_Toc106294406"/>
+      <w:bookmarkStart w:id="122" w:name="_Toc106294406"/>
+      <w:bookmarkStart w:id="123" w:name="_Toc4168"/>
       <w:bookmarkStart w:id="124" w:name="_Toc27075"/>
       <w:bookmarkStart w:id="125" w:name="_Toc28182"/>
       <w:bookmarkStart w:id="126" w:name="_Toc31490"/>
@@ -40477,24 +40650,24 @@
           <w:lang w:eastAsia="zh-CN"/>
         </w:rPr>
       </w:pPr>
-      <w:bookmarkStart w:id="129" w:name="_Toc11446"/>
-      <w:bookmarkStart w:id="130" w:name="_Toc149837270"/>
-      <w:bookmarkStart w:id="131" w:name="_Toc17216"/>
-      <w:bookmarkStart w:id="132" w:name="_Toc106294408"/>
-      <w:bookmarkStart w:id="133" w:name="_Toc7597"/>
-      <w:bookmarkStart w:id="134" w:name="_Toc7179"/>
-      <w:bookmarkStart w:id="135" w:name="_Toc30950"/>
+      <w:bookmarkStart w:id="129" w:name="_Toc149837270"/>
+      <w:bookmarkStart w:id="130" w:name="_Toc7179"/>
+      <w:bookmarkStart w:id="131" w:name="_Toc7597"/>
+      <w:bookmarkStart w:id="132" w:name="_Toc30950"/>
+      <w:bookmarkStart w:id="133" w:name="_Toc17216"/>
+      <w:bookmarkStart w:id="134" w:name="_Toc11446"/>
+      <w:bookmarkStart w:id="135" w:name="_Toc106294408"/>
       <w:bookmarkStart w:id="136" w:name="_Toc3454"/>
-      <w:bookmarkStart w:id="137" w:name="_Toc106294410"/>
-      <w:bookmarkStart w:id="138" w:name="_Toc11901"/>
-      <w:bookmarkStart w:id="139" w:name="_Toc27809"/>
-      <w:bookmarkStart w:id="140" w:name="_Toc4503"/>
-      <w:bookmarkStart w:id="141" w:name="_Toc22623"/>
-      <w:bookmarkStart w:id="142" w:name="_Toc14611_WPSOffice_Level1"/>
-      <w:bookmarkStart w:id="143" w:name="_Toc17792_WPSOffice_Level2"/>
-      <w:bookmarkStart w:id="144" w:name="_Toc13275"/>
-      <w:bookmarkStart w:id="145" w:name="_Toc22162_WPSOffice_Level1"/>
-      <w:bookmarkStart w:id="146" w:name="_Toc19584_WPSOffice_Level1"/>
+      <w:bookmarkStart w:id="137" w:name="_Toc27809"/>
+      <w:bookmarkStart w:id="138" w:name="_Toc4503"/>
+      <w:bookmarkStart w:id="139" w:name="_Toc11901"/>
+      <w:bookmarkStart w:id="140" w:name="_Toc106294410"/>
+      <w:bookmarkStart w:id="141" w:name="_Toc14611_WPSOffice_Level1"/>
+      <w:bookmarkStart w:id="142" w:name="_Toc22623"/>
+      <w:bookmarkStart w:id="143" w:name="_Toc22162_WPSOffice_Level1"/>
+      <w:bookmarkStart w:id="144" w:name="_Toc19584_WPSOffice_Level1"/>
+      <w:bookmarkStart w:id="145" w:name="_Toc17792_WPSOffice_Level2"/>
+      <w:bookmarkStart w:id="146" w:name="_Toc13275"/>
       <w:r>
         <w:rPr>
           <w:rFonts w:hint="eastAsia" w:ascii="Times New Roman" w:hAnsi="Times New Roman"/>
@@ -44978,7 +45151,7 @@
           <w:rFonts w:hint="eastAsia"/>
         </w:rPr>
         <w:drawing>
-          <wp:anchor distT="0" distB="0" distL="114300" distR="114300" simplePos="0" relativeHeight="251661312" behindDoc="0" locked="0" layoutInCell="1" allowOverlap="1">
+          <wp:anchor distT="0" distB="0" distL="114300" distR="114300" simplePos="0" relativeHeight="251666432" behindDoc="0" locked="0" layoutInCell="1" allowOverlap="1">
             <wp:simplePos x="0" y="0"/>
             <wp:positionH relativeFrom="column">
               <wp:posOffset>-639445</wp:posOffset>
@@ -44999,7 +45172,7 @@
                     <pic:cNvPicPr/>
                   </pic:nvPicPr>
                   <pic:blipFill>
-                    <a:blip r:embed="rId15"/>
+                    <a:blip r:embed="rId16"/>
                     <a:stretch>
                       <a:fillRect/>
                     </a:stretch>
@@ -47027,7 +47200,7 @@
     </w:pPr>
     <w:rPr>
       <w:rFonts w:ascii="Times New Roman" w:hAnsi="Times New Roman" w:eastAsia="微软雅黑"/>
-      <w:color w:val="808080" w:themeColor="background1" w:themeShade="80"/>
+      <w:color w:val="7F7F7F" w:themeColor="background1" w:themeShade="80"/>
       <w:sz w:val="28"/>
       <w:szCs w:val="28"/>
     </w:rPr>
@@ -47836,6 +48009,7 @@
   <customSectProps>
     <customSectPr/>
     <customSectPr/>
+    <customSectPr/>
   </customSectProps>
   <customShpExts>
     <customShpInfo spid="_x0000_s1026" textRotate="1"/>

--- a/WebContent/docx/子宫内膜癌检测报告-阿克曼.docx
+++ b/WebContent/docx/子宫内膜癌检测报告-阿克曼.docx
@@ -76,6 +76,8 @@
         </w:rPr>
       </w:pPr>
     </w:p>
+    <w:bookmarkEnd w:id="0"/>
+    <w:bookmarkEnd w:id="1"/>
     <w:p>
       <w:pPr>
         <w:autoSpaceDE w:val="0"/>
@@ -83,7 +85,7 @@
         <w:spacing w:after="160" w:line="259" w:lineRule="auto"/>
         <w:jc w:val="center"/>
         <w:rPr>
-          <w:rFonts w:ascii="微软雅黑" w:hAnsi="微软雅黑" w:eastAsia="微软雅黑" w:cs="微软雅黑"/>
+          <w:rFonts w:hint="eastAsia" w:ascii="微软雅黑" w:hAnsi="微软雅黑" w:eastAsia="微软雅黑" w:cs="微软雅黑"/>
           <w:sz w:val="52"/>
           <w:szCs w:val="52"/>
           <w:lang w:val="zh-CN" w:eastAsia="zh-CN" w:bidi="zh-CN"/>
@@ -106,21 +108,12 @@
         <w:spacing w:after="160" w:line="259" w:lineRule="auto"/>
         <w:jc w:val="center"/>
         <w:rPr>
-          <w:rFonts w:ascii="微软雅黑" w:hAnsi="微软雅黑" w:eastAsia="微软雅黑" w:cs="微软雅黑"/>
+          <w:rFonts w:hint="default" w:ascii="微软雅黑" w:hAnsi="微软雅黑" w:eastAsia="微软雅黑" w:cs="微软雅黑"/>
           <w:sz w:val="52"/>
           <w:szCs w:val="52"/>
           <w:lang w:val="en-US" w:eastAsia="zh-CN" w:bidi="zh-CN"/>
         </w:rPr>
       </w:pPr>
-      <w:r>
-        <w:rPr>
-          <w:rFonts w:hint="eastAsia" w:ascii="微软雅黑" w:hAnsi="微软雅黑" w:eastAsia="微软雅黑" w:cs="微软雅黑"/>
-          <w:sz w:val="52"/>
-          <w:szCs w:val="52"/>
-          <w:lang w:val="zh-CN" w:eastAsia="zh-CN" w:bidi="zh-CN"/>
-        </w:rPr>
-        <w:t>子宫内膜癌检测</w:t>
-      </w:r>
       <w:r>
         <w:rPr>
           <w:rFonts w:hint="eastAsia" w:ascii="微软雅黑" w:hAnsi="微软雅黑" w:eastAsia="微软雅黑" w:cs="微软雅黑"/>
@@ -128,7 +121,7 @@
           <w:szCs w:val="52"/>
           <w:lang w:val="en-US" w:eastAsia="zh-CN" w:bidi="zh-CN"/>
         </w:rPr>
-        <w:t>报告</w:t>
+        <w:t>分子病理检测报告</w:t>
       </w:r>
     </w:p>
     <w:p>
@@ -138,7 +131,7 @@
         <w:spacing w:after="160" w:line="300" w:lineRule="exact"/>
         <w:jc w:val="center"/>
         <w:rPr>
-          <w:rFonts w:ascii="微软雅黑" w:hAnsi="微软雅黑" w:eastAsia="微软雅黑" w:cs="微软雅黑"/>
+          <w:rFonts w:hint="eastAsia" w:ascii="微软雅黑" w:hAnsi="微软雅黑" w:eastAsia="微软雅黑" w:cs="微软雅黑"/>
           <w:sz w:val="52"/>
           <w:szCs w:val="52"/>
           <w:lang w:val="zh-CN" w:eastAsia="zh-CN" w:bidi="zh-CN"/>
@@ -152,7 +145,7 @@
         <w:spacing w:after="160" w:line="300" w:lineRule="exact"/>
         <w:jc w:val="center"/>
         <w:rPr>
-          <w:rFonts w:ascii="微软雅黑" w:hAnsi="微软雅黑" w:eastAsia="微软雅黑" w:cs="微软雅黑"/>
+          <w:rFonts w:hint="eastAsia" w:ascii="微软雅黑" w:hAnsi="微软雅黑" w:eastAsia="微软雅黑" w:cs="微软雅黑"/>
           <w:sz w:val="52"/>
           <w:szCs w:val="52"/>
           <w:lang w:val="zh-CN" w:eastAsia="zh-CN" w:bidi="zh-CN"/>
@@ -166,7 +159,7 @@
         <w:spacing w:after="160" w:line="300" w:lineRule="exact"/>
         <w:jc w:val="center"/>
         <w:rPr>
-          <w:rFonts w:ascii="微软雅黑" w:hAnsi="微软雅黑" w:eastAsia="微软雅黑" w:cs="微软雅黑"/>
+          <w:rFonts w:hint="eastAsia" w:ascii="微软雅黑" w:hAnsi="微软雅黑" w:eastAsia="微软雅黑" w:cs="微软雅黑"/>
           <w:sz w:val="52"/>
           <w:szCs w:val="52"/>
           <w:lang w:val="zh-CN" w:eastAsia="zh-CN" w:bidi="zh-CN"/>
@@ -180,7 +173,7 @@
         <w:spacing w:after="160" w:line="300" w:lineRule="exact"/>
         <w:jc w:val="center"/>
         <w:rPr>
-          <w:rFonts w:ascii="微软雅黑" w:hAnsi="微软雅黑" w:eastAsia="微软雅黑" w:cs="微软雅黑"/>
+          <w:rFonts w:hint="eastAsia" w:ascii="微软雅黑" w:hAnsi="微软雅黑" w:eastAsia="微软雅黑" w:cs="微软雅黑"/>
           <w:sz w:val="52"/>
           <w:szCs w:val="52"/>
           <w:lang w:val="zh-CN" w:eastAsia="zh-CN" w:bidi="zh-CN"/>
@@ -194,7 +187,21 @@
         <w:spacing w:after="160" w:line="300" w:lineRule="exact"/>
         <w:jc w:val="center"/>
         <w:rPr>
-          <w:rFonts w:ascii="微软雅黑" w:hAnsi="微软雅黑" w:eastAsia="微软雅黑" w:cs="微软雅黑"/>
+          <w:rFonts w:hint="eastAsia" w:ascii="微软雅黑" w:hAnsi="微软雅黑" w:eastAsia="微软雅黑" w:cs="微软雅黑"/>
+          <w:sz w:val="52"/>
+          <w:szCs w:val="52"/>
+          <w:lang w:val="zh-CN" w:eastAsia="zh-CN" w:bidi="zh-CN"/>
+        </w:rPr>
+      </w:pPr>
+    </w:p>
+    <w:p>
+      <w:pPr>
+        <w:autoSpaceDE w:val="0"/>
+        <w:autoSpaceDN w:val="0"/>
+        <w:spacing w:after="160" w:line="300" w:lineRule="exact"/>
+        <w:jc w:val="center"/>
+        <w:rPr>
+          <w:rFonts w:hint="eastAsia" w:ascii="微软雅黑" w:hAnsi="微软雅黑" w:eastAsia="微软雅黑" w:cs="微软雅黑"/>
           <w:sz w:val="52"/>
           <w:szCs w:val="52"/>
           <w:lang w:val="zh-CN" w:eastAsia="zh-CN" w:bidi="zh-CN"/>
@@ -208,23 +215,23 @@
         <w:spacing w:after="160" w:line="259" w:lineRule="auto"/>
         <w:jc w:val="center"/>
         <w:rPr>
-          <w:rFonts w:ascii="微软雅黑" w:hAnsi="微软雅黑" w:eastAsia="微软雅黑" w:cs="微软雅黑"/>
-          <w:sz w:val="52"/>
-          <w:szCs w:val="52"/>
-          <w:lang w:val="zh-CN" w:eastAsia="zh-CN" w:bidi="zh-CN"/>
-        </w:rPr>
-      </w:pPr>
-      <w:r>
-        <w:rPr>
           <w:rFonts w:hint="eastAsia" w:ascii="微软雅黑" w:hAnsi="微软雅黑" w:eastAsia="微软雅黑" w:cs="微软雅黑"/>
           <w:sz w:val="52"/>
           <w:szCs w:val="52"/>
           <w:lang w:val="zh-CN" w:eastAsia="zh-CN" w:bidi="zh-CN"/>
         </w:rPr>
+      </w:pPr>
+      <w:r>
+        <w:rPr>
+          <w:rFonts w:hint="eastAsia" w:ascii="微软雅黑" w:hAnsi="微软雅黑" w:eastAsia="微软雅黑" w:cs="微软雅黑"/>
+          <w:sz w:val="52"/>
+          <w:szCs w:val="52"/>
+          <w:lang w:val="zh-CN" w:eastAsia="zh-CN" w:bidi="zh-CN"/>
+        </w:rPr>
         <w:drawing>
           <wp:inline distT="0" distB="0" distL="0" distR="0">
             <wp:extent cx="1795780" cy="1768475"/>
-            <wp:effectExtent l="0" t="0" r="4445" b="3175"/>
+            <wp:effectExtent l="0" t="0" r="2540" b="14605"/>
             <wp:docPr id="1001" name="图片 1"/>
             <wp:cNvGraphicFramePr>
               <a:graphicFrameLocks xmlns:a="http://schemas.openxmlformats.org/drawingml/2006/main" noChangeAspect="1"/>
@@ -239,7 +246,7 @@
                     </pic:cNvPicPr>
                   </pic:nvPicPr>
                   <pic:blipFill>
-                    <a:blip r:embed="rId8"/>
+                    <a:blip r:embed="rId10"/>
                     <a:stretch>
                       <a:fillRect/>
                     </a:stretch>
@@ -267,7 +274,7 @@
         <w:spacing w:after="160" w:line="300" w:lineRule="exact"/>
         <w:jc w:val="center"/>
         <w:rPr>
-          <w:rFonts w:ascii="微软雅黑" w:hAnsi="微软雅黑" w:eastAsia="微软雅黑" w:cs="微软雅黑"/>
+          <w:rFonts w:hint="eastAsia" w:ascii="微软雅黑" w:hAnsi="微软雅黑" w:eastAsia="微软雅黑" w:cs="微软雅黑"/>
           <w:sz w:val="52"/>
           <w:szCs w:val="52"/>
           <w:lang w:val="zh-CN" w:eastAsia="zh-CN" w:bidi="zh-CN"/>
@@ -281,7 +288,7 @@
         <w:spacing w:after="160" w:line="300" w:lineRule="exact"/>
         <w:jc w:val="center"/>
         <w:rPr>
-          <w:rFonts w:ascii="微软雅黑" w:hAnsi="微软雅黑" w:eastAsia="微软雅黑" w:cs="微软雅黑"/>
+          <w:rFonts w:hint="eastAsia" w:ascii="微软雅黑" w:hAnsi="微软雅黑" w:eastAsia="微软雅黑" w:cs="微软雅黑"/>
           <w:sz w:val="52"/>
           <w:szCs w:val="52"/>
           <w:lang w:val="zh-CN" w:eastAsia="zh-CN" w:bidi="zh-CN"/>
@@ -295,7 +302,7 @@
         <w:spacing w:after="160" w:line="300" w:lineRule="exact"/>
         <w:jc w:val="center"/>
         <w:rPr>
-          <w:rFonts w:ascii="微软雅黑" w:hAnsi="微软雅黑" w:eastAsia="微软雅黑" w:cs="微软雅黑"/>
+          <w:rFonts w:hint="eastAsia" w:ascii="微软雅黑" w:hAnsi="微软雅黑" w:eastAsia="微软雅黑" w:cs="微软雅黑"/>
           <w:sz w:val="52"/>
           <w:szCs w:val="52"/>
           <w:lang w:val="zh-CN" w:eastAsia="zh-CN" w:bidi="zh-CN"/>
@@ -309,7 +316,7 @@
         <w:spacing w:after="160" w:line="300" w:lineRule="exact"/>
         <w:jc w:val="center"/>
         <w:rPr>
-          <w:rFonts w:ascii="微软雅黑" w:hAnsi="微软雅黑" w:eastAsia="微软雅黑" w:cs="微软雅黑"/>
+          <w:rFonts w:hint="eastAsia" w:ascii="微软雅黑" w:hAnsi="微软雅黑" w:eastAsia="微软雅黑" w:cs="微软雅黑"/>
           <w:sz w:val="52"/>
           <w:szCs w:val="52"/>
           <w:lang w:val="zh-CN" w:eastAsia="zh-CN" w:bidi="zh-CN"/>
@@ -323,7 +330,7 @@
         <w:spacing w:after="160" w:line="300" w:lineRule="exact"/>
         <w:jc w:val="center"/>
         <w:rPr>
-          <w:rFonts w:ascii="微软雅黑" w:hAnsi="微软雅黑" w:eastAsia="微软雅黑" w:cs="微软雅黑"/>
+          <w:rFonts w:hint="eastAsia" w:ascii="微软雅黑" w:hAnsi="微软雅黑" w:eastAsia="微软雅黑" w:cs="微软雅黑"/>
           <w:sz w:val="52"/>
           <w:szCs w:val="52"/>
           <w:lang w:val="zh-CN" w:eastAsia="zh-CN" w:bidi="zh-CN"/>
@@ -337,21 +344,7 @@
         <w:spacing w:after="160" w:line="300" w:lineRule="exact"/>
         <w:jc w:val="center"/>
         <w:rPr>
-          <w:rFonts w:ascii="微软雅黑" w:hAnsi="微软雅黑" w:eastAsia="微软雅黑" w:cs="微软雅黑"/>
-          <w:sz w:val="52"/>
-          <w:szCs w:val="52"/>
-          <w:lang w:val="zh-CN" w:eastAsia="zh-CN" w:bidi="zh-CN"/>
-        </w:rPr>
-      </w:pPr>
-    </w:p>
-    <w:p>
-      <w:pPr>
-        <w:autoSpaceDE w:val="0"/>
-        <w:autoSpaceDN w:val="0"/>
-        <w:spacing w:after="160" w:line="300" w:lineRule="exact"/>
-        <w:jc w:val="both"/>
-        <w:rPr>
-          <w:rFonts w:ascii="微软雅黑" w:hAnsi="微软雅黑" w:eastAsia="微软雅黑" w:cs="微软雅黑"/>
+          <w:rFonts w:hint="eastAsia" w:ascii="微软雅黑" w:hAnsi="微软雅黑" w:eastAsia="微软雅黑" w:cs="微软雅黑"/>
           <w:sz w:val="52"/>
           <w:szCs w:val="52"/>
           <w:lang w:val="zh-CN" w:eastAsia="zh-CN" w:bidi="zh-CN"/>
@@ -365,78 +358,49 @@
         <w:spacing w:after="160" w:line="300" w:lineRule="exact"/>
         <w:jc w:val="center"/>
         <w:rPr>
+          <w:rFonts w:hint="eastAsia" w:ascii="微软雅黑" w:hAnsi="微软雅黑" w:eastAsia="微软雅黑" w:cs="微软雅黑"/>
+          <w:sz w:val="52"/>
+          <w:szCs w:val="52"/>
+          <w:lang w:val="zh-CN" w:eastAsia="zh-CN" w:bidi="zh-CN"/>
+        </w:rPr>
+      </w:pPr>
+    </w:p>
+    <w:p>
+      <w:pPr>
+        <w:keepNext w:val="0"/>
+        <w:keepLines w:val="0"/>
+        <w:pageBreakBefore w:val="0"/>
+        <w:widowControl w:val="0"/>
+        <w:kinsoku/>
+        <w:wordWrap/>
+        <w:overflowPunct/>
+        <w:topLinePunct w:val="0"/>
+        <w:autoSpaceDE w:val="0"/>
+        <w:autoSpaceDN w:val="0"/>
+        <w:bidi w:val="0"/>
+        <w:adjustRightInd/>
+        <w:snapToGrid/>
+        <w:spacing w:after="0" w:line="500" w:lineRule="exact"/>
+        <w:jc w:val="center"/>
+        <w:textAlignment w:val="auto"/>
+        <w:rPr>
           <w:rFonts w:ascii="微软雅黑" w:hAnsi="微软雅黑" w:eastAsia="微软雅黑" w:cs="微软雅黑"/>
           <w:sz w:val="52"/>
           <w:szCs w:val="52"/>
           <w:lang w:val="zh-CN" w:eastAsia="zh-CN" w:bidi="zh-CN"/>
         </w:rPr>
       </w:pPr>
-    </w:p>
-    <w:p>
-      <w:pPr>
-        <w:autoSpaceDE w:val="0"/>
-        <w:autoSpaceDN w:val="0"/>
-        <w:spacing w:after="160" w:line="300" w:lineRule="exact"/>
-        <w:jc w:val="center"/>
-        <w:rPr>
-          <w:rFonts w:ascii="微软雅黑" w:hAnsi="微软雅黑" w:eastAsia="微软雅黑" w:cs="微软雅黑"/>
-          <w:sz w:val="52"/>
-          <w:szCs w:val="52"/>
-          <w:lang w:val="zh-CN" w:eastAsia="zh-CN" w:bidi="zh-CN"/>
-        </w:rPr>
-      </w:pPr>
       <w:r>
         <w:rPr>
           <w:rFonts w:hint="eastAsia" w:ascii="微软雅黑" w:hAnsi="微软雅黑" w:eastAsia="微软雅黑" w:cs="微软雅黑"/>
-          <w:sz w:val="52"/>
-          <w:szCs w:val="52"/>
-          <w:lang w:val="zh-CN" w:eastAsia="zh-CN" w:bidi="zh-CN"/>
-        </w:rPr>
-        <w:drawing>
-          <wp:anchor distT="0" distB="0" distL="0" distR="0" simplePos="0" relativeHeight="251660288" behindDoc="0" locked="0" layoutInCell="1" allowOverlap="1">
-            <wp:simplePos x="0" y="0"/>
-            <wp:positionH relativeFrom="page">
-              <wp:align>center</wp:align>
-            </wp:positionH>
-            <wp:positionV relativeFrom="paragraph">
-              <wp:posOffset>-114935</wp:posOffset>
-            </wp:positionV>
-            <wp:extent cx="2667000" cy="257175"/>
-            <wp:effectExtent l="0" t="0" r="0" b="0"/>
-            <wp:wrapSquare wrapText="bothSides"/>
-            <wp:docPr id="1002" name="图片 2" descr="C:\Users\AKM\AppData\Local\Temp\WeChat Files\367694529308565703.png"/>
-            <wp:cNvGraphicFramePr>
-              <a:graphicFrameLocks xmlns:a="http://schemas.openxmlformats.org/drawingml/2006/main" noChangeAspect="1"/>
-            </wp:cNvGraphicFramePr>
-            <a:graphic xmlns:a="http://schemas.openxmlformats.org/drawingml/2006/main">
-              <a:graphicData uri="http://schemas.openxmlformats.org/drawingml/2006/picture">
-                <pic:pic xmlns:pic="http://schemas.openxmlformats.org/drawingml/2006/picture">
-                  <pic:nvPicPr>
-                    <pic:cNvPr id="1002" name="图片 2" descr="C:\Users\AKM\AppData\Local\Temp\WeChat Files\367694529308565703.png"/>
-                    <pic:cNvPicPr>
-                      <a:picLocks noChangeAspect="1" noChangeArrowheads="1"/>
-                    </pic:cNvPicPr>
-                  </pic:nvPicPr>
-                  <pic:blipFill>
-                    <a:blip r:embed="rId9"/>
-                    <a:stretch>
-                      <a:fillRect/>
-                    </a:stretch>
-                  </pic:blipFill>
-                  <pic:spPr>
-                    <a:xfrm>
-                      <a:off x="0" y="0"/>
-                      <a:ext cx="2667000" cy="257175"/>
-                    </a:xfrm>
-                    <a:prstGeom prst="rect">
-                      <a:avLst/>
-                    </a:prstGeom>
-                  </pic:spPr>
-                </pic:pic>
-              </a:graphicData>
-            </a:graphic>
-          </wp:anchor>
-        </w:drawing>
+          <w:b/>
+          <w:bCs/>
+          <w:color w:val="2AAFCB"/>
+          <w:sz w:val="44"/>
+          <w:szCs w:val="44"/>
+          <w:lang w:val="en-US" w:eastAsia="zh-CN" w:bidi="zh-CN"/>
+        </w:rPr>
+        <w:t>阿克曼病理</w:t>
       </w:r>
     </w:p>
     <w:p>
@@ -460,8 +424,6 @@
         <w:t>{{ reportdate2 }}</w:t>
       </w:r>
     </w:p>
-    <w:bookmarkEnd w:id="0"/>
-    <w:bookmarkEnd w:id="1"/>
     <w:p>
       <w:pPr>
         <w:tabs>
@@ -478,8 +440,16 @@
           <w:lang w:eastAsia="zh-CN"/>
         </w:rPr>
         <w:sectPr>
+          <w:headerReference r:id="rId3" w:type="default"/>
+          <w:footerReference r:id="rId4" w:type="default"/>
           <w:pgSz w:w="11911" w:h="16838"/>
           <w:pgMar w:top="1037" w:right="1020" w:bottom="981" w:left="1020" w:header="567" w:footer="567" w:gutter="0"/>
+          <w:pgBorders>
+            <w:top w:val="none" w:sz="0" w:space="0"/>
+            <w:left w:val="none" w:sz="0" w:space="0"/>
+            <w:bottom w:val="none" w:sz="0" w:space="0"/>
+            <w:right w:val="none" w:sz="0" w:space="0"/>
+          </w:pgBorders>
           <w:pgNumType w:start="1"/>
           <w:cols w:space="0" w:num="1"/>
           <w:rtlGutter w:val="0"/>
@@ -3718,8 +3688,8 @@
           <w:lang w:eastAsia="zh-CN"/>
         </w:rPr>
         <w:sectPr>
-          <w:headerReference r:id="rId3" w:type="default"/>
-          <w:footerReference r:id="rId4" w:type="default"/>
+          <w:headerReference r:id="rId5" w:type="default"/>
+          <w:footerReference r:id="rId6" w:type="default"/>
           <w:pgSz w:w="11905" w:h="16838"/>
           <w:pgMar w:top="1037" w:right="1020" w:bottom="981" w:left="1020" w:header="850" w:footer="992" w:gutter="0"/>
           <w:pgBorders>
@@ -3755,16 +3725,16 @@
           </w14:shadow>
         </w:rPr>
       </w:pPr>
-      <w:bookmarkStart w:id="2" w:name="_Toc24397"/>
-      <w:bookmarkStart w:id="3" w:name="_Toc27500"/>
-      <w:bookmarkStart w:id="4" w:name="_Toc106294392"/>
-      <w:bookmarkStart w:id="5" w:name="_Toc8154"/>
-      <w:bookmarkStart w:id="6" w:name="_Toc32054"/>
-      <w:bookmarkStart w:id="7" w:name="_Toc21669"/>
-      <w:bookmarkStart w:id="8" w:name="_Toc21009_WPSOffice_Level1"/>
-      <w:bookmarkStart w:id="9" w:name="_Toc30143_WPSOffice_Level1"/>
-      <w:bookmarkStart w:id="10" w:name="_Toc24178_WPSOffice_Level1"/>
-      <w:bookmarkStart w:id="11" w:name="_Toc13806"/>
+      <w:bookmarkStart w:id="2" w:name="_Toc21669"/>
+      <w:bookmarkStart w:id="3" w:name="_Toc13806"/>
+      <w:bookmarkStart w:id="4" w:name="_Toc32054"/>
+      <w:bookmarkStart w:id="5" w:name="_Toc106294392"/>
+      <w:bookmarkStart w:id="6" w:name="_Toc21009_WPSOffice_Level1"/>
+      <w:bookmarkStart w:id="7" w:name="_Toc30143_WPSOffice_Level1"/>
+      <w:bookmarkStart w:id="8" w:name="_Toc27500"/>
+      <w:bookmarkStart w:id="9" w:name="_Toc24178_WPSOffice_Level1"/>
+      <w:bookmarkStart w:id="10" w:name="_Toc8154"/>
+      <w:bookmarkStart w:id="11" w:name="_Toc24397"/>
       <w:r>
         <w:rPr>
           <w:rFonts w:ascii="Times New Roman" w:hAnsi="Times New Roman"/>
@@ -4628,13 +4598,13 @@
         </w:rPr>
       </w:pPr>
       <w:bookmarkStart w:id="12" w:name="_Toc11015_WPSOffice_Level1"/>
-      <w:bookmarkStart w:id="13" w:name="_Toc18062_WPSOffice_Level1"/>
-      <w:bookmarkStart w:id="14" w:name="_Toc11465"/>
-      <w:bookmarkStart w:id="15" w:name="_Toc17451"/>
-      <w:bookmarkStart w:id="16" w:name="_Toc9347"/>
-      <w:bookmarkStart w:id="17" w:name="_Toc7021_WPSOffice_Level1"/>
-      <w:bookmarkStart w:id="18" w:name="_Toc106294393"/>
-      <w:bookmarkStart w:id="19" w:name="_Toc10518"/>
+      <w:bookmarkStart w:id="13" w:name="_Toc9347"/>
+      <w:bookmarkStart w:id="14" w:name="_Toc7021_WPSOffice_Level1"/>
+      <w:bookmarkStart w:id="15" w:name="_Toc106294393"/>
+      <w:bookmarkStart w:id="16" w:name="_Toc10518"/>
+      <w:bookmarkStart w:id="17" w:name="_Toc11465"/>
+      <w:bookmarkStart w:id="18" w:name="_Toc18062_WPSOffice_Level1"/>
+      <w:bookmarkStart w:id="19" w:name="_Toc17451"/>
       <w:bookmarkStart w:id="20" w:name="_Toc19594"/>
       <w:bookmarkStart w:id="21" w:name="_Toc3823"/>
       <w:r>
@@ -4868,14 +4838,14 @@
           </w14:shadow>
         </w:rPr>
       </w:pPr>
-      <w:bookmarkStart w:id="23" w:name="_Toc106294395"/>
-      <w:bookmarkStart w:id="24" w:name="_Toc25920"/>
-      <w:bookmarkStart w:id="25" w:name="_Toc1410"/>
-      <w:bookmarkStart w:id="26" w:name="_Toc6221_WPSOffice_Level1"/>
-      <w:bookmarkStart w:id="27" w:name="_Toc23369_WPSOffice_Level1"/>
-      <w:bookmarkStart w:id="28" w:name="_Toc4088"/>
-      <w:bookmarkStart w:id="29" w:name="_Toc18058"/>
-      <w:bookmarkStart w:id="30" w:name="_Toc3871"/>
+      <w:bookmarkStart w:id="23" w:name="_Toc6221_WPSOffice_Level1"/>
+      <w:bookmarkStart w:id="24" w:name="_Toc23369_WPSOffice_Level1"/>
+      <w:bookmarkStart w:id="25" w:name="_Toc4088"/>
+      <w:bookmarkStart w:id="26" w:name="_Toc3871"/>
+      <w:bookmarkStart w:id="27" w:name="_Toc1410"/>
+      <w:bookmarkStart w:id="28" w:name="_Toc18058"/>
+      <w:bookmarkStart w:id="29" w:name="_Toc106294395"/>
+      <w:bookmarkStart w:id="30" w:name="_Toc25920"/>
       <w:bookmarkStart w:id="31" w:name="_Toc5802"/>
       <w:r>
         <w:rPr>
@@ -4946,11 +4916,11 @@
           <w:lang w:eastAsia="zh-CN"/>
         </w:rPr>
       </w:pPr>
-      <w:bookmarkStart w:id="32" w:name="_Toc26045"/>
-      <w:bookmarkStart w:id="33" w:name="_Toc15649"/>
-      <w:bookmarkStart w:id="34" w:name="_Toc13550"/>
+      <w:bookmarkStart w:id="32" w:name="_Toc149837254"/>
+      <w:bookmarkStart w:id="33" w:name="_Toc13550"/>
+      <w:bookmarkStart w:id="34" w:name="_Toc15649"/>
       <w:bookmarkStart w:id="35" w:name="_Toc25729"/>
-      <w:bookmarkStart w:id="36" w:name="_Toc149837254"/>
+      <w:bookmarkStart w:id="36" w:name="_Toc26045"/>
       <w:r>
         <w:rPr>
           <w:rFonts w:hint="eastAsia" w:ascii="Times New Roman" w:hAnsi="Times New Roman"/>
@@ -11301,7 +11271,7 @@
         <mc:AlternateContent>
           <mc:Choice Requires="wpg">
             <w:drawing>
-              <wp:anchor distT="0" distB="0" distL="114300" distR="114300" simplePos="0" relativeHeight="251662336" behindDoc="0" locked="0" layoutInCell="1" allowOverlap="1">
+              <wp:anchor distT="0" distB="0" distL="114300" distR="114300" simplePos="0" relativeHeight="251660288" behindDoc="0" locked="0" layoutInCell="1" allowOverlap="1">
                 <wp:simplePos x="0" y="0"/>
                 <wp:positionH relativeFrom="column">
                   <wp:posOffset>2782570</wp:posOffset>
@@ -11334,7 +11304,7 @@
                           </pic:cNvPicPr>
                         </pic:nvPicPr>
                         <pic:blipFill>
-                          <a:blip r:embed="rId10">
+                          <a:blip r:embed="rId11">
                             <a:clrChange>
                               <a:clrFrom>
                                 <a:srgbClr val="FFFFFF">
@@ -11372,7 +11342,7 @@
                           </pic:cNvPicPr>
                         </pic:nvPicPr>
                         <pic:blipFill>
-                          <a:blip r:embed="rId11">
+                          <a:blip r:embed="rId12">
                             <a:clrChange>
                               <a:clrFrom>
                                 <a:srgbClr val="FFFFFF">
@@ -11409,18 +11379,18 @@
           </mc:Choice>
           <mc:Fallback>
             <w:pict>
-              <v:group id="_x0000_s1026" o:spid="_x0000_s1026" o:spt="203" style="position:absolute;left:0pt;margin-left:219.1pt;margin-top:4.1pt;height:35.65pt;width:215.4pt;z-index:251662336;mso-width-relative:page;mso-height-relative:page;" coordorigin="19211,19395" coordsize="4308,713" o:gfxdata="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">
+              <v:group id="_x0000_s1026" o:spid="_x0000_s1026" o:spt="203" style="position:absolute;left:0pt;margin-left:219.1pt;margin-top:4.1pt;height:35.65pt;width:215.4pt;z-index:251660288;mso-width-relative:page;mso-height-relative:page;" coordorigin="19211,19395" coordsize="4308,713" o:gfxdata="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">
                 <o:lock v:ext="edit" aspectratio="f"/>
                 <v:shape id="图片 6" o:spid="_x0000_s1026" o:spt="75" alt="蔡冬雪" type="#_x0000_t75" style="position:absolute;left:19211;top:19491;height:566;width:1261;" filled="f" o:preferrelative="t" stroked="f" coordsize="21600,21600" o:gfxdata="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">
                   <v:fill on="f" focussize="0,0"/>
                   <v:stroke on="f"/>
-                  <v:imagedata r:id="rId10" cropleft="12226f" croptop="21838f" cropright="12384f" cropbottom="17497f" chromakey="#FFFFFF" o:title=""/>
+                  <v:imagedata r:id="rId11" cropleft="12226f" croptop="21838f" cropright="12384f" cropbottom="17497f" chromakey="#FFFFFF" o:title=""/>
                   <o:lock v:ext="edit" aspectratio="t"/>
                 </v:shape>
                 <v:shape id="图片 4" o:spid="_x0000_s1026" o:spt="75" alt="王建丽" type="#_x0000_t75" style="position:absolute;left:22261;top:19395;height:713;width:1258;" filled="f" o:preferrelative="t" stroked="f" coordsize="21600,21600" o:gfxdata="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">
                   <v:fill on="f" focussize="0,0"/>
                   <v:stroke on="f"/>
-                  <v:imagedata r:id="rId11" chromakey="#FFFFFF" o:title=""/>
+                  <v:imagedata r:id="rId12" chromakey="#FFFFFF" o:title=""/>
                   <o:lock v:ext="edit" aspectratio="t"/>
                 </v:shape>
               </v:group>
@@ -11806,8 +11776,6 @@
           <w:lang w:eastAsia="zh-CN"/>
         </w:rPr>
       </w:pPr>
-      <w:bookmarkStart w:id="153" w:name="_GoBack"/>
-      <w:bookmarkEnd w:id="153"/>
       <w:r>
         <w:rPr>
           <w:sz w:val="22"/>
@@ -11815,7 +11783,7 @@
         <mc:AlternateContent>
           <mc:Choice Requires="wpg">
             <w:drawing>
-              <wp:anchor distT="0" distB="0" distL="114300" distR="114300" simplePos="0" relativeHeight="251663360" behindDoc="0" locked="0" layoutInCell="1" allowOverlap="1">
+              <wp:anchor distT="0" distB="0" distL="114300" distR="114300" simplePos="0" relativeHeight="251661312" behindDoc="0" locked="0" layoutInCell="1" allowOverlap="1">
                 <wp:simplePos x="0" y="0"/>
                 <wp:positionH relativeFrom="column">
                   <wp:posOffset>2774950</wp:posOffset>
@@ -11848,7 +11816,7 @@
                           </pic:cNvPicPr>
                         </pic:nvPicPr>
                         <pic:blipFill>
-                          <a:blip r:embed="rId12">
+                          <a:blip r:embed="rId13">
                             <a:clrChange>
                               <a:clrFrom>
                                 <a:srgbClr val="FFFFFF">
@@ -11890,7 +11858,7 @@
                           </pic:cNvPicPr>
                         </pic:nvPicPr>
                         <pic:blipFill>
-                          <a:blip r:embed="rId11">
+                          <a:blip r:embed="rId12">
                             <a:clrChange>
                               <a:clrFrom>
                                 <a:srgbClr val="FFFFFF">
@@ -11927,18 +11895,18 @@
           </mc:Choice>
           <mc:Fallback>
             <w:pict>
-              <v:group id="_x0000_s1026" o:spid="_x0000_s1026" o:spt="203" style="position:absolute;left:0pt;margin-left:218.5pt;margin-top:6pt;height:45.05pt;width:230.5pt;z-index:251663360;mso-width-relative:page;mso-height-relative:page;" coordorigin="19199,21203" coordsize="4610,901" o:gfxdata="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">
+              <v:group id="_x0000_s1026" o:spid="_x0000_s1026" o:spt="203" style="position:absolute;left:0pt;margin-left:218.5pt;margin-top:6pt;height:45.05pt;width:230.5pt;z-index:251661312;mso-width-relative:page;mso-height-relative:page;" coordorigin="19199,21203" coordsize="4610,901" o:gfxdata="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">
                 <o:lock v:ext="edit" aspectratio="f"/>
                 <v:shape id="图片 1" o:spid="_x0000_s1026" o:spt="75" type="#_x0000_t75" style="position:absolute;left:19199;top:21203;height:901;width:1672;" filled="f" o:preferrelative="t" stroked="f" coordsize="21600,21600" o:gfxdata="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">
                   <v:fill on="f" focussize="0,0"/>
                   <v:stroke on="f"/>
-                  <v:imagedata r:id="rId12" cropleft="7158f" croptop="7646f" chromakey="#FFFFFF" o:title=""/>
+                  <v:imagedata r:id="rId13" cropleft="7158f" croptop="7646f" chromakey="#FFFFFF" o:title=""/>
                   <o:lock v:ext="edit" aspectratio="t"/>
                 </v:shape>
                 <v:shape id="图片 11" o:spid="_x0000_s1026" o:spt="75" alt="王建丽" type="#_x0000_t75" style="position:absolute;left:22321;top:21215;height:842;width:1488;" filled="f" o:preferrelative="t" stroked="f" coordsize="21600,21600" o:gfxdata="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">
                   <v:fill on="f" focussize="0,0"/>
                   <v:stroke on="f"/>
-                  <v:imagedata r:id="rId11" chromakey="#FFFFFF" o:title=""/>
+                  <v:imagedata r:id="rId12" chromakey="#FFFFFF" o:title=""/>
                   <o:lock v:ext="edit" aspectratio="t"/>
                 </v:shape>
               </v:group>
@@ -12361,8 +12329,8 @@
           <w:lang w:eastAsia="zh-CN"/>
         </w:rPr>
       </w:pPr>
-      <w:bookmarkStart w:id="39" w:name="_Toc2174"/>
-      <w:bookmarkStart w:id="40" w:name="_Toc106294397"/>
+      <w:bookmarkStart w:id="39" w:name="_Toc106294397"/>
+      <w:bookmarkStart w:id="40" w:name="_Toc2174"/>
       <w:r>
         <w:rPr>
           <w:rFonts w:hint="eastAsia" w:ascii="Times New Roman" w:hAnsi="Times New Roman"/>
@@ -12833,7 +12801,7 @@
                     </pic:cNvPicPr>
                   </pic:nvPicPr>
                   <pic:blipFill>
-                    <a:blip r:embed="rId13"/>
+                    <a:blip r:embed="rId14"/>
                     <a:stretch>
                       <a:fillRect/>
                     </a:stretch>
@@ -13557,23 +13525,23 @@
           <w:lang w:eastAsia="zh-CN"/>
         </w:rPr>
       </w:pPr>
-      <w:bookmarkStart w:id="44" w:name="_Toc13666"/>
-      <w:bookmarkStart w:id="45" w:name="_Toc9088"/>
-      <w:bookmarkStart w:id="46" w:name="_Toc18062_WPSOffice_Level2"/>
-      <w:bookmarkStart w:id="47" w:name="_Toc22976"/>
-      <w:bookmarkStart w:id="48" w:name="_Toc11015_WPSOffice_Level2"/>
-      <w:bookmarkStart w:id="49" w:name="_Toc24979"/>
-      <w:bookmarkStart w:id="50" w:name="_Toc106294399"/>
-      <w:bookmarkStart w:id="51" w:name="_Toc30265"/>
-      <w:bookmarkStart w:id="52" w:name="_Toc23375"/>
+      <w:bookmarkStart w:id="44" w:name="_Toc106294399"/>
+      <w:bookmarkStart w:id="45" w:name="_Toc13666"/>
+      <w:bookmarkStart w:id="46" w:name="_Toc11015_WPSOffice_Level2"/>
+      <w:bookmarkStart w:id="47" w:name="_Toc24979"/>
+      <w:bookmarkStart w:id="48" w:name="_Toc30265"/>
+      <w:bookmarkStart w:id="49" w:name="_Toc23375"/>
+      <w:bookmarkStart w:id="50" w:name="_Toc22976"/>
+      <w:bookmarkStart w:id="51" w:name="_Toc9088"/>
+      <w:bookmarkStart w:id="52" w:name="_Toc18062_WPSOffice_Level2"/>
       <w:bookmarkStart w:id="53" w:name="_Toc32443_WPSOffice_Level1"/>
       <w:bookmarkStart w:id="54" w:name="_Toc23903"/>
       <w:bookmarkStart w:id="55" w:name="_Toc23846_WPSOffice_Level1"/>
-      <w:bookmarkStart w:id="56" w:name="_Toc32661"/>
-      <w:bookmarkStart w:id="57" w:name="_Toc4331_WPSOffice_Level1"/>
-      <w:bookmarkStart w:id="58" w:name="_Toc5598"/>
-      <w:bookmarkStart w:id="59" w:name="_Toc28194"/>
-      <w:bookmarkStart w:id="60" w:name="_Toc25727"/>
+      <w:bookmarkStart w:id="56" w:name="_Toc4331_WPSOffice_Level1"/>
+      <w:bookmarkStart w:id="57" w:name="_Toc25727"/>
+      <w:bookmarkStart w:id="58" w:name="_Toc28194"/>
+      <w:bookmarkStart w:id="59" w:name="_Toc5598"/>
+      <w:bookmarkStart w:id="60" w:name="_Toc32661"/>
       <w:r>
         <w:rPr>
           <w:rFonts w:hint="eastAsia" w:ascii="Times New Roman" w:hAnsi="Times New Roman" w:eastAsia="微软雅黑" w:cs="Times New Roman"/>
@@ -18331,20 +18299,20 @@
         </w:rPr>
       </w:pPr>
       <w:bookmarkStart w:id="62" w:name="_Toc149837259"/>
-      <w:bookmarkStart w:id="63" w:name="_Toc30032"/>
-      <w:bookmarkStart w:id="64" w:name="_Toc24086"/>
+      <w:bookmarkStart w:id="63" w:name="_Toc24086"/>
+      <w:bookmarkStart w:id="64" w:name="_Toc30032"/>
       <w:bookmarkStart w:id="65" w:name="_Toc122"/>
       <w:bookmarkStart w:id="66" w:name="_Toc13489_WPSOffice_Level2"/>
-      <w:bookmarkStart w:id="67" w:name="_Toc106294400"/>
-      <w:bookmarkStart w:id="68" w:name="_Toc19898_WPSOffice_Level2"/>
-      <w:bookmarkStart w:id="69" w:name="_Toc27804"/>
-      <w:bookmarkStart w:id="70" w:name="_Toc29093"/>
-      <w:bookmarkStart w:id="71" w:name="_Toc10743"/>
-      <w:bookmarkStart w:id="72" w:name="_Hlk516758315"/>
-      <w:bookmarkStart w:id="73" w:name="_Toc13107"/>
-      <w:bookmarkStart w:id="74" w:name="_Toc30343"/>
-      <w:bookmarkStart w:id="75" w:name="_Toc24038"/>
-      <w:bookmarkStart w:id="76" w:name="_Toc27731"/>
+      <w:bookmarkStart w:id="67" w:name="_Toc10743"/>
+      <w:bookmarkStart w:id="68" w:name="_Toc13107"/>
+      <w:bookmarkStart w:id="69" w:name="_Toc19898_WPSOffice_Level2"/>
+      <w:bookmarkStart w:id="70" w:name="_Hlk516758315"/>
+      <w:bookmarkStart w:id="71" w:name="_Toc29093"/>
+      <w:bookmarkStart w:id="72" w:name="_Toc30343"/>
+      <w:bookmarkStart w:id="73" w:name="_Toc24038"/>
+      <w:bookmarkStart w:id="74" w:name="_Toc27731"/>
+      <w:bookmarkStart w:id="75" w:name="_Toc27804"/>
+      <w:bookmarkStart w:id="76" w:name="_Toc106294400"/>
       <w:r>
         <w:rPr>
           <w:rFonts w:hint="eastAsia" w:ascii="Times New Roman" w:hAnsi="Times New Roman"/>
@@ -21719,13 +21687,13 @@
           <w:lang w:eastAsia="zh-CN"/>
         </w:rPr>
       </w:pPr>
-      <w:bookmarkStart w:id="77" w:name="_Toc17526"/>
-      <w:bookmarkStart w:id="78" w:name="_Toc25737"/>
-      <w:bookmarkStart w:id="79" w:name="_Toc31872"/>
-      <w:bookmarkStart w:id="80" w:name="_Toc7551_WPSOffice_Level2"/>
+      <w:bookmarkStart w:id="77" w:name="_Toc7551_WPSOffice_Level2"/>
+      <w:bookmarkStart w:id="78" w:name="_Toc4339"/>
+      <w:bookmarkStart w:id="79" w:name="_Toc25737"/>
+      <w:bookmarkStart w:id="80" w:name="_Toc14671"/>
       <w:bookmarkStart w:id="81" w:name="_Toc6221_WPSOffice_Level2"/>
-      <w:bookmarkStart w:id="82" w:name="_Toc14671"/>
-      <w:bookmarkStart w:id="83" w:name="_Toc4339"/>
+      <w:bookmarkStart w:id="82" w:name="_Toc31872"/>
+      <w:bookmarkStart w:id="83" w:name="_Toc17526"/>
       <w:r>
         <w:rPr>
           <w:rFonts w:ascii="Times New Roman" w:hAnsi="Times New Roman" w:eastAsia="微软雅黑" w:cs="Times New Roman"/>
@@ -22088,10 +22056,10 @@
           <w:lang w:eastAsia="zh-CN"/>
         </w:rPr>
       </w:pPr>
-      <w:bookmarkStart w:id="84" w:name="_Toc16838"/>
-      <w:bookmarkStart w:id="85" w:name="_Toc149837260"/>
+      <w:bookmarkStart w:id="84" w:name="_Toc29868"/>
+      <w:bookmarkStart w:id="85" w:name="_Toc16838"/>
       <w:bookmarkStart w:id="86" w:name="_Toc10945"/>
-      <w:bookmarkStart w:id="87" w:name="_Toc29868"/>
+      <w:bookmarkStart w:id="87" w:name="_Toc149837260"/>
       <w:r>
         <w:rPr>
           <w:rFonts w:hint="eastAsia" w:ascii="Times New Roman" w:hAnsi="Times New Roman"/>
@@ -22627,17 +22595,17 @@
           </w14:shadow>
         </w:rPr>
       </w:pPr>
-      <w:bookmarkStart w:id="88" w:name="_Toc31219"/>
-      <w:bookmarkStart w:id="89" w:name="_Toc106294401"/>
+      <w:bookmarkStart w:id="88" w:name="_Toc106294401"/>
+      <w:bookmarkStart w:id="89" w:name="_Toc31219"/>
       <w:bookmarkStart w:id="90" w:name="_Toc26583"/>
-      <w:bookmarkStart w:id="91" w:name="_Toc28240"/>
-      <w:bookmarkStart w:id="92" w:name="_Toc16594"/>
+      <w:bookmarkStart w:id="91" w:name="_Toc27302"/>
+      <w:bookmarkStart w:id="92" w:name="_Toc13196_WPSOffice_Level1"/>
       <w:bookmarkStart w:id="93" w:name="_Toc21764_WPSOffice_Level1"/>
-      <w:bookmarkStart w:id="94" w:name="_Toc27302"/>
-      <w:bookmarkStart w:id="95" w:name="_Toc1707_WPSOffice_Level1"/>
-      <w:bookmarkStart w:id="96" w:name="_Toc2409"/>
-      <w:bookmarkStart w:id="97" w:name="_Toc12505"/>
-      <w:bookmarkStart w:id="98" w:name="_Toc13196_WPSOffice_Level1"/>
+      <w:bookmarkStart w:id="94" w:name="_Toc1707_WPSOffice_Level1"/>
+      <w:bookmarkStart w:id="95" w:name="_Toc2409"/>
+      <w:bookmarkStart w:id="96" w:name="_Toc12505"/>
+      <w:bookmarkStart w:id="97" w:name="_Toc28240"/>
+      <w:bookmarkStart w:id="98" w:name="_Toc16594"/>
       <w:r>
         <w:rPr>
           <w:rFonts w:hint="default" w:ascii="Times New Roman" w:hAnsi="Times New Roman"/>
@@ -22689,12 +22657,12 @@
           <w:lang w:eastAsia="zh-CN"/>
         </w:rPr>
       </w:pPr>
-      <w:bookmarkStart w:id="100" w:name="_Toc16200"/>
+      <w:bookmarkStart w:id="100" w:name="_Toc8170"/>
       <w:bookmarkStart w:id="101" w:name="_Toc29106"/>
-      <w:bookmarkStart w:id="102" w:name="_Toc21309"/>
-      <w:bookmarkStart w:id="103" w:name="_Toc8170"/>
-      <w:bookmarkStart w:id="104" w:name="_Toc106294402"/>
-      <w:bookmarkStart w:id="105" w:name="_Toc726"/>
+      <w:bookmarkStart w:id="102" w:name="_Toc726"/>
+      <w:bookmarkStart w:id="103" w:name="_Toc106294402"/>
+      <w:bookmarkStart w:id="104" w:name="_Toc21309"/>
+      <w:bookmarkStart w:id="105" w:name="_Toc16200"/>
       <w:r>
         <w:rPr>
           <w:rFonts w:hint="eastAsia" w:ascii="Times New Roman" w:hAnsi="Times New Roman"/>
@@ -23921,12 +23889,12 @@
           <w:lang w:eastAsia="zh-CN"/>
         </w:rPr>
       </w:pPr>
-      <w:bookmarkStart w:id="106" w:name="_Toc4331_WPSOffice_Level2"/>
-      <w:bookmarkStart w:id="107" w:name="_Toc32443_WPSOffice_Level2"/>
-      <w:bookmarkStart w:id="108" w:name="_Toc23606"/>
+      <w:bookmarkStart w:id="106" w:name="_Toc30847"/>
+      <w:bookmarkStart w:id="107" w:name="_Toc32302"/>
+      <w:bookmarkStart w:id="108" w:name="_Toc32443_WPSOffice_Level2"/>
       <w:bookmarkStart w:id="109" w:name="_Toc14973"/>
-      <w:bookmarkStart w:id="110" w:name="_Toc32302"/>
-      <w:bookmarkStart w:id="111" w:name="_Toc30847"/>
+      <w:bookmarkStart w:id="110" w:name="_Toc4331_WPSOffice_Level2"/>
+      <w:bookmarkStart w:id="111" w:name="_Toc23606"/>
       <w:r>
         <w:rPr>
           <w:rFonts w:hint="eastAsia" w:ascii="Times New Roman" w:hAnsi="Times New Roman"/>
@@ -28121,6 +28089,12 @@
             <w:insideH w:val="single" w:color="BEBEBE" w:sz="4" w:space="0"/>
             <w:insideV w:val="single" w:color="BEBEBE" w:sz="4" w:space="0"/>
           </w:tblBorders>
+          <w:tblCellMar>
+            <w:top w:w="0" w:type="dxa"/>
+            <w:left w:w="108" w:type="dxa"/>
+            <w:bottom w:w="0" w:type="dxa"/>
+            <w:right w:w="108" w:type="dxa"/>
+          </w:tblCellMar>
         </w:tblPrEx>
         <w:trPr>
           <w:trHeight w:val="329" w:hRule="atLeast"/>
@@ -32353,9 +32327,9 @@
           <w:lang w:eastAsia="zh-CN"/>
         </w:rPr>
       </w:pPr>
-      <w:bookmarkStart w:id="115" w:name="_Toc27047"/>
-      <w:bookmarkStart w:id="116" w:name="_Toc21530"/>
-      <w:bookmarkStart w:id="117" w:name="_Toc7565"/>
+      <w:bookmarkStart w:id="115" w:name="_Toc21530"/>
+      <w:bookmarkStart w:id="116" w:name="_Toc7565"/>
+      <w:bookmarkStart w:id="117" w:name="_Toc27047"/>
       <w:bookmarkStart w:id="118" w:name="_Toc149837265"/>
       <w:r>
         <w:rPr>
@@ -35658,12 +35632,6 @@
             <w:insideH w:val="single" w:color="BEBEBE" w:sz="4" w:space="0"/>
             <w:insideV w:val="single" w:color="BEBEBE" w:sz="4" w:space="0"/>
           </w:tblBorders>
-          <w:tblCellMar>
-            <w:top w:w="0" w:type="dxa"/>
-            <w:left w:w="108" w:type="dxa"/>
-            <w:bottom w:w="0" w:type="dxa"/>
-            <w:right w:w="108" w:type="dxa"/>
-          </w:tblCellMar>
         </w:tblPrEx>
         <w:trPr>
           <w:trHeight w:val="420" w:hRule="atLeast"/>
@@ -38745,23 +38713,23 @@
           <w:lang w:eastAsia="zh-CN"/>
         </w:rPr>
       </w:pPr>
-      <w:bookmarkStart w:id="129" w:name="_Toc11446"/>
-      <w:bookmarkStart w:id="130" w:name="_Toc17216"/>
-      <w:bookmarkStart w:id="131" w:name="_Toc106294408"/>
-      <w:bookmarkStart w:id="132" w:name="_Toc3454"/>
+      <w:bookmarkStart w:id="129" w:name="_Toc149837270"/>
+      <w:bookmarkStart w:id="130" w:name="_Toc106294408"/>
+      <w:bookmarkStart w:id="131" w:name="_Toc17216"/>
+      <w:bookmarkStart w:id="132" w:name="_Toc11446"/>
       <w:bookmarkStart w:id="133" w:name="_Toc30950"/>
       <w:bookmarkStart w:id="134" w:name="_Toc7179"/>
-      <w:bookmarkStart w:id="135" w:name="_Toc7597"/>
-      <w:bookmarkStart w:id="136" w:name="_Toc149837270"/>
-      <w:bookmarkStart w:id="137" w:name="_Toc106294410"/>
-      <w:bookmarkStart w:id="138" w:name="_Toc11901"/>
-      <w:bookmarkStart w:id="139" w:name="_Toc4503"/>
-      <w:bookmarkStart w:id="140" w:name="_Toc27809"/>
-      <w:bookmarkStart w:id="141" w:name="_Toc22623"/>
-      <w:bookmarkStart w:id="142" w:name="_Toc14611_WPSOffice_Level1"/>
+      <w:bookmarkStart w:id="135" w:name="_Toc3454"/>
+      <w:bookmarkStart w:id="136" w:name="_Toc7597"/>
+      <w:bookmarkStart w:id="137" w:name="_Toc27809"/>
+      <w:bookmarkStart w:id="138" w:name="_Toc106294410"/>
+      <w:bookmarkStart w:id="139" w:name="_Toc11901"/>
+      <w:bookmarkStart w:id="140" w:name="_Toc4503"/>
+      <w:bookmarkStart w:id="141" w:name="_Toc14611_WPSOffice_Level1"/>
+      <w:bookmarkStart w:id="142" w:name="_Toc22162_WPSOffice_Level1"/>
       <w:bookmarkStart w:id="143" w:name="_Toc17792_WPSOffice_Level2"/>
-      <w:bookmarkStart w:id="144" w:name="_Toc13275"/>
-      <w:bookmarkStart w:id="145" w:name="_Toc22162_WPSOffice_Level1"/>
+      <w:bookmarkStart w:id="144" w:name="_Toc22623"/>
+      <w:bookmarkStart w:id="145" w:name="_Toc13275"/>
       <w:bookmarkStart w:id="146" w:name="_Toc19584_WPSOffice_Level1"/>
       <w:r>
         <w:rPr>
@@ -42169,8 +42137,8 @@
           <w:lang w:eastAsia="zh-CN"/>
         </w:rPr>
       </w:pPr>
-      <w:bookmarkStart w:id="147" w:name="_Toc16363"/>
-      <w:bookmarkStart w:id="148" w:name="_Toc4976"/>
+      <w:bookmarkStart w:id="147" w:name="_Toc4976"/>
+      <w:bookmarkStart w:id="148" w:name="_Toc16363"/>
       <w:bookmarkStart w:id="149" w:name="_Toc15114"/>
       <w:bookmarkStart w:id="150" w:name="_Toc3409"/>
       <w:r>
@@ -43241,33 +43209,44 @@
           <w:sz w:val="22"/>
         </w:rPr>
       </w:pPr>
-      <w:r>
-        <w:rPr>
-          <w:rFonts w:hint="eastAsia"/>
+      <w:bookmarkStart w:id="153" w:name="_GoBack"/>
+      <w:r>
+        <w:rPr>
+          <w:rFonts w:hint="eastAsia" w:ascii="Noto Sans S Chinese Regular" w:hAnsi="Noto Sans S Chinese Regular" w:eastAsia="Noto Sans S Chinese Regular" w:cs="Noto Sans S Chinese Regular"/>
+          <w:b/>
+          <w:bCs/>
+          <w:color w:val="AE607A"/>
+          <w:sz w:val="32"/>
+          <w:szCs w:val="32"/>
+          <w:lang w:val="en-US" w:eastAsia="zh-CN" w:bidi="zh-CN"/>
         </w:rPr>
         <w:drawing>
-          <wp:anchor distT="0" distB="0" distL="114300" distR="114300" simplePos="0" relativeHeight="251661312" behindDoc="0" locked="0" layoutInCell="1" allowOverlap="1">
+          <wp:anchor distT="0" distB="0" distL="114300" distR="114300" simplePos="0" relativeHeight="251662336" behindDoc="0" locked="0" layoutInCell="1" allowOverlap="1">
             <wp:simplePos x="0" y="0"/>
             <wp:positionH relativeFrom="column">
-              <wp:posOffset>-639445</wp:posOffset>
+              <wp:posOffset>-661035</wp:posOffset>
             </wp:positionH>
             <wp:positionV relativeFrom="paragraph">
-              <wp:posOffset>-713105</wp:posOffset>
+              <wp:posOffset>-708660</wp:posOffset>
             </wp:positionV>
-            <wp:extent cx="7597140" cy="10685780"/>
-            <wp:effectExtent l="0" t="0" r="3810" b="1270"/>
+            <wp:extent cx="7587615" cy="10727690"/>
+            <wp:effectExtent l="0" t="0" r="1905" b="1270"/>
             <wp:wrapNone/>
-            <wp:docPr id="18" name="图片 18" descr="lQLPDhsBUmJH1qPNBpTNBNqwkmtTe5WWYooB0ta-lgCnAA_1242_1684"/>
-            <wp:cNvGraphicFramePr/>
+            <wp:docPr id="2" name="图片 2" descr="333"/>
+            <wp:cNvGraphicFramePr>
+              <a:graphicFrameLocks xmlns:a="http://schemas.openxmlformats.org/drawingml/2006/main" noChangeAspect="1"/>
+            </wp:cNvGraphicFramePr>
             <a:graphic xmlns:a="http://schemas.openxmlformats.org/drawingml/2006/main">
               <a:graphicData uri="http://schemas.openxmlformats.org/drawingml/2006/picture">
                 <pic:pic xmlns:pic="http://schemas.openxmlformats.org/drawingml/2006/picture">
                   <pic:nvPicPr>
-                    <pic:cNvPr id="18" name="图片 18" descr="lQLPDhsBUmJH1qPNBpTNBNqwkmtTe5WWYooB0ta-lgCnAA_1242_1684"/>
-                    <pic:cNvPicPr/>
+                    <pic:cNvPr id="2" name="图片 2" descr="333"/>
+                    <pic:cNvPicPr>
+                      <a:picLocks noChangeAspect="1"/>
+                    </pic:cNvPicPr>
                   </pic:nvPicPr>
                   <pic:blipFill>
-                    <a:blip r:embed="rId14"/>
+                    <a:blip r:embed="rId15"/>
                     <a:stretch>
                       <a:fillRect/>
                     </a:stretch>
@@ -43275,7 +43254,7 @@
                   <pic:spPr>
                     <a:xfrm>
                       <a:off x="0" y="0"/>
-                      <a:ext cx="7597140" cy="10685780"/>
+                      <a:ext cx="7587615" cy="10727690"/>
                     </a:xfrm>
                     <a:prstGeom prst="rect">
                       <a:avLst/>
@@ -43287,10 +43266,11 @@
           </wp:anchor>
         </w:drawing>
       </w:r>
+      <w:bookmarkEnd w:id="153"/>
     </w:p>
     <w:sectPr>
-      <w:headerReference r:id="rId5" w:type="default"/>
-      <w:footerReference r:id="rId6" w:type="default"/>
+      <w:headerReference r:id="rId7" w:type="default"/>
+      <w:footerReference r:id="rId8" w:type="default"/>
       <w:pgSz w:w="11905" w:h="16838"/>
       <w:pgMar w:top="1037" w:right="1020" w:bottom="981" w:left="1020" w:header="850" w:footer="992" w:gutter="0"/>
       <w:pgBorders>
@@ -43319,6 +43299,16 @@
 </file>
 
 <file path=word/footer2.xml><?xml version="1.0" encoding="utf-8"?>
+<w:ftr xmlns:wpc="http://schemas.microsoft.com/office/word/2010/wordprocessingCanvas" xmlns:mc="http://schemas.openxmlformats.org/markup-compatibility/2006" xmlns:o="urn:schemas-microsoft-com:office:office" xmlns:r="http://schemas.openxmlformats.org/officeDocument/2006/relationships" xmlns:m="http://schemas.openxmlformats.org/officeDocument/2006/math" xmlns:v="urn:schemas-microsoft-com:vml" xmlns:wp14="http://schemas.microsoft.com/office/word/2010/wordprocessingDrawing" xmlns:wp="http://schemas.openxmlformats.org/drawingml/2006/wordprocessingDrawing" xmlns:w10="urn:schemas-microsoft-com:office:word" xmlns:w="http://schemas.openxmlformats.org/wordprocessingml/2006/main" xmlns:w14="http://schemas.microsoft.com/office/word/2010/wordml" xmlns:w15="http://schemas.microsoft.com/office/word/2012/wordml" xmlns:wpg="http://schemas.microsoft.com/office/word/2010/wordprocessingGroup" xmlns:wpi="http://schemas.microsoft.com/office/word/2010/wordprocessingInk" xmlns:wne="http://schemas.microsoft.com/office/word/2006/wordml" xmlns:wps="http://schemas.microsoft.com/office/word/2010/wordprocessingShape" xmlns:wpsCustomData="http://www.wps.cn/officeDocument/2013/wpsCustomData" mc:Ignorable="w14 w15 wp14">
+  <w:p>
+    <w:pPr>
+      <w:pStyle w:val="11"/>
+    </w:pPr>
+  </w:p>
+</w:ftr>
+</file>
+
+<file path=word/footer3.xml><?xml version="1.0" encoding="utf-8"?>
 <w:ftr xmlns:wpc="http://schemas.microsoft.com/office/word/2010/wordprocessingCanvas" xmlns:mc="http://schemas.openxmlformats.org/markup-compatibility/2006" xmlns:o="urn:schemas-microsoft-com:office:office" xmlns:r="http://schemas.openxmlformats.org/officeDocument/2006/relationships" xmlns:m="http://schemas.openxmlformats.org/officeDocument/2006/math" xmlns:v="urn:schemas-microsoft-com:vml" xmlns:wp14="http://schemas.microsoft.com/office/word/2010/wordprocessingDrawing" xmlns:wp="http://schemas.openxmlformats.org/drawingml/2006/wordprocessingDrawing" xmlns:w10="urn:schemas-microsoft-com:office:word" xmlns:w="http://schemas.openxmlformats.org/wordprocessingml/2006/main" xmlns:w14="http://schemas.microsoft.com/office/word/2010/wordml" xmlns:w15="http://schemas.microsoft.com/office/word/2012/wordml" xmlns:wpg="http://schemas.microsoft.com/office/word/2010/wordprocessingGroup" xmlns:wpi="http://schemas.microsoft.com/office/word/2010/wordprocessingInk" xmlns:wne="http://schemas.microsoft.com/office/word/2006/wordml" xmlns:wps="http://schemas.microsoft.com/office/word/2010/wordprocessingShape" xmlns:wpsCustomData="http://www.wps.cn/officeDocument/2013/wpsCustomData" mc:Ignorable="w14 w15 wp14">
   <w:tbl>
     <w:tblPr>
@@ -43680,6 +43670,16 @@
   <w:p>
     <w:pPr>
       <w:pStyle w:val="12"/>
+    </w:pPr>
+  </w:p>
+</w:hdr>
+</file>
+
+<file path=word/header2.xml><?xml version="1.0" encoding="utf-8"?>
+<w:hdr xmlns:wpc="http://schemas.microsoft.com/office/word/2010/wordprocessingCanvas" xmlns:mc="http://schemas.openxmlformats.org/markup-compatibility/2006" xmlns:o="urn:schemas-microsoft-com:office:office" xmlns:r="http://schemas.openxmlformats.org/officeDocument/2006/relationships" xmlns:m="http://schemas.openxmlformats.org/officeDocument/2006/math" xmlns:v="urn:schemas-microsoft-com:vml" xmlns:wp14="http://schemas.microsoft.com/office/word/2010/wordprocessingDrawing" xmlns:wp="http://schemas.openxmlformats.org/drawingml/2006/wordprocessingDrawing" xmlns:w10="urn:schemas-microsoft-com:office:word" xmlns:w="http://schemas.openxmlformats.org/wordprocessingml/2006/main" xmlns:w14="http://schemas.microsoft.com/office/word/2010/wordml" xmlns:w15="http://schemas.microsoft.com/office/word/2012/wordml" xmlns:wpg="http://schemas.microsoft.com/office/word/2010/wordprocessingGroup" xmlns:wpi="http://schemas.microsoft.com/office/word/2010/wordprocessingInk" xmlns:wne="http://schemas.microsoft.com/office/word/2006/wordml" xmlns:wps="http://schemas.microsoft.com/office/word/2010/wordprocessingShape" xmlns:wpsCustomData="http://www.wps.cn/officeDocument/2013/wpsCustomData" mc:Ignorable="w14 w15 wp14">
+  <w:p>
+    <w:pPr>
+      <w:pStyle w:val="12"/>
       <w:jc w:val="right"/>
       <w:rPr>
         <w:lang w:eastAsia="zh-CN"/>
@@ -43689,7 +43689,7 @@
 </w:hdr>
 </file>
 
-<file path=word/header2.xml><?xml version="1.0" encoding="utf-8"?>
+<file path=word/header3.xml><?xml version="1.0" encoding="utf-8"?>
 <w:hdr xmlns:wpc="http://schemas.microsoft.com/office/word/2010/wordprocessingCanvas" xmlns:mc="http://schemas.openxmlformats.org/markup-compatibility/2006" xmlns:o="urn:schemas-microsoft-com:office:office" xmlns:r="http://schemas.openxmlformats.org/officeDocument/2006/relationships" xmlns:m="http://schemas.openxmlformats.org/officeDocument/2006/math" xmlns:v="urn:schemas-microsoft-com:vml" xmlns:wp14="http://schemas.microsoft.com/office/word/2010/wordprocessingDrawing" xmlns:wp="http://schemas.openxmlformats.org/drawingml/2006/wordprocessingDrawing" xmlns:w10="urn:schemas-microsoft-com:office:word" xmlns:w="http://schemas.openxmlformats.org/wordprocessingml/2006/main" xmlns:w14="http://schemas.microsoft.com/office/word/2010/wordml" xmlns:w15="http://schemas.microsoft.com/office/word/2012/wordml" xmlns:wpg="http://schemas.microsoft.com/office/word/2010/wordprocessingGroup" xmlns:wpi="http://schemas.microsoft.com/office/word/2010/wordprocessingInk" xmlns:wne="http://schemas.microsoft.com/office/word/2006/wordml" xmlns:wps="http://schemas.microsoft.com/office/word/2010/wordprocessingShape" xmlns:wpsCustomData="http://www.wps.cn/officeDocument/2013/wpsCustomData" mc:Ignorable="w14 w15 wp14">
   <w:p>
     <w:pPr>
